--- a/input/srs_report/BC1_PDTD_DTM_SRS_v1.0.docx
+++ b/input/srs_report/BC1_PDTD_DTM_SRS_v1.0.docx
@@ -1,6 +1,6 @@
 
 <file path=word/document.xml><?xml version="1.0" encoding="utf-8"?>
-<w:document xmlns:wpc="http://schemas.microsoft.com/office/word/2010/wordprocessingCanvas" xmlns:cx="http://schemas.microsoft.com/office/drawing/2014/chartex" xmlns:cx1="http://schemas.microsoft.com/office/drawing/2015/9/8/chartex" xmlns:cx2="http://schemas.microsoft.com/office/drawing/2015/10/21/chartex" xmlns:cx3="http://schemas.microsoft.com/office/drawing/2016/5/9/chartex" xmlns:cx4="http://schemas.microsoft.com/office/drawing/2016/5/10/chartex" xmlns:cx5="http://schemas.microsoft.com/office/drawing/2016/5/11/chartex" xmlns:cx6="http://schemas.microsoft.com/office/drawing/2016/5/12/chartex" xmlns:cx7="http://schemas.microsoft.com/office/drawing/2016/5/13/chartex" xmlns:cx8="http://schemas.microsoft.com/office/drawing/2016/5/14/chartex" xmlns:mc="http://schemas.openxmlformats.org/markup-compatibility/2006" xmlns:aink="http://schemas.microsoft.com/office/drawing/2016/ink" xmlns:am3d="http://schemas.microsoft.com/office/drawing/2017/model3d" xmlns:o="urn:schemas-microsoft-com:office:office" xmlns:oel="http://schemas.microsoft.com/office/2019/extlst" xmlns:r="http://schemas.openxmlformats.org/officeDocument/2006/relationships" xmlns:m="http://schemas.openxmlformats.org/officeDocument/2006/math" xmlns:v="urn:schemas-microsoft-com:vml" xmlns:wp14="http://schemas.microsoft.com/office/word/2010/wordprocessingDrawing" xmlns:wp="http://schemas.openxmlformats.org/drawingml/2006/wordprocessingDrawing" xmlns:w10="urn:schemas-microsoft-com:office:word" xmlns:w="http://schemas.openxmlformats.org/wordprocessingml/2006/main" xmlns:w14="http://schemas.microsoft.com/office/word/2010/wordml" xmlns:w15="http://schemas.microsoft.com/office/word/2012/wordml" xmlns:w16cei="http://schemas.microsoft.com/office/word/2026/wordml/cei" xmlns:w16cex="http://schemas.microsoft.com/office/word/2018/wordml/cex" xmlns:w16cid="http://schemas.microsoft.com/office/word/2016/wordml/cid" xmlns:w16="http://schemas.microsoft.com/office/word/2018/wordml" xmlns:w16du="http://schemas.microsoft.com/office/word/2023/wordml/word16du" xmlns:w16sdtdh="http://schemas.microsoft.com/office/word/2020/wordml/sdtdatahash" xmlns:w16sdtfl="http://schemas.microsoft.com/office/word/2024/wordml/sdtformatlock" xmlns:w16se="http://schemas.microsoft.com/office/word/2015/wordml/symex" xmlns:wpg="http://schemas.microsoft.com/office/word/2010/wordprocessingGroup" xmlns:wpi="http://schemas.microsoft.com/office/word/2010/wordprocessingInk" xmlns:wne="http://schemas.microsoft.com/office/word/2006/wordml" xmlns:wps="http://schemas.microsoft.com/office/word/2010/wordprocessingShape" mc:Ignorable="w14 w15 w16se w16cid w16 w16cex w16sdtdh w16sdtfl w16du wp14">
+<w:document xmlns:wpc="http://schemas.microsoft.com/office/word/2010/wordprocessingCanvas" xmlns:cx="http://schemas.microsoft.com/office/drawing/2014/chartex" xmlns:cx1="http://schemas.microsoft.com/office/drawing/2015/9/8/chartex" xmlns:cx2="http://schemas.microsoft.com/office/drawing/2015/10/21/chartex" xmlns:cx3="http://schemas.microsoft.com/office/drawing/2016/5/9/chartex" xmlns:cx4="http://schemas.microsoft.com/office/drawing/2016/5/10/chartex" xmlns:cx5="http://schemas.microsoft.com/office/drawing/2016/5/11/chartex" xmlns:cx6="http://schemas.microsoft.com/office/drawing/2016/5/12/chartex" xmlns:cx7="http://schemas.microsoft.com/office/drawing/2016/5/13/chartex" xmlns:cx8="http://schemas.microsoft.com/office/drawing/2016/5/14/chartex" xmlns:mc="http://schemas.openxmlformats.org/markup-compatibility/2006" xmlns:aink="http://schemas.microsoft.com/office/drawing/2016/ink" xmlns:am3d="http://schemas.microsoft.com/office/drawing/2017/model3d" xmlns:o="urn:schemas-microsoft-com:office:office" xmlns:oel="http://schemas.microsoft.com/office/2019/extlst" xmlns:r="http://schemas.openxmlformats.org/officeDocument/2006/relationships" xmlns:m="http://schemas.openxmlformats.org/officeDocument/2006/math" xmlns:v="urn:schemas-microsoft-com:vml" xmlns:wp14="http://schemas.microsoft.com/office/word/2010/wordprocessingDrawing" xmlns:wp="http://schemas.openxmlformats.org/drawingml/2006/wordprocessingDrawing" xmlns:w10="urn:schemas-microsoft-com:office:word" xmlns:w="http://schemas.openxmlformats.org/wordprocessingml/2006/main" xmlns:w14="http://schemas.microsoft.com/office/word/2010/wordml" xmlns:w15="http://schemas.microsoft.com/office/word/2012/wordml" xmlns:w16cex="http://schemas.microsoft.com/office/word/2018/wordml/cex" xmlns:w16cid="http://schemas.microsoft.com/office/word/2016/wordml/cid" xmlns:w16="http://schemas.microsoft.com/office/word/2018/wordml" xmlns:w16du="http://schemas.microsoft.com/office/word/2023/wordml/word16du" xmlns:w16sdtdh="http://schemas.microsoft.com/office/word/2020/wordml/sdtdatahash" xmlns:w16sdtfl="http://schemas.microsoft.com/office/word/2024/wordml/sdtformatlock" xmlns:w16se="http://schemas.microsoft.com/office/word/2015/wordml/symex" xmlns:wpg="http://schemas.microsoft.com/office/word/2010/wordprocessingGroup" xmlns:wpi="http://schemas.microsoft.com/office/word/2010/wordprocessingInk" xmlns:wne="http://schemas.microsoft.com/office/word/2006/wordml" xmlns:wps="http://schemas.microsoft.com/office/word/2010/wordprocessingShape" xmlns:a="http://schemas.openxmlformats.org/drawingml/2006/main" xmlns:pic="http://schemas.openxmlformats.org/drawingml/2006/picture" xmlns:a14="http://schemas.microsoft.com/office/drawing/2010/main" mc:Ignorable="w14 w15 w16se w16cid w16 w16cex w16sdtdh w16sdtfl w16du wp14">
   <w:body>
     <w:tbl>
       <w:tblPr>
@@ -8,12 +8,12 @@
         <w:tblpPr w:leftFromText="180" w:rightFromText="180" w:vertAnchor="text" w:horzAnchor="margin" w:tblpXSpec="right" w:tblpYSpec="center"/>
         <w:tblW w:w="1841" w:type="dxa"/>
         <w:tblBorders>
-          <w:top w:val="none" w:sz="0" w:space="0" w:color="auto"/>
-          <w:left w:val="none" w:sz="0" w:space="0" w:color="auto"/>
-          <w:bottom w:val="none" w:sz="0" w:space="0" w:color="auto"/>
-          <w:right w:val="none" w:sz="0" w:space="0" w:color="auto"/>
-          <w:insideH w:val="none" w:sz="0" w:space="0" w:color="auto"/>
-          <w:insideV w:val="none" w:sz="0" w:space="0" w:color="auto"/>
+          <w:top w:val="none" w:color="auto" w:sz="0" w:space="0"/>
+          <w:left w:val="none" w:color="auto" w:sz="0" w:space="0"/>
+          <w:bottom w:val="none" w:color="auto" w:sz="0" w:space="0"/>
+          <w:right w:val="none" w:color="auto" w:sz="0" w:space="0"/>
+          <w:insideH w:val="none" w:color="auto" w:sz="0" w:space="0"/>
+          <w:insideV w:val="none" w:color="auto" w:sz="0" w:space="0"/>
         </w:tblBorders>
         <w:tblLayout w:type="fixed"/>
         <w:tblLook w:val="04A0" w:firstRow="1" w:lastRow="0" w:firstColumn="1" w:lastColumn="0" w:noHBand="0" w:noVBand="1"/>
@@ -29,10 +29,10 @@
           <w:tcPr>
             <w:tcW w:w="1841" w:type="dxa"/>
             <w:tcBorders>
-              <w:top w:val="double" w:sz="4" w:space="0" w:color="auto"/>
-              <w:left w:val="double" w:sz="4" w:space="0" w:color="auto"/>
-              <w:bottom w:val="double" w:sz="4" w:space="0" w:color="auto"/>
-              <w:right w:val="double" w:sz="4" w:space="0" w:color="auto"/>
+              <w:top w:val="double" w:color="auto" w:sz="4" w:space="0"/>
+              <w:left w:val="double" w:color="auto" w:sz="4" w:space="0"/>
+              <w:bottom w:val="double" w:color="auto" w:sz="4" w:space="0"/>
+              <w:right w:val="double" w:color="auto" w:sz="4" w:space="0"/>
             </w:tcBorders>
             <w:vAlign w:val="center"/>
           </w:tcPr>
@@ -352,7 +352,7 @@
               </wp:anchor>
             </w:drawing>
           </mc:Choice>
-          <mc:Fallback xmlns:a14="http://schemas.microsoft.com/office/drawing/2010/main" xmlns:pic="http://schemas.openxmlformats.org/drawingml/2006/picture" xmlns:a="http://schemas.openxmlformats.org/drawingml/2006/main">
+          <mc:Fallback xmlns:w16cei="http://schemas.microsoft.com/office/word/2026/wordml/cei" xmlns:a14="http://schemas.microsoft.com/office/drawing/2010/main" xmlns:pic="http://schemas.openxmlformats.org/drawingml/2006/picture" xmlns:a="http://schemas.openxmlformats.org/drawingml/2006/main">
             <w:pict w14:anchorId="491542B0">
               <v:shapetype id="_x0000_t32" coordsize="21600,21600" o:oned="t" filled="f" o:spt="32" path="m,l21600,21600e" w14:anchorId="34A99F1C">
                 <v:path fillok="f" arrowok="t" o:connecttype="none"/>
@@ -571,7 +571,7 @@
               </wp:anchor>
             </w:drawing>
           </mc:Choice>
-          <mc:Fallback xmlns:a14="http://schemas.microsoft.com/office/drawing/2010/main" xmlns:pic="http://schemas.openxmlformats.org/drawingml/2006/picture" xmlns:a="http://schemas.openxmlformats.org/drawingml/2006/main">
+          <mc:Fallback xmlns:w16cei="http://schemas.microsoft.com/office/word/2026/wordml/cei" xmlns:a14="http://schemas.microsoft.com/office/drawing/2010/main" xmlns:pic="http://schemas.openxmlformats.org/drawingml/2006/picture" xmlns:a="http://schemas.openxmlformats.org/drawingml/2006/main">
             <w:pict w14:anchorId="1C08E58D">
               <v:shape id="AutoShape 4" style="position:absolute;margin-left:238.1pt;margin-top:16.9pt;width:226.75pt;height:0;z-index:251660288;visibility:visible;mso-wrap-style:square;mso-width-percent:0;mso-height-percent:0;mso-wrap-distance-left:9pt;mso-wrap-distance-top:-3e-5mm;mso-wrap-distance-right:9pt;mso-wrap-distance-bottom:-3e-5mm;mso-position-horizontal:absolute;mso-position-horizontal-relative:text;mso-position-vertical:absolute;mso-position-vertical-relative:text;mso-width-percent:0;mso-height-percent:0;mso-width-relative:page;mso-height-relative:page" o:spid="_x0000_s1026" strokeweight="1pt" type="#_x0000_t32" o:gfxdata="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" w14:anchorId="07055F7F"/>
             </w:pict>
@@ -639,16 +639,15 @@
           <w:b/>
         </w:rPr>
       </w:pPr>
-      <w:bookmarkStart w:id="0" w:name="_Toc463083793"/>
-      <w:bookmarkStart w:id="1" w:name="_Toc465677963"/>
-      <w:bookmarkStart w:id="2" w:name="_Toc467738735"/>
-      <w:bookmarkStart w:id="3" w:name="_Toc446234547"/>
-      <w:bookmarkStart w:id="4" w:name="_Toc467738720"/>
+      <w:bookmarkStart w:name="_Toc463083793" w:id="0"/>
+      <w:bookmarkStart w:name="_Toc465677963" w:id="1"/>
+      <w:bookmarkStart w:name="_Toc467738735" w:id="2"/>
+      <w:bookmarkStart w:name="_Toc446234547" w:id="3"/>
+      <w:bookmarkStart w:name="_Toc467738720" w:id="4"/>
       <w:r>
         <w:rPr>
           <w:b/>
         </w:rPr>
-        <w:lastRenderedPageBreak/>
         <w:t>BẢNG THEO DÕI HIỆU LỰC VÀ THAY ĐỔI</w:t>
       </w:r>
     </w:p>
@@ -676,12 +675,12 @@
         <w:tblW w:w="9199" w:type="dxa"/>
         <w:jc w:val="center"/>
         <w:tblBorders>
-          <w:top w:val="single" w:sz="4" w:space="0" w:color="auto"/>
-          <w:left w:val="single" w:sz="4" w:space="0" w:color="auto"/>
-          <w:bottom w:val="single" w:sz="4" w:space="0" w:color="auto"/>
-          <w:right w:val="single" w:sz="4" w:space="0" w:color="auto"/>
-          <w:insideH w:val="single" w:sz="4" w:space="0" w:color="auto"/>
-          <w:insideV w:val="single" w:sz="4" w:space="0" w:color="auto"/>
+          <w:top w:val="single" w:color="auto" w:sz="4" w:space="0"/>
+          <w:left w:val="single" w:color="auto" w:sz="4" w:space="0"/>
+          <w:bottom w:val="single" w:color="auto" w:sz="4" w:space="0"/>
+          <w:right w:val="single" w:color="auto" w:sz="4" w:space="0"/>
+          <w:insideH w:val="single" w:color="auto" w:sz="4" w:space="0"/>
+          <w:insideV w:val="single" w:color="auto" w:sz="4" w:space="0"/>
         </w:tblBorders>
         <w:tblLook w:val="01E0" w:firstRow="1" w:lastRow="1" w:firstColumn="1" w:lastColumn="1" w:noHBand="0" w:noVBand="0"/>
       </w:tblPr>
@@ -971,12 +970,12 @@
         <w:tblW w:w="9199" w:type="dxa"/>
         <w:jc w:val="center"/>
         <w:tblBorders>
-          <w:top w:val="single" w:sz="4" w:space="0" w:color="auto"/>
-          <w:left w:val="single" w:sz="4" w:space="0" w:color="auto"/>
-          <w:bottom w:val="single" w:sz="4" w:space="0" w:color="auto"/>
-          <w:right w:val="single" w:sz="4" w:space="0" w:color="auto"/>
-          <w:insideH w:val="single" w:sz="4" w:space="0" w:color="auto"/>
-          <w:insideV w:val="single" w:sz="4" w:space="0" w:color="auto"/>
+          <w:top w:val="single" w:color="auto" w:sz="4" w:space="0"/>
+          <w:left w:val="single" w:color="auto" w:sz="4" w:space="0"/>
+          <w:bottom w:val="single" w:color="auto" w:sz="4" w:space="0"/>
+          <w:right w:val="single" w:color="auto" w:sz="4" w:space="0"/>
+          <w:insideH w:val="single" w:color="auto" w:sz="4" w:space="0"/>
+          <w:insideV w:val="single" w:color="auto" w:sz="4" w:space="0"/>
         </w:tblBorders>
         <w:tblLook w:val="04A0" w:firstRow="1" w:lastRow="0" w:firstColumn="1" w:lastColumn="0" w:noHBand="0" w:noVBand="1"/>
       </w:tblPr>
@@ -1551,12 +1550,12 @@
         <w:tblW w:w="9239" w:type="dxa"/>
         <w:jc w:val="center"/>
         <w:tblBorders>
-          <w:top w:val="single" w:sz="4" w:space="0" w:color="auto"/>
-          <w:left w:val="single" w:sz="4" w:space="0" w:color="auto"/>
-          <w:bottom w:val="single" w:sz="4" w:space="0" w:color="auto"/>
-          <w:right w:val="single" w:sz="4" w:space="0" w:color="auto"/>
-          <w:insideH w:val="single" w:sz="4" w:space="0" w:color="auto"/>
-          <w:insideV w:val="single" w:sz="4" w:space="0" w:color="auto"/>
+          <w:top w:val="single" w:color="auto" w:sz="4" w:space="0"/>
+          <w:left w:val="single" w:color="auto" w:sz="4" w:space="0"/>
+          <w:bottom w:val="single" w:color="auto" w:sz="4" w:space="0"/>
+          <w:right w:val="single" w:color="auto" w:sz="4" w:space="0"/>
+          <w:insideH w:val="single" w:color="auto" w:sz="4" w:space="0"/>
+          <w:insideV w:val="single" w:color="auto" w:sz="4" w:space="0"/>
         </w:tblBorders>
         <w:tblLook w:val="04A0" w:firstRow="1" w:lastRow="0" w:firstColumn="1" w:lastColumn="0" w:noHBand="0" w:noVBand="1"/>
       </w:tblPr>
@@ -1999,21 +1998,30 @@
     </w:p>
     <w:sdt>
       <w:sdtPr>
+        <w:id w:val="31610120"/>
+        <w:docPartObj>
+          <w:docPartGallery w:val="Table of Contents"/>
+          <w:docPartUnique/>
+        </w:docPartObj>
         <w:rPr>
-          <w:rFonts w:ascii="Times New Roman" w:eastAsiaTheme="minorEastAsia" w:hAnsi="Times New Roman" w:cs="Times New Roman"/>
+          <w:rFonts w:ascii="Times New Roman" w:hAnsi="Times New Roman" w:eastAsia="ＭＳ 明朝" w:cs="Times New Roman" w:eastAsiaTheme="minorEastAsia"/>
           <w:b w:val="0"/>
           <w:bCs w:val="0"/>
           <w:color w:val="auto"/>
           <w:sz w:val="24"/>
           <w:szCs w:val="24"/>
         </w:rPr>
-        <w:id w:val="31610120"/>
-        <w:docPartObj>
-          <w:docPartGallery w:val="Table of Contents"/>
-          <w:docPartUnique/>
-        </w:docPartObj>
       </w:sdtPr>
-      <w:sdtEndPr/>
+      <w:sdtEndPr>
+        <w:rPr>
+          <w:rFonts w:ascii="Times New Roman" w:hAnsi="Times New Roman" w:eastAsia="ＭＳ 明朝" w:cs="Times New Roman" w:eastAsiaTheme="minorEastAsia"/>
+          <w:b w:val="0"/>
+          <w:bCs w:val="0"/>
+          <w:color w:val="auto"/>
+          <w:sz w:val="24"/>
+          <w:szCs w:val="24"/>
+        </w:rPr>
+      </w:sdtEndPr>
       <w:sdtContent>
         <w:p>
           <w:pPr>
@@ -2077,11 +2085,11 @@
             </w:rPr>
             <w:fldChar w:fldCharType="separate"/>
           </w:r>
-          <w:hyperlink w:anchor="_Toc236845371" w:history="1">
+          <w:hyperlink w:history="1" w:anchor="_Toc236845371">
             <w:r>
               <w:rPr>
                 <w:rStyle w:val="Hyperlink"/>
-                <w:rFonts w:ascii="Times New Roman" w:eastAsia="Calibri" w:hAnsi="Times New Roman" w:cs="Times New Roman"/>
+                <w:rFonts w:ascii="Times New Roman" w:hAnsi="Times New Roman" w:eastAsia="Calibri" w:cs="Times New Roman"/>
                 <w:b/>
                 <w:noProof/>
                 <w:sz w:val="24"/>
@@ -2103,7 +2111,7 @@
             <w:r>
               <w:rPr>
                 <w:rStyle w:val="Hyperlink"/>
-                <w:rFonts w:ascii="Times New Roman" w:eastAsia="Calibri" w:hAnsi="Times New Roman" w:cs="Times New Roman"/>
+                <w:rFonts w:ascii="Times New Roman" w:hAnsi="Times New Roman" w:eastAsia="Calibri" w:cs="Times New Roman"/>
                 <w:b/>
                 <w:noProof/>
                 <w:sz w:val="24"/>
@@ -2198,11 +2206,11 @@
               <w14:ligatures w14:val="standardContextual"/>
             </w:rPr>
           </w:pPr>
-          <w:hyperlink w:anchor="_Toc236845372" w:history="1">
+          <w:hyperlink w:history="1" w:anchor="_Toc236845372">
             <w:r>
               <w:rPr>
                 <w:rStyle w:val="Hyperlink"/>
-                <w:rFonts w:ascii="Times New Roman" w:eastAsia="Calibri" w:hAnsi="Times New Roman" w:cs="Times New Roman"/>
+                <w:rFonts w:ascii="Times New Roman" w:hAnsi="Times New Roman" w:eastAsia="Calibri" w:cs="Times New Roman"/>
                 <w:b/>
                 <w:noProof/>
                 <w:sz w:val="24"/>
@@ -2224,7 +2232,7 @@
             <w:r>
               <w:rPr>
                 <w:rStyle w:val="Hyperlink"/>
-                <w:rFonts w:ascii="Times New Roman" w:eastAsia="Calibri" w:hAnsi="Times New Roman" w:cs="Times New Roman"/>
+                <w:rFonts w:ascii="Times New Roman" w:hAnsi="Times New Roman" w:eastAsia="Calibri" w:cs="Times New Roman"/>
                 <w:b/>
                 <w:noProof/>
                 <w:sz w:val="24"/>
@@ -2319,11 +2327,11 @@
               <w14:ligatures w14:val="standardContextual"/>
             </w:rPr>
           </w:pPr>
-          <w:hyperlink w:anchor="_Toc236845373" w:history="1">
+          <w:hyperlink w:history="1" w:anchor="_Toc236845373">
             <w:r>
               <w:rPr>
                 <w:rStyle w:val="Hyperlink"/>
-                <w:rFonts w:ascii="Times New Roman" w:eastAsia="Calibri" w:hAnsi="Times New Roman" w:cs="Times New Roman"/>
+                <w:rFonts w:ascii="Times New Roman" w:hAnsi="Times New Roman" w:eastAsia="Calibri" w:cs="Times New Roman"/>
                 <w:b/>
                 <w:noProof/>
                 <w:sz w:val="24"/>
@@ -2345,7 +2353,7 @@
             <w:r>
               <w:rPr>
                 <w:rStyle w:val="Hyperlink"/>
-                <w:rFonts w:ascii="Times New Roman" w:eastAsia="Calibri" w:hAnsi="Times New Roman" w:cs="Times New Roman"/>
+                <w:rFonts w:ascii="Times New Roman" w:hAnsi="Times New Roman" w:eastAsia="Calibri" w:cs="Times New Roman"/>
                 <w:b/>
                 <w:noProof/>
                 <w:sz w:val="24"/>
@@ -2440,11 +2448,11 @@
               <w14:ligatures w14:val="standardContextual"/>
             </w:rPr>
           </w:pPr>
-          <w:hyperlink w:anchor="_Toc236845374" w:history="1">
+          <w:hyperlink w:history="1" w:anchor="_Toc236845374">
             <w:r>
               <w:rPr>
                 <w:rStyle w:val="Hyperlink"/>
-                <w:rFonts w:ascii="Times New Roman" w:eastAsia="Calibri" w:hAnsi="Times New Roman" w:cs="Times New Roman"/>
+                <w:rFonts w:ascii="Times New Roman" w:hAnsi="Times New Roman" w:eastAsia="Calibri" w:cs="Times New Roman"/>
                 <w:b/>
                 <w:noProof/>
                 <w:sz w:val="24"/>
@@ -2466,7 +2474,7 @@
             <w:r>
               <w:rPr>
                 <w:rStyle w:val="Hyperlink"/>
-                <w:rFonts w:ascii="Times New Roman" w:eastAsia="Calibri" w:hAnsi="Times New Roman" w:cs="Times New Roman"/>
+                <w:rFonts w:ascii="Times New Roman" w:hAnsi="Times New Roman" w:eastAsia="Calibri" w:cs="Times New Roman"/>
                 <w:b/>
                 <w:noProof/>
                 <w:sz w:val="24"/>
@@ -2561,11 +2569,11 @@
               <w14:ligatures w14:val="standardContextual"/>
             </w:rPr>
           </w:pPr>
-          <w:hyperlink w:anchor="_Toc236845375" w:history="1">
+          <w:hyperlink w:history="1" w:anchor="_Toc236845375">
             <w:r>
               <w:rPr>
                 <w:rStyle w:val="Hyperlink"/>
-                <w:rFonts w:ascii="Times New Roman" w:eastAsia="Calibri" w:hAnsi="Times New Roman" w:cs="Times New Roman"/>
+                <w:rFonts w:ascii="Times New Roman" w:hAnsi="Times New Roman" w:eastAsia="Calibri" w:cs="Times New Roman"/>
                 <w:b/>
                 <w:noProof/>
                 <w:sz w:val="24"/>
@@ -2587,7 +2595,7 @@
             <w:r>
               <w:rPr>
                 <w:rStyle w:val="Hyperlink"/>
-                <w:rFonts w:ascii="Times New Roman" w:eastAsia="Calibri" w:hAnsi="Times New Roman" w:cs="Times New Roman"/>
+                <w:rFonts w:ascii="Times New Roman" w:hAnsi="Times New Roman" w:eastAsia="Calibri" w:cs="Times New Roman"/>
                 <w:b/>
                 <w:noProof/>
                 <w:sz w:val="24"/>
@@ -2682,11 +2690,11 @@
               <w14:ligatures w14:val="standardContextual"/>
             </w:rPr>
           </w:pPr>
-          <w:hyperlink w:anchor="_Toc236845376" w:history="1">
+          <w:hyperlink w:history="1" w:anchor="_Toc236845376">
             <w:r>
               <w:rPr>
                 <w:rStyle w:val="Hyperlink"/>
-                <w:rFonts w:ascii="Times New Roman" w:eastAsia="Calibri" w:hAnsi="Times New Roman" w:cs="Times New Roman"/>
+                <w:rFonts w:ascii="Times New Roman" w:hAnsi="Times New Roman" w:eastAsia="Calibri" w:cs="Times New Roman"/>
                 <w:b/>
                 <w:noProof/>
                 <w:sz w:val="24"/>
@@ -2708,7 +2716,7 @@
             <w:r>
               <w:rPr>
                 <w:rStyle w:val="Hyperlink"/>
-                <w:rFonts w:ascii="Times New Roman" w:eastAsia="Calibri" w:hAnsi="Times New Roman" w:cs="Times New Roman"/>
+                <w:rFonts w:ascii="Times New Roman" w:hAnsi="Times New Roman" w:eastAsia="Calibri" w:cs="Times New Roman"/>
                 <w:b/>
                 <w:noProof/>
                 <w:sz w:val="24"/>
@@ -2803,11 +2811,11 @@
               <w14:ligatures w14:val="standardContextual"/>
             </w:rPr>
           </w:pPr>
-          <w:hyperlink w:anchor="_Toc236845377" w:history="1">
+          <w:hyperlink w:history="1" w:anchor="_Toc236845377">
             <w:r>
               <w:rPr>
                 <w:rStyle w:val="Hyperlink"/>
-                <w:rFonts w:ascii="Times New Roman" w:eastAsia="Calibri" w:hAnsi="Times New Roman" w:cs="Times New Roman"/>
+                <w:rFonts w:ascii="Times New Roman" w:hAnsi="Times New Roman" w:eastAsia="Calibri" w:cs="Times New Roman"/>
                 <w:b/>
                 <w:noProof/>
                 <w:sz w:val="24"/>
@@ -2829,7 +2837,7 @@
             <w:r>
               <w:rPr>
                 <w:rStyle w:val="Hyperlink"/>
-                <w:rFonts w:ascii="Times New Roman" w:eastAsia="Calibri" w:hAnsi="Times New Roman" w:cs="Times New Roman"/>
+                <w:rFonts w:ascii="Times New Roman" w:hAnsi="Times New Roman" w:eastAsia="Calibri" w:cs="Times New Roman"/>
                 <w:b/>
                 <w:noProof/>
                 <w:sz w:val="24"/>
@@ -2924,11 +2932,11 @@
               <w14:ligatures w14:val="standardContextual"/>
             </w:rPr>
           </w:pPr>
-          <w:hyperlink w:anchor="_Toc236845378" w:history="1">
+          <w:hyperlink w:history="1" w:anchor="_Toc236845378">
             <w:r>
               <w:rPr>
                 <w:rStyle w:val="Hyperlink"/>
-                <w:rFonts w:ascii="Times New Roman" w:eastAsia="Calibri" w:hAnsi="Times New Roman" w:cs="Times New Roman"/>
+                <w:rFonts w:ascii="Times New Roman" w:hAnsi="Times New Roman" w:eastAsia="Calibri" w:cs="Times New Roman"/>
                 <w:b/>
                 <w:noProof/>
                 <w:sz w:val="24"/>
@@ -2950,7 +2958,7 @@
             <w:r>
               <w:rPr>
                 <w:rStyle w:val="Hyperlink"/>
-                <w:rFonts w:ascii="Times New Roman" w:eastAsia="Calibri" w:hAnsi="Times New Roman" w:cs="Times New Roman"/>
+                <w:rFonts w:ascii="Times New Roman" w:hAnsi="Times New Roman" w:eastAsia="Calibri" w:cs="Times New Roman"/>
                 <w:b/>
                 <w:noProof/>
                 <w:sz w:val="24"/>
@@ -3045,11 +3053,11 @@
               <w14:ligatures w14:val="standardContextual"/>
             </w:rPr>
           </w:pPr>
-          <w:hyperlink w:anchor="_Toc236845379" w:history="1">
+          <w:hyperlink w:history="1" w:anchor="_Toc236845379">
             <w:r>
               <w:rPr>
                 <w:rStyle w:val="Hyperlink"/>
-                <w:rFonts w:ascii="Times New Roman" w:eastAsia="Calibri" w:hAnsi="Times New Roman" w:cs="Times New Roman"/>
+                <w:rFonts w:ascii="Times New Roman" w:hAnsi="Times New Roman" w:eastAsia="Calibri" w:cs="Times New Roman"/>
                 <w:b/>
                 <w:noProof/>
                 <w:sz w:val="24"/>
@@ -3071,7 +3079,7 @@
             <w:r>
               <w:rPr>
                 <w:rStyle w:val="Hyperlink"/>
-                <w:rFonts w:ascii="Times New Roman" w:eastAsia="Calibri" w:hAnsi="Times New Roman" w:cs="Times New Roman"/>
+                <w:rFonts w:ascii="Times New Roman" w:hAnsi="Times New Roman" w:eastAsia="Calibri" w:cs="Times New Roman"/>
                 <w:b/>
                 <w:noProof/>
                 <w:sz w:val="24"/>
@@ -3166,11 +3174,11 @@
               <w14:ligatures w14:val="standardContextual"/>
             </w:rPr>
           </w:pPr>
-          <w:hyperlink w:anchor="_Toc236845380" w:history="1">
+          <w:hyperlink w:history="1" w:anchor="_Toc236845380">
             <w:r>
               <w:rPr>
                 <w:rStyle w:val="Hyperlink"/>
-                <w:rFonts w:ascii="Times New Roman" w:eastAsia="Calibri" w:hAnsi="Times New Roman" w:cs="Times New Roman"/>
+                <w:rFonts w:ascii="Times New Roman" w:hAnsi="Times New Roman" w:eastAsia="Calibri" w:cs="Times New Roman"/>
                 <w:b/>
                 <w:noProof/>
                 <w:sz w:val="24"/>
@@ -3192,7 +3200,7 @@
             <w:r>
               <w:rPr>
                 <w:rStyle w:val="Hyperlink"/>
-                <w:rFonts w:ascii="Times New Roman" w:eastAsia="Calibri" w:hAnsi="Times New Roman" w:cs="Times New Roman"/>
+                <w:rFonts w:ascii="Times New Roman" w:hAnsi="Times New Roman" w:eastAsia="Calibri" w:cs="Times New Roman"/>
                 <w:b/>
                 <w:noProof/>
                 <w:sz w:val="24"/>
@@ -3287,11 +3295,11 @@
               <w14:ligatures w14:val="standardContextual"/>
             </w:rPr>
           </w:pPr>
-          <w:hyperlink w:anchor="_Toc236845381" w:history="1">
+          <w:hyperlink w:history="1" w:anchor="_Toc236845381">
             <w:r>
               <w:rPr>
                 <w:rStyle w:val="Hyperlink"/>
-                <w:rFonts w:ascii="Times New Roman" w:eastAsia="Times New Roman" w:hAnsi="Times New Roman" w:cs="Times New Roman"/>
+                <w:rFonts w:ascii="Times New Roman" w:hAnsi="Times New Roman" w:eastAsia="Times New Roman" w:cs="Times New Roman"/>
                 <w:noProof/>
                 <w:sz w:val="24"/>
                 <w:szCs w:val="24"/>
@@ -3312,7 +3320,7 @@
             <w:r>
               <w:rPr>
                 <w:rStyle w:val="Hyperlink"/>
-                <w:rFonts w:ascii="Times New Roman" w:eastAsia="Times New Roman" w:hAnsi="Times New Roman" w:cs="Times New Roman"/>
+                <w:rFonts w:ascii="Times New Roman" w:hAnsi="Times New Roman" w:eastAsia="Times New Roman" w:cs="Times New Roman"/>
                 <w:noProof/>
                 <w:sz w:val="24"/>
                 <w:szCs w:val="24"/>
@@ -3406,11 +3414,11 @@
               <w14:ligatures w14:val="standardContextual"/>
             </w:rPr>
           </w:pPr>
-          <w:hyperlink w:anchor="_Toc236845382" w:history="1">
+          <w:hyperlink w:history="1" w:anchor="_Toc236845382">
             <w:r>
               <w:rPr>
                 <w:rStyle w:val="Hyperlink"/>
-                <w:rFonts w:ascii="Times New Roman" w:eastAsia="Calibri" w:hAnsi="Times New Roman" w:cs="Times New Roman"/>
+                <w:rFonts w:ascii="Times New Roman" w:hAnsi="Times New Roman" w:eastAsia="Calibri" w:cs="Times New Roman"/>
                 <w:b/>
                 <w:noProof/>
                 <w:sz w:val="24"/>
@@ -3432,7 +3440,7 @@
             <w:r>
               <w:rPr>
                 <w:rStyle w:val="Hyperlink"/>
-                <w:rFonts w:ascii="Times New Roman" w:eastAsia="Calibri" w:hAnsi="Times New Roman" w:cs="Times New Roman"/>
+                <w:rFonts w:ascii="Times New Roman" w:hAnsi="Times New Roman" w:eastAsia="Calibri" w:cs="Times New Roman"/>
                 <w:b/>
                 <w:noProof/>
                 <w:sz w:val="24"/>
@@ -3527,11 +3535,11 @@
               <w14:ligatures w14:val="standardContextual"/>
             </w:rPr>
           </w:pPr>
-          <w:hyperlink w:anchor="_Toc236845383" w:history="1">
+          <w:hyperlink w:history="1" w:anchor="_Toc236845383">
             <w:r>
               <w:rPr>
                 <w:rStyle w:val="Hyperlink"/>
-                <w:rFonts w:ascii="Times New Roman" w:eastAsia="Calibri" w:hAnsi="Times New Roman" w:cs="Times New Roman"/>
+                <w:rFonts w:ascii="Times New Roman" w:hAnsi="Times New Roman" w:eastAsia="Calibri" w:cs="Times New Roman"/>
                 <w:b/>
                 <w:noProof/>
                 <w:sz w:val="24"/>
@@ -3553,7 +3561,7 @@
             <w:r>
               <w:rPr>
                 <w:rStyle w:val="Hyperlink"/>
-                <w:rFonts w:ascii="Times New Roman" w:eastAsia="Calibri" w:hAnsi="Times New Roman" w:cs="Times New Roman"/>
+                <w:rFonts w:ascii="Times New Roman" w:hAnsi="Times New Roman" w:eastAsia="Calibri" w:cs="Times New Roman"/>
                 <w:b/>
                 <w:noProof/>
                 <w:sz w:val="24"/>
@@ -3648,11 +3656,11 @@
               <w14:ligatures w14:val="standardContextual"/>
             </w:rPr>
           </w:pPr>
-          <w:hyperlink w:anchor="_Toc236845384" w:history="1">
+          <w:hyperlink w:history="1" w:anchor="_Toc236845384">
             <w:r>
               <w:rPr>
                 <w:rStyle w:val="Hyperlink"/>
-                <w:rFonts w:ascii="Times New Roman" w:eastAsia="Calibri" w:hAnsi="Times New Roman" w:cs="Times New Roman"/>
+                <w:rFonts w:ascii="Times New Roman" w:hAnsi="Times New Roman" w:eastAsia="Calibri" w:cs="Times New Roman"/>
                 <w:b/>
                 <w:noProof/>
                 <w:sz w:val="24"/>
@@ -3674,7 +3682,7 @@
             <w:r>
               <w:rPr>
                 <w:rStyle w:val="Hyperlink"/>
-                <w:rFonts w:ascii="Times New Roman" w:eastAsia="Calibri" w:hAnsi="Times New Roman" w:cs="Times New Roman"/>
+                <w:rFonts w:ascii="Times New Roman" w:hAnsi="Times New Roman" w:eastAsia="Calibri" w:cs="Times New Roman"/>
                 <w:b/>
                 <w:noProof/>
                 <w:sz w:val="24"/>
@@ -3769,11 +3777,11 @@
               <w14:ligatures w14:val="standardContextual"/>
             </w:rPr>
           </w:pPr>
-          <w:hyperlink w:anchor="_Toc236845385" w:history="1">
+          <w:hyperlink w:history="1" w:anchor="_Toc236845385">
             <w:r>
               <w:rPr>
                 <w:rStyle w:val="Hyperlink"/>
-                <w:rFonts w:ascii="Times New Roman" w:eastAsia="Calibri" w:hAnsi="Times New Roman" w:cs="Times New Roman"/>
+                <w:rFonts w:ascii="Times New Roman" w:hAnsi="Times New Roman" w:eastAsia="Calibri" w:cs="Times New Roman"/>
                 <w:b/>
                 <w:noProof/>
                 <w:sz w:val="24"/>
@@ -3795,7 +3803,7 @@
             <w:r>
               <w:rPr>
                 <w:rStyle w:val="Hyperlink"/>
-                <w:rFonts w:ascii="Times New Roman" w:eastAsia="Calibri" w:hAnsi="Times New Roman" w:cs="Times New Roman"/>
+                <w:rFonts w:ascii="Times New Roman" w:hAnsi="Times New Roman" w:eastAsia="Calibri" w:cs="Times New Roman"/>
                 <w:b/>
                 <w:noProof/>
                 <w:sz w:val="24"/>
@@ -3906,13 +3914,12 @@
           <w:b/>
         </w:rPr>
       </w:pPr>
-      <w:bookmarkStart w:id="5" w:name="_Toc384987395"/>
+      <w:bookmarkStart w:name="_Toc384987395" w:id="5"/>
       <w:r>
         <w:rPr>
           <w:rFonts w:eastAsia="Calibri"/>
           <w:b/>
         </w:rPr>
-        <w:lastRenderedPageBreak/>
         <w:t>TÀI LIỆU ĐẶC TẢ YÊU CẦU PHẦN MỀM</w:t>
       </w:r>
     </w:p>
@@ -3935,7 +3942,7 @@
           <w:b/>
         </w:rPr>
       </w:pPr>
-      <w:bookmarkStart w:id="6" w:name="_Toc236845371"/>
+      <w:bookmarkStart w:name="_Toc236845371" w:id="6"/>
       <w:r>
         <w:rPr>
           <w:rFonts w:eastAsia="Calibri"/>
@@ -3965,9 +3972,9 @@
           <w:b/>
         </w:rPr>
       </w:pPr>
-      <w:bookmarkStart w:id="7" w:name="_Toc360108586"/>
-      <w:bookmarkStart w:id="8" w:name="_Toc384987398"/>
-      <w:bookmarkStart w:id="9" w:name="_Toc236845372"/>
+      <w:bookmarkStart w:name="_Toc360108586" w:id="7"/>
+      <w:bookmarkStart w:name="_Toc384987398" w:id="8"/>
+      <w:bookmarkStart w:name="_Toc236845372" w:id="9"/>
       <w:r>
         <w:rPr>
           <w:rFonts w:eastAsia="Calibri"/>
@@ -3984,12 +3991,12 @@
         <w:tblW w:w="8748" w:type="dxa"/>
         <w:tblInd w:w="468" w:type="dxa"/>
         <w:tblBorders>
-          <w:top w:val="dotted" w:sz="4" w:space="0" w:color="auto"/>
-          <w:left w:val="dotted" w:sz="4" w:space="0" w:color="auto"/>
-          <w:bottom w:val="dotted" w:sz="4" w:space="0" w:color="auto"/>
-          <w:right w:val="dotted" w:sz="4" w:space="0" w:color="auto"/>
-          <w:insideH w:val="dotted" w:sz="4" w:space="0" w:color="auto"/>
-          <w:insideV w:val="dotted" w:sz="4" w:space="0" w:color="auto"/>
+          <w:top w:val="dotted" w:color="auto" w:sz="4" w:space="0"/>
+          <w:left w:val="dotted" w:color="auto" w:sz="4" w:space="0"/>
+          <w:bottom w:val="dotted" w:color="auto" w:sz="4" w:space="0"/>
+          <w:right w:val="dotted" w:color="auto" w:sz="4" w:space="0"/>
+          <w:insideH w:val="dotted" w:color="auto" w:sz="4" w:space="0"/>
+          <w:insideV w:val="dotted" w:color="auto" w:sz="4" w:space="0"/>
         </w:tblBorders>
         <w:tblLayout w:type="fixed"/>
         <w:tblLook w:val="0000" w:firstRow="0" w:lastRow="0" w:firstColumn="0" w:lastColumn="0" w:noHBand="0" w:noVBand="0"/>
@@ -4021,8 +4028,8 @@
                 <w:szCs w:val="24"/>
               </w:rPr>
             </w:pPr>
-            <w:bookmarkStart w:id="10" w:name="_Toc360108587"/>
-            <w:bookmarkStart w:id="11" w:name="_Toc384987399"/>
+            <w:bookmarkStart w:name="_Toc360108587" w:id="10"/>
+            <w:bookmarkStart w:name="_Toc384987399" w:id="11"/>
             <w:r>
               <w:rPr>
                 <w:rFonts w:ascii="Times New Roman" w:hAnsi="Times New Roman" w:cs="Times New Roman"/>
@@ -4326,7 +4333,7 @@
           <w:b/>
         </w:rPr>
       </w:pPr>
-      <w:bookmarkStart w:id="12" w:name="_Toc236845373"/>
+      <w:bookmarkStart w:name="_Toc236845373" w:id="12"/>
       <w:r>
         <w:rPr>
           <w:rFonts w:eastAsia="Calibri"/>
@@ -4343,12 +4350,12 @@
         <w:tblW w:w="8748" w:type="dxa"/>
         <w:tblInd w:w="468" w:type="dxa"/>
         <w:tblBorders>
-          <w:top w:val="dotted" w:sz="4" w:space="0" w:color="auto"/>
-          <w:left w:val="dotted" w:sz="4" w:space="0" w:color="auto"/>
-          <w:bottom w:val="dotted" w:sz="4" w:space="0" w:color="auto"/>
-          <w:right w:val="dotted" w:sz="4" w:space="0" w:color="auto"/>
-          <w:insideH w:val="dotted" w:sz="4" w:space="0" w:color="auto"/>
-          <w:insideV w:val="dotted" w:sz="4" w:space="0" w:color="auto"/>
+          <w:top w:val="dotted" w:color="auto" w:sz="4" w:space="0"/>
+          <w:left w:val="dotted" w:color="auto" w:sz="4" w:space="0"/>
+          <w:bottom w:val="dotted" w:color="auto" w:sz="4" w:space="0"/>
+          <w:right w:val="dotted" w:color="auto" w:sz="4" w:space="0"/>
+          <w:insideH w:val="dotted" w:color="auto" w:sz="4" w:space="0"/>
+          <w:insideV w:val="dotted" w:color="auto" w:sz="4" w:space="0"/>
         </w:tblBorders>
         <w:tblLayout w:type="fixed"/>
         <w:tblLook w:val="0000" w:firstRow="0" w:lastRow="0" w:firstColumn="0" w:lastColumn="0" w:noHBand="0" w:noVBand="0"/>
@@ -4380,7 +4387,7 @@
                 <w:szCs w:val="24"/>
               </w:rPr>
             </w:pPr>
-            <w:bookmarkStart w:id="13" w:name="_Toc360108588"/>
+            <w:bookmarkStart w:name="_Toc360108588" w:id="13"/>
             <w:r>
               <w:rPr>
                 <w:rFonts w:ascii="Times New Roman" w:hAnsi="Times New Roman" w:cs="Times New Roman"/>
@@ -4534,8 +4541,8 @@
         </w:rPr>
         <w:t xml:space="preserve"> </w:t>
       </w:r>
-      <w:bookmarkStart w:id="14" w:name="_Toc384987400"/>
-      <w:bookmarkStart w:id="15" w:name="_Toc236845374"/>
+      <w:bookmarkStart w:name="_Toc384987400" w:id="14"/>
+      <w:bookmarkStart w:name="_Toc236845374" w:id="15"/>
       <w:bookmarkEnd w:id="13"/>
       <w:r>
         <w:rPr>
@@ -4566,9 +4573,9 @@
           <w:b/>
         </w:rPr>
       </w:pPr>
-      <w:bookmarkStart w:id="16" w:name="_Toc360108591"/>
-      <w:bookmarkStart w:id="17" w:name="_Toc384987405"/>
-      <w:bookmarkStart w:id="18" w:name="_Toc236845375"/>
+      <w:bookmarkStart w:name="_Toc360108591" w:id="16"/>
+      <w:bookmarkStart w:name="_Toc384987405" w:id="17"/>
+      <w:bookmarkStart w:name="_Toc236845375" w:id="18"/>
       <w:r>
         <w:rPr>
           <w:rFonts w:eastAsia="Calibri"/>
@@ -4614,14 +4621,14 @@
           <w:b/>
         </w:rPr>
       </w:pPr>
-      <w:bookmarkStart w:id="19" w:name="_Toc360108596"/>
-      <w:bookmarkStart w:id="20" w:name="_Toc384987410"/>
-      <w:bookmarkStart w:id="21" w:name="_Toc236845376"/>
-      <w:bookmarkStart w:id="22" w:name="_Toc155610000"/>
-      <w:bookmarkStart w:id="23" w:name="_Ref255054510"/>
-      <w:bookmarkStart w:id="24" w:name="_Ref255054514"/>
-      <w:bookmarkStart w:id="25" w:name="_Ref255291176"/>
-      <w:bookmarkStart w:id="26" w:name="_Toc322091323"/>
+      <w:bookmarkStart w:name="_Toc360108596" w:id="19"/>
+      <w:bookmarkStart w:name="_Toc384987410" w:id="20"/>
+      <w:bookmarkStart w:name="_Toc236845376" w:id="21"/>
+      <w:bookmarkStart w:name="_Toc155610000" w:id="22"/>
+      <w:bookmarkStart w:name="_Ref255054510" w:id="23"/>
+      <w:bookmarkStart w:name="_Ref255054514" w:id="24"/>
+      <w:bookmarkStart w:name="_Ref255291176" w:id="25"/>
+      <w:bookmarkStart w:name="_Toc322091323" w:id="26"/>
       <w:r>
         <w:rPr>
           <w:rFonts w:eastAsia="Calibri"/>
@@ -4667,9 +4674,9 @@
           <w:b/>
         </w:rPr>
       </w:pPr>
-      <w:bookmarkStart w:id="27" w:name="_Toc360108597"/>
-      <w:bookmarkStart w:id="28" w:name="_Toc384987411"/>
-      <w:bookmarkStart w:id="29" w:name="_Toc236845377"/>
+      <w:bookmarkStart w:name="_Toc360108597" w:id="27"/>
+      <w:bookmarkStart w:name="_Toc384987411" w:id="28"/>
+      <w:bookmarkStart w:name="_Toc236845377" w:id="29"/>
       <w:r>
         <w:rPr>
           <w:rFonts w:eastAsia="Calibri"/>
@@ -4686,7 +4693,7 @@
         <w:spacing w:line="360" w:lineRule="auto"/>
         <w:ind w:left="630"/>
       </w:pPr>
-      <w:bookmarkStart w:id="30" w:name="_Toc360108598"/>
+      <w:bookmarkStart w:name="_Toc360108598" w:id="30"/>
       <w:r>
         <w:t>[</w:t>
       </w:r>
@@ -4716,8 +4723,8 @@
           <w:b/>
         </w:rPr>
       </w:pPr>
-      <w:bookmarkStart w:id="31" w:name="_Toc384987412"/>
-      <w:bookmarkStart w:id="32" w:name="_Toc236845378"/>
+      <w:bookmarkStart w:name="_Toc384987412" w:id="31"/>
+      <w:bookmarkStart w:name="_Toc236845378" w:id="32"/>
       <w:r>
         <w:rPr>
           <w:rFonts w:eastAsia="Calibri"/>
@@ -4763,8 +4770,8 @@
           <w:b/>
         </w:rPr>
       </w:pPr>
-      <w:bookmarkStart w:id="33" w:name="_Toc384987413"/>
-      <w:bookmarkStart w:id="34" w:name="_Toc236845379"/>
+      <w:bookmarkStart w:name="_Toc384987413" w:id="33"/>
+      <w:bookmarkStart w:name="_Toc236845379" w:id="34"/>
       <w:bookmarkEnd w:id="22"/>
       <w:bookmarkEnd w:id="23"/>
       <w:bookmarkEnd w:id="24"/>
@@ -4799,13 +4806,13 @@
           <w:b/>
         </w:rPr>
       </w:pPr>
-      <w:bookmarkStart w:id="35" w:name="_Use_case_AHR-004a_–_UC01:_Manage_St"/>
-      <w:bookmarkStart w:id="36" w:name="_Use_case_AHR-004a_–_UC01:_Manage_St_1"/>
-      <w:bookmarkStart w:id="37" w:name="_Toc360108600"/>
-      <w:bookmarkStart w:id="38" w:name="_Toc384987414"/>
-      <w:bookmarkStart w:id="39" w:name="_Toc236845380"/>
-      <w:bookmarkStart w:id="40" w:name="_Ref255057459"/>
-      <w:bookmarkStart w:id="41" w:name="_Toc155610002"/>
+      <w:bookmarkStart w:name="_Use_case_AHR-004a_–_UC01:_Manage_St" w:id="35"/>
+      <w:bookmarkStart w:name="_Use_case_AHR-004a_–_UC01:_Manage_St_1" w:id="36"/>
+      <w:bookmarkStart w:name="_Toc360108600" w:id="37"/>
+      <w:bookmarkStart w:name="_Toc384987414" w:id="38"/>
+      <w:bookmarkStart w:name="_Toc236845380" w:id="39"/>
+      <w:bookmarkStart w:name="_Ref255057459" w:id="40"/>
+      <w:bookmarkStart w:name="_Toc155610002" w:id="41"/>
       <w:bookmarkEnd w:id="35"/>
       <w:bookmarkEnd w:id="36"/>
       <w:r>
@@ -4831,34 +4838,34 @@
         <w:ind w:left="907" w:right="0" w:hanging="547"/>
         <w:jc w:val="left"/>
         <w:rPr>
-          <w:rFonts w:ascii="Times New Roman" w:eastAsia="Times New Roman" w:hAnsi="Times New Roman" w:cs="Times New Roman"/>
+          <w:rFonts w:ascii="Times New Roman" w:hAnsi="Times New Roman" w:eastAsia="Times New Roman" w:cs="Times New Roman"/>
         </w:rPr>
       </w:pPr>
-      <w:bookmarkStart w:id="42" w:name="_Toc384987415"/>
-      <w:bookmarkStart w:id="43" w:name="_Toc236845381"/>
-      <w:bookmarkStart w:id="44" w:name="_Toc360108732"/>
+      <w:bookmarkStart w:name="_Toc384987415" w:id="42"/>
+      <w:bookmarkStart w:name="_Toc236845381" w:id="43"/>
+      <w:bookmarkStart w:name="_Toc360108732" w:id="44"/>
       <w:r>
         <w:rPr>
-          <w:rFonts w:ascii="Times New Roman" w:eastAsia="Times New Roman" w:hAnsi="Times New Roman" w:cs="Times New Roman"/>
+          <w:rFonts w:ascii="Times New Roman" w:hAnsi="Times New Roman" w:eastAsia="Times New Roman" w:cs="Times New Roman"/>
         </w:rPr>
         <w:t>Use case 1</w:t>
       </w:r>
       <w:bookmarkEnd w:id="42"/>
       <w:r>
         <w:rPr>
-          <w:rFonts w:ascii="Times New Roman" w:eastAsia="Times New Roman" w:hAnsi="Times New Roman" w:cs="Times New Roman"/>
+          <w:rFonts w:ascii="Times New Roman" w:hAnsi="Times New Roman" w:eastAsia="Times New Roman" w:cs="Times New Roman"/>
         </w:rPr>
         <w:t xml:space="preserve"> &lt;</w:t>
       </w:r>
       <w:r>
         <w:rPr>
-          <w:rFonts w:ascii="Times New Roman" w:eastAsia="Times New Roman" w:hAnsi="Times New Roman" w:cs="Times New Roman"/>
+          <w:rFonts w:ascii="Times New Roman" w:hAnsi="Times New Roman" w:eastAsia="Times New Roman" w:cs="Times New Roman"/>
         </w:rPr>
         <w:t>Báo cáo RLOS APPLICATION</w:t>
       </w:r>
       <w:r>
         <w:rPr>
-          <w:rFonts w:ascii="Times New Roman" w:eastAsia="Times New Roman" w:hAnsi="Times New Roman" w:cs="Times New Roman"/>
+          <w:rFonts w:ascii="Times New Roman" w:hAnsi="Times New Roman" w:eastAsia="Times New Roman" w:cs="Times New Roman"/>
         </w:rPr>
         <w:t>&gt;</w:t>
       </w:r>
@@ -4869,12 +4876,12 @@
         <w:tblW w:w="4743" w:type="pct"/>
         <w:tblInd w:w="475" w:type="dxa"/>
         <w:tblBorders>
-          <w:top w:val="single" w:sz="4" w:space="0" w:color="000000" w:themeColor="text1"/>
-          <w:left w:val="single" w:sz="4" w:space="0" w:color="000000" w:themeColor="text1"/>
-          <w:bottom w:val="single" w:sz="4" w:space="0" w:color="000000" w:themeColor="text1"/>
-          <w:right w:val="single" w:sz="4" w:space="0" w:color="000000" w:themeColor="text1"/>
-          <w:insideH w:val="single" w:sz="4" w:space="0" w:color="000000" w:themeColor="text1"/>
-          <w:insideV w:val="single" w:sz="4" w:space="0" w:color="000000" w:themeColor="text1"/>
+          <w:top w:val="single" w:color="000000" w:themeColor="text1" w:sz="4" w:space="0"/>
+          <w:left w:val="single" w:color="000000" w:themeColor="text1" w:sz="4" w:space="0"/>
+          <w:bottom w:val="single" w:color="000000" w:themeColor="text1" w:sz="4" w:space="0"/>
+          <w:right w:val="single" w:color="000000" w:themeColor="text1" w:sz="4" w:space="0"/>
+          <w:insideH w:val="single" w:color="000000" w:themeColor="text1" w:sz="4" w:space="0"/>
+          <w:insideV w:val="single" w:color="000000" w:themeColor="text1" w:sz="4" w:space="0"/>
         </w:tblBorders>
         <w:tblCellMar>
           <w:top w:w="29" w:type="dxa"/>
@@ -5217,12 +5224,12 @@
         <w:tblW w:w="9180" w:type="dxa"/>
         <w:tblInd w:w="475" w:type="dxa"/>
         <w:tblBorders>
-          <w:top w:val="single" w:sz="8" w:space="0" w:color="000000" w:themeColor="text1"/>
-          <w:left w:val="single" w:sz="8" w:space="0" w:color="000000" w:themeColor="text1"/>
-          <w:bottom w:val="single" w:sz="8" w:space="0" w:color="000000" w:themeColor="text1"/>
-          <w:right w:val="single" w:sz="8" w:space="0" w:color="000000" w:themeColor="text1"/>
-          <w:insideH w:val="single" w:sz="8" w:space="0" w:color="000000" w:themeColor="text1"/>
-          <w:insideV w:val="single" w:sz="8" w:space="0" w:color="000000" w:themeColor="text1"/>
+          <w:top w:val="single" w:color="000000" w:themeColor="text1" w:sz="8" w:space="0"/>
+          <w:left w:val="single" w:color="000000" w:themeColor="text1" w:sz="8" w:space="0"/>
+          <w:bottom w:val="single" w:color="000000" w:themeColor="text1" w:sz="8" w:space="0"/>
+          <w:right w:val="single" w:color="000000" w:themeColor="text1" w:sz="8" w:space="0"/>
+          <w:insideH w:val="single" w:color="000000" w:themeColor="text1" w:sz="8" w:space="0"/>
+          <w:insideV w:val="single" w:color="000000" w:themeColor="text1" w:sz="8" w:space="0"/>
         </w:tblBorders>
         <w:tblLayout w:type="fixed"/>
         <w:tblLook w:val="01E0" w:firstRow="1" w:lastRow="1" w:firstColumn="1" w:lastColumn="1" w:noHBand="0" w:noVBand="0"/>
@@ -5240,13 +5247,14 @@
           <w:tcPr>
             <w:cnfStyle w:val="001000000000" w:firstRow="0" w:lastRow="0" w:firstColumn="1" w:lastColumn="0" w:oddVBand="0" w:evenVBand="0" w:oddHBand="0" w:evenHBand="0" w:firstRowFirstColumn="0" w:firstRowLastColumn="0" w:lastRowFirstColumn="0" w:lastRowLastColumn="0"/>
             <w:tcW w:w="649" w:type="dxa"/>
+            <w:tcMar/>
           </w:tcPr>
           <w:p>
             <w:pPr>
               <w:ind w:left="-144" w:right="-144"/>
               <w:jc w:val="center"/>
               <w:rPr>
-                <w:rFonts w:ascii="Times New Roman" w:eastAsia="Times New Roman" w:hAnsi="Times New Roman" w:cs="Times New Roman"/>
+                <w:rFonts w:ascii="Times New Roman" w:hAnsi="Times New Roman" w:eastAsia="Times New Roman" w:cs="Times New Roman"/>
                 <w:sz w:val="24"/>
                 <w:szCs w:val="24"/>
                 <w:lang w:val="en-GB"/>
@@ -5254,12 +5262,11 @@
             </w:pPr>
             <w:r>
               <w:rPr>
-                <w:rFonts w:ascii="Times New Roman" w:eastAsia="Times New Roman" w:hAnsi="Times New Roman" w:cs="Times New Roman"/>
+                <w:rFonts w:ascii="Times New Roman" w:hAnsi="Times New Roman" w:eastAsia="Times New Roman" w:cs="Times New Roman"/>
                 <w:sz w:val="24"/>
                 <w:szCs w:val="24"/>
                 <w:lang w:val="en-GB"/>
               </w:rPr>
-              <w:lastRenderedPageBreak/>
               <w:t>Hoạt động</w:t>
             </w:r>
           </w:p>
@@ -5269,17 +5276,18 @@
             <w:cnfStyle w:val="000010000000" w:firstRow="0" w:lastRow="0" w:firstColumn="0" w:lastColumn="0" w:oddVBand="1" w:evenVBand="0" w:oddHBand="0" w:evenHBand="0" w:firstRowFirstColumn="0" w:firstRowLastColumn="0" w:lastRowFirstColumn="0" w:lastRowLastColumn="0"/>
             <w:tcW w:w="851" w:type="dxa"/>
             <w:tcBorders>
-              <w:top w:val="none" w:sz="0" w:space="0" w:color="auto"/>
-              <w:left w:val="none" w:sz="0" w:space="0" w:color="auto"/>
-              <w:right w:val="none" w:sz="0" w:space="0" w:color="auto"/>
+              <w:top w:val="none" w:color="auto" w:sz="0" w:space="0"/>
+              <w:left w:val="none" w:color="auto" w:sz="0" w:space="0"/>
+              <w:right w:val="none" w:color="auto" w:sz="0" w:space="0"/>
             </w:tcBorders>
+            <w:tcMar/>
           </w:tcPr>
           <w:p>
             <w:pPr>
               <w:ind w:left="-142" w:right="-320"/>
               <w:jc w:val="both"/>
               <w:rPr>
-                <w:rFonts w:ascii="Times New Roman" w:eastAsia="Times New Roman" w:hAnsi="Times New Roman" w:cs="Times New Roman"/>
+                <w:rFonts w:ascii="Times New Roman" w:hAnsi="Times New Roman" w:eastAsia="Times New Roman" w:cs="Times New Roman"/>
                 <w:sz w:val="24"/>
                 <w:szCs w:val="24"/>
                 <w:lang w:val="en-GB"/>
@@ -5287,7 +5295,7 @@
             </w:pPr>
             <w:r>
               <w:rPr>
-                <w:rFonts w:ascii="Times New Roman" w:eastAsia="Times New Roman" w:hAnsi="Times New Roman" w:cs="Times New Roman"/>
+                <w:rFonts w:ascii="Times New Roman" w:hAnsi="Times New Roman" w:eastAsia="Times New Roman" w:cs="Times New Roman"/>
                 <w:sz w:val="24"/>
                 <w:szCs w:val="24"/>
                 <w:lang w:val="en-GB"/>
@@ -5296,7 +5304,7 @@
             </w:r>
             <w:r>
               <w:rPr>
-                <w:rFonts w:ascii="Times New Roman" w:eastAsia="Times New Roman" w:hAnsi="Times New Roman" w:cs="Times New Roman"/>
+                <w:rFonts w:ascii="Times New Roman" w:hAnsi="Times New Roman" w:eastAsia="Times New Roman" w:cs="Times New Roman"/>
                 <w:sz w:val="24"/>
                 <w:szCs w:val="24"/>
                 <w:lang w:val="en-GB"/>
@@ -5309,13 +5317,14 @@
           <w:tcPr>
             <w:cnfStyle w:val="000100000000" w:firstRow="0" w:lastRow="0" w:firstColumn="0" w:lastColumn="1" w:oddVBand="0" w:evenVBand="0" w:oddHBand="0" w:evenHBand="0" w:firstRowFirstColumn="0" w:firstRowLastColumn="0" w:lastRowFirstColumn="0" w:lastRowLastColumn="0"/>
             <w:tcW w:w="7680" w:type="dxa"/>
+            <w:tcMar/>
           </w:tcPr>
           <w:p>
             <w:pPr>
               <w:ind w:left="-142" w:right="-320"/>
               <w:jc w:val="center"/>
               <w:rPr>
-                <w:rFonts w:ascii="Times New Roman" w:eastAsia="Times New Roman" w:hAnsi="Times New Roman" w:cs="Times New Roman"/>
+                <w:rFonts w:ascii="Times New Roman" w:hAnsi="Times New Roman" w:eastAsia="Times New Roman" w:cs="Times New Roman"/>
                 <w:sz w:val="24"/>
                 <w:szCs w:val="24"/>
                 <w:lang w:val="en-GB"/>
@@ -5323,7 +5332,7 @@
             </w:pPr>
             <w:r>
               <w:rPr>
-                <w:rFonts w:ascii="Times New Roman" w:eastAsia="Times New Roman" w:hAnsi="Times New Roman" w:cs="Times New Roman"/>
+                <w:rFonts w:ascii="Times New Roman" w:hAnsi="Times New Roman" w:eastAsia="Times New Roman" w:cs="Times New Roman"/>
                 <w:sz w:val="24"/>
                 <w:szCs w:val="24"/>
                 <w:lang w:val="en-GB"/>
@@ -5342,17 +5351,18 @@
             <w:cnfStyle w:val="001000000000" w:firstRow="0" w:lastRow="0" w:firstColumn="1" w:lastColumn="0" w:oddVBand="0" w:evenVBand="0" w:oddHBand="0" w:evenHBand="0" w:firstRowFirstColumn="0" w:firstRowLastColumn="0" w:lastRowFirstColumn="0" w:lastRowLastColumn="0"/>
             <w:tcW w:w="649" w:type="dxa"/>
             <w:tcBorders>
-              <w:top w:val="none" w:sz="0" w:space="0" w:color="auto"/>
-              <w:left w:val="none" w:sz="0" w:space="0" w:color="auto"/>
-              <w:bottom w:val="none" w:sz="0" w:space="0" w:color="auto"/>
+              <w:top w:val="none" w:color="auto" w:sz="0" w:space="0"/>
+              <w:left w:val="none" w:color="auto" w:sz="0" w:space="0"/>
+              <w:bottom w:val="none" w:color="auto" w:sz="0" w:space="0"/>
             </w:tcBorders>
+            <w:tcMar/>
           </w:tcPr>
           <w:p>
             <w:pPr>
               <w:ind w:left="-144" w:right="-144"/>
               <w:jc w:val="center"/>
               <w:rPr>
-                <w:rFonts w:ascii="Times New Roman" w:eastAsia="Times New Roman" w:hAnsi="Times New Roman" w:cs="Times New Roman"/>
+                <w:rFonts w:ascii="Times New Roman" w:hAnsi="Times New Roman" w:eastAsia="Times New Roman" w:cs="Times New Roman"/>
                 <w:sz w:val="24"/>
                 <w:szCs w:val="24"/>
                 <w:lang w:val="en-GB"/>
@@ -5365,18 +5375,19 @@
             <w:cnfStyle w:val="000010000000" w:firstRow="0" w:lastRow="0" w:firstColumn="0" w:lastColumn="0" w:oddVBand="1" w:evenVBand="0" w:oddHBand="0" w:evenHBand="0" w:firstRowFirstColumn="0" w:firstRowLastColumn="0" w:lastRowFirstColumn="0" w:lastRowLastColumn="0"/>
             <w:tcW w:w="851" w:type="dxa"/>
             <w:tcBorders>
-              <w:top w:val="none" w:sz="0" w:space="0" w:color="auto"/>
-              <w:left w:val="none" w:sz="0" w:space="0" w:color="auto"/>
-              <w:bottom w:val="none" w:sz="0" w:space="0" w:color="auto"/>
-              <w:right w:val="none" w:sz="0" w:space="0" w:color="auto"/>
+              <w:top w:val="none" w:color="auto" w:sz="0" w:space="0"/>
+              <w:left w:val="none" w:color="auto" w:sz="0" w:space="0"/>
+              <w:bottom w:val="none" w:color="auto" w:sz="0" w:space="0"/>
+              <w:right w:val="none" w:color="auto" w:sz="0" w:space="0"/>
             </w:tcBorders>
+            <w:tcMar/>
           </w:tcPr>
           <w:p>
             <w:pPr>
               <w:ind w:left="-144" w:right="-144"/>
               <w:jc w:val="center"/>
               <w:rPr>
-                <w:rFonts w:ascii="Times New Roman" w:eastAsia="Times New Roman" w:hAnsi="Times New Roman" w:cs="Times New Roman"/>
+                <w:rFonts w:ascii="Times New Roman" w:hAnsi="Times New Roman" w:eastAsia="Times New Roman" w:cs="Times New Roman"/>
                 <w:sz w:val="24"/>
                 <w:szCs w:val="24"/>
                 <w:lang w:val="en-GB"/>
@@ -5384,7 +5395,7 @@
             </w:pPr>
             <w:r>
               <w:rPr>
-                <w:rFonts w:ascii="Times New Roman" w:eastAsia="Times New Roman" w:hAnsi="Times New Roman" w:cs="Times New Roman"/>
+                <w:rFonts w:ascii="Times New Roman" w:hAnsi="Times New Roman" w:eastAsia="Times New Roman" w:cs="Times New Roman"/>
                 <w:sz w:val="24"/>
                 <w:szCs w:val="24"/>
                 <w:lang w:val="en-GB"/>
@@ -5398,16 +5409,17 @@
             <w:cnfStyle w:val="000100000000" w:firstRow="0" w:lastRow="0" w:firstColumn="0" w:lastColumn="1" w:oddVBand="0" w:evenVBand="0" w:oddHBand="0" w:evenHBand="0" w:firstRowFirstColumn="0" w:firstRowLastColumn="0" w:lastRowFirstColumn="0" w:lastRowLastColumn="0"/>
             <w:tcW w:w="7680" w:type="dxa"/>
             <w:tcBorders>
-              <w:top w:val="none" w:sz="0" w:space="0" w:color="auto"/>
-              <w:bottom w:val="none" w:sz="0" w:space="0" w:color="auto"/>
-              <w:right w:val="none" w:sz="0" w:space="0" w:color="auto"/>
+              <w:top w:val="none" w:color="auto" w:sz="0" w:space="0"/>
+              <w:bottom w:val="none" w:color="auto" w:sz="0" w:space="0"/>
+              <w:right w:val="none" w:color="auto" w:sz="0" w:space="0"/>
             </w:tcBorders>
+            <w:tcMar/>
           </w:tcPr>
           <w:p>
             <w:pPr>
               <w:ind w:right="-320"/>
               <w:rPr>
-                <w:rFonts w:ascii="Times New Roman" w:eastAsia="Times New Roman" w:hAnsi="Times New Roman" w:cs="Times New Roman"/>
+                <w:rFonts w:ascii="Times New Roman" w:hAnsi="Times New Roman" w:eastAsia="Times New Roman" w:cs="Times New Roman"/>
                 <w:sz w:val="24"/>
                 <w:szCs w:val="24"/>
                 <w:lang w:val="en-GB"/>
@@ -5415,7 +5427,7 @@
             </w:pPr>
             <w:r>
               <w:rPr>
-                <w:rFonts w:ascii="Times New Roman" w:eastAsia="Times New Roman" w:hAnsi="Times New Roman" w:cs="Times New Roman"/>
+                <w:rFonts w:ascii="Times New Roman" w:hAnsi="Times New Roman" w:eastAsia="Times New Roman" w:cs="Times New Roman"/>
                 <w:b/>
                 <w:sz w:val="24"/>
                 <w:szCs w:val="24"/>
@@ -5426,7 +5438,7 @@
             </w:r>
             <w:r>
               <w:rPr>
-                <w:rFonts w:ascii="Times New Roman" w:eastAsia="Times New Roman" w:hAnsi="Times New Roman" w:cs="Times New Roman"/>
+                <w:rFonts w:ascii="Times New Roman" w:hAnsi="Times New Roman" w:eastAsia="Times New Roman" w:cs="Times New Roman"/>
                 <w:sz w:val="24"/>
                 <w:szCs w:val="24"/>
                 <w:lang w:val="en-GB"/>
@@ -5567,13 +5579,14 @@
           <w:tcPr>
             <w:cnfStyle w:val="001000000000" w:firstRow="0" w:lastRow="0" w:firstColumn="1" w:lastColumn="0" w:oddVBand="0" w:evenVBand="0" w:oddHBand="0" w:evenHBand="0" w:firstRowFirstColumn="0" w:firstRowLastColumn="0" w:lastRowFirstColumn="0" w:lastRowLastColumn="0"/>
             <w:tcW w:w="649" w:type="dxa"/>
+            <w:tcMar/>
           </w:tcPr>
           <w:p>
             <w:pPr>
               <w:ind w:left="-144" w:right="-144"/>
               <w:jc w:val="center"/>
               <w:rPr>
-                <w:rFonts w:ascii="Times New Roman" w:eastAsia="Times New Roman" w:hAnsi="Times New Roman" w:cs="Times New Roman"/>
+                <w:rFonts w:ascii="Times New Roman" w:hAnsi="Times New Roman" w:eastAsia="Times New Roman" w:cs="Times New Roman"/>
                 <w:sz w:val="24"/>
                 <w:szCs w:val="24"/>
                 <w:lang w:val="en-GB"/>
@@ -5586,16 +5599,17 @@
             <w:cnfStyle w:val="000010000000" w:firstRow="0" w:lastRow="0" w:firstColumn="0" w:lastColumn="0" w:oddVBand="1" w:evenVBand="0" w:oddHBand="0" w:evenHBand="0" w:firstRowFirstColumn="0" w:firstRowLastColumn="0" w:lastRowFirstColumn="0" w:lastRowLastColumn="0"/>
             <w:tcW w:w="851" w:type="dxa"/>
             <w:tcBorders>
-              <w:left w:val="none" w:sz="0" w:space="0" w:color="auto"/>
-              <w:right w:val="none" w:sz="0" w:space="0" w:color="auto"/>
+              <w:left w:val="none" w:color="auto" w:sz="0" w:space="0"/>
+              <w:right w:val="none" w:color="auto" w:sz="0" w:space="0"/>
             </w:tcBorders>
+            <w:tcMar/>
           </w:tcPr>
           <w:p>
             <w:pPr>
               <w:ind w:left="-144" w:right="-144"/>
               <w:jc w:val="center"/>
               <w:rPr>
-                <w:rFonts w:ascii="Times New Roman" w:eastAsia="Times New Roman" w:hAnsi="Times New Roman" w:cs="Times New Roman"/>
+                <w:rFonts w:ascii="Times New Roman" w:hAnsi="Times New Roman" w:eastAsia="Times New Roman" w:cs="Times New Roman"/>
                 <w:sz w:val="24"/>
                 <w:szCs w:val="24"/>
                 <w:lang w:val="en-GB"/>
@@ -5603,7 +5617,7 @@
             </w:pPr>
             <w:r>
               <w:rPr>
-                <w:rFonts w:ascii="Times New Roman" w:eastAsia="Times New Roman" w:hAnsi="Times New Roman" w:cs="Times New Roman"/>
+                <w:rFonts w:ascii="Times New Roman" w:hAnsi="Times New Roman" w:eastAsia="Times New Roman" w:cs="Times New Roman"/>
                 <w:sz w:val="24"/>
                 <w:szCs w:val="24"/>
                 <w:lang w:val="en-GB"/>
@@ -5616,6 +5630,7 @@
           <w:tcPr>
             <w:cnfStyle w:val="000100000000" w:firstRow="0" w:lastRow="0" w:firstColumn="0" w:lastColumn="1" w:oddVBand="0" w:evenVBand="0" w:oddHBand="0" w:evenHBand="0" w:firstRowFirstColumn="0" w:firstRowLastColumn="0" w:lastRowFirstColumn="0" w:lastRowLastColumn="0"/>
             <w:tcW w:w="7680" w:type="dxa"/>
+            <w:tcMar/>
           </w:tcPr>
           <w:p>
             <w:pPr>
@@ -5667,6 +5682,7 @@
               <w:tc>
                 <w:tcPr>
                   <w:tcW w:w="3707" w:type="dxa"/>
+                  <w:tcMar/>
                 </w:tcPr>
                 <w:p>
                   <w:pPr>
@@ -5692,6 +5708,7 @@
               <w:tc>
                 <w:tcPr>
                   <w:tcW w:w="3730" w:type="dxa"/>
+                  <w:tcMar/>
                 </w:tcPr>
                 <w:p>
                   <w:pPr>
@@ -5730,6 +5747,7 @@
               <w:tc>
                 <w:tcPr>
                   <w:tcW w:w="3707" w:type="dxa"/>
+                  <w:tcMar/>
                 </w:tcPr>
                 <w:p>
                   <w:pPr>
@@ -5765,6 +5783,7 @@
               <w:tc>
                 <w:tcPr>
                   <w:tcW w:w="3730" w:type="dxa"/>
+                  <w:tcMar/>
                 </w:tcPr>
                 <w:p>
                   <w:pPr>
@@ -5786,6 +5805,7 @@
               <w:tc>
                 <w:tcPr>
                   <w:tcW w:w="3707" w:type="dxa"/>
+                  <w:tcMar/>
                 </w:tcPr>
                 <w:p>
                   <w:pPr>
@@ -5820,6 +5840,7 @@
               <w:tc>
                 <w:tcPr>
                   <w:tcW w:w="3730" w:type="dxa"/>
+                  <w:tcMar/>
                 </w:tcPr>
                 <w:p>
                   <w:pPr>
@@ -5850,7 +5871,39 @@
                       <w:rFonts w:eastAsia="Times New Roman"/>
                       <w:lang w:val="en-GB"/>
                     </w:rPr>
-                    <w:t xml:space="preserve"> a.WINAME = b.WI_NAME</w:t>
+                    <w:t xml:space="preserve"> </w:t>
+                  </w:r>
+                  <w:proofErr w:type="gramStart"/>
+                  <w:r>
+                    <w:rPr>
+                      <w:rFonts w:eastAsia="Times New Roman"/>
+                      <w:lang w:val="en-GB"/>
+                    </w:rPr>
+                    <w:t>a.WINAME</w:t>
+                  </w:r>
+                  <w:proofErr w:type="gramEnd"/>
+                  <w:r>
+                    <w:rPr>
+                      <w:rFonts w:eastAsia="Times New Roman"/>
+                      <w:lang w:val="en-GB"/>
+                    </w:rPr>
+                    <w:t xml:space="preserve"> = </w:t>
+                  </w:r>
+                  <w:proofErr w:type="gramStart"/>
+                  <w:r>
+                    <w:rPr>
+                      <w:rFonts w:eastAsia="Times New Roman"/>
+                      <w:lang w:val="en-GB"/>
+                    </w:rPr>
+                    <w:t>b.WI</w:t>
+                  </w:r>
+                  <w:proofErr w:type="gramEnd"/>
+                  <w:r>
+                    <w:rPr>
+                      <w:rFonts w:eastAsia="Times New Roman"/>
+                      <w:lang w:val="en-GB"/>
+                    </w:rPr>
+                    <w:t>_NAME</w:t>
                   </w:r>
                 </w:p>
               </w:tc>
@@ -5862,6 +5915,7 @@
               <w:tc>
                 <w:tcPr>
                   <w:tcW w:w="3707" w:type="dxa"/>
+                  <w:tcMar/>
                 </w:tcPr>
                 <w:p>
                   <w:pPr>
@@ -5895,6 +5949,7 @@
               <w:tc>
                 <w:tcPr>
                   <w:tcW w:w="3730" w:type="dxa"/>
+                  <w:tcMar/>
                 </w:tcPr>
                 <w:p>
                   <w:pPr>
@@ -5912,7 +5967,39 @@
                       <w:rFonts w:eastAsia="Times New Roman"/>
                       <w:lang w:val="en-GB"/>
                     </w:rPr>
-                    <w:t>LEFT JOIN với điều kiện: a.WINAME = c.WI_NAME</w:t>
+                    <w:t xml:space="preserve">LEFT JOIN với điều kiện: </w:t>
+                  </w:r>
+                  <w:proofErr w:type="gramStart"/>
+                  <w:r>
+                    <w:rPr>
+                      <w:rFonts w:eastAsia="Times New Roman"/>
+                      <w:lang w:val="en-GB"/>
+                    </w:rPr>
+                    <w:t>a.WINAME</w:t>
+                  </w:r>
+                  <w:proofErr w:type="gramEnd"/>
+                  <w:r>
+                    <w:rPr>
+                      <w:rFonts w:eastAsia="Times New Roman"/>
+                      <w:lang w:val="en-GB"/>
+                    </w:rPr>
+                    <w:t xml:space="preserve"> = </w:t>
+                  </w:r>
+                  <w:proofErr w:type="gramStart"/>
+                  <w:r>
+                    <w:rPr>
+                      <w:rFonts w:eastAsia="Times New Roman"/>
+                      <w:lang w:val="en-GB"/>
+                    </w:rPr>
+                    <w:t>c.WI</w:t>
+                  </w:r>
+                  <w:proofErr w:type="gramEnd"/>
+                  <w:r>
+                    <w:rPr>
+                      <w:rFonts w:eastAsia="Times New Roman"/>
+                      <w:lang w:val="en-GB"/>
+                    </w:rPr>
+                    <w:t>_NAME</w:t>
                   </w:r>
                 </w:p>
               </w:tc>
@@ -5924,6 +6011,7 @@
               <w:tc>
                 <w:tcPr>
                   <w:tcW w:w="3707" w:type="dxa"/>
+                  <w:tcMar/>
                 </w:tcPr>
                 <w:p>
                   <w:pPr>
@@ -5957,6 +6045,7 @@
               <w:tc>
                 <w:tcPr>
                   <w:tcW w:w="3730" w:type="dxa"/>
+                  <w:tcMar/>
                 </w:tcPr>
                 <w:p>
                   <w:pPr>
@@ -5973,7 +6062,39 @@
                       <w:rFonts w:eastAsia="Times New Roman"/>
                       <w:lang w:val="en-GB"/>
                     </w:rPr>
-                    <w:t>LEFT JOIN với điều kiện: a.WINAME = d.WI_NAME</w:t>
+                    <w:t xml:space="preserve">LEFT JOIN với điều kiện: </w:t>
+                  </w:r>
+                  <w:proofErr w:type="gramStart"/>
+                  <w:r>
+                    <w:rPr>
+                      <w:rFonts w:eastAsia="Times New Roman"/>
+                      <w:lang w:val="en-GB"/>
+                    </w:rPr>
+                    <w:t>a.WINAME</w:t>
+                  </w:r>
+                  <w:proofErr w:type="gramEnd"/>
+                  <w:r>
+                    <w:rPr>
+                      <w:rFonts w:eastAsia="Times New Roman"/>
+                      <w:lang w:val="en-GB"/>
+                    </w:rPr>
+                    <w:t xml:space="preserve"> = </w:t>
+                  </w:r>
+                  <w:proofErr w:type="gramStart"/>
+                  <w:r>
+                    <w:rPr>
+                      <w:rFonts w:eastAsia="Times New Roman"/>
+                      <w:lang w:val="en-GB"/>
+                    </w:rPr>
+                    <w:t>d.WI</w:t>
+                  </w:r>
+                  <w:proofErr w:type="gramEnd"/>
+                  <w:r>
+                    <w:rPr>
+                      <w:rFonts w:eastAsia="Times New Roman"/>
+                      <w:lang w:val="en-GB"/>
+                    </w:rPr>
+                    <w:t>_NAME</w:t>
                   </w:r>
                 </w:p>
               </w:tc>
@@ -5985,6 +6106,7 @@
               <w:tc>
                 <w:tcPr>
                   <w:tcW w:w="3707" w:type="dxa"/>
+                  <w:tcMar/>
                 </w:tcPr>
                 <w:p>
                   <w:pPr>
@@ -6018,6 +6140,7 @@
               <w:tc>
                 <w:tcPr>
                   <w:tcW w:w="3730" w:type="dxa"/>
+                  <w:tcMar/>
                 </w:tcPr>
                 <w:p>
                   <w:pPr>
@@ -6034,7 +6157,39 @@
                       <w:rFonts w:eastAsia="Times New Roman"/>
                       <w:lang w:val="en-GB"/>
                     </w:rPr>
-                    <w:t>LEFT JOIN với điều kiện: a.WINAME = e.WI_NAME</w:t>
+                    <w:t xml:space="preserve">LEFT JOIN với điều kiện: </w:t>
+                  </w:r>
+                  <w:proofErr w:type="gramStart"/>
+                  <w:r>
+                    <w:rPr>
+                      <w:rFonts w:eastAsia="Times New Roman"/>
+                      <w:lang w:val="en-GB"/>
+                    </w:rPr>
+                    <w:t>a.WINAME</w:t>
+                  </w:r>
+                  <w:proofErr w:type="gramEnd"/>
+                  <w:r>
+                    <w:rPr>
+                      <w:rFonts w:eastAsia="Times New Roman"/>
+                      <w:lang w:val="en-GB"/>
+                    </w:rPr>
+                    <w:t xml:space="preserve"> = </w:t>
+                  </w:r>
+                  <w:proofErr w:type="gramStart"/>
+                  <w:r>
+                    <w:rPr>
+                      <w:rFonts w:eastAsia="Times New Roman"/>
+                      <w:lang w:val="en-GB"/>
+                    </w:rPr>
+                    <w:t>e.WI</w:t>
+                  </w:r>
+                  <w:proofErr w:type="gramEnd"/>
+                  <w:r>
+                    <w:rPr>
+                      <w:rFonts w:eastAsia="Times New Roman"/>
+                      <w:lang w:val="en-GB"/>
+                    </w:rPr>
+                    <w:t>_NAME</w:t>
                   </w:r>
                 </w:p>
               </w:tc>
@@ -6046,6 +6201,7 @@
               <w:tc>
                 <w:tcPr>
                   <w:tcW w:w="3707" w:type="dxa"/>
+                  <w:tcMar/>
                 </w:tcPr>
                 <w:p>
                   <w:pPr>
@@ -6079,6 +6235,7 @@
               <w:tc>
                 <w:tcPr>
                   <w:tcW w:w="3730" w:type="dxa"/>
+                  <w:tcMar/>
                 </w:tcPr>
                 <w:p>
                   <w:pPr>
@@ -6095,7 +6252,39 @@
                       <w:rFonts w:eastAsia="Times New Roman"/>
                       <w:lang w:val="en-GB"/>
                     </w:rPr>
-                    <w:t>LEFT JOIN với điều kiện: a.WINAME = f.WI_NAME</w:t>
+                    <w:t xml:space="preserve">LEFT JOIN với điều kiện: </w:t>
+                  </w:r>
+                  <w:proofErr w:type="gramStart"/>
+                  <w:r>
+                    <w:rPr>
+                      <w:rFonts w:eastAsia="Times New Roman"/>
+                      <w:lang w:val="en-GB"/>
+                    </w:rPr>
+                    <w:t>a.WINAME</w:t>
+                  </w:r>
+                  <w:proofErr w:type="gramEnd"/>
+                  <w:r>
+                    <w:rPr>
+                      <w:rFonts w:eastAsia="Times New Roman"/>
+                      <w:lang w:val="en-GB"/>
+                    </w:rPr>
+                    <w:t xml:space="preserve"> = </w:t>
+                  </w:r>
+                  <w:proofErr w:type="gramStart"/>
+                  <w:r>
+                    <w:rPr>
+                      <w:rFonts w:eastAsia="Times New Roman"/>
+                      <w:lang w:val="en-GB"/>
+                    </w:rPr>
+                    <w:t>f.WI</w:t>
+                  </w:r>
+                  <w:proofErr w:type="gramEnd"/>
+                  <w:r>
+                    <w:rPr>
+                      <w:rFonts w:eastAsia="Times New Roman"/>
+                      <w:lang w:val="en-GB"/>
+                    </w:rPr>
+                    <w:t>_NAME</w:t>
                   </w:r>
                 </w:p>
               </w:tc>
@@ -6107,6 +6296,7 @@
               <w:tc>
                 <w:tcPr>
                   <w:tcW w:w="3707" w:type="dxa"/>
+                  <w:tcMar/>
                 </w:tcPr>
                 <w:p>
                   <w:pPr>
@@ -6140,6 +6330,7 @@
               <w:tc>
                 <w:tcPr>
                   <w:tcW w:w="3730" w:type="dxa"/>
+                  <w:tcMar/>
                 </w:tcPr>
                 <w:p>
                   <w:pPr>
@@ -6156,14 +6347,46 @@
                       <w:rFonts w:eastAsia="Times New Roman"/>
                       <w:lang w:val="en-GB"/>
                     </w:rPr>
-                    <w:t>LEFT JOIN với điều kiện: a.WINAME = g.</w:t>
-                  </w:r>
+                    <w:t xml:space="preserve">LEFT JOIN với điều kiện: </w:t>
+                  </w:r>
+                  <w:proofErr w:type="gramStart"/>
                   <w:r>
                     <w:rPr>
                       <w:rFonts w:eastAsia="Times New Roman"/>
                       <w:lang w:val="en-GB"/>
                     </w:rPr>
-                    <w:t>WI_NAME</w:t>
+                    <w:t>a.WINAME</w:t>
+                  </w:r>
+                  <w:proofErr w:type="gramEnd"/>
+                  <w:r>
+                    <w:rPr>
+                      <w:rFonts w:eastAsia="Times New Roman"/>
+                      <w:lang w:val="en-GB"/>
+                    </w:rPr>
+                    <w:t xml:space="preserve"> = </w:t>
+                  </w:r>
+                  <w:proofErr w:type="gramStart"/>
+                  <w:r>
+                    <w:rPr>
+                      <w:rFonts w:eastAsia="Times New Roman"/>
+                      <w:lang w:val="en-GB"/>
+                    </w:rPr>
+                    <w:t>g.</w:t>
+                  </w:r>
+                  <w:r>
+                    <w:rPr>
+                      <w:rFonts w:eastAsia="Times New Roman"/>
+                      <w:lang w:val="en-GB"/>
+                    </w:rPr>
+                    <w:t>WI</w:t>
+                  </w:r>
+                  <w:proofErr w:type="gramEnd"/>
+                  <w:r>
+                    <w:rPr>
+                      <w:rFonts w:eastAsia="Times New Roman"/>
+                      <w:lang w:val="en-GB"/>
+                    </w:rPr>
+                    <w:t>_NAME</w:t>
                   </w:r>
                 </w:p>
               </w:tc>
@@ -6175,6 +6398,7 @@
               <w:tc>
                 <w:tcPr>
                   <w:tcW w:w="3707" w:type="dxa"/>
+                  <w:tcMar/>
                 </w:tcPr>
                 <w:p>
                   <w:pPr>
@@ -6208,6 +6432,7 @@
               <w:tc>
                 <w:tcPr>
                   <w:tcW w:w="3730" w:type="dxa"/>
+                  <w:tcMar/>
                 </w:tcPr>
                 <w:p>
                   <w:pPr>
@@ -6225,7 +6450,39 @@
                       <w:rFonts w:eastAsia="Times New Roman"/>
                       <w:lang w:val="en-GB"/>
                     </w:rPr>
-                    <w:t>LEFT JOIN với điều kiện: a.WINAME = h.WI_NAME</w:t>
+                    <w:t xml:space="preserve">LEFT JOIN với điều kiện: </w:t>
+                  </w:r>
+                  <w:proofErr w:type="gramStart"/>
+                  <w:r>
+                    <w:rPr>
+                      <w:rFonts w:eastAsia="Times New Roman"/>
+                      <w:lang w:val="en-GB"/>
+                    </w:rPr>
+                    <w:t>a.WINAME</w:t>
+                  </w:r>
+                  <w:proofErr w:type="gramEnd"/>
+                  <w:r>
+                    <w:rPr>
+                      <w:rFonts w:eastAsia="Times New Roman"/>
+                      <w:lang w:val="en-GB"/>
+                    </w:rPr>
+                    <w:t xml:space="preserve"> = </w:t>
+                  </w:r>
+                  <w:proofErr w:type="gramStart"/>
+                  <w:r>
+                    <w:rPr>
+                      <w:rFonts w:eastAsia="Times New Roman"/>
+                      <w:lang w:val="en-GB"/>
+                    </w:rPr>
+                    <w:t>h.WI</w:t>
+                  </w:r>
+                  <w:proofErr w:type="gramEnd"/>
+                  <w:r>
+                    <w:rPr>
+                      <w:rFonts w:eastAsia="Times New Roman"/>
+                      <w:lang w:val="en-GB"/>
+                    </w:rPr>
+                    <w:t>_NAME</w:t>
                   </w:r>
                 </w:p>
               </w:tc>
@@ -6237,6 +6494,7 @@
               <w:tc>
                 <w:tcPr>
                   <w:tcW w:w="3707" w:type="dxa"/>
+                  <w:tcMar/>
                 </w:tcPr>
                 <w:p>
                   <w:pPr>
@@ -6270,6 +6528,7 @@
               <w:tc>
                 <w:tcPr>
                   <w:tcW w:w="3730" w:type="dxa"/>
+                  <w:tcMar/>
                 </w:tcPr>
                 <w:p>
                   <w:pPr>
@@ -6287,7 +6546,39 @@
                       <w:rFonts w:eastAsia="Times New Roman"/>
                       <w:lang w:val="en-GB"/>
                     </w:rPr>
-                    <w:t>LEFT JOIN với điều kiện: a.WINAME = i.WI_NAME</w:t>
+                    <w:t xml:space="preserve">LEFT JOIN với điều kiện: </w:t>
+                  </w:r>
+                  <w:proofErr w:type="gramStart"/>
+                  <w:r>
+                    <w:rPr>
+                      <w:rFonts w:eastAsia="Times New Roman"/>
+                      <w:lang w:val="en-GB"/>
+                    </w:rPr>
+                    <w:t>a.WINAME</w:t>
+                  </w:r>
+                  <w:proofErr w:type="gramEnd"/>
+                  <w:r>
+                    <w:rPr>
+                      <w:rFonts w:eastAsia="Times New Roman"/>
+                      <w:lang w:val="en-GB"/>
+                    </w:rPr>
+                    <w:t xml:space="preserve"> = </w:t>
+                  </w:r>
+                  <w:proofErr w:type="gramStart"/>
+                  <w:r>
+                    <w:rPr>
+                      <w:rFonts w:eastAsia="Times New Roman"/>
+                      <w:lang w:val="en-GB"/>
+                    </w:rPr>
+                    <w:t>i.WI</w:t>
+                  </w:r>
+                  <w:proofErr w:type="gramEnd"/>
+                  <w:r>
+                    <w:rPr>
+                      <w:rFonts w:eastAsia="Times New Roman"/>
+                      <w:lang w:val="en-GB"/>
+                    </w:rPr>
+                    <w:t>_NAME</w:t>
                   </w:r>
                 </w:p>
               </w:tc>
@@ -6299,6 +6590,7 @@
               <w:tc>
                 <w:tcPr>
                   <w:tcW w:w="3707" w:type="dxa"/>
+                  <w:tcMar/>
                 </w:tcPr>
                 <w:p>
                   <w:pPr>
@@ -6332,6 +6624,7 @@
               <w:tc>
                 <w:tcPr>
                   <w:tcW w:w="3730" w:type="dxa"/>
+                  <w:tcMar/>
                 </w:tcPr>
                 <w:p>
                   <w:pPr>
@@ -6344,7 +6637,39 @@
                       <w:rFonts w:eastAsia="Times New Roman"/>
                       <w:lang w:val="en-GB"/>
                     </w:rPr>
-                    <w:t>LEFT JOIN với điều kiện: a.WINAME = j.WI_NAME</w:t>
+                    <w:t xml:space="preserve">LEFT JOIN với điều kiện: </w:t>
+                  </w:r>
+                  <w:proofErr w:type="gramStart"/>
+                  <w:r>
+                    <w:rPr>
+                      <w:rFonts w:eastAsia="Times New Roman"/>
+                      <w:lang w:val="en-GB"/>
+                    </w:rPr>
+                    <w:t>a.WINAME</w:t>
+                  </w:r>
+                  <w:proofErr w:type="gramEnd"/>
+                  <w:r>
+                    <w:rPr>
+                      <w:rFonts w:eastAsia="Times New Roman"/>
+                      <w:lang w:val="en-GB"/>
+                    </w:rPr>
+                    <w:t xml:space="preserve"> = </w:t>
+                  </w:r>
+                  <w:proofErr w:type="gramStart"/>
+                  <w:r>
+                    <w:rPr>
+                      <w:rFonts w:eastAsia="Times New Roman"/>
+                      <w:lang w:val="en-GB"/>
+                    </w:rPr>
+                    <w:t>j.WI</w:t>
+                  </w:r>
+                  <w:proofErr w:type="gramEnd"/>
+                  <w:r>
+                    <w:rPr>
+                      <w:rFonts w:eastAsia="Times New Roman"/>
+                      <w:lang w:val="en-GB"/>
+                    </w:rPr>
+                    <w:t>_NAME</w:t>
                   </w:r>
                 </w:p>
               </w:tc>
@@ -6356,6 +6681,7 @@
               <w:tc>
                 <w:tcPr>
                   <w:tcW w:w="3707" w:type="dxa"/>
+                  <w:tcMar/>
                 </w:tcPr>
                 <w:p>
                   <w:pPr>
@@ -6389,6 +6715,7 @@
               <w:tc>
                 <w:tcPr>
                   <w:tcW w:w="3730" w:type="dxa"/>
+                  <w:tcMar/>
                 </w:tcPr>
                 <w:p>
                   <w:pPr>
@@ -6406,7 +6733,39 @@
                       <w:rFonts w:eastAsia="Times New Roman"/>
                       <w:lang w:val="en-GB"/>
                     </w:rPr>
-                    <w:t>LEFT JOIN với điều kiện: a.WINAME = k.WI_NAME</w:t>
+                    <w:t xml:space="preserve">LEFT JOIN với điều kiện: </w:t>
+                  </w:r>
+                  <w:proofErr w:type="gramStart"/>
+                  <w:r>
+                    <w:rPr>
+                      <w:rFonts w:eastAsia="Times New Roman"/>
+                      <w:lang w:val="en-GB"/>
+                    </w:rPr>
+                    <w:t>a.WINAME</w:t>
+                  </w:r>
+                  <w:proofErr w:type="gramEnd"/>
+                  <w:r>
+                    <w:rPr>
+                      <w:rFonts w:eastAsia="Times New Roman"/>
+                      <w:lang w:val="en-GB"/>
+                    </w:rPr>
+                    <w:t xml:space="preserve"> = </w:t>
+                  </w:r>
+                  <w:proofErr w:type="gramStart"/>
+                  <w:r>
+                    <w:rPr>
+                      <w:rFonts w:eastAsia="Times New Roman"/>
+                      <w:lang w:val="en-GB"/>
+                    </w:rPr>
+                    <w:t>k.WI</w:t>
+                  </w:r>
+                  <w:proofErr w:type="gramEnd"/>
+                  <w:r>
+                    <w:rPr>
+                      <w:rFonts w:eastAsia="Times New Roman"/>
+                      <w:lang w:val="en-GB"/>
+                    </w:rPr>
+                    <w:t>_NAME</w:t>
                   </w:r>
                 </w:p>
               </w:tc>
@@ -6418,6 +6777,7 @@
               <w:tc>
                 <w:tcPr>
                   <w:tcW w:w="3707" w:type="dxa"/>
+                  <w:tcMar/>
                 </w:tcPr>
                 <w:p>
                   <w:pPr>
@@ -6432,7 +6792,6 @@
                     <w:rPr>
                       <w:color w:val="000000"/>
                     </w:rPr>
-                    <w:lastRenderedPageBreak/>
                     <w:t>SBLOS2.</w:t>
                   </w:r>
                   <w:r>
@@ -6452,6 +6811,7 @@
               <w:tc>
                 <w:tcPr>
                   <w:tcW w:w="3730" w:type="dxa"/>
+                  <w:tcMar/>
                 </w:tcPr>
                 <w:p>
                   <w:pPr>
@@ -6468,7 +6828,39 @@
                       <w:rFonts w:eastAsia="Times New Roman"/>
                       <w:lang w:val="en-GB"/>
                     </w:rPr>
-                    <w:t>LEFT JOIN với điều kiện: a.WINAME = l.WI_NAME</w:t>
+                    <w:t xml:space="preserve">LEFT JOIN với điều kiện: </w:t>
+                  </w:r>
+                  <w:proofErr w:type="gramStart"/>
+                  <w:r>
+                    <w:rPr>
+                      <w:rFonts w:eastAsia="Times New Roman"/>
+                      <w:lang w:val="en-GB"/>
+                    </w:rPr>
+                    <w:t>a.WINAME</w:t>
+                  </w:r>
+                  <w:proofErr w:type="gramEnd"/>
+                  <w:r>
+                    <w:rPr>
+                      <w:rFonts w:eastAsia="Times New Roman"/>
+                      <w:lang w:val="en-GB"/>
+                    </w:rPr>
+                    <w:t xml:space="preserve"> = </w:t>
+                  </w:r>
+                  <w:proofErr w:type="gramStart"/>
+                  <w:r>
+                    <w:rPr>
+                      <w:rFonts w:eastAsia="Times New Roman"/>
+                      <w:lang w:val="en-GB"/>
+                    </w:rPr>
+                    <w:t>l.WI</w:t>
+                  </w:r>
+                  <w:proofErr w:type="gramEnd"/>
+                  <w:r>
+                    <w:rPr>
+                      <w:rFonts w:eastAsia="Times New Roman"/>
+                      <w:lang w:val="en-GB"/>
+                    </w:rPr>
+                    <w:t>_NAME</w:t>
                   </w:r>
                 </w:p>
               </w:tc>
@@ -6480,6 +6872,7 @@
               <w:tc>
                 <w:tcPr>
                   <w:tcW w:w="3707" w:type="dxa"/>
+                  <w:tcMar/>
                 </w:tcPr>
                 <w:p>
                   <w:pPr>
@@ -6513,6 +6906,7 @@
               <w:tc>
                 <w:tcPr>
                   <w:tcW w:w="3730" w:type="dxa"/>
+                  <w:tcMar/>
                 </w:tcPr>
                 <w:p>
                   <w:pPr>
@@ -6529,7 +6923,39 @@
                       <w:rFonts w:eastAsia="Times New Roman"/>
                       <w:lang w:val="en-GB"/>
                     </w:rPr>
-                    <w:t>LEFT JOIN với điều kiện: a.WINAME = m.WI_NAME</w:t>
+                    <w:t xml:space="preserve">LEFT JOIN với điều kiện: </w:t>
+                  </w:r>
+                  <w:proofErr w:type="gramStart"/>
+                  <w:r>
+                    <w:rPr>
+                      <w:rFonts w:eastAsia="Times New Roman"/>
+                      <w:lang w:val="en-GB"/>
+                    </w:rPr>
+                    <w:t>a.WINAME</w:t>
+                  </w:r>
+                  <w:proofErr w:type="gramEnd"/>
+                  <w:r>
+                    <w:rPr>
+                      <w:rFonts w:eastAsia="Times New Roman"/>
+                      <w:lang w:val="en-GB"/>
+                    </w:rPr>
+                    <w:t xml:space="preserve"> = </w:t>
+                  </w:r>
+                  <w:proofErr w:type="gramStart"/>
+                  <w:r>
+                    <w:rPr>
+                      <w:rFonts w:eastAsia="Times New Roman"/>
+                      <w:lang w:val="en-GB"/>
+                    </w:rPr>
+                    <w:t>m.WI</w:t>
+                  </w:r>
+                  <w:proofErr w:type="gramEnd"/>
+                  <w:r>
+                    <w:rPr>
+                      <w:rFonts w:eastAsia="Times New Roman"/>
+                      <w:lang w:val="en-GB"/>
+                    </w:rPr>
+                    <w:t>_NAME</w:t>
                   </w:r>
                 </w:p>
               </w:tc>
@@ -6541,6 +6967,7 @@
               <w:tc>
                 <w:tcPr>
                   <w:tcW w:w="3707" w:type="dxa"/>
+                  <w:tcMar/>
                 </w:tcPr>
                 <w:p>
                   <w:pPr>
@@ -6574,6 +7001,7 @@
               <w:tc>
                 <w:tcPr>
                   <w:tcW w:w="3730" w:type="dxa"/>
+                  <w:tcMar/>
                 </w:tcPr>
                 <w:p>
                   <w:pPr>
@@ -6590,7 +7018,39 @@
                       <w:rFonts w:eastAsia="Times New Roman"/>
                       <w:lang w:val="en-GB"/>
                     </w:rPr>
-                    <w:t>LEFT JOIN với điều kiện: a.WINAME = n.WI_NAME</w:t>
+                    <w:t xml:space="preserve">LEFT JOIN với điều kiện: </w:t>
+                  </w:r>
+                  <w:proofErr w:type="gramStart"/>
+                  <w:r>
+                    <w:rPr>
+                      <w:rFonts w:eastAsia="Times New Roman"/>
+                      <w:lang w:val="en-GB"/>
+                    </w:rPr>
+                    <w:t>a.WINAME</w:t>
+                  </w:r>
+                  <w:proofErr w:type="gramEnd"/>
+                  <w:r>
+                    <w:rPr>
+                      <w:rFonts w:eastAsia="Times New Roman"/>
+                      <w:lang w:val="en-GB"/>
+                    </w:rPr>
+                    <w:t xml:space="preserve"> = </w:t>
+                  </w:r>
+                  <w:proofErr w:type="gramStart"/>
+                  <w:r>
+                    <w:rPr>
+                      <w:rFonts w:eastAsia="Times New Roman"/>
+                      <w:lang w:val="en-GB"/>
+                    </w:rPr>
+                    <w:t>n.WI</w:t>
+                  </w:r>
+                  <w:proofErr w:type="gramEnd"/>
+                  <w:r>
+                    <w:rPr>
+                      <w:rFonts w:eastAsia="Times New Roman"/>
+                      <w:lang w:val="en-GB"/>
+                    </w:rPr>
+                    <w:t>_NAME</w:t>
                   </w:r>
                 </w:p>
               </w:tc>
@@ -6602,6 +7062,7 @@
               <w:tc>
                 <w:tcPr>
                   <w:tcW w:w="3707" w:type="dxa"/>
+                  <w:tcMar/>
                 </w:tcPr>
                 <w:p>
                   <w:pPr>
@@ -6629,6 +7090,7 @@
               <w:tc>
                 <w:tcPr>
                   <w:tcW w:w="3730" w:type="dxa"/>
+                  <w:tcMar/>
                 </w:tcPr>
                 <w:p>
                   <w:pPr>
@@ -6647,12 +7109,28 @@
                     </w:rPr>
                     <w:t xml:space="preserve">LEFT JOIN với điều kiện: </w:t>
                   </w:r>
+                  <w:proofErr w:type="gramStart"/>
                   <w:r>
                     <w:rPr>
                       <w:rFonts w:eastAsia="Times New Roman"/>
                     </w:rPr>
-                    <w:t>l.STEAM = o.STEAM</w:t>
-                  </w:r>
+                    <w:t>l.STEAM</w:t>
+                  </w:r>
+                  <w:proofErr w:type="gramEnd"/>
+                  <w:r>
+                    <w:rPr>
+                      <w:rFonts w:eastAsia="Times New Roman"/>
+                    </w:rPr>
+                    <w:t xml:space="preserve"> = </w:t>
+                  </w:r>
+                  <w:proofErr w:type="gramStart"/>
+                  <w:r>
+                    <w:rPr>
+                      <w:rFonts w:eastAsia="Times New Roman"/>
+                    </w:rPr>
+                    <w:t>o.STEAM</w:t>
+                  </w:r>
+                  <w:proofErr w:type="gramEnd"/>
                 </w:p>
               </w:tc>
             </w:tr>
@@ -6663,6 +7141,7 @@
               <w:tc>
                 <w:tcPr>
                   <w:tcW w:w="3707" w:type="dxa"/>
+                  <w:tcMar/>
                 </w:tcPr>
                 <w:p>
                   <w:pPr>
@@ -6690,6 +7169,7 @@
               <w:tc>
                 <w:tcPr>
                   <w:tcW w:w="3730" w:type="dxa"/>
+                  <w:tcMar/>
                 </w:tcPr>
                 <w:p>
                   <w:pPr>
@@ -6719,12 +7199,37 @@
                       <w:lang w:val="en-GB"/>
                     </w:rPr>
                   </w:pPr>
+                  <w:proofErr w:type="gramStart"/>
                   <w:r>
                     <w:rPr>
                       <w:rFonts w:eastAsia="Times New Roman"/>
                       <w:lang w:val="en-GB"/>
                     </w:rPr>
-                    <w:t>a.WINAME = p.WI_NAME</w:t>
+                    <w:t>a.WINAME</w:t>
+                  </w:r>
+                  <w:proofErr w:type="gramEnd"/>
+                  <w:r>
+                    <w:rPr>
+                      <w:rFonts w:eastAsia="Times New Roman"/>
+                      <w:lang w:val="en-GB"/>
+                    </w:rPr>
+                    <w:t xml:space="preserve"> = </w:t>
+                  </w:r>
+                  <w:proofErr w:type="gramStart"/>
+                  <w:r>
+                    <w:rPr>
+                      <w:rFonts w:eastAsia="Times New Roman"/>
+                      <w:lang w:val="en-GB"/>
+                    </w:rPr>
+                    <w:t>p.WI</w:t>
+                  </w:r>
+                  <w:proofErr w:type="gramEnd"/>
+                  <w:r>
+                    <w:rPr>
+                      <w:rFonts w:eastAsia="Times New Roman"/>
+                      <w:lang w:val="en-GB"/>
+                    </w:rPr>
+                    <w:t>_NAME</w:t>
                   </w:r>
                 </w:p>
               </w:tc>
@@ -6736,6 +7241,7 @@
               <w:tc>
                 <w:tcPr>
                   <w:tcW w:w="3707" w:type="dxa"/>
+                  <w:tcMar/>
                 </w:tcPr>
                 <w:p>
                   <w:pPr>
@@ -6763,6 +7269,7 @@
               <w:tc>
                 <w:tcPr>
                   <w:tcW w:w="3730" w:type="dxa"/>
+                  <w:tcMar/>
                 </w:tcPr>
                 <w:p>
                   <w:pPr>
@@ -6781,12 +7288,37 @@
                     </w:rPr>
                     <w:t xml:space="preserve">LEFT JOIN với điều kiện: </w:t>
                   </w:r>
+                  <w:proofErr w:type="gramStart"/>
                   <w:r>
                     <w:rPr>
                       <w:rFonts w:eastAsia="Times New Roman"/>
                       <w:lang w:val="en-GB"/>
                     </w:rPr>
-                    <w:t>a.WINAME = q.WI_NAME</w:t>
+                    <w:t>a.WINAME</w:t>
+                  </w:r>
+                  <w:proofErr w:type="gramEnd"/>
+                  <w:r>
+                    <w:rPr>
+                      <w:rFonts w:eastAsia="Times New Roman"/>
+                      <w:lang w:val="en-GB"/>
+                    </w:rPr>
+                    <w:t xml:space="preserve"> = </w:t>
+                  </w:r>
+                  <w:proofErr w:type="gramStart"/>
+                  <w:r>
+                    <w:rPr>
+                      <w:rFonts w:eastAsia="Times New Roman"/>
+                      <w:lang w:val="en-GB"/>
+                    </w:rPr>
+                    <w:t>q.WI</w:t>
+                  </w:r>
+                  <w:proofErr w:type="gramEnd"/>
+                  <w:r>
+                    <w:rPr>
+                      <w:rFonts w:eastAsia="Times New Roman"/>
+                      <w:lang w:val="en-GB"/>
+                    </w:rPr>
+                    <w:t>_NAME</w:t>
                   </w:r>
                 </w:p>
               </w:tc>
@@ -6798,6 +7330,7 @@
               <w:tc>
                 <w:tcPr>
                   <w:tcW w:w="3707" w:type="dxa"/>
+                  <w:tcMar/>
                 </w:tcPr>
                 <w:p>
                   <w:pPr>
@@ -6825,6 +7358,7 @@
               <w:tc>
                 <w:tcPr>
                   <w:tcW w:w="3730" w:type="dxa"/>
+                  <w:tcMar/>
                 </w:tcPr>
                 <w:p>
                   <w:pPr>
@@ -6843,12 +7377,37 @@
                     </w:rPr>
                     <w:t xml:space="preserve">LEFT JOIN với điều kiện: </w:t>
                   </w:r>
+                  <w:proofErr w:type="gramStart"/>
                   <w:r>
                     <w:rPr>
                       <w:rFonts w:eastAsia="Times New Roman"/>
                       <w:lang w:val="en-GB"/>
                     </w:rPr>
-                    <w:t>a.WINAME = r.WI_NAME</w:t>
+                    <w:t>a.WINAME</w:t>
+                  </w:r>
+                  <w:proofErr w:type="gramEnd"/>
+                  <w:r>
+                    <w:rPr>
+                      <w:rFonts w:eastAsia="Times New Roman"/>
+                      <w:lang w:val="en-GB"/>
+                    </w:rPr>
+                    <w:t xml:space="preserve"> = </w:t>
+                  </w:r>
+                  <w:proofErr w:type="gramStart"/>
+                  <w:r>
+                    <w:rPr>
+                      <w:rFonts w:eastAsia="Times New Roman"/>
+                      <w:lang w:val="en-GB"/>
+                    </w:rPr>
+                    <w:t>r.WI</w:t>
+                  </w:r>
+                  <w:proofErr w:type="gramEnd"/>
+                  <w:r>
+                    <w:rPr>
+                      <w:rFonts w:eastAsia="Times New Roman"/>
+                      <w:lang w:val="en-GB"/>
+                    </w:rPr>
+                    <w:t>_NAME</w:t>
                   </w:r>
                 </w:p>
               </w:tc>
@@ -6860,6 +7419,7 @@
               <w:tc>
                 <w:tcPr>
                   <w:tcW w:w="3707" w:type="dxa"/>
+                  <w:tcMar/>
                 </w:tcPr>
                 <w:p>
                   <w:pPr>
@@ -6887,6 +7447,7 @@
               <w:tc>
                 <w:tcPr>
                   <w:tcW w:w="3730" w:type="dxa"/>
+                  <w:tcMar/>
                 </w:tcPr>
                 <w:p>
                   <w:pPr>
@@ -6905,11 +7466,33 @@
                     </w:rPr>
                     <w:t xml:space="preserve">LEFT JOIN với điều kiện: </w:t>
                   </w:r>
+                  <w:proofErr w:type="gramStart"/>
                   <w:r>
                     <w:rPr>
                       <w:rFonts w:eastAsia="Times New Roman"/>
                     </w:rPr>
-                    <w:t>c.CITY_CURR_RES = s.CITY_CODE</w:t>
+                    <w:t>c.CITY</w:t>
+                  </w:r>
+                  <w:proofErr w:type="gramEnd"/>
+                  <w:r>
+                    <w:rPr>
+                      <w:rFonts w:eastAsia="Times New Roman"/>
+                    </w:rPr>
+                    <w:t xml:space="preserve">_CURR_RES = </w:t>
+                  </w:r>
+                  <w:proofErr w:type="gramStart"/>
+                  <w:r>
+                    <w:rPr>
+                      <w:rFonts w:eastAsia="Times New Roman"/>
+                    </w:rPr>
+                    <w:t>s.CITY</w:t>
+                  </w:r>
+                  <w:proofErr w:type="gramEnd"/>
+                  <w:r>
+                    <w:rPr>
+                      <w:rFonts w:eastAsia="Times New Roman"/>
+                    </w:rPr>
+                    <w:t>_CODE</w:t>
                   </w:r>
                 </w:p>
               </w:tc>
@@ -6921,6 +7504,7 @@
               <w:tc>
                 <w:tcPr>
                   <w:tcW w:w="3707" w:type="dxa"/>
+                  <w:tcMar/>
                 </w:tcPr>
                 <w:p>
                   <w:pPr>
@@ -6948,6 +7532,7 @@
               <w:tc>
                 <w:tcPr>
                   <w:tcW w:w="3730" w:type="dxa"/>
+                  <w:tcMar/>
                 </w:tcPr>
                 <w:p>
                   <w:pPr>
@@ -6981,7 +7566,21 @@
                     <w:rPr>
                       <w:rFonts w:eastAsia="Times New Roman"/>
                     </w:rPr>
-                    <w:t>c.DISTRICT_CURR_RES = t.DISTRICT_CODE</w:t>
+                    <w:t xml:space="preserve">c.DISTRICT_CURR_RES = </w:t>
+                  </w:r>
+                  <w:proofErr w:type="gramStart"/>
+                  <w:r>
+                    <w:rPr>
+                      <w:rFonts w:eastAsia="Times New Roman"/>
+                    </w:rPr>
+                    <w:t>t.DISTRICT</w:t>
+                  </w:r>
+                  <w:proofErr w:type="gramEnd"/>
+                  <w:r>
+                    <w:rPr>
+                      <w:rFonts w:eastAsia="Times New Roman"/>
+                    </w:rPr>
+                    <w:t>_CODE</w:t>
                   </w:r>
                 </w:p>
               </w:tc>
@@ -6993,6 +7592,7 @@
               <w:tc>
                 <w:tcPr>
                   <w:tcW w:w="3707" w:type="dxa"/>
+                  <w:tcMar/>
                 </w:tcPr>
                 <w:p>
                   <w:pPr>
@@ -7020,6 +7620,7 @@
               <w:tc>
                 <w:tcPr>
                   <w:tcW w:w="3730" w:type="dxa"/>
+                  <w:tcMar/>
                 </w:tcPr>
                 <w:p>
                   <w:pPr>
@@ -7049,12 +7650,37 @@
                       <w:lang w:val="en-GB"/>
                     </w:rPr>
                   </w:pPr>
+                  <w:proofErr w:type="gramStart"/>
                   <w:r>
                     <w:rPr>
                       <w:rFonts w:eastAsia="Times New Roman"/>
                       <w:lang w:val="en-GB"/>
                     </w:rPr>
-                    <w:t>a.WINAME = u.WI_NAME</w:t>
+                    <w:t>a.WINAME</w:t>
+                  </w:r>
+                  <w:proofErr w:type="gramEnd"/>
+                  <w:r>
+                    <w:rPr>
+                      <w:rFonts w:eastAsia="Times New Roman"/>
+                      <w:lang w:val="en-GB"/>
+                    </w:rPr>
+                    <w:t xml:space="preserve"> = </w:t>
+                  </w:r>
+                  <w:proofErr w:type="gramStart"/>
+                  <w:r>
+                    <w:rPr>
+                      <w:rFonts w:eastAsia="Times New Roman"/>
+                      <w:lang w:val="en-GB"/>
+                    </w:rPr>
+                    <w:t>u.WI</w:t>
+                  </w:r>
+                  <w:proofErr w:type="gramEnd"/>
+                  <w:r>
+                    <w:rPr>
+                      <w:rFonts w:eastAsia="Times New Roman"/>
+                      <w:lang w:val="en-GB"/>
+                    </w:rPr>
+                    <w:t>_NAME</w:t>
                   </w:r>
                 </w:p>
               </w:tc>
@@ -7066,6 +7692,7 @@
               <w:tc>
                 <w:tcPr>
                   <w:tcW w:w="3707" w:type="dxa"/>
+                  <w:tcMar/>
                 </w:tcPr>
                 <w:p>
                   <w:pPr>
@@ -7111,6 +7738,7 @@
               <w:tc>
                 <w:tcPr>
                   <w:tcW w:w="3730" w:type="dxa"/>
+                  <w:tcMar/>
                 </w:tcPr>
                 <w:p>
                   <w:pPr>
@@ -7129,12 +7757,37 @@
                     </w:rPr>
                     <w:t xml:space="preserve">LEFT JOIN với điều kiện: </w:t>
                   </w:r>
+                  <w:proofErr w:type="gramStart"/>
                   <w:r>
                     <w:rPr>
                       <w:rFonts w:eastAsia="Times New Roman"/>
                       <w:lang w:val="en-GB"/>
                     </w:rPr>
-                    <w:t>a.WINAME = w.WI_NAME</w:t>
+                    <w:t>a.WINAME</w:t>
+                  </w:r>
+                  <w:proofErr w:type="gramEnd"/>
+                  <w:r>
+                    <w:rPr>
+                      <w:rFonts w:eastAsia="Times New Roman"/>
+                      <w:lang w:val="en-GB"/>
+                    </w:rPr>
+                    <w:t xml:space="preserve"> = </w:t>
+                  </w:r>
+                  <w:proofErr w:type="gramStart"/>
+                  <w:r>
+                    <w:rPr>
+                      <w:rFonts w:eastAsia="Times New Roman"/>
+                      <w:lang w:val="en-GB"/>
+                    </w:rPr>
+                    <w:t>w.WI</w:t>
+                  </w:r>
+                  <w:proofErr w:type="gramEnd"/>
+                  <w:r>
+                    <w:rPr>
+                      <w:rFonts w:eastAsia="Times New Roman"/>
+                      <w:lang w:val="en-GB"/>
+                    </w:rPr>
+                    <w:t>_NAME</w:t>
                   </w:r>
                 </w:p>
               </w:tc>
@@ -7146,6 +7799,7 @@
               <w:tc>
                 <w:tcPr>
                   <w:tcW w:w="3707" w:type="dxa"/>
+                  <w:tcMar/>
                 </w:tcPr>
                 <w:p>
                   <w:pPr>
@@ -7173,6 +7827,7 @@
               <w:tc>
                 <w:tcPr>
                   <w:tcW w:w="3730" w:type="dxa"/>
+                  <w:tcMar/>
                 </w:tcPr>
                 <w:p>
                   <w:pPr>
@@ -7202,6 +7857,7 @@
                       <w:lang w:val="en-GB"/>
                     </w:rPr>
                   </w:pPr>
+                  <w:proofErr w:type="gramStart"/>
                   <w:r>
                     <w:rPr>
                       <w:rFonts w:eastAsia="Times New Roman"/>
@@ -7212,12 +7868,20 @@
                     <w:rPr>
                       <w:rFonts w:eastAsia="Times New Roman"/>
                     </w:rPr>
-                    <w:t xml:space="preserve">WORKSTEP = </w:t>
-                  </w:r>
+                    <w:t>WORKSTEP</w:t>
+                  </w:r>
+                  <w:proofErr w:type="gramEnd"/>
                   <w:r>
                     <w:rPr>
                       <w:rFonts w:eastAsia="Times New Roman"/>
                     </w:rPr>
+                    <w:t xml:space="preserve"> = </w:t>
+                  </w:r>
+                  <w:proofErr w:type="gramStart"/>
+                  <w:r>
+                    <w:rPr>
+                      <w:rFonts w:eastAsia="Times New Roman"/>
+                    </w:rPr>
                     <w:t>x.</w:t>
                   </w:r>
                   <w:r>
@@ -7226,6 +7890,7 @@
                     </w:rPr>
                     <w:t>WORKSTEP</w:t>
                   </w:r>
+                  <w:proofErr w:type="gramEnd"/>
                 </w:p>
               </w:tc>
             </w:tr>
@@ -7236,6 +7901,7 @@
               <w:tc>
                 <w:tcPr>
                   <w:tcW w:w="3707" w:type="dxa"/>
+                  <w:tcMar/>
                   <w:vAlign w:val="center"/>
                 </w:tcPr>
                 <w:p>
@@ -7270,6 +7936,7 @@
               <w:tc>
                 <w:tcPr>
                   <w:tcW w:w="3730" w:type="dxa"/>
+                  <w:tcMar/>
                   <w:vAlign w:val="center"/>
                 </w:tcPr>
                 <w:p>
@@ -7304,6 +7971,7 @@
                       <w:rFonts w:eastAsia="Times New Roman"/>
                     </w:rPr>
                   </w:pPr>
+                  <w:proofErr w:type="gramStart"/>
                   <w:r>
                     <w:rPr>
                       <w:rFonts w:eastAsia="Times New Roman"/>
@@ -7320,7 +7988,28 @@
                     <w:rPr>
                       <w:rFonts w:eastAsia="Times New Roman"/>
                     </w:rPr>
-                    <w:t>HANGE_TYPE = y.CHANGE_TYPE_NAME </w:t>
+                    <w:t>HANGE</w:t>
+                  </w:r>
+                  <w:proofErr w:type="gramEnd"/>
+                  <w:r>
+                    <w:rPr>
+                      <w:rFonts w:eastAsia="Times New Roman"/>
+                    </w:rPr>
+                    <w:t>_TYPE = </w:t>
+                  </w:r>
+                  <w:proofErr w:type="gramStart"/>
+                  <w:r>
+                    <w:rPr>
+                      <w:rFonts w:eastAsia="Times New Roman"/>
+                    </w:rPr>
+                    <w:t>y.CHANGE</w:t>
+                  </w:r>
+                  <w:proofErr w:type="gramEnd"/>
+                  <w:r>
+                    <w:rPr>
+                      <w:rFonts w:eastAsia="Times New Roman"/>
+                    </w:rPr>
+                    <w:t>_TYPE_NAME </w:t>
                   </w:r>
                 </w:p>
                 <w:p>
@@ -7343,6 +8032,7 @@
               <w:tc>
                 <w:tcPr>
                   <w:tcW w:w="3707" w:type="dxa"/>
+                  <w:tcMar/>
                   <w:vAlign w:val="center"/>
                 </w:tcPr>
                 <w:p>
@@ -7358,7 +8048,6 @@
                     <w:rPr>
                       <w:color w:val="000000"/>
                     </w:rPr>
-                    <w:lastRenderedPageBreak/>
                     <w:t>SBLOS2.NG_SB_RLOS_DISB_COL_GRID (</w:t>
                   </w:r>
                   <w:r>
@@ -7378,6 +8067,7 @@
               <w:tc>
                 <w:tcPr>
                   <w:tcW w:w="3730" w:type="dxa"/>
+                  <w:tcMar/>
                   <w:vAlign w:val="center"/>
                 </w:tcPr>
                 <w:p>
@@ -7395,13 +8085,30 @@
                       <w:color w:val="000000"/>
                       <w:lang w:val="en-GB"/>
                     </w:rPr>
-                    <w:t xml:space="preserve">LEFT JOIN với điều kiện: a.WINAME = </w:t>
-                  </w:r>
+                    <w:t xml:space="preserve">LEFT JOIN với điều kiện: </w:t>
+                  </w:r>
+                  <w:proofErr w:type="gramStart"/>
                   <w:r>
                     <w:rPr>
                       <w:color w:val="000000"/>
                       <w:lang w:val="en-GB"/>
                     </w:rPr>
+                    <w:t>a.WINAME</w:t>
+                  </w:r>
+                  <w:proofErr w:type="gramEnd"/>
+                  <w:r>
+                    <w:rPr>
+                      <w:color w:val="000000"/>
+                      <w:lang w:val="en-GB"/>
+                    </w:rPr>
+                    <w:t xml:space="preserve"> = </w:t>
+                  </w:r>
+                  <w:proofErr w:type="gramStart"/>
+                  <w:r>
+                    <w:rPr>
+                      <w:color w:val="000000"/>
+                      <w:lang w:val="en-GB"/>
+                    </w:rPr>
                     <w:t>z</w:t>
                   </w:r>
                   <w:r>
@@ -7409,7 +8116,15 @@
                       <w:color w:val="000000"/>
                       <w:lang w:val="en-GB"/>
                     </w:rPr>
-                    <w:t>.WI_NAME</w:t>
+                    <w:t>.WI</w:t>
+                  </w:r>
+                  <w:proofErr w:type="gramEnd"/>
+                  <w:r>
+                    <w:rPr>
+                      <w:color w:val="000000"/>
+                      <w:lang w:val="en-GB"/>
+                    </w:rPr>
+                    <w:t>_NAME</w:t>
                   </w:r>
                 </w:p>
               </w:tc>
@@ -7421,6 +8136,7 @@
               <w:tc>
                 <w:tcPr>
                   <w:tcW w:w="3707" w:type="dxa"/>
+                  <w:tcMar/>
                   <w:vAlign w:val="center"/>
                 </w:tcPr>
                 <w:p>
@@ -7455,6 +8171,7 @@
               <w:tc>
                 <w:tcPr>
                   <w:tcW w:w="3730" w:type="dxa"/>
+                  <w:tcMar/>
                   <w:vAlign w:val="center"/>
                 </w:tcPr>
                 <w:p>
@@ -7472,13 +8189,30 @@
                       <w:color w:val="000000"/>
                       <w:lang w:val="en-GB"/>
                     </w:rPr>
-                    <w:t>LEFT JOIN với điều kiện: w.PROMOTION_ID = a</w:t>
-                  </w:r>
+                    <w:t xml:space="preserve">LEFT JOIN với điều kiện: </w:t>
+                  </w:r>
+                  <w:proofErr w:type="gramStart"/>
                   <w:r>
                     <w:rPr>
                       <w:color w:val="000000"/>
                       <w:lang w:val="en-GB"/>
                     </w:rPr>
+                    <w:t>w.PROMOTION</w:t>
+                  </w:r>
+                  <w:proofErr w:type="gramEnd"/>
+                  <w:r>
+                    <w:rPr>
+                      <w:color w:val="000000"/>
+                      <w:lang w:val="en-GB"/>
+                    </w:rPr>
+                    <w:t xml:space="preserve">_ID = </w:t>
+                  </w:r>
+                  <w:proofErr w:type="gramStart"/>
+                  <w:r>
+                    <w:rPr>
+                      <w:color w:val="000000"/>
+                      <w:lang w:val="en-GB"/>
+                    </w:rPr>
                     <w:t>a</w:t>
                   </w:r>
                   <w:r>
@@ -7486,7 +8220,22 @@
                       <w:color w:val="000000"/>
                       <w:lang w:val="en-GB"/>
                     </w:rPr>
-                    <w:t>.PROMOTION_CODE</w:t>
+                    <w:t>a</w:t>
+                  </w:r>
+                  <w:r>
+                    <w:rPr>
+                      <w:color w:val="000000"/>
+                      <w:lang w:val="en-GB"/>
+                    </w:rPr>
+                    <w:t>.PROMOTION</w:t>
+                  </w:r>
+                  <w:proofErr w:type="gramEnd"/>
+                  <w:r>
+                    <w:rPr>
+                      <w:color w:val="000000"/>
+                      <w:lang w:val="en-GB"/>
+                    </w:rPr>
+                    <w:t>_CODE</w:t>
                   </w:r>
                 </w:p>
               </w:tc>
@@ -7498,6 +8247,7 @@
               <w:tc>
                 <w:tcPr>
                   <w:tcW w:w="3707" w:type="dxa"/>
+                  <w:tcMar/>
                   <w:vAlign w:val="center"/>
                 </w:tcPr>
                 <w:p>
@@ -7511,19 +8261,31 @@
                   </w:pPr>
                   <w:r>
                     <w:rPr>
-                      <w:color w:val="000000"/>
-                    </w:rPr>
-                    <w:t>SB_DTM.STG_DIM_CUSTOMER (a</w:t>
-                  </w:r>
-                  <w:r>
-                    <w:rPr>
-                      <w:color w:val="000000"/>
+                      <w:color w:val="000000" w:themeColor="text1" w:themeTint="FF" w:themeShade="FF"/>
+                    </w:rPr>
+                    <w:t>S</w:t>
+                  </w:r>
+                  <w:r>
+                    <w:rPr>
+                      <w:color w:val="000000" w:themeColor="text1" w:themeTint="FF" w:themeShade="FF"/>
+                    </w:rPr>
+                    <w:t>TG</w:t>
+                  </w:r>
+                  <w:r>
+                    <w:rPr>
+                      <w:color w:val="000000" w:themeColor="text1" w:themeTint="FF" w:themeShade="FF"/>
+                    </w:rPr>
+                    <w:t>_DTM.STG_DIM_CUSTOMER (a</w:t>
+                  </w:r>
+                  <w:r>
+                    <w:rPr>
+                      <w:color w:val="000000" w:themeColor="text1" w:themeTint="FF" w:themeShade="FF"/>
                     </w:rPr>
                     <w:t>c</w:t>
                   </w:r>
                   <w:r>
                     <w:rPr>
-                      <w:color w:val="000000"/>
+                      <w:color w:val="000000" w:themeColor="text1" w:themeTint="FF" w:themeShade="FF"/>
                     </w:rPr>
                     <w:t>)</w:t>
                   </w:r>
@@ -7532,6 +8294,7 @@
               <w:tc>
                 <w:tcPr>
                   <w:tcW w:w="3730" w:type="dxa"/>
+                  <w:tcMar/>
                   <w:vAlign w:val="center"/>
                 </w:tcPr>
                 <w:p>
@@ -7549,13 +8312,21 @@
                       <w:color w:val="000000"/>
                       <w:lang w:val="en-GB"/>
                     </w:rPr>
-                    <w:t>LEFT JOIN với điều kiện: u.ID_NUMBER = a</w:t>
-                  </w:r>
+                    <w:t xml:space="preserve">LEFT JOIN với điều kiện: u.ID_NUMBER = </w:t>
+                  </w:r>
+                  <w:proofErr w:type="gramStart"/>
                   <w:r>
                     <w:rPr>
                       <w:color w:val="000000"/>
                       <w:lang w:val="en-GB"/>
                     </w:rPr>
+                    <w:t>a</w:t>
+                  </w:r>
+                  <w:r>
+                    <w:rPr>
+                      <w:color w:val="000000"/>
+                      <w:lang w:val="en-GB"/>
+                    </w:rPr>
                     <w:t>c</w:t>
                   </w:r>
                   <w:r>
@@ -7563,7 +8334,15 @@
                       <w:color w:val="000000"/>
                       <w:lang w:val="en-GB"/>
                     </w:rPr>
-                    <w:t>.LEGAL_ID</w:t>
+                    <w:t>.LEGAL</w:t>
+                  </w:r>
+                  <w:proofErr w:type="gramEnd"/>
+                  <w:r>
+                    <w:rPr>
+                      <w:color w:val="000000"/>
+                      <w:lang w:val="en-GB"/>
+                    </w:rPr>
+                    <w:t>_ID</w:t>
                   </w:r>
                 </w:p>
               </w:tc>
@@ -7575,6 +8354,7 @@
               <w:tc>
                 <w:tcPr>
                   <w:tcW w:w="3707" w:type="dxa"/>
+                  <w:tcMar/>
                   <w:vAlign w:val="center"/>
                 </w:tcPr>
                 <w:p>
@@ -7588,19 +8368,31 @@
                   </w:pPr>
                   <w:r>
                     <w:rPr>
-                      <w:color w:val="000000"/>
-                    </w:rPr>
-                    <w:t>SB_DTM.STG_DIM_CARD (a</w:t>
-                  </w:r>
-                  <w:r>
-                    <w:rPr>
-                      <w:color w:val="000000"/>
+                      <w:color w:val="000000" w:themeColor="text1" w:themeTint="FF" w:themeShade="FF"/>
+                    </w:rPr>
+                    <w:t>S</w:t>
+                  </w:r>
+                  <w:r>
+                    <w:rPr>
+                      <w:color w:val="000000" w:themeColor="text1" w:themeTint="FF" w:themeShade="FF"/>
+                    </w:rPr>
+                    <w:t>TG</w:t>
+                  </w:r>
+                  <w:r>
+                    <w:rPr>
+                      <w:color w:val="000000" w:themeColor="text1" w:themeTint="FF" w:themeShade="FF"/>
+                    </w:rPr>
+                    <w:t>_DTM.STG_DIM_CARD (a</w:t>
+                  </w:r>
+                  <w:r>
+                    <w:rPr>
+                      <w:color w:val="000000" w:themeColor="text1" w:themeTint="FF" w:themeShade="FF"/>
                     </w:rPr>
                     <w:t>d</w:t>
                   </w:r>
                   <w:r>
                     <w:rPr>
-                      <w:color w:val="000000"/>
+                      <w:color w:val="000000" w:themeColor="text1" w:themeTint="FF" w:themeShade="FF"/>
                     </w:rPr>
                     <w:t>)</w:t>
                   </w:r>
@@ -7609,6 +8401,7 @@
               <w:tc>
                 <w:tcPr>
                   <w:tcW w:w="3730" w:type="dxa"/>
+                  <w:tcMar/>
                   <w:vAlign w:val="center"/>
                 </w:tcPr>
                 <w:p>
@@ -7626,13 +8419,37 @@
                       <w:color w:val="000000"/>
                       <w:lang w:val="en-GB"/>
                     </w:rPr>
-                    <w:t>LEFT JOIN với điều kiện: n.RESULT_SEAB_MAIN_CARD_ID = a</w:t>
-                  </w:r>
+                    <w:t xml:space="preserve">LEFT JOIN với điều kiện: </w:t>
+                  </w:r>
+                  <w:proofErr w:type="gramStart"/>
                   <w:r>
                     <w:rPr>
                       <w:color w:val="000000"/>
                       <w:lang w:val="en-GB"/>
                     </w:rPr>
+                    <w:t>n.RESULT</w:t>
+                  </w:r>
+                  <w:proofErr w:type="gramEnd"/>
+                  <w:r>
+                    <w:rPr>
+                      <w:color w:val="000000"/>
+                      <w:lang w:val="en-GB"/>
+                    </w:rPr>
+                    <w:t xml:space="preserve">_SEAB_MAIN_CARD_ID = </w:t>
+                  </w:r>
+                  <w:proofErr w:type="gramStart"/>
+                  <w:r>
+                    <w:rPr>
+                      <w:color w:val="000000"/>
+                      <w:lang w:val="en-GB"/>
+                    </w:rPr>
+                    <w:t>a</w:t>
+                  </w:r>
+                  <w:r>
+                    <w:rPr>
+                      <w:color w:val="000000"/>
+                      <w:lang w:val="en-GB"/>
+                    </w:rPr>
                     <w:t>d</w:t>
                   </w:r>
                   <w:r>
@@ -7640,7 +8457,15 @@
                       <w:color w:val="000000"/>
                       <w:lang w:val="en-GB"/>
                     </w:rPr>
-                    <w:t>.MAIN_ID</w:t>
+                    <w:t>.MAIN</w:t>
+                  </w:r>
+                  <w:proofErr w:type="gramEnd"/>
+                  <w:r>
+                    <w:rPr>
+                      <w:color w:val="000000"/>
+                      <w:lang w:val="en-GB"/>
+                    </w:rPr>
+                    <w:t>_ID</w:t>
                   </w:r>
                 </w:p>
               </w:tc>
@@ -7652,6 +8477,7 @@
               <w:tc>
                 <w:tcPr>
                   <w:tcW w:w="3707" w:type="dxa"/>
+                  <w:tcMar/>
                   <w:vAlign w:val="center"/>
                 </w:tcPr>
                 <w:p>
@@ -7665,19 +8491,31 @@
                   </w:pPr>
                   <w:r>
                     <w:rPr>
-                      <w:color w:val="000000"/>
-                    </w:rPr>
-                    <w:t>SB_DTM.STG_DIM_SEAB_MAIN_CARD (a</w:t>
-                  </w:r>
-                  <w:r>
-                    <w:rPr>
-                      <w:color w:val="000000"/>
+                      <w:color w:val="000000" w:themeColor="text1" w:themeTint="FF" w:themeShade="FF"/>
+                    </w:rPr>
+                    <w:t>S</w:t>
+                  </w:r>
+                  <w:r>
+                    <w:rPr>
+                      <w:color w:val="000000" w:themeColor="text1" w:themeTint="FF" w:themeShade="FF"/>
+                    </w:rPr>
+                    <w:t>TG</w:t>
+                  </w:r>
+                  <w:r>
+                    <w:rPr>
+                      <w:color w:val="000000" w:themeColor="text1" w:themeTint="FF" w:themeShade="FF"/>
+                    </w:rPr>
+                    <w:t>_DTM.STG_DIM_SEAB_MAIN_CARD (a</w:t>
+                  </w:r>
+                  <w:r>
+                    <w:rPr>
+                      <w:color w:val="000000" w:themeColor="text1" w:themeTint="FF" w:themeShade="FF"/>
                     </w:rPr>
                     <w:t>e</w:t>
                   </w:r>
                   <w:r>
                     <w:rPr>
-                      <w:color w:val="000000"/>
+                      <w:color w:val="000000" w:themeColor="text1" w:themeTint="FF" w:themeShade="FF"/>
                     </w:rPr>
                     <w:t>)</w:t>
                   </w:r>
@@ -7686,6 +8524,7 @@
               <w:tc>
                 <w:tcPr>
                   <w:tcW w:w="3730" w:type="dxa"/>
+                  <w:tcMar/>
                   <w:vAlign w:val="center"/>
                 </w:tcPr>
                 <w:p>
@@ -7703,13 +8542,37 @@
                       <w:color w:val="000000"/>
                       <w:lang w:val="en-GB"/>
                     </w:rPr>
-                    <w:t>LEFT JOIN với điều kiện: n.RESULT_SEAB_MAIN_CARD_ID = a</w:t>
-                  </w:r>
+                    <w:t xml:space="preserve">LEFT JOIN với điều kiện: </w:t>
+                  </w:r>
+                  <w:proofErr w:type="gramStart"/>
                   <w:r>
                     <w:rPr>
                       <w:color w:val="000000"/>
                       <w:lang w:val="en-GB"/>
                     </w:rPr>
+                    <w:t>n.RESULT</w:t>
+                  </w:r>
+                  <w:proofErr w:type="gramEnd"/>
+                  <w:r>
+                    <w:rPr>
+                      <w:color w:val="000000"/>
+                      <w:lang w:val="en-GB"/>
+                    </w:rPr>
+                    <w:t xml:space="preserve">_SEAB_MAIN_CARD_ID = </w:t>
+                  </w:r>
+                  <w:proofErr w:type="gramStart"/>
+                  <w:r>
+                    <w:rPr>
+                      <w:color w:val="000000"/>
+                      <w:lang w:val="en-GB"/>
+                    </w:rPr>
+                    <w:t>a</w:t>
+                  </w:r>
+                  <w:r>
+                    <w:rPr>
+                      <w:color w:val="000000"/>
+                      <w:lang w:val="en-GB"/>
+                    </w:rPr>
                     <w:t>e</w:t>
                   </w:r>
                   <w:r>
@@ -7719,6 +8582,7 @@
                     </w:rPr>
                     <w:t>.RECID</w:t>
                   </w:r>
+                  <w:proofErr w:type="gramEnd"/>
                 </w:p>
               </w:tc>
             </w:tr>
@@ -7729,6 +8593,7 @@
               <w:tc>
                 <w:tcPr>
                   <w:tcW w:w="3707" w:type="dxa"/>
+                  <w:tcMar/>
                   <w:vAlign w:val="bottom"/>
                 </w:tcPr>
                 <w:p>
@@ -7763,6 +8628,7 @@
               <w:tc>
                 <w:tcPr>
                   <w:tcW w:w="3730" w:type="dxa"/>
+                  <w:tcMar/>
                 </w:tcPr>
                 <w:p>
                   <w:pPr>
@@ -7779,13 +8645,44 @@
                       <w:color w:val="000000"/>
                       <w:lang w:val="en-GB"/>
                     </w:rPr>
-                    <w:t xml:space="preserve">LEFT JOIN với điều kiện: a.WINAME = </w:t>
-                  </w:r>
+                    <w:t xml:space="preserve">LEFT JOIN với điều kiện: </w:t>
+                  </w:r>
+                  <w:proofErr w:type="gramStart"/>
                   <w:r>
                     <w:rPr>
                       <w:color w:val="000000"/>
                       <w:lang w:val="en-GB"/>
                     </w:rPr>
+                    <w:t>f</w:t>
+                  </w:r>
+                  <w:r>
+                    <w:rPr>
+                      <w:color w:val="000000"/>
+                      <w:lang w:val="en-GB"/>
+                    </w:rPr>
+                    <w:t>.WI</w:t>
+                  </w:r>
+                  <w:proofErr w:type="gramEnd"/>
+                  <w:r>
+                    <w:rPr>
+                      <w:color w:val="000000"/>
+                      <w:lang w:val="en-GB"/>
+                    </w:rPr>
+                    <w:t>_</w:t>
+                  </w:r>
+                  <w:r>
+                    <w:rPr>
+                      <w:color w:val="000000"/>
+                      <w:lang w:val="en-GB"/>
+                    </w:rPr>
+                    <w:t xml:space="preserve">NAME = </w:t>
+                  </w:r>
+                  <w:proofErr w:type="gramStart"/>
+                  <w:r>
+                    <w:rPr>
+                      <w:color w:val="000000"/>
+                      <w:lang w:val="en-GB"/>
+                    </w:rPr>
                     <w:t>af</w:t>
                   </w:r>
                   <w:r>
@@ -7793,7 +8690,75 @@
                       <w:color w:val="000000"/>
                       <w:lang w:val="en-GB"/>
                     </w:rPr>
-                    <w:t>.WI_NAME</w:t>
+                    <w:t>.WI</w:t>
+                  </w:r>
+                  <w:proofErr w:type="gramEnd"/>
+                  <w:r>
+                    <w:rPr>
+                      <w:color w:val="000000"/>
+                      <w:lang w:val="en-GB"/>
+                    </w:rPr>
+                    <w:t>_NAME</w:t>
+                  </w:r>
+                  <w:r>
+                    <w:rPr>
+                      <w:color w:val="000000"/>
+                      <w:lang w:val="en-GB"/>
+                    </w:rPr>
+                    <w:t xml:space="preserve"> and </w:t>
+                  </w:r>
+                </w:p>
+                <w:p>
+                  <w:pPr>
+                    <w:spacing w:line="360" w:lineRule="auto"/>
+                    <w:ind w:right="175"/>
+                    <w:jc w:val="left"/>
+                    <w:rPr>
+                      <w:color w:val="000000"/>
+                      <w:lang w:val="en-GB"/>
+                    </w:rPr>
+                  </w:pPr>
+                  <w:r>
+                    <w:rPr>
+                      <w:color w:val="000000"/>
+                      <w:lang w:val="en-GB"/>
+                    </w:rPr>
+                    <w:t>f.</w:t>
+                  </w:r>
+                  <w:r>
+                    <w:rPr>
+                      <w:color w:val="000000"/>
+                      <w:lang w:val="en-GB"/>
+                    </w:rPr>
+                    <w:t>SUB_PRODUCT_LINE</w:t>
+                  </w:r>
+                  <w:r>
+                    <w:rPr>
+                      <w:color w:val="000000"/>
+                      <w:lang w:val="en-GB"/>
+                    </w:rPr>
+                    <w:t xml:space="preserve"> </w:t>
+                  </w:r>
+                  <w:r>
+                    <w:rPr>
+                      <w:color w:val="000000"/>
+                      <w:lang w:val="en-GB"/>
+                    </w:rPr>
+                    <w:t>=</w:t>
+                  </w:r>
+                  <w:r>
+                    <w:rPr>
+                      <w:color w:val="000000"/>
+                      <w:lang w:val="en-GB"/>
+                    </w:rPr>
+                    <w:t xml:space="preserve"> </w:t>
+                  </w:r>
+                  <w:r>
+                    <w:rPr>
+                      <w:color w:val="000000"/>
+                      <w:lang w:val="en-GB"/>
+                    </w:rPr>
+                    <w:t>'Thẻ tín dụng'</w:t>
                   </w:r>
                 </w:p>
               </w:tc>
@@ -7805,6 +8770,7 @@
               <w:tc>
                 <w:tcPr>
                   <w:tcW w:w="3707" w:type="dxa"/>
+                  <w:tcMar/>
                   <w:vAlign w:val="bottom"/>
                 </w:tcPr>
                 <w:p>
@@ -7839,6 +8805,7 @@
               <w:tc>
                 <w:tcPr>
                   <w:tcW w:w="3730" w:type="dxa"/>
+                  <w:tcMar/>
                 </w:tcPr>
                 <w:p>
                   <w:pPr>
@@ -7855,13 +8822,44 @@
                       <w:color w:val="000000"/>
                       <w:lang w:val="en-GB"/>
                     </w:rPr>
-                    <w:t xml:space="preserve">LEFT JOIN với điều kiện: a.WINAME = </w:t>
-                  </w:r>
+                    <w:t xml:space="preserve">LEFT JOIN với điều kiện: </w:t>
+                  </w:r>
+                  <w:proofErr w:type="gramStart"/>
                   <w:r>
                     <w:rPr>
                       <w:color w:val="000000"/>
                       <w:lang w:val="en-GB"/>
                     </w:rPr>
+                    <w:t>f</w:t>
+                  </w:r>
+                  <w:r>
+                    <w:rPr>
+                      <w:color w:val="000000"/>
+                      <w:lang w:val="en-GB"/>
+                    </w:rPr>
+                    <w:t>.WI</w:t>
+                  </w:r>
+                  <w:proofErr w:type="gramEnd"/>
+                  <w:r>
+                    <w:rPr>
+                      <w:color w:val="000000"/>
+                      <w:lang w:val="en-GB"/>
+                    </w:rPr>
+                    <w:t>_</w:t>
+                  </w:r>
+                  <w:r>
+                    <w:rPr>
+                      <w:color w:val="000000"/>
+                      <w:lang w:val="en-GB"/>
+                    </w:rPr>
+                    <w:t xml:space="preserve">NAME = </w:t>
+                  </w:r>
+                  <w:proofErr w:type="gramStart"/>
+                  <w:r>
+                    <w:rPr>
+                      <w:color w:val="000000"/>
+                      <w:lang w:val="en-GB"/>
+                    </w:rPr>
                     <w:t>ag</w:t>
                   </w:r>
                   <w:r>
@@ -7869,7 +8867,57 @@
                       <w:color w:val="000000"/>
                       <w:lang w:val="en-GB"/>
                     </w:rPr>
-                    <w:t>.WI_NAME</w:t>
+                    <w:t>.WI</w:t>
+                  </w:r>
+                  <w:proofErr w:type="gramEnd"/>
+                  <w:r>
+                    <w:rPr>
+                      <w:color w:val="000000"/>
+                      <w:lang w:val="en-GB"/>
+                    </w:rPr>
+                    <w:t>_NAME</w:t>
+                  </w:r>
+                  <w:r>
+                    <w:rPr>
+                      <w:color w:val="000000"/>
+                      <w:lang w:val="en-GB"/>
+                    </w:rPr>
+                    <w:t xml:space="preserve"> and f.</w:t>
+                  </w:r>
+                  <w:r>
+                    <w:rPr>
+                      <w:color w:val="000000"/>
+                      <w:lang w:val="en-GB"/>
+                    </w:rPr>
+                    <w:t>SUB_PRODUCT_LINE</w:t>
+                  </w:r>
+                  <w:r>
+                    <w:rPr>
+                      <w:color w:val="000000"/>
+                      <w:lang w:val="en-GB"/>
+                    </w:rPr>
+                    <w:t xml:space="preserve"> </w:t>
+                  </w:r>
+                  <w:r>
+                    <w:rPr>
+                      <w:color w:val="000000"/>
+                      <w:lang w:val="en-GB"/>
+                    </w:rPr>
+                    <w:t>=</w:t>
+                  </w:r>
+                  <w:r>
+                    <w:rPr>
+                      <w:color w:val="000000"/>
+                      <w:lang w:val="en-GB"/>
+                    </w:rPr>
+                    <w:t xml:space="preserve"> </w:t>
+                  </w:r>
+                  <w:r>
+                    <w:rPr>
+                      <w:color w:val="000000"/>
+                      <w:lang w:val="en-GB"/>
+                    </w:rPr>
+                    <w:t>'SeABuy'</w:t>
                   </w:r>
                 </w:p>
               </w:tc>
@@ -7881,6 +8929,7 @@
               <w:tc>
                 <w:tcPr>
                   <w:tcW w:w="3707" w:type="dxa"/>
+                  <w:tcMar/>
                   <w:vAlign w:val="bottom"/>
                 </w:tcPr>
                 <w:p>
@@ -7915,6 +8964,7 @@
               <w:tc>
                 <w:tcPr>
                   <w:tcW w:w="3730" w:type="dxa"/>
+                  <w:tcMar/>
                 </w:tcPr>
                 <w:p>
                   <w:pPr>
@@ -7931,13 +8981,44 @@
                       <w:color w:val="000000"/>
                       <w:lang w:val="en-GB"/>
                     </w:rPr>
-                    <w:t xml:space="preserve">LEFT JOIN với điều kiện: a.WINAME = </w:t>
-                  </w:r>
+                    <w:t xml:space="preserve">LEFT JOIN với điều kiện: </w:t>
+                  </w:r>
+                  <w:proofErr w:type="gramStart"/>
                   <w:r>
                     <w:rPr>
                       <w:color w:val="000000"/>
                       <w:lang w:val="en-GB"/>
                     </w:rPr>
+                    <w:t>f</w:t>
+                  </w:r>
+                  <w:r>
+                    <w:rPr>
+                      <w:color w:val="000000"/>
+                      <w:lang w:val="en-GB"/>
+                    </w:rPr>
+                    <w:t>.WI</w:t>
+                  </w:r>
+                  <w:proofErr w:type="gramEnd"/>
+                  <w:r>
+                    <w:rPr>
+                      <w:color w:val="000000"/>
+                      <w:lang w:val="en-GB"/>
+                    </w:rPr>
+                    <w:t>_</w:t>
+                  </w:r>
+                  <w:r>
+                    <w:rPr>
+                      <w:color w:val="000000"/>
+                      <w:lang w:val="en-GB"/>
+                    </w:rPr>
+                    <w:t xml:space="preserve">NAME = </w:t>
+                  </w:r>
+                  <w:proofErr w:type="gramStart"/>
+                  <w:r>
+                    <w:rPr>
+                      <w:color w:val="000000"/>
+                      <w:lang w:val="en-GB"/>
+                    </w:rPr>
                     <w:t>ah</w:t>
                   </w:r>
                   <w:r>
@@ -7945,7 +9026,57 @@
                       <w:color w:val="000000"/>
                       <w:lang w:val="en-GB"/>
                     </w:rPr>
-                    <w:t>.WI_NAME</w:t>
+                    <w:t>.WI</w:t>
+                  </w:r>
+                  <w:proofErr w:type="gramEnd"/>
+                  <w:r>
+                    <w:rPr>
+                      <w:color w:val="000000"/>
+                      <w:lang w:val="en-GB"/>
+                    </w:rPr>
+                    <w:t>_NAME</w:t>
+                  </w:r>
+                  <w:r>
+                    <w:rPr>
+                      <w:color w:val="000000"/>
+                      <w:lang w:val="en-GB"/>
+                    </w:rPr>
+                    <w:t xml:space="preserve"> and f.</w:t>
+                  </w:r>
+                  <w:r>
+                    <w:rPr>
+                      <w:color w:val="000000"/>
+                      <w:lang w:val="en-GB"/>
+                    </w:rPr>
+                    <w:t>SUB_PRODUCT_LINE</w:t>
+                  </w:r>
+                  <w:r>
+                    <w:rPr>
+                      <w:color w:val="000000"/>
+                      <w:lang w:val="en-GB"/>
+                    </w:rPr>
+                    <w:t xml:space="preserve"> </w:t>
+                  </w:r>
+                  <w:r>
+                    <w:rPr>
+                      <w:color w:val="000000"/>
+                      <w:lang w:val="en-GB"/>
+                    </w:rPr>
+                    <w:t>=</w:t>
+                  </w:r>
+                  <w:r>
+                    <w:rPr>
+                      <w:color w:val="000000"/>
+                      <w:lang w:val="en-GB"/>
+                    </w:rPr>
+                    <w:t xml:space="preserve"> </w:t>
+                  </w:r>
+                  <w:r>
+                    <w:rPr>
+                      <w:color w:val="000000"/>
+                      <w:lang w:val="en-GB"/>
+                    </w:rPr>
+                    <w:t>'SeACivil'</w:t>
                   </w:r>
                 </w:p>
               </w:tc>
@@ -7957,6 +9088,7 @@
               <w:tc>
                 <w:tcPr>
                   <w:tcW w:w="3707" w:type="dxa"/>
+                  <w:tcMar/>
                   <w:vAlign w:val="bottom"/>
                 </w:tcPr>
                 <w:p>
@@ -7991,6 +9123,7 @@
               <w:tc>
                 <w:tcPr>
                   <w:tcW w:w="3730" w:type="dxa"/>
+                  <w:tcMar/>
                 </w:tcPr>
                 <w:p>
                   <w:pPr>
@@ -8007,13 +9140,44 @@
                       <w:color w:val="000000"/>
                       <w:lang w:val="en-GB"/>
                     </w:rPr>
-                    <w:t xml:space="preserve">LEFT JOIN với điều kiện: a.WINAME = </w:t>
-                  </w:r>
+                    <w:t xml:space="preserve">LEFT JOIN với điều kiện: </w:t>
+                  </w:r>
+                  <w:proofErr w:type="gramStart"/>
                   <w:r>
                     <w:rPr>
                       <w:color w:val="000000"/>
                       <w:lang w:val="en-GB"/>
                     </w:rPr>
+                    <w:t>f</w:t>
+                  </w:r>
+                  <w:r>
+                    <w:rPr>
+                      <w:color w:val="000000"/>
+                      <w:lang w:val="en-GB"/>
+                    </w:rPr>
+                    <w:t>.WI</w:t>
+                  </w:r>
+                  <w:proofErr w:type="gramEnd"/>
+                  <w:r>
+                    <w:rPr>
+                      <w:color w:val="000000"/>
+                      <w:lang w:val="en-GB"/>
+                    </w:rPr>
+                    <w:t>_</w:t>
+                  </w:r>
+                  <w:r>
+                    <w:rPr>
+                      <w:color w:val="000000"/>
+                      <w:lang w:val="en-GB"/>
+                    </w:rPr>
+                    <w:t xml:space="preserve">NAME = </w:t>
+                  </w:r>
+                  <w:proofErr w:type="gramStart"/>
+                  <w:r>
+                    <w:rPr>
+                      <w:color w:val="000000"/>
+                      <w:lang w:val="en-GB"/>
+                    </w:rPr>
                     <w:t>ai</w:t>
                   </w:r>
                   <w:r>
@@ -8021,7 +9185,22 @@
                       <w:color w:val="000000"/>
                       <w:lang w:val="en-GB"/>
                     </w:rPr>
-                    <w:t>.WI_NAME</w:t>
+                    <w:t>.WI</w:t>
+                  </w:r>
+                  <w:proofErr w:type="gramEnd"/>
+                  <w:r>
+                    <w:rPr>
+                      <w:color w:val="000000"/>
+                      <w:lang w:val="en-GB"/>
+                    </w:rPr>
+                    <w:t>_NAME</w:t>
+                  </w:r>
+                  <w:r>
+                    <w:rPr>
+                      <w:color w:val="000000"/>
+                      <w:lang w:val="en-GB"/>
+                    </w:rPr>
+                    <w:t xml:space="preserve"> and </w:t>
                   </w:r>
                 </w:p>
               </w:tc>
@@ -8033,6 +9212,7 @@
               <w:tc>
                 <w:tcPr>
                   <w:tcW w:w="3707" w:type="dxa"/>
+                  <w:tcMar/>
                   <w:vAlign w:val="bottom"/>
                 </w:tcPr>
                 <w:p>
@@ -8067,6 +9247,7 @@
               <w:tc>
                 <w:tcPr>
                   <w:tcW w:w="3730" w:type="dxa"/>
+                  <w:tcMar/>
                 </w:tcPr>
                 <w:p>
                   <w:pPr>
@@ -8083,13 +9264,44 @@
                       <w:color w:val="000000"/>
                       <w:lang w:val="en-GB"/>
                     </w:rPr>
-                    <w:t xml:space="preserve">LEFT JOIN với điều kiện: a.WINAME = </w:t>
-                  </w:r>
+                    <w:t xml:space="preserve">LEFT JOIN với điều kiện: </w:t>
+                  </w:r>
+                  <w:proofErr w:type="gramStart"/>
                   <w:r>
                     <w:rPr>
                       <w:color w:val="000000"/>
                       <w:lang w:val="en-GB"/>
                     </w:rPr>
+                    <w:t>f</w:t>
+                  </w:r>
+                  <w:r>
+                    <w:rPr>
+                      <w:color w:val="000000"/>
+                      <w:lang w:val="en-GB"/>
+                    </w:rPr>
+                    <w:t>.WI</w:t>
+                  </w:r>
+                  <w:proofErr w:type="gramEnd"/>
+                  <w:r>
+                    <w:rPr>
+                      <w:color w:val="000000"/>
+                      <w:lang w:val="en-GB"/>
+                    </w:rPr>
+                    <w:t>_</w:t>
+                  </w:r>
+                  <w:r>
+                    <w:rPr>
+                      <w:color w:val="000000"/>
+                      <w:lang w:val="en-GB"/>
+                    </w:rPr>
+                    <w:t xml:space="preserve">NAME = </w:t>
+                  </w:r>
+                  <w:proofErr w:type="gramStart"/>
+                  <w:r>
+                    <w:rPr>
+                      <w:color w:val="000000"/>
+                      <w:lang w:val="en-GB"/>
+                    </w:rPr>
                     <w:t>aj</w:t>
                   </w:r>
                   <w:r>
@@ -8097,7 +9309,217 @@
                       <w:color w:val="000000"/>
                       <w:lang w:val="en-GB"/>
                     </w:rPr>
-                    <w:t>.WI_NAME</w:t>
+                    <w:t>.WI</w:t>
+                  </w:r>
+                  <w:proofErr w:type="gramEnd"/>
+                  <w:r>
+                    <w:rPr>
+                      <w:color w:val="000000"/>
+                      <w:lang w:val="en-GB"/>
+                    </w:rPr>
+                    <w:t>_NAME</w:t>
+                  </w:r>
+                  <w:r>
+                    <w:rPr>
+                      <w:color w:val="000000"/>
+                      <w:lang w:val="en-GB"/>
+                    </w:rPr>
+                    <w:t xml:space="preserve"> and f.</w:t>
+                  </w:r>
+                  <w:r>
+                    <w:rPr>
+                      <w:color w:val="000000"/>
+                      <w:lang w:val="en-GB"/>
+                    </w:rPr>
+                    <w:t>SUB_PRODUCT_LINE</w:t>
+                  </w:r>
+                  <w:r>
+                    <w:rPr>
+                      <w:color w:val="000000"/>
+                      <w:lang w:val="en-GB"/>
+                    </w:rPr>
+                    <w:t xml:space="preserve"> </w:t>
+                  </w:r>
+                  <w:r>
+                    <w:rPr>
+                      <w:color w:val="000000"/>
+                      <w:lang w:val="en-GB"/>
+                    </w:rPr>
+                    <w:t>=</w:t>
+                  </w:r>
+                  <w:r>
+                    <w:rPr>
+                      <w:color w:val="000000"/>
+                      <w:lang w:val="en-GB"/>
+                    </w:rPr>
+                    <w:t xml:space="preserve"> </w:t>
+                  </w:r>
+                  <w:r>
+                    <w:rPr>
+                      <w:color w:val="000000"/>
+                      <w:lang w:val="en-GB"/>
+                    </w:rPr>
+                    <w:t>'SeAWoman'</w:t>
+                  </w:r>
+                </w:p>
+              </w:tc>
+            </w:tr>
+            <w:tr>
+              <w:trPr>
+                <w:trHeight w:val="242"/>
+              </w:trPr>
+              <w:tc>
+                <w:tcPr>
+                  <w:tcW w:w="3707" w:type="dxa"/>
+                  <w:tcMar/>
+                  <w:vAlign w:val="bottom"/>
+                </w:tcPr>
+                <w:p>
+                  <w:pPr>
+                    <w:spacing w:line="360" w:lineRule="auto"/>
+                    <w:ind w:right="34"/>
+                    <w:jc w:val="left"/>
+                    <w:rPr>
+                      <w:color w:val="000000"/>
+                    </w:rPr>
+                  </w:pPr>
+                  <w:r>
+                    <w:rPr>
+                      <w:color w:val="000000"/>
+                    </w:rPr>
+                    <w:t>SBLOS2.</w:t>
+                  </w:r>
+                  <w:r>
+                    <w:rPr>
+                      <w:color w:val="000000"/>
+                    </w:rPr>
+                    <w:t>NG_SB_RLOS_USER_MAKE_WORK_STEP</w:t>
+                  </w:r>
+                  <w:r>
+                    <w:rPr>
+                      <w:color w:val="000000"/>
+                    </w:rPr>
+                    <w:t xml:space="preserve"> (ak)</w:t>
+                  </w:r>
+                </w:p>
+              </w:tc>
+              <w:tc>
+                <w:tcPr>
+                  <w:tcW w:w="3730" w:type="dxa"/>
+                  <w:tcMar/>
+                </w:tcPr>
+                <w:p>
+                  <w:pPr>
+                    <w:spacing w:line="360" w:lineRule="auto"/>
+                    <w:ind w:right="175"/>
+                    <w:jc w:val="left"/>
+                    <w:rPr>
+                      <w:rFonts w:eastAsia="Times New Roman"/>
+                      <w:lang w:val="en-GB"/>
+                    </w:rPr>
+                  </w:pPr>
+                  <w:r>
+                    <w:rPr>
+                      <w:rFonts w:eastAsia="Times New Roman"/>
+                      <w:lang w:val="en-GB"/>
+                    </w:rPr>
+                    <w:t xml:space="preserve">LEFT JOIN với điều kiện: </w:t>
+                  </w:r>
+                </w:p>
+                <w:p>
+                  <w:pPr>
+                    <w:spacing w:line="360" w:lineRule="auto"/>
+                    <w:ind w:right="175"/>
+                    <w:jc w:val="left"/>
+                    <w:rPr>
+                      <w:color w:val="000000"/>
+                      <w:lang w:val="en-GB"/>
+                    </w:rPr>
+                  </w:pPr>
+                  <w:proofErr w:type="gramStart"/>
+                  <w:r>
+                    <w:rPr>
+                      <w:rFonts w:eastAsia="Times New Roman"/>
+                      <w:lang w:val="en-GB"/>
+                    </w:rPr>
+                    <w:t>a.WINAME</w:t>
+                  </w:r>
+                  <w:proofErr w:type="gramEnd"/>
+                  <w:r>
+                    <w:rPr>
+                      <w:rFonts w:eastAsia="Times New Roman"/>
+                      <w:lang w:val="en-GB"/>
+                    </w:rPr>
+                    <w:t xml:space="preserve"> = </w:t>
+                  </w:r>
+                  <w:proofErr w:type="gramStart"/>
+                  <w:r>
+                    <w:rPr>
+                      <w:rFonts w:eastAsia="Times New Roman"/>
+                      <w:lang w:val="en-GB"/>
+                    </w:rPr>
+                    <w:t>ak</w:t>
+                  </w:r>
+                  <w:r>
+                    <w:rPr>
+                      <w:rFonts w:eastAsia="Times New Roman"/>
+                      <w:lang w:val="en-GB"/>
+                    </w:rPr>
+                    <w:t>.WI</w:t>
+                  </w:r>
+                  <w:proofErr w:type="gramEnd"/>
+                  <w:r>
+                    <w:rPr>
+                      <w:rFonts w:eastAsia="Times New Roman"/>
+                      <w:lang w:val="en-GB"/>
+                    </w:rPr>
+                    <w:t>_NAME</w:t>
+                  </w:r>
+                  <w:r>
+                    <w:rPr>
+                      <w:rFonts w:eastAsia="Times New Roman"/>
+                      <w:lang w:val="en-GB"/>
+                    </w:rPr>
+                    <w:t xml:space="preserve"> and </w:t>
+                  </w:r>
+                  <w:proofErr w:type="gramStart"/>
+                  <w:r>
+                    <w:rPr>
+                      <w:rFonts w:eastAsia="Times New Roman"/>
+                      <w:lang w:val="en-GB"/>
+                    </w:rPr>
+                    <w:t>a.WORKSTEP</w:t>
+                  </w:r>
+                  <w:proofErr w:type="gramEnd"/>
+                  <w:r>
+                    <w:rPr>
+                      <w:rFonts w:eastAsia="Times New Roman"/>
+                      <w:lang w:val="en-GB"/>
+                    </w:rPr>
+                    <w:t xml:space="preserve"> = </w:t>
+                  </w:r>
+                  <w:proofErr w:type="gramStart"/>
+                  <w:r>
+                    <w:rPr>
+                      <w:rFonts w:eastAsia="Times New Roman"/>
+                      <w:lang w:val="en-GB"/>
+                    </w:rPr>
+                    <w:t>ak.</w:t>
+                  </w:r>
+                  <w:r>
+                    <w:rPr>
+                      <w:rFonts w:eastAsia="Times New Roman"/>
+                      <w:lang w:val="en-GB"/>
+                    </w:rPr>
+                    <w:t>WORK</w:t>
+                  </w:r>
+                  <w:proofErr w:type="gramEnd"/>
+                  <w:r>
+                    <w:rPr>
+                      <w:rFonts w:eastAsia="Times New Roman"/>
+                      <w:lang w:val="en-GB"/>
+                    </w:rPr>
+                    <w:t>_STEP</w:t>
                   </w:r>
                 </w:p>
               </w:tc>
@@ -8107,7 +9529,7 @@
             <w:pPr>
               <w:spacing w:line="360" w:lineRule="auto"/>
               <w:rPr>
-                <w:rFonts w:ascii="Times New Roman" w:eastAsia="Times New Roman" w:hAnsi="Times New Roman" w:cs="Times New Roman"/>
+                <w:rFonts w:ascii="Times New Roman" w:hAnsi="Times New Roman" w:eastAsia="Times New Roman" w:cs="Times New Roman"/>
                 <w:lang w:val="en-GB"/>
               </w:rPr>
             </w:pPr>
@@ -8123,17 +9545,18 @@
             <w:cnfStyle w:val="001000000000" w:firstRow="0" w:lastRow="0" w:firstColumn="1" w:lastColumn="0" w:oddVBand="0" w:evenVBand="0" w:oddHBand="0" w:evenHBand="0" w:firstRowFirstColumn="0" w:firstRowLastColumn="0" w:lastRowFirstColumn="0" w:lastRowLastColumn="0"/>
             <w:tcW w:w="649" w:type="dxa"/>
             <w:tcBorders>
-              <w:top w:val="none" w:sz="0" w:space="0" w:color="auto"/>
-              <w:left w:val="none" w:sz="0" w:space="0" w:color="auto"/>
-              <w:bottom w:val="none" w:sz="0" w:space="0" w:color="auto"/>
+              <w:top w:val="none" w:color="auto" w:sz="0" w:space="0"/>
+              <w:left w:val="none" w:color="auto" w:sz="0" w:space="0"/>
+              <w:bottom w:val="none" w:color="auto" w:sz="0" w:space="0"/>
             </w:tcBorders>
+            <w:tcMar/>
           </w:tcPr>
           <w:p>
             <w:pPr>
               <w:ind w:left="-144" w:right="-144"/>
               <w:jc w:val="center"/>
               <w:rPr>
-                <w:rFonts w:ascii="Times New Roman" w:eastAsia="Times New Roman" w:hAnsi="Times New Roman" w:cs="Times New Roman"/>
+                <w:rFonts w:ascii="Times New Roman" w:hAnsi="Times New Roman" w:eastAsia="Times New Roman" w:cs="Times New Roman"/>
                 <w:sz w:val="24"/>
                 <w:szCs w:val="24"/>
                 <w:lang w:val="en-GB"/>
@@ -8146,18 +9569,19 @@
             <w:cnfStyle w:val="000010000000" w:firstRow="0" w:lastRow="0" w:firstColumn="0" w:lastColumn="0" w:oddVBand="1" w:evenVBand="0" w:oddHBand="0" w:evenHBand="0" w:firstRowFirstColumn="0" w:firstRowLastColumn="0" w:lastRowFirstColumn="0" w:lastRowLastColumn="0"/>
             <w:tcW w:w="851" w:type="dxa"/>
             <w:tcBorders>
-              <w:top w:val="none" w:sz="0" w:space="0" w:color="auto"/>
-              <w:left w:val="none" w:sz="0" w:space="0" w:color="auto"/>
-              <w:bottom w:val="none" w:sz="0" w:space="0" w:color="auto"/>
-              <w:right w:val="none" w:sz="0" w:space="0" w:color="auto"/>
+              <w:top w:val="none" w:color="auto" w:sz="0" w:space="0"/>
+              <w:left w:val="none" w:color="auto" w:sz="0" w:space="0"/>
+              <w:bottom w:val="none" w:color="auto" w:sz="0" w:space="0"/>
+              <w:right w:val="none" w:color="auto" w:sz="0" w:space="0"/>
             </w:tcBorders>
+            <w:tcMar/>
           </w:tcPr>
           <w:p>
             <w:pPr>
               <w:ind w:left="-144" w:right="-144"/>
               <w:jc w:val="center"/>
               <w:rPr>
-                <w:rFonts w:ascii="Times New Roman" w:eastAsia="Times New Roman" w:hAnsi="Times New Roman" w:cs="Times New Roman"/>
+                <w:rFonts w:ascii="Times New Roman" w:hAnsi="Times New Roman" w:eastAsia="Times New Roman" w:cs="Times New Roman"/>
                 <w:sz w:val="24"/>
                 <w:szCs w:val="24"/>
                 <w:lang w:val="en-GB"/>
@@ -8165,7 +9589,7 @@
             </w:pPr>
             <w:r>
               <w:rPr>
-                <w:rFonts w:ascii="Times New Roman" w:eastAsia="Times New Roman" w:hAnsi="Times New Roman" w:cs="Times New Roman"/>
+                <w:rFonts w:ascii="Times New Roman" w:hAnsi="Times New Roman" w:eastAsia="Times New Roman" w:cs="Times New Roman"/>
                 <w:sz w:val="24"/>
                 <w:szCs w:val="24"/>
                 <w:lang w:val="en-GB"/>
@@ -8179,10 +9603,11 @@
             <w:cnfStyle w:val="000100000000" w:firstRow="0" w:lastRow="0" w:firstColumn="0" w:lastColumn="1" w:oddVBand="0" w:evenVBand="0" w:oddHBand="0" w:evenHBand="0" w:firstRowFirstColumn="0" w:firstRowLastColumn="0" w:lastRowFirstColumn="0" w:lastRowLastColumn="0"/>
             <w:tcW w:w="7680" w:type="dxa"/>
             <w:tcBorders>
-              <w:top w:val="none" w:sz="0" w:space="0" w:color="auto"/>
-              <w:bottom w:val="none" w:sz="0" w:space="0" w:color="auto"/>
-              <w:right w:val="none" w:sz="0" w:space="0" w:color="auto"/>
+              <w:top w:val="none" w:color="auto" w:sz="0" w:space="0"/>
+              <w:bottom w:val="none" w:color="auto" w:sz="0" w:space="0"/>
+              <w:right w:val="none" w:color="auto" w:sz="0" w:space="0"/>
             </w:tcBorders>
+            <w:tcMar/>
           </w:tcPr>
           <w:p>
             <w:pPr>
@@ -8237,8 +9662,8 @@
           <w:b/>
         </w:rPr>
       </w:pPr>
-      <w:bookmarkStart w:id="45" w:name="_Toc384987416"/>
-      <w:bookmarkStart w:id="46" w:name="_Toc360108733"/>
+      <w:bookmarkStart w:name="_Toc384987416" w:id="45"/>
+      <w:bookmarkStart w:name="_Toc360108733" w:id="46"/>
       <w:bookmarkEnd w:id="40"/>
       <w:bookmarkEnd w:id="41"/>
       <w:bookmarkEnd w:id="44"/>
@@ -9115,12 +10540,14 @@
               </w:rPr>
               <w:t xml:space="preserve">Lấy </w:t>
             </w:r>
+            <w:proofErr w:type="gramStart"/>
             <w:r>
               <w:rPr>
                 <w:rFonts w:eastAsia="Calibri"/>
               </w:rPr>
               <w:t>Max(</w:t>
             </w:r>
+            <w:proofErr w:type="gramEnd"/>
             <w:r>
               <w:rPr>
                 <w:color w:val="000000"/>
@@ -9128,7 +10555,31 @@
               <w:t xml:space="preserve">EXITDATE) với điều kiện </w:t>
             </w:r>
             <w:r>
-              <w:t>WORKSTEP in ('CreditCommittee', 'CreditApproval') và DECISION in ('Send To HOSupport', 'Reject', 'Submit', 'Send To PostSanction', 'Submit To DisbursementMaker')</w:t>
+              <w:t xml:space="preserve">WORKSTEP in ('CreditCommittee', 'CreditApproval') và DECISION in ('Send </w:t>
+            </w:r>
+            <w:proofErr w:type="gramStart"/>
+            <w:r>
+              <w:t>To</w:t>
+            </w:r>
+            <w:proofErr w:type="gramEnd"/>
+            <w:r>
+              <w:t xml:space="preserve"> HOSupport', 'Reject', 'Submit', 'Send </w:t>
+            </w:r>
+            <w:proofErr w:type="gramStart"/>
+            <w:r>
+              <w:t>To</w:t>
+            </w:r>
+            <w:proofErr w:type="gramEnd"/>
+            <w:r>
+              <w:t xml:space="preserve"> PostSanction', 'Submit </w:t>
+            </w:r>
+            <w:proofErr w:type="gramStart"/>
+            <w:r>
+              <w:t>To</w:t>
+            </w:r>
+            <w:proofErr w:type="gramEnd"/>
+            <w:r>
+              <w:t xml:space="preserve"> DisbursementMaker')</w:t>
             </w:r>
           </w:p>
           <w:p>
@@ -9163,13 +10614,27 @@
               <w:rPr>
                 <w:rFonts w:eastAsia="Calibri"/>
               </w:rPr>
-              <w:t xml:space="preserve">Lấy NVL( </w:t>
+              <w:t xml:space="preserve">Lấy </w:t>
+            </w:r>
+            <w:proofErr w:type="gramStart"/>
+            <w:r>
+              <w:rPr>
+                <w:rFonts w:eastAsia="Calibri"/>
+              </w:rPr>
+              <w:t xml:space="preserve">NVL( </w:t>
             </w:r>
             <w:r>
               <w:rPr>
                 <w:color w:val="000000"/>
               </w:rPr>
-              <w:t xml:space="preserve">EXITDATE, ENTRYDATE) với điều kiện </w:t>
+              <w:t>EXITDATE</w:t>
+            </w:r>
+            <w:proofErr w:type="gramEnd"/>
+            <w:r>
+              <w:rPr>
+                <w:color w:val="000000"/>
+              </w:rPr>
+              <w:t xml:space="preserve">, ENTRYDATE) với điều kiện </w:t>
             </w:r>
             <w:r>
               <w:t>WORKSTEP = 'CancelRevoke'</w:t>
@@ -9216,7 +10681,21 @@
               <w:rPr>
                 <w:color w:val="000000"/>
               </w:rPr>
-              <w:t>Lấy giá trị Max(EXITDATE)</w:t>
+              <w:t xml:space="preserve">Lấy giá trị </w:t>
+            </w:r>
+            <w:proofErr w:type="gramStart"/>
+            <w:r>
+              <w:rPr>
+                <w:color w:val="000000"/>
+              </w:rPr>
+              <w:t>Max(</w:t>
+            </w:r>
+            <w:proofErr w:type="gramEnd"/>
+            <w:r>
+              <w:rPr>
+                <w:color w:val="000000"/>
+              </w:rPr>
+              <w:t>EXITDATE)</w:t>
             </w:r>
           </w:p>
         </w:tc>
@@ -9303,7 +10782,26 @@
                 <w:color w:val="000000"/>
               </w:rPr>
               <w:br/>
-              <w:t>Lấy giá trị Min(ENTRYDATE) của mã hồ sơ</w:t>
+            </w:r>
+            <w:r>
+              <w:rPr>
+                <w:color w:val="000000"/>
+              </w:rPr>
+              <w:t xml:space="preserve">Lấy giá trị </w:t>
+            </w:r>
+            <w:proofErr w:type="gramStart"/>
+            <w:r>
+              <w:rPr>
+                <w:color w:val="000000"/>
+              </w:rPr>
+              <w:t>Min(</w:t>
+            </w:r>
+            <w:proofErr w:type="gramEnd"/>
+            <w:r>
+              <w:rPr>
+                <w:color w:val="000000"/>
+              </w:rPr>
+              <w:t>ENTRYDATE) của mã hồ sơ</w:t>
             </w:r>
           </w:p>
         </w:tc>
@@ -9404,7 +10902,49 @@
               <w:rPr>
                 <w:rFonts w:eastAsia="Calibri"/>
               </w:rPr>
-              <w:t xml:space="preserve">DECISION IN ('Submit', 'Send To PostSanction','Submit To DisbursementMaker', 'Send To HOSupport') gán giá trị </w:t>
+              <w:t xml:space="preserve">DECISION IN ('Submit', 'Send </w:t>
+            </w:r>
+            <w:proofErr w:type="gramStart"/>
+            <w:r>
+              <w:rPr>
+                <w:rFonts w:eastAsia="Calibri"/>
+              </w:rPr>
+              <w:t>To</w:t>
+            </w:r>
+            <w:proofErr w:type="gramEnd"/>
+            <w:r>
+              <w:rPr>
+                <w:rFonts w:eastAsia="Calibri"/>
+              </w:rPr>
+              <w:t xml:space="preserve"> PostSanction','Submit </w:t>
+            </w:r>
+            <w:proofErr w:type="gramStart"/>
+            <w:r>
+              <w:rPr>
+                <w:rFonts w:eastAsia="Calibri"/>
+              </w:rPr>
+              <w:t>To</w:t>
+            </w:r>
+            <w:proofErr w:type="gramEnd"/>
+            <w:r>
+              <w:rPr>
+                <w:rFonts w:eastAsia="Calibri"/>
+              </w:rPr>
+              <w:t xml:space="preserve"> DisbursementMaker', 'Send </w:t>
+            </w:r>
+            <w:proofErr w:type="gramStart"/>
+            <w:r>
+              <w:rPr>
+                <w:rFonts w:eastAsia="Calibri"/>
+              </w:rPr>
+              <w:t>To</w:t>
+            </w:r>
+            <w:proofErr w:type="gramEnd"/>
+            <w:r>
+              <w:rPr>
+                <w:rFonts w:eastAsia="Calibri"/>
+              </w:rPr>
+              <w:t xml:space="preserve"> HOSupport') gán giá trị </w:t>
             </w:r>
             <w:r>
               <w:rPr>
@@ -10454,6 +11994,11 @@
                 <w:rFonts w:eastAsia="Calibri"/>
               </w:rPr>
               <w:br/>
+            </w:r>
+            <w:r>
+              <w:rPr>
+                <w:rFonts w:eastAsia="Calibri"/>
+              </w:rPr>
               <w:t>NG_SB_RLOS_APPLICANT_DETAIL&gt; HOUSNO_CURR_RES</w:t>
             </w:r>
             <w:r>
@@ -10461,6 +12006,11 @@
                 <w:rFonts w:eastAsia="Calibri"/>
               </w:rPr>
               <w:br/>
+            </w:r>
+            <w:r>
+              <w:rPr>
+                <w:rFonts w:eastAsia="Calibri"/>
+              </w:rPr>
               <w:t xml:space="preserve">Ghép chuỗi: </w:t>
             </w:r>
             <w:r>
@@ -12314,8 +13864,13 @@
               </w:rPr>
             </w:pPr>
             <w:r>
-              <w:t>Lấy Max(</w:t>
-            </w:r>
+              <w:t xml:space="preserve">Lấy </w:t>
+            </w:r>
+            <w:proofErr w:type="gramStart"/>
+            <w:r>
+              <w:t>Max(</w:t>
+            </w:r>
+            <w:proofErr w:type="gramEnd"/>
             <w:r>
               <w:t>ENTRYDATE</w:t>
             </w:r>
@@ -12600,6 +14155,8 @@
             </w:r>
             <w:r>
               <w:br/>
+            </w:r>
+            <w:r>
               <w:t>Lấy REMARKS tại bước có WORKSTEP = 'DetailDataEntry'</w:t>
             </w:r>
           </w:p>
@@ -12682,6 +14239,8 @@
             </w:r>
             <w:r>
               <w:br/>
+            </w:r>
+            <w:r>
               <w:t xml:space="preserve">Lấy DECISION tại dòng có giá trị </w:t>
             </w:r>
             <w:r>
@@ -12759,26 +14318,167 @@
         <w:tc>
           <w:tcPr>
             <w:tcW w:w="4819" w:type="dxa"/>
-          </w:tcPr>
-          <w:p>
-            <w:pPr>
-              <w:spacing w:line="360" w:lineRule="auto"/>
-              <w:jc w:val="left"/>
-              <w:rPr>
-                <w:rFonts w:eastAsia="Calibri"/>
-              </w:rPr>
-            </w:pPr>
-            <w:r>
-              <w:t>NG_SB_RLOS_ENTRY_EXIT&gt;</w:t>
-            </w:r>
-            <w:r>
-              <w:t xml:space="preserve"> USERNAME</w:t>
-            </w:r>
-            <w:r>
-              <w:t>, với điều kiện</w:t>
-            </w:r>
-            <w:r>
-              <w:t xml:space="preserve"> WORKSTEP = 'UnderwriterMaker'</w:t>
+            <w:vAlign w:val="center"/>
+          </w:tcPr>
+          <w:p>
+            <w:pPr>
+              <w:spacing w:line="360" w:lineRule="auto"/>
+              <w:jc w:val="left"/>
+              <w:rPr>
+                <w:color w:val="000000"/>
+              </w:rPr>
+            </w:pPr>
+            <w:r>
+              <w:rPr>
+                <w:color w:val="000000"/>
+              </w:rPr>
+              <w:t>NG_SB_RLOS_EXTTABLE</w:t>
+            </w:r>
+            <w:r>
+              <w:rPr>
+                <w:color w:val="000000"/>
+              </w:rPr>
+              <w:t xml:space="preserve"> g</w:t>
+            </w:r>
+            <w:r>
+              <w:rPr>
+                <w:color w:val="000000"/>
+              </w:rPr>
+              <w:t>&gt;</w:t>
+            </w:r>
+          </w:p>
+          <w:p>
+            <w:pPr>
+              <w:spacing w:line="360" w:lineRule="auto"/>
+              <w:jc w:val="left"/>
+              <w:rPr>
+                <w:color w:val="000000"/>
+                <w:sz w:val="22"/>
+                <w:szCs w:val="22"/>
+              </w:rPr>
+            </w:pPr>
+            <w:r>
+              <w:rPr>
+                <w:color w:val="000000"/>
+              </w:rPr>
+              <w:t>NG_SB_RLOS_USER_MAKE_WORK_STEP</w:t>
+            </w:r>
+            <w:r>
+              <w:rPr>
+                <w:color w:val="000000"/>
+              </w:rPr>
+              <w:t xml:space="preserve"> ak&gt;</w:t>
+            </w:r>
+          </w:p>
+          <w:p>
+            <w:pPr>
+              <w:spacing w:line="360" w:lineRule="auto"/>
+              <w:jc w:val="left"/>
+              <w:rPr>
+                <w:rFonts w:eastAsia="Calibri"/>
+              </w:rPr>
+            </w:pPr>
+            <w:proofErr w:type="gramStart"/>
+            <w:r>
+              <w:rPr>
+                <w:color w:val="000000"/>
+                <w:sz w:val="22"/>
+                <w:szCs w:val="22"/>
+              </w:rPr>
+              <w:t>COALESCE(</w:t>
+            </w:r>
+            <w:proofErr w:type="gramEnd"/>
+            <w:r>
+              <w:rPr>
+                <w:color w:val="000000"/>
+                <w:sz w:val="22"/>
+                <w:szCs w:val="22"/>
+              </w:rPr>
+              <w:t xml:space="preserve">CASE WHEN </w:t>
+            </w:r>
+            <w:proofErr w:type="gramStart"/>
+            <w:r>
+              <w:rPr>
+                <w:color w:val="000000"/>
+                <w:sz w:val="22"/>
+                <w:szCs w:val="22"/>
+              </w:rPr>
+              <w:t>ak</w:t>
+            </w:r>
+            <w:r>
+              <w:rPr>
+                <w:color w:val="000000"/>
+                <w:sz w:val="22"/>
+                <w:szCs w:val="22"/>
+              </w:rPr>
+              <w:t>.WORK</w:t>
+            </w:r>
+            <w:proofErr w:type="gramEnd"/>
+            <w:r>
+              <w:rPr>
+                <w:color w:val="000000"/>
+                <w:sz w:val="22"/>
+                <w:szCs w:val="22"/>
+              </w:rPr>
+              <w:t xml:space="preserve">_STEP = 'UnderwriterMaker' THEN </w:t>
+            </w:r>
+            <w:r>
+              <w:rPr>
+                <w:color w:val="000000"/>
+                <w:sz w:val="22"/>
+                <w:szCs w:val="22"/>
+              </w:rPr>
+              <w:t>ak</w:t>
+            </w:r>
+            <w:r>
+              <w:rPr>
+                <w:color w:val="000000"/>
+                <w:sz w:val="22"/>
+                <w:szCs w:val="22"/>
+              </w:rPr>
+              <w:t xml:space="preserve">.USER_MAKE </w:t>
+            </w:r>
+            <w:r>
+              <w:rPr>
+                <w:color w:val="000000"/>
+                <w:sz w:val="22"/>
+                <w:szCs w:val="22"/>
+              </w:rPr>
+              <w:br/>
+            </w:r>
+            <w:r>
+              <w:rPr>
+                <w:color w:val="000000"/>
+                <w:sz w:val="22"/>
+                <w:szCs w:val="22"/>
+              </w:rPr>
+              <w:t xml:space="preserve"> END, </w:t>
+            </w:r>
+            <w:proofErr w:type="gramStart"/>
+            <w:r>
+              <w:rPr>
+                <w:color w:val="000000"/>
+                <w:sz w:val="22"/>
+                <w:szCs w:val="22"/>
+              </w:rPr>
+              <w:t>g</w:t>
+            </w:r>
+            <w:r>
+              <w:rPr>
+                <w:color w:val="000000"/>
+                <w:sz w:val="22"/>
+                <w:szCs w:val="22"/>
+              </w:rPr>
+              <w:t>.UWMAKERUSER</w:t>
+            </w:r>
+            <w:proofErr w:type="gramEnd"/>
+            <w:r>
+              <w:rPr>
+                <w:color w:val="000000"/>
+                <w:sz w:val="22"/>
+                <w:szCs w:val="22"/>
+              </w:rPr>
+              <w:t>)</w:t>
             </w:r>
           </w:p>
         </w:tc>
@@ -12846,23 +14546,166 @@
         <w:tc>
           <w:tcPr>
             <w:tcW w:w="4819" w:type="dxa"/>
-          </w:tcPr>
-          <w:p>
-            <w:pPr>
-              <w:spacing w:line="360" w:lineRule="auto"/>
-              <w:jc w:val="left"/>
-              <w:rPr>
-                <w:rFonts w:eastAsia="Calibri"/>
-              </w:rPr>
-            </w:pPr>
-            <w:r>
-              <w:t>NG_SB_RLOS_ENTRY_EXIT&gt; USERNAME</w:t>
-            </w:r>
-            <w:r>
-              <w:t xml:space="preserve">, với điều kiện </w:t>
-            </w:r>
-            <w:r>
-              <w:t>WORKSTEP = 'UnderwriterChecker'</w:t>
+            <w:vAlign w:val="center"/>
+          </w:tcPr>
+          <w:p>
+            <w:pPr>
+              <w:spacing w:line="360" w:lineRule="auto"/>
+              <w:jc w:val="left"/>
+              <w:rPr>
+                <w:color w:val="000000"/>
+              </w:rPr>
+            </w:pPr>
+            <w:r>
+              <w:rPr>
+                <w:color w:val="000000"/>
+              </w:rPr>
+              <w:t>NG_SB_RLOS_EXTTABLE</w:t>
+            </w:r>
+            <w:r>
+              <w:rPr>
+                <w:color w:val="000000"/>
+              </w:rPr>
+              <w:t xml:space="preserve"> g</w:t>
+            </w:r>
+            <w:r>
+              <w:rPr>
+                <w:color w:val="000000"/>
+              </w:rPr>
+              <w:t>&gt;</w:t>
+            </w:r>
+          </w:p>
+          <w:p>
+            <w:pPr>
+              <w:spacing w:line="360" w:lineRule="auto"/>
+              <w:jc w:val="left"/>
+              <w:rPr>
+                <w:color w:val="000000"/>
+                <w:sz w:val="22"/>
+                <w:szCs w:val="22"/>
+              </w:rPr>
+            </w:pPr>
+            <w:r>
+              <w:rPr>
+                <w:color w:val="000000"/>
+              </w:rPr>
+              <w:t>NG_SB_RLOS_USER_MAKE_WORK_STEP</w:t>
+            </w:r>
+            <w:r>
+              <w:rPr>
+                <w:color w:val="000000"/>
+              </w:rPr>
+              <w:t xml:space="preserve"> ak&gt;</w:t>
+            </w:r>
+            <w:r>
+              <w:rPr>
+                <w:color w:val="000000"/>
+                <w:sz w:val="22"/>
+                <w:szCs w:val="22"/>
+              </w:rPr>
+              <w:br/>
+            </w:r>
+            <w:proofErr w:type="gramStart"/>
+            <w:r>
+              <w:rPr>
+                <w:color w:val="000000"/>
+                <w:sz w:val="22"/>
+                <w:szCs w:val="22"/>
+              </w:rPr>
+              <w:t>COALESCE(</w:t>
+            </w:r>
+            <w:proofErr w:type="gramEnd"/>
+            <w:r>
+              <w:rPr>
+                <w:color w:val="000000"/>
+                <w:sz w:val="22"/>
+                <w:szCs w:val="22"/>
+              </w:rPr>
+              <w:t xml:space="preserve">CASE WHEN </w:t>
+            </w:r>
+            <w:proofErr w:type="gramStart"/>
+            <w:r>
+              <w:rPr>
+                <w:color w:val="000000"/>
+                <w:sz w:val="22"/>
+                <w:szCs w:val="22"/>
+              </w:rPr>
+              <w:t>ak</w:t>
+            </w:r>
+            <w:r>
+              <w:rPr>
+                <w:color w:val="000000"/>
+                <w:sz w:val="22"/>
+                <w:szCs w:val="22"/>
+              </w:rPr>
+              <w:t>.WORK</w:t>
+            </w:r>
+            <w:proofErr w:type="gramEnd"/>
+            <w:r>
+              <w:rPr>
+                <w:color w:val="000000"/>
+                <w:sz w:val="22"/>
+                <w:szCs w:val="22"/>
+              </w:rPr>
+              <w:t xml:space="preserve">_STEP = 'UnderwriterChecker' THEN </w:t>
+            </w:r>
+            <w:r>
+              <w:rPr>
+                <w:color w:val="000000"/>
+                <w:sz w:val="22"/>
+                <w:szCs w:val="22"/>
+              </w:rPr>
+              <w:t>ak</w:t>
+            </w:r>
+            <w:r>
+              <w:rPr>
+                <w:color w:val="000000"/>
+                <w:sz w:val="22"/>
+                <w:szCs w:val="22"/>
+              </w:rPr>
+              <w:t xml:space="preserve">.USER_MAKE </w:t>
+            </w:r>
+            <w:r>
+              <w:rPr>
+                <w:color w:val="000000"/>
+                <w:sz w:val="22"/>
+                <w:szCs w:val="22"/>
+              </w:rPr>
+              <w:br/>
+            </w:r>
+            <w:r>
+              <w:rPr>
+                <w:color w:val="000000"/>
+                <w:sz w:val="22"/>
+                <w:szCs w:val="22"/>
+              </w:rPr>
+              <w:t xml:space="preserve"> END, </w:t>
+            </w:r>
+            <w:proofErr w:type="gramStart"/>
+            <w:r>
+              <w:rPr>
+                <w:color w:val="000000"/>
+                <w:sz w:val="22"/>
+                <w:szCs w:val="22"/>
+              </w:rPr>
+              <w:t>g</w:t>
+            </w:r>
+            <w:r>
+              <w:rPr>
+                <w:color w:val="000000"/>
+                <w:sz w:val="22"/>
+                <w:szCs w:val="22"/>
+              </w:rPr>
+              <w:t>.UWCHKRUSER</w:t>
+            </w:r>
+            <w:proofErr w:type="gramEnd"/>
+            <w:r>
+              <w:rPr>
+                <w:color w:val="000000"/>
+                <w:sz w:val="22"/>
+                <w:szCs w:val="22"/>
+              </w:rPr>
+              <w:t>)</w:t>
             </w:r>
           </w:p>
         </w:tc>
@@ -12930,26 +14773,200 @@
         <w:tc>
           <w:tcPr>
             <w:tcW w:w="4819" w:type="dxa"/>
-          </w:tcPr>
-          <w:p>
-            <w:pPr>
-              <w:spacing w:line="360" w:lineRule="auto"/>
-              <w:jc w:val="left"/>
-              <w:rPr>
-                <w:rFonts w:eastAsia="Calibri"/>
-              </w:rPr>
-            </w:pPr>
-            <w:r>
-              <w:t>NG_SB_RLOS_ENTRY_EXIT&gt; USERNAME</w:t>
-            </w:r>
-            <w:r>
-              <w:t xml:space="preserve">, với điều kiện </w:t>
-            </w:r>
-            <w:r>
-              <w:rPr>
-                <w:rFonts w:eastAsia="Calibri"/>
-              </w:rPr>
-              <w:t>WORKSTEP in ('CreditApproval', 'CreditCommittee')</w:t>
+            <w:vAlign w:val="center"/>
+          </w:tcPr>
+          <w:p>
+            <w:pPr>
+              <w:spacing w:line="360" w:lineRule="auto"/>
+              <w:jc w:val="left"/>
+              <w:rPr>
+                <w:color w:val="000000"/>
+              </w:rPr>
+            </w:pPr>
+            <w:r>
+              <w:rPr>
+                <w:color w:val="000000"/>
+              </w:rPr>
+              <w:t>NG_SB_RLOS_EXTTABLE</w:t>
+            </w:r>
+            <w:r>
+              <w:rPr>
+                <w:color w:val="000000"/>
+              </w:rPr>
+              <w:t xml:space="preserve"> g</w:t>
+            </w:r>
+            <w:r>
+              <w:rPr>
+                <w:color w:val="000000"/>
+              </w:rPr>
+              <w:t>&gt;</w:t>
+            </w:r>
+          </w:p>
+          <w:p>
+            <w:pPr>
+              <w:spacing w:line="360" w:lineRule="auto"/>
+              <w:jc w:val="left"/>
+              <w:rPr>
+                <w:rFonts w:eastAsia="Calibri"/>
+              </w:rPr>
+            </w:pPr>
+            <w:r>
+              <w:rPr>
+                <w:color w:val="000000"/>
+              </w:rPr>
+              <w:t>NG_SB_RLOS_USER_MAKE_WORK_STEP</w:t>
+            </w:r>
+            <w:r>
+              <w:rPr>
+                <w:color w:val="000000"/>
+              </w:rPr>
+              <w:t xml:space="preserve"> ak&gt;</w:t>
+            </w:r>
+            <w:r>
+              <w:rPr>
+                <w:color w:val="000000"/>
+                <w:sz w:val="22"/>
+                <w:szCs w:val="22"/>
+              </w:rPr>
+              <w:br/>
+            </w:r>
+            <w:proofErr w:type="gramStart"/>
+            <w:r>
+              <w:rPr>
+                <w:color w:val="000000"/>
+                <w:sz w:val="22"/>
+                <w:szCs w:val="22"/>
+              </w:rPr>
+              <w:t>COALESCE(</w:t>
+            </w:r>
+            <w:proofErr w:type="gramEnd"/>
+            <w:r>
+              <w:rPr>
+                <w:color w:val="000000"/>
+                <w:sz w:val="22"/>
+                <w:szCs w:val="22"/>
+              </w:rPr>
+              <w:t xml:space="preserve">CASE WHEN </w:t>
+            </w:r>
+            <w:proofErr w:type="gramStart"/>
+            <w:r>
+              <w:rPr>
+                <w:color w:val="000000"/>
+                <w:sz w:val="22"/>
+                <w:szCs w:val="22"/>
+              </w:rPr>
+              <w:t>ak</w:t>
+            </w:r>
+            <w:r>
+              <w:rPr>
+                <w:color w:val="000000"/>
+                <w:sz w:val="22"/>
+                <w:szCs w:val="22"/>
+              </w:rPr>
+              <w:t>.WORK</w:t>
+            </w:r>
+            <w:proofErr w:type="gramEnd"/>
+            <w:r>
+              <w:rPr>
+                <w:color w:val="000000"/>
+                <w:sz w:val="22"/>
+                <w:szCs w:val="22"/>
+              </w:rPr>
+              <w:t xml:space="preserve">_STEP in ('CreditCommittee', ' </w:t>
+            </w:r>
+            <w:proofErr w:type="gramStart"/>
+            <w:r>
+              <w:rPr>
+                <w:color w:val="000000"/>
+                <w:sz w:val="22"/>
+                <w:szCs w:val="22"/>
+              </w:rPr>
+              <w:t>CreditApproval</w:t>
+            </w:r>
+            <w:proofErr w:type="gramEnd"/>
+            <w:r>
+              <w:rPr>
+                <w:color w:val="000000"/>
+                <w:sz w:val="22"/>
+                <w:szCs w:val="22"/>
+              </w:rPr>
+              <w:t xml:space="preserve">') THEN </w:t>
+            </w:r>
+            <w:r>
+              <w:rPr>
+                <w:color w:val="000000"/>
+                <w:sz w:val="22"/>
+                <w:szCs w:val="22"/>
+              </w:rPr>
+              <w:t>ak</w:t>
+            </w:r>
+            <w:r>
+              <w:rPr>
+                <w:color w:val="000000"/>
+                <w:sz w:val="22"/>
+                <w:szCs w:val="22"/>
+              </w:rPr>
+              <w:t xml:space="preserve">.USER_MAKE END, </w:t>
+            </w:r>
+            <w:r>
+              <w:rPr>
+                <w:color w:val="000000"/>
+                <w:sz w:val="22"/>
+                <w:szCs w:val="22"/>
+              </w:rPr>
+              <w:br/>
+            </w:r>
+            <w:proofErr w:type="gramStart"/>
+            <w:r>
+              <w:rPr>
+                <w:color w:val="000000"/>
+                <w:sz w:val="22"/>
+                <w:szCs w:val="22"/>
+              </w:rPr>
+              <w:t>g</w:t>
+            </w:r>
+            <w:r>
+              <w:rPr>
+                <w:color w:val="000000"/>
+                <w:sz w:val="22"/>
+                <w:szCs w:val="22"/>
+              </w:rPr>
+              <w:t>.CREDAPPRUSER</w:t>
+            </w:r>
+            <w:proofErr w:type="gramEnd"/>
+            <w:r>
+              <w:rPr>
+                <w:color w:val="000000"/>
+                <w:sz w:val="22"/>
+                <w:szCs w:val="22"/>
+              </w:rPr>
+              <w:t xml:space="preserve">, </w:t>
+            </w:r>
+            <w:proofErr w:type="gramStart"/>
+            <w:r>
+              <w:rPr>
+                <w:color w:val="000000"/>
+                <w:sz w:val="22"/>
+                <w:szCs w:val="22"/>
+              </w:rPr>
+              <w:t>g</w:t>
+            </w:r>
+            <w:r>
+              <w:rPr>
+                <w:color w:val="000000"/>
+                <w:sz w:val="22"/>
+                <w:szCs w:val="22"/>
+              </w:rPr>
+              <w:t>.CCOMMITUSER</w:t>
+            </w:r>
+            <w:proofErr w:type="gramEnd"/>
+            <w:r>
+              <w:rPr>
+                <w:color w:val="000000"/>
+                <w:sz w:val="22"/>
+                <w:szCs w:val="22"/>
+              </w:rPr>
+              <w:t>)</w:t>
             </w:r>
           </w:p>
         </w:tc>
@@ -13028,6 +15045,8 @@
             </w:r>
             <w:r>
               <w:br/>
+            </w:r>
+            <w:r>
               <w:t xml:space="preserve">+ Nếu PROPERTY = 'YES' gán giá trị </w:t>
             </w:r>
             <w:r>
@@ -13822,6 +15841,7 @@
                 <w:rFonts w:eastAsia="Calibri"/>
               </w:rPr>
             </w:pPr>
+            <w:proofErr w:type="gramStart"/>
             <w:r>
               <w:rPr>
                 <w:rFonts w:eastAsia="Calibri"/>
@@ -13832,7 +15852,14 @@
               <w:rPr>
                 <w:rFonts w:eastAsia="Calibri"/>
               </w:rPr>
-              <w:t>RELATION_CUSTOMER</w:t>
+              <w:t>RELATION</w:t>
+            </w:r>
+            <w:proofErr w:type="gramEnd"/>
+            <w:r>
+              <w:rPr>
+                <w:rFonts w:eastAsia="Calibri"/>
+              </w:rPr>
+              <w:t>_CUSTOMER</w:t>
             </w:r>
             <w:r>
               <w:rPr>
@@ -13850,13 +15877,27 @@
               <w:rPr>
                 <w:rFonts w:eastAsia="Calibri"/>
               </w:rPr>
-              <w:t>, r.</w:t>
-            </w:r>
-            <w:r>
-              <w:rPr>
-                <w:rFonts w:eastAsia="Calibri"/>
-              </w:rPr>
-              <w:t>RELATION_CUSTOMER</w:t>
+              <w:t xml:space="preserve">, </w:t>
+            </w:r>
+            <w:proofErr w:type="gramStart"/>
+            <w:r>
+              <w:rPr>
+                <w:rFonts w:eastAsia="Calibri"/>
+              </w:rPr>
+              <w:t>r.</w:t>
+            </w:r>
+            <w:r>
+              <w:rPr>
+                <w:rFonts w:eastAsia="Calibri"/>
+              </w:rPr>
+              <w:t>RELATION</w:t>
+            </w:r>
+            <w:proofErr w:type="gramEnd"/>
+            <w:r>
+              <w:rPr>
+                <w:rFonts w:eastAsia="Calibri"/>
+              </w:rPr>
+              <w:t>_CUSTOMER</w:t>
             </w:r>
             <w:r>
               <w:rPr>
@@ -13877,7 +15918,6 @@
               <w:rPr>
                 <w:rFonts w:eastAsia="Calibri"/>
               </w:rPr>
-              <w:lastRenderedPageBreak/>
               <w:t>i.</w:t>
             </w:r>
             <w:r>
@@ -14391,12 +16431,28 @@
                 <w:rFonts w:eastAsia="Calibri"/>
               </w:rPr>
             </w:pPr>
-            <w:r>
-              <w:rPr>
-                <w:rFonts w:eastAsia="Calibri"/>
-              </w:rPr>
-              <w:t>SUBSTR(REGEXP_REPLACE(</w:t>
-            </w:r>
+            <w:proofErr w:type="gramStart"/>
+            <w:r>
+              <w:rPr>
+                <w:rFonts w:eastAsia="Calibri"/>
+              </w:rPr>
+              <w:t>SUBSTR(</w:t>
+            </w:r>
+            <w:proofErr w:type="gramEnd"/>
+            <w:r>
+              <w:rPr>
+                <w:rFonts w:eastAsia="Calibri"/>
+              </w:rPr>
+              <w:t>REGEXP_</w:t>
+            </w:r>
+            <w:proofErr w:type="gramStart"/>
+            <w:r>
+              <w:rPr>
+                <w:rFonts w:eastAsia="Calibri"/>
+              </w:rPr>
+              <w:t>REPLACE(</w:t>
+            </w:r>
+            <w:proofErr w:type="gramEnd"/>
           </w:p>
           <w:p>
             <w:pPr>
@@ -14515,7 +16571,6 @@
               <w:rPr>
                 <w:rFonts w:eastAsia="Calibri"/>
               </w:rPr>
-              <w:lastRenderedPageBreak/>
               <w:t>CASE WHEN WAGESFLAG = 'Yes' THEN 'Tiền công / ' END ||</w:t>
             </w:r>
           </w:p>
@@ -14561,7 +16616,14 @@
               <w:rPr>
                 <w:rFonts w:eastAsia="Calibri"/>
               </w:rPr>
-              <w:t>' / $',</w:t>
+              <w:t>' / $</w:t>
+            </w:r>
+            <w:proofErr w:type="gramStart"/>
+            <w:r>
+              <w:rPr>
+                <w:rFonts w:eastAsia="Calibri"/>
+              </w:rPr>
+              <w:t>',</w:t>
             </w:r>
             <w:r>
               <w:rPr>
@@ -14573,7 +16635,14 @@
               <w:rPr>
                 <w:rFonts w:eastAsia="Calibri"/>
               </w:rPr>
-              <w:t xml:space="preserve">''), 1, 200) </w:t>
+              <w:t>'</w:t>
+            </w:r>
+            <w:proofErr w:type="gramEnd"/>
+            <w:r>
+              <w:rPr>
+                <w:rFonts w:eastAsia="Calibri"/>
+              </w:rPr>
+              <w:t xml:space="preserve">'), 1, 200) </w:t>
             </w:r>
           </w:p>
         </w:tc>
@@ -15302,10 +17371,17 @@
             </w:r>
             <w:r>
               <w:br/>
+            </w:r>
+            <w:r>
               <w:t xml:space="preserve">Lấy giá trị MIN(ENTRYDATE), với điều kiện </w:t>
             </w:r>
-            <w:r>
-              <w:t xml:space="preserve">WORKSTEP  = </w:t>
+            <w:proofErr w:type="gramStart"/>
+            <w:r>
+              <w:t>WORKSTEP  =</w:t>
+            </w:r>
+            <w:proofErr w:type="gramEnd"/>
+            <w:r>
+              <w:t xml:space="preserve"> </w:t>
             </w:r>
             <w:r>
               <w:rPr>
@@ -15407,7 +17483,15 @@
               </w:rPr>
             </w:pPr>
             <w:r>
-              <w:t>Lấy giá trị MIN(ENTRYDATE), với điều kiện WORKSTEP  in (</w:t>
+              <w:t xml:space="preserve">Lấy giá trị MIN(ENTRYDATE), với điều kiện </w:t>
+            </w:r>
+            <w:proofErr w:type="gramStart"/>
+            <w:r>
+              <w:t>WORKSTEP  in</w:t>
+            </w:r>
+            <w:proofErr w:type="gramEnd"/>
+            <w:r>
+              <w:t xml:space="preserve"> (</w:t>
             </w:r>
             <w:r>
               <w:rPr>
@@ -15524,7 +17608,23 @@
               </w:rPr>
             </w:pPr>
             <w:r>
-              <w:t>Lấy giá trị Max(EXITDATE), với điều kiện WORKSTEP  in (</w:t>
+              <w:t xml:space="preserve">Lấy giá trị </w:t>
+            </w:r>
+            <w:proofErr w:type="gramStart"/>
+            <w:r>
+              <w:t>Max(</w:t>
+            </w:r>
+            <w:proofErr w:type="gramEnd"/>
+            <w:r>
+              <w:t xml:space="preserve">EXITDATE), với điều kiện </w:t>
+            </w:r>
+            <w:proofErr w:type="gramStart"/>
+            <w:r>
+              <w:t>WORKSTEP  in</w:t>
+            </w:r>
+            <w:proofErr w:type="gramEnd"/>
+            <w:r>
+              <w:t xml:space="preserve"> (</w:t>
             </w:r>
             <w:r>
               <w:rPr>
@@ -15612,7 +17712,18 @@
                 <w:rFonts w:eastAsia="Calibri"/>
               </w:rPr>
               <w:br/>
-              <w:t>Lấy giá trị EXITDATE với điều kiện DECISION = 'Cancel' AND USERNAME IS NOT NULL</w:t>
+            </w:r>
+            <w:r>
+              <w:rPr>
+                <w:rFonts w:eastAsia="Calibri"/>
+              </w:rPr>
+              <w:t xml:space="preserve">Lấy giá trị EXITDATE với điều kiện </w:t>
+            </w:r>
+            <w:r>
+              <w:rPr>
+                <w:rFonts w:eastAsia="Calibri"/>
+              </w:rPr>
+              <w:t>DECISION = 'Cancel' AND USERNAME IS NOT NULL</w:t>
             </w:r>
           </w:p>
         </w:tc>
@@ -15710,6 +17821,7 @@
             <w:r>
               <w:t xml:space="preserve">Lấy </w:t>
             </w:r>
+            <w:proofErr w:type="gramStart"/>
             <w:r>
               <w:t>Min</w:t>
             </w:r>
@@ -15719,6 +17831,7 @@
               </w:rPr>
               <w:t>(</w:t>
             </w:r>
+            <w:proofErr w:type="gramEnd"/>
             <w:r>
               <w:rPr>
                 <w:rFonts w:eastAsia="Calibri"/>
@@ -15889,7 +18002,16 @@
                 <w:b/>
                 <w:bCs/>
               </w:rPr>
-              <w:t>get_business_minute</w:t>
+              <w:t>get_business_</w:t>
+            </w:r>
+            <w:proofErr w:type="gramStart"/>
+            <w:r>
+              <w:rPr>
+                <w:rFonts w:eastAsia="Calibri"/>
+                <w:b/>
+                <w:bCs/>
+              </w:rPr>
+              <w:t>minute</w:t>
             </w:r>
             <w:r>
               <w:rPr>
@@ -15897,6 +18019,7 @@
               </w:rPr>
               <w:t>(</w:t>
             </w:r>
+            <w:proofErr w:type="gramEnd"/>
           </w:p>
           <w:p>
             <w:pPr>
@@ -16027,7 +18150,6 @@
               <w:jc w:val="left"/>
             </w:pPr>
             <w:r>
-              <w:lastRenderedPageBreak/>
               <w:t xml:space="preserve">+ </w:t>
             </w:r>
             <w:r>
@@ -16440,28 +18562,46 @@
               </w:rPr>
             </w:pPr>
             <w:r>
-              <w:t>Lấy a.</w:t>
-            </w:r>
-            <w:r>
-              <w:t xml:space="preserve">USERNAME, với điều kiện </w:t>
+              <w:t xml:space="preserve">Lấy </w:t>
+            </w:r>
+            <w:proofErr w:type="gramStart"/>
+            <w:r>
+              <w:t>a.</w:t>
+            </w:r>
+            <w:r>
+              <w:t>USERNAME</w:t>
+            </w:r>
+            <w:proofErr w:type="gramEnd"/>
+            <w:r>
+              <w:t xml:space="preserve">, với điều kiện </w:t>
             </w:r>
             <w:r>
               <w:t>x</w:t>
             </w:r>
             <w:r>
-              <w:t>.BI_WORKSTEP = '01.Branch</w:t>
-            </w:r>
+              <w:t>.BI_WORKSTEP = '</w:t>
+            </w:r>
+            <w:proofErr w:type="gramStart"/>
+            <w:r>
+              <w:t>01.Branch</w:t>
+            </w:r>
+            <w:proofErr w:type="gramEnd"/>
             <w:r>
               <w:t>'</w:t>
             </w:r>
             <w:r>
               <w:t xml:space="preserve"> và </w:t>
             </w:r>
+            <w:proofErr w:type="gramStart"/>
             <w:r>
               <w:t>x</w:t>
             </w:r>
             <w:r>
-              <w:t>.System = 'OF'</w:t>
+              <w:t>.System</w:t>
+            </w:r>
+            <w:proofErr w:type="gramEnd"/>
+            <w:r>
+              <w:t xml:space="preserve"> = 'OF'</w:t>
             </w:r>
           </w:p>
         </w:tc>
@@ -16563,10 +18703,18 @@
               </w:rPr>
             </w:pPr>
             <w:r>
-              <w:t>Lấy a.</w:t>
-            </w:r>
-            <w:r>
-              <w:t xml:space="preserve">USERNAME, với điều kiện </w:t>
+              <w:t xml:space="preserve">Lấy </w:t>
+            </w:r>
+            <w:proofErr w:type="gramStart"/>
+            <w:r>
+              <w:t>a.</w:t>
+            </w:r>
+            <w:r>
+              <w:t>USERNAME</w:t>
+            </w:r>
+            <w:proofErr w:type="gramEnd"/>
+            <w:r>
+              <w:t xml:space="preserve">, với điều kiện </w:t>
             </w:r>
             <w:r>
               <w:t>x</w:t>
@@ -16574,11 +18722,16 @@
             <w:r>
               <w:t xml:space="preserve">.BI_WORKSTEP = '02.DDE' và </w:t>
             </w:r>
+            <w:proofErr w:type="gramStart"/>
             <w:r>
               <w:t>x</w:t>
             </w:r>
             <w:r>
-              <w:t>.System = 'OF'</w:t>
+              <w:t>.System</w:t>
+            </w:r>
+            <w:proofErr w:type="gramEnd"/>
+            <w:r>
+              <w:t xml:space="preserve"> = 'OF'</w:t>
             </w:r>
           </w:p>
         </w:tc>
@@ -16680,22 +18833,43 @@
               </w:rPr>
             </w:pPr>
             <w:r>
-              <w:t>Lấy a.</w:t>
-            </w:r>
-            <w:r>
-              <w:t xml:space="preserve">USERNAME, với điều kiện </w:t>
+              <w:t xml:space="preserve">Lấy </w:t>
+            </w:r>
+            <w:proofErr w:type="gramStart"/>
+            <w:r>
+              <w:t>a.</w:t>
+            </w:r>
+            <w:r>
+              <w:t>USERNAME</w:t>
+            </w:r>
+            <w:proofErr w:type="gramEnd"/>
+            <w:r>
+              <w:t xml:space="preserve">, với điều kiện </w:t>
             </w:r>
             <w:r>
               <w:t>x</w:t>
             </w:r>
             <w:r>
-              <w:t xml:space="preserve">.BI_WORKSTEP = '03.Data Quality check' và </w:t>
-            </w:r>
+              <w:t>.BI_WORKSTEP = '</w:t>
+            </w:r>
+            <w:proofErr w:type="gramStart"/>
+            <w:r>
+              <w:t>03.Data</w:t>
+            </w:r>
+            <w:proofErr w:type="gramEnd"/>
+            <w:r>
+              <w:t xml:space="preserve"> Quality check' và </w:t>
+            </w:r>
+            <w:proofErr w:type="gramStart"/>
             <w:r>
               <w:t>x</w:t>
             </w:r>
             <w:r>
-              <w:t>.System = 'OF'</w:t>
+              <w:t>.System</w:t>
+            </w:r>
+            <w:proofErr w:type="gramEnd"/>
+            <w:r>
+              <w:t xml:space="preserve"> = 'OF'</w:t>
             </w:r>
           </w:p>
         </w:tc>
@@ -17200,58 +19374,43 @@
               <w:jc w:val="left"/>
             </w:pPr>
             <w:r>
-              <w:t>NG_SB_RLOS_CREDIT_CARD_APP af</w:t>
-            </w:r>
-            <w:r>
-              <w:t>&gt;</w:t>
-            </w:r>
-          </w:p>
-          <w:p>
-            <w:pPr>
-              <w:spacing w:line="360" w:lineRule="auto"/>
-              <w:jc w:val="left"/>
-            </w:pPr>
-            <w:r>
-              <w:t>NG_SB_RLOS_SEABUY_APP ag</w:t>
-            </w:r>
-            <w:r>
-              <w:t>&gt;</w:t>
-            </w:r>
-          </w:p>
-          <w:p>
-            <w:pPr>
-              <w:spacing w:line="360" w:lineRule="auto"/>
-              <w:jc w:val="left"/>
-            </w:pPr>
-            <w:r>
-              <w:t>NG_SB_RLOS_CIVIL_APP ah</w:t>
-            </w:r>
-            <w:r>
-              <w:t>&gt;</w:t>
-            </w:r>
-          </w:p>
-          <w:p>
-            <w:pPr>
-              <w:spacing w:line="360" w:lineRule="auto"/>
-              <w:jc w:val="left"/>
-            </w:pPr>
-            <w:r>
-              <w:t>NG_SB_RLOS_TEACHER_APP ai</w:t>
-            </w:r>
-            <w:r>
-              <w:t>&gt;</w:t>
-            </w:r>
-          </w:p>
-          <w:p>
-            <w:pPr>
-              <w:spacing w:line="360" w:lineRule="auto"/>
-              <w:jc w:val="left"/>
-            </w:pPr>
-            <w:r>
-              <w:t>NG_SB_RLOS_WOMAN_APP aj</w:t>
-            </w:r>
-            <w:r>
-              <w:t>&gt;</w:t>
+              <w:t>NG_SB_RLOS_CREDIT_CARD_APP af&gt;</w:t>
+            </w:r>
+          </w:p>
+          <w:p>
+            <w:pPr>
+              <w:spacing w:line="360" w:lineRule="auto"/>
+              <w:jc w:val="left"/>
+            </w:pPr>
+            <w:r>
+              <w:t>NG_SB_RLOS_SEABUY_APP ag&gt;</w:t>
+            </w:r>
+          </w:p>
+          <w:p>
+            <w:pPr>
+              <w:spacing w:line="360" w:lineRule="auto"/>
+              <w:jc w:val="left"/>
+            </w:pPr>
+            <w:r>
+              <w:t>NG_SB_RLOS_CIVIL_APP ah&gt;</w:t>
+            </w:r>
+          </w:p>
+          <w:p>
+            <w:pPr>
+              <w:spacing w:line="360" w:lineRule="auto"/>
+              <w:jc w:val="left"/>
+            </w:pPr>
+            <w:r>
+              <w:t>NG_SB_RLOS_TEACHER_APP ai&gt;</w:t>
+            </w:r>
+          </w:p>
+          <w:p>
+            <w:pPr>
+              <w:spacing w:line="360" w:lineRule="auto"/>
+              <w:jc w:val="left"/>
+            </w:pPr>
+            <w:r>
+              <w:t>NG_SB_RLOS_WOMAN_APP aj&gt;</w:t>
             </w:r>
           </w:p>
           <w:p>
@@ -17391,79 +19550,89 @@
               <w:t xml:space="preserve"> các</w:t>
             </w:r>
             <w:r>
-              <w:t xml:space="preserve"> </w:t>
-            </w:r>
-            <w:r>
-              <w:t>giá trị của 5 bảng:</w:t>
-            </w:r>
-          </w:p>
-          <w:p>
-            <w:pPr>
-              <w:spacing w:line="360" w:lineRule="auto"/>
-              <w:jc w:val="left"/>
-            </w:pPr>
-            <w:r>
-              <w:t>af.TERM;</w:t>
-            </w:r>
-          </w:p>
-          <w:p>
-            <w:pPr>
-              <w:spacing w:line="360" w:lineRule="auto"/>
-              <w:jc w:val="left"/>
-            </w:pPr>
+              <w:t xml:space="preserve"> giá trị của 5 bảng:</w:t>
+            </w:r>
+          </w:p>
+          <w:p>
+            <w:pPr>
+              <w:spacing w:line="360" w:lineRule="auto"/>
+              <w:jc w:val="left"/>
+            </w:pPr>
+            <w:proofErr w:type="gramStart"/>
+            <w:r>
+              <w:t>af.TERM</w:t>
+            </w:r>
+            <w:proofErr w:type="gramEnd"/>
+            <w:r>
+              <w:t>;</w:t>
+            </w:r>
+          </w:p>
+          <w:p>
+            <w:pPr>
+              <w:spacing w:line="360" w:lineRule="auto"/>
+              <w:jc w:val="left"/>
+            </w:pPr>
+            <w:proofErr w:type="gramStart"/>
             <w:r>
               <w:t>ag.</w:t>
             </w:r>
             <w:r>
-              <w:t>TIME_VALID</w:t>
-            </w:r>
-          </w:p>
-          <w:p>
-            <w:pPr>
-              <w:spacing w:line="360" w:lineRule="auto"/>
-              <w:jc w:val="left"/>
-            </w:pPr>
+              <w:t>TIME</w:t>
+            </w:r>
+            <w:proofErr w:type="gramEnd"/>
+            <w:r>
+              <w:t>_VALID</w:t>
+            </w:r>
+          </w:p>
+          <w:p>
+            <w:pPr>
+              <w:spacing w:line="360" w:lineRule="auto"/>
+              <w:jc w:val="left"/>
+            </w:pPr>
+            <w:proofErr w:type="gramStart"/>
             <w:r>
               <w:t>ah.</w:t>
             </w:r>
             <w:r>
-              <w:t>TIME_VALID</w:t>
-            </w:r>
-          </w:p>
-          <w:p>
-            <w:pPr>
-              <w:spacing w:line="360" w:lineRule="auto"/>
-              <w:jc w:val="left"/>
-            </w:pPr>
-            <w:r>
-              <w:t>a</w:t>
-            </w:r>
-            <w:r>
-              <w:t>i</w:t>
-            </w:r>
-            <w:r>
-              <w:t>.</w:t>
-            </w:r>
-            <w:r>
-              <w:t>TIME_VALID</w:t>
-            </w:r>
-          </w:p>
-          <w:p>
-            <w:pPr>
-              <w:spacing w:line="360" w:lineRule="auto"/>
-              <w:jc w:val="left"/>
-            </w:pPr>
-            <w:r>
-              <w:t>a</w:t>
-            </w:r>
-            <w:r>
-              <w:t>j</w:t>
-            </w:r>
-            <w:r>
-              <w:t>.</w:t>
-            </w:r>
-            <w:r>
-              <w:t>TIME_VALID</w:t>
+              <w:t>TIME</w:t>
+            </w:r>
+            <w:proofErr w:type="gramEnd"/>
+            <w:r>
+              <w:t>_VALID</w:t>
+            </w:r>
+          </w:p>
+          <w:p>
+            <w:pPr>
+              <w:spacing w:line="360" w:lineRule="auto"/>
+              <w:jc w:val="left"/>
+            </w:pPr>
+            <w:proofErr w:type="gramStart"/>
+            <w:r>
+              <w:t>ai.</w:t>
+            </w:r>
+            <w:r>
+              <w:t>TIME</w:t>
+            </w:r>
+            <w:proofErr w:type="gramEnd"/>
+            <w:r>
+              <w:t>_VALID</w:t>
+            </w:r>
+          </w:p>
+          <w:p>
+            <w:pPr>
+              <w:spacing w:line="360" w:lineRule="auto"/>
+              <w:jc w:val="left"/>
+            </w:pPr>
+            <w:proofErr w:type="gramStart"/>
+            <w:r>
+              <w:t>aj.</w:t>
+            </w:r>
+            <w:r>
+              <w:t>TIME</w:t>
+            </w:r>
+            <w:proofErr w:type="gramEnd"/>
+            <w:r>
+              <w:t>_VALID</w:t>
             </w:r>
           </w:p>
         </w:tc>
@@ -17489,8 +19658,8 @@
           <w:b/>
         </w:rPr>
       </w:pPr>
-      <w:bookmarkStart w:id="47" w:name="_Toc384987417"/>
-      <w:bookmarkStart w:id="48" w:name="_Toc236845382"/>
+      <w:bookmarkStart w:name="_Toc384987417" w:id="47"/>
+      <w:bookmarkStart w:name="_Toc236845382" w:id="48"/>
       <w:bookmarkEnd w:id="45"/>
       <w:r>
         <w:rPr>
@@ -17537,9 +19706,9 @@
           <w:b/>
         </w:rPr>
       </w:pPr>
-      <w:bookmarkStart w:id="49" w:name="_Toc236845383"/>
-      <w:bookmarkStart w:id="50" w:name="_Toc360108734"/>
-      <w:bookmarkStart w:id="51" w:name="_Toc384987418"/>
+      <w:bookmarkStart w:name="_Toc236845383" w:id="49"/>
+      <w:bookmarkStart w:name="_Toc360108734" w:id="50"/>
+      <w:bookmarkStart w:name="_Toc384987418" w:id="51"/>
       <w:r>
         <w:rPr>
           <w:rFonts w:eastAsia="Calibri"/>
@@ -17568,13 +19737,12 @@
           <w:b/>
         </w:rPr>
       </w:pPr>
-      <w:bookmarkStart w:id="52" w:name="_Toc236845384"/>
+      <w:bookmarkStart w:name="_Toc236845384" w:id="52"/>
       <w:r>
         <w:rPr>
           <w:rFonts w:eastAsia="Calibri"/>
           <w:b/>
         </w:rPr>
-        <w:lastRenderedPageBreak/>
         <w:t>YÊU CẦU PHI CHỨC NĂNG</w:t>
       </w:r>
       <w:bookmarkEnd w:id="50"/>
@@ -17612,8 +19780,8 @@
           <w:b/>
         </w:rPr>
       </w:pPr>
-      <w:bookmarkStart w:id="53" w:name="_Toc384987419"/>
-      <w:bookmarkStart w:id="54" w:name="_Toc236845385"/>
+      <w:bookmarkStart w:name="_Toc384987419" w:id="53"/>
+      <w:bookmarkStart w:name="_Toc236845385" w:id="54"/>
       <w:r>
         <w:rPr>
           <w:rFonts w:eastAsia="Calibri"/>
@@ -17632,7 +19800,7 @@
     <w:sectPr>
       <w:headerReference w:type="default" r:id="rId9"/>
       <w:footerReference w:type="default" r:id="rId10"/>
-      <w:pgSz w:w="11907" w:h="16839" w:code="9"/>
+      <w:pgSz w:w="11907" w:h="16839" w:orient="portrait" w:code="9"/>
       <w:pgMar w:top="1134" w:right="1134" w:bottom="1134" w:left="1418" w:header="567" w:footer="454" w:gutter="0"/>
       <w:cols w:space="720"/>
       <w:titlePg/>
@@ -17643,7 +19811,7 @@
 </file>
 
 <file path=word/endnotes.xml><?xml version="1.0" encoding="utf-8"?>
-<w:endnotes xmlns:wpc="http://schemas.microsoft.com/office/word/2010/wordprocessingCanvas" xmlns:cx="http://schemas.microsoft.com/office/drawing/2014/chartex" xmlns:cx1="http://schemas.microsoft.com/office/drawing/2015/9/8/chartex" xmlns:cx2="http://schemas.microsoft.com/office/drawing/2015/10/21/chartex" xmlns:cx3="http://schemas.microsoft.com/office/drawing/2016/5/9/chartex" xmlns:cx4="http://schemas.microsoft.com/office/drawing/2016/5/10/chartex" xmlns:cx5="http://schemas.microsoft.com/office/drawing/2016/5/11/chartex" xmlns:cx6="http://schemas.microsoft.com/office/drawing/2016/5/12/chartex" xmlns:cx7="http://schemas.microsoft.com/office/drawing/2016/5/13/chartex" xmlns:cx8="http://schemas.microsoft.com/office/drawing/2016/5/14/chartex" xmlns:mc="http://schemas.openxmlformats.org/markup-compatibility/2006" xmlns:aink="http://schemas.microsoft.com/office/drawing/2016/ink" xmlns:am3d="http://schemas.microsoft.com/office/drawing/2017/model3d" xmlns:o="urn:schemas-microsoft-com:office:office" xmlns:oel="http://schemas.microsoft.com/office/2019/extlst" xmlns:r="http://schemas.openxmlformats.org/officeDocument/2006/relationships" xmlns:m="http://schemas.openxmlformats.org/officeDocument/2006/math" xmlns:v="urn:schemas-microsoft-com:vml" xmlns:wp14="http://schemas.microsoft.com/office/word/2010/wordprocessingDrawing" xmlns:wp="http://schemas.openxmlformats.org/drawingml/2006/wordprocessingDrawing" xmlns:w10="urn:schemas-microsoft-com:office:word" xmlns:w="http://schemas.openxmlformats.org/wordprocessingml/2006/main" xmlns:w14="http://schemas.microsoft.com/office/word/2010/wordml" xmlns:w15="http://schemas.microsoft.com/office/word/2012/wordml" xmlns:w16cei="http://schemas.microsoft.com/office/word/2026/wordml/cei" xmlns:w16cex="http://schemas.microsoft.com/office/word/2018/wordml/cex" xmlns:w16cid="http://schemas.microsoft.com/office/word/2016/wordml/cid" xmlns:w16="http://schemas.microsoft.com/office/word/2018/wordml" xmlns:w16du="http://schemas.microsoft.com/office/word/2023/wordml/word16du" xmlns:w16sdtdh="http://schemas.microsoft.com/office/word/2020/wordml/sdtdatahash" xmlns:w16sdtfl="http://schemas.microsoft.com/office/word/2024/wordml/sdtformatlock" xmlns:w16se="http://schemas.microsoft.com/office/word/2015/wordml/symex" xmlns:wpg="http://schemas.microsoft.com/office/word/2010/wordprocessingGroup" xmlns:wpi="http://schemas.microsoft.com/office/word/2010/wordprocessingInk" xmlns:wne="http://schemas.microsoft.com/office/word/2006/wordml" xmlns:wps="http://schemas.microsoft.com/office/word/2010/wordprocessingShape" mc:Ignorable="w14 w15 w16se w16cid w16 w16cex w16sdtdh w16sdtfl w16du wp14">
+<w:endnotes xmlns:wpc="http://schemas.microsoft.com/office/word/2010/wordprocessingCanvas" xmlns:cx="http://schemas.microsoft.com/office/drawing/2014/chartex" xmlns:cx1="http://schemas.microsoft.com/office/drawing/2015/9/8/chartex" xmlns:cx2="http://schemas.microsoft.com/office/drawing/2015/10/21/chartex" xmlns:cx3="http://schemas.microsoft.com/office/drawing/2016/5/9/chartex" xmlns:cx4="http://schemas.microsoft.com/office/drawing/2016/5/10/chartex" xmlns:cx5="http://schemas.microsoft.com/office/drawing/2016/5/11/chartex" xmlns:cx6="http://schemas.microsoft.com/office/drawing/2016/5/12/chartex" xmlns:cx7="http://schemas.microsoft.com/office/drawing/2016/5/13/chartex" xmlns:cx8="http://schemas.microsoft.com/office/drawing/2016/5/14/chartex" xmlns:mc="http://schemas.openxmlformats.org/markup-compatibility/2006" xmlns:aink="http://schemas.microsoft.com/office/drawing/2016/ink" xmlns:am3d="http://schemas.microsoft.com/office/drawing/2017/model3d" xmlns:o="urn:schemas-microsoft-com:office:office" xmlns:oel="http://schemas.microsoft.com/office/2019/extlst" xmlns:r="http://schemas.openxmlformats.org/officeDocument/2006/relationships" xmlns:m="http://schemas.openxmlformats.org/officeDocument/2006/math" xmlns:v="urn:schemas-microsoft-com:vml" xmlns:wp14="http://schemas.microsoft.com/office/word/2010/wordprocessingDrawing" xmlns:wp="http://schemas.openxmlformats.org/drawingml/2006/wordprocessingDrawing" xmlns:w10="urn:schemas-microsoft-com:office:word" xmlns:w="http://schemas.openxmlformats.org/wordprocessingml/2006/main" xmlns:w14="http://schemas.microsoft.com/office/word/2010/wordml" xmlns:w15="http://schemas.microsoft.com/office/word/2012/wordml" xmlns:w16cex="http://schemas.microsoft.com/office/word/2018/wordml/cex" xmlns:w16cid="http://schemas.microsoft.com/office/word/2016/wordml/cid" xmlns:w16="http://schemas.microsoft.com/office/word/2018/wordml" xmlns:w16du="http://schemas.microsoft.com/office/word/2023/wordml/word16du" xmlns:w16sdtdh="http://schemas.microsoft.com/office/word/2020/wordml/sdtdatahash" xmlns:w16sdtfl="http://schemas.microsoft.com/office/word/2024/wordml/sdtformatlock" xmlns:w16se="http://schemas.microsoft.com/office/word/2015/wordml/symex" xmlns:wpg="http://schemas.microsoft.com/office/word/2010/wordprocessingGroup" xmlns:wpi="http://schemas.microsoft.com/office/word/2010/wordprocessingInk" xmlns:wne="http://schemas.microsoft.com/office/word/2006/wordml" xmlns:wps="http://schemas.microsoft.com/office/word/2010/wordprocessingShape" mc:Ignorable="w14 w15 w16se w16cid w16 w16cex w16sdtdh w16sdtfl w16du wp14">
   <w:endnote w:type="separator" w:id="-1">
     <w:p>
       <w:pPr>
@@ -17668,7 +19836,7 @@
 </file>
 
 <file path=word/footer1.xml><?xml version="1.0" encoding="utf-8"?>
-<w:ftr xmlns:wpc="http://schemas.microsoft.com/office/word/2010/wordprocessingCanvas" xmlns:cx="http://schemas.microsoft.com/office/drawing/2014/chartex" xmlns:cx1="http://schemas.microsoft.com/office/drawing/2015/9/8/chartex" xmlns:cx2="http://schemas.microsoft.com/office/drawing/2015/10/21/chartex" xmlns:cx3="http://schemas.microsoft.com/office/drawing/2016/5/9/chartex" xmlns:cx4="http://schemas.microsoft.com/office/drawing/2016/5/10/chartex" xmlns:cx5="http://schemas.microsoft.com/office/drawing/2016/5/11/chartex" xmlns:cx6="http://schemas.microsoft.com/office/drawing/2016/5/12/chartex" xmlns:cx7="http://schemas.microsoft.com/office/drawing/2016/5/13/chartex" xmlns:cx8="http://schemas.microsoft.com/office/drawing/2016/5/14/chartex" xmlns:mc="http://schemas.openxmlformats.org/markup-compatibility/2006" xmlns:aink="http://schemas.microsoft.com/office/drawing/2016/ink" xmlns:am3d="http://schemas.microsoft.com/office/drawing/2017/model3d" xmlns:o="urn:schemas-microsoft-com:office:office" xmlns:oel="http://schemas.microsoft.com/office/2019/extlst" xmlns:r="http://schemas.openxmlformats.org/officeDocument/2006/relationships" xmlns:m="http://schemas.openxmlformats.org/officeDocument/2006/math" xmlns:v="urn:schemas-microsoft-com:vml" xmlns:wp14="http://schemas.microsoft.com/office/word/2010/wordprocessingDrawing" xmlns:wp="http://schemas.openxmlformats.org/drawingml/2006/wordprocessingDrawing" xmlns:w10="urn:schemas-microsoft-com:office:word" xmlns:w="http://schemas.openxmlformats.org/wordprocessingml/2006/main" xmlns:w14="http://schemas.microsoft.com/office/word/2010/wordml" xmlns:w15="http://schemas.microsoft.com/office/word/2012/wordml" xmlns:w16cei="http://schemas.microsoft.com/office/word/2026/wordml/cei" xmlns:w16cex="http://schemas.microsoft.com/office/word/2018/wordml/cex" xmlns:w16cid="http://schemas.microsoft.com/office/word/2016/wordml/cid" xmlns:w16="http://schemas.microsoft.com/office/word/2018/wordml" xmlns:w16du="http://schemas.microsoft.com/office/word/2023/wordml/word16du" xmlns:w16sdtdh="http://schemas.microsoft.com/office/word/2020/wordml/sdtdatahash" xmlns:w16sdtfl="http://schemas.microsoft.com/office/word/2024/wordml/sdtformatlock" xmlns:w16se="http://schemas.microsoft.com/office/word/2015/wordml/symex" xmlns:wpg="http://schemas.microsoft.com/office/word/2010/wordprocessingGroup" xmlns:wpi="http://schemas.microsoft.com/office/word/2010/wordprocessingInk" xmlns:wne="http://schemas.microsoft.com/office/word/2006/wordml" xmlns:wps="http://schemas.microsoft.com/office/word/2010/wordprocessingShape" mc:Ignorable="w14 w15 w16se w16cid w16 w16cex w16sdtdh w16sdtfl w16du wp14">
+<w:ftr xmlns:wpc="http://schemas.microsoft.com/office/word/2010/wordprocessingCanvas" xmlns:cx="http://schemas.microsoft.com/office/drawing/2014/chartex" xmlns:cx1="http://schemas.microsoft.com/office/drawing/2015/9/8/chartex" xmlns:cx2="http://schemas.microsoft.com/office/drawing/2015/10/21/chartex" xmlns:cx3="http://schemas.microsoft.com/office/drawing/2016/5/9/chartex" xmlns:cx4="http://schemas.microsoft.com/office/drawing/2016/5/10/chartex" xmlns:cx5="http://schemas.microsoft.com/office/drawing/2016/5/11/chartex" xmlns:cx6="http://schemas.microsoft.com/office/drawing/2016/5/12/chartex" xmlns:cx7="http://schemas.microsoft.com/office/drawing/2016/5/13/chartex" xmlns:cx8="http://schemas.microsoft.com/office/drawing/2016/5/14/chartex" xmlns:mc="http://schemas.openxmlformats.org/markup-compatibility/2006" xmlns:aink="http://schemas.microsoft.com/office/drawing/2016/ink" xmlns:am3d="http://schemas.microsoft.com/office/drawing/2017/model3d" xmlns:o="urn:schemas-microsoft-com:office:office" xmlns:oel="http://schemas.microsoft.com/office/2019/extlst" xmlns:r="http://schemas.openxmlformats.org/officeDocument/2006/relationships" xmlns:m="http://schemas.openxmlformats.org/officeDocument/2006/math" xmlns:v="urn:schemas-microsoft-com:vml" xmlns:wp14="http://schemas.microsoft.com/office/word/2010/wordprocessingDrawing" xmlns:wp="http://schemas.openxmlformats.org/drawingml/2006/wordprocessingDrawing" xmlns:w10="urn:schemas-microsoft-com:office:word" xmlns:w="http://schemas.openxmlformats.org/wordprocessingml/2006/main" xmlns:w14="http://schemas.microsoft.com/office/word/2010/wordml" xmlns:w15="http://schemas.microsoft.com/office/word/2012/wordml" xmlns:w16cex="http://schemas.microsoft.com/office/word/2018/wordml/cex" xmlns:w16cid="http://schemas.microsoft.com/office/word/2016/wordml/cid" xmlns:w16="http://schemas.microsoft.com/office/word/2018/wordml" xmlns:w16du="http://schemas.microsoft.com/office/word/2023/wordml/word16du" xmlns:w16sdtdh="http://schemas.microsoft.com/office/word/2020/wordml/sdtdatahash" xmlns:w16sdtfl="http://schemas.microsoft.com/office/word/2024/wordml/sdtformatlock" xmlns:w16se="http://schemas.microsoft.com/office/word/2015/wordml/symex" xmlns:wpg="http://schemas.microsoft.com/office/word/2010/wordprocessingGroup" xmlns:wpi="http://schemas.microsoft.com/office/word/2010/wordprocessingInk" xmlns:wne="http://schemas.microsoft.com/office/word/2006/wordml" xmlns:wps="http://schemas.microsoft.com/office/word/2010/wordprocessingShape" mc:Ignorable="w14 w15 w16se w16cid w16 w16cex w16sdtdh w16sdtfl w16du wp14">
   <w:sdt>
     <w:sdtPr>
       <w:rPr>
@@ -17722,12 +19890,12 @@
               <w:tblW w:w="9923" w:type="dxa"/>
               <w:jc w:val="center"/>
               <w:tblBorders>
-                <w:top w:val="none" w:sz="0" w:space="0" w:color="auto"/>
-                <w:left w:val="none" w:sz="0" w:space="0" w:color="auto"/>
-                <w:bottom w:val="none" w:sz="0" w:space="0" w:color="auto"/>
-                <w:right w:val="none" w:sz="0" w:space="0" w:color="auto"/>
-                <w:insideH w:val="none" w:sz="0" w:space="0" w:color="auto"/>
-                <w:insideV w:val="none" w:sz="0" w:space="0" w:color="auto"/>
+                <w:top w:val="none" w:color="auto" w:sz="0" w:space="0"/>
+                <w:left w:val="none" w:color="auto" w:sz="0" w:space="0"/>
+                <w:bottom w:val="none" w:color="auto" w:sz="0" w:space="0"/>
+                <w:right w:val="none" w:color="auto" w:sz="0" w:space="0"/>
+                <w:insideH w:val="none" w:color="auto" w:sz="0" w:space="0"/>
+                <w:insideV w:val="none" w:color="auto" w:sz="0" w:space="0"/>
               </w:tblBorders>
               <w:tblLook w:val="04A0" w:firstRow="1" w:lastRow="0" w:firstColumn="1" w:lastColumn="0" w:noHBand="0" w:noVBand="1"/>
             </w:tblPr>
@@ -17749,7 +19917,7 @@
                   <w:pPr>
                     <w:pStyle w:val="Footer"/>
                     <w:pBdr>
-                      <w:bottom w:val="single" w:sz="6" w:space="1" w:color="auto"/>
+                      <w:bottom w:val="single" w:color="auto" w:sz="6" w:space="1"/>
                     </w:pBdr>
                     <w:tabs>
                       <w:tab w:val="clear" w:pos="4680"/>
@@ -17972,16 +20140,26 @@
               </w:rPr>
               <w:t>/</w:t>
             </w:r>
-            <w:fldSimple w:instr="NUMPAGES   \* MERGEFORMAT">
-              <w:r>
-                <w:rPr>
-                  <w:noProof/>
-                  <w:sz w:val="22"/>
-                  <w:szCs w:val="22"/>
-                </w:rPr>
-                <w:t>12</w:t>
-              </w:r>
-            </w:fldSimple>
+            <w:r>
+              <w:fldChar w:fldCharType="begin"/>
+            </w:r>
+            <w:r>
+              <w:instrText>NUMPAGES   \* MERGEFORMAT</w:instrText>
+            </w:r>
+            <w:r>
+              <w:fldChar w:fldCharType="separate"/>
+            </w:r>
+            <w:r>
+              <w:rPr>
+                <w:noProof/>
+                <w:sz w:val="22"/>
+                <w:szCs w:val="22"/>
+              </w:rPr>
+              <w:t>12</w:t>
+            </w:r>
+            <w:r>
+              <w:fldChar w:fldCharType="end"/>
+            </w:r>
           </w:p>
         </w:sdtContent>
       </w:sdt>
@@ -17991,7 +20169,7 @@
 </file>
 
 <file path=word/footnotes.xml><?xml version="1.0" encoding="utf-8"?>
-<w:footnotes xmlns:wpc="http://schemas.microsoft.com/office/word/2010/wordprocessingCanvas" xmlns:cx="http://schemas.microsoft.com/office/drawing/2014/chartex" xmlns:cx1="http://schemas.microsoft.com/office/drawing/2015/9/8/chartex" xmlns:cx2="http://schemas.microsoft.com/office/drawing/2015/10/21/chartex" xmlns:cx3="http://schemas.microsoft.com/office/drawing/2016/5/9/chartex" xmlns:cx4="http://schemas.microsoft.com/office/drawing/2016/5/10/chartex" xmlns:cx5="http://schemas.microsoft.com/office/drawing/2016/5/11/chartex" xmlns:cx6="http://schemas.microsoft.com/office/drawing/2016/5/12/chartex" xmlns:cx7="http://schemas.microsoft.com/office/drawing/2016/5/13/chartex" xmlns:cx8="http://schemas.microsoft.com/office/drawing/2016/5/14/chartex" xmlns:mc="http://schemas.openxmlformats.org/markup-compatibility/2006" xmlns:aink="http://schemas.microsoft.com/office/drawing/2016/ink" xmlns:am3d="http://schemas.microsoft.com/office/drawing/2017/model3d" xmlns:o="urn:schemas-microsoft-com:office:office" xmlns:oel="http://schemas.microsoft.com/office/2019/extlst" xmlns:r="http://schemas.openxmlformats.org/officeDocument/2006/relationships" xmlns:m="http://schemas.openxmlformats.org/officeDocument/2006/math" xmlns:v="urn:schemas-microsoft-com:vml" xmlns:wp14="http://schemas.microsoft.com/office/word/2010/wordprocessingDrawing" xmlns:wp="http://schemas.openxmlformats.org/drawingml/2006/wordprocessingDrawing" xmlns:w10="urn:schemas-microsoft-com:office:word" xmlns:w="http://schemas.openxmlformats.org/wordprocessingml/2006/main" xmlns:w14="http://schemas.microsoft.com/office/word/2010/wordml" xmlns:w15="http://schemas.microsoft.com/office/word/2012/wordml" xmlns:w16cei="http://schemas.microsoft.com/office/word/2026/wordml/cei" xmlns:w16cex="http://schemas.microsoft.com/office/word/2018/wordml/cex" xmlns:w16cid="http://schemas.microsoft.com/office/word/2016/wordml/cid" xmlns:w16="http://schemas.microsoft.com/office/word/2018/wordml" xmlns:w16du="http://schemas.microsoft.com/office/word/2023/wordml/word16du" xmlns:w16sdtdh="http://schemas.microsoft.com/office/word/2020/wordml/sdtdatahash" xmlns:w16sdtfl="http://schemas.microsoft.com/office/word/2024/wordml/sdtformatlock" xmlns:w16se="http://schemas.microsoft.com/office/word/2015/wordml/symex" xmlns:wpg="http://schemas.microsoft.com/office/word/2010/wordprocessingGroup" xmlns:wpi="http://schemas.microsoft.com/office/word/2010/wordprocessingInk" xmlns:wne="http://schemas.microsoft.com/office/word/2006/wordml" xmlns:wps="http://schemas.microsoft.com/office/word/2010/wordprocessingShape" mc:Ignorable="w14 w15 w16se w16cid w16 w16cex w16sdtdh w16sdtfl w16du wp14">
+<w:footnotes xmlns:wpc="http://schemas.microsoft.com/office/word/2010/wordprocessingCanvas" xmlns:cx="http://schemas.microsoft.com/office/drawing/2014/chartex" xmlns:cx1="http://schemas.microsoft.com/office/drawing/2015/9/8/chartex" xmlns:cx2="http://schemas.microsoft.com/office/drawing/2015/10/21/chartex" xmlns:cx3="http://schemas.microsoft.com/office/drawing/2016/5/9/chartex" xmlns:cx4="http://schemas.microsoft.com/office/drawing/2016/5/10/chartex" xmlns:cx5="http://schemas.microsoft.com/office/drawing/2016/5/11/chartex" xmlns:cx6="http://schemas.microsoft.com/office/drawing/2016/5/12/chartex" xmlns:cx7="http://schemas.microsoft.com/office/drawing/2016/5/13/chartex" xmlns:cx8="http://schemas.microsoft.com/office/drawing/2016/5/14/chartex" xmlns:mc="http://schemas.openxmlformats.org/markup-compatibility/2006" xmlns:aink="http://schemas.microsoft.com/office/drawing/2016/ink" xmlns:am3d="http://schemas.microsoft.com/office/drawing/2017/model3d" xmlns:o="urn:schemas-microsoft-com:office:office" xmlns:oel="http://schemas.microsoft.com/office/2019/extlst" xmlns:r="http://schemas.openxmlformats.org/officeDocument/2006/relationships" xmlns:m="http://schemas.openxmlformats.org/officeDocument/2006/math" xmlns:v="urn:schemas-microsoft-com:vml" xmlns:wp14="http://schemas.microsoft.com/office/word/2010/wordprocessingDrawing" xmlns:wp="http://schemas.openxmlformats.org/drawingml/2006/wordprocessingDrawing" xmlns:w10="urn:schemas-microsoft-com:office:word" xmlns:w="http://schemas.openxmlformats.org/wordprocessingml/2006/main" xmlns:w14="http://schemas.microsoft.com/office/word/2010/wordml" xmlns:w15="http://schemas.microsoft.com/office/word/2012/wordml" xmlns:w16cex="http://schemas.microsoft.com/office/word/2018/wordml/cex" xmlns:w16cid="http://schemas.microsoft.com/office/word/2016/wordml/cid" xmlns:w16="http://schemas.microsoft.com/office/word/2018/wordml" xmlns:w16du="http://schemas.microsoft.com/office/word/2023/wordml/word16du" xmlns:w16sdtdh="http://schemas.microsoft.com/office/word/2020/wordml/sdtdatahash" xmlns:w16sdtfl="http://schemas.microsoft.com/office/word/2024/wordml/sdtformatlock" xmlns:w16se="http://schemas.microsoft.com/office/word/2015/wordml/symex" xmlns:wpg="http://schemas.microsoft.com/office/word/2010/wordprocessingGroup" xmlns:wpi="http://schemas.microsoft.com/office/word/2010/wordprocessingInk" xmlns:wne="http://schemas.microsoft.com/office/word/2006/wordml" xmlns:wps="http://schemas.microsoft.com/office/word/2010/wordprocessingShape" mc:Ignorable="w14 w15 w16se w16cid w16 w16cex w16sdtdh w16sdtfl w16du wp14">
   <w:footnote w:type="separator" w:id="-1">
     <w:p>
       <w:pPr>
@@ -18016,19 +20194,19 @@
 </file>
 
 <file path=word/header1.xml><?xml version="1.0" encoding="utf-8"?>
-<w:hdr xmlns:wpc="http://schemas.microsoft.com/office/word/2010/wordprocessingCanvas" xmlns:cx="http://schemas.microsoft.com/office/drawing/2014/chartex" xmlns:cx1="http://schemas.microsoft.com/office/drawing/2015/9/8/chartex" xmlns:cx2="http://schemas.microsoft.com/office/drawing/2015/10/21/chartex" xmlns:cx3="http://schemas.microsoft.com/office/drawing/2016/5/9/chartex" xmlns:cx4="http://schemas.microsoft.com/office/drawing/2016/5/10/chartex" xmlns:cx5="http://schemas.microsoft.com/office/drawing/2016/5/11/chartex" xmlns:cx6="http://schemas.microsoft.com/office/drawing/2016/5/12/chartex" xmlns:cx7="http://schemas.microsoft.com/office/drawing/2016/5/13/chartex" xmlns:cx8="http://schemas.microsoft.com/office/drawing/2016/5/14/chartex" xmlns:mc="http://schemas.openxmlformats.org/markup-compatibility/2006" xmlns:aink="http://schemas.microsoft.com/office/drawing/2016/ink" xmlns:am3d="http://schemas.microsoft.com/office/drawing/2017/model3d" xmlns:o="urn:schemas-microsoft-com:office:office" xmlns:oel="http://schemas.microsoft.com/office/2019/extlst" xmlns:r="http://schemas.openxmlformats.org/officeDocument/2006/relationships" xmlns:m="http://schemas.openxmlformats.org/officeDocument/2006/math" xmlns:v="urn:schemas-microsoft-com:vml" xmlns:wp14="http://schemas.microsoft.com/office/word/2010/wordprocessingDrawing" xmlns:wp="http://schemas.openxmlformats.org/drawingml/2006/wordprocessingDrawing" xmlns:w10="urn:schemas-microsoft-com:office:word" xmlns:w="http://schemas.openxmlformats.org/wordprocessingml/2006/main" xmlns:w14="http://schemas.microsoft.com/office/word/2010/wordml" xmlns:w15="http://schemas.microsoft.com/office/word/2012/wordml" xmlns:w16cei="http://schemas.microsoft.com/office/word/2026/wordml/cei" xmlns:w16cex="http://schemas.microsoft.com/office/word/2018/wordml/cex" xmlns:w16cid="http://schemas.microsoft.com/office/word/2016/wordml/cid" xmlns:w16="http://schemas.microsoft.com/office/word/2018/wordml" xmlns:w16du="http://schemas.microsoft.com/office/word/2023/wordml/word16du" xmlns:w16sdtdh="http://schemas.microsoft.com/office/word/2020/wordml/sdtdatahash" xmlns:w16sdtfl="http://schemas.microsoft.com/office/word/2024/wordml/sdtformatlock" xmlns:w16se="http://schemas.microsoft.com/office/word/2015/wordml/symex" xmlns:wpg="http://schemas.microsoft.com/office/word/2010/wordprocessingGroup" xmlns:wpi="http://schemas.microsoft.com/office/word/2010/wordprocessingInk" xmlns:wne="http://schemas.microsoft.com/office/word/2006/wordml" xmlns:wps="http://schemas.microsoft.com/office/word/2010/wordprocessingShape" mc:Ignorable="w14 w15 w16se w16cid w16 w16cex w16sdtdh w16sdtfl w16du wp14">
+<w:hdr xmlns:wpc="http://schemas.microsoft.com/office/word/2010/wordprocessingCanvas" xmlns:cx="http://schemas.microsoft.com/office/drawing/2014/chartex" xmlns:cx1="http://schemas.microsoft.com/office/drawing/2015/9/8/chartex" xmlns:cx2="http://schemas.microsoft.com/office/drawing/2015/10/21/chartex" xmlns:cx3="http://schemas.microsoft.com/office/drawing/2016/5/9/chartex" xmlns:cx4="http://schemas.microsoft.com/office/drawing/2016/5/10/chartex" xmlns:cx5="http://schemas.microsoft.com/office/drawing/2016/5/11/chartex" xmlns:cx6="http://schemas.microsoft.com/office/drawing/2016/5/12/chartex" xmlns:cx7="http://schemas.microsoft.com/office/drawing/2016/5/13/chartex" xmlns:cx8="http://schemas.microsoft.com/office/drawing/2016/5/14/chartex" xmlns:mc="http://schemas.openxmlformats.org/markup-compatibility/2006" xmlns:aink="http://schemas.microsoft.com/office/drawing/2016/ink" xmlns:am3d="http://schemas.microsoft.com/office/drawing/2017/model3d" xmlns:o="urn:schemas-microsoft-com:office:office" xmlns:oel="http://schemas.microsoft.com/office/2019/extlst" xmlns:r="http://schemas.openxmlformats.org/officeDocument/2006/relationships" xmlns:m="http://schemas.openxmlformats.org/officeDocument/2006/math" xmlns:v="urn:schemas-microsoft-com:vml" xmlns:wp14="http://schemas.microsoft.com/office/word/2010/wordprocessingDrawing" xmlns:wp="http://schemas.openxmlformats.org/drawingml/2006/wordprocessingDrawing" xmlns:w10="urn:schemas-microsoft-com:office:word" xmlns:w="http://schemas.openxmlformats.org/wordprocessingml/2006/main" xmlns:w14="http://schemas.microsoft.com/office/word/2010/wordml" xmlns:w15="http://schemas.microsoft.com/office/word/2012/wordml" xmlns:w16cex="http://schemas.microsoft.com/office/word/2018/wordml/cex" xmlns:w16cid="http://schemas.microsoft.com/office/word/2016/wordml/cid" xmlns:w16="http://schemas.microsoft.com/office/word/2018/wordml" xmlns:w16du="http://schemas.microsoft.com/office/word/2023/wordml/word16du" xmlns:w16sdtdh="http://schemas.microsoft.com/office/word/2020/wordml/sdtdatahash" xmlns:w16sdtfl="http://schemas.microsoft.com/office/word/2024/wordml/sdtformatlock" xmlns:w16se="http://schemas.microsoft.com/office/word/2015/wordml/symex" xmlns:wpg="http://schemas.microsoft.com/office/word/2010/wordprocessingGroup" xmlns:wpi="http://schemas.microsoft.com/office/word/2010/wordprocessingInk" xmlns:wne="http://schemas.microsoft.com/office/word/2006/wordml" xmlns:wps="http://schemas.microsoft.com/office/word/2010/wordprocessingShape" xmlns:a="http://schemas.openxmlformats.org/drawingml/2006/main" xmlns:pic="http://schemas.openxmlformats.org/drawingml/2006/picture" mc:Ignorable="w14 w15 w16se w16cid w16 w16cex w16sdtdh w16sdtfl w16du wp14">
   <w:tbl>
     <w:tblPr>
       <w:tblStyle w:val="TableGrid"/>
       <w:tblW w:w="9209" w:type="dxa"/>
       <w:jc w:val="center"/>
       <w:tblBorders>
-        <w:top w:val="none" w:sz="0" w:space="0" w:color="auto"/>
-        <w:left w:val="none" w:sz="0" w:space="0" w:color="auto"/>
-        <w:bottom w:val="none" w:sz="0" w:space="0" w:color="auto"/>
-        <w:right w:val="none" w:sz="0" w:space="0" w:color="auto"/>
-        <w:insideH w:val="none" w:sz="0" w:space="0" w:color="auto"/>
-        <w:insideV w:val="none" w:sz="0" w:space="0" w:color="auto"/>
+        <w:top w:val="none" w:color="auto" w:sz="0" w:space="0"/>
+        <w:left w:val="none" w:color="auto" w:sz="0" w:space="0"/>
+        <w:bottom w:val="none" w:color="auto" w:sz="0" w:space="0"/>
+        <w:right w:val="none" w:color="auto" w:sz="0" w:space="0"/>
+        <w:insideH w:val="none" w:color="auto" w:sz="0" w:space="0"/>
+        <w:insideV w:val="none" w:color="auto" w:sz="0" w:space="0"/>
       </w:tblBorders>
       <w:tblLayout w:type="fixed"/>
       <w:tblLook w:val="04A0" w:firstRow="1" w:lastRow="0" w:firstColumn="1" w:lastColumn="0" w:noHBand="0" w:noVBand="1"/>
@@ -18130,7 +20308,7 @@
           <w:gridSpan w:val="2"/>
           <w:vMerge w:val="restart"/>
           <w:tcBorders>
-            <w:right w:val="double" w:sz="4" w:space="0" w:color="auto"/>
+            <w:right w:val="double" w:color="auto" w:sz="4" w:space="0"/>
           </w:tcBorders>
           <w:vAlign w:val="bottom"/>
         </w:tcPr>
@@ -18180,10 +20358,10 @@
         <w:tcPr>
           <w:tcW w:w="1701" w:type="dxa"/>
           <w:tcBorders>
-            <w:top w:val="double" w:sz="4" w:space="0" w:color="auto"/>
-            <w:left w:val="double" w:sz="4" w:space="0" w:color="auto"/>
-            <w:bottom w:val="double" w:sz="4" w:space="0" w:color="auto"/>
-            <w:right w:val="double" w:sz="4" w:space="0" w:color="auto"/>
+            <w:top w:val="double" w:color="auto" w:sz="4" w:space="0"/>
+            <w:left w:val="double" w:color="auto" w:sz="4" w:space="0"/>
+            <w:bottom w:val="double" w:color="auto" w:sz="4" w:space="0"/>
+            <w:right w:val="double" w:color="auto" w:sz="4" w:space="0"/>
           </w:tcBorders>
           <w:vAlign w:val="center"/>
         </w:tcPr>
@@ -18257,7 +20435,7 @@
         <w:tcPr>
           <w:tcW w:w="1701" w:type="dxa"/>
           <w:tcBorders>
-            <w:top w:val="double" w:sz="4" w:space="0" w:color="auto"/>
+            <w:top w:val="double" w:color="auto" w:sz="4" w:space="0"/>
           </w:tcBorders>
           <w:vAlign w:val="center"/>
         </w:tcPr>
@@ -18493,7 +20671,7 @@
         <w:p>
           <w:pPr>
             <w:pBdr>
-              <w:bottom w:val="single" w:sz="6" w:space="1" w:color="auto"/>
+              <w:bottom w:val="single" w:color="auto" w:sz="6" w:space="1"/>
             </w:pBdr>
             <w:ind w:right="0"/>
             <w:contextualSpacing/>
@@ -18532,7 +20710,7 @@
 </file>
 
 <file path=word/numbering.xml><?xml version="1.0" encoding="utf-8"?>
-<w:numbering xmlns:wpc="http://schemas.microsoft.com/office/word/2010/wordprocessingCanvas" xmlns:cx="http://schemas.microsoft.com/office/drawing/2014/chartex" xmlns:cx1="http://schemas.microsoft.com/office/drawing/2015/9/8/chartex" xmlns:cx2="http://schemas.microsoft.com/office/drawing/2015/10/21/chartex" xmlns:cx3="http://schemas.microsoft.com/office/drawing/2016/5/9/chartex" xmlns:cx4="http://schemas.microsoft.com/office/drawing/2016/5/10/chartex" xmlns:cx5="http://schemas.microsoft.com/office/drawing/2016/5/11/chartex" xmlns:cx6="http://schemas.microsoft.com/office/drawing/2016/5/12/chartex" xmlns:cx7="http://schemas.microsoft.com/office/drawing/2016/5/13/chartex" xmlns:cx8="http://schemas.microsoft.com/office/drawing/2016/5/14/chartex" xmlns:mc="http://schemas.openxmlformats.org/markup-compatibility/2006" xmlns:aink="http://schemas.microsoft.com/office/drawing/2016/ink" xmlns:am3d="http://schemas.microsoft.com/office/drawing/2017/model3d" xmlns:o="urn:schemas-microsoft-com:office:office" xmlns:oel="http://schemas.microsoft.com/office/2019/extlst" xmlns:r="http://schemas.openxmlformats.org/officeDocument/2006/relationships" xmlns:m="http://schemas.openxmlformats.org/officeDocument/2006/math" xmlns:v="urn:schemas-microsoft-com:vml" xmlns:wp14="http://schemas.microsoft.com/office/word/2010/wordprocessingDrawing" xmlns:wp="http://schemas.openxmlformats.org/drawingml/2006/wordprocessingDrawing" xmlns:w10="urn:schemas-microsoft-com:office:word" xmlns:w="http://schemas.openxmlformats.org/wordprocessingml/2006/main" xmlns:w14="http://schemas.microsoft.com/office/word/2010/wordml" xmlns:w15="http://schemas.microsoft.com/office/word/2012/wordml" xmlns:w16cei="http://schemas.microsoft.com/office/word/2026/wordml/cei" xmlns:w16cex="http://schemas.microsoft.com/office/word/2018/wordml/cex" xmlns:w16cid="http://schemas.microsoft.com/office/word/2016/wordml/cid" xmlns:w16="http://schemas.microsoft.com/office/word/2018/wordml" xmlns:w16du="http://schemas.microsoft.com/office/word/2023/wordml/word16du" xmlns:w16sdtdh="http://schemas.microsoft.com/office/word/2020/wordml/sdtdatahash" xmlns:w16sdtfl="http://schemas.microsoft.com/office/word/2024/wordml/sdtformatlock" xmlns:w16se="http://schemas.microsoft.com/office/word/2015/wordml/symex" xmlns:wpg="http://schemas.microsoft.com/office/word/2010/wordprocessingGroup" xmlns:wpi="http://schemas.microsoft.com/office/word/2010/wordprocessingInk" xmlns:wne="http://schemas.microsoft.com/office/word/2006/wordml" xmlns:wps="http://schemas.microsoft.com/office/word/2010/wordprocessingShape" mc:Ignorable="w14 w15 w16se w16cid w16 w16cex w16sdtdh w16sdtfl w16du wp14">
+<w:numbering xmlns:wpc="http://schemas.microsoft.com/office/word/2010/wordprocessingCanvas" xmlns:cx="http://schemas.microsoft.com/office/drawing/2014/chartex" xmlns:cx1="http://schemas.microsoft.com/office/drawing/2015/9/8/chartex" xmlns:cx2="http://schemas.microsoft.com/office/drawing/2015/10/21/chartex" xmlns:cx3="http://schemas.microsoft.com/office/drawing/2016/5/9/chartex" xmlns:cx4="http://schemas.microsoft.com/office/drawing/2016/5/10/chartex" xmlns:cx5="http://schemas.microsoft.com/office/drawing/2016/5/11/chartex" xmlns:cx6="http://schemas.microsoft.com/office/drawing/2016/5/12/chartex" xmlns:cx7="http://schemas.microsoft.com/office/drawing/2016/5/13/chartex" xmlns:cx8="http://schemas.microsoft.com/office/drawing/2016/5/14/chartex" xmlns:mc="http://schemas.openxmlformats.org/markup-compatibility/2006" xmlns:aink="http://schemas.microsoft.com/office/drawing/2016/ink" xmlns:am3d="http://schemas.microsoft.com/office/drawing/2017/model3d" xmlns:o="urn:schemas-microsoft-com:office:office" xmlns:oel="http://schemas.microsoft.com/office/2019/extlst" xmlns:r="http://schemas.openxmlformats.org/officeDocument/2006/relationships" xmlns:m="http://schemas.openxmlformats.org/officeDocument/2006/math" xmlns:v="urn:schemas-microsoft-com:vml" xmlns:wp14="http://schemas.microsoft.com/office/word/2010/wordprocessingDrawing" xmlns:wp="http://schemas.openxmlformats.org/drawingml/2006/wordprocessingDrawing" xmlns:w10="urn:schemas-microsoft-com:office:word" xmlns:w="http://schemas.openxmlformats.org/wordprocessingml/2006/main" xmlns:w14="http://schemas.microsoft.com/office/word/2010/wordml" xmlns:w15="http://schemas.microsoft.com/office/word/2012/wordml" xmlns:w16cex="http://schemas.microsoft.com/office/word/2018/wordml/cex" xmlns:w16cid="http://schemas.microsoft.com/office/word/2016/wordml/cid" xmlns:w16="http://schemas.microsoft.com/office/word/2018/wordml" xmlns:w16du="http://schemas.microsoft.com/office/word/2023/wordml/word16du" xmlns:w16sdtdh="http://schemas.microsoft.com/office/word/2020/wordml/sdtdatahash" xmlns:w16sdtfl="http://schemas.microsoft.com/office/word/2024/wordml/sdtformatlock" xmlns:w16se="http://schemas.microsoft.com/office/word/2015/wordml/symex" xmlns:wpg="http://schemas.microsoft.com/office/word/2010/wordprocessingGroup" xmlns:wpi="http://schemas.microsoft.com/office/word/2010/wordprocessingInk" xmlns:wne="http://schemas.microsoft.com/office/word/2006/wordml" xmlns:wps="http://schemas.microsoft.com/office/word/2010/wordprocessingShape" mc:Ignorable="w14 w15 w16se w16cid w16 w16cex w16sdtdh w16sdtfl w16du wp14">
   <w:abstractNum w:abstractNumId="0" w15:restartNumberingAfterBreak="0">
     <w:nsid w:val="05DF794C"/>
     <w:multiLevelType w:val="hybridMultilevel"/>
@@ -18546,7 +20724,7 @@
         <w:ind w:left="360" w:hanging="360"/>
       </w:pPr>
       <w:rPr>
-        <w:rFonts w:ascii="Arial" w:eastAsia="Times New Roman" w:hAnsi="Arial" w:cs="Arial" w:hint="default"/>
+        <w:rFonts w:hint="default" w:ascii="Arial" w:hAnsi="Arial" w:eastAsia="Times New Roman" w:cs="Arial"/>
       </w:rPr>
     </w:lvl>
     <w:lvl w:ilvl="1" w:tplc="04090003" w:tentative="1">
@@ -18558,7 +20736,7 @@
         <w:ind w:left="1080" w:hanging="360"/>
       </w:pPr>
       <w:rPr>
-        <w:rFonts w:ascii="Courier New" w:hAnsi="Courier New" w:cs="Courier New" w:hint="default"/>
+        <w:rFonts w:hint="default" w:ascii="Courier New" w:hAnsi="Courier New" w:cs="Courier New"/>
       </w:rPr>
     </w:lvl>
     <w:lvl w:ilvl="2" w:tplc="04090005" w:tentative="1">
@@ -18570,7 +20748,7 @@
         <w:ind w:left="1800" w:hanging="360"/>
       </w:pPr>
       <w:rPr>
-        <w:rFonts w:ascii="Wingdings" w:hAnsi="Wingdings" w:hint="default"/>
+        <w:rFonts w:hint="default" w:ascii="Wingdings" w:hAnsi="Wingdings"/>
       </w:rPr>
     </w:lvl>
     <w:lvl w:ilvl="3" w:tplc="04090001" w:tentative="1">
@@ -18582,7 +20760,7 @@
         <w:ind w:left="2520" w:hanging="360"/>
       </w:pPr>
       <w:rPr>
-        <w:rFonts w:ascii="Symbol" w:hAnsi="Symbol" w:hint="default"/>
+        <w:rFonts w:hint="default" w:ascii="Symbol" w:hAnsi="Symbol"/>
       </w:rPr>
     </w:lvl>
     <w:lvl w:ilvl="4" w:tplc="04090003" w:tentative="1">
@@ -18594,7 +20772,7 @@
         <w:ind w:left="3240" w:hanging="360"/>
       </w:pPr>
       <w:rPr>
-        <w:rFonts w:ascii="Courier New" w:hAnsi="Courier New" w:cs="Courier New" w:hint="default"/>
+        <w:rFonts w:hint="default" w:ascii="Courier New" w:hAnsi="Courier New" w:cs="Courier New"/>
       </w:rPr>
     </w:lvl>
     <w:lvl w:ilvl="5" w:tplc="04090005" w:tentative="1">
@@ -18606,7 +20784,7 @@
         <w:ind w:left="3960" w:hanging="360"/>
       </w:pPr>
       <w:rPr>
-        <w:rFonts w:ascii="Wingdings" w:hAnsi="Wingdings" w:hint="default"/>
+        <w:rFonts w:hint="default" w:ascii="Wingdings" w:hAnsi="Wingdings"/>
       </w:rPr>
     </w:lvl>
     <w:lvl w:ilvl="6" w:tplc="04090001" w:tentative="1">
@@ -18618,7 +20796,7 @@
         <w:ind w:left="4680" w:hanging="360"/>
       </w:pPr>
       <w:rPr>
-        <w:rFonts w:ascii="Symbol" w:hAnsi="Symbol" w:hint="default"/>
+        <w:rFonts w:hint="default" w:ascii="Symbol" w:hAnsi="Symbol"/>
       </w:rPr>
     </w:lvl>
     <w:lvl w:ilvl="7" w:tplc="04090003" w:tentative="1">
@@ -18630,7 +20808,7 @@
         <w:ind w:left="5400" w:hanging="360"/>
       </w:pPr>
       <w:rPr>
-        <w:rFonts w:ascii="Courier New" w:hAnsi="Courier New" w:cs="Courier New" w:hint="default"/>
+        <w:rFonts w:hint="default" w:ascii="Courier New" w:hAnsi="Courier New" w:cs="Courier New"/>
       </w:rPr>
     </w:lvl>
     <w:lvl w:ilvl="8" w:tplc="04090005" w:tentative="1">
@@ -18642,7 +20820,7 @@
         <w:ind w:left="6120" w:hanging="360"/>
       </w:pPr>
       <w:rPr>
-        <w:rFonts w:ascii="Wingdings" w:hAnsi="Wingdings" w:hint="default"/>
+        <w:rFonts w:hint="default" w:ascii="Wingdings" w:hAnsi="Wingdings"/>
       </w:rPr>
     </w:lvl>
   </w:abstractNum>
@@ -19101,7 +21279,7 @@
         <w:ind w:left="720" w:hanging="360"/>
       </w:pPr>
       <w:rPr>
-        <w:rFonts w:ascii="Wingdings" w:hAnsi="Wingdings" w:hint="default"/>
+        <w:rFonts w:hint="default" w:ascii="Wingdings" w:hAnsi="Wingdings"/>
       </w:rPr>
     </w:lvl>
     <w:lvl w:ilvl="1" w:tplc="04090003" w:tentative="1">
@@ -19113,7 +21291,7 @@
         <w:ind w:left="1440" w:hanging="360"/>
       </w:pPr>
       <w:rPr>
-        <w:rFonts w:ascii="Courier New" w:hAnsi="Courier New" w:cs="Courier New" w:hint="default"/>
+        <w:rFonts w:hint="default" w:ascii="Courier New" w:hAnsi="Courier New" w:cs="Courier New"/>
       </w:rPr>
     </w:lvl>
     <w:lvl w:ilvl="2" w:tplc="04090005" w:tentative="1">
@@ -19125,7 +21303,7 @@
         <w:ind w:left="2160" w:hanging="360"/>
       </w:pPr>
       <w:rPr>
-        <w:rFonts w:ascii="Wingdings" w:hAnsi="Wingdings" w:hint="default"/>
+        <w:rFonts w:hint="default" w:ascii="Wingdings" w:hAnsi="Wingdings"/>
       </w:rPr>
     </w:lvl>
     <w:lvl w:ilvl="3" w:tplc="04090001" w:tentative="1">
@@ -19137,7 +21315,7 @@
         <w:ind w:left="2880" w:hanging="360"/>
       </w:pPr>
       <w:rPr>
-        <w:rFonts w:ascii="Symbol" w:hAnsi="Symbol" w:hint="default"/>
+        <w:rFonts w:hint="default" w:ascii="Symbol" w:hAnsi="Symbol"/>
       </w:rPr>
     </w:lvl>
     <w:lvl w:ilvl="4" w:tplc="04090003" w:tentative="1">
@@ -19149,7 +21327,7 @@
         <w:ind w:left="3600" w:hanging="360"/>
       </w:pPr>
       <w:rPr>
-        <w:rFonts w:ascii="Courier New" w:hAnsi="Courier New" w:cs="Courier New" w:hint="default"/>
+        <w:rFonts w:hint="default" w:ascii="Courier New" w:hAnsi="Courier New" w:cs="Courier New"/>
       </w:rPr>
     </w:lvl>
     <w:lvl w:ilvl="5" w:tplc="04090005" w:tentative="1">
@@ -19161,7 +21339,7 @@
         <w:ind w:left="4320" w:hanging="360"/>
       </w:pPr>
       <w:rPr>
-        <w:rFonts w:ascii="Wingdings" w:hAnsi="Wingdings" w:hint="default"/>
+        <w:rFonts w:hint="default" w:ascii="Wingdings" w:hAnsi="Wingdings"/>
       </w:rPr>
     </w:lvl>
     <w:lvl w:ilvl="6" w:tplc="04090001" w:tentative="1">
@@ -19173,7 +21351,7 @@
         <w:ind w:left="5040" w:hanging="360"/>
       </w:pPr>
       <w:rPr>
-        <w:rFonts w:ascii="Symbol" w:hAnsi="Symbol" w:hint="default"/>
+        <w:rFonts w:hint="default" w:ascii="Symbol" w:hAnsi="Symbol"/>
       </w:rPr>
     </w:lvl>
     <w:lvl w:ilvl="7" w:tplc="04090003" w:tentative="1">
@@ -19185,7 +21363,7 @@
         <w:ind w:left="5760" w:hanging="360"/>
       </w:pPr>
       <w:rPr>
-        <w:rFonts w:ascii="Courier New" w:hAnsi="Courier New" w:cs="Courier New" w:hint="default"/>
+        <w:rFonts w:hint="default" w:ascii="Courier New" w:hAnsi="Courier New" w:cs="Courier New"/>
       </w:rPr>
     </w:lvl>
     <w:lvl w:ilvl="8" w:tplc="04090005" w:tentative="1">
@@ -19197,7 +21375,7 @@
         <w:ind w:left="6480" w:hanging="360"/>
       </w:pPr>
       <w:rPr>
-        <w:rFonts w:ascii="Wingdings" w:hAnsi="Wingdings" w:hint="default"/>
+        <w:rFonts w:hint="default" w:ascii="Wingdings" w:hAnsi="Wingdings"/>
       </w:rPr>
     </w:lvl>
   </w:abstractNum>
@@ -19303,7 +21481,7 @@
         <w:ind w:left="720" w:hanging="360"/>
       </w:pPr>
       <w:rPr>
-        <w:rFonts w:ascii="Century Gothic" w:eastAsia="Times New Roman" w:hAnsi="Century Gothic" w:cs="Tahoma" w:hint="default"/>
+        <w:rFonts w:hint="default" w:ascii="Century Gothic" w:hAnsi="Century Gothic" w:eastAsia="Times New Roman" w:cs="Tahoma"/>
       </w:rPr>
     </w:lvl>
     <w:lvl w:ilvl="1" w:tplc="04090003" w:tentative="1">
@@ -19315,7 +21493,7 @@
         <w:ind w:left="1440" w:hanging="360"/>
       </w:pPr>
       <w:rPr>
-        <w:rFonts w:ascii="Courier New" w:hAnsi="Courier New" w:cs="Courier New" w:hint="default"/>
+        <w:rFonts w:hint="default" w:ascii="Courier New" w:hAnsi="Courier New" w:cs="Courier New"/>
       </w:rPr>
     </w:lvl>
     <w:lvl w:ilvl="2" w:tplc="04090005" w:tentative="1">
@@ -19327,7 +21505,7 @@
         <w:ind w:left="2160" w:hanging="360"/>
       </w:pPr>
       <w:rPr>
-        <w:rFonts w:ascii="Wingdings" w:hAnsi="Wingdings" w:hint="default"/>
+        <w:rFonts w:hint="default" w:ascii="Wingdings" w:hAnsi="Wingdings"/>
       </w:rPr>
     </w:lvl>
     <w:lvl w:ilvl="3" w:tplc="04090001" w:tentative="1">
@@ -19339,7 +21517,7 @@
         <w:ind w:left="2880" w:hanging="360"/>
       </w:pPr>
       <w:rPr>
-        <w:rFonts w:ascii="Symbol" w:hAnsi="Symbol" w:hint="default"/>
+        <w:rFonts w:hint="default" w:ascii="Symbol" w:hAnsi="Symbol"/>
       </w:rPr>
     </w:lvl>
     <w:lvl w:ilvl="4" w:tplc="04090003" w:tentative="1">
@@ -19351,7 +21529,7 @@
         <w:ind w:left="3600" w:hanging="360"/>
       </w:pPr>
       <w:rPr>
-        <w:rFonts w:ascii="Courier New" w:hAnsi="Courier New" w:cs="Courier New" w:hint="default"/>
+        <w:rFonts w:hint="default" w:ascii="Courier New" w:hAnsi="Courier New" w:cs="Courier New"/>
       </w:rPr>
     </w:lvl>
     <w:lvl w:ilvl="5" w:tplc="04090005" w:tentative="1">
@@ -19363,7 +21541,7 @@
         <w:ind w:left="4320" w:hanging="360"/>
       </w:pPr>
       <w:rPr>
-        <w:rFonts w:ascii="Wingdings" w:hAnsi="Wingdings" w:hint="default"/>
+        <w:rFonts w:hint="default" w:ascii="Wingdings" w:hAnsi="Wingdings"/>
       </w:rPr>
     </w:lvl>
     <w:lvl w:ilvl="6" w:tplc="04090001" w:tentative="1">
@@ -19375,7 +21553,7 @@
         <w:ind w:left="5040" w:hanging="360"/>
       </w:pPr>
       <w:rPr>
-        <w:rFonts w:ascii="Symbol" w:hAnsi="Symbol" w:hint="default"/>
+        <w:rFonts w:hint="default" w:ascii="Symbol" w:hAnsi="Symbol"/>
       </w:rPr>
     </w:lvl>
     <w:lvl w:ilvl="7" w:tplc="04090003" w:tentative="1">
@@ -19387,7 +21565,7 @@
         <w:ind w:left="5760" w:hanging="360"/>
       </w:pPr>
       <w:rPr>
-        <w:rFonts w:ascii="Courier New" w:hAnsi="Courier New" w:cs="Courier New" w:hint="default"/>
+        <w:rFonts w:hint="default" w:ascii="Courier New" w:hAnsi="Courier New" w:cs="Courier New"/>
       </w:rPr>
     </w:lvl>
     <w:lvl w:ilvl="8" w:tplc="04090005" w:tentative="1">
@@ -19399,7 +21577,7 @@
         <w:ind w:left="6480" w:hanging="360"/>
       </w:pPr>
       <w:rPr>
-        <w:rFonts w:ascii="Wingdings" w:hAnsi="Wingdings" w:hint="default"/>
+        <w:rFonts w:hint="default" w:ascii="Wingdings" w:hAnsi="Wingdings"/>
       </w:rPr>
     </w:lvl>
   </w:abstractNum>
@@ -19416,7 +21594,7 @@
         <w:ind w:left="720" w:hanging="360"/>
       </w:pPr>
       <w:rPr>
-        <w:rFonts w:ascii="Wingdings" w:hAnsi="Wingdings" w:hint="default"/>
+        <w:rFonts w:hint="default" w:ascii="Wingdings" w:hAnsi="Wingdings"/>
       </w:rPr>
     </w:lvl>
     <w:lvl w:ilvl="1" w:tplc="04090003" w:tentative="1">
@@ -19428,7 +21606,7 @@
         <w:ind w:left="1440" w:hanging="360"/>
       </w:pPr>
       <w:rPr>
-        <w:rFonts w:ascii="Courier New" w:hAnsi="Courier New" w:cs="Courier New" w:hint="default"/>
+        <w:rFonts w:hint="default" w:ascii="Courier New" w:hAnsi="Courier New" w:cs="Courier New"/>
       </w:rPr>
     </w:lvl>
     <w:lvl w:ilvl="2" w:tplc="04090005" w:tentative="1">
@@ -19440,7 +21618,7 @@
         <w:ind w:left="2160" w:hanging="360"/>
       </w:pPr>
       <w:rPr>
-        <w:rFonts w:ascii="Wingdings" w:hAnsi="Wingdings" w:hint="default"/>
+        <w:rFonts w:hint="default" w:ascii="Wingdings" w:hAnsi="Wingdings"/>
       </w:rPr>
     </w:lvl>
     <w:lvl w:ilvl="3" w:tplc="04090001" w:tentative="1">
@@ -19452,7 +21630,7 @@
         <w:ind w:left="2880" w:hanging="360"/>
       </w:pPr>
       <w:rPr>
-        <w:rFonts w:ascii="Symbol" w:hAnsi="Symbol" w:hint="default"/>
+        <w:rFonts w:hint="default" w:ascii="Symbol" w:hAnsi="Symbol"/>
       </w:rPr>
     </w:lvl>
     <w:lvl w:ilvl="4" w:tplc="04090003" w:tentative="1">
@@ -19464,7 +21642,7 @@
         <w:ind w:left="3600" w:hanging="360"/>
       </w:pPr>
       <w:rPr>
-        <w:rFonts w:ascii="Courier New" w:hAnsi="Courier New" w:cs="Courier New" w:hint="default"/>
+        <w:rFonts w:hint="default" w:ascii="Courier New" w:hAnsi="Courier New" w:cs="Courier New"/>
       </w:rPr>
     </w:lvl>
     <w:lvl w:ilvl="5" w:tplc="04090005" w:tentative="1">
@@ -19476,7 +21654,7 @@
         <w:ind w:left="4320" w:hanging="360"/>
       </w:pPr>
       <w:rPr>
-        <w:rFonts w:ascii="Wingdings" w:hAnsi="Wingdings" w:hint="default"/>
+        <w:rFonts w:hint="default" w:ascii="Wingdings" w:hAnsi="Wingdings"/>
       </w:rPr>
     </w:lvl>
     <w:lvl w:ilvl="6" w:tplc="04090001" w:tentative="1">
@@ -19488,7 +21666,7 @@
         <w:ind w:left="5040" w:hanging="360"/>
       </w:pPr>
       <w:rPr>
-        <w:rFonts w:ascii="Symbol" w:hAnsi="Symbol" w:hint="default"/>
+        <w:rFonts w:hint="default" w:ascii="Symbol" w:hAnsi="Symbol"/>
       </w:rPr>
     </w:lvl>
     <w:lvl w:ilvl="7" w:tplc="04090003" w:tentative="1">
@@ -19500,7 +21678,7 @@
         <w:ind w:left="5760" w:hanging="360"/>
       </w:pPr>
       <w:rPr>
-        <w:rFonts w:ascii="Courier New" w:hAnsi="Courier New" w:cs="Courier New" w:hint="default"/>
+        <w:rFonts w:hint="default" w:ascii="Courier New" w:hAnsi="Courier New" w:cs="Courier New"/>
       </w:rPr>
     </w:lvl>
     <w:lvl w:ilvl="8" w:tplc="04090005" w:tentative="1">
@@ -19512,7 +21690,7 @@
         <w:ind w:left="6480" w:hanging="360"/>
       </w:pPr>
       <w:rPr>
-        <w:rFonts w:ascii="Wingdings" w:hAnsi="Wingdings" w:hint="default"/>
+        <w:rFonts w:hint="default" w:ascii="Wingdings" w:hAnsi="Wingdings"/>
       </w:rPr>
     </w:lvl>
   </w:abstractNum>
@@ -19618,7 +21796,7 @@
         <w:ind w:left="2461" w:hanging="360"/>
       </w:pPr>
       <w:rPr>
-        <w:rFonts w:ascii="Symbol" w:hAnsi="Symbol" w:hint="default"/>
+        <w:rFonts w:hint="default" w:ascii="Symbol" w:hAnsi="Symbol"/>
       </w:rPr>
     </w:lvl>
     <w:lvl w:ilvl="1" w:tplc="04090003" w:tentative="1">
@@ -19630,7 +21808,7 @@
         <w:ind w:left="3181" w:hanging="360"/>
       </w:pPr>
       <w:rPr>
-        <w:rFonts w:ascii="Courier New" w:hAnsi="Courier New" w:cs="Courier New" w:hint="default"/>
+        <w:rFonts w:hint="default" w:ascii="Courier New" w:hAnsi="Courier New" w:cs="Courier New"/>
       </w:rPr>
     </w:lvl>
     <w:lvl w:ilvl="2" w:tplc="04090005" w:tentative="1">
@@ -19642,7 +21820,7 @@
         <w:ind w:left="3901" w:hanging="360"/>
       </w:pPr>
       <w:rPr>
-        <w:rFonts w:ascii="Wingdings" w:hAnsi="Wingdings" w:hint="default"/>
+        <w:rFonts w:hint="default" w:ascii="Wingdings" w:hAnsi="Wingdings"/>
       </w:rPr>
     </w:lvl>
     <w:lvl w:ilvl="3" w:tplc="04090001" w:tentative="1">
@@ -19654,7 +21832,7 @@
         <w:ind w:left="4621" w:hanging="360"/>
       </w:pPr>
       <w:rPr>
-        <w:rFonts w:ascii="Symbol" w:hAnsi="Symbol" w:hint="default"/>
+        <w:rFonts w:hint="default" w:ascii="Symbol" w:hAnsi="Symbol"/>
       </w:rPr>
     </w:lvl>
     <w:lvl w:ilvl="4" w:tplc="04090003" w:tentative="1">
@@ -19666,7 +21844,7 @@
         <w:ind w:left="5341" w:hanging="360"/>
       </w:pPr>
       <w:rPr>
-        <w:rFonts w:ascii="Courier New" w:hAnsi="Courier New" w:cs="Courier New" w:hint="default"/>
+        <w:rFonts w:hint="default" w:ascii="Courier New" w:hAnsi="Courier New" w:cs="Courier New"/>
       </w:rPr>
     </w:lvl>
     <w:lvl w:ilvl="5" w:tplc="04090005" w:tentative="1">
@@ -19678,7 +21856,7 @@
         <w:ind w:left="6061" w:hanging="360"/>
       </w:pPr>
       <w:rPr>
-        <w:rFonts w:ascii="Wingdings" w:hAnsi="Wingdings" w:hint="default"/>
+        <w:rFonts w:hint="default" w:ascii="Wingdings" w:hAnsi="Wingdings"/>
       </w:rPr>
     </w:lvl>
     <w:lvl w:ilvl="6" w:tplc="04090001" w:tentative="1">
@@ -19690,7 +21868,7 @@
         <w:ind w:left="6781" w:hanging="360"/>
       </w:pPr>
       <w:rPr>
-        <w:rFonts w:ascii="Symbol" w:hAnsi="Symbol" w:hint="default"/>
+        <w:rFonts w:hint="default" w:ascii="Symbol" w:hAnsi="Symbol"/>
       </w:rPr>
     </w:lvl>
     <w:lvl w:ilvl="7" w:tplc="04090003" w:tentative="1">
@@ -19702,7 +21880,7 @@
         <w:ind w:left="7501" w:hanging="360"/>
       </w:pPr>
       <w:rPr>
-        <w:rFonts w:ascii="Courier New" w:hAnsi="Courier New" w:cs="Courier New" w:hint="default"/>
+        <w:rFonts w:hint="default" w:ascii="Courier New" w:hAnsi="Courier New" w:cs="Courier New"/>
       </w:rPr>
     </w:lvl>
     <w:lvl w:ilvl="8" w:tplc="04090005" w:tentative="1">
@@ -19714,7 +21892,7 @@
         <w:ind w:left="8221" w:hanging="360"/>
       </w:pPr>
       <w:rPr>
-        <w:rFonts w:ascii="Wingdings" w:hAnsi="Wingdings" w:hint="default"/>
+        <w:rFonts w:hint="default" w:ascii="Wingdings" w:hAnsi="Wingdings"/>
       </w:rPr>
     </w:lvl>
   </w:abstractNum>
@@ -19820,7 +21998,7 @@
         <w:ind w:left="1741" w:hanging="360"/>
       </w:pPr>
       <w:rPr>
-        <w:rFonts w:ascii="Wingdings" w:hAnsi="Wingdings" w:hint="default"/>
+        <w:rFonts w:hint="default" w:ascii="Wingdings" w:hAnsi="Wingdings"/>
       </w:rPr>
     </w:lvl>
     <w:lvl w:ilvl="1" w:tplc="04090003" w:tentative="1">
@@ -19832,7 +22010,7 @@
         <w:ind w:left="2461" w:hanging="360"/>
       </w:pPr>
       <w:rPr>
-        <w:rFonts w:ascii="Courier New" w:hAnsi="Courier New" w:cs="Courier New" w:hint="default"/>
+        <w:rFonts w:hint="default" w:ascii="Courier New" w:hAnsi="Courier New" w:cs="Courier New"/>
       </w:rPr>
     </w:lvl>
     <w:lvl w:ilvl="2" w:tplc="04090005" w:tentative="1">
@@ -19844,7 +22022,7 @@
         <w:ind w:left="3181" w:hanging="360"/>
       </w:pPr>
       <w:rPr>
-        <w:rFonts w:ascii="Wingdings" w:hAnsi="Wingdings" w:hint="default"/>
+        <w:rFonts w:hint="default" w:ascii="Wingdings" w:hAnsi="Wingdings"/>
       </w:rPr>
     </w:lvl>
     <w:lvl w:ilvl="3" w:tplc="04090001" w:tentative="1">
@@ -19856,7 +22034,7 @@
         <w:ind w:left="3901" w:hanging="360"/>
       </w:pPr>
       <w:rPr>
-        <w:rFonts w:ascii="Symbol" w:hAnsi="Symbol" w:hint="default"/>
+        <w:rFonts w:hint="default" w:ascii="Symbol" w:hAnsi="Symbol"/>
       </w:rPr>
     </w:lvl>
     <w:lvl w:ilvl="4" w:tplc="04090003" w:tentative="1">
@@ -19868,7 +22046,7 @@
         <w:ind w:left="4621" w:hanging="360"/>
       </w:pPr>
       <w:rPr>
-        <w:rFonts w:ascii="Courier New" w:hAnsi="Courier New" w:cs="Courier New" w:hint="default"/>
+        <w:rFonts w:hint="default" w:ascii="Courier New" w:hAnsi="Courier New" w:cs="Courier New"/>
       </w:rPr>
     </w:lvl>
     <w:lvl w:ilvl="5" w:tplc="04090005" w:tentative="1">
@@ -19880,7 +22058,7 @@
         <w:ind w:left="5341" w:hanging="360"/>
       </w:pPr>
       <w:rPr>
-        <w:rFonts w:ascii="Wingdings" w:hAnsi="Wingdings" w:hint="default"/>
+        <w:rFonts w:hint="default" w:ascii="Wingdings" w:hAnsi="Wingdings"/>
       </w:rPr>
     </w:lvl>
     <w:lvl w:ilvl="6" w:tplc="04090001" w:tentative="1">
@@ -19892,7 +22070,7 @@
         <w:ind w:left="6061" w:hanging="360"/>
       </w:pPr>
       <w:rPr>
-        <w:rFonts w:ascii="Symbol" w:hAnsi="Symbol" w:hint="default"/>
+        <w:rFonts w:hint="default" w:ascii="Symbol" w:hAnsi="Symbol"/>
       </w:rPr>
     </w:lvl>
     <w:lvl w:ilvl="7" w:tplc="04090003" w:tentative="1">
@@ -19904,7 +22082,7 @@
         <w:ind w:left="6781" w:hanging="360"/>
       </w:pPr>
       <w:rPr>
-        <w:rFonts w:ascii="Courier New" w:hAnsi="Courier New" w:cs="Courier New" w:hint="default"/>
+        <w:rFonts w:hint="default" w:ascii="Courier New" w:hAnsi="Courier New" w:cs="Courier New"/>
       </w:rPr>
     </w:lvl>
     <w:lvl w:ilvl="8" w:tplc="04090005" w:tentative="1">
@@ -19916,7 +22094,7 @@
         <w:ind w:left="7501" w:hanging="360"/>
       </w:pPr>
       <w:rPr>
-        <w:rFonts w:ascii="Wingdings" w:hAnsi="Wingdings" w:hint="default"/>
+        <w:rFonts w:hint="default" w:ascii="Wingdings" w:hAnsi="Wingdings"/>
       </w:rPr>
     </w:lvl>
   </w:abstractNum>
@@ -20058,7 +22236,7 @@
         <w:ind w:left="1440" w:hanging="360"/>
       </w:pPr>
       <w:rPr>
-        <w:rFonts w:ascii="Symbol" w:hAnsi="Symbol" w:hint="default"/>
+        <w:rFonts w:hint="default" w:ascii="Symbol" w:hAnsi="Symbol"/>
       </w:rPr>
     </w:lvl>
     <w:lvl w:ilvl="1" w:tplc="04090003" w:tentative="1">
@@ -20070,7 +22248,7 @@
         <w:ind w:left="2160" w:hanging="360"/>
       </w:pPr>
       <w:rPr>
-        <w:rFonts w:ascii="Courier New" w:hAnsi="Courier New" w:cs="Courier New" w:hint="default"/>
+        <w:rFonts w:hint="default" w:ascii="Courier New" w:hAnsi="Courier New" w:cs="Courier New"/>
       </w:rPr>
     </w:lvl>
     <w:lvl w:ilvl="2" w:tplc="04090005" w:tentative="1">
@@ -20082,7 +22260,7 @@
         <w:ind w:left="2880" w:hanging="360"/>
       </w:pPr>
       <w:rPr>
-        <w:rFonts w:ascii="Wingdings" w:hAnsi="Wingdings" w:hint="default"/>
+        <w:rFonts w:hint="default" w:ascii="Wingdings" w:hAnsi="Wingdings"/>
       </w:rPr>
     </w:lvl>
     <w:lvl w:ilvl="3" w:tplc="04090001" w:tentative="1">
@@ -20094,7 +22272,7 @@
         <w:ind w:left="3600" w:hanging="360"/>
       </w:pPr>
       <w:rPr>
-        <w:rFonts w:ascii="Symbol" w:hAnsi="Symbol" w:hint="default"/>
+        <w:rFonts w:hint="default" w:ascii="Symbol" w:hAnsi="Symbol"/>
       </w:rPr>
     </w:lvl>
     <w:lvl w:ilvl="4" w:tplc="04090003" w:tentative="1">
@@ -20106,7 +22284,7 @@
         <w:ind w:left="4320" w:hanging="360"/>
       </w:pPr>
       <w:rPr>
-        <w:rFonts w:ascii="Courier New" w:hAnsi="Courier New" w:cs="Courier New" w:hint="default"/>
+        <w:rFonts w:hint="default" w:ascii="Courier New" w:hAnsi="Courier New" w:cs="Courier New"/>
       </w:rPr>
     </w:lvl>
     <w:lvl w:ilvl="5" w:tplc="04090005" w:tentative="1">
@@ -20118,7 +22296,7 @@
         <w:ind w:left="5040" w:hanging="360"/>
       </w:pPr>
       <w:rPr>
-        <w:rFonts w:ascii="Wingdings" w:hAnsi="Wingdings" w:hint="default"/>
+        <w:rFonts w:hint="default" w:ascii="Wingdings" w:hAnsi="Wingdings"/>
       </w:rPr>
     </w:lvl>
     <w:lvl w:ilvl="6" w:tplc="04090001" w:tentative="1">
@@ -20130,7 +22308,7 @@
         <w:ind w:left="5760" w:hanging="360"/>
       </w:pPr>
       <w:rPr>
-        <w:rFonts w:ascii="Symbol" w:hAnsi="Symbol" w:hint="default"/>
+        <w:rFonts w:hint="default" w:ascii="Symbol" w:hAnsi="Symbol"/>
       </w:rPr>
     </w:lvl>
     <w:lvl w:ilvl="7" w:tplc="04090003" w:tentative="1">
@@ -20142,7 +22320,7 @@
         <w:ind w:left="6480" w:hanging="360"/>
       </w:pPr>
       <w:rPr>
-        <w:rFonts w:ascii="Courier New" w:hAnsi="Courier New" w:cs="Courier New" w:hint="default"/>
+        <w:rFonts w:hint="default" w:ascii="Courier New" w:hAnsi="Courier New" w:cs="Courier New"/>
       </w:rPr>
     </w:lvl>
     <w:lvl w:ilvl="8" w:tplc="04090005" w:tentative="1">
@@ -20154,7 +22332,7 @@
         <w:ind w:left="7200" w:hanging="360"/>
       </w:pPr>
       <w:rPr>
-        <w:rFonts w:ascii="Wingdings" w:hAnsi="Wingdings" w:hint="default"/>
+        <w:rFonts w:hint="default" w:ascii="Wingdings" w:hAnsi="Wingdings"/>
       </w:rPr>
     </w:lvl>
   </w:abstractNum>
@@ -20374,7 +22552,7 @@
         <w:ind w:left="720" w:hanging="360"/>
       </w:pPr>
       <w:rPr>
-        <w:rFonts w:ascii="Wingdings" w:eastAsia="Times New Roman" w:hAnsi="Wingdings" w:cs="Times New Roman" w:hint="default"/>
+        <w:rFonts w:hint="default" w:ascii="Wingdings" w:hAnsi="Wingdings" w:eastAsia="Times New Roman" w:cs="Times New Roman"/>
       </w:rPr>
     </w:lvl>
     <w:lvl w:ilvl="1" w:tplc="04090003" w:tentative="1">
@@ -20386,7 +22564,7 @@
         <w:ind w:left="1440" w:hanging="360"/>
       </w:pPr>
       <w:rPr>
-        <w:rFonts w:ascii="Courier New" w:hAnsi="Courier New" w:cs="Courier New" w:hint="default"/>
+        <w:rFonts w:hint="default" w:ascii="Courier New" w:hAnsi="Courier New" w:cs="Courier New"/>
       </w:rPr>
     </w:lvl>
     <w:lvl w:ilvl="2" w:tplc="04090005" w:tentative="1">
@@ -20398,7 +22576,7 @@
         <w:ind w:left="2160" w:hanging="360"/>
       </w:pPr>
       <w:rPr>
-        <w:rFonts w:ascii="Wingdings" w:hAnsi="Wingdings" w:hint="default"/>
+        <w:rFonts w:hint="default" w:ascii="Wingdings" w:hAnsi="Wingdings"/>
       </w:rPr>
     </w:lvl>
     <w:lvl w:ilvl="3" w:tplc="04090001" w:tentative="1">
@@ -20410,7 +22588,7 @@
         <w:ind w:left="2880" w:hanging="360"/>
       </w:pPr>
       <w:rPr>
-        <w:rFonts w:ascii="Symbol" w:hAnsi="Symbol" w:hint="default"/>
+        <w:rFonts w:hint="default" w:ascii="Symbol" w:hAnsi="Symbol"/>
       </w:rPr>
     </w:lvl>
     <w:lvl w:ilvl="4" w:tplc="04090003" w:tentative="1">
@@ -20422,7 +22600,7 @@
         <w:ind w:left="3600" w:hanging="360"/>
       </w:pPr>
       <w:rPr>
-        <w:rFonts w:ascii="Courier New" w:hAnsi="Courier New" w:cs="Courier New" w:hint="default"/>
+        <w:rFonts w:hint="default" w:ascii="Courier New" w:hAnsi="Courier New" w:cs="Courier New"/>
       </w:rPr>
     </w:lvl>
     <w:lvl w:ilvl="5" w:tplc="04090005" w:tentative="1">
@@ -20434,7 +22612,7 @@
         <w:ind w:left="4320" w:hanging="360"/>
       </w:pPr>
       <w:rPr>
-        <w:rFonts w:ascii="Wingdings" w:hAnsi="Wingdings" w:hint="default"/>
+        <w:rFonts w:hint="default" w:ascii="Wingdings" w:hAnsi="Wingdings"/>
       </w:rPr>
     </w:lvl>
     <w:lvl w:ilvl="6" w:tplc="04090001" w:tentative="1">
@@ -20446,7 +22624,7 @@
         <w:ind w:left="5040" w:hanging="360"/>
       </w:pPr>
       <w:rPr>
-        <w:rFonts w:ascii="Symbol" w:hAnsi="Symbol" w:hint="default"/>
+        <w:rFonts w:hint="default" w:ascii="Symbol" w:hAnsi="Symbol"/>
       </w:rPr>
     </w:lvl>
     <w:lvl w:ilvl="7" w:tplc="04090003" w:tentative="1">
@@ -20458,7 +22636,7 @@
         <w:ind w:left="5760" w:hanging="360"/>
       </w:pPr>
       <w:rPr>
-        <w:rFonts w:ascii="Courier New" w:hAnsi="Courier New" w:cs="Courier New" w:hint="default"/>
+        <w:rFonts w:hint="default" w:ascii="Courier New" w:hAnsi="Courier New" w:cs="Courier New"/>
       </w:rPr>
     </w:lvl>
     <w:lvl w:ilvl="8" w:tplc="04090005" w:tentative="1">
@@ -20470,7 +22648,7 @@
         <w:ind w:left="6480" w:hanging="360"/>
       </w:pPr>
       <w:rPr>
-        <w:rFonts w:ascii="Wingdings" w:hAnsi="Wingdings" w:hint="default"/>
+        <w:rFonts w:hint="default" w:ascii="Wingdings" w:hAnsi="Wingdings"/>
       </w:rPr>
     </w:lvl>
   </w:abstractNum>
@@ -20487,7 +22665,7 @@
         <w:ind w:left="450" w:hanging="360"/>
       </w:pPr>
       <w:rPr>
-        <w:rFonts w:ascii="Arial" w:eastAsia="Calibri" w:hAnsi="Arial" w:cs="Arial" w:hint="default"/>
+        <w:rFonts w:hint="default" w:ascii="Arial" w:hAnsi="Arial" w:eastAsia="Calibri" w:cs="Arial"/>
       </w:rPr>
     </w:lvl>
     <w:lvl w:ilvl="1" w:tplc="04090003" w:tentative="1">
@@ -20499,7 +22677,7 @@
         <w:ind w:left="1170" w:hanging="360"/>
       </w:pPr>
       <w:rPr>
-        <w:rFonts w:ascii="Courier New" w:hAnsi="Courier New" w:cs="Courier New" w:hint="default"/>
+        <w:rFonts w:hint="default" w:ascii="Courier New" w:hAnsi="Courier New" w:cs="Courier New"/>
       </w:rPr>
     </w:lvl>
     <w:lvl w:ilvl="2" w:tplc="04090005" w:tentative="1">
@@ -20511,7 +22689,7 @@
         <w:ind w:left="1890" w:hanging="360"/>
       </w:pPr>
       <w:rPr>
-        <w:rFonts w:ascii="Wingdings" w:hAnsi="Wingdings" w:hint="default"/>
+        <w:rFonts w:hint="default" w:ascii="Wingdings" w:hAnsi="Wingdings"/>
       </w:rPr>
     </w:lvl>
     <w:lvl w:ilvl="3" w:tplc="04090001" w:tentative="1">
@@ -20523,7 +22701,7 @@
         <w:ind w:left="2610" w:hanging="360"/>
       </w:pPr>
       <w:rPr>
-        <w:rFonts w:ascii="Symbol" w:hAnsi="Symbol" w:hint="default"/>
+        <w:rFonts w:hint="default" w:ascii="Symbol" w:hAnsi="Symbol"/>
       </w:rPr>
     </w:lvl>
     <w:lvl w:ilvl="4" w:tplc="04090003" w:tentative="1">
@@ -20535,7 +22713,7 @@
         <w:ind w:left="3330" w:hanging="360"/>
       </w:pPr>
       <w:rPr>
-        <w:rFonts w:ascii="Courier New" w:hAnsi="Courier New" w:cs="Courier New" w:hint="default"/>
+        <w:rFonts w:hint="default" w:ascii="Courier New" w:hAnsi="Courier New" w:cs="Courier New"/>
       </w:rPr>
     </w:lvl>
     <w:lvl w:ilvl="5" w:tplc="04090005" w:tentative="1">
@@ -20547,7 +22725,7 @@
         <w:ind w:left="4050" w:hanging="360"/>
       </w:pPr>
       <w:rPr>
-        <w:rFonts w:ascii="Wingdings" w:hAnsi="Wingdings" w:hint="default"/>
+        <w:rFonts w:hint="default" w:ascii="Wingdings" w:hAnsi="Wingdings"/>
       </w:rPr>
     </w:lvl>
     <w:lvl w:ilvl="6" w:tplc="04090001" w:tentative="1">
@@ -20559,7 +22737,7 @@
         <w:ind w:left="4770" w:hanging="360"/>
       </w:pPr>
       <w:rPr>
-        <w:rFonts w:ascii="Symbol" w:hAnsi="Symbol" w:hint="default"/>
+        <w:rFonts w:hint="default" w:ascii="Symbol" w:hAnsi="Symbol"/>
       </w:rPr>
     </w:lvl>
     <w:lvl w:ilvl="7" w:tplc="04090003" w:tentative="1">
@@ -20571,7 +22749,7 @@
         <w:ind w:left="5490" w:hanging="360"/>
       </w:pPr>
       <w:rPr>
-        <w:rFonts w:ascii="Courier New" w:hAnsi="Courier New" w:cs="Courier New" w:hint="default"/>
+        <w:rFonts w:hint="default" w:ascii="Courier New" w:hAnsi="Courier New" w:cs="Courier New"/>
       </w:rPr>
     </w:lvl>
     <w:lvl w:ilvl="8" w:tplc="04090005" w:tentative="1">
@@ -20583,7 +22761,7 @@
         <w:ind w:left="6210" w:hanging="360"/>
       </w:pPr>
       <w:rPr>
-        <w:rFonts w:ascii="Wingdings" w:hAnsi="Wingdings" w:hint="default"/>
+        <w:rFonts w:hint="default" w:ascii="Wingdings" w:hAnsi="Wingdings"/>
       </w:rPr>
     </w:lvl>
   </w:abstractNum>
@@ -21011,11 +23189,11 @@
 </file>
 
 <file path=word/styles.xml><?xml version="1.0" encoding="utf-8"?>
-<w:styles xmlns:mc="http://schemas.openxmlformats.org/markup-compatibility/2006" xmlns:r="http://schemas.openxmlformats.org/officeDocument/2006/relationships" xmlns:w="http://schemas.openxmlformats.org/wordprocessingml/2006/main" xmlns:w14="http://schemas.microsoft.com/office/word/2010/wordml" xmlns:w15="http://schemas.microsoft.com/office/word/2012/wordml" xmlns:w16cex="http://schemas.microsoft.com/office/word/2018/wordml/cex" xmlns:w16cid="http://schemas.microsoft.com/office/word/2016/wordml/cid" xmlns:w16="http://schemas.microsoft.com/office/word/2018/wordml" xmlns:w16du="http://schemas.microsoft.com/office/word/2023/wordml/word16du" xmlns:w16sdtdh="http://schemas.microsoft.com/office/word/2020/wordml/sdtdatahash" xmlns:w16sdtfl="http://schemas.microsoft.com/office/word/2024/wordml/sdtformatlock" xmlns:w16se="http://schemas.microsoft.com/office/word/2015/wordml/symex" mc:Ignorable="w14 w15 w16se w16cid w16 w16cex w16sdtdh w16sdtfl w16du">
+<w:styles xmlns:wp14="http://schemas.microsoft.com/office/word/2010/wordprocessingDrawing" xmlns:mc="http://schemas.openxmlformats.org/markup-compatibility/2006" xmlns:r="http://schemas.openxmlformats.org/officeDocument/2006/relationships" xmlns:w="http://schemas.openxmlformats.org/wordprocessingml/2006/main" xmlns:w14="http://schemas.microsoft.com/office/word/2010/wordml" xmlns:w15="http://schemas.microsoft.com/office/word/2012/wordml" xmlns:w16cex="http://schemas.microsoft.com/office/word/2018/wordml/cex" xmlns:w16cid="http://schemas.microsoft.com/office/word/2016/wordml/cid" xmlns:w16="http://schemas.microsoft.com/office/word/2018/wordml" xmlns:w16du="http://schemas.microsoft.com/office/word/2023/wordml/word16du" xmlns:w16sdtdh="http://schemas.microsoft.com/office/word/2020/wordml/sdtdatahash" xmlns:w16sdtfl="http://schemas.microsoft.com/office/word/2024/wordml/sdtformatlock" xmlns:w16se="http://schemas.microsoft.com/office/word/2015/wordml/symex" mc:Ignorable="w14 w15 w16se w16cid w16 w16cex w16sdtdh w16sdtfl w16du wp14">
   <w:docDefaults>
     <w:rPrDefault>
       <w:rPr>
-        <w:rFonts w:ascii="Times New Roman" w:eastAsiaTheme="minorHAnsi" w:hAnsi="Times New Roman" w:cs="Times New Roman"/>
+        <w:rFonts w:ascii="Times New Roman" w:hAnsi="Times New Roman" w:cs="Times New Roman" w:eastAsiaTheme="minorHAnsi"/>
         <w:sz w:val="24"/>
         <w:szCs w:val="24"/>
         <w:lang w:val="en-US" w:eastAsia="en-US" w:bidi="ar-SA"/>
@@ -21032,14 +23210,14 @@
   <w:latentStyles w:defLockedState="0" w:defUIPriority="99" w:defSemiHidden="0" w:defUnhideWhenUsed="0" w:defQFormat="0" w:count="376">
     <w:lsdException w:name="Normal" w:uiPriority="0" w:qFormat="1"/>
     <w:lsdException w:name="heading 1" w:uiPriority="0" w:qFormat="1"/>
-    <w:lsdException w:name="heading 2" w:semiHidden="1" w:uiPriority="9" w:unhideWhenUsed="1" w:qFormat="1"/>
-    <w:lsdException w:name="heading 3" w:semiHidden="1" w:uiPriority="9" w:unhideWhenUsed="1" w:qFormat="1"/>
-    <w:lsdException w:name="heading 4" w:semiHidden="1" w:uiPriority="9" w:unhideWhenUsed="1" w:qFormat="1"/>
-    <w:lsdException w:name="heading 5" w:semiHidden="1" w:uiPriority="9" w:unhideWhenUsed="1" w:qFormat="1"/>
-    <w:lsdException w:name="heading 6" w:semiHidden="1" w:uiPriority="9" w:unhideWhenUsed="1" w:qFormat="1"/>
-    <w:lsdException w:name="heading 7" w:semiHidden="1" w:uiPriority="9" w:unhideWhenUsed="1" w:qFormat="1"/>
-    <w:lsdException w:name="heading 8" w:semiHidden="1" w:uiPriority="9" w:unhideWhenUsed="1" w:qFormat="1"/>
-    <w:lsdException w:name="heading 9" w:semiHidden="1" w:uiPriority="9" w:unhideWhenUsed="1" w:qFormat="1"/>
+    <w:lsdException w:name="heading 2" w:uiPriority="9" w:semiHidden="1" w:unhideWhenUsed="1" w:qFormat="1"/>
+    <w:lsdException w:name="heading 3" w:uiPriority="9" w:semiHidden="1" w:unhideWhenUsed="1" w:qFormat="1"/>
+    <w:lsdException w:name="heading 4" w:uiPriority="9" w:semiHidden="1" w:unhideWhenUsed="1" w:qFormat="1"/>
+    <w:lsdException w:name="heading 5" w:uiPriority="9" w:semiHidden="1" w:unhideWhenUsed="1" w:qFormat="1"/>
+    <w:lsdException w:name="heading 6" w:uiPriority="9" w:semiHidden="1" w:unhideWhenUsed="1" w:qFormat="1"/>
+    <w:lsdException w:name="heading 7" w:uiPriority="9" w:semiHidden="1" w:unhideWhenUsed="1" w:qFormat="1"/>
+    <w:lsdException w:name="heading 8" w:uiPriority="9" w:semiHidden="1" w:unhideWhenUsed="1" w:qFormat="1"/>
+    <w:lsdException w:name="heading 9" w:uiPriority="9" w:semiHidden="1" w:unhideWhenUsed="1" w:qFormat="1"/>
     <w:lsdException w:name="index 1" w:semiHidden="1" w:unhideWhenUsed="1"/>
     <w:lsdException w:name="index 2" w:semiHidden="1" w:unhideWhenUsed="1"/>
     <w:lsdException w:name="index 3" w:semiHidden="1" w:unhideWhenUsed="1"/>
@@ -21049,22 +23227,22 @@
     <w:lsdException w:name="index 7" w:semiHidden="1" w:unhideWhenUsed="1"/>
     <w:lsdException w:name="index 8" w:semiHidden="1" w:unhideWhenUsed="1"/>
     <w:lsdException w:name="index 9" w:semiHidden="1" w:unhideWhenUsed="1"/>
-    <w:lsdException w:name="toc 1" w:semiHidden="1" w:uiPriority="39" w:unhideWhenUsed="1" w:qFormat="1"/>
-    <w:lsdException w:name="toc 2" w:semiHidden="1" w:uiPriority="39" w:unhideWhenUsed="1" w:qFormat="1"/>
-    <w:lsdException w:name="toc 3" w:semiHidden="1" w:uiPriority="39" w:unhideWhenUsed="1" w:qFormat="1"/>
-    <w:lsdException w:name="toc 4" w:semiHidden="1" w:uiPriority="39" w:unhideWhenUsed="1"/>
-    <w:lsdException w:name="toc 5" w:semiHidden="1" w:uiPriority="39" w:unhideWhenUsed="1"/>
-    <w:lsdException w:name="toc 6" w:semiHidden="1" w:uiPriority="39" w:unhideWhenUsed="1"/>
-    <w:lsdException w:name="toc 7" w:semiHidden="1" w:uiPriority="39" w:unhideWhenUsed="1"/>
-    <w:lsdException w:name="toc 8" w:semiHidden="1" w:uiPriority="39" w:unhideWhenUsed="1"/>
-    <w:lsdException w:name="toc 9" w:semiHidden="1" w:uiPriority="39" w:unhideWhenUsed="1"/>
+    <w:lsdException w:name="toc 1" w:uiPriority="39" w:semiHidden="1" w:unhideWhenUsed="1" w:qFormat="1"/>
+    <w:lsdException w:name="toc 2" w:uiPriority="39" w:semiHidden="1" w:unhideWhenUsed="1" w:qFormat="1"/>
+    <w:lsdException w:name="toc 3" w:uiPriority="39" w:semiHidden="1" w:unhideWhenUsed="1" w:qFormat="1"/>
+    <w:lsdException w:name="toc 4" w:uiPriority="39" w:semiHidden="1" w:unhideWhenUsed="1"/>
+    <w:lsdException w:name="toc 5" w:uiPriority="39" w:semiHidden="1" w:unhideWhenUsed="1"/>
+    <w:lsdException w:name="toc 6" w:uiPriority="39" w:semiHidden="1" w:unhideWhenUsed="1"/>
+    <w:lsdException w:name="toc 7" w:uiPriority="39" w:semiHidden="1" w:unhideWhenUsed="1"/>
+    <w:lsdException w:name="toc 8" w:uiPriority="39" w:semiHidden="1" w:unhideWhenUsed="1"/>
+    <w:lsdException w:name="toc 9" w:uiPriority="39" w:semiHidden="1" w:unhideWhenUsed="1"/>
     <w:lsdException w:name="Normal Indent" w:semiHidden="1" w:unhideWhenUsed="1"/>
     <w:lsdException w:name="footnote text" w:semiHidden="1" w:unhideWhenUsed="1"/>
     <w:lsdException w:name="annotation text" w:semiHidden="1" w:unhideWhenUsed="1"/>
     <w:lsdException w:name="header" w:semiHidden="1" w:unhideWhenUsed="1"/>
     <w:lsdException w:name="footer" w:semiHidden="1" w:unhideWhenUsed="1"/>
     <w:lsdException w:name="index heading" w:semiHidden="1" w:unhideWhenUsed="1"/>
-    <w:lsdException w:name="caption" w:semiHidden="1" w:uiPriority="35" w:unhideWhenUsed="1" w:qFormat="1"/>
+    <w:lsdException w:name="caption" w:uiPriority="35" w:semiHidden="1" w:unhideWhenUsed="1" w:qFormat="1"/>
     <w:lsdException w:name="table of figures" w:semiHidden="1" w:unhideWhenUsed="1"/>
     <w:lsdException w:name="envelope address" w:semiHidden="1" w:unhideWhenUsed="1"/>
     <w:lsdException w:name="envelope return" w:semiHidden="1" w:unhideWhenUsed="1"/>
@@ -21095,7 +23273,7 @@
     <w:lsdException w:name="Title" w:uiPriority="10" w:qFormat="1"/>
     <w:lsdException w:name="Closing" w:semiHidden="1" w:unhideWhenUsed="1"/>
     <w:lsdException w:name="Signature" w:semiHidden="1" w:unhideWhenUsed="1"/>
-    <w:lsdException w:name="Default Paragraph Font" w:semiHidden="1" w:uiPriority="1" w:unhideWhenUsed="1"/>
+    <w:lsdException w:name="Default Paragraph Font" w:uiPriority="1" w:semiHidden="1" w:unhideWhenUsed="1"/>
     <w:lsdException w:name="Body Text" w:semiHidden="1" w:unhideWhenUsed="1"/>
     <w:lsdException w:name="Body Text Indent" w:semiHidden="1" w:unhideWhenUsed="1"/>
     <w:lsdException w:name="List Continue" w:semiHidden="1" w:unhideWhenUsed="1"/>
@@ -21120,7 +23298,7 @@
     <w:lsdException w:name="Strong" w:uiPriority="22" w:qFormat="1"/>
     <w:lsdException w:name="Emphasis" w:uiPriority="20" w:qFormat="1"/>
     <w:lsdException w:name="Document Map" w:semiHidden="1" w:unhideWhenUsed="1"/>
-    <w:lsdException w:name="Plain Text" w:semiHidden="1" w:uiPriority="0" w:unhideWhenUsed="1"/>
+    <w:lsdException w:name="Plain Text" w:uiPriority="0" w:semiHidden="1" w:unhideWhenUsed="1"/>
     <w:lsdException w:name="E-mail Signature" w:semiHidden="1" w:unhideWhenUsed="1"/>
     <w:lsdException w:name="HTML Top of Form" w:semiHidden="1" w:unhideWhenUsed="1"/>
     <w:lsdException w:name="HTML Bottom of Form" w:semiHidden="1" w:unhideWhenUsed="1"/>
@@ -21295,8 +23473,8 @@
     <w:lsdException w:name="Subtle Reference" w:uiPriority="31" w:qFormat="1"/>
     <w:lsdException w:name="Intense Reference" w:uiPriority="32" w:qFormat="1"/>
     <w:lsdException w:name="Book Title" w:uiPriority="33" w:qFormat="1"/>
-    <w:lsdException w:name="Bibliography" w:semiHidden="1" w:uiPriority="37" w:unhideWhenUsed="1"/>
-    <w:lsdException w:name="TOC Heading" w:semiHidden="1" w:uiPriority="39" w:unhideWhenUsed="1" w:qFormat="1"/>
+    <w:lsdException w:name="Bibliography" w:uiPriority="37" w:semiHidden="1" w:unhideWhenUsed="1"/>
+    <w:lsdException w:name="TOC Heading" w:uiPriority="39" w:semiHidden="1" w:unhideWhenUsed="1" w:qFormat="1"/>
     <w:lsdException w:name="Plain Table 1" w:uiPriority="41"/>
     <w:lsdException w:name="Plain Table 2" w:uiPriority="42"/>
     <w:lsdException w:name="Plain Table 3" w:uiPriority="43"/>
@@ -21407,7 +23585,7 @@
     <w:lsdException w:name="Unresolved Mention" w:semiHidden="1" w:unhideWhenUsed="1"/>
     <w:lsdException w:name="Smart Link" w:semiHidden="1" w:unhideWhenUsed="1"/>
   </w:latentStyles>
-  <w:style w:type="paragraph" w:default="1" w:styleId="Normal">
+  <w:style w:type="paragraph" w:styleId="Normal" w:default="1">
     <w:name w:val="Normal"/>
     <w:qFormat/>
     <w:rsid w:val="007C2C43"/>
@@ -21434,7 +23612,7 @@
       <w:outlineLvl w:val="0"/>
     </w:pPr>
     <w:rPr>
-      <w:rFonts w:ascii="Arial" w:eastAsia="Times New Roman" w:hAnsi="Arial" w:cs="Arial"/>
+      <w:rFonts w:ascii="Arial" w:hAnsi="Arial" w:eastAsia="Times New Roman" w:cs="Arial"/>
       <w:b/>
       <w:bCs/>
     </w:rPr>
@@ -21456,7 +23634,7 @@
       <w:outlineLvl w:val="2"/>
     </w:pPr>
     <w:rPr>
-      <w:rFonts w:asciiTheme="majorHAnsi" w:eastAsiaTheme="majorEastAsia" w:hAnsiTheme="majorHAnsi" w:cstheme="majorBidi"/>
+      <w:rFonts w:asciiTheme="majorHAnsi" w:hAnsiTheme="majorHAnsi" w:eastAsiaTheme="majorEastAsia" w:cstheme="majorBidi"/>
       <w:b/>
       <w:bCs/>
       <w:color w:val="4F81BD" w:themeColor="accent1"/>
@@ -21479,7 +23657,7 @@
       <w:outlineLvl w:val="3"/>
     </w:pPr>
     <w:rPr>
-      <w:rFonts w:asciiTheme="majorHAnsi" w:eastAsiaTheme="majorEastAsia" w:hAnsiTheme="majorHAnsi" w:cstheme="majorBidi"/>
+      <w:rFonts w:asciiTheme="majorHAnsi" w:hAnsiTheme="majorHAnsi" w:eastAsiaTheme="majorEastAsia" w:cstheme="majorBidi"/>
       <w:b/>
       <w:bCs/>
       <w:i/>
@@ -21487,12 +23665,13 @@
       <w:color w:val="4F81BD" w:themeColor="accent1"/>
     </w:rPr>
   </w:style>
-  <w:style w:type="character" w:default="1" w:styleId="DefaultParagraphFont">
+  <w:style w:type="character" w:styleId="DefaultParagraphFont" w:default="1">
     <w:name w:val="Default Paragraph Font"/>
     <w:uiPriority w:val="1"/>
+    <w:semiHidden/>
     <w:unhideWhenUsed/>
   </w:style>
-  <w:style w:type="table" w:default="1" w:styleId="TableNormal">
+  <w:style w:type="table" w:styleId="TableNormal" w:default="1">
     <w:name w:val="Normal Table"/>
     <w:uiPriority w:val="99"/>
     <w:semiHidden/>
@@ -21507,7 +23686,7 @@
       </w:tblCellMar>
     </w:tblPr>
   </w:style>
-  <w:style w:type="numbering" w:default="1" w:styleId="NoList">
+  <w:style w:type="numbering" w:styleId="NoList" w:default="1">
     <w:name w:val="No List"/>
     <w:uiPriority w:val="99"/>
     <w:semiHidden/>
@@ -21528,7 +23707,7 @@
       <w:spacing w:line="240" w:lineRule="auto"/>
     </w:pPr>
   </w:style>
-  <w:style w:type="character" w:customStyle="1" w:styleId="HeaderChar">
+  <w:style w:type="character" w:styleId="HeaderChar" w:customStyle="1">
     <w:name w:val="Header Char"/>
     <w:basedOn w:val="DefaultParagraphFont"/>
     <w:link w:val="Header"/>
@@ -21550,7 +23729,7 @@
       <w:spacing w:line="240" w:lineRule="auto"/>
     </w:pPr>
   </w:style>
-  <w:style w:type="character" w:customStyle="1" w:styleId="FooterChar">
+  <w:style w:type="character" w:styleId="FooterChar" w:customStyle="1">
     <w:name w:val="Footer Char"/>
     <w:basedOn w:val="DefaultParagraphFont"/>
     <w:link w:val="Footer"/>
@@ -21568,27 +23747,27 @@
     </w:pPr>
     <w:tblPr>
       <w:tblBorders>
-        <w:top w:val="single" w:sz="4" w:space="0" w:color="auto"/>
-        <w:left w:val="single" w:sz="4" w:space="0" w:color="auto"/>
-        <w:bottom w:val="single" w:sz="4" w:space="0" w:color="auto"/>
-        <w:right w:val="single" w:sz="4" w:space="0" w:color="auto"/>
-        <w:insideH w:val="single" w:sz="4" w:space="0" w:color="auto"/>
-        <w:insideV w:val="single" w:sz="4" w:space="0" w:color="auto"/>
+        <w:top w:val="single" w:color="auto" w:sz="4" w:space="0"/>
+        <w:left w:val="single" w:color="auto" w:sz="4" w:space="0"/>
+        <w:bottom w:val="single" w:color="auto" w:sz="4" w:space="0"/>
+        <w:right w:val="single" w:color="auto" w:sz="4" w:space="0"/>
+        <w:insideH w:val="single" w:color="auto" w:sz="4" w:space="0"/>
+        <w:insideV w:val="single" w:color="auto" w:sz="4" w:space="0"/>
       </w:tblBorders>
     </w:tblPr>
   </w:style>
-  <w:style w:type="character" w:customStyle="1" w:styleId="Heading1Char">
+  <w:style w:type="character" w:styleId="Heading1Char" w:customStyle="1">
     <w:name w:val="Heading 1 Char"/>
     <w:basedOn w:val="DefaultParagraphFont"/>
     <w:link w:val="Heading1"/>
     <w:rsid w:val="006A6309"/>
     <w:rPr>
-      <w:rFonts w:ascii="Arial" w:eastAsia="Times New Roman" w:hAnsi="Arial" w:cs="Arial"/>
+      <w:rFonts w:ascii="Arial" w:hAnsi="Arial" w:eastAsia="Times New Roman" w:cs="Arial"/>
       <w:b/>
       <w:bCs/>
     </w:rPr>
   </w:style>
-  <w:style w:type="character" w:customStyle="1" w:styleId="Heading3Char">
+  <w:style w:type="character" w:styleId="Heading3Char" w:customStyle="1">
     <w:name w:val="Heading 3 Char"/>
     <w:basedOn w:val="DefaultParagraphFont"/>
     <w:link w:val="Heading3"/>
@@ -21596,13 +23775,13 @@
     <w:semiHidden/>
     <w:rsid w:val="006A6309"/>
     <w:rPr>
-      <w:rFonts w:asciiTheme="majorHAnsi" w:eastAsiaTheme="majorEastAsia" w:hAnsiTheme="majorHAnsi" w:cstheme="majorBidi"/>
+      <w:rFonts w:asciiTheme="majorHAnsi" w:hAnsiTheme="majorHAnsi" w:eastAsiaTheme="majorEastAsia" w:cstheme="majorBidi"/>
       <w:b/>
       <w:bCs/>
       <w:color w:val="4F81BD" w:themeColor="accent1"/>
     </w:rPr>
   </w:style>
-  <w:style w:type="character" w:customStyle="1" w:styleId="Heading4Char">
+  <w:style w:type="character" w:styleId="Heading4Char" w:customStyle="1">
     <w:name w:val="Heading 4 Char"/>
     <w:basedOn w:val="DefaultParagraphFont"/>
     <w:link w:val="Heading4"/>
@@ -21610,7 +23789,7 @@
     <w:semiHidden/>
     <w:rsid w:val="006A6309"/>
     <w:rPr>
-      <w:rFonts w:asciiTheme="majorHAnsi" w:eastAsiaTheme="majorEastAsia" w:hAnsiTheme="majorHAnsi" w:cstheme="majorBidi"/>
+      <w:rFonts w:asciiTheme="majorHAnsi" w:hAnsiTheme="majorHAnsi" w:eastAsiaTheme="majorEastAsia" w:cstheme="majorBidi"/>
       <w:b/>
       <w:bCs/>
       <w:i/>
@@ -21643,24 +23822,24 @@
       <w:jc w:val="left"/>
     </w:pPr>
     <w:rPr>
-      <w:rFonts w:ascii="Courier New" w:eastAsia="Times New Roman" w:hAnsi="Courier New" w:cs="Courier New"/>
+      <w:rFonts w:ascii="Courier New" w:hAnsi="Courier New" w:eastAsia="Times New Roman" w:cs="Courier New"/>
       <w:sz w:val="20"/>
       <w:szCs w:val="20"/>
     </w:rPr>
   </w:style>
-  <w:style w:type="character" w:customStyle="1" w:styleId="PlainTextChar">
+  <w:style w:type="character" w:styleId="PlainTextChar" w:customStyle="1">
     <w:name w:val="Plain Text Char"/>
     <w:basedOn w:val="DefaultParagraphFont"/>
     <w:link w:val="PlainText"/>
     <w:semiHidden/>
     <w:rsid w:val="006A6309"/>
     <w:rPr>
-      <w:rFonts w:ascii="Courier New" w:eastAsia="Times New Roman" w:hAnsi="Courier New" w:cs="Courier New"/>
+      <w:rFonts w:ascii="Courier New" w:hAnsi="Courier New" w:eastAsia="Times New Roman" w:cs="Courier New"/>
       <w:sz w:val="20"/>
       <w:szCs w:val="20"/>
     </w:rPr>
   </w:style>
-  <w:style w:type="paragraph" w:customStyle="1" w:styleId="body">
+  <w:style w:type="paragraph" w:styleId="body" w:customStyle="1">
     <w:name w:val="body"/>
     <w:rsid w:val="006A6309"/>
     <w:pPr>
@@ -21670,13 +23849,13 @@
       <w:jc w:val="left"/>
     </w:pPr>
     <w:rPr>
-      <w:rFonts w:ascii="Times" w:eastAsia="Times New Roman" w:hAnsi="Times" w:cs="Times"/>
+      <w:rFonts w:ascii="Times" w:hAnsi="Times" w:eastAsia="Times New Roman" w:cs="Times"/>
       <w:sz w:val="22"/>
       <w:szCs w:val="22"/>
       <w:lang w:val="en-AU"/>
     </w:rPr>
   </w:style>
-  <w:style w:type="paragraph" w:customStyle="1" w:styleId="TableContents">
+  <w:style w:type="paragraph" w:styleId="TableContents" w:customStyle="1">
     <w:name w:val="Table Contents"/>
     <w:basedOn w:val="Normal"/>
     <w:rsid w:val="006A6309"/>
@@ -21709,7 +23888,7 @@
       <w:szCs w:val="16"/>
     </w:rPr>
   </w:style>
-  <w:style w:type="character" w:customStyle="1" w:styleId="BalloonTextChar">
+  <w:style w:type="character" w:styleId="BalloonTextChar" w:customStyle="1">
     <w:name w:val="Balloon Text Char"/>
     <w:basedOn w:val="DefaultParagraphFont"/>
     <w:link w:val="BalloonText"/>
@@ -21723,7 +23902,7 @@
     </w:rPr>
   </w:style>
   <w:style w:type="character" w:styleId="CommentReference">
-    <w:name w:val="annotation reference"/>
+    <w:name w:val="Comment Reference"/>
     <w:basedOn w:val="DefaultParagraphFont"/>
     <w:uiPriority w:val="99"/>
     <w:semiHidden/>
@@ -21735,7 +23914,7 @@
     </w:rPr>
   </w:style>
   <w:style w:type="paragraph" w:styleId="CommentText">
-    <w:name w:val="annotation text"/>
+    <w:name w:val="Comment Text"/>
     <w:basedOn w:val="Normal"/>
     <w:link w:val="CommentTextChar"/>
     <w:uiPriority w:val="99"/>
@@ -21750,7 +23929,7 @@
       <w:szCs w:val="20"/>
     </w:rPr>
   </w:style>
-  <w:style w:type="character" w:customStyle="1" w:styleId="CommentTextChar">
+  <w:style w:type="character" w:styleId="CommentTextChar" w:customStyle="1">
     <w:name w:val="Comment Text Char"/>
     <w:basedOn w:val="DefaultParagraphFont"/>
     <w:link w:val="CommentText"/>
@@ -21763,7 +23942,7 @@
     </w:rPr>
   </w:style>
   <w:style w:type="paragraph" w:styleId="CommentSubject">
-    <w:name w:val="annotation subject"/>
+    <w:name w:val="Comment Subject"/>
     <w:basedOn w:val="CommentText"/>
     <w:next w:val="CommentText"/>
     <w:link w:val="CommentSubjectChar"/>
@@ -21776,7 +23955,7 @@
       <w:bCs/>
     </w:rPr>
   </w:style>
-  <w:style w:type="character" w:customStyle="1" w:styleId="CommentSubjectChar">
+  <w:style w:type="character" w:styleId="CommentSubjectChar" w:customStyle="1">
     <w:name w:val="Comment Subject Char"/>
     <w:basedOn w:val="CommentTextChar"/>
     <w:link w:val="CommentSubject"/>
@@ -21811,7 +23990,7 @@
       <w:outlineLvl w:val="9"/>
     </w:pPr>
     <w:rPr>
-      <w:rFonts w:asciiTheme="majorHAnsi" w:eastAsiaTheme="majorEastAsia" w:hAnsiTheme="majorHAnsi" w:cstheme="majorBidi"/>
+      <w:rFonts w:asciiTheme="majorHAnsi" w:hAnsiTheme="majorHAnsi" w:eastAsiaTheme="majorEastAsia" w:cstheme="majorBidi"/>
       <w:color w:val="365F91" w:themeColor="accent1" w:themeShade="BF"/>
       <w:sz w:val="28"/>
       <w:szCs w:val="28"/>
@@ -21832,7 +24011,7 @@
       <w:jc w:val="left"/>
     </w:pPr>
     <w:rPr>
-      <w:rFonts w:asciiTheme="minorHAnsi" w:eastAsiaTheme="minorEastAsia" w:hAnsiTheme="minorHAnsi" w:cstheme="minorBidi"/>
+      <w:rFonts w:asciiTheme="minorHAnsi" w:hAnsiTheme="minorHAnsi" w:eastAsiaTheme="minorEastAsia" w:cstheme="minorBidi"/>
       <w:sz w:val="22"/>
       <w:szCs w:val="22"/>
     </w:rPr>
@@ -21852,7 +24031,7 @@
       <w:jc w:val="left"/>
     </w:pPr>
     <w:rPr>
-      <w:rFonts w:asciiTheme="minorHAnsi" w:eastAsiaTheme="minorEastAsia" w:hAnsiTheme="minorHAnsi" w:cstheme="minorBidi"/>
+      <w:rFonts w:asciiTheme="minorHAnsi" w:hAnsiTheme="minorHAnsi" w:eastAsiaTheme="minorEastAsia" w:cstheme="minorBidi"/>
       <w:sz w:val="22"/>
       <w:szCs w:val="22"/>
     </w:rPr>
@@ -21872,7 +24051,7 @@
       <w:jc w:val="left"/>
     </w:pPr>
     <w:rPr>
-      <w:rFonts w:asciiTheme="minorHAnsi" w:eastAsiaTheme="minorEastAsia" w:hAnsiTheme="minorHAnsi" w:cstheme="minorBidi"/>
+      <w:rFonts w:asciiTheme="minorHAnsi" w:hAnsiTheme="minorHAnsi" w:eastAsiaTheme="minorEastAsia" w:cstheme="minorBidi"/>
       <w:sz w:val="22"/>
       <w:szCs w:val="22"/>
     </w:rPr>
@@ -21888,7 +24067,7 @@
       <w:u w:val="single"/>
     </w:rPr>
   </w:style>
-  <w:style w:type="paragraph" w:customStyle="1" w:styleId="Tabletext">
+  <w:style w:type="paragraph" w:styleId="Tabletext" w:customStyle="1">
     <w:name w:val="Tabletext"/>
     <w:basedOn w:val="Normal"/>
     <w:rsid w:val="00A51C88"/>
@@ -21902,12 +24081,12 @@
       <w:ind w:right="0"/>
     </w:pPr>
     <w:rPr>
-      <w:rFonts w:ascii="Arial" w:eastAsia="Times New Roman" w:hAnsi="Arial"/>
+      <w:rFonts w:ascii="Arial" w:hAnsi="Arial" w:eastAsia="Times New Roman"/>
       <w:sz w:val="20"/>
       <w:szCs w:val="20"/>
     </w:rPr>
   </w:style>
-  <w:style w:type="paragraph" w:customStyle="1" w:styleId="StyleNormalsampleBefore6pt">
+  <w:style w:type="paragraph" w:styleId="StyleNormalsampleBefore6pt" w:customStyle="1">
     <w:name w:val="Style Normal sample + Before:  6 pt"/>
     <w:basedOn w:val="Normal"/>
     <w:rsid w:val="00A51C88"/>
@@ -21916,7 +24095,7 @@
       <w:ind w:left="432" w:right="0"/>
     </w:pPr>
     <w:rPr>
-      <w:rFonts w:ascii="Arial" w:eastAsia="MS Mincho" w:hAnsi="Arial"/>
+      <w:rFonts w:ascii="Arial" w:hAnsi="Arial" w:eastAsia="MS Mincho"/>
       <w:i/>
       <w:iCs/>
       <w:kern w:val="32"/>
@@ -21945,7 +24124,7 @@
       <w:szCs w:val="16"/>
     </w:rPr>
   </w:style>
-  <w:style w:type="character" w:customStyle="1" w:styleId="DocumentMapChar">
+  <w:style w:type="character" w:styleId="DocumentMapChar" w:customStyle="1">
     <w:name w:val="Document Map Char"/>
     <w:basedOn w:val="DefaultParagraphFont"/>
     <w:link w:val="DocumentMap"/>
@@ -21959,7 +24138,7 @@
       <w:szCs w:val="16"/>
     </w:rPr>
   </w:style>
-  <w:style w:type="table" w:customStyle="1" w:styleId="LightList-Accent11">
+  <w:style w:type="table" w:styleId="LightList-Accent11" w:customStyle="1">
     <w:name w:val="Light List - Accent 11"/>
     <w:basedOn w:val="TableNormal"/>
     <w:uiPriority w:val="61"/>
@@ -21970,7 +24149,7 @@
       <w:jc w:val="left"/>
     </w:pPr>
     <w:rPr>
-      <w:rFonts w:ascii="Arial" w:eastAsia="Calibri" w:hAnsi="Arial" w:cs="Arial"/>
+      <w:rFonts w:ascii="Arial" w:hAnsi="Arial" w:eastAsia="Calibri" w:cs="Arial"/>
       <w:sz w:val="20"/>
       <w:szCs w:val="22"/>
     </w:rPr>
@@ -21978,12 +24157,12 @@
       <w:tblStyleRowBandSize w:val="1"/>
       <w:tblStyleColBandSize w:val="1"/>
       <w:tblBorders>
-        <w:top w:val="single" w:sz="8" w:space="0" w:color="4F81BD"/>
-        <w:left w:val="single" w:sz="8" w:space="0" w:color="4F81BD"/>
-        <w:bottom w:val="single" w:sz="8" w:space="0" w:color="4F81BD"/>
-        <w:right w:val="single" w:sz="8" w:space="0" w:color="4F81BD"/>
-        <w:insideH w:val="single" w:sz="8" w:space="0" w:color="4F81BD"/>
-        <w:insideV w:val="single" w:sz="8" w:space="0" w:color="4F81BD"/>
+        <w:top w:val="single" w:color="4F81BD" w:sz="8" w:space="0"/>
+        <w:left w:val="single" w:color="4F81BD" w:sz="8" w:space="0"/>
+        <w:bottom w:val="single" w:color="4F81BD" w:sz="8" w:space="0"/>
+        <w:right w:val="single" w:color="4F81BD" w:sz="8" w:space="0"/>
+        <w:insideH w:val="single" w:color="4F81BD" w:sz="8" w:space="0"/>
+        <w:insideV w:val="single" w:color="4F81BD" w:sz="8" w:space="0"/>
       </w:tblBorders>
       <w:tblCellMar>
         <w:top w:w="29" w:type="dxa"/>
@@ -22021,10 +24200,10 @@
       <w:tblPr/>
       <w:tcPr>
         <w:tcBorders>
-          <w:top w:val="single" w:sz="8" w:space="0" w:color="4F81BD"/>
-          <w:left w:val="single" w:sz="8" w:space="0" w:color="4F81BD"/>
-          <w:bottom w:val="single" w:sz="8" w:space="0" w:color="4F81BD"/>
-          <w:right w:val="single" w:sz="8" w:space="0" w:color="4F81BD"/>
+          <w:top w:val="single" w:color="4F81BD" w:sz="8" w:space="0"/>
+          <w:left w:val="single" w:color="4F81BD" w:sz="8" w:space="0"/>
+          <w:bottom w:val="single" w:color="4F81BD" w:sz="8" w:space="0"/>
+          <w:right w:val="single" w:color="4F81BD" w:sz="8" w:space="0"/>
         </w:tcBorders>
       </w:tcPr>
     </w:tblStylePr>
@@ -22048,10 +24227,10 @@
       <w:tblPr/>
       <w:tcPr>
         <w:tcBorders>
-          <w:top w:val="single" w:sz="8" w:space="0" w:color="4F81BD"/>
-          <w:left w:val="single" w:sz="8" w:space="0" w:color="4F81BD"/>
-          <w:bottom w:val="single" w:sz="8" w:space="0" w:color="4F81BD"/>
-          <w:right w:val="single" w:sz="8" w:space="0" w:color="4F81BD"/>
+          <w:top w:val="single" w:color="4F81BD" w:sz="8" w:space="0"/>
+          <w:left w:val="single" w:color="4F81BD" w:sz="8" w:space="0"/>
+          <w:bottom w:val="single" w:color="4F81BD" w:sz="8" w:space="0"/>
+          <w:right w:val="single" w:color="4F81BD" w:sz="8" w:space="0"/>
         </w:tcBorders>
       </w:tcPr>
     </w:tblStylePr>
@@ -22068,10 +24247,10 @@
       <w:tblPr/>
       <w:tcPr>
         <w:tcBorders>
-          <w:top w:val="single" w:sz="8" w:space="0" w:color="4F81BD"/>
-          <w:left w:val="single" w:sz="8" w:space="0" w:color="4F81BD"/>
-          <w:bottom w:val="single" w:sz="8" w:space="0" w:color="4F81BD"/>
-          <w:right w:val="single" w:sz="8" w:space="0" w:color="4F81BD"/>
+          <w:top w:val="single" w:color="4F81BD" w:sz="8" w:space="0"/>
+          <w:left w:val="single" w:color="4F81BD" w:sz="8" w:space="0"/>
+          <w:bottom w:val="single" w:color="4F81BD" w:sz="8" w:space="0"/>
+          <w:right w:val="single" w:color="4F81BD" w:sz="8" w:space="0"/>
         </w:tcBorders>
       </w:tcPr>
     </w:tblStylePr>
@@ -22087,7 +24266,7 @@
       </w:rPr>
     </w:tblStylePr>
   </w:style>
-  <w:style w:type="paragraph" w:customStyle="1" w:styleId="Body0">
+  <w:style w:type="paragraph" w:styleId="Body0" w:customStyle="1">
     <w:name w:val="Body"/>
     <w:basedOn w:val="Normal"/>
     <w:link w:val="BodyChar"/>
@@ -22099,23 +24278,23 @@
       <w:ind w:left="90" w:right="27"/>
     </w:pPr>
     <w:rPr>
-      <w:rFonts w:ascii="Arial" w:eastAsia="Calibri" w:hAnsi="Arial" w:cs="Arial"/>
+      <w:rFonts w:ascii="Arial" w:hAnsi="Arial" w:eastAsia="Calibri" w:cs="Arial"/>
       <w:sz w:val="20"/>
       <w:szCs w:val="22"/>
     </w:rPr>
   </w:style>
-  <w:style w:type="character" w:customStyle="1" w:styleId="BodyChar">
+  <w:style w:type="character" w:styleId="BodyChar" w:customStyle="1">
     <w:name w:val="Body Char"/>
     <w:basedOn w:val="DefaultParagraphFont"/>
     <w:link w:val="Body0"/>
     <w:rsid w:val="001D105C"/>
     <w:rPr>
-      <w:rFonts w:ascii="Arial" w:eastAsia="Calibri" w:hAnsi="Arial" w:cs="Arial"/>
+      <w:rFonts w:ascii="Arial" w:hAnsi="Arial" w:eastAsia="Calibri" w:cs="Arial"/>
       <w:sz w:val="20"/>
       <w:szCs w:val="22"/>
     </w:rPr>
   </w:style>
-  <w:style w:type="character" w:customStyle="1" w:styleId="ListParagraphChar">
+  <w:style w:type="character" w:styleId="ListParagraphChar" w:customStyle="1">
     <w:name w:val="List Paragraph Char"/>
     <w:aliases w:val="a) Char,Thang2 Char,Level 2 Char,List Paragraph1 Char,Paragraph Char,Norm Char,abc Char,Đoạn của Danh sách Char,List Paragraph11 Char,Đoạn c𞹺Danh sách Char,List Paragraph111 Char,Đoạn c���?nh sách Char,Nga 3 Char,bullet Char"/>
     <w:basedOn w:val="DefaultParagraphFont"/>
@@ -22124,7 +24303,7 @@
     <w:qFormat/>
     <w:rsid w:val="00A607D1"/>
   </w:style>
-  <w:style w:type="paragraph" w:customStyle="1" w:styleId="Bang">
+  <w:style w:type="paragraph" w:styleId="Bang" w:customStyle="1">
     <w:name w:val="Bang"/>
     <w:basedOn w:val="Normal"/>
     <w:autoRedefine/>
@@ -22135,7 +24314,7 @@
       <w:jc w:val="left"/>
     </w:pPr>
     <w:rPr>
-      <w:rFonts w:ascii="Tahoma" w:eastAsia="MS Mincho" w:hAnsi="Tahoma" w:cs="Tahoma"/>
+      <w:rFonts w:ascii="Tahoma" w:hAnsi="Tahoma" w:eastAsia="MS Mincho" w:cs="Tahoma"/>
       <w:snapToGrid w:val="0"/>
       <w:sz w:val="18"/>
       <w:szCs w:val="20"/>

--- a/input/srs_report/BC1_PDTD_DTM_SRS_v1.0.docx
+++ b/input/srs_report/BC1_PDTD_DTM_SRS_v1.0.docx
@@ -1,6 +1,6 @@
 
 <file path=word/document.xml><?xml version="1.0" encoding="utf-8"?>
-<w:document xmlns:wpc="http://schemas.microsoft.com/office/word/2010/wordprocessingCanvas" xmlns:cx="http://schemas.microsoft.com/office/drawing/2014/chartex" xmlns:cx1="http://schemas.microsoft.com/office/drawing/2015/9/8/chartex" xmlns:cx2="http://schemas.microsoft.com/office/drawing/2015/10/21/chartex" xmlns:cx3="http://schemas.microsoft.com/office/drawing/2016/5/9/chartex" xmlns:cx4="http://schemas.microsoft.com/office/drawing/2016/5/10/chartex" xmlns:cx5="http://schemas.microsoft.com/office/drawing/2016/5/11/chartex" xmlns:cx6="http://schemas.microsoft.com/office/drawing/2016/5/12/chartex" xmlns:cx7="http://schemas.microsoft.com/office/drawing/2016/5/13/chartex" xmlns:cx8="http://schemas.microsoft.com/office/drawing/2016/5/14/chartex" xmlns:mc="http://schemas.openxmlformats.org/markup-compatibility/2006" xmlns:aink="http://schemas.microsoft.com/office/drawing/2016/ink" xmlns:am3d="http://schemas.microsoft.com/office/drawing/2017/model3d" xmlns:o="urn:schemas-microsoft-com:office:office" xmlns:oel="http://schemas.microsoft.com/office/2019/extlst" xmlns:r="http://schemas.openxmlformats.org/officeDocument/2006/relationships" xmlns:m="http://schemas.openxmlformats.org/officeDocument/2006/math" xmlns:v="urn:schemas-microsoft-com:vml" xmlns:wp14="http://schemas.microsoft.com/office/word/2010/wordprocessingDrawing" xmlns:wp="http://schemas.openxmlformats.org/drawingml/2006/wordprocessingDrawing" xmlns:w10="urn:schemas-microsoft-com:office:word" xmlns:w="http://schemas.openxmlformats.org/wordprocessingml/2006/main" xmlns:w14="http://schemas.microsoft.com/office/word/2010/wordml" xmlns:w15="http://schemas.microsoft.com/office/word/2012/wordml" xmlns:w16cex="http://schemas.microsoft.com/office/word/2018/wordml/cex" xmlns:w16cid="http://schemas.microsoft.com/office/word/2016/wordml/cid" xmlns:w16="http://schemas.microsoft.com/office/word/2018/wordml" xmlns:w16du="http://schemas.microsoft.com/office/word/2023/wordml/word16du" xmlns:w16sdtdh="http://schemas.microsoft.com/office/word/2020/wordml/sdtdatahash" xmlns:w16sdtfl="http://schemas.microsoft.com/office/word/2024/wordml/sdtformatlock" xmlns:w16se="http://schemas.microsoft.com/office/word/2015/wordml/symex" xmlns:wpg="http://schemas.microsoft.com/office/word/2010/wordprocessingGroup" xmlns:wpi="http://schemas.microsoft.com/office/word/2010/wordprocessingInk" xmlns:wne="http://schemas.microsoft.com/office/word/2006/wordml" xmlns:wps="http://schemas.microsoft.com/office/word/2010/wordprocessingShape" mc:Ignorable="w14 w15 w16se w16cid w16 w16cex w16sdtdh w16sdtfl w16du wp14">
+<w:document xmlns:wpc="http://schemas.microsoft.com/office/word/2010/wordprocessingCanvas" xmlns:cx="http://schemas.microsoft.com/office/drawing/2014/chartex" xmlns:cx1="http://schemas.microsoft.com/office/drawing/2015/9/8/chartex" xmlns:cx2="http://schemas.microsoft.com/office/drawing/2015/10/21/chartex" xmlns:cx3="http://schemas.microsoft.com/office/drawing/2016/5/9/chartex" xmlns:cx4="http://schemas.microsoft.com/office/drawing/2016/5/10/chartex" xmlns:cx5="http://schemas.microsoft.com/office/drawing/2016/5/11/chartex" xmlns:cx6="http://schemas.microsoft.com/office/drawing/2016/5/12/chartex" xmlns:cx7="http://schemas.microsoft.com/office/drawing/2016/5/13/chartex" xmlns:cx8="http://schemas.microsoft.com/office/drawing/2016/5/14/chartex" xmlns:mc="http://schemas.openxmlformats.org/markup-compatibility/2006" xmlns:aink="http://schemas.microsoft.com/office/drawing/2016/ink" xmlns:am3d="http://schemas.microsoft.com/office/drawing/2017/model3d" xmlns:o="urn:schemas-microsoft-com:office:office" xmlns:oel="http://schemas.microsoft.com/office/2019/extlst" xmlns:r="http://schemas.openxmlformats.org/officeDocument/2006/relationships" xmlns:m="http://schemas.openxmlformats.org/officeDocument/2006/math" xmlns:v="urn:schemas-microsoft-com:vml" xmlns:wp14="http://schemas.microsoft.com/office/word/2010/wordprocessingDrawing" xmlns:wp="http://schemas.openxmlformats.org/drawingml/2006/wordprocessingDrawing" xmlns:w10="urn:schemas-microsoft-com:office:word" xmlns:w="http://schemas.openxmlformats.org/wordprocessingml/2006/main" xmlns:w14="http://schemas.microsoft.com/office/word/2010/wordml" xmlns:w15="http://schemas.microsoft.com/office/word/2012/wordml" xmlns:w16cex="http://schemas.microsoft.com/office/word/2018/wordml/cex" xmlns:w16cid="http://schemas.microsoft.com/office/word/2016/wordml/cid" xmlns:w16="http://schemas.microsoft.com/office/word/2018/wordml" xmlns:w16du="http://schemas.microsoft.com/office/word/2023/wordml/word16du" xmlns:w16sdtdh="http://schemas.microsoft.com/office/word/2020/wordml/sdtdatahash" xmlns:w16sdtfl="http://schemas.microsoft.com/office/word/2024/wordml/sdtformatlock" xmlns:w16se="http://schemas.microsoft.com/office/word/2015/wordml/symex" xmlns:wpg="http://schemas.microsoft.com/office/word/2010/wordprocessingGroup" xmlns:wpi="http://schemas.microsoft.com/office/word/2010/wordprocessingInk" xmlns:wne="http://schemas.microsoft.com/office/word/2006/wordml" xmlns:wps="http://schemas.microsoft.com/office/word/2010/wordprocessingShape" xmlns:a="http://schemas.openxmlformats.org/drawingml/2006/main" xmlns:pic="http://schemas.openxmlformats.org/drawingml/2006/picture" xmlns:a14="http://schemas.microsoft.com/office/drawing/2010/main" mc:Ignorable="w14 w15 w16se w16cid w16 w16cex w16sdtdh w16sdtfl w16du wp14">
   <w:body>
     <w:tbl>
       <w:tblPr>
@@ -8,12 +8,12 @@
         <w:tblpPr w:leftFromText="180" w:rightFromText="180" w:vertAnchor="text" w:horzAnchor="margin" w:tblpXSpec="right" w:tblpYSpec="center"/>
         <w:tblW w:w="1841" w:type="dxa"/>
         <w:tblBorders>
-          <w:top w:val="none" w:sz="0" w:space="0" w:color="auto"/>
-          <w:left w:val="none" w:sz="0" w:space="0" w:color="auto"/>
-          <w:bottom w:val="none" w:sz="0" w:space="0" w:color="auto"/>
-          <w:right w:val="none" w:sz="0" w:space="0" w:color="auto"/>
-          <w:insideH w:val="none" w:sz="0" w:space="0" w:color="auto"/>
-          <w:insideV w:val="none" w:sz="0" w:space="0" w:color="auto"/>
+          <w:top w:val="none" w:color="auto" w:sz="0" w:space="0"/>
+          <w:left w:val="none" w:color="auto" w:sz="0" w:space="0"/>
+          <w:bottom w:val="none" w:color="auto" w:sz="0" w:space="0"/>
+          <w:right w:val="none" w:color="auto" w:sz="0" w:space="0"/>
+          <w:insideH w:val="none" w:color="auto" w:sz="0" w:space="0"/>
+          <w:insideV w:val="none" w:color="auto" w:sz="0" w:space="0"/>
         </w:tblBorders>
         <w:tblLayout w:type="fixed"/>
         <w:tblLook w:val="04A0" w:firstRow="1" w:lastRow="0" w:firstColumn="1" w:lastColumn="0" w:noHBand="0" w:noVBand="1"/>
@@ -29,10 +29,10 @@
           <w:tcPr>
             <w:tcW w:w="1841" w:type="dxa"/>
             <w:tcBorders>
-              <w:top w:val="double" w:sz="4" w:space="0" w:color="auto"/>
-              <w:left w:val="double" w:sz="4" w:space="0" w:color="auto"/>
-              <w:bottom w:val="double" w:sz="4" w:space="0" w:color="auto"/>
-              <w:right w:val="double" w:sz="4" w:space="0" w:color="auto"/>
+              <w:top w:val="double" w:color="auto" w:sz="4" w:space="0"/>
+              <w:left w:val="double" w:color="auto" w:sz="4" w:space="0"/>
+              <w:bottom w:val="double" w:color="auto" w:sz="4" w:space="0"/>
+              <w:right w:val="double" w:color="auto" w:sz="4" w:space="0"/>
             </w:tcBorders>
             <w:vAlign w:val="center"/>
           </w:tcPr>
@@ -639,16 +639,15 @@
           <w:b/>
         </w:rPr>
       </w:pPr>
-      <w:bookmarkStart w:id="0" w:name="_Toc463083793"/>
-      <w:bookmarkStart w:id="1" w:name="_Toc465677963"/>
-      <w:bookmarkStart w:id="2" w:name="_Toc467738735"/>
-      <w:bookmarkStart w:id="3" w:name="_Toc446234547"/>
-      <w:bookmarkStart w:id="4" w:name="_Toc467738720"/>
+      <w:bookmarkStart w:name="_Toc463083793" w:id="0"/>
+      <w:bookmarkStart w:name="_Toc465677963" w:id="1"/>
+      <w:bookmarkStart w:name="_Toc467738735" w:id="2"/>
+      <w:bookmarkStart w:name="_Toc446234547" w:id="3"/>
+      <w:bookmarkStart w:name="_Toc467738720" w:id="4"/>
       <w:r>
         <w:rPr>
           <w:b/>
         </w:rPr>
-        <w:lastRenderedPageBreak/>
         <w:t>BẢNG THEO DÕI HIỆU LỰC VÀ THAY ĐỔI</w:t>
       </w:r>
     </w:p>
@@ -676,12 +675,12 @@
         <w:tblW w:w="9199" w:type="dxa"/>
         <w:jc w:val="center"/>
         <w:tblBorders>
-          <w:top w:val="single" w:sz="4" w:space="0" w:color="auto"/>
-          <w:left w:val="single" w:sz="4" w:space="0" w:color="auto"/>
-          <w:bottom w:val="single" w:sz="4" w:space="0" w:color="auto"/>
-          <w:right w:val="single" w:sz="4" w:space="0" w:color="auto"/>
-          <w:insideH w:val="single" w:sz="4" w:space="0" w:color="auto"/>
-          <w:insideV w:val="single" w:sz="4" w:space="0" w:color="auto"/>
+          <w:top w:val="single" w:color="auto" w:sz="4" w:space="0"/>
+          <w:left w:val="single" w:color="auto" w:sz="4" w:space="0"/>
+          <w:bottom w:val="single" w:color="auto" w:sz="4" w:space="0"/>
+          <w:right w:val="single" w:color="auto" w:sz="4" w:space="0"/>
+          <w:insideH w:val="single" w:color="auto" w:sz="4" w:space="0"/>
+          <w:insideV w:val="single" w:color="auto" w:sz="4" w:space="0"/>
         </w:tblBorders>
         <w:tblLook w:val="01E0" w:firstRow="1" w:lastRow="1" w:firstColumn="1" w:lastColumn="1" w:noHBand="0" w:noVBand="0"/>
       </w:tblPr>
@@ -971,12 +970,12 @@
         <w:tblW w:w="9199" w:type="dxa"/>
         <w:jc w:val="center"/>
         <w:tblBorders>
-          <w:top w:val="single" w:sz="4" w:space="0" w:color="auto"/>
-          <w:left w:val="single" w:sz="4" w:space="0" w:color="auto"/>
-          <w:bottom w:val="single" w:sz="4" w:space="0" w:color="auto"/>
-          <w:right w:val="single" w:sz="4" w:space="0" w:color="auto"/>
-          <w:insideH w:val="single" w:sz="4" w:space="0" w:color="auto"/>
-          <w:insideV w:val="single" w:sz="4" w:space="0" w:color="auto"/>
+          <w:top w:val="single" w:color="auto" w:sz="4" w:space="0"/>
+          <w:left w:val="single" w:color="auto" w:sz="4" w:space="0"/>
+          <w:bottom w:val="single" w:color="auto" w:sz="4" w:space="0"/>
+          <w:right w:val="single" w:color="auto" w:sz="4" w:space="0"/>
+          <w:insideH w:val="single" w:color="auto" w:sz="4" w:space="0"/>
+          <w:insideV w:val="single" w:color="auto" w:sz="4" w:space="0"/>
         </w:tblBorders>
         <w:tblLook w:val="04A0" w:firstRow="1" w:lastRow="0" w:firstColumn="1" w:lastColumn="0" w:noHBand="0" w:noVBand="1"/>
       </w:tblPr>
@@ -1551,12 +1550,12 @@
         <w:tblW w:w="9239" w:type="dxa"/>
         <w:jc w:val="center"/>
         <w:tblBorders>
-          <w:top w:val="single" w:sz="4" w:space="0" w:color="auto"/>
-          <w:left w:val="single" w:sz="4" w:space="0" w:color="auto"/>
-          <w:bottom w:val="single" w:sz="4" w:space="0" w:color="auto"/>
-          <w:right w:val="single" w:sz="4" w:space="0" w:color="auto"/>
-          <w:insideH w:val="single" w:sz="4" w:space="0" w:color="auto"/>
-          <w:insideV w:val="single" w:sz="4" w:space="0" w:color="auto"/>
+          <w:top w:val="single" w:color="auto" w:sz="4" w:space="0"/>
+          <w:left w:val="single" w:color="auto" w:sz="4" w:space="0"/>
+          <w:bottom w:val="single" w:color="auto" w:sz="4" w:space="0"/>
+          <w:right w:val="single" w:color="auto" w:sz="4" w:space="0"/>
+          <w:insideH w:val="single" w:color="auto" w:sz="4" w:space="0"/>
+          <w:insideV w:val="single" w:color="auto" w:sz="4" w:space="0"/>
         </w:tblBorders>
         <w:tblLook w:val="04A0" w:firstRow="1" w:lastRow="0" w:firstColumn="1" w:lastColumn="0" w:noHBand="0" w:noVBand="1"/>
       </w:tblPr>
@@ -1999,21 +1998,30 @@
     </w:p>
     <w:sdt>
       <w:sdtPr>
+        <w:id w:val="31610120"/>
+        <w:docPartObj>
+          <w:docPartGallery w:val="Table of Contents"/>
+          <w:docPartUnique/>
+        </w:docPartObj>
         <w:rPr>
-          <w:rFonts w:ascii="Times New Roman" w:eastAsiaTheme="minorEastAsia" w:hAnsi="Times New Roman" w:cs="Times New Roman"/>
+          <w:rFonts w:ascii="Times New Roman" w:hAnsi="Times New Roman" w:eastAsia="ＭＳ 明朝" w:cs="Times New Roman" w:eastAsiaTheme="minorEastAsia"/>
           <w:b w:val="0"/>
           <w:bCs w:val="0"/>
           <w:color w:val="auto"/>
           <w:sz w:val="24"/>
           <w:szCs w:val="24"/>
         </w:rPr>
-        <w:id w:val="31610120"/>
-        <w:docPartObj>
-          <w:docPartGallery w:val="Table of Contents"/>
-          <w:docPartUnique/>
-        </w:docPartObj>
       </w:sdtPr>
-      <w:sdtEndPr/>
+      <w:sdtEndPr>
+        <w:rPr>
+          <w:rFonts w:ascii="Times New Roman" w:hAnsi="Times New Roman" w:eastAsia="ＭＳ 明朝" w:cs="Times New Roman" w:eastAsiaTheme="minorEastAsia"/>
+          <w:b w:val="0"/>
+          <w:bCs w:val="0"/>
+          <w:color w:val="auto"/>
+          <w:sz w:val="24"/>
+          <w:szCs w:val="24"/>
+        </w:rPr>
+      </w:sdtEndPr>
       <w:sdtContent>
         <w:p>
           <w:pPr>
@@ -2077,11 +2085,11 @@
             </w:rPr>
             <w:fldChar w:fldCharType="separate"/>
           </w:r>
-          <w:hyperlink w:anchor="_Toc236845371" w:history="1">
+          <w:hyperlink w:history="1" w:anchor="_Toc236845371">
             <w:r>
               <w:rPr>
                 <w:rStyle w:val="Hyperlink"/>
-                <w:rFonts w:ascii="Times New Roman" w:eastAsia="Calibri" w:hAnsi="Times New Roman" w:cs="Times New Roman"/>
+                <w:rFonts w:ascii="Times New Roman" w:hAnsi="Times New Roman" w:eastAsia="Calibri" w:cs="Times New Roman"/>
                 <w:b/>
                 <w:noProof/>
                 <w:sz w:val="24"/>
@@ -2103,7 +2111,7 @@
             <w:r>
               <w:rPr>
                 <w:rStyle w:val="Hyperlink"/>
-                <w:rFonts w:ascii="Times New Roman" w:eastAsia="Calibri" w:hAnsi="Times New Roman" w:cs="Times New Roman"/>
+                <w:rFonts w:ascii="Times New Roman" w:hAnsi="Times New Roman" w:eastAsia="Calibri" w:cs="Times New Roman"/>
                 <w:b/>
                 <w:noProof/>
                 <w:sz w:val="24"/>
@@ -2198,11 +2206,11 @@
               <w14:ligatures w14:val="standardContextual"/>
             </w:rPr>
           </w:pPr>
-          <w:hyperlink w:anchor="_Toc236845372" w:history="1">
+          <w:hyperlink w:history="1" w:anchor="_Toc236845372">
             <w:r>
               <w:rPr>
                 <w:rStyle w:val="Hyperlink"/>
-                <w:rFonts w:ascii="Times New Roman" w:eastAsia="Calibri" w:hAnsi="Times New Roman" w:cs="Times New Roman"/>
+                <w:rFonts w:ascii="Times New Roman" w:hAnsi="Times New Roman" w:eastAsia="Calibri" w:cs="Times New Roman"/>
                 <w:b/>
                 <w:noProof/>
                 <w:sz w:val="24"/>
@@ -2224,7 +2232,7 @@
             <w:r>
               <w:rPr>
                 <w:rStyle w:val="Hyperlink"/>
-                <w:rFonts w:ascii="Times New Roman" w:eastAsia="Calibri" w:hAnsi="Times New Roman" w:cs="Times New Roman"/>
+                <w:rFonts w:ascii="Times New Roman" w:hAnsi="Times New Roman" w:eastAsia="Calibri" w:cs="Times New Roman"/>
                 <w:b/>
                 <w:noProof/>
                 <w:sz w:val="24"/>
@@ -2319,11 +2327,11 @@
               <w14:ligatures w14:val="standardContextual"/>
             </w:rPr>
           </w:pPr>
-          <w:hyperlink w:anchor="_Toc236845373" w:history="1">
+          <w:hyperlink w:history="1" w:anchor="_Toc236845373">
             <w:r>
               <w:rPr>
                 <w:rStyle w:val="Hyperlink"/>
-                <w:rFonts w:ascii="Times New Roman" w:eastAsia="Calibri" w:hAnsi="Times New Roman" w:cs="Times New Roman"/>
+                <w:rFonts w:ascii="Times New Roman" w:hAnsi="Times New Roman" w:eastAsia="Calibri" w:cs="Times New Roman"/>
                 <w:b/>
                 <w:noProof/>
                 <w:sz w:val="24"/>
@@ -2345,7 +2353,7 @@
             <w:r>
               <w:rPr>
                 <w:rStyle w:val="Hyperlink"/>
-                <w:rFonts w:ascii="Times New Roman" w:eastAsia="Calibri" w:hAnsi="Times New Roman" w:cs="Times New Roman"/>
+                <w:rFonts w:ascii="Times New Roman" w:hAnsi="Times New Roman" w:eastAsia="Calibri" w:cs="Times New Roman"/>
                 <w:b/>
                 <w:noProof/>
                 <w:sz w:val="24"/>
@@ -2440,11 +2448,11 @@
               <w14:ligatures w14:val="standardContextual"/>
             </w:rPr>
           </w:pPr>
-          <w:hyperlink w:anchor="_Toc236845374" w:history="1">
+          <w:hyperlink w:history="1" w:anchor="_Toc236845374">
             <w:r>
               <w:rPr>
                 <w:rStyle w:val="Hyperlink"/>
-                <w:rFonts w:ascii="Times New Roman" w:eastAsia="Calibri" w:hAnsi="Times New Roman" w:cs="Times New Roman"/>
+                <w:rFonts w:ascii="Times New Roman" w:hAnsi="Times New Roman" w:eastAsia="Calibri" w:cs="Times New Roman"/>
                 <w:b/>
                 <w:noProof/>
                 <w:sz w:val="24"/>
@@ -2466,7 +2474,7 @@
             <w:r>
               <w:rPr>
                 <w:rStyle w:val="Hyperlink"/>
-                <w:rFonts w:ascii="Times New Roman" w:eastAsia="Calibri" w:hAnsi="Times New Roman" w:cs="Times New Roman"/>
+                <w:rFonts w:ascii="Times New Roman" w:hAnsi="Times New Roman" w:eastAsia="Calibri" w:cs="Times New Roman"/>
                 <w:b/>
                 <w:noProof/>
                 <w:sz w:val="24"/>
@@ -2561,11 +2569,11 @@
               <w14:ligatures w14:val="standardContextual"/>
             </w:rPr>
           </w:pPr>
-          <w:hyperlink w:anchor="_Toc236845375" w:history="1">
+          <w:hyperlink w:history="1" w:anchor="_Toc236845375">
             <w:r>
               <w:rPr>
                 <w:rStyle w:val="Hyperlink"/>
-                <w:rFonts w:ascii="Times New Roman" w:eastAsia="Calibri" w:hAnsi="Times New Roman" w:cs="Times New Roman"/>
+                <w:rFonts w:ascii="Times New Roman" w:hAnsi="Times New Roman" w:eastAsia="Calibri" w:cs="Times New Roman"/>
                 <w:b/>
                 <w:noProof/>
                 <w:sz w:val="24"/>
@@ -2587,7 +2595,7 @@
             <w:r>
               <w:rPr>
                 <w:rStyle w:val="Hyperlink"/>
-                <w:rFonts w:ascii="Times New Roman" w:eastAsia="Calibri" w:hAnsi="Times New Roman" w:cs="Times New Roman"/>
+                <w:rFonts w:ascii="Times New Roman" w:hAnsi="Times New Roman" w:eastAsia="Calibri" w:cs="Times New Roman"/>
                 <w:b/>
                 <w:noProof/>
                 <w:sz w:val="24"/>
@@ -2682,11 +2690,11 @@
               <w14:ligatures w14:val="standardContextual"/>
             </w:rPr>
           </w:pPr>
-          <w:hyperlink w:anchor="_Toc236845376" w:history="1">
+          <w:hyperlink w:history="1" w:anchor="_Toc236845376">
             <w:r>
               <w:rPr>
                 <w:rStyle w:val="Hyperlink"/>
-                <w:rFonts w:ascii="Times New Roman" w:eastAsia="Calibri" w:hAnsi="Times New Roman" w:cs="Times New Roman"/>
+                <w:rFonts w:ascii="Times New Roman" w:hAnsi="Times New Roman" w:eastAsia="Calibri" w:cs="Times New Roman"/>
                 <w:b/>
                 <w:noProof/>
                 <w:sz w:val="24"/>
@@ -2708,7 +2716,7 @@
             <w:r>
               <w:rPr>
                 <w:rStyle w:val="Hyperlink"/>
-                <w:rFonts w:ascii="Times New Roman" w:eastAsia="Calibri" w:hAnsi="Times New Roman" w:cs="Times New Roman"/>
+                <w:rFonts w:ascii="Times New Roman" w:hAnsi="Times New Roman" w:eastAsia="Calibri" w:cs="Times New Roman"/>
                 <w:b/>
                 <w:noProof/>
                 <w:sz w:val="24"/>
@@ -2803,11 +2811,11 @@
               <w14:ligatures w14:val="standardContextual"/>
             </w:rPr>
           </w:pPr>
-          <w:hyperlink w:anchor="_Toc236845377" w:history="1">
+          <w:hyperlink w:history="1" w:anchor="_Toc236845377">
             <w:r>
               <w:rPr>
                 <w:rStyle w:val="Hyperlink"/>
-                <w:rFonts w:ascii="Times New Roman" w:eastAsia="Calibri" w:hAnsi="Times New Roman" w:cs="Times New Roman"/>
+                <w:rFonts w:ascii="Times New Roman" w:hAnsi="Times New Roman" w:eastAsia="Calibri" w:cs="Times New Roman"/>
                 <w:b/>
                 <w:noProof/>
                 <w:sz w:val="24"/>
@@ -2829,7 +2837,7 @@
             <w:r>
               <w:rPr>
                 <w:rStyle w:val="Hyperlink"/>
-                <w:rFonts w:ascii="Times New Roman" w:eastAsia="Calibri" w:hAnsi="Times New Roman" w:cs="Times New Roman"/>
+                <w:rFonts w:ascii="Times New Roman" w:hAnsi="Times New Roman" w:eastAsia="Calibri" w:cs="Times New Roman"/>
                 <w:b/>
                 <w:noProof/>
                 <w:sz w:val="24"/>
@@ -2924,11 +2932,11 @@
               <w14:ligatures w14:val="standardContextual"/>
             </w:rPr>
           </w:pPr>
-          <w:hyperlink w:anchor="_Toc236845378" w:history="1">
+          <w:hyperlink w:history="1" w:anchor="_Toc236845378">
             <w:r>
               <w:rPr>
                 <w:rStyle w:val="Hyperlink"/>
-                <w:rFonts w:ascii="Times New Roman" w:eastAsia="Calibri" w:hAnsi="Times New Roman" w:cs="Times New Roman"/>
+                <w:rFonts w:ascii="Times New Roman" w:hAnsi="Times New Roman" w:eastAsia="Calibri" w:cs="Times New Roman"/>
                 <w:b/>
                 <w:noProof/>
                 <w:sz w:val="24"/>
@@ -2950,7 +2958,7 @@
             <w:r>
               <w:rPr>
                 <w:rStyle w:val="Hyperlink"/>
-                <w:rFonts w:ascii="Times New Roman" w:eastAsia="Calibri" w:hAnsi="Times New Roman" w:cs="Times New Roman"/>
+                <w:rFonts w:ascii="Times New Roman" w:hAnsi="Times New Roman" w:eastAsia="Calibri" w:cs="Times New Roman"/>
                 <w:b/>
                 <w:noProof/>
                 <w:sz w:val="24"/>
@@ -3045,11 +3053,11 @@
               <w14:ligatures w14:val="standardContextual"/>
             </w:rPr>
           </w:pPr>
-          <w:hyperlink w:anchor="_Toc236845379" w:history="1">
+          <w:hyperlink w:history="1" w:anchor="_Toc236845379">
             <w:r>
               <w:rPr>
                 <w:rStyle w:val="Hyperlink"/>
-                <w:rFonts w:ascii="Times New Roman" w:eastAsia="Calibri" w:hAnsi="Times New Roman" w:cs="Times New Roman"/>
+                <w:rFonts w:ascii="Times New Roman" w:hAnsi="Times New Roman" w:eastAsia="Calibri" w:cs="Times New Roman"/>
                 <w:b/>
                 <w:noProof/>
                 <w:sz w:val="24"/>
@@ -3071,7 +3079,7 @@
             <w:r>
               <w:rPr>
                 <w:rStyle w:val="Hyperlink"/>
-                <w:rFonts w:ascii="Times New Roman" w:eastAsia="Calibri" w:hAnsi="Times New Roman" w:cs="Times New Roman"/>
+                <w:rFonts w:ascii="Times New Roman" w:hAnsi="Times New Roman" w:eastAsia="Calibri" w:cs="Times New Roman"/>
                 <w:b/>
                 <w:noProof/>
                 <w:sz w:val="24"/>
@@ -3166,11 +3174,11 @@
               <w14:ligatures w14:val="standardContextual"/>
             </w:rPr>
           </w:pPr>
-          <w:hyperlink w:anchor="_Toc236845380" w:history="1">
+          <w:hyperlink w:history="1" w:anchor="_Toc236845380">
             <w:r>
               <w:rPr>
                 <w:rStyle w:val="Hyperlink"/>
-                <w:rFonts w:ascii="Times New Roman" w:eastAsia="Calibri" w:hAnsi="Times New Roman" w:cs="Times New Roman"/>
+                <w:rFonts w:ascii="Times New Roman" w:hAnsi="Times New Roman" w:eastAsia="Calibri" w:cs="Times New Roman"/>
                 <w:b/>
                 <w:noProof/>
                 <w:sz w:val="24"/>
@@ -3192,7 +3200,7 @@
             <w:r>
               <w:rPr>
                 <w:rStyle w:val="Hyperlink"/>
-                <w:rFonts w:ascii="Times New Roman" w:eastAsia="Calibri" w:hAnsi="Times New Roman" w:cs="Times New Roman"/>
+                <w:rFonts w:ascii="Times New Roman" w:hAnsi="Times New Roman" w:eastAsia="Calibri" w:cs="Times New Roman"/>
                 <w:b/>
                 <w:noProof/>
                 <w:sz w:val="24"/>
@@ -3287,11 +3295,11 @@
               <w14:ligatures w14:val="standardContextual"/>
             </w:rPr>
           </w:pPr>
-          <w:hyperlink w:anchor="_Toc236845381" w:history="1">
+          <w:hyperlink w:history="1" w:anchor="_Toc236845381">
             <w:r>
               <w:rPr>
                 <w:rStyle w:val="Hyperlink"/>
-                <w:rFonts w:ascii="Times New Roman" w:eastAsia="Times New Roman" w:hAnsi="Times New Roman" w:cs="Times New Roman"/>
+                <w:rFonts w:ascii="Times New Roman" w:hAnsi="Times New Roman" w:eastAsia="Times New Roman" w:cs="Times New Roman"/>
                 <w:noProof/>
                 <w:sz w:val="24"/>
                 <w:szCs w:val="24"/>
@@ -3312,7 +3320,7 @@
             <w:r>
               <w:rPr>
                 <w:rStyle w:val="Hyperlink"/>
-                <w:rFonts w:ascii="Times New Roman" w:eastAsia="Times New Roman" w:hAnsi="Times New Roman" w:cs="Times New Roman"/>
+                <w:rFonts w:ascii="Times New Roman" w:hAnsi="Times New Roman" w:eastAsia="Times New Roman" w:cs="Times New Roman"/>
                 <w:noProof/>
                 <w:sz w:val="24"/>
                 <w:szCs w:val="24"/>
@@ -3406,11 +3414,11 @@
               <w14:ligatures w14:val="standardContextual"/>
             </w:rPr>
           </w:pPr>
-          <w:hyperlink w:anchor="_Toc236845382" w:history="1">
+          <w:hyperlink w:history="1" w:anchor="_Toc236845382">
             <w:r>
               <w:rPr>
                 <w:rStyle w:val="Hyperlink"/>
-                <w:rFonts w:ascii="Times New Roman" w:eastAsia="Calibri" w:hAnsi="Times New Roman" w:cs="Times New Roman"/>
+                <w:rFonts w:ascii="Times New Roman" w:hAnsi="Times New Roman" w:eastAsia="Calibri" w:cs="Times New Roman"/>
                 <w:b/>
                 <w:noProof/>
                 <w:sz w:val="24"/>
@@ -3432,7 +3440,7 @@
             <w:r>
               <w:rPr>
                 <w:rStyle w:val="Hyperlink"/>
-                <w:rFonts w:ascii="Times New Roman" w:eastAsia="Calibri" w:hAnsi="Times New Roman" w:cs="Times New Roman"/>
+                <w:rFonts w:ascii="Times New Roman" w:hAnsi="Times New Roman" w:eastAsia="Calibri" w:cs="Times New Roman"/>
                 <w:b/>
                 <w:noProof/>
                 <w:sz w:val="24"/>
@@ -3527,11 +3535,11 @@
               <w14:ligatures w14:val="standardContextual"/>
             </w:rPr>
           </w:pPr>
-          <w:hyperlink w:anchor="_Toc236845383" w:history="1">
+          <w:hyperlink w:history="1" w:anchor="_Toc236845383">
             <w:r>
               <w:rPr>
                 <w:rStyle w:val="Hyperlink"/>
-                <w:rFonts w:ascii="Times New Roman" w:eastAsia="Calibri" w:hAnsi="Times New Roman" w:cs="Times New Roman"/>
+                <w:rFonts w:ascii="Times New Roman" w:hAnsi="Times New Roman" w:eastAsia="Calibri" w:cs="Times New Roman"/>
                 <w:b/>
                 <w:noProof/>
                 <w:sz w:val="24"/>
@@ -3553,7 +3561,7 @@
             <w:r>
               <w:rPr>
                 <w:rStyle w:val="Hyperlink"/>
-                <w:rFonts w:ascii="Times New Roman" w:eastAsia="Calibri" w:hAnsi="Times New Roman" w:cs="Times New Roman"/>
+                <w:rFonts w:ascii="Times New Roman" w:hAnsi="Times New Roman" w:eastAsia="Calibri" w:cs="Times New Roman"/>
                 <w:b/>
                 <w:noProof/>
                 <w:sz w:val="24"/>
@@ -3648,11 +3656,11 @@
               <w14:ligatures w14:val="standardContextual"/>
             </w:rPr>
           </w:pPr>
-          <w:hyperlink w:anchor="_Toc236845384" w:history="1">
+          <w:hyperlink w:history="1" w:anchor="_Toc236845384">
             <w:r>
               <w:rPr>
                 <w:rStyle w:val="Hyperlink"/>
-                <w:rFonts w:ascii="Times New Roman" w:eastAsia="Calibri" w:hAnsi="Times New Roman" w:cs="Times New Roman"/>
+                <w:rFonts w:ascii="Times New Roman" w:hAnsi="Times New Roman" w:eastAsia="Calibri" w:cs="Times New Roman"/>
                 <w:b/>
                 <w:noProof/>
                 <w:sz w:val="24"/>
@@ -3674,7 +3682,7 @@
             <w:r>
               <w:rPr>
                 <w:rStyle w:val="Hyperlink"/>
-                <w:rFonts w:ascii="Times New Roman" w:eastAsia="Calibri" w:hAnsi="Times New Roman" w:cs="Times New Roman"/>
+                <w:rFonts w:ascii="Times New Roman" w:hAnsi="Times New Roman" w:eastAsia="Calibri" w:cs="Times New Roman"/>
                 <w:b/>
                 <w:noProof/>
                 <w:sz w:val="24"/>
@@ -3769,11 +3777,11 @@
               <w14:ligatures w14:val="standardContextual"/>
             </w:rPr>
           </w:pPr>
-          <w:hyperlink w:anchor="_Toc236845385" w:history="1">
+          <w:hyperlink w:history="1" w:anchor="_Toc236845385">
             <w:r>
               <w:rPr>
                 <w:rStyle w:val="Hyperlink"/>
-                <w:rFonts w:ascii="Times New Roman" w:eastAsia="Calibri" w:hAnsi="Times New Roman" w:cs="Times New Roman"/>
+                <w:rFonts w:ascii="Times New Roman" w:hAnsi="Times New Roman" w:eastAsia="Calibri" w:cs="Times New Roman"/>
                 <w:b/>
                 <w:noProof/>
                 <w:sz w:val="24"/>
@@ -3795,7 +3803,7 @@
             <w:r>
               <w:rPr>
                 <w:rStyle w:val="Hyperlink"/>
-                <w:rFonts w:ascii="Times New Roman" w:eastAsia="Calibri" w:hAnsi="Times New Roman" w:cs="Times New Roman"/>
+                <w:rFonts w:ascii="Times New Roman" w:hAnsi="Times New Roman" w:eastAsia="Calibri" w:cs="Times New Roman"/>
                 <w:b/>
                 <w:noProof/>
                 <w:sz w:val="24"/>
@@ -3906,13 +3914,12 @@
           <w:b/>
         </w:rPr>
       </w:pPr>
-      <w:bookmarkStart w:id="5" w:name="_Toc384987395"/>
+      <w:bookmarkStart w:name="_Toc384987395" w:id="5"/>
       <w:r>
         <w:rPr>
           <w:rFonts w:eastAsia="Calibri"/>
           <w:b/>
         </w:rPr>
-        <w:lastRenderedPageBreak/>
         <w:t>TÀI LIỆU ĐẶC TẢ YÊU CẦU PHẦN MỀM</w:t>
       </w:r>
     </w:p>
@@ -3935,7 +3942,7 @@
           <w:b/>
         </w:rPr>
       </w:pPr>
-      <w:bookmarkStart w:id="6" w:name="_Toc236845371"/>
+      <w:bookmarkStart w:name="_Toc236845371" w:id="6"/>
       <w:r>
         <w:rPr>
           <w:rFonts w:eastAsia="Calibri"/>
@@ -3965,9 +3972,9 @@
           <w:b/>
         </w:rPr>
       </w:pPr>
-      <w:bookmarkStart w:id="7" w:name="_Toc360108586"/>
-      <w:bookmarkStart w:id="8" w:name="_Toc384987398"/>
-      <w:bookmarkStart w:id="9" w:name="_Toc236845372"/>
+      <w:bookmarkStart w:name="_Toc360108586" w:id="7"/>
+      <w:bookmarkStart w:name="_Toc384987398" w:id="8"/>
+      <w:bookmarkStart w:name="_Toc236845372" w:id="9"/>
       <w:r>
         <w:rPr>
           <w:rFonts w:eastAsia="Calibri"/>
@@ -3984,12 +3991,12 @@
         <w:tblW w:w="8748" w:type="dxa"/>
         <w:tblInd w:w="468" w:type="dxa"/>
         <w:tblBorders>
-          <w:top w:val="dotted" w:sz="4" w:space="0" w:color="auto"/>
-          <w:left w:val="dotted" w:sz="4" w:space="0" w:color="auto"/>
-          <w:bottom w:val="dotted" w:sz="4" w:space="0" w:color="auto"/>
-          <w:right w:val="dotted" w:sz="4" w:space="0" w:color="auto"/>
-          <w:insideH w:val="dotted" w:sz="4" w:space="0" w:color="auto"/>
-          <w:insideV w:val="dotted" w:sz="4" w:space="0" w:color="auto"/>
+          <w:top w:val="dotted" w:color="auto" w:sz="4" w:space="0"/>
+          <w:left w:val="dotted" w:color="auto" w:sz="4" w:space="0"/>
+          <w:bottom w:val="dotted" w:color="auto" w:sz="4" w:space="0"/>
+          <w:right w:val="dotted" w:color="auto" w:sz="4" w:space="0"/>
+          <w:insideH w:val="dotted" w:color="auto" w:sz="4" w:space="0"/>
+          <w:insideV w:val="dotted" w:color="auto" w:sz="4" w:space="0"/>
         </w:tblBorders>
         <w:tblLayout w:type="fixed"/>
         <w:tblLook w:val="0000" w:firstRow="0" w:lastRow="0" w:firstColumn="0" w:lastColumn="0" w:noHBand="0" w:noVBand="0"/>
@@ -4021,8 +4028,8 @@
                 <w:szCs w:val="24"/>
               </w:rPr>
             </w:pPr>
-            <w:bookmarkStart w:id="10" w:name="_Toc360108587"/>
-            <w:bookmarkStart w:id="11" w:name="_Toc384987399"/>
+            <w:bookmarkStart w:name="_Toc360108587" w:id="10"/>
+            <w:bookmarkStart w:name="_Toc384987399" w:id="11"/>
             <w:r>
               <w:rPr>
                 <w:rFonts w:ascii="Times New Roman" w:hAnsi="Times New Roman" w:cs="Times New Roman"/>
@@ -4326,7 +4333,7 @@
           <w:b/>
         </w:rPr>
       </w:pPr>
-      <w:bookmarkStart w:id="12" w:name="_Toc236845373"/>
+      <w:bookmarkStart w:name="_Toc236845373" w:id="12"/>
       <w:r>
         <w:rPr>
           <w:rFonts w:eastAsia="Calibri"/>
@@ -4343,12 +4350,12 @@
         <w:tblW w:w="8748" w:type="dxa"/>
         <w:tblInd w:w="468" w:type="dxa"/>
         <w:tblBorders>
-          <w:top w:val="dotted" w:sz="4" w:space="0" w:color="auto"/>
-          <w:left w:val="dotted" w:sz="4" w:space="0" w:color="auto"/>
-          <w:bottom w:val="dotted" w:sz="4" w:space="0" w:color="auto"/>
-          <w:right w:val="dotted" w:sz="4" w:space="0" w:color="auto"/>
-          <w:insideH w:val="dotted" w:sz="4" w:space="0" w:color="auto"/>
-          <w:insideV w:val="dotted" w:sz="4" w:space="0" w:color="auto"/>
+          <w:top w:val="dotted" w:color="auto" w:sz="4" w:space="0"/>
+          <w:left w:val="dotted" w:color="auto" w:sz="4" w:space="0"/>
+          <w:bottom w:val="dotted" w:color="auto" w:sz="4" w:space="0"/>
+          <w:right w:val="dotted" w:color="auto" w:sz="4" w:space="0"/>
+          <w:insideH w:val="dotted" w:color="auto" w:sz="4" w:space="0"/>
+          <w:insideV w:val="dotted" w:color="auto" w:sz="4" w:space="0"/>
         </w:tblBorders>
         <w:tblLayout w:type="fixed"/>
         <w:tblLook w:val="0000" w:firstRow="0" w:lastRow="0" w:firstColumn="0" w:lastColumn="0" w:noHBand="0" w:noVBand="0"/>
@@ -4380,7 +4387,7 @@
                 <w:szCs w:val="24"/>
               </w:rPr>
             </w:pPr>
-            <w:bookmarkStart w:id="13" w:name="_Toc360108588"/>
+            <w:bookmarkStart w:name="_Toc360108588" w:id="13"/>
             <w:r>
               <w:rPr>
                 <w:rFonts w:ascii="Times New Roman" w:hAnsi="Times New Roman" w:cs="Times New Roman"/>
@@ -4534,8 +4541,8 @@
         </w:rPr>
         <w:t xml:space="preserve"> </w:t>
       </w:r>
-      <w:bookmarkStart w:id="14" w:name="_Toc384987400"/>
-      <w:bookmarkStart w:id="15" w:name="_Toc236845374"/>
+      <w:bookmarkStart w:name="_Toc384987400" w:id="14"/>
+      <w:bookmarkStart w:name="_Toc236845374" w:id="15"/>
       <w:bookmarkEnd w:id="13"/>
       <w:r>
         <w:rPr>
@@ -4566,9 +4573,9 @@
           <w:b/>
         </w:rPr>
       </w:pPr>
-      <w:bookmarkStart w:id="16" w:name="_Toc360108591"/>
-      <w:bookmarkStart w:id="17" w:name="_Toc384987405"/>
-      <w:bookmarkStart w:id="18" w:name="_Toc236845375"/>
+      <w:bookmarkStart w:name="_Toc360108591" w:id="16"/>
+      <w:bookmarkStart w:name="_Toc384987405" w:id="17"/>
+      <w:bookmarkStart w:name="_Toc236845375" w:id="18"/>
       <w:r>
         <w:rPr>
           <w:rFonts w:eastAsia="Calibri"/>
@@ -4614,14 +4621,14 @@
           <w:b/>
         </w:rPr>
       </w:pPr>
-      <w:bookmarkStart w:id="19" w:name="_Toc360108596"/>
-      <w:bookmarkStart w:id="20" w:name="_Toc384987410"/>
-      <w:bookmarkStart w:id="21" w:name="_Toc236845376"/>
-      <w:bookmarkStart w:id="22" w:name="_Toc155610000"/>
-      <w:bookmarkStart w:id="23" w:name="_Ref255054510"/>
-      <w:bookmarkStart w:id="24" w:name="_Ref255054514"/>
-      <w:bookmarkStart w:id="25" w:name="_Ref255291176"/>
-      <w:bookmarkStart w:id="26" w:name="_Toc322091323"/>
+      <w:bookmarkStart w:name="_Toc360108596" w:id="19"/>
+      <w:bookmarkStart w:name="_Toc384987410" w:id="20"/>
+      <w:bookmarkStart w:name="_Toc236845376" w:id="21"/>
+      <w:bookmarkStart w:name="_Toc155610000" w:id="22"/>
+      <w:bookmarkStart w:name="_Ref255054510" w:id="23"/>
+      <w:bookmarkStart w:name="_Ref255054514" w:id="24"/>
+      <w:bookmarkStart w:name="_Ref255291176" w:id="25"/>
+      <w:bookmarkStart w:name="_Toc322091323" w:id="26"/>
       <w:r>
         <w:rPr>
           <w:rFonts w:eastAsia="Calibri"/>
@@ -4667,9 +4674,9 @@
           <w:b/>
         </w:rPr>
       </w:pPr>
-      <w:bookmarkStart w:id="27" w:name="_Toc360108597"/>
-      <w:bookmarkStart w:id="28" w:name="_Toc384987411"/>
-      <w:bookmarkStart w:id="29" w:name="_Toc236845377"/>
+      <w:bookmarkStart w:name="_Toc360108597" w:id="27"/>
+      <w:bookmarkStart w:name="_Toc384987411" w:id="28"/>
+      <w:bookmarkStart w:name="_Toc236845377" w:id="29"/>
       <w:r>
         <w:rPr>
           <w:rFonts w:eastAsia="Calibri"/>
@@ -4686,7 +4693,7 @@
         <w:spacing w:line="360" w:lineRule="auto"/>
         <w:ind w:left="630"/>
       </w:pPr>
-      <w:bookmarkStart w:id="30" w:name="_Toc360108598"/>
+      <w:bookmarkStart w:name="_Toc360108598" w:id="30"/>
       <w:r>
         <w:t>[</w:t>
       </w:r>
@@ -4716,8 +4723,8 @@
           <w:b/>
         </w:rPr>
       </w:pPr>
-      <w:bookmarkStart w:id="31" w:name="_Toc384987412"/>
-      <w:bookmarkStart w:id="32" w:name="_Toc236845378"/>
+      <w:bookmarkStart w:name="_Toc384987412" w:id="31"/>
+      <w:bookmarkStart w:name="_Toc236845378" w:id="32"/>
       <w:r>
         <w:rPr>
           <w:rFonts w:eastAsia="Calibri"/>
@@ -4763,8 +4770,8 @@
           <w:b/>
         </w:rPr>
       </w:pPr>
-      <w:bookmarkStart w:id="33" w:name="_Toc384987413"/>
-      <w:bookmarkStart w:id="34" w:name="_Toc236845379"/>
+      <w:bookmarkStart w:name="_Toc384987413" w:id="33"/>
+      <w:bookmarkStart w:name="_Toc236845379" w:id="34"/>
       <w:bookmarkEnd w:id="22"/>
       <w:bookmarkEnd w:id="23"/>
       <w:bookmarkEnd w:id="24"/>
@@ -4799,13 +4806,13 @@
           <w:b/>
         </w:rPr>
       </w:pPr>
-      <w:bookmarkStart w:id="35" w:name="_Use_case_AHR-004a_–_UC01:_Manage_St"/>
-      <w:bookmarkStart w:id="36" w:name="_Use_case_AHR-004a_–_UC01:_Manage_St_1"/>
-      <w:bookmarkStart w:id="37" w:name="_Toc360108600"/>
-      <w:bookmarkStart w:id="38" w:name="_Toc384987414"/>
-      <w:bookmarkStart w:id="39" w:name="_Toc236845380"/>
-      <w:bookmarkStart w:id="40" w:name="_Ref255057459"/>
-      <w:bookmarkStart w:id="41" w:name="_Toc155610002"/>
+      <w:bookmarkStart w:name="_Use_case_AHR-004a_–_UC01:_Manage_St" w:id="35"/>
+      <w:bookmarkStart w:name="_Use_case_AHR-004a_–_UC01:_Manage_St_1" w:id="36"/>
+      <w:bookmarkStart w:name="_Toc360108600" w:id="37"/>
+      <w:bookmarkStart w:name="_Toc384987414" w:id="38"/>
+      <w:bookmarkStart w:name="_Toc236845380" w:id="39"/>
+      <w:bookmarkStart w:name="_Ref255057459" w:id="40"/>
+      <w:bookmarkStart w:name="_Toc155610002" w:id="41"/>
       <w:bookmarkEnd w:id="35"/>
       <w:bookmarkEnd w:id="36"/>
       <w:r>
@@ -4831,34 +4838,34 @@
         <w:ind w:left="907" w:right="0" w:hanging="547"/>
         <w:jc w:val="left"/>
         <w:rPr>
-          <w:rFonts w:ascii="Times New Roman" w:eastAsia="Times New Roman" w:hAnsi="Times New Roman" w:cs="Times New Roman"/>
+          <w:rFonts w:ascii="Times New Roman" w:hAnsi="Times New Roman" w:eastAsia="Times New Roman" w:cs="Times New Roman"/>
         </w:rPr>
       </w:pPr>
-      <w:bookmarkStart w:id="42" w:name="_Toc384987415"/>
-      <w:bookmarkStart w:id="43" w:name="_Toc236845381"/>
-      <w:bookmarkStart w:id="44" w:name="_Toc360108732"/>
+      <w:bookmarkStart w:name="_Toc384987415" w:id="42"/>
+      <w:bookmarkStart w:name="_Toc236845381" w:id="43"/>
+      <w:bookmarkStart w:name="_Toc360108732" w:id="44"/>
       <w:r>
         <w:rPr>
-          <w:rFonts w:ascii="Times New Roman" w:eastAsia="Times New Roman" w:hAnsi="Times New Roman" w:cs="Times New Roman"/>
+          <w:rFonts w:ascii="Times New Roman" w:hAnsi="Times New Roman" w:eastAsia="Times New Roman" w:cs="Times New Roman"/>
         </w:rPr>
         <w:t>Use case 1</w:t>
       </w:r>
       <w:bookmarkEnd w:id="42"/>
       <w:r>
         <w:rPr>
-          <w:rFonts w:ascii="Times New Roman" w:eastAsia="Times New Roman" w:hAnsi="Times New Roman" w:cs="Times New Roman"/>
+          <w:rFonts w:ascii="Times New Roman" w:hAnsi="Times New Roman" w:eastAsia="Times New Roman" w:cs="Times New Roman"/>
         </w:rPr>
         <w:t xml:space="preserve"> &lt;</w:t>
       </w:r>
       <w:r>
         <w:rPr>
-          <w:rFonts w:ascii="Times New Roman" w:eastAsia="Times New Roman" w:hAnsi="Times New Roman" w:cs="Times New Roman"/>
+          <w:rFonts w:ascii="Times New Roman" w:hAnsi="Times New Roman" w:eastAsia="Times New Roman" w:cs="Times New Roman"/>
         </w:rPr>
         <w:t>Báo cáo RLOS APPLICATION</w:t>
       </w:r>
       <w:r>
         <w:rPr>
-          <w:rFonts w:ascii="Times New Roman" w:eastAsia="Times New Roman" w:hAnsi="Times New Roman" w:cs="Times New Roman"/>
+          <w:rFonts w:ascii="Times New Roman" w:hAnsi="Times New Roman" w:eastAsia="Times New Roman" w:cs="Times New Roman"/>
         </w:rPr>
         <w:t>&gt;</w:t>
       </w:r>
@@ -4869,12 +4876,12 @@
         <w:tblW w:w="4743" w:type="pct"/>
         <w:tblInd w:w="475" w:type="dxa"/>
         <w:tblBorders>
-          <w:top w:val="single" w:sz="4" w:space="0" w:color="000000" w:themeColor="text1"/>
-          <w:left w:val="single" w:sz="4" w:space="0" w:color="000000" w:themeColor="text1"/>
-          <w:bottom w:val="single" w:sz="4" w:space="0" w:color="000000" w:themeColor="text1"/>
-          <w:right w:val="single" w:sz="4" w:space="0" w:color="000000" w:themeColor="text1"/>
-          <w:insideH w:val="single" w:sz="4" w:space="0" w:color="000000" w:themeColor="text1"/>
-          <w:insideV w:val="single" w:sz="4" w:space="0" w:color="000000" w:themeColor="text1"/>
+          <w:top w:val="single" w:color="000000" w:themeColor="text1" w:sz="4" w:space="0"/>
+          <w:left w:val="single" w:color="000000" w:themeColor="text1" w:sz="4" w:space="0"/>
+          <w:bottom w:val="single" w:color="000000" w:themeColor="text1" w:sz="4" w:space="0"/>
+          <w:right w:val="single" w:color="000000" w:themeColor="text1" w:sz="4" w:space="0"/>
+          <w:insideH w:val="single" w:color="000000" w:themeColor="text1" w:sz="4" w:space="0"/>
+          <w:insideV w:val="single" w:color="000000" w:themeColor="text1" w:sz="4" w:space="0"/>
         </w:tblBorders>
         <w:tblCellMar>
           <w:top w:w="29" w:type="dxa"/>
@@ -5217,12 +5224,12 @@
         <w:tblW w:w="9180" w:type="dxa"/>
         <w:tblInd w:w="475" w:type="dxa"/>
         <w:tblBorders>
-          <w:top w:val="single" w:sz="8" w:space="0" w:color="000000" w:themeColor="text1"/>
-          <w:left w:val="single" w:sz="8" w:space="0" w:color="000000" w:themeColor="text1"/>
-          <w:bottom w:val="single" w:sz="8" w:space="0" w:color="000000" w:themeColor="text1"/>
-          <w:right w:val="single" w:sz="8" w:space="0" w:color="000000" w:themeColor="text1"/>
-          <w:insideH w:val="single" w:sz="8" w:space="0" w:color="000000" w:themeColor="text1"/>
-          <w:insideV w:val="single" w:sz="8" w:space="0" w:color="000000" w:themeColor="text1"/>
+          <w:top w:val="single" w:color="000000" w:themeColor="text1" w:sz="8" w:space="0"/>
+          <w:left w:val="single" w:color="000000" w:themeColor="text1" w:sz="8" w:space="0"/>
+          <w:bottom w:val="single" w:color="000000" w:themeColor="text1" w:sz="8" w:space="0"/>
+          <w:right w:val="single" w:color="000000" w:themeColor="text1" w:sz="8" w:space="0"/>
+          <w:insideH w:val="single" w:color="000000" w:themeColor="text1" w:sz="8" w:space="0"/>
+          <w:insideV w:val="single" w:color="000000" w:themeColor="text1" w:sz="8" w:space="0"/>
         </w:tblBorders>
         <w:tblLayout w:type="fixed"/>
         <w:tblLook w:val="01E0" w:firstRow="1" w:lastRow="1" w:firstColumn="1" w:lastColumn="1" w:noHBand="0" w:noVBand="0"/>
@@ -5240,13 +5247,14 @@
           <w:tcPr>
             <w:cnfStyle w:val="001000000000" w:firstRow="0" w:lastRow="0" w:firstColumn="1" w:lastColumn="0" w:oddVBand="0" w:evenVBand="0" w:oddHBand="0" w:evenHBand="0" w:firstRowFirstColumn="0" w:firstRowLastColumn="0" w:lastRowFirstColumn="0" w:lastRowLastColumn="0"/>
             <w:tcW w:w="649" w:type="dxa"/>
+            <w:tcMar/>
           </w:tcPr>
           <w:p>
             <w:pPr>
               <w:ind w:left="-144" w:right="-144"/>
               <w:jc w:val="center"/>
               <w:rPr>
-                <w:rFonts w:ascii="Times New Roman" w:eastAsia="Times New Roman" w:hAnsi="Times New Roman" w:cs="Times New Roman"/>
+                <w:rFonts w:ascii="Times New Roman" w:hAnsi="Times New Roman" w:eastAsia="Times New Roman" w:cs="Times New Roman"/>
                 <w:sz w:val="24"/>
                 <w:szCs w:val="24"/>
                 <w:lang w:val="en-GB"/>
@@ -5254,12 +5262,11 @@
             </w:pPr>
             <w:r>
               <w:rPr>
-                <w:rFonts w:ascii="Times New Roman" w:eastAsia="Times New Roman" w:hAnsi="Times New Roman" w:cs="Times New Roman"/>
+                <w:rFonts w:ascii="Times New Roman" w:hAnsi="Times New Roman" w:eastAsia="Times New Roman" w:cs="Times New Roman"/>
                 <w:sz w:val="24"/>
                 <w:szCs w:val="24"/>
                 <w:lang w:val="en-GB"/>
               </w:rPr>
-              <w:lastRenderedPageBreak/>
               <w:t>Hoạt động</w:t>
             </w:r>
           </w:p>
@@ -5269,17 +5276,18 @@
             <w:cnfStyle w:val="000010000000" w:firstRow="0" w:lastRow="0" w:firstColumn="0" w:lastColumn="0" w:oddVBand="1" w:evenVBand="0" w:oddHBand="0" w:evenHBand="0" w:firstRowFirstColumn="0" w:firstRowLastColumn="0" w:lastRowFirstColumn="0" w:lastRowLastColumn="0"/>
             <w:tcW w:w="851" w:type="dxa"/>
             <w:tcBorders>
-              <w:top w:val="none" w:sz="0" w:space="0" w:color="auto"/>
-              <w:left w:val="none" w:sz="0" w:space="0" w:color="auto"/>
-              <w:right w:val="none" w:sz="0" w:space="0" w:color="auto"/>
+              <w:top w:val="none" w:color="auto" w:sz="0" w:space="0"/>
+              <w:left w:val="none" w:color="auto" w:sz="0" w:space="0"/>
+              <w:right w:val="none" w:color="auto" w:sz="0" w:space="0"/>
             </w:tcBorders>
+            <w:tcMar/>
           </w:tcPr>
           <w:p>
             <w:pPr>
               <w:ind w:left="-142" w:right="-320"/>
               <w:jc w:val="both"/>
               <w:rPr>
-                <w:rFonts w:ascii="Times New Roman" w:eastAsia="Times New Roman" w:hAnsi="Times New Roman" w:cs="Times New Roman"/>
+                <w:rFonts w:ascii="Times New Roman" w:hAnsi="Times New Roman" w:eastAsia="Times New Roman" w:cs="Times New Roman"/>
                 <w:sz w:val="24"/>
                 <w:szCs w:val="24"/>
                 <w:lang w:val="en-GB"/>
@@ -5287,7 +5295,7 @@
             </w:pPr>
             <w:r>
               <w:rPr>
-                <w:rFonts w:ascii="Times New Roman" w:eastAsia="Times New Roman" w:hAnsi="Times New Roman" w:cs="Times New Roman"/>
+                <w:rFonts w:ascii="Times New Roman" w:hAnsi="Times New Roman" w:eastAsia="Times New Roman" w:cs="Times New Roman"/>
                 <w:sz w:val="24"/>
                 <w:szCs w:val="24"/>
                 <w:lang w:val="en-GB"/>
@@ -5296,7 +5304,7 @@
             </w:r>
             <w:r>
               <w:rPr>
-                <w:rFonts w:ascii="Times New Roman" w:eastAsia="Times New Roman" w:hAnsi="Times New Roman" w:cs="Times New Roman"/>
+                <w:rFonts w:ascii="Times New Roman" w:hAnsi="Times New Roman" w:eastAsia="Times New Roman" w:cs="Times New Roman"/>
                 <w:sz w:val="24"/>
                 <w:szCs w:val="24"/>
                 <w:lang w:val="en-GB"/>
@@ -5309,13 +5317,14 @@
           <w:tcPr>
             <w:cnfStyle w:val="000100000000" w:firstRow="0" w:lastRow="0" w:firstColumn="0" w:lastColumn="1" w:oddVBand="0" w:evenVBand="0" w:oddHBand="0" w:evenHBand="0" w:firstRowFirstColumn="0" w:firstRowLastColumn="0" w:lastRowFirstColumn="0" w:lastRowLastColumn="0"/>
             <w:tcW w:w="7680" w:type="dxa"/>
+            <w:tcMar/>
           </w:tcPr>
           <w:p>
             <w:pPr>
               <w:ind w:left="-142" w:right="-320"/>
               <w:jc w:val="center"/>
               <w:rPr>
-                <w:rFonts w:ascii="Times New Roman" w:eastAsia="Times New Roman" w:hAnsi="Times New Roman" w:cs="Times New Roman"/>
+                <w:rFonts w:ascii="Times New Roman" w:hAnsi="Times New Roman" w:eastAsia="Times New Roman" w:cs="Times New Roman"/>
                 <w:sz w:val="24"/>
                 <w:szCs w:val="24"/>
                 <w:lang w:val="en-GB"/>
@@ -5323,7 +5332,7 @@
             </w:pPr>
             <w:r>
               <w:rPr>
-                <w:rFonts w:ascii="Times New Roman" w:eastAsia="Times New Roman" w:hAnsi="Times New Roman" w:cs="Times New Roman"/>
+                <w:rFonts w:ascii="Times New Roman" w:hAnsi="Times New Roman" w:eastAsia="Times New Roman" w:cs="Times New Roman"/>
                 <w:sz w:val="24"/>
                 <w:szCs w:val="24"/>
                 <w:lang w:val="en-GB"/>
@@ -5342,17 +5351,18 @@
             <w:cnfStyle w:val="001000000000" w:firstRow="0" w:lastRow="0" w:firstColumn="1" w:lastColumn="0" w:oddVBand="0" w:evenVBand="0" w:oddHBand="0" w:evenHBand="0" w:firstRowFirstColumn="0" w:firstRowLastColumn="0" w:lastRowFirstColumn="0" w:lastRowLastColumn="0"/>
             <w:tcW w:w="649" w:type="dxa"/>
             <w:tcBorders>
-              <w:top w:val="none" w:sz="0" w:space="0" w:color="auto"/>
-              <w:left w:val="none" w:sz="0" w:space="0" w:color="auto"/>
-              <w:bottom w:val="none" w:sz="0" w:space="0" w:color="auto"/>
+              <w:top w:val="none" w:color="auto" w:sz="0" w:space="0"/>
+              <w:left w:val="none" w:color="auto" w:sz="0" w:space="0"/>
+              <w:bottom w:val="none" w:color="auto" w:sz="0" w:space="0"/>
             </w:tcBorders>
+            <w:tcMar/>
           </w:tcPr>
           <w:p>
             <w:pPr>
               <w:ind w:left="-144" w:right="-144"/>
               <w:jc w:val="center"/>
               <w:rPr>
-                <w:rFonts w:ascii="Times New Roman" w:eastAsia="Times New Roman" w:hAnsi="Times New Roman" w:cs="Times New Roman"/>
+                <w:rFonts w:ascii="Times New Roman" w:hAnsi="Times New Roman" w:eastAsia="Times New Roman" w:cs="Times New Roman"/>
                 <w:sz w:val="24"/>
                 <w:szCs w:val="24"/>
                 <w:lang w:val="en-GB"/>
@@ -5365,18 +5375,19 @@
             <w:cnfStyle w:val="000010000000" w:firstRow="0" w:lastRow="0" w:firstColumn="0" w:lastColumn="0" w:oddVBand="1" w:evenVBand="0" w:oddHBand="0" w:evenHBand="0" w:firstRowFirstColumn="0" w:firstRowLastColumn="0" w:lastRowFirstColumn="0" w:lastRowLastColumn="0"/>
             <w:tcW w:w="851" w:type="dxa"/>
             <w:tcBorders>
-              <w:top w:val="none" w:sz="0" w:space="0" w:color="auto"/>
-              <w:left w:val="none" w:sz="0" w:space="0" w:color="auto"/>
-              <w:bottom w:val="none" w:sz="0" w:space="0" w:color="auto"/>
-              <w:right w:val="none" w:sz="0" w:space="0" w:color="auto"/>
+              <w:top w:val="none" w:color="auto" w:sz="0" w:space="0"/>
+              <w:left w:val="none" w:color="auto" w:sz="0" w:space="0"/>
+              <w:bottom w:val="none" w:color="auto" w:sz="0" w:space="0"/>
+              <w:right w:val="none" w:color="auto" w:sz="0" w:space="0"/>
             </w:tcBorders>
+            <w:tcMar/>
           </w:tcPr>
           <w:p>
             <w:pPr>
               <w:ind w:left="-144" w:right="-144"/>
               <w:jc w:val="center"/>
               <w:rPr>
-                <w:rFonts w:ascii="Times New Roman" w:eastAsia="Times New Roman" w:hAnsi="Times New Roman" w:cs="Times New Roman"/>
+                <w:rFonts w:ascii="Times New Roman" w:hAnsi="Times New Roman" w:eastAsia="Times New Roman" w:cs="Times New Roman"/>
                 <w:sz w:val="24"/>
                 <w:szCs w:val="24"/>
                 <w:lang w:val="en-GB"/>
@@ -5384,7 +5395,7 @@
             </w:pPr>
             <w:r>
               <w:rPr>
-                <w:rFonts w:ascii="Times New Roman" w:eastAsia="Times New Roman" w:hAnsi="Times New Roman" w:cs="Times New Roman"/>
+                <w:rFonts w:ascii="Times New Roman" w:hAnsi="Times New Roman" w:eastAsia="Times New Roman" w:cs="Times New Roman"/>
                 <w:sz w:val="24"/>
                 <w:szCs w:val="24"/>
                 <w:lang w:val="en-GB"/>
@@ -5398,16 +5409,17 @@
             <w:cnfStyle w:val="000100000000" w:firstRow="0" w:lastRow="0" w:firstColumn="0" w:lastColumn="1" w:oddVBand="0" w:evenVBand="0" w:oddHBand="0" w:evenHBand="0" w:firstRowFirstColumn="0" w:firstRowLastColumn="0" w:lastRowFirstColumn="0" w:lastRowLastColumn="0"/>
             <w:tcW w:w="7680" w:type="dxa"/>
             <w:tcBorders>
-              <w:top w:val="none" w:sz="0" w:space="0" w:color="auto"/>
-              <w:bottom w:val="none" w:sz="0" w:space="0" w:color="auto"/>
-              <w:right w:val="none" w:sz="0" w:space="0" w:color="auto"/>
+              <w:top w:val="none" w:color="auto" w:sz="0" w:space="0"/>
+              <w:bottom w:val="none" w:color="auto" w:sz="0" w:space="0"/>
+              <w:right w:val="none" w:color="auto" w:sz="0" w:space="0"/>
             </w:tcBorders>
+            <w:tcMar/>
           </w:tcPr>
           <w:p>
             <w:pPr>
               <w:ind w:right="-320"/>
               <w:rPr>
-                <w:rFonts w:ascii="Times New Roman" w:eastAsia="Times New Roman" w:hAnsi="Times New Roman" w:cs="Times New Roman"/>
+                <w:rFonts w:ascii="Times New Roman" w:hAnsi="Times New Roman" w:eastAsia="Times New Roman" w:cs="Times New Roman"/>
                 <w:sz w:val="24"/>
                 <w:szCs w:val="24"/>
                 <w:lang w:val="en-GB"/>
@@ -5415,7 +5427,7 @@
             </w:pPr>
             <w:r>
               <w:rPr>
-                <w:rFonts w:ascii="Times New Roman" w:eastAsia="Times New Roman" w:hAnsi="Times New Roman" w:cs="Times New Roman"/>
+                <w:rFonts w:ascii="Times New Roman" w:hAnsi="Times New Roman" w:eastAsia="Times New Roman" w:cs="Times New Roman"/>
                 <w:b/>
                 <w:sz w:val="24"/>
                 <w:szCs w:val="24"/>
@@ -5426,7 +5438,7 @@
             </w:r>
             <w:r>
               <w:rPr>
-                <w:rFonts w:ascii="Times New Roman" w:eastAsia="Times New Roman" w:hAnsi="Times New Roman" w:cs="Times New Roman"/>
+                <w:rFonts w:ascii="Times New Roman" w:hAnsi="Times New Roman" w:eastAsia="Times New Roman" w:cs="Times New Roman"/>
                 <w:sz w:val="24"/>
                 <w:szCs w:val="24"/>
                 <w:lang w:val="en-GB"/>
@@ -5567,13 +5579,14 @@
           <w:tcPr>
             <w:cnfStyle w:val="001000000000" w:firstRow="0" w:lastRow="0" w:firstColumn="1" w:lastColumn="0" w:oddVBand="0" w:evenVBand="0" w:oddHBand="0" w:evenHBand="0" w:firstRowFirstColumn="0" w:firstRowLastColumn="0" w:lastRowFirstColumn="0" w:lastRowLastColumn="0"/>
             <w:tcW w:w="649" w:type="dxa"/>
+            <w:tcMar/>
           </w:tcPr>
           <w:p>
             <w:pPr>
               <w:ind w:left="-144" w:right="-144"/>
               <w:jc w:val="center"/>
               <w:rPr>
-                <w:rFonts w:ascii="Times New Roman" w:eastAsia="Times New Roman" w:hAnsi="Times New Roman" w:cs="Times New Roman"/>
+                <w:rFonts w:ascii="Times New Roman" w:hAnsi="Times New Roman" w:eastAsia="Times New Roman" w:cs="Times New Roman"/>
                 <w:sz w:val="24"/>
                 <w:szCs w:val="24"/>
                 <w:lang w:val="en-GB"/>
@@ -5586,16 +5599,17 @@
             <w:cnfStyle w:val="000010000000" w:firstRow="0" w:lastRow="0" w:firstColumn="0" w:lastColumn="0" w:oddVBand="1" w:evenVBand="0" w:oddHBand="0" w:evenHBand="0" w:firstRowFirstColumn="0" w:firstRowLastColumn="0" w:lastRowFirstColumn="0" w:lastRowLastColumn="0"/>
             <w:tcW w:w="851" w:type="dxa"/>
             <w:tcBorders>
-              <w:left w:val="none" w:sz="0" w:space="0" w:color="auto"/>
-              <w:right w:val="none" w:sz="0" w:space="0" w:color="auto"/>
+              <w:left w:val="none" w:color="auto" w:sz="0" w:space="0"/>
+              <w:right w:val="none" w:color="auto" w:sz="0" w:space="0"/>
             </w:tcBorders>
+            <w:tcMar/>
           </w:tcPr>
           <w:p>
             <w:pPr>
               <w:ind w:left="-144" w:right="-144"/>
               <w:jc w:val="center"/>
               <w:rPr>
-                <w:rFonts w:ascii="Times New Roman" w:eastAsia="Times New Roman" w:hAnsi="Times New Roman" w:cs="Times New Roman"/>
+                <w:rFonts w:ascii="Times New Roman" w:hAnsi="Times New Roman" w:eastAsia="Times New Roman" w:cs="Times New Roman"/>
                 <w:sz w:val="24"/>
                 <w:szCs w:val="24"/>
                 <w:lang w:val="en-GB"/>
@@ -5603,7 +5617,7 @@
             </w:pPr>
             <w:r>
               <w:rPr>
-                <w:rFonts w:ascii="Times New Roman" w:eastAsia="Times New Roman" w:hAnsi="Times New Roman" w:cs="Times New Roman"/>
+                <w:rFonts w:ascii="Times New Roman" w:hAnsi="Times New Roman" w:eastAsia="Times New Roman" w:cs="Times New Roman"/>
                 <w:sz w:val="24"/>
                 <w:szCs w:val="24"/>
                 <w:lang w:val="en-GB"/>
@@ -5616,6 +5630,7 @@
           <w:tcPr>
             <w:cnfStyle w:val="000100000000" w:firstRow="0" w:lastRow="0" w:firstColumn="0" w:lastColumn="1" w:oddVBand="0" w:evenVBand="0" w:oddHBand="0" w:evenHBand="0" w:firstRowFirstColumn="0" w:firstRowLastColumn="0" w:lastRowFirstColumn="0" w:lastRowLastColumn="0"/>
             <w:tcW w:w="7680" w:type="dxa"/>
+            <w:tcMar/>
           </w:tcPr>
           <w:p>
             <w:pPr>
@@ -5667,6 +5682,7 @@
               <w:tc>
                 <w:tcPr>
                   <w:tcW w:w="3565" w:type="dxa"/>
+                  <w:tcMar/>
                 </w:tcPr>
                 <w:p>
                   <w:pPr>
@@ -5692,6 +5708,7 @@
               <w:tc>
                 <w:tcPr>
                   <w:tcW w:w="3872" w:type="dxa"/>
+                  <w:tcMar/>
                 </w:tcPr>
                 <w:p>
                   <w:pPr>
@@ -5730,6 +5747,7 @@
               <w:tc>
                 <w:tcPr>
                   <w:tcW w:w="3565" w:type="dxa"/>
+                  <w:tcMar/>
                 </w:tcPr>
                 <w:p>
                   <w:pPr>
@@ -5765,6 +5783,7 @@
               <w:tc>
                 <w:tcPr>
                   <w:tcW w:w="3872" w:type="dxa"/>
+                  <w:tcMar/>
                 </w:tcPr>
                 <w:p>
                   <w:pPr>
@@ -5786,6 +5805,7 @@
               <w:tc>
                 <w:tcPr>
                   <w:tcW w:w="3565" w:type="dxa"/>
+                  <w:tcMar/>
                 </w:tcPr>
                 <w:p>
                   <w:pPr>
@@ -5820,6 +5840,7 @@
               <w:tc>
                 <w:tcPr>
                   <w:tcW w:w="3872" w:type="dxa"/>
+                  <w:tcMar/>
                 </w:tcPr>
                 <w:p>
                   <w:pPr>
@@ -5862,6 +5883,7 @@
               <w:tc>
                 <w:tcPr>
                   <w:tcW w:w="3565" w:type="dxa"/>
+                  <w:tcMar/>
                 </w:tcPr>
                 <w:p>
                   <w:pPr>
@@ -5895,6 +5917,7 @@
               <w:tc>
                 <w:tcPr>
                   <w:tcW w:w="3872" w:type="dxa"/>
+                  <w:tcMar/>
                 </w:tcPr>
                 <w:p>
                   <w:pPr>
@@ -5924,6 +5947,7 @@
               <w:tc>
                 <w:tcPr>
                   <w:tcW w:w="3565" w:type="dxa"/>
+                  <w:tcMar/>
                 </w:tcPr>
                 <w:p>
                   <w:pPr>
@@ -5957,6 +5981,7 @@
               <w:tc>
                 <w:tcPr>
                   <w:tcW w:w="3872" w:type="dxa"/>
+                  <w:tcMar/>
                 </w:tcPr>
                 <w:p>
                   <w:pPr>
@@ -5985,6 +6010,7 @@
               <w:tc>
                 <w:tcPr>
                   <w:tcW w:w="3565" w:type="dxa"/>
+                  <w:tcMar/>
                 </w:tcPr>
                 <w:p>
                   <w:pPr>
@@ -6018,23 +6044,90 @@
               <w:tc>
                 <w:tcPr>
                   <w:tcW w:w="3872" w:type="dxa"/>
+                  <w:tcMar/>
                 </w:tcPr>
                 <w:p>
                   <w:pPr>
+                    <w:spacing w:before="0" w:beforeAutospacing="off" w:after="0" w:afterAutospacing="off" w:line="360" w:lineRule="auto"/>
+                    <w:ind w:left="0" w:right="175"/>
+                    <w:jc w:val="left"/>
+                  </w:pPr>
+                  <w:r>
+                    <w:rPr>
+                      <w:rFonts w:eastAsia="Times New Roman"/>
+                      <w:lang w:val="en-GB"/>
+                    </w:rPr>
+                    <w:t xml:space="preserve">LEFT JOIN </w:t>
+                  </w:r>
+                  <w:r>
+                    <w:rPr>
+                      <w:rFonts w:eastAsia="Times New Roman"/>
+                      <w:lang w:val="en-GB"/>
+                    </w:rPr>
+                    <w:t>với</w:t>
+                  </w:r>
+                  <w:r>
+                    <w:rPr>
+                      <w:rFonts w:eastAsia="Times New Roman"/>
+                      <w:lang w:val="en-GB"/>
+                    </w:rPr>
+                    <w:t xml:space="preserve"> </w:t>
+                  </w:r>
+                  <w:r>
+                    <w:rPr>
+                      <w:rFonts w:eastAsia="Times New Roman"/>
+                      <w:lang w:val="en-GB"/>
+                    </w:rPr>
+                    <w:t>điều</w:t>
+                  </w:r>
+                  <w:r>
+                    <w:rPr>
+                      <w:rFonts w:eastAsia="Times New Roman"/>
+                      <w:lang w:val="en-GB"/>
+                    </w:rPr>
+                    <w:t xml:space="preserve"> </w:t>
+                  </w:r>
+                  <w:r>
+                    <w:rPr>
+                      <w:rFonts w:eastAsia="Times New Roman"/>
+                      <w:lang w:val="en-GB"/>
+                    </w:rPr>
+                    <w:t>kiện</w:t>
+                  </w:r>
+                  <w:r>
+                    <w:rPr>
+                      <w:rFonts w:eastAsia="Times New Roman"/>
+                      <w:lang w:val="en-GB"/>
+                    </w:rPr>
+                    <w:t xml:space="preserve">: </w:t>
+                  </w:r>
+                  <w:r>
+                    <w:rPr>
+                      <w:rFonts w:ascii="Times New Roman" w:hAnsi="Times New Roman" w:eastAsia="Times New Roman" w:cs="Times New Roman"/>
+                      <w:noProof w:val="0"/>
+                      <w:sz w:val="24"/>
+                      <w:szCs w:val="24"/>
+                      <w:lang w:val="en-GB"/>
+                    </w:rPr>
+                    <w:t>d.WI_NAME = e.WI_NAME</w:t>
+                  </w:r>
+                </w:p>
+                <w:p>
+                  <w:pPr>
+                    <w:pStyle w:val="Normal"/>
                     <w:spacing w:line="360" w:lineRule="auto"/>
                     <w:ind w:right="175"/>
                     <w:jc w:val="left"/>
-                    <w:rPr>
-                      <w:rFonts w:eastAsia="Times New Roman"/>
+                  </w:pPr>
+                  <w:r>
+                    <w:rPr>
+                      <w:rFonts w:ascii="Times New Roman" w:hAnsi="Times New Roman" w:eastAsia="Times New Roman" w:cs="Times New Roman"/>
+                      <w:noProof w:val="0"/>
+                      <w:sz w:val="24"/>
+                      <w:szCs w:val="24"/>
                       <w:lang w:val="en-GB"/>
                     </w:rPr>
-                  </w:pPr>
-                  <w:r>
-                    <w:rPr>
-                      <w:rFonts w:eastAsia="Times New Roman"/>
-                      <w:lang w:val="en-GB"/>
-                    </w:rPr>
-                    <w:t>LEFT JOIN với điều kiện: a.WINAME = e.WI_NAME</w:t>
+                    <w:t>and d.ID_NO_CO = e.PIN</w:t>
                   </w:r>
                 </w:p>
               </w:tc>
@@ -6046,6 +6139,7 @@
               <w:tc>
                 <w:tcPr>
                   <w:tcW w:w="3565" w:type="dxa"/>
+                  <w:tcMar/>
                 </w:tcPr>
                 <w:p>
                   <w:pPr>
@@ -6079,6 +6173,7 @@
               <w:tc>
                 <w:tcPr>
                   <w:tcW w:w="3872" w:type="dxa"/>
+                  <w:tcMar/>
                 </w:tcPr>
                 <w:p>
                   <w:pPr>
@@ -6107,6 +6202,7 @@
               <w:tc>
                 <w:tcPr>
                   <w:tcW w:w="3565" w:type="dxa"/>
+                  <w:tcMar/>
                 </w:tcPr>
                 <w:p>
                   <w:pPr>
@@ -6140,6 +6236,7 @@
               <w:tc>
                 <w:tcPr>
                   <w:tcW w:w="3872" w:type="dxa"/>
+                  <w:tcMar/>
                 </w:tcPr>
                 <w:p>
                   <w:pPr>
@@ -6175,6 +6272,7 @@
               <w:tc>
                 <w:tcPr>
                   <w:tcW w:w="3565" w:type="dxa"/>
+                  <w:tcMar/>
                 </w:tcPr>
                 <w:p>
                   <w:pPr>
@@ -6208,6 +6306,7 @@
               <w:tc>
                 <w:tcPr>
                   <w:tcW w:w="3872" w:type="dxa"/>
+                  <w:tcMar/>
                 </w:tcPr>
                 <w:p>
                   <w:pPr>
@@ -6237,6 +6336,7 @@
               <w:tc>
                 <w:tcPr>
                   <w:tcW w:w="3565" w:type="dxa"/>
+                  <w:tcMar/>
                 </w:tcPr>
                 <w:p>
                   <w:pPr>
@@ -6270,6 +6370,7 @@
               <w:tc>
                 <w:tcPr>
                   <w:tcW w:w="3872" w:type="dxa"/>
+                  <w:tcMar/>
                 </w:tcPr>
                 <w:p>
                   <w:pPr>
@@ -6298,6 +6399,7 @@
               <w:tc>
                 <w:tcPr>
                   <w:tcW w:w="3565" w:type="dxa"/>
+                  <w:tcMar/>
                 </w:tcPr>
                 <w:p>
                   <w:pPr>
@@ -6331,6 +6433,7 @@
               <w:tc>
                 <w:tcPr>
                   <w:tcW w:w="3872" w:type="dxa"/>
+                  <w:tcMar/>
                 </w:tcPr>
                 <w:p>
                   <w:pPr>
@@ -6359,6 +6462,7 @@
               <w:tc>
                 <w:tcPr>
                   <w:tcW w:w="3565" w:type="dxa"/>
+                  <w:tcMar/>
                 </w:tcPr>
                 <w:p>
                   <w:pPr>
@@ -6392,6 +6496,7 @@
               <w:tc>
                 <w:tcPr>
                   <w:tcW w:w="3872" w:type="dxa"/>
+                  <w:tcMar/>
                 </w:tcPr>
                 <w:p>
                   <w:pPr>
@@ -6420,6 +6525,7 @@
               <w:tc>
                 <w:tcPr>
                   <w:tcW w:w="3565" w:type="dxa"/>
+                  <w:tcMar/>
                 </w:tcPr>
                 <w:p>
                   <w:pPr>
@@ -6434,7 +6540,6 @@
                     <w:rPr>
                       <w:color w:val="000000"/>
                     </w:rPr>
-                    <w:lastRenderedPageBreak/>
                     <w:t>SBLOS2.</w:t>
                   </w:r>
                   <w:r>
@@ -6448,6 +6553,7 @@
               <w:tc>
                 <w:tcPr>
                   <w:tcW w:w="3872" w:type="dxa"/>
+                  <w:tcMar/>
                 </w:tcPr>
                 <w:p>
                   <w:pPr>
@@ -6464,13 +6570,79 @@
                       <w:rFonts w:eastAsia="Times New Roman"/>
                       <w:lang w:val="en-GB"/>
                     </w:rPr>
-                    <w:t xml:space="preserve">LEFT JOIN với điều kiện: </w:t>
+                    <w:t xml:space="preserve">LEFT JOIN </w:t>
                   </w:r>
                   <w:r>
                     <w:rPr>
                       <w:rFonts w:eastAsia="Times New Roman"/>
-                    </w:rPr>
-                    <w:t>l.STEAM = o.STEAM</w:t>
+                      <w:lang w:val="en-GB"/>
+                    </w:rPr>
+                    <w:t>với</w:t>
+                  </w:r>
+                  <w:r>
+                    <w:rPr>
+                      <w:rFonts w:eastAsia="Times New Roman"/>
+                      <w:lang w:val="en-GB"/>
+                    </w:rPr>
+                    <w:t xml:space="preserve"> </w:t>
+                  </w:r>
+                  <w:r>
+                    <w:rPr>
+                      <w:rFonts w:eastAsia="Times New Roman"/>
+                      <w:lang w:val="en-GB"/>
+                    </w:rPr>
+                    <w:t>điều</w:t>
+                  </w:r>
+                  <w:r>
+                    <w:rPr>
+                      <w:rFonts w:eastAsia="Times New Roman"/>
+                      <w:lang w:val="en-GB"/>
+                    </w:rPr>
+                    <w:t xml:space="preserve"> </w:t>
+                  </w:r>
+                  <w:r>
+                    <w:rPr>
+                      <w:rFonts w:eastAsia="Times New Roman"/>
+                      <w:lang w:val="en-GB"/>
+                    </w:rPr>
+                    <w:t>kiện</w:t>
+                  </w:r>
+                  <w:r>
+                    <w:rPr>
+                      <w:rFonts w:eastAsia="Times New Roman"/>
+                      <w:lang w:val="en-GB"/>
+                    </w:rPr>
+                    <w:t xml:space="preserve">: </w:t>
+                  </w:r>
+                  <w:r>
+                    <w:rPr>
+                      <w:rFonts w:eastAsia="Times New Roman"/>
+                    </w:rPr>
+                    <w:t>l.ST</w:t>
+                  </w:r>
+                  <w:r>
+                    <w:rPr>
+                      <w:rFonts w:eastAsia="Times New Roman"/>
+                    </w:rPr>
+                    <w:t>R</w:t>
+                  </w:r>
+                  <w:r>
+                    <w:rPr>
+                      <w:rFonts w:eastAsia="Times New Roman"/>
+                    </w:rPr>
+                    <w:t>EAM = o.ST</w:t>
+                  </w:r>
+                  <w:r>
+                    <w:rPr>
+                      <w:rFonts w:eastAsia="Times New Roman"/>
+                    </w:rPr>
+                    <w:t>R</w:t>
+                  </w:r>
+                  <w:r>
+                    <w:rPr>
+                      <w:rFonts w:eastAsia="Times New Roman"/>
+                    </w:rPr>
+                    <w:t>EAM</w:t>
                   </w:r>
                 </w:p>
               </w:tc>
@@ -6482,6 +6654,7 @@
               <w:tc>
                 <w:tcPr>
                   <w:tcW w:w="3565" w:type="dxa"/>
+                  <w:tcMar/>
                 </w:tcPr>
                 <w:p>
                   <w:pPr>
@@ -6509,6 +6682,7 @@
               <w:tc>
                 <w:tcPr>
                   <w:tcW w:w="3872" w:type="dxa"/>
+                  <w:tcMar/>
                 </w:tcPr>
                 <w:p>
                   <w:pPr>
@@ -6555,6 +6729,7 @@
               <w:tc>
                 <w:tcPr>
                   <w:tcW w:w="3565" w:type="dxa"/>
+                  <w:tcMar/>
                   <w:vAlign w:val="center"/>
                 </w:tcPr>
                 <w:p>
@@ -6577,6 +6752,7 @@
               <w:tc>
                 <w:tcPr>
                   <w:tcW w:w="3872" w:type="dxa"/>
+                  <w:tcMar/>
                   <w:vAlign w:val="center"/>
                 </w:tcPr>
                 <w:p>
@@ -6606,6 +6782,7 @@
               <w:tc>
                 <w:tcPr>
                   <w:tcW w:w="3565" w:type="dxa"/>
+                  <w:tcMar/>
                 </w:tcPr>
                 <w:p>
                   <w:pPr>
@@ -6627,6 +6804,7 @@
               <w:tc>
                 <w:tcPr>
                   <w:tcW w:w="3872" w:type="dxa"/>
+                  <w:tcMar/>
                 </w:tcPr>
                 <w:p>
                   <w:pPr>
@@ -6643,42 +6821,194 @@
                       <w:rFonts w:eastAsia="Times New Roman"/>
                       <w:lang w:val="en-GB"/>
                     </w:rPr>
-                    <w:t xml:space="preserve">LEFT JOIN với điều kiện: </w:t>
-                  </w:r>
-                  <w:r>
-                    <w:rPr>
-                      <w:color w:val="000000"/>
+                    <w:t xml:space="preserve">LEFT JOIN </w:t>
+                  </w:r>
+                  <w:r>
+                    <w:rPr>
+                      <w:rFonts w:eastAsia="Times New Roman"/>
+                      <w:lang w:val="en-GB"/>
+                    </w:rPr>
+                    <w:t>với</w:t>
+                  </w:r>
+                  <w:r>
+                    <w:rPr>
+                      <w:rFonts w:eastAsia="Times New Roman"/>
+                      <w:lang w:val="en-GB"/>
+                    </w:rPr>
+                    <w:t xml:space="preserve"> </w:t>
+                  </w:r>
+                  <w:r>
+                    <w:rPr>
+                      <w:rFonts w:eastAsia="Times New Roman"/>
+                      <w:lang w:val="en-GB"/>
+                    </w:rPr>
+                    <w:t>điều</w:t>
+                  </w:r>
+                  <w:r>
+                    <w:rPr>
+                      <w:rFonts w:eastAsia="Times New Roman"/>
+                      <w:lang w:val="en-GB"/>
+                    </w:rPr>
+                    <w:t xml:space="preserve"> </w:t>
+                  </w:r>
+                  <w:r>
+                    <w:rPr>
+                      <w:rFonts w:eastAsia="Times New Roman"/>
+                      <w:lang w:val="en-GB"/>
+                    </w:rPr>
+                    <w:t>kiện</w:t>
+                  </w:r>
+                  <w:r>
+                    <w:rPr>
+                      <w:rFonts w:eastAsia="Times New Roman"/>
+                      <w:lang w:val="en-GB"/>
+                    </w:rPr>
+                    <w:t xml:space="preserve">: </w:t>
+                  </w:r>
+                  <w:r>
+                    <w:rPr>
+                      <w:color w:val="000000" w:themeColor="text1" w:themeTint="FF" w:themeShade="FF"/>
                       <w:sz w:val="22"/>
                       <w:szCs w:val="22"/>
                     </w:rPr>
-                    <w:t>z.WI_NAME = h.WI_NAME</w:t>
-                  </w:r>
-                  <w:r>
-                    <w:rPr>
-                      <w:color w:val="000000"/>
+                    <w:t>z.WI_NAME</w:t>
+                  </w:r>
+                  <w:r>
+                    <w:rPr>
+                      <w:color w:val="000000" w:themeColor="text1" w:themeTint="FF" w:themeShade="FF"/>
                       <w:sz w:val="22"/>
                       <w:szCs w:val="22"/>
                     </w:rPr>
+                    <w:t xml:space="preserve"> = h.WI_NAME</w:t>
+                  </w:r>
+                  <w:r>
                     <w:br/>
-                    <w:t xml:space="preserve"> AND UPPER(z.COL_TYPE) = 'REALESTATE'</w:t>
-                  </w:r>
-                  <w:r>
-                    <w:rPr>
-                      <w:color w:val="000000"/>
+                  </w:r>
+                  <w:r>
+                    <w:rPr>
+                      <w:color w:val="000000" w:themeColor="text1" w:themeTint="FF" w:themeShade="FF"/>
                       <w:sz w:val="22"/>
                       <w:szCs w:val="22"/>
                     </w:rPr>
-                    <w:br/>
-                    <w:t xml:space="preserve"> AND UPPER(z.OWNER) = UPPER(h.OWNER)</w:t>
-                  </w:r>
-                  <w:r>
-                    <w:rPr>
-                      <w:color w:val="000000"/>
+                    <w:t xml:space="preserve"> AND </w:t>
+                  </w:r>
+                  <w:r>
+                    <w:rPr>
+                      <w:color w:val="000000" w:themeColor="text1" w:themeTint="FF" w:themeShade="FF"/>
                       <w:sz w:val="22"/>
                       <w:szCs w:val="22"/>
                     </w:rPr>
+                    <w:t>UPPER(</w:t>
+                  </w:r>
+                  <w:r>
+                    <w:rPr>
+                      <w:color w:val="000000" w:themeColor="text1" w:themeTint="FF" w:themeShade="FF"/>
+                      <w:sz w:val="22"/>
+                      <w:szCs w:val="22"/>
+                    </w:rPr>
+                    <w:t>z.COL_TYPE</w:t>
+                  </w:r>
+                  <w:r>
+                    <w:rPr>
+                      <w:color w:val="000000" w:themeColor="text1" w:themeTint="FF" w:themeShade="FF"/>
+                      <w:sz w:val="22"/>
+                      <w:szCs w:val="22"/>
+                    </w:rPr>
+                    <w:t>) = 'REALSTATE'</w:t>
+                  </w:r>
+                  <w:r>
                     <w:br/>
-                    <w:t xml:space="preserve"> AND UPPER(z.RELATION) = UPPER(h.REL_CUSTOMER)</w:t>
+                  </w:r>
+                  <w:r>
+                    <w:rPr>
+                      <w:color w:val="000000" w:themeColor="text1" w:themeTint="FF" w:themeShade="FF"/>
+                      <w:sz w:val="22"/>
+                      <w:szCs w:val="22"/>
+                    </w:rPr>
+                    <w:t xml:space="preserve"> AND UPPER(</w:t>
+                  </w:r>
+                  <w:r>
+                    <w:rPr>
+                      <w:color w:val="000000" w:themeColor="text1" w:themeTint="FF" w:themeShade="FF"/>
+                      <w:sz w:val="22"/>
+                      <w:szCs w:val="22"/>
+                    </w:rPr>
+                    <w:t>z.OWNER</w:t>
+                  </w:r>
+                  <w:r>
+                    <w:rPr>
+                      <w:color w:val="000000" w:themeColor="text1" w:themeTint="FF" w:themeShade="FF"/>
+                      <w:sz w:val="22"/>
+                      <w:szCs w:val="22"/>
+                    </w:rPr>
+                    <w:t>) = UPPER(</w:t>
+                  </w:r>
+                  <w:r>
+                    <w:rPr>
+                      <w:color w:val="000000" w:themeColor="text1" w:themeTint="FF" w:themeShade="FF"/>
+                      <w:sz w:val="22"/>
+                      <w:szCs w:val="22"/>
+                    </w:rPr>
+                    <w:t>h.OWNER</w:t>
+                  </w:r>
+                  <w:r>
+                    <w:rPr>
+                      <w:color w:val="000000" w:themeColor="text1" w:themeTint="FF" w:themeShade="FF"/>
+                      <w:sz w:val="22"/>
+                      <w:szCs w:val="22"/>
+                    </w:rPr>
+                    <w:t>)</w:t>
+                  </w:r>
+                  <w:r>
+                    <w:br/>
+                  </w:r>
+                  <w:r>
+                    <w:rPr>
+                      <w:color w:val="000000" w:themeColor="text1" w:themeTint="FF" w:themeShade="FF"/>
+                      <w:sz w:val="22"/>
+                      <w:szCs w:val="22"/>
+                    </w:rPr>
+                    <w:t xml:space="preserve"> AND UPPER(</w:t>
+                  </w:r>
+                  <w:r>
+                    <w:rPr>
+                      <w:color w:val="000000" w:themeColor="text1" w:themeTint="FF" w:themeShade="FF"/>
+                      <w:sz w:val="22"/>
+                      <w:szCs w:val="22"/>
+                    </w:rPr>
+                    <w:t>z.RELATION</w:t>
+                  </w:r>
+                  <w:r>
+                    <w:rPr>
+                      <w:color w:val="000000" w:themeColor="text1" w:themeTint="FF" w:themeShade="FF"/>
+                      <w:sz w:val="22"/>
+                      <w:szCs w:val="22"/>
+                    </w:rPr>
+                    <w:t xml:space="preserve">) = </w:t>
+                  </w:r>
+                  <w:r>
+                    <w:rPr>
+                      <w:color w:val="000000" w:themeColor="text1" w:themeTint="FF" w:themeShade="FF"/>
+                      <w:sz w:val="22"/>
+                      <w:szCs w:val="22"/>
+                    </w:rPr>
+                    <w:t>UPPER(</w:t>
+                  </w:r>
+                  <w:r>
+                    <w:rPr>
+                      <w:color w:val="000000" w:themeColor="text1" w:themeTint="FF" w:themeShade="FF"/>
+                      <w:sz w:val="22"/>
+                      <w:szCs w:val="22"/>
+                    </w:rPr>
+                    <w:t>h.REL_CUSTOMER</w:t>
+                  </w:r>
+                  <w:r>
+                    <w:rPr>
+                      <w:color w:val="000000" w:themeColor="text1" w:themeTint="FF" w:themeShade="FF"/>
+                      <w:sz w:val="22"/>
+                      <w:szCs w:val="22"/>
+                    </w:rPr>
+                    <w:t>)</w:t>
                   </w:r>
                 </w:p>
               </w:tc>
@@ -6690,6 +7020,7 @@
               <w:tc>
                 <w:tcPr>
                   <w:tcW w:w="3565" w:type="dxa"/>
+                  <w:tcMar/>
                 </w:tcPr>
                 <w:p>
                   <w:pPr>
@@ -6711,6 +7042,7 @@
               <w:tc>
                 <w:tcPr>
                   <w:tcW w:w="3872" w:type="dxa"/>
+                  <w:tcMar/>
                 </w:tcPr>
                 <w:p>
                   <w:pPr>
@@ -6756,13 +7088,6 @@
                       <w:szCs w:val="22"/>
                     </w:rPr>
                     <w:br/>
-                    <w:t xml:space="preserve"> AND UPPER(z.COL_TYPE) = '</w:t>
-                  </w:r>
-                  <w:r>
-                    <w:rPr>
-                      <w:color w:val="000000"/>
-                    </w:rPr>
-                    <w:t>OTHER</w:t>
                   </w:r>
                   <w:r>
                     <w:rPr>
@@ -6770,7 +7095,13 @@
                       <w:sz w:val="22"/>
                       <w:szCs w:val="22"/>
                     </w:rPr>
-                    <w:t>'</w:t>
+                    <w:t xml:space="preserve"> AND UPPER(z.COL_TYPE) = '</w:t>
+                  </w:r>
+                  <w:r>
+                    <w:rPr>
+                      <w:color w:val="000000"/>
+                    </w:rPr>
+                    <w:t>OTHER</w:t>
                   </w:r>
                   <w:r>
                     <w:rPr>
@@ -6778,8 +7109,7 @@
                       <w:sz w:val="22"/>
                       <w:szCs w:val="22"/>
                     </w:rPr>
-                    <w:br/>
-                    <w:t xml:space="preserve"> AND UPPER(z.OWNER) = UPPER(</w:t>
+                    <w:t>'</w:t>
                   </w:r>
                   <w:r>
                     <w:rPr>
@@ -6787,7 +7117,7 @@
                       <w:sz w:val="22"/>
                       <w:szCs w:val="22"/>
                     </w:rPr>
-                    <w:t>i</w:t>
+                    <w:br/>
                   </w:r>
                   <w:r>
                     <w:rPr>
@@ -6795,7 +7125,7 @@
                       <w:sz w:val="22"/>
                       <w:szCs w:val="22"/>
                     </w:rPr>
-                    <w:t>.OWNER)</w:t>
+                    <w:t xml:space="preserve"> AND UPPER(z.OWNER) = UPPER(</w:t>
                   </w:r>
                   <w:r>
                     <w:rPr>
@@ -6803,7 +7133,30 @@
                       <w:sz w:val="22"/>
                       <w:szCs w:val="22"/>
                     </w:rPr>
+                    <w:t>i</w:t>
+                  </w:r>
+                  <w:r>
+                    <w:rPr>
+                      <w:color w:val="000000"/>
+                      <w:sz w:val="22"/>
+                      <w:szCs w:val="22"/>
+                    </w:rPr>
+                    <w:t>.OWNER)</w:t>
+                  </w:r>
+                  <w:r>
+                    <w:rPr>
+                      <w:color w:val="000000"/>
+                      <w:sz w:val="22"/>
+                      <w:szCs w:val="22"/>
+                    </w:rPr>
                     <w:br/>
+                  </w:r>
+                  <w:r>
+                    <w:rPr>
+                      <w:color w:val="000000"/>
+                      <w:sz w:val="22"/>
+                      <w:szCs w:val="22"/>
+                    </w:rPr>
                     <w:t xml:space="preserve"> AND UPPER(z.RELATION) = UPPER(</w:t>
                   </w:r>
                   <w:r>
@@ -6856,6 +7209,7 @@
               <w:tc>
                 <w:tcPr>
                   <w:tcW w:w="3565" w:type="dxa"/>
+                  <w:tcMar/>
                 </w:tcPr>
                 <w:p>
                   <w:pPr>
@@ -6877,6 +7231,7 @@
               <w:tc>
                 <w:tcPr>
                   <w:tcW w:w="3872" w:type="dxa"/>
+                  <w:tcMar/>
                 </w:tcPr>
                 <w:p>
                   <w:pPr>
@@ -6921,13 +7276,6 @@
                       <w:szCs w:val="22"/>
                     </w:rPr>
                     <w:br/>
-                    <w:t xml:space="preserve"> AND UPPER(z.COL_TYPE) = '</w:t>
-                  </w:r>
-                  <w:r>
-                    <w:rPr>
-                      <w:color w:val="000000"/>
-                    </w:rPr>
-                    <w:t>TRANSPORT</w:t>
                   </w:r>
                   <w:r>
                     <w:rPr>
@@ -6935,7 +7283,13 @@
                       <w:sz w:val="22"/>
                       <w:szCs w:val="22"/>
                     </w:rPr>
-                    <w:t>'</w:t>
+                    <w:t xml:space="preserve"> AND UPPER(z.COL_TYPE) = '</w:t>
+                  </w:r>
+                  <w:r>
+                    <w:rPr>
+                      <w:color w:val="000000"/>
+                    </w:rPr>
+                    <w:t>TRANSPORT</w:t>
                   </w:r>
                   <w:r>
                     <w:rPr>
@@ -6943,8 +7297,7 @@
                       <w:sz w:val="22"/>
                       <w:szCs w:val="22"/>
                     </w:rPr>
-                    <w:br/>
-                    <w:t xml:space="preserve"> AND UPPER(z.OWNER) = UPPER(q.OWNER)</w:t>
+                    <w:t>'</w:t>
                   </w:r>
                   <w:r>
                     <w:rPr>
@@ -6953,6 +7306,29 @@
                       <w:szCs w:val="22"/>
                     </w:rPr>
                     <w:br/>
+                  </w:r>
+                  <w:r>
+                    <w:rPr>
+                      <w:color w:val="000000"/>
+                      <w:sz w:val="22"/>
+                      <w:szCs w:val="22"/>
+                    </w:rPr>
+                    <w:t xml:space="preserve"> AND UPPER(z.OWNER) = UPPER(q.OWNER)</w:t>
+                  </w:r>
+                  <w:r>
+                    <w:rPr>
+                      <w:color w:val="000000"/>
+                      <w:sz w:val="22"/>
+                      <w:szCs w:val="22"/>
+                    </w:rPr>
+                    <w:br/>
+                  </w:r>
+                  <w:r>
+                    <w:rPr>
+                      <w:color w:val="000000"/>
+                      <w:sz w:val="22"/>
+                      <w:szCs w:val="22"/>
+                    </w:rPr>
                     <w:t xml:space="preserve"> AND UPPER(z.RELATION) = UPPER(q.</w:t>
                   </w:r>
                   <w:r>
@@ -6981,6 +7357,7 @@
               <w:tc>
                 <w:tcPr>
                   <w:tcW w:w="3565" w:type="dxa"/>
+                  <w:tcMar/>
                 </w:tcPr>
                 <w:p>
                   <w:pPr>
@@ -7002,6 +7379,7 @@
               <w:tc>
                 <w:tcPr>
                   <w:tcW w:w="3872" w:type="dxa"/>
+                  <w:tcMar/>
                 </w:tcPr>
                 <w:p>
                   <w:pPr>
@@ -7046,7 +7424,6 @@
                       <w:szCs w:val="22"/>
                     </w:rPr>
                     <w:br/>
-                    <w:t xml:space="preserve"> AND UPPER(z.COL_TYPE) = </w:t>
                   </w:r>
                   <w:r>
                     <w:rPr>
@@ -7054,14 +7431,7 @@
                       <w:sz w:val="22"/>
                       <w:szCs w:val="22"/>
                     </w:rPr>
-                    <w:lastRenderedPageBreak/>
-                    <w:t>'</w:t>
-                  </w:r>
-                  <w:r>
-                    <w:rPr>
-                      <w:color w:val="000000"/>
-                    </w:rPr>
-                    <w:t>VALPAPER</w:t>
+                    <w:t xml:space="preserve"> AND UPPER(z.COL_TYPE) = </w:t>
                   </w:r>
                   <w:r>
                     <w:rPr>
@@ -7074,11 +7444,8 @@
                   <w:r>
                     <w:rPr>
                       <w:color w:val="000000"/>
-                      <w:sz w:val="22"/>
-                      <w:szCs w:val="22"/>
-                    </w:rPr>
-                    <w:br/>
-                    <w:t xml:space="preserve"> AND UPPER(z.OWNER) = UPPER(r.OWNER)</w:t>
+                    </w:rPr>
+                    <w:t>VALPAPER</w:t>
                   </w:r>
                   <w:r>
                     <w:rPr>
@@ -7086,7 +7453,38 @@
                       <w:sz w:val="22"/>
                       <w:szCs w:val="22"/>
                     </w:rPr>
+                    <w:t>'</w:t>
+                  </w:r>
+                  <w:r>
+                    <w:rPr>
+                      <w:color w:val="000000"/>
+                      <w:sz w:val="22"/>
+                      <w:szCs w:val="22"/>
+                    </w:rPr>
                     <w:br/>
+                  </w:r>
+                  <w:r>
+                    <w:rPr>
+                      <w:color w:val="000000"/>
+                      <w:sz w:val="22"/>
+                      <w:szCs w:val="22"/>
+                    </w:rPr>
+                    <w:t xml:space="preserve"> AND UPPER(z.OWNER) = UPPER(r.OWNER)</w:t>
+                  </w:r>
+                  <w:r>
+                    <w:rPr>
+                      <w:color w:val="000000"/>
+                      <w:sz w:val="22"/>
+                      <w:szCs w:val="22"/>
+                    </w:rPr>
+                    <w:br/>
+                  </w:r>
+                  <w:r>
+                    <w:rPr>
+                      <w:color w:val="000000"/>
+                      <w:sz w:val="22"/>
+                      <w:szCs w:val="22"/>
+                    </w:rPr>
                     <w:t xml:space="preserve"> AND UPPER(z.RELATION) = UPPER(r.</w:t>
                   </w:r>
                   <w:r>
@@ -7115,6 +7513,7 @@
               <w:tc>
                 <w:tcPr>
                   <w:tcW w:w="3565" w:type="dxa"/>
+                  <w:tcMar/>
                 </w:tcPr>
                 <w:p>
                   <w:pPr>
@@ -7129,7 +7528,6 @@
                     <w:rPr>
                       <w:color w:val="000000"/>
                     </w:rPr>
-                    <w:lastRenderedPageBreak/>
                     <w:t>SBLOS2.</w:t>
                   </w:r>
                   <w:r>
@@ -7161,6 +7559,7 @@
               <w:tc>
                 <w:tcPr>
                   <w:tcW w:w="3872" w:type="dxa"/>
+                  <w:tcMar/>
                 </w:tcPr>
                 <w:p>
                   <w:pPr>
@@ -7303,6 +7702,7 @@
               <w:tc>
                 <w:tcPr>
                   <w:tcW w:w="3565" w:type="dxa"/>
+                  <w:tcMar/>
                 </w:tcPr>
                 <w:p>
                   <w:pPr>
@@ -7348,6 +7748,7 @@
               <w:tc>
                 <w:tcPr>
                   <w:tcW w:w="3872" w:type="dxa"/>
+                  <w:tcMar/>
                 </w:tcPr>
                 <w:p>
                   <w:pPr>
@@ -7491,6 +7892,7 @@
               <w:tc>
                 <w:tcPr>
                   <w:tcW w:w="3565" w:type="dxa"/>
+                  <w:tcMar/>
                 </w:tcPr>
                 <w:p>
                   <w:pPr>
@@ -7512,6 +7914,7 @@
               <w:tc>
                 <w:tcPr>
                   <w:tcW w:w="3872" w:type="dxa"/>
+                  <w:tcMar/>
                 </w:tcPr>
                 <w:p>
                   <w:pPr>
@@ -7546,6 +7949,7 @@
               <w:tc>
                 <w:tcPr>
                   <w:tcW w:w="3565" w:type="dxa"/>
+                  <w:tcMar/>
                 </w:tcPr>
                 <w:p>
                   <w:pPr>
@@ -7567,6 +7971,7 @@
               <w:tc>
                 <w:tcPr>
                   <w:tcW w:w="3872" w:type="dxa"/>
+                  <w:tcMar/>
                 </w:tcPr>
                 <w:p>
                   <w:pPr>
@@ -7612,6 +8017,7 @@
               <w:tc>
                 <w:tcPr>
                   <w:tcW w:w="3565" w:type="dxa"/>
+                  <w:tcMar/>
                 </w:tcPr>
                 <w:p>
                   <w:pPr>
@@ -7633,6 +8039,7 @@
               <w:tc>
                 <w:tcPr>
                   <w:tcW w:w="3872" w:type="dxa"/>
+                  <w:tcMar/>
                 </w:tcPr>
                 <w:p>
                   <w:pPr>
@@ -7679,6 +8086,7 @@
               <w:tc>
                 <w:tcPr>
                   <w:tcW w:w="3565" w:type="dxa"/>
+                  <w:tcMar/>
                 </w:tcPr>
                 <w:p>
                   <w:pPr>
@@ -7718,6 +8126,7 @@
               <w:tc>
                 <w:tcPr>
                   <w:tcW w:w="3872" w:type="dxa"/>
+                  <w:tcMar/>
                 </w:tcPr>
                 <w:p>
                   <w:pPr>
@@ -7746,6 +8155,7 @@
               <w:tc>
                 <w:tcPr>
                   <w:tcW w:w="3565" w:type="dxa"/>
+                  <w:tcMar/>
                 </w:tcPr>
                 <w:p>
                   <w:pPr>
@@ -7767,6 +8177,7 @@
               <w:tc>
                 <w:tcPr>
                   <w:tcW w:w="3872" w:type="dxa"/>
+                  <w:tcMar/>
                 </w:tcPr>
                 <w:p>
                   <w:pPr>
@@ -7812,6 +8223,7 @@
               <w:tc>
                 <w:tcPr>
                   <w:tcW w:w="3565" w:type="dxa"/>
+                  <w:tcMar/>
                   <w:vAlign w:val="center"/>
                 </w:tcPr>
                 <w:p>
@@ -7827,7 +8239,6 @@
                     <w:rPr>
                       <w:color w:val="000000"/>
                     </w:rPr>
-                    <w:lastRenderedPageBreak/>
                     <w:t>SBLOS2.SB_RLOS_MAS_CHANGE_TYPE (y)</w:t>
                   </w:r>
                 </w:p>
@@ -7835,6 +8246,7 @@
               <w:tc>
                 <w:tcPr>
                   <w:tcW w:w="3872" w:type="dxa"/>
+                  <w:tcMar/>
                   <w:vAlign w:val="center"/>
                 </w:tcPr>
                 <w:p>
@@ -7908,6 +8320,7 @@
               <w:tc>
                 <w:tcPr>
                   <w:tcW w:w="3565" w:type="dxa"/>
+                  <w:tcMar/>
                   <w:vAlign w:val="center"/>
                 </w:tcPr>
                 <w:p>
@@ -7930,6 +8343,7 @@
               <w:tc>
                 <w:tcPr>
                   <w:tcW w:w="3872" w:type="dxa"/>
+                  <w:tcMar/>
                   <w:vAlign w:val="center"/>
                 </w:tcPr>
                 <w:p>
@@ -7959,6 +8373,7 @@
               <w:tc>
                 <w:tcPr>
                   <w:tcW w:w="3565" w:type="dxa"/>
+                  <w:tcMar/>
                   <w:vAlign w:val="center"/>
                 </w:tcPr>
                 <w:p>
@@ -7981,6 +8396,7 @@
               <w:tc>
                 <w:tcPr>
                   <w:tcW w:w="3872" w:type="dxa"/>
+                  <w:tcMar/>
                   <w:vAlign w:val="center"/>
                 </w:tcPr>
                 <w:p>
@@ -7988,17 +8404,39 @@
                     <w:spacing w:line="360" w:lineRule="auto"/>
                     <w:ind w:right="175"/>
                     <w:jc w:val="left"/>
-                    <w:rPr>
-                      <w:rFonts w:eastAsia="Times New Roman"/>
+                  </w:pPr>
+                  <w:r>
+                    <w:rPr>
+                      <w:color w:val="000000" w:themeColor="text1" w:themeTint="FF" w:themeShade="FF"/>
                       <w:lang w:val="en-GB"/>
                     </w:rPr>
+                    <w:t>LEFT JOIN với điều kiện: u.ID_NUMBER = ac.LEGAL_ID</w:t>
+                  </w:r>
+                </w:p>
+                <w:p>
+                  <w:pPr>
+                    <w:pStyle w:val="Normal"/>
+                    <w:spacing w:line="360" w:lineRule="auto"/>
+                    <w:ind w:right="175"/>
+                    <w:jc w:val="left"/>
+                    <w:rPr>
+                      <w:rFonts w:ascii="Times New Roman" w:hAnsi="Times New Roman" w:eastAsia="Times New Roman" w:cs="Times New Roman"/>
+                      <w:noProof w:val="0"/>
+                      <w:sz w:val="24"/>
+                      <w:szCs w:val="24"/>
+                      <w:lang w:val="en-GB"/>
+                    </w:rPr>
                   </w:pPr>
                   <w:r>
                     <w:rPr>
-                      <w:color w:val="000000"/>
+                      <w:rFonts w:ascii="Times New Roman" w:hAnsi="Times New Roman" w:eastAsia="Times New Roman" w:cs="Times New Roman"/>
+                      <w:noProof w:val="0"/>
+                      <w:color w:val="000000" w:themeColor="text1" w:themeTint="FF" w:themeShade="FF"/>
+                      <w:sz w:val="24"/>
+                      <w:szCs w:val="24"/>
                       <w:lang w:val="en-GB"/>
                     </w:rPr>
-                    <w:t>LEFT JOIN với điều kiện: u.ID_NUMBER = ac.LEGAL_ID</w:t>
+                    <w:t>and u.ID_TYPE = ac.LEGAL_DOC_NAME</w:t>
                   </w:r>
                 </w:p>
               </w:tc>
@@ -8010,6 +8448,7 @@
               <w:tc>
                 <w:tcPr>
                   <w:tcW w:w="3565" w:type="dxa"/>
+                  <w:tcMar/>
                   <w:vAlign w:val="center"/>
                 </w:tcPr>
                 <w:p>
@@ -8032,6 +8471,7 @@
               <w:tc>
                 <w:tcPr>
                   <w:tcW w:w="3872" w:type="dxa"/>
+                  <w:tcMar/>
                   <w:vAlign w:val="center"/>
                 </w:tcPr>
                 <w:p>
@@ -8061,6 +8501,7 @@
               <w:tc>
                 <w:tcPr>
                   <w:tcW w:w="3565" w:type="dxa"/>
+                  <w:tcMar/>
                   <w:vAlign w:val="center"/>
                 </w:tcPr>
                 <w:p>
@@ -8083,6 +8524,7 @@
               <w:tc>
                 <w:tcPr>
                   <w:tcW w:w="3872" w:type="dxa"/>
+                  <w:tcMar/>
                   <w:vAlign w:val="center"/>
                 </w:tcPr>
                 <w:p>
@@ -8112,6 +8554,7 @@
               <w:tc>
                 <w:tcPr>
                   <w:tcW w:w="3565" w:type="dxa"/>
+                  <w:tcMar/>
                   <w:vAlign w:val="bottom"/>
                 </w:tcPr>
                 <w:p>
@@ -8146,6 +8589,7 @@
               <w:tc>
                 <w:tcPr>
                   <w:tcW w:w="3872" w:type="dxa"/>
+                  <w:tcMar/>
                 </w:tcPr>
                 <w:p>
                   <w:pPr>
@@ -8276,6 +8720,7 @@
               <w:tc>
                 <w:tcPr>
                   <w:tcW w:w="3565" w:type="dxa"/>
+                  <w:tcMar/>
                   <w:vAlign w:val="bottom"/>
                 </w:tcPr>
                 <w:p>
@@ -8310,6 +8755,7 @@
               <w:tc>
                 <w:tcPr>
                   <w:tcW w:w="3872" w:type="dxa"/>
+                  <w:tcMar/>
                 </w:tcPr>
                 <w:p>
                   <w:pPr>
@@ -8422,6 +8868,7 @@
               <w:tc>
                 <w:tcPr>
                   <w:tcW w:w="3565" w:type="dxa"/>
+                  <w:tcMar/>
                   <w:vAlign w:val="bottom"/>
                 </w:tcPr>
                 <w:p>
@@ -8456,6 +8903,7 @@
               <w:tc>
                 <w:tcPr>
                   <w:tcW w:w="3872" w:type="dxa"/>
+                  <w:tcMar/>
                 </w:tcPr>
                 <w:p>
                   <w:pPr>
@@ -8568,6 +9016,7 @@
               <w:tc>
                 <w:tcPr>
                   <w:tcW w:w="3565" w:type="dxa"/>
+                  <w:tcMar/>
                   <w:vAlign w:val="bottom"/>
                 </w:tcPr>
                 <w:p>
@@ -8602,72 +9051,95 @@
               <w:tc>
                 <w:tcPr>
                   <w:tcW w:w="3872" w:type="dxa"/>
+                  <w:tcMar/>
                 </w:tcPr>
                 <w:p>
                   <w:pPr>
                     <w:spacing w:line="360" w:lineRule="auto"/>
                     <w:ind w:right="175"/>
                     <w:jc w:val="left"/>
-                    <w:rPr>
-                      <w:color w:val="000000"/>
+                  </w:pPr>
+                  <w:r>
+                    <w:rPr>
+                      <w:color w:val="000000" w:themeColor="text1" w:themeTint="FF" w:themeShade="FF"/>
                       <w:lang w:val="en-GB"/>
                     </w:rPr>
+                    <w:t xml:space="preserve">LEFT JOIN với điều kiện: </w:t>
+                  </w:r>
+                  <w:r>
+                    <w:rPr>
+                      <w:color w:val="000000" w:themeColor="text1" w:themeTint="FF" w:themeShade="FF"/>
+                      <w:lang w:val="en-GB"/>
+                    </w:rPr>
+                    <w:t>f</w:t>
+                  </w:r>
+                  <w:r>
+                    <w:rPr>
+                      <w:color w:val="000000" w:themeColor="text1" w:themeTint="FF" w:themeShade="FF"/>
+                      <w:lang w:val="en-GB"/>
+                    </w:rPr>
+                    <w:t>.WI</w:t>
+                  </w:r>
+                  <w:r>
+                    <w:rPr>
+                      <w:color w:val="000000" w:themeColor="text1" w:themeTint="FF" w:themeShade="FF"/>
+                      <w:lang w:val="en-GB"/>
+                    </w:rPr>
+                    <w:t>_</w:t>
+                  </w:r>
+                  <w:r>
+                    <w:rPr>
+                      <w:color w:val="000000" w:themeColor="text1" w:themeTint="FF" w:themeShade="FF"/>
+                      <w:lang w:val="en-GB"/>
+                    </w:rPr>
+                    <w:t xml:space="preserve">NAME = </w:t>
+                  </w:r>
+                  <w:r>
+                    <w:rPr>
+                      <w:color w:val="000000" w:themeColor="text1" w:themeTint="FF" w:themeShade="FF"/>
+                      <w:lang w:val="en-GB"/>
+                    </w:rPr>
+                    <w:t>ai</w:t>
+                  </w:r>
+                  <w:r>
+                    <w:rPr>
+                      <w:color w:val="000000" w:themeColor="text1" w:themeTint="FF" w:themeShade="FF"/>
+                      <w:lang w:val="en-GB"/>
+                    </w:rPr>
+                    <w:t>.WI_NAME</w:t>
+                  </w:r>
+                  <w:r>
+                    <w:rPr>
+                      <w:color w:val="000000" w:themeColor="text1" w:themeTint="FF" w:themeShade="FF"/>
+                      <w:lang w:val="en-GB"/>
+                    </w:rPr>
+                    <w:t xml:space="preserve"> and </w:t>
+                  </w:r>
+                </w:p>
+                <w:p>
+                  <w:pPr>
+                    <w:pStyle w:val="Normal"/>
+                    <w:spacing w:line="360" w:lineRule="auto"/>
+                    <w:ind w:right="175"/>
+                    <w:jc w:val="left"/>
+                    <w:rPr>
+                      <w:rFonts w:ascii="Times New Roman" w:hAnsi="Times New Roman" w:eastAsia="Times New Roman" w:cs="Times New Roman"/>
+                      <w:noProof w:val="0"/>
+                      <w:sz w:val="24"/>
+                      <w:szCs w:val="24"/>
+                      <w:lang w:val="en-GB"/>
+                    </w:rPr>
                   </w:pPr>
                   <w:r>
                     <w:rPr>
-                      <w:color w:val="000000"/>
+                      <w:rFonts w:ascii="Times New Roman" w:hAnsi="Times New Roman" w:eastAsia="Times New Roman" w:cs="Times New Roman"/>
+                      <w:noProof w:val="0"/>
+                      <w:color w:val="000000" w:themeColor="text1" w:themeTint="FF" w:themeShade="FF"/>
+                      <w:sz w:val="24"/>
+                      <w:szCs w:val="24"/>
                       <w:lang w:val="en-GB"/>
                     </w:rPr>
-                    <w:t xml:space="preserve">LEFT JOIN với điều kiện: </w:t>
-                  </w:r>
-                  <w:r>
-                    <w:rPr>
-                      <w:color w:val="000000"/>
-                      <w:lang w:val="en-GB"/>
-                    </w:rPr>
-                    <w:t>f</w:t>
-                  </w:r>
-                  <w:r>
-                    <w:rPr>
-                      <w:color w:val="000000"/>
-                      <w:lang w:val="en-GB"/>
-                    </w:rPr>
-                    <w:t>.WI</w:t>
-                  </w:r>
-                  <w:r>
-                    <w:rPr>
-                      <w:color w:val="000000"/>
-                      <w:lang w:val="en-GB"/>
-                    </w:rPr>
-                    <w:t>_</w:t>
-                  </w:r>
-                  <w:r>
-                    <w:rPr>
-                      <w:color w:val="000000"/>
-                      <w:lang w:val="en-GB"/>
-                    </w:rPr>
-                    <w:t xml:space="preserve">NAME = </w:t>
-                  </w:r>
-                  <w:r>
-                    <w:rPr>
-                      <w:color w:val="000000"/>
-                      <w:lang w:val="en-GB"/>
-                    </w:rPr>
-                    <w:t>ai</w:t>
-                  </w:r>
-                  <w:r>
-                    <w:rPr>
-                      <w:color w:val="000000"/>
-                      <w:lang w:val="en-GB"/>
-                    </w:rPr>
-                    <w:t>.WI_NAME</w:t>
-                  </w:r>
-                  <w:r>
-                    <w:rPr>
-                      <w:color w:val="000000"/>
-                      <w:lang w:val="en-GB"/>
-                    </w:rPr>
-                    <w:t xml:space="preserve"> and </w:t>
+                    <w:t>f.SUB_PRODUCT_LINE = 'SeATeacher'</w:t>
                   </w:r>
                 </w:p>
               </w:tc>
@@ -8679,6 +9151,7 @@
               <w:tc>
                 <w:tcPr>
                   <w:tcW w:w="3565" w:type="dxa"/>
+                  <w:tcMar/>
                   <w:vAlign w:val="bottom"/>
                 </w:tcPr>
                 <w:p>
@@ -8713,6 +9186,7 @@
               <w:tc>
                 <w:tcPr>
                   <w:tcW w:w="3872" w:type="dxa"/>
+                  <w:tcMar/>
                 </w:tcPr>
                 <w:p>
                   <w:pPr>
@@ -8785,7 +9259,6 @@
                       <w:color w:val="000000"/>
                       <w:lang w:val="en-GB"/>
                     </w:rPr>
-                    <w:lastRenderedPageBreak/>
                     <w:t>f.</w:t>
                   </w:r>
                   <w:r>
@@ -8833,6 +9306,7 @@
               <w:tc>
                 <w:tcPr>
                   <w:tcW w:w="3565" w:type="dxa"/>
+                  <w:tcMar/>
                   <w:vAlign w:val="bottom"/>
                 </w:tcPr>
                 <w:p>
@@ -8848,7 +9322,6 @@
                     <w:rPr>
                       <w:color w:val="000000"/>
                     </w:rPr>
-                    <w:lastRenderedPageBreak/>
                     <w:t>SBLOS2.</w:t>
                   </w:r>
                   <w:r>
@@ -8868,6 +9341,7 @@
               <w:tc>
                 <w:tcPr>
                   <w:tcW w:w="3872" w:type="dxa"/>
+                  <w:tcMar/>
                 </w:tcPr>
                 <w:p>
                   <w:pPr>
@@ -8940,7 +9414,7 @@
             <w:pPr>
               <w:spacing w:line="360" w:lineRule="auto"/>
               <w:rPr>
-                <w:rFonts w:ascii="Times New Roman" w:eastAsia="Times New Roman" w:hAnsi="Times New Roman" w:cs="Times New Roman"/>
+                <w:rFonts w:ascii="Times New Roman" w:hAnsi="Times New Roman" w:eastAsia="Times New Roman" w:cs="Times New Roman"/>
                 <w:lang w:val="en-GB"/>
               </w:rPr>
             </w:pPr>
@@ -8956,17 +9430,18 @@
             <w:cnfStyle w:val="001000000000" w:firstRow="0" w:lastRow="0" w:firstColumn="1" w:lastColumn="0" w:oddVBand="0" w:evenVBand="0" w:oddHBand="0" w:evenHBand="0" w:firstRowFirstColumn="0" w:firstRowLastColumn="0" w:lastRowFirstColumn="0" w:lastRowLastColumn="0"/>
             <w:tcW w:w="649" w:type="dxa"/>
             <w:tcBorders>
-              <w:top w:val="none" w:sz="0" w:space="0" w:color="auto"/>
-              <w:left w:val="none" w:sz="0" w:space="0" w:color="auto"/>
-              <w:bottom w:val="none" w:sz="0" w:space="0" w:color="auto"/>
+              <w:top w:val="none" w:color="auto" w:sz="0" w:space="0"/>
+              <w:left w:val="none" w:color="auto" w:sz="0" w:space="0"/>
+              <w:bottom w:val="none" w:color="auto" w:sz="0" w:space="0"/>
             </w:tcBorders>
+            <w:tcMar/>
           </w:tcPr>
           <w:p>
             <w:pPr>
               <w:ind w:left="-144" w:right="-144"/>
               <w:jc w:val="center"/>
               <w:rPr>
-                <w:rFonts w:ascii="Times New Roman" w:eastAsia="Times New Roman" w:hAnsi="Times New Roman" w:cs="Times New Roman"/>
+                <w:rFonts w:ascii="Times New Roman" w:hAnsi="Times New Roman" w:eastAsia="Times New Roman" w:cs="Times New Roman"/>
                 <w:sz w:val="24"/>
                 <w:szCs w:val="24"/>
                 <w:lang w:val="en-GB"/>
@@ -8979,18 +9454,19 @@
             <w:cnfStyle w:val="000010000000" w:firstRow="0" w:lastRow="0" w:firstColumn="0" w:lastColumn="0" w:oddVBand="1" w:evenVBand="0" w:oddHBand="0" w:evenHBand="0" w:firstRowFirstColumn="0" w:firstRowLastColumn="0" w:lastRowFirstColumn="0" w:lastRowLastColumn="0"/>
             <w:tcW w:w="851" w:type="dxa"/>
             <w:tcBorders>
-              <w:top w:val="none" w:sz="0" w:space="0" w:color="auto"/>
-              <w:left w:val="none" w:sz="0" w:space="0" w:color="auto"/>
-              <w:bottom w:val="none" w:sz="0" w:space="0" w:color="auto"/>
-              <w:right w:val="none" w:sz="0" w:space="0" w:color="auto"/>
+              <w:top w:val="none" w:color="auto" w:sz="0" w:space="0"/>
+              <w:left w:val="none" w:color="auto" w:sz="0" w:space="0"/>
+              <w:bottom w:val="none" w:color="auto" w:sz="0" w:space="0"/>
+              <w:right w:val="none" w:color="auto" w:sz="0" w:space="0"/>
             </w:tcBorders>
+            <w:tcMar/>
           </w:tcPr>
           <w:p>
             <w:pPr>
               <w:ind w:left="-144" w:right="-144"/>
               <w:jc w:val="center"/>
               <w:rPr>
-                <w:rFonts w:ascii="Times New Roman" w:eastAsia="Times New Roman" w:hAnsi="Times New Roman" w:cs="Times New Roman"/>
+                <w:rFonts w:ascii="Times New Roman" w:hAnsi="Times New Roman" w:eastAsia="Times New Roman" w:cs="Times New Roman"/>
                 <w:sz w:val="24"/>
                 <w:szCs w:val="24"/>
                 <w:lang w:val="en-GB"/>
@@ -8998,7 +9474,7 @@
             </w:pPr>
             <w:r>
               <w:rPr>
-                <w:rFonts w:ascii="Times New Roman" w:eastAsia="Times New Roman" w:hAnsi="Times New Roman" w:cs="Times New Roman"/>
+                <w:rFonts w:ascii="Times New Roman" w:hAnsi="Times New Roman" w:eastAsia="Times New Roman" w:cs="Times New Roman"/>
                 <w:sz w:val="24"/>
                 <w:szCs w:val="24"/>
                 <w:lang w:val="en-GB"/>
@@ -9012,10 +9488,11 @@
             <w:cnfStyle w:val="000100000000" w:firstRow="0" w:lastRow="0" w:firstColumn="0" w:lastColumn="1" w:oddVBand="0" w:evenVBand="0" w:oddHBand="0" w:evenHBand="0" w:firstRowFirstColumn="0" w:firstRowLastColumn="0" w:lastRowFirstColumn="0" w:lastRowLastColumn="0"/>
             <w:tcW w:w="7680" w:type="dxa"/>
             <w:tcBorders>
-              <w:top w:val="none" w:sz="0" w:space="0" w:color="auto"/>
-              <w:bottom w:val="none" w:sz="0" w:space="0" w:color="auto"/>
-              <w:right w:val="none" w:sz="0" w:space="0" w:color="auto"/>
+              <w:top w:val="none" w:color="auto" w:sz="0" w:space="0"/>
+              <w:bottom w:val="none" w:color="auto" w:sz="0" w:space="0"/>
+              <w:right w:val="none" w:color="auto" w:sz="0" w:space="0"/>
             </w:tcBorders>
+            <w:tcMar/>
           </w:tcPr>
           <w:p>
             <w:pPr>
@@ -9070,8 +9547,8 @@
           <w:b/>
         </w:rPr>
       </w:pPr>
-      <w:bookmarkStart w:id="45" w:name="_Toc384987416"/>
-      <w:bookmarkStart w:id="46" w:name="_Toc360108733"/>
+      <w:bookmarkStart w:name="_Toc384987416" w:id="45"/>
+      <w:bookmarkStart w:name="_Toc360108733" w:id="46"/>
       <w:bookmarkEnd w:id="40"/>
       <w:bookmarkEnd w:id="41"/>
       <w:bookmarkEnd w:id="44"/>
@@ -9094,6 +9571,7 @@
         <w:tc>
           <w:tcPr>
             <w:tcW w:w="838" w:type="dxa"/>
+            <w:tcMar/>
           </w:tcPr>
           <w:p>
             <w:pPr>
@@ -9118,6 +9596,7 @@
         <w:tc>
           <w:tcPr>
             <w:tcW w:w="1842" w:type="dxa"/>
+            <w:tcMar/>
           </w:tcPr>
           <w:p>
             <w:pPr>
@@ -9142,6 +9621,7 @@
         <w:tc>
           <w:tcPr>
             <w:tcW w:w="1985" w:type="dxa"/>
+            <w:tcMar/>
           </w:tcPr>
           <w:p>
             <w:pPr>
@@ -9166,6 +9646,7 @@
         <w:tc>
           <w:tcPr>
             <w:tcW w:w="4819" w:type="dxa"/>
+            <w:tcMar/>
           </w:tcPr>
           <w:p>
             <w:pPr>
@@ -9192,6 +9673,7 @@
         <w:tc>
           <w:tcPr>
             <w:tcW w:w="838" w:type="dxa"/>
+            <w:tcMar/>
           </w:tcPr>
           <w:p>
             <w:pPr>
@@ -9208,6 +9690,7 @@
         <w:tc>
           <w:tcPr>
             <w:tcW w:w="1842" w:type="dxa"/>
+            <w:tcMar/>
           </w:tcPr>
           <w:p>
             <w:pPr>
@@ -9229,6 +9712,7 @@
         <w:tc>
           <w:tcPr>
             <w:tcW w:w="1985" w:type="dxa"/>
+            <w:tcMar/>
           </w:tcPr>
           <w:p>
             <w:pPr>
@@ -9243,6 +9727,7 @@
         <w:tc>
           <w:tcPr>
             <w:tcW w:w="4819" w:type="dxa"/>
+            <w:tcMar/>
           </w:tcPr>
           <w:p>
             <w:pPr>
@@ -9262,6 +9747,7 @@
         <w:tc>
           <w:tcPr>
             <w:tcW w:w="838" w:type="dxa"/>
+            <w:tcMar/>
           </w:tcPr>
           <w:p>
             <w:pPr>
@@ -9281,6 +9767,7 @@
         <w:tc>
           <w:tcPr>
             <w:tcW w:w="1842" w:type="dxa"/>
+            <w:tcMar/>
           </w:tcPr>
           <w:p>
             <w:pPr>
@@ -9302,6 +9789,7 @@
         <w:tc>
           <w:tcPr>
             <w:tcW w:w="1985" w:type="dxa"/>
+            <w:tcMar/>
           </w:tcPr>
           <w:p>
             <w:pPr>
@@ -9319,6 +9807,7 @@
         <w:tc>
           <w:tcPr>
             <w:tcW w:w="4819" w:type="dxa"/>
+            <w:tcMar/>
           </w:tcPr>
           <w:p>
             <w:pPr>
@@ -9341,6 +9830,7 @@
         <w:tc>
           <w:tcPr>
             <w:tcW w:w="838" w:type="dxa"/>
+            <w:tcMar/>
           </w:tcPr>
           <w:p>
             <w:pPr>
@@ -9360,6 +9850,7 @@
         <w:tc>
           <w:tcPr>
             <w:tcW w:w="1842" w:type="dxa"/>
+            <w:tcMar/>
           </w:tcPr>
           <w:p>
             <w:pPr>
@@ -9381,6 +9872,7 @@
         <w:tc>
           <w:tcPr>
             <w:tcW w:w="1985" w:type="dxa"/>
+            <w:tcMar/>
           </w:tcPr>
           <w:p>
             <w:pPr>
@@ -9398,6 +9890,7 @@
         <w:tc>
           <w:tcPr>
             <w:tcW w:w="4819" w:type="dxa"/>
+            <w:tcMar/>
           </w:tcPr>
           <w:p>
             <w:pPr>
@@ -9432,6 +9925,7 @@
         <w:tc>
           <w:tcPr>
             <w:tcW w:w="838" w:type="dxa"/>
+            <w:tcMar/>
           </w:tcPr>
           <w:p>
             <w:pPr>
@@ -9451,6 +9945,7 @@
         <w:tc>
           <w:tcPr>
             <w:tcW w:w="1842" w:type="dxa"/>
+            <w:tcMar/>
           </w:tcPr>
           <w:p>
             <w:pPr>
@@ -9472,6 +9967,7 @@
         <w:tc>
           <w:tcPr>
             <w:tcW w:w="1985" w:type="dxa"/>
+            <w:tcMar/>
           </w:tcPr>
           <w:p>
             <w:pPr>
@@ -9489,6 +9985,7 @@
         <w:tc>
           <w:tcPr>
             <w:tcW w:w="4819" w:type="dxa"/>
+            <w:tcMar/>
           </w:tcPr>
           <w:p>
             <w:pPr>
@@ -9517,6 +10014,7 @@
         <w:tc>
           <w:tcPr>
             <w:tcW w:w="838" w:type="dxa"/>
+            <w:tcMar/>
           </w:tcPr>
           <w:p>
             <w:pPr>
@@ -9536,6 +10034,7 @@
         <w:tc>
           <w:tcPr>
             <w:tcW w:w="1842" w:type="dxa"/>
+            <w:tcMar/>
           </w:tcPr>
           <w:p>
             <w:pPr>
@@ -9557,6 +10056,7 @@
         <w:tc>
           <w:tcPr>
             <w:tcW w:w="1985" w:type="dxa"/>
+            <w:tcMar/>
           </w:tcPr>
           <w:p>
             <w:pPr>
@@ -9574,6 +10074,7 @@
         <w:tc>
           <w:tcPr>
             <w:tcW w:w="4819" w:type="dxa"/>
+            <w:tcMar/>
           </w:tcPr>
           <w:p>
             <w:pPr>
@@ -9602,6 +10103,7 @@
         <w:tc>
           <w:tcPr>
             <w:tcW w:w="838" w:type="dxa"/>
+            <w:tcMar/>
           </w:tcPr>
           <w:p>
             <w:pPr>
@@ -9622,6 +10124,7 @@
         <w:tc>
           <w:tcPr>
             <w:tcW w:w="1842" w:type="dxa"/>
+            <w:tcMar/>
           </w:tcPr>
           <w:p>
             <w:pPr>
@@ -9643,6 +10146,7 @@
         <w:tc>
           <w:tcPr>
             <w:tcW w:w="1985" w:type="dxa"/>
+            <w:tcMar/>
           </w:tcPr>
           <w:p>
             <w:pPr>
@@ -9660,6 +10164,7 @@
         <w:tc>
           <w:tcPr>
             <w:tcW w:w="4819" w:type="dxa"/>
+            <w:tcMar/>
           </w:tcPr>
           <w:p>
             <w:pPr>
@@ -9745,6 +10250,7 @@
         <w:tc>
           <w:tcPr>
             <w:tcW w:w="838" w:type="dxa"/>
+            <w:tcMar/>
           </w:tcPr>
           <w:p>
             <w:pPr>
@@ -9765,6 +10271,7 @@
         <w:tc>
           <w:tcPr>
             <w:tcW w:w="1842" w:type="dxa"/>
+            <w:tcMar/>
           </w:tcPr>
           <w:p>
             <w:pPr>
@@ -9786,6 +10293,7 @@
         <w:tc>
           <w:tcPr>
             <w:tcW w:w="1985" w:type="dxa"/>
+            <w:tcMar/>
           </w:tcPr>
           <w:p>
             <w:pPr>
@@ -9803,6 +10311,7 @@
         <w:tc>
           <w:tcPr>
             <w:tcW w:w="4819" w:type="dxa"/>
+            <w:tcMar/>
           </w:tcPr>
           <w:p>
             <w:pPr>
@@ -9825,6 +10334,7 @@
         <w:tc>
           <w:tcPr>
             <w:tcW w:w="838" w:type="dxa"/>
+            <w:tcMar/>
           </w:tcPr>
           <w:p>
             <w:pPr>
@@ -9845,6 +10355,7 @@
         <w:tc>
           <w:tcPr>
             <w:tcW w:w="1842" w:type="dxa"/>
+            <w:tcMar/>
           </w:tcPr>
           <w:p>
             <w:pPr>
@@ -9866,6 +10377,7 @@
         <w:tc>
           <w:tcPr>
             <w:tcW w:w="1985" w:type="dxa"/>
+            <w:tcMar/>
           </w:tcPr>
           <w:p>
             <w:pPr>
@@ -9883,6 +10395,7 @@
         <w:tc>
           <w:tcPr>
             <w:tcW w:w="4819" w:type="dxa"/>
+            <w:tcMar/>
           </w:tcPr>
           <w:p>
             <w:pPr>
@@ -9946,7 +10459,6 @@
               <w:rPr>
                 <w:color w:val="000000"/>
               </w:rPr>
-              <w:lastRenderedPageBreak/>
               <w:t xml:space="preserve">Lấy </w:t>
             </w:r>
             <w:r>
@@ -10059,6 +10571,7 @@
         <w:tc>
           <w:tcPr>
             <w:tcW w:w="838" w:type="dxa"/>
+            <w:tcMar/>
           </w:tcPr>
           <w:p>
             <w:pPr>
@@ -10079,6 +10592,7 @@
         <w:tc>
           <w:tcPr>
             <w:tcW w:w="1842" w:type="dxa"/>
+            <w:tcMar/>
           </w:tcPr>
           <w:p>
             <w:pPr>
@@ -10100,6 +10614,7 @@
         <w:tc>
           <w:tcPr>
             <w:tcW w:w="1985" w:type="dxa"/>
+            <w:tcMar/>
           </w:tcPr>
           <w:p>
             <w:pPr>
@@ -10117,6 +10632,7 @@
         <w:tc>
           <w:tcPr>
             <w:tcW w:w="4819" w:type="dxa"/>
+            <w:tcMar/>
           </w:tcPr>
           <w:p>
             <w:pPr>
@@ -10137,6 +10653,11 @@
                 <w:color w:val="000000"/>
               </w:rPr>
               <w:br/>
+            </w:r>
+            <w:r>
+              <w:rPr>
+                <w:color w:val="000000"/>
+              </w:rPr>
               <w:t>Lấy giá trị Min(ENTRYDATE) của mã hồ sơ</w:t>
             </w:r>
           </w:p>
@@ -10146,6 +10667,7 @@
         <w:tc>
           <w:tcPr>
             <w:tcW w:w="838" w:type="dxa"/>
+            <w:tcMar/>
           </w:tcPr>
           <w:p>
             <w:pPr>
@@ -10166,6 +10688,7 @@
         <w:tc>
           <w:tcPr>
             <w:tcW w:w="1842" w:type="dxa"/>
+            <w:tcMar/>
           </w:tcPr>
           <w:p>
             <w:pPr>
@@ -10187,6 +10710,7 @@
         <w:tc>
           <w:tcPr>
             <w:tcW w:w="1985" w:type="dxa"/>
+            <w:tcMar/>
           </w:tcPr>
           <w:p>
             <w:pPr>
@@ -10204,6 +10728,7 @@
         <w:tc>
           <w:tcPr>
             <w:tcW w:w="4819" w:type="dxa"/>
+            <w:tcMar/>
           </w:tcPr>
           <w:p>
             <w:pPr>
@@ -10324,6 +10849,7 @@
         <w:tc>
           <w:tcPr>
             <w:tcW w:w="838" w:type="dxa"/>
+            <w:tcMar/>
           </w:tcPr>
           <w:p>
             <w:pPr>
@@ -10344,6 +10870,7 @@
         <w:tc>
           <w:tcPr>
             <w:tcW w:w="1842" w:type="dxa"/>
+            <w:tcMar/>
           </w:tcPr>
           <w:p>
             <w:pPr>
@@ -10365,6 +10892,7 @@
         <w:tc>
           <w:tcPr>
             <w:tcW w:w="1985" w:type="dxa"/>
+            <w:tcMar/>
           </w:tcPr>
           <w:p>
             <w:pPr>
@@ -10382,6 +10910,7 @@
         <w:tc>
           <w:tcPr>
             <w:tcW w:w="4819" w:type="dxa"/>
+            <w:tcMar/>
           </w:tcPr>
           <w:p>
             <w:pPr>
@@ -10404,6 +10933,7 @@
         <w:tc>
           <w:tcPr>
             <w:tcW w:w="838" w:type="dxa"/>
+            <w:tcMar/>
           </w:tcPr>
           <w:p>
             <w:pPr>
@@ -10424,6 +10954,7 @@
         <w:tc>
           <w:tcPr>
             <w:tcW w:w="1842" w:type="dxa"/>
+            <w:tcMar/>
           </w:tcPr>
           <w:p>
             <w:pPr>
@@ -10445,6 +10976,7 @@
         <w:tc>
           <w:tcPr>
             <w:tcW w:w="1985" w:type="dxa"/>
+            <w:tcMar/>
           </w:tcPr>
           <w:p>
             <w:pPr>
@@ -10462,6 +10994,7 @@
         <w:tc>
           <w:tcPr>
             <w:tcW w:w="4819" w:type="dxa"/>
+            <w:tcMar/>
           </w:tcPr>
           <w:p>
             <w:pPr>
@@ -10496,6 +11029,7 @@
         <w:tc>
           <w:tcPr>
             <w:tcW w:w="838" w:type="dxa"/>
+            <w:tcMar/>
           </w:tcPr>
           <w:p>
             <w:pPr>
@@ -10516,6 +11050,7 @@
         <w:tc>
           <w:tcPr>
             <w:tcW w:w="1842" w:type="dxa"/>
+            <w:tcMar/>
           </w:tcPr>
           <w:p>
             <w:pPr>
@@ -10538,6 +11073,7 @@
         <w:tc>
           <w:tcPr>
             <w:tcW w:w="1985" w:type="dxa"/>
+            <w:tcMar/>
           </w:tcPr>
           <w:p>
             <w:pPr>
@@ -10555,6 +11091,7 @@
         <w:tc>
           <w:tcPr>
             <w:tcW w:w="4819" w:type="dxa"/>
+            <w:tcMar/>
           </w:tcPr>
           <w:p>
             <w:pPr>
@@ -10589,6 +11126,7 @@
         <w:tc>
           <w:tcPr>
             <w:tcW w:w="838" w:type="dxa"/>
+            <w:tcMar/>
           </w:tcPr>
           <w:p>
             <w:pPr>
@@ -10609,6 +11147,7 @@
         <w:tc>
           <w:tcPr>
             <w:tcW w:w="1842" w:type="dxa"/>
+            <w:tcMar/>
           </w:tcPr>
           <w:p>
             <w:pPr>
@@ -10630,6 +11169,7 @@
         <w:tc>
           <w:tcPr>
             <w:tcW w:w="1985" w:type="dxa"/>
+            <w:tcMar/>
           </w:tcPr>
           <w:p>
             <w:pPr>
@@ -10647,6 +11187,7 @@
         <w:tc>
           <w:tcPr>
             <w:tcW w:w="4819" w:type="dxa"/>
+            <w:tcMar/>
           </w:tcPr>
           <w:p>
             <w:pPr>
@@ -10669,6 +11210,7 @@
         <w:tc>
           <w:tcPr>
             <w:tcW w:w="838" w:type="dxa"/>
+            <w:tcMar/>
           </w:tcPr>
           <w:p>
             <w:pPr>
@@ -10689,6 +11231,7 @@
         <w:tc>
           <w:tcPr>
             <w:tcW w:w="1842" w:type="dxa"/>
+            <w:tcMar/>
           </w:tcPr>
           <w:p>
             <w:pPr>
@@ -10711,6 +11254,7 @@
         <w:tc>
           <w:tcPr>
             <w:tcW w:w="1985" w:type="dxa"/>
+            <w:tcMar/>
           </w:tcPr>
           <w:p>
             <w:pPr>
@@ -10728,6 +11272,7 @@
         <w:tc>
           <w:tcPr>
             <w:tcW w:w="4819" w:type="dxa"/>
+            <w:tcMar/>
           </w:tcPr>
           <w:p>
             <w:pPr>
@@ -10774,6 +11319,7 @@
         <w:tc>
           <w:tcPr>
             <w:tcW w:w="838" w:type="dxa"/>
+            <w:tcMar/>
           </w:tcPr>
           <w:p>
             <w:pPr>
@@ -10794,6 +11340,7 @@
         <w:tc>
           <w:tcPr>
             <w:tcW w:w="1842" w:type="dxa"/>
+            <w:tcMar/>
           </w:tcPr>
           <w:p>
             <w:pPr>
@@ -10816,6 +11363,7 @@
         <w:tc>
           <w:tcPr>
             <w:tcW w:w="1985" w:type="dxa"/>
+            <w:tcMar/>
           </w:tcPr>
           <w:p>
             <w:pPr>
@@ -10833,6 +11381,7 @@
         <w:tc>
           <w:tcPr>
             <w:tcW w:w="4819" w:type="dxa"/>
+            <w:tcMar/>
           </w:tcPr>
           <w:p>
             <w:pPr>
@@ -10855,6 +11404,7 @@
         <w:tc>
           <w:tcPr>
             <w:tcW w:w="838" w:type="dxa"/>
+            <w:tcMar/>
           </w:tcPr>
           <w:p>
             <w:pPr>
@@ -10875,6 +11425,7 @@
         <w:tc>
           <w:tcPr>
             <w:tcW w:w="1842" w:type="dxa"/>
+            <w:tcMar/>
           </w:tcPr>
           <w:p>
             <w:pPr>
@@ -10897,6 +11448,7 @@
         <w:tc>
           <w:tcPr>
             <w:tcW w:w="1985" w:type="dxa"/>
+            <w:tcMar/>
           </w:tcPr>
           <w:p>
             <w:pPr>
@@ -10914,6 +11466,7 @@
         <w:tc>
           <w:tcPr>
             <w:tcW w:w="4819" w:type="dxa"/>
+            <w:tcMar/>
           </w:tcPr>
           <w:p>
             <w:pPr>
@@ -10936,6 +11489,7 @@
         <w:tc>
           <w:tcPr>
             <w:tcW w:w="838" w:type="dxa"/>
+            <w:tcMar/>
           </w:tcPr>
           <w:p>
             <w:pPr>
@@ -10956,6 +11510,7 @@
         <w:tc>
           <w:tcPr>
             <w:tcW w:w="1842" w:type="dxa"/>
+            <w:tcMar/>
           </w:tcPr>
           <w:p>
             <w:pPr>
@@ -10978,6 +11533,7 @@
         <w:tc>
           <w:tcPr>
             <w:tcW w:w="1985" w:type="dxa"/>
+            <w:tcMar/>
           </w:tcPr>
           <w:p>
             <w:pPr>
@@ -10995,20 +11551,21 @@
         <w:tc>
           <w:tcPr>
             <w:tcW w:w="4819" w:type="dxa"/>
-          </w:tcPr>
-          <w:p>
-            <w:pPr>
-              <w:spacing w:line="360" w:lineRule="auto"/>
-              <w:jc w:val="left"/>
-              <w:rPr>
-                <w:rFonts w:eastAsia="Calibri"/>
-              </w:rPr>
-            </w:pPr>
-            <w:r>
-              <w:rPr>
-                <w:color w:val="000000"/>
-              </w:rPr>
-              <w:t>H_NG_SB_RLOS_MAS_CITY&gt; CITY_NAME</w:t>
+            <w:tcMar/>
+          </w:tcPr>
+          <w:p>
+            <w:pPr>
+              <w:spacing w:line="360" w:lineRule="auto"/>
+              <w:jc w:val="left"/>
+              <w:rPr>
+                <w:rFonts w:eastAsia="Calibri"/>
+              </w:rPr>
+            </w:pPr>
+            <w:r>
+              <w:rPr>
+                <w:color w:val="000000" w:themeColor="text1" w:themeTint="FF" w:themeShade="FF"/>
+              </w:rPr>
+              <w:t>NG_SB_RLOS_MAS_CITY&gt; CITY_NAME</w:t>
             </w:r>
           </w:p>
         </w:tc>
@@ -11017,6 +11574,7 @@
         <w:tc>
           <w:tcPr>
             <w:tcW w:w="838" w:type="dxa"/>
+            <w:tcMar/>
           </w:tcPr>
           <w:p>
             <w:pPr>
@@ -11037,6 +11595,7 @@
         <w:tc>
           <w:tcPr>
             <w:tcW w:w="1842" w:type="dxa"/>
+            <w:tcMar/>
           </w:tcPr>
           <w:p>
             <w:pPr>
@@ -11059,6 +11618,7 @@
         <w:tc>
           <w:tcPr>
             <w:tcW w:w="1985" w:type="dxa"/>
+            <w:tcMar/>
           </w:tcPr>
           <w:p>
             <w:pPr>
@@ -11076,20 +11636,21 @@
         <w:tc>
           <w:tcPr>
             <w:tcW w:w="4819" w:type="dxa"/>
-          </w:tcPr>
-          <w:p>
-            <w:pPr>
-              <w:spacing w:line="360" w:lineRule="auto"/>
-              <w:jc w:val="left"/>
-              <w:rPr>
-                <w:rFonts w:eastAsia="Calibri"/>
-              </w:rPr>
-            </w:pPr>
-            <w:r>
-              <w:rPr>
-                <w:color w:val="000000"/>
-              </w:rPr>
-              <w:t>H_NG_SB_RLOS_MAS_DISTRICT&gt; DISTRICT_NAME</w:t>
+            <w:tcMar/>
+          </w:tcPr>
+          <w:p>
+            <w:pPr>
+              <w:spacing w:line="360" w:lineRule="auto"/>
+              <w:jc w:val="left"/>
+              <w:rPr>
+                <w:rFonts w:eastAsia="Calibri"/>
+              </w:rPr>
+            </w:pPr>
+            <w:r>
+              <w:rPr>
+                <w:color w:val="000000" w:themeColor="text1" w:themeTint="FF" w:themeShade="FF"/>
+              </w:rPr>
+              <w:t>NG_SB_RLOS_MAS_DISTRICT&gt; DISTRICT_NAME</w:t>
             </w:r>
           </w:p>
         </w:tc>
@@ -11098,6 +11659,7 @@
         <w:tc>
           <w:tcPr>
             <w:tcW w:w="838" w:type="dxa"/>
+            <w:tcMar/>
           </w:tcPr>
           <w:p>
             <w:pPr>
@@ -11118,6 +11680,7 @@
         <w:tc>
           <w:tcPr>
             <w:tcW w:w="1842" w:type="dxa"/>
+            <w:tcMar/>
           </w:tcPr>
           <w:p>
             <w:pPr>
@@ -11140,6 +11703,7 @@
         <w:tc>
           <w:tcPr>
             <w:tcW w:w="1985" w:type="dxa"/>
+            <w:tcMar/>
           </w:tcPr>
           <w:p>
             <w:pPr>
@@ -11157,6 +11721,7 @@
         <w:tc>
           <w:tcPr>
             <w:tcW w:w="4819" w:type="dxa"/>
+            <w:tcMar/>
           </w:tcPr>
           <w:p>
             <w:pPr>
@@ -11179,6 +11744,7 @@
         <w:tc>
           <w:tcPr>
             <w:tcW w:w="838" w:type="dxa"/>
+            <w:tcMar/>
           </w:tcPr>
           <w:p>
             <w:pPr>
@@ -11199,6 +11765,7 @@
         <w:tc>
           <w:tcPr>
             <w:tcW w:w="1842" w:type="dxa"/>
+            <w:tcMar/>
           </w:tcPr>
           <w:p>
             <w:pPr>
@@ -11221,6 +11788,7 @@
         <w:tc>
           <w:tcPr>
             <w:tcW w:w="1985" w:type="dxa"/>
+            <w:tcMar/>
           </w:tcPr>
           <w:p>
             <w:pPr>
@@ -11238,6 +11806,7 @@
         <w:tc>
           <w:tcPr>
             <w:tcW w:w="4819" w:type="dxa"/>
+            <w:tcMar/>
           </w:tcPr>
           <w:p>
             <w:pPr>
@@ -11288,6 +11857,11 @@
                 <w:rFonts w:eastAsia="Calibri"/>
               </w:rPr>
               <w:br/>
+            </w:r>
+            <w:r>
+              <w:rPr>
+                <w:rFonts w:eastAsia="Calibri"/>
+              </w:rPr>
               <w:t>NG_SB_RLOS_APPLICANT_DETAIL&gt; HOUSNO_CURR_RES</w:t>
             </w:r>
             <w:r>
@@ -11295,6 +11869,11 @@
                 <w:rFonts w:eastAsia="Calibri"/>
               </w:rPr>
               <w:br/>
+            </w:r>
+            <w:r>
+              <w:rPr>
+                <w:rFonts w:eastAsia="Calibri"/>
+              </w:rPr>
               <w:t xml:space="preserve">Ghép chuỗi: </w:t>
             </w:r>
             <w:r>
@@ -11322,7 +11901,6 @@
               <w:rPr>
                 <w:rFonts w:eastAsia="Calibri"/>
               </w:rPr>
-              <w:lastRenderedPageBreak/>
               <w:t>WARD_CURR_RES || ', ' ||</w:t>
             </w:r>
           </w:p>
@@ -11362,6 +11940,7 @@
         <w:tc>
           <w:tcPr>
             <w:tcW w:w="838" w:type="dxa"/>
+            <w:tcMar/>
           </w:tcPr>
           <w:p>
             <w:pPr>
@@ -11382,6 +11961,7 @@
         <w:tc>
           <w:tcPr>
             <w:tcW w:w="1842" w:type="dxa"/>
+            <w:tcMar/>
           </w:tcPr>
           <w:p>
             <w:pPr>
@@ -11404,6 +11984,7 @@
         <w:tc>
           <w:tcPr>
             <w:tcW w:w="1985" w:type="dxa"/>
+            <w:tcMar/>
           </w:tcPr>
           <w:p>
             <w:pPr>
@@ -11422,6 +12003,7 @@
         <w:tc>
           <w:tcPr>
             <w:tcW w:w="4819" w:type="dxa"/>
+            <w:tcMar/>
           </w:tcPr>
           <w:p>
             <w:pPr>
@@ -11441,6 +12023,7 @@
         <w:tc>
           <w:tcPr>
             <w:tcW w:w="838" w:type="dxa"/>
+            <w:tcMar/>
           </w:tcPr>
           <w:p>
             <w:pPr>
@@ -11461,6 +12044,7 @@
         <w:tc>
           <w:tcPr>
             <w:tcW w:w="1842" w:type="dxa"/>
+            <w:tcMar/>
           </w:tcPr>
           <w:p>
             <w:pPr>
@@ -11483,6 +12067,7 @@
         <w:tc>
           <w:tcPr>
             <w:tcW w:w="1985" w:type="dxa"/>
+            <w:tcMar/>
           </w:tcPr>
           <w:p>
             <w:pPr>
@@ -11501,6 +12086,7 @@
         <w:tc>
           <w:tcPr>
             <w:tcW w:w="4819" w:type="dxa"/>
+            <w:tcMar/>
           </w:tcPr>
           <w:p>
             <w:pPr>
@@ -11520,6 +12106,7 @@
         <w:tc>
           <w:tcPr>
             <w:tcW w:w="838" w:type="dxa"/>
+            <w:tcMar/>
           </w:tcPr>
           <w:p>
             <w:pPr>
@@ -11540,6 +12127,7 @@
         <w:tc>
           <w:tcPr>
             <w:tcW w:w="1842" w:type="dxa"/>
+            <w:tcMar/>
           </w:tcPr>
           <w:p>
             <w:pPr>
@@ -11562,6 +12150,7 @@
         <w:tc>
           <w:tcPr>
             <w:tcW w:w="1985" w:type="dxa"/>
+            <w:tcMar/>
           </w:tcPr>
           <w:p>
             <w:pPr>
@@ -11579,6 +12168,7 @@
         <w:tc>
           <w:tcPr>
             <w:tcW w:w="4819" w:type="dxa"/>
+            <w:tcMar/>
           </w:tcPr>
           <w:p>
             <w:pPr>
@@ -11598,6 +12188,7 @@
         <w:tc>
           <w:tcPr>
             <w:tcW w:w="838" w:type="dxa"/>
+            <w:tcMar/>
           </w:tcPr>
           <w:p>
             <w:pPr>
@@ -11618,6 +12209,7 @@
         <w:tc>
           <w:tcPr>
             <w:tcW w:w="1842" w:type="dxa"/>
+            <w:tcMar/>
           </w:tcPr>
           <w:p>
             <w:pPr>
@@ -11640,6 +12232,7 @@
         <w:tc>
           <w:tcPr>
             <w:tcW w:w="1985" w:type="dxa"/>
+            <w:tcMar/>
           </w:tcPr>
           <w:p>
             <w:pPr>
@@ -11657,6 +12250,7 @@
         <w:tc>
           <w:tcPr>
             <w:tcW w:w="4819" w:type="dxa"/>
+            <w:tcMar/>
           </w:tcPr>
           <w:p>
             <w:pPr>
@@ -11676,6 +12270,7 @@
         <w:tc>
           <w:tcPr>
             <w:tcW w:w="838" w:type="dxa"/>
+            <w:tcMar/>
           </w:tcPr>
           <w:p>
             <w:pPr>
@@ -11696,6 +12291,7 @@
         <w:tc>
           <w:tcPr>
             <w:tcW w:w="1842" w:type="dxa"/>
+            <w:tcMar/>
           </w:tcPr>
           <w:p>
             <w:pPr>
@@ -11718,6 +12314,7 @@
         <w:tc>
           <w:tcPr>
             <w:tcW w:w="1985" w:type="dxa"/>
+            <w:tcMar/>
           </w:tcPr>
           <w:p>
             <w:pPr>
@@ -11735,6 +12332,7 @@
         <w:tc>
           <w:tcPr>
             <w:tcW w:w="4819" w:type="dxa"/>
+            <w:tcMar/>
           </w:tcPr>
           <w:p>
             <w:pPr>
@@ -11754,6 +12352,7 @@
         <w:tc>
           <w:tcPr>
             <w:tcW w:w="838" w:type="dxa"/>
+            <w:tcMar/>
           </w:tcPr>
           <w:p>
             <w:pPr>
@@ -11774,6 +12373,7 @@
         <w:tc>
           <w:tcPr>
             <w:tcW w:w="1842" w:type="dxa"/>
+            <w:tcMar/>
           </w:tcPr>
           <w:p>
             <w:pPr>
@@ -11796,6 +12396,7 @@
         <w:tc>
           <w:tcPr>
             <w:tcW w:w="1985" w:type="dxa"/>
+            <w:tcMar/>
           </w:tcPr>
           <w:p>
             <w:pPr>
@@ -11813,6 +12414,7 @@
         <w:tc>
           <w:tcPr>
             <w:tcW w:w="4819" w:type="dxa"/>
+            <w:tcMar/>
           </w:tcPr>
           <w:p>
             <w:pPr>
@@ -11838,6 +12440,7 @@
         <w:tc>
           <w:tcPr>
             <w:tcW w:w="838" w:type="dxa"/>
+            <w:tcMar/>
           </w:tcPr>
           <w:p>
             <w:pPr>
@@ -11858,6 +12461,7 @@
         <w:tc>
           <w:tcPr>
             <w:tcW w:w="1842" w:type="dxa"/>
+            <w:tcMar/>
           </w:tcPr>
           <w:p>
             <w:pPr>
@@ -11880,6 +12484,7 @@
         <w:tc>
           <w:tcPr>
             <w:tcW w:w="1985" w:type="dxa"/>
+            <w:tcMar/>
           </w:tcPr>
           <w:p>
             <w:pPr>
@@ -11897,6 +12502,7 @@
         <w:tc>
           <w:tcPr>
             <w:tcW w:w="4819" w:type="dxa"/>
+            <w:tcMar/>
           </w:tcPr>
           <w:p>
             <w:pPr>
@@ -11922,6 +12528,7 @@
         <w:tc>
           <w:tcPr>
             <w:tcW w:w="838" w:type="dxa"/>
+            <w:tcMar/>
           </w:tcPr>
           <w:p>
             <w:pPr>
@@ -11942,6 +12549,7 @@
         <w:tc>
           <w:tcPr>
             <w:tcW w:w="1842" w:type="dxa"/>
+            <w:tcMar/>
           </w:tcPr>
           <w:p>
             <w:pPr>
@@ -11964,6 +12572,7 @@
         <w:tc>
           <w:tcPr>
             <w:tcW w:w="1985" w:type="dxa"/>
+            <w:tcMar/>
           </w:tcPr>
           <w:p>
             <w:pPr>
@@ -11981,6 +12590,7 @@
         <w:tc>
           <w:tcPr>
             <w:tcW w:w="4819" w:type="dxa"/>
+            <w:tcMar/>
           </w:tcPr>
           <w:p>
             <w:pPr>
@@ -12000,6 +12610,7 @@
         <w:tc>
           <w:tcPr>
             <w:tcW w:w="838" w:type="dxa"/>
+            <w:tcMar/>
           </w:tcPr>
           <w:p>
             <w:pPr>
@@ -12020,6 +12631,7 @@
         <w:tc>
           <w:tcPr>
             <w:tcW w:w="1842" w:type="dxa"/>
+            <w:tcMar/>
           </w:tcPr>
           <w:p>
             <w:pPr>
@@ -12042,6 +12654,7 @@
         <w:tc>
           <w:tcPr>
             <w:tcW w:w="1985" w:type="dxa"/>
+            <w:tcMar/>
           </w:tcPr>
           <w:p>
             <w:pPr>
@@ -12059,6 +12672,7 @@
         <w:tc>
           <w:tcPr>
             <w:tcW w:w="4819" w:type="dxa"/>
+            <w:tcMar/>
           </w:tcPr>
           <w:p>
             <w:pPr>
@@ -12078,6 +12692,7 @@
         <w:tc>
           <w:tcPr>
             <w:tcW w:w="838" w:type="dxa"/>
+            <w:tcMar/>
           </w:tcPr>
           <w:p>
             <w:pPr>
@@ -12098,6 +12713,7 @@
         <w:tc>
           <w:tcPr>
             <w:tcW w:w="1842" w:type="dxa"/>
+            <w:tcMar/>
           </w:tcPr>
           <w:p>
             <w:pPr>
@@ -12120,6 +12736,7 @@
         <w:tc>
           <w:tcPr>
             <w:tcW w:w="1985" w:type="dxa"/>
+            <w:tcMar/>
           </w:tcPr>
           <w:p>
             <w:pPr>
@@ -12137,6 +12754,7 @@
         <w:tc>
           <w:tcPr>
             <w:tcW w:w="4819" w:type="dxa"/>
+            <w:tcMar/>
           </w:tcPr>
           <w:p>
             <w:pPr>
@@ -12156,6 +12774,7 @@
         <w:tc>
           <w:tcPr>
             <w:tcW w:w="838" w:type="dxa"/>
+            <w:tcMar/>
           </w:tcPr>
           <w:p>
             <w:pPr>
@@ -12176,6 +12795,7 @@
         <w:tc>
           <w:tcPr>
             <w:tcW w:w="1842" w:type="dxa"/>
+            <w:tcMar/>
           </w:tcPr>
           <w:p>
             <w:pPr>
@@ -12198,6 +12818,7 @@
         <w:tc>
           <w:tcPr>
             <w:tcW w:w="1985" w:type="dxa"/>
+            <w:tcMar/>
           </w:tcPr>
           <w:p>
             <w:pPr>
@@ -12215,6 +12836,7 @@
         <w:tc>
           <w:tcPr>
             <w:tcW w:w="4819" w:type="dxa"/>
+            <w:tcMar/>
           </w:tcPr>
           <w:p>
             <w:pPr>
@@ -12234,6 +12856,7 @@
         <w:tc>
           <w:tcPr>
             <w:tcW w:w="838" w:type="dxa"/>
+            <w:tcMar/>
           </w:tcPr>
           <w:p>
             <w:pPr>
@@ -12254,6 +12877,7 @@
         <w:tc>
           <w:tcPr>
             <w:tcW w:w="1842" w:type="dxa"/>
+            <w:tcMar/>
           </w:tcPr>
           <w:p>
             <w:pPr>
@@ -12276,6 +12900,7 @@
         <w:tc>
           <w:tcPr>
             <w:tcW w:w="1985" w:type="dxa"/>
+            <w:tcMar/>
           </w:tcPr>
           <w:p>
             <w:pPr>
@@ -12293,6 +12918,7 @@
         <w:tc>
           <w:tcPr>
             <w:tcW w:w="4819" w:type="dxa"/>
+            <w:tcMar/>
           </w:tcPr>
           <w:p>
             <w:pPr>
@@ -12312,6 +12938,7 @@
         <w:tc>
           <w:tcPr>
             <w:tcW w:w="838" w:type="dxa"/>
+            <w:tcMar/>
           </w:tcPr>
           <w:p>
             <w:pPr>
@@ -12332,6 +12959,7 @@
         <w:tc>
           <w:tcPr>
             <w:tcW w:w="1842" w:type="dxa"/>
+            <w:tcMar/>
           </w:tcPr>
           <w:p>
             <w:pPr>
@@ -12354,6 +12982,7 @@
         <w:tc>
           <w:tcPr>
             <w:tcW w:w="1985" w:type="dxa"/>
+            <w:tcMar/>
           </w:tcPr>
           <w:p>
             <w:pPr>
@@ -12371,6 +13000,7 @@
         <w:tc>
           <w:tcPr>
             <w:tcW w:w="4819" w:type="dxa"/>
+            <w:tcMar/>
           </w:tcPr>
           <w:p>
             <w:pPr>
@@ -12390,6 +13020,7 @@
         <w:tc>
           <w:tcPr>
             <w:tcW w:w="838" w:type="dxa"/>
+            <w:tcMar/>
           </w:tcPr>
           <w:p>
             <w:pPr>
@@ -12410,6 +13041,7 @@
         <w:tc>
           <w:tcPr>
             <w:tcW w:w="1842" w:type="dxa"/>
+            <w:tcMar/>
           </w:tcPr>
           <w:p>
             <w:pPr>
@@ -12432,6 +13064,7 @@
         <w:tc>
           <w:tcPr>
             <w:tcW w:w="1985" w:type="dxa"/>
+            <w:tcMar/>
           </w:tcPr>
           <w:p>
             <w:pPr>
@@ -12449,6 +13082,7 @@
         <w:tc>
           <w:tcPr>
             <w:tcW w:w="4819" w:type="dxa"/>
+            <w:tcMar/>
           </w:tcPr>
           <w:p>
             <w:pPr>
@@ -12468,6 +13102,7 @@
         <w:tc>
           <w:tcPr>
             <w:tcW w:w="838" w:type="dxa"/>
+            <w:tcMar/>
           </w:tcPr>
           <w:p>
             <w:pPr>
@@ -12488,6 +13123,7 @@
         <w:tc>
           <w:tcPr>
             <w:tcW w:w="1842" w:type="dxa"/>
+            <w:tcMar/>
           </w:tcPr>
           <w:p>
             <w:pPr>
@@ -12510,6 +13146,7 @@
         <w:tc>
           <w:tcPr>
             <w:tcW w:w="1985" w:type="dxa"/>
+            <w:tcMar/>
           </w:tcPr>
           <w:p>
             <w:pPr>
@@ -12527,6 +13164,7 @@
         <w:tc>
           <w:tcPr>
             <w:tcW w:w="4819" w:type="dxa"/>
+            <w:tcMar/>
           </w:tcPr>
           <w:p>
             <w:pPr>
@@ -12546,6 +13184,7 @@
         <w:tc>
           <w:tcPr>
             <w:tcW w:w="838" w:type="dxa"/>
+            <w:tcMar/>
           </w:tcPr>
           <w:p>
             <w:pPr>
@@ -12566,6 +13205,7 @@
         <w:tc>
           <w:tcPr>
             <w:tcW w:w="1842" w:type="dxa"/>
+            <w:tcMar/>
           </w:tcPr>
           <w:p>
             <w:pPr>
@@ -12588,6 +13228,7 @@
         <w:tc>
           <w:tcPr>
             <w:tcW w:w="1985" w:type="dxa"/>
+            <w:tcMar/>
           </w:tcPr>
           <w:p>
             <w:pPr>
@@ -12605,6 +13246,7 @@
         <w:tc>
           <w:tcPr>
             <w:tcW w:w="4819" w:type="dxa"/>
+            <w:tcMar/>
           </w:tcPr>
           <w:p>
             <w:pPr>
@@ -12624,6 +13266,7 @@
         <w:tc>
           <w:tcPr>
             <w:tcW w:w="838" w:type="dxa"/>
+            <w:tcMar/>
           </w:tcPr>
           <w:p>
             <w:pPr>
@@ -12644,6 +13287,7 @@
         <w:tc>
           <w:tcPr>
             <w:tcW w:w="1842" w:type="dxa"/>
+            <w:tcMar/>
           </w:tcPr>
           <w:p>
             <w:pPr>
@@ -12666,6 +13310,7 @@
         <w:tc>
           <w:tcPr>
             <w:tcW w:w="1985" w:type="dxa"/>
+            <w:tcMar/>
           </w:tcPr>
           <w:p>
             <w:pPr>
@@ -12683,6 +13328,7 @@
         <w:tc>
           <w:tcPr>
             <w:tcW w:w="4819" w:type="dxa"/>
+            <w:tcMar/>
           </w:tcPr>
           <w:p>
             <w:pPr>
@@ -12702,6 +13348,7 @@
         <w:tc>
           <w:tcPr>
             <w:tcW w:w="838" w:type="dxa"/>
+            <w:tcMar/>
           </w:tcPr>
           <w:p>
             <w:pPr>
@@ -12722,6 +13369,7 @@
         <w:tc>
           <w:tcPr>
             <w:tcW w:w="1842" w:type="dxa"/>
+            <w:tcMar/>
           </w:tcPr>
           <w:p>
             <w:pPr>
@@ -12744,6 +13392,7 @@
         <w:tc>
           <w:tcPr>
             <w:tcW w:w="1985" w:type="dxa"/>
+            <w:tcMar/>
           </w:tcPr>
           <w:p>
             <w:pPr>
@@ -12761,6 +13410,7 @@
         <w:tc>
           <w:tcPr>
             <w:tcW w:w="4819" w:type="dxa"/>
+            <w:tcMar/>
           </w:tcPr>
           <w:p>
             <w:pPr>
@@ -12780,6 +13430,7 @@
         <w:tc>
           <w:tcPr>
             <w:tcW w:w="838" w:type="dxa"/>
+            <w:tcMar/>
           </w:tcPr>
           <w:p>
             <w:pPr>
@@ -12800,6 +13451,7 @@
         <w:tc>
           <w:tcPr>
             <w:tcW w:w="1842" w:type="dxa"/>
+            <w:tcMar/>
           </w:tcPr>
           <w:p>
             <w:pPr>
@@ -12822,6 +13474,7 @@
         <w:tc>
           <w:tcPr>
             <w:tcW w:w="1985" w:type="dxa"/>
+            <w:tcMar/>
           </w:tcPr>
           <w:p>
             <w:pPr>
@@ -12839,6 +13492,7 @@
         <w:tc>
           <w:tcPr>
             <w:tcW w:w="4819" w:type="dxa"/>
+            <w:tcMar/>
           </w:tcPr>
           <w:p>
             <w:pPr>
@@ -12858,6 +13512,7 @@
         <w:tc>
           <w:tcPr>
             <w:tcW w:w="838" w:type="dxa"/>
+            <w:tcMar/>
           </w:tcPr>
           <w:p>
             <w:pPr>
@@ -12878,6 +13533,7 @@
         <w:tc>
           <w:tcPr>
             <w:tcW w:w="1842" w:type="dxa"/>
+            <w:tcMar/>
           </w:tcPr>
           <w:p>
             <w:pPr>
@@ -12900,6 +13556,7 @@
         <w:tc>
           <w:tcPr>
             <w:tcW w:w="1985" w:type="dxa"/>
+            <w:tcMar/>
           </w:tcPr>
           <w:p>
             <w:pPr>
@@ -12917,6 +13574,7 @@
         <w:tc>
           <w:tcPr>
             <w:tcW w:w="4819" w:type="dxa"/>
+            <w:tcMar/>
           </w:tcPr>
           <w:p>
             <w:pPr>
@@ -12966,6 +13624,7 @@
         <w:tc>
           <w:tcPr>
             <w:tcW w:w="838" w:type="dxa"/>
+            <w:tcMar/>
           </w:tcPr>
           <w:p>
             <w:pPr>
@@ -12986,6 +13645,7 @@
         <w:tc>
           <w:tcPr>
             <w:tcW w:w="1842" w:type="dxa"/>
+            <w:tcMar/>
           </w:tcPr>
           <w:p>
             <w:pPr>
@@ -13008,6 +13668,7 @@
         <w:tc>
           <w:tcPr>
             <w:tcW w:w="1985" w:type="dxa"/>
+            <w:tcMar/>
           </w:tcPr>
           <w:p>
             <w:pPr>
@@ -13025,6 +13686,7 @@
         <w:tc>
           <w:tcPr>
             <w:tcW w:w="4819" w:type="dxa"/>
+            <w:tcMar/>
           </w:tcPr>
           <w:p>
             <w:pPr>
@@ -13068,6 +13730,7 @@
         <w:tc>
           <w:tcPr>
             <w:tcW w:w="838" w:type="dxa"/>
+            <w:tcMar/>
           </w:tcPr>
           <w:p>
             <w:pPr>
@@ -13088,6 +13751,7 @@
         <w:tc>
           <w:tcPr>
             <w:tcW w:w="1842" w:type="dxa"/>
+            <w:tcMar/>
           </w:tcPr>
           <w:p>
             <w:pPr>
@@ -13110,6 +13774,7 @@
         <w:tc>
           <w:tcPr>
             <w:tcW w:w="1985" w:type="dxa"/>
+            <w:tcMar/>
           </w:tcPr>
           <w:p>
             <w:pPr>
@@ -13127,6 +13792,7 @@
         <w:tc>
           <w:tcPr>
             <w:tcW w:w="4819" w:type="dxa"/>
+            <w:tcMar/>
           </w:tcPr>
           <w:p>
             <w:pPr>
@@ -13164,6 +13830,7 @@
         <w:tc>
           <w:tcPr>
             <w:tcW w:w="838" w:type="dxa"/>
+            <w:tcMar/>
           </w:tcPr>
           <w:p>
             <w:pPr>
@@ -13184,6 +13851,7 @@
         <w:tc>
           <w:tcPr>
             <w:tcW w:w="1842" w:type="dxa"/>
+            <w:tcMar/>
           </w:tcPr>
           <w:p>
             <w:pPr>
@@ -13206,6 +13874,7 @@
         <w:tc>
           <w:tcPr>
             <w:tcW w:w="1985" w:type="dxa"/>
+            <w:tcMar/>
           </w:tcPr>
           <w:p>
             <w:pPr>
@@ -13223,6 +13892,7 @@
         <w:tc>
           <w:tcPr>
             <w:tcW w:w="4819" w:type="dxa"/>
+            <w:tcMar/>
           </w:tcPr>
           <w:p>
             <w:pPr>
@@ -13263,6 +13933,7 @@
         <w:tc>
           <w:tcPr>
             <w:tcW w:w="838" w:type="dxa"/>
+            <w:tcMar/>
           </w:tcPr>
           <w:p>
             <w:pPr>
@@ -13283,6 +13954,7 @@
         <w:tc>
           <w:tcPr>
             <w:tcW w:w="1842" w:type="dxa"/>
+            <w:tcMar/>
           </w:tcPr>
           <w:p>
             <w:pPr>
@@ -13305,6 +13977,7 @@
         <w:tc>
           <w:tcPr>
             <w:tcW w:w="1985" w:type="dxa"/>
+            <w:tcMar/>
           </w:tcPr>
           <w:p>
             <w:pPr>
@@ -13322,6 +13995,7 @@
         <w:tc>
           <w:tcPr>
             <w:tcW w:w="4819" w:type="dxa"/>
+            <w:tcMar/>
           </w:tcPr>
           <w:p>
             <w:pPr>
@@ -13362,6 +14036,7 @@
         <w:tc>
           <w:tcPr>
             <w:tcW w:w="838" w:type="dxa"/>
+            <w:tcMar/>
           </w:tcPr>
           <w:p>
             <w:pPr>
@@ -13382,6 +14057,7 @@
         <w:tc>
           <w:tcPr>
             <w:tcW w:w="1842" w:type="dxa"/>
+            <w:tcMar/>
           </w:tcPr>
           <w:p>
             <w:pPr>
@@ -13404,6 +14080,7 @@
         <w:tc>
           <w:tcPr>
             <w:tcW w:w="1985" w:type="dxa"/>
+            <w:tcMar/>
           </w:tcPr>
           <w:p>
             <w:pPr>
@@ -13421,6 +14098,7 @@
         <w:tc>
           <w:tcPr>
             <w:tcW w:w="4819" w:type="dxa"/>
+            <w:tcMar/>
           </w:tcPr>
           <w:p>
             <w:pPr>
@@ -13435,6 +14113,8 @@
             </w:r>
             <w:r>
               <w:br/>
+            </w:r>
+            <w:r>
               <w:t>Lấy REMARKS tại bước có WORKSTEP = 'DetailDataEntry'</w:t>
             </w:r>
           </w:p>
@@ -13444,6 +14124,7 @@
         <w:tc>
           <w:tcPr>
             <w:tcW w:w="838" w:type="dxa"/>
+            <w:tcMar/>
           </w:tcPr>
           <w:p>
             <w:pPr>
@@ -13464,6 +14145,7 @@
         <w:tc>
           <w:tcPr>
             <w:tcW w:w="1842" w:type="dxa"/>
+            <w:tcMar/>
           </w:tcPr>
           <w:p>
             <w:pPr>
@@ -13486,6 +14168,7 @@
         <w:tc>
           <w:tcPr>
             <w:tcW w:w="1985" w:type="dxa"/>
+            <w:tcMar/>
           </w:tcPr>
           <w:p>
             <w:pPr>
@@ -13503,6 +14186,7 @@
         <w:tc>
           <w:tcPr>
             <w:tcW w:w="4819" w:type="dxa"/>
+            <w:tcMar/>
           </w:tcPr>
           <w:p>
             <w:pPr>
@@ -13517,6 +14201,8 @@
             </w:r>
             <w:r>
               <w:br/>
+            </w:r>
+            <w:r>
               <w:t xml:space="preserve">Lấy DECISION tại dòng có giá trị </w:t>
             </w:r>
             <w:r>
@@ -13535,6 +14221,7 @@
         <w:tc>
           <w:tcPr>
             <w:tcW w:w="838" w:type="dxa"/>
+            <w:tcMar/>
           </w:tcPr>
           <w:p>
             <w:pPr>
@@ -13555,6 +14242,7 @@
         <w:tc>
           <w:tcPr>
             <w:tcW w:w="1842" w:type="dxa"/>
+            <w:tcMar/>
           </w:tcPr>
           <w:p>
             <w:pPr>
@@ -13577,6 +14265,7 @@
         <w:tc>
           <w:tcPr>
             <w:tcW w:w="1985" w:type="dxa"/>
+            <w:tcMar/>
           </w:tcPr>
           <w:p>
             <w:pPr>
@@ -13594,6 +14283,7 @@
         <w:tc>
           <w:tcPr>
             <w:tcW w:w="4819" w:type="dxa"/>
+            <w:tcMar/>
             <w:vAlign w:val="center"/>
           </w:tcPr>
           <w:p>
@@ -13701,7 +14391,6 @@
                 <w:szCs w:val="22"/>
               </w:rPr>
               <w:br/>
-              <w:t xml:space="preserve"> END, </w:t>
             </w:r>
             <w:r>
               <w:rPr>
@@ -13709,7 +14398,7 @@
                 <w:sz w:val="22"/>
                 <w:szCs w:val="22"/>
               </w:rPr>
-              <w:t>g</w:t>
+              <w:t xml:space="preserve"> END, </w:t>
             </w:r>
             <w:r>
               <w:rPr>
@@ -13717,6 +14406,14 @@
                 <w:sz w:val="22"/>
                 <w:szCs w:val="22"/>
               </w:rPr>
+              <w:t>g</w:t>
+            </w:r>
+            <w:r>
+              <w:rPr>
+                <w:color w:val="000000"/>
+                <w:sz w:val="22"/>
+                <w:szCs w:val="22"/>
+              </w:rPr>
               <w:t>.UWMAKERUSER)</w:t>
             </w:r>
           </w:p>
@@ -13726,6 +14423,7 @@
         <w:tc>
           <w:tcPr>
             <w:tcW w:w="838" w:type="dxa"/>
+            <w:tcMar/>
           </w:tcPr>
           <w:p>
             <w:pPr>
@@ -13746,6 +14444,7 @@
         <w:tc>
           <w:tcPr>
             <w:tcW w:w="1842" w:type="dxa"/>
+            <w:tcMar/>
           </w:tcPr>
           <w:p>
             <w:pPr>
@@ -13768,6 +14467,7 @@
         <w:tc>
           <w:tcPr>
             <w:tcW w:w="1985" w:type="dxa"/>
+            <w:tcMar/>
           </w:tcPr>
           <w:p>
             <w:pPr>
@@ -13785,6 +14485,7 @@
         <w:tc>
           <w:tcPr>
             <w:tcW w:w="4819" w:type="dxa"/>
+            <w:tcMar/>
             <w:vAlign w:val="center"/>
           </w:tcPr>
           <w:p>
@@ -13843,7 +14544,6 @@
                 <w:szCs w:val="22"/>
               </w:rPr>
               <w:br/>
-              <w:t xml:space="preserve">COALESCE(CASE WHEN </w:t>
             </w:r>
             <w:r>
               <w:rPr>
@@ -13851,7 +14551,7 @@
                 <w:sz w:val="22"/>
                 <w:szCs w:val="22"/>
               </w:rPr>
-              <w:t>ak</w:t>
+              <w:t xml:space="preserve">COALESCE(CASE WHEN </w:t>
             </w:r>
             <w:r>
               <w:rPr>
@@ -13859,7 +14559,7 @@
                 <w:sz w:val="22"/>
                 <w:szCs w:val="22"/>
               </w:rPr>
-              <w:t xml:space="preserve">.WORK_STEP = 'UnderwriterChecker' THEN </w:t>
+              <w:t>ak</w:t>
             </w:r>
             <w:r>
               <w:rPr>
@@ -13867,7 +14567,7 @@
                 <w:sz w:val="22"/>
                 <w:szCs w:val="22"/>
               </w:rPr>
-              <w:t>ak</w:t>
+              <w:t xml:space="preserve">.WORK_STEP = 'UnderwriterChecker' THEN </w:t>
             </w:r>
             <w:r>
               <w:rPr>
@@ -13875,7 +14575,7 @@
                 <w:sz w:val="22"/>
                 <w:szCs w:val="22"/>
               </w:rPr>
-              <w:t xml:space="preserve">.USER_MAKE </w:t>
+              <w:t>ak</w:t>
             </w:r>
             <w:r>
               <w:rPr>
@@ -13883,8 +14583,7 @@
                 <w:sz w:val="22"/>
                 <w:szCs w:val="22"/>
               </w:rPr>
-              <w:br/>
-              <w:t xml:space="preserve"> END, </w:t>
+              <w:t xml:space="preserve">.USER_MAKE </w:t>
             </w:r>
             <w:r>
               <w:rPr>
@@ -13892,7 +14591,7 @@
                 <w:sz w:val="22"/>
                 <w:szCs w:val="22"/>
               </w:rPr>
-              <w:t>g</w:t>
+              <w:br/>
             </w:r>
             <w:r>
               <w:rPr>
@@ -13900,6 +14599,22 @@
                 <w:sz w:val="22"/>
                 <w:szCs w:val="22"/>
               </w:rPr>
+              <w:t xml:space="preserve"> END, </w:t>
+            </w:r>
+            <w:r>
+              <w:rPr>
+                <w:color w:val="000000"/>
+                <w:sz w:val="22"/>
+                <w:szCs w:val="22"/>
+              </w:rPr>
+              <w:t>g</w:t>
+            </w:r>
+            <w:r>
+              <w:rPr>
+                <w:color w:val="000000"/>
+                <w:sz w:val="22"/>
+                <w:szCs w:val="22"/>
+              </w:rPr>
               <w:t>.UWCHKRUSER)</w:t>
             </w:r>
           </w:p>
@@ -13909,6 +14624,7 @@
         <w:tc>
           <w:tcPr>
             <w:tcW w:w="838" w:type="dxa"/>
+            <w:tcMar/>
           </w:tcPr>
           <w:p>
             <w:pPr>
@@ -13929,6 +14645,7 @@
         <w:tc>
           <w:tcPr>
             <w:tcW w:w="1842" w:type="dxa"/>
+            <w:tcMar/>
           </w:tcPr>
           <w:p>
             <w:pPr>
@@ -13951,6 +14668,7 @@
         <w:tc>
           <w:tcPr>
             <w:tcW w:w="1985" w:type="dxa"/>
+            <w:tcMar/>
           </w:tcPr>
           <w:p>
             <w:pPr>
@@ -13968,6 +14686,7 @@
         <w:tc>
           <w:tcPr>
             <w:tcW w:w="4819" w:type="dxa"/>
+            <w:tcMar/>
             <w:vAlign w:val="center"/>
           </w:tcPr>
           <w:p>
@@ -14024,7 +14743,6 @@
                 <w:szCs w:val="22"/>
               </w:rPr>
               <w:br/>
-              <w:t xml:space="preserve">COALESCE(CASE WHEN </w:t>
             </w:r>
             <w:r>
               <w:rPr>
@@ -14032,7 +14750,7 @@
                 <w:sz w:val="22"/>
                 <w:szCs w:val="22"/>
               </w:rPr>
-              <w:t>ak</w:t>
+              <w:t xml:space="preserve">COALESCE(CASE WHEN </w:t>
             </w:r>
             <w:r>
               <w:rPr>
@@ -14040,7 +14758,7 @@
                 <w:sz w:val="22"/>
                 <w:szCs w:val="22"/>
               </w:rPr>
-              <w:t xml:space="preserve">.WORK_STEP in ('CreditCommittee', ' CreditApproval') THEN </w:t>
+              <w:t>ak</w:t>
             </w:r>
             <w:r>
               <w:rPr>
@@ -14048,7 +14766,7 @@
                 <w:sz w:val="22"/>
                 <w:szCs w:val="22"/>
               </w:rPr>
-              <w:t>ak</w:t>
+              <w:t xml:space="preserve">.WORK_STEP in ('CreditCommittee', ' CreditApproval') THEN </w:t>
             </w:r>
             <w:r>
               <w:rPr>
@@ -14056,7 +14774,7 @@
                 <w:sz w:val="22"/>
                 <w:szCs w:val="22"/>
               </w:rPr>
-              <w:t xml:space="preserve">.USER_MAKE END, </w:t>
+              <w:t>ak</w:t>
             </w:r>
             <w:r>
               <w:rPr>
@@ -14064,7 +14782,7 @@
                 <w:sz w:val="22"/>
                 <w:szCs w:val="22"/>
               </w:rPr>
-              <w:br/>
+              <w:t xml:space="preserve">.USER_MAKE END, </w:t>
             </w:r>
             <w:r>
               <w:rPr>
@@ -14072,7 +14790,7 @@
                 <w:sz w:val="22"/>
                 <w:szCs w:val="22"/>
               </w:rPr>
-              <w:t>g</w:t>
+              <w:br/>
             </w:r>
             <w:r>
               <w:rPr>
@@ -14080,7 +14798,7 @@
                 <w:sz w:val="22"/>
                 <w:szCs w:val="22"/>
               </w:rPr>
-              <w:t xml:space="preserve">.CREDAPPRUSER, </w:t>
+              <w:t>g</w:t>
             </w:r>
             <w:r>
               <w:rPr>
@@ -14088,7 +14806,7 @@
                 <w:sz w:val="22"/>
                 <w:szCs w:val="22"/>
               </w:rPr>
-              <w:t>g</w:t>
+              <w:t xml:space="preserve">.CREDAPPRUSER, </w:t>
             </w:r>
             <w:r>
               <w:rPr>
@@ -14096,6 +14814,14 @@
                 <w:sz w:val="22"/>
                 <w:szCs w:val="22"/>
               </w:rPr>
+              <w:t>g</w:t>
+            </w:r>
+            <w:r>
+              <w:rPr>
+                <w:color w:val="000000"/>
+                <w:sz w:val="22"/>
+                <w:szCs w:val="22"/>
+              </w:rPr>
               <w:t>.CCOMMITUSER)</w:t>
             </w:r>
           </w:p>
@@ -14105,6 +14831,7 @@
         <w:tc>
           <w:tcPr>
             <w:tcW w:w="838" w:type="dxa"/>
+            <w:tcMar/>
           </w:tcPr>
           <w:p>
             <w:pPr>
@@ -14125,6 +14852,7 @@
         <w:tc>
           <w:tcPr>
             <w:tcW w:w="1842" w:type="dxa"/>
+            <w:tcMar/>
           </w:tcPr>
           <w:p>
             <w:pPr>
@@ -14147,6 +14875,7 @@
         <w:tc>
           <w:tcPr>
             <w:tcW w:w="1985" w:type="dxa"/>
+            <w:tcMar/>
           </w:tcPr>
           <w:p>
             <w:pPr>
@@ -14164,6 +14893,7 @@
         <w:tc>
           <w:tcPr>
             <w:tcW w:w="4819" w:type="dxa"/>
+            <w:tcMar/>
           </w:tcPr>
           <w:p>
             <w:pPr>
@@ -14192,7 +14922,13 @@
               <w:rPr>
                 <w:rFonts w:eastAsia="Calibri"/>
               </w:rPr>
-              <w:t>CASE WHEN UPPER(</w:t>
+              <w:t xml:space="preserve">CASE WHEN </w:t>
+            </w:r>
+            <w:r>
+              <w:rPr>
+                <w:rFonts w:eastAsia="Calibri"/>
+              </w:rPr>
+              <w:t>UPPER(</w:t>
             </w:r>
             <w:r>
               <w:rPr>
@@ -14204,17 +14940,14 @@
               <w:rPr>
                 <w:rFonts w:eastAsia="Calibri"/>
               </w:rPr>
-              <w:t>.COL_TYPE) = 'REALESTATE' THEN 'YES' ELSE 'NO' END</w:t>
-            </w:r>
-          </w:p>
-          <w:p>
-            <w:pPr>
-              <w:spacing w:line="360" w:lineRule="auto"/>
-              <w:jc w:val="left"/>
-              <w:rPr>
-                <w:rFonts w:eastAsia="Calibri"/>
-              </w:rPr>
-            </w:pPr>
+              <w:t>.COL_TYPE</w:t>
+            </w:r>
+            <w:r>
+              <w:rPr>
+                <w:rFonts w:eastAsia="Calibri"/>
+              </w:rPr>
+              <w:t>) = 'REALSTATE' THEN 'YES' ELSE 'NO' END</w:t>
+            </w:r>
           </w:p>
         </w:tc>
       </w:tr>
@@ -14222,6 +14955,7 @@
         <w:tc>
           <w:tcPr>
             <w:tcW w:w="838" w:type="dxa"/>
+            <w:tcMar/>
           </w:tcPr>
           <w:p>
             <w:pPr>
@@ -14242,6 +14976,7 @@
         <w:tc>
           <w:tcPr>
             <w:tcW w:w="1842" w:type="dxa"/>
+            <w:tcMar/>
           </w:tcPr>
           <w:p>
             <w:pPr>
@@ -14264,6 +14999,7 @@
         <w:tc>
           <w:tcPr>
             <w:tcW w:w="1985" w:type="dxa"/>
+            <w:tcMar/>
           </w:tcPr>
           <w:p>
             <w:pPr>
@@ -14281,6 +15017,7 @@
         <w:tc>
           <w:tcPr>
             <w:tcW w:w="4819" w:type="dxa"/>
+            <w:tcMar/>
           </w:tcPr>
           <w:p>
             <w:pPr>
@@ -14309,7 +15046,13 @@
               <w:rPr>
                 <w:rFonts w:eastAsia="Calibri"/>
               </w:rPr>
-              <w:t>CASE WHEN UPPER(</w:t>
+              <w:t xml:space="preserve">CASE WHEN </w:t>
+            </w:r>
+            <w:r>
+              <w:rPr>
+                <w:rFonts w:eastAsia="Calibri"/>
+              </w:rPr>
+              <w:t>UPPER(</w:t>
             </w:r>
             <w:r>
               <w:rPr>
@@ -14321,17 +15064,14 @@
               <w:rPr>
                 <w:rFonts w:eastAsia="Calibri"/>
               </w:rPr>
-              <w:t>.COL_TYPE) = 'TRANSPORT' THEN 'YES' ELSE 'NO' END</w:t>
-            </w:r>
-          </w:p>
-          <w:p>
-            <w:pPr>
-              <w:spacing w:line="360" w:lineRule="auto"/>
-              <w:jc w:val="left"/>
-              <w:rPr>
-                <w:rFonts w:eastAsia="Calibri"/>
-              </w:rPr>
-            </w:pPr>
+              <w:t>.COL_TYPE</w:t>
+            </w:r>
+            <w:r>
+              <w:rPr>
+                <w:rFonts w:eastAsia="Calibri"/>
+              </w:rPr>
+              <w:t>) = 'TRANSPORT' THEN 'YES' ELSE 'NO' END</w:t>
+            </w:r>
           </w:p>
         </w:tc>
       </w:tr>
@@ -14339,6 +15079,7 @@
         <w:tc>
           <w:tcPr>
             <w:tcW w:w="838" w:type="dxa"/>
+            <w:tcMar/>
           </w:tcPr>
           <w:p>
             <w:pPr>
@@ -14359,6 +15100,7 @@
         <w:tc>
           <w:tcPr>
             <w:tcW w:w="1842" w:type="dxa"/>
+            <w:tcMar/>
           </w:tcPr>
           <w:p>
             <w:pPr>
@@ -14381,6 +15123,7 @@
         <w:tc>
           <w:tcPr>
             <w:tcW w:w="1985" w:type="dxa"/>
+            <w:tcMar/>
           </w:tcPr>
           <w:p>
             <w:pPr>
@@ -14398,6 +15141,7 @@
         <w:tc>
           <w:tcPr>
             <w:tcW w:w="4819" w:type="dxa"/>
+            <w:tcMar/>
           </w:tcPr>
           <w:p>
             <w:pPr>
@@ -14447,6 +15191,7 @@
         <w:tc>
           <w:tcPr>
             <w:tcW w:w="838" w:type="dxa"/>
+            <w:tcMar/>
           </w:tcPr>
           <w:p>
             <w:pPr>
@@ -14467,6 +15212,7 @@
         <w:tc>
           <w:tcPr>
             <w:tcW w:w="1842" w:type="dxa"/>
+            <w:tcMar/>
           </w:tcPr>
           <w:p>
             <w:pPr>
@@ -14489,6 +15235,7 @@
         <w:tc>
           <w:tcPr>
             <w:tcW w:w="1985" w:type="dxa"/>
+            <w:tcMar/>
           </w:tcPr>
           <w:p>
             <w:pPr>
@@ -14506,6 +15253,7 @@
         <w:tc>
           <w:tcPr>
             <w:tcW w:w="4819" w:type="dxa"/>
+            <w:tcMar/>
           </w:tcPr>
           <w:p>
             <w:pPr>
@@ -14525,6 +15273,7 @@
         <w:tc>
           <w:tcPr>
             <w:tcW w:w="838" w:type="dxa"/>
+            <w:tcMar/>
           </w:tcPr>
           <w:p>
             <w:pPr>
@@ -14545,6 +15294,7 @@
         <w:tc>
           <w:tcPr>
             <w:tcW w:w="1842" w:type="dxa"/>
+            <w:tcMar/>
           </w:tcPr>
           <w:p>
             <w:pPr>
@@ -14567,6 +15317,7 @@
         <w:tc>
           <w:tcPr>
             <w:tcW w:w="1985" w:type="dxa"/>
+            <w:tcMar/>
           </w:tcPr>
           <w:p>
             <w:pPr>
@@ -14584,6 +15335,7 @@
         <w:tc>
           <w:tcPr>
             <w:tcW w:w="4819" w:type="dxa"/>
+            <w:tcMar/>
           </w:tcPr>
           <w:p>
             <w:pPr>
@@ -14744,6 +15496,7 @@
         <w:tc>
           <w:tcPr>
             <w:tcW w:w="838" w:type="dxa"/>
+            <w:tcMar/>
           </w:tcPr>
           <w:p>
             <w:pPr>
@@ -14764,6 +15517,7 @@
         <w:tc>
           <w:tcPr>
             <w:tcW w:w="1842" w:type="dxa"/>
+            <w:tcMar/>
           </w:tcPr>
           <w:p>
             <w:pPr>
@@ -14786,6 +15540,7 @@
         <w:tc>
           <w:tcPr>
             <w:tcW w:w="1985" w:type="dxa"/>
+            <w:tcMar/>
           </w:tcPr>
           <w:p>
             <w:pPr>
@@ -14803,6 +15558,7 @@
         <w:tc>
           <w:tcPr>
             <w:tcW w:w="4819" w:type="dxa"/>
+            <w:tcMar/>
           </w:tcPr>
           <w:p>
             <w:pPr>
@@ -15050,6 +15806,7 @@
         <w:tc>
           <w:tcPr>
             <w:tcW w:w="838" w:type="dxa"/>
+            <w:tcMar/>
           </w:tcPr>
           <w:p>
             <w:pPr>
@@ -15070,6 +15827,7 @@
         <w:tc>
           <w:tcPr>
             <w:tcW w:w="1842" w:type="dxa"/>
+            <w:tcMar/>
           </w:tcPr>
           <w:p>
             <w:pPr>
@@ -15092,6 +15850,7 @@
         <w:tc>
           <w:tcPr>
             <w:tcW w:w="1985" w:type="dxa"/>
+            <w:tcMar/>
           </w:tcPr>
           <w:p>
             <w:pPr>
@@ -15109,6 +15868,7 @@
         <w:tc>
           <w:tcPr>
             <w:tcW w:w="4819" w:type="dxa"/>
+            <w:tcMar/>
           </w:tcPr>
           <w:p>
             <w:pPr>
@@ -15128,6 +15888,7 @@
         <w:tc>
           <w:tcPr>
             <w:tcW w:w="838" w:type="dxa"/>
+            <w:tcMar/>
           </w:tcPr>
           <w:p>
             <w:pPr>
@@ -15148,6 +15909,7 @@
         <w:tc>
           <w:tcPr>
             <w:tcW w:w="1842" w:type="dxa"/>
+            <w:tcMar/>
           </w:tcPr>
           <w:p>
             <w:pPr>
@@ -15170,6 +15932,7 @@
         <w:tc>
           <w:tcPr>
             <w:tcW w:w="1985" w:type="dxa"/>
+            <w:tcMar/>
           </w:tcPr>
           <w:p>
             <w:pPr>
@@ -15187,6 +15950,7 @@
         <w:tc>
           <w:tcPr>
             <w:tcW w:w="4819" w:type="dxa"/>
+            <w:tcMar/>
           </w:tcPr>
           <w:p>
             <w:pPr>
@@ -15206,6 +15970,7 @@
         <w:tc>
           <w:tcPr>
             <w:tcW w:w="838" w:type="dxa"/>
+            <w:tcMar/>
           </w:tcPr>
           <w:p>
             <w:pPr>
@@ -15226,6 +15991,7 @@
         <w:tc>
           <w:tcPr>
             <w:tcW w:w="1842" w:type="dxa"/>
+            <w:tcMar/>
           </w:tcPr>
           <w:p>
             <w:pPr>
@@ -15248,6 +16014,7 @@
         <w:tc>
           <w:tcPr>
             <w:tcW w:w="1985" w:type="dxa"/>
+            <w:tcMar/>
           </w:tcPr>
           <w:p>
             <w:pPr>
@@ -15265,6 +16032,7 @@
         <w:tc>
           <w:tcPr>
             <w:tcW w:w="4819" w:type="dxa"/>
+            <w:tcMar/>
           </w:tcPr>
           <w:p>
             <w:pPr>
@@ -15284,6 +16052,7 @@
         <w:tc>
           <w:tcPr>
             <w:tcW w:w="838" w:type="dxa"/>
+            <w:tcMar/>
           </w:tcPr>
           <w:p>
             <w:pPr>
@@ -15304,6 +16073,7 @@
         <w:tc>
           <w:tcPr>
             <w:tcW w:w="1842" w:type="dxa"/>
+            <w:tcMar/>
           </w:tcPr>
           <w:p>
             <w:pPr>
@@ -15326,6 +16096,7 @@
         <w:tc>
           <w:tcPr>
             <w:tcW w:w="1985" w:type="dxa"/>
+            <w:tcMar/>
           </w:tcPr>
           <w:p>
             <w:pPr>
@@ -15343,6 +16114,7 @@
         <w:tc>
           <w:tcPr>
             <w:tcW w:w="4819" w:type="dxa"/>
+            <w:tcMar/>
           </w:tcPr>
           <w:p>
             <w:pPr>
@@ -15368,7 +16140,6 @@
               <w:rPr>
                 <w:rFonts w:eastAsia="Calibri"/>
               </w:rPr>
-              <w:lastRenderedPageBreak/>
               <w:t xml:space="preserve">'proofincome01' gán giá trị </w:t>
             </w:r>
             <w:r>
@@ -15451,6 +16222,7 @@
         <w:tc>
           <w:tcPr>
             <w:tcW w:w="838" w:type="dxa"/>
+            <w:tcMar/>
           </w:tcPr>
           <w:p>
             <w:pPr>
@@ -15471,6 +16243,7 @@
         <w:tc>
           <w:tcPr>
             <w:tcW w:w="1842" w:type="dxa"/>
+            <w:tcMar/>
           </w:tcPr>
           <w:p>
             <w:pPr>
@@ -15493,6 +16266,7 @@
         <w:tc>
           <w:tcPr>
             <w:tcW w:w="1985" w:type="dxa"/>
+            <w:tcMar/>
           </w:tcPr>
           <w:p>
             <w:pPr>
@@ -15510,6 +16284,7 @@
         <w:tc>
           <w:tcPr>
             <w:tcW w:w="4819" w:type="dxa"/>
+            <w:tcMar/>
           </w:tcPr>
           <w:p>
             <w:pPr>
@@ -15745,6 +16520,7 @@
         <w:tc>
           <w:tcPr>
             <w:tcW w:w="838" w:type="dxa"/>
+            <w:tcMar/>
           </w:tcPr>
           <w:p>
             <w:pPr>
@@ -15765,6 +16541,7 @@
         <w:tc>
           <w:tcPr>
             <w:tcW w:w="1842" w:type="dxa"/>
+            <w:tcMar/>
           </w:tcPr>
           <w:p>
             <w:pPr>
@@ -15787,6 +16564,7 @@
         <w:tc>
           <w:tcPr>
             <w:tcW w:w="1985" w:type="dxa"/>
+            <w:tcMar/>
           </w:tcPr>
           <w:p>
             <w:pPr>
@@ -15804,6 +16582,7 @@
         <w:tc>
           <w:tcPr>
             <w:tcW w:w="4819" w:type="dxa"/>
+            <w:tcMar/>
           </w:tcPr>
           <w:p>
             <w:pPr>
@@ -15834,6 +16613,7 @@
         <w:tc>
           <w:tcPr>
             <w:tcW w:w="838" w:type="dxa"/>
+            <w:tcMar/>
           </w:tcPr>
           <w:p>
             <w:pPr>
@@ -15854,6 +16634,7 @@
         <w:tc>
           <w:tcPr>
             <w:tcW w:w="1842" w:type="dxa"/>
+            <w:tcMar/>
           </w:tcPr>
           <w:p>
             <w:pPr>
@@ -15876,6 +16657,7 @@
         <w:tc>
           <w:tcPr>
             <w:tcW w:w="1985" w:type="dxa"/>
+            <w:tcMar/>
           </w:tcPr>
           <w:p>
             <w:pPr>
@@ -15893,6 +16675,7 @@
         <w:tc>
           <w:tcPr>
             <w:tcW w:w="4819" w:type="dxa"/>
+            <w:tcMar/>
           </w:tcPr>
           <w:p>
             <w:pPr>
@@ -15915,6 +16698,7 @@
         <w:tc>
           <w:tcPr>
             <w:tcW w:w="838" w:type="dxa"/>
+            <w:tcMar/>
           </w:tcPr>
           <w:p>
             <w:pPr>
@@ -15935,6 +16719,7 @@
         <w:tc>
           <w:tcPr>
             <w:tcW w:w="1842" w:type="dxa"/>
+            <w:tcMar/>
           </w:tcPr>
           <w:p>
             <w:pPr>
@@ -15957,6 +16742,7 @@
         <w:tc>
           <w:tcPr>
             <w:tcW w:w="1985" w:type="dxa"/>
+            <w:tcMar/>
           </w:tcPr>
           <w:p>
             <w:pPr>
@@ -15974,6 +16760,7 @@
         <w:tc>
           <w:tcPr>
             <w:tcW w:w="4819" w:type="dxa"/>
+            <w:tcMar/>
           </w:tcPr>
           <w:p>
             <w:pPr>
@@ -15993,6 +16780,7 @@
         <w:tc>
           <w:tcPr>
             <w:tcW w:w="838" w:type="dxa"/>
+            <w:tcMar/>
           </w:tcPr>
           <w:p>
             <w:pPr>
@@ -16013,6 +16801,7 @@
         <w:tc>
           <w:tcPr>
             <w:tcW w:w="1842" w:type="dxa"/>
+            <w:tcMar/>
           </w:tcPr>
           <w:p>
             <w:pPr>
@@ -16035,6 +16824,7 @@
         <w:tc>
           <w:tcPr>
             <w:tcW w:w="1985" w:type="dxa"/>
+            <w:tcMar/>
           </w:tcPr>
           <w:p>
             <w:pPr>
@@ -16052,6 +16842,7 @@
         <w:tc>
           <w:tcPr>
             <w:tcW w:w="4819" w:type="dxa"/>
+            <w:tcMar/>
           </w:tcPr>
           <w:p>
             <w:pPr>
@@ -16077,6 +16868,7 @@
         <w:tc>
           <w:tcPr>
             <w:tcW w:w="838" w:type="dxa"/>
+            <w:tcMar/>
           </w:tcPr>
           <w:p>
             <w:pPr>
@@ -16097,6 +16889,7 @@
         <w:tc>
           <w:tcPr>
             <w:tcW w:w="1842" w:type="dxa"/>
+            <w:tcMar/>
           </w:tcPr>
           <w:p>
             <w:pPr>
@@ -16119,6 +16912,7 @@
         <w:tc>
           <w:tcPr>
             <w:tcW w:w="1985" w:type="dxa"/>
+            <w:tcMar/>
           </w:tcPr>
           <w:p>
             <w:pPr>
@@ -16136,6 +16930,7 @@
         <w:tc>
           <w:tcPr>
             <w:tcW w:w="4819" w:type="dxa"/>
+            <w:tcMar/>
           </w:tcPr>
           <w:p>
             <w:pPr>
@@ -16158,6 +16953,7 @@
         <w:tc>
           <w:tcPr>
             <w:tcW w:w="838" w:type="dxa"/>
+            <w:tcMar/>
           </w:tcPr>
           <w:p>
             <w:pPr>
@@ -16178,6 +16974,7 @@
         <w:tc>
           <w:tcPr>
             <w:tcW w:w="1842" w:type="dxa"/>
+            <w:tcMar/>
           </w:tcPr>
           <w:p>
             <w:pPr>
@@ -16200,6 +16997,7 @@
         <w:tc>
           <w:tcPr>
             <w:tcW w:w="1985" w:type="dxa"/>
+            <w:tcMar/>
           </w:tcPr>
           <w:p>
             <w:pPr>
@@ -16217,6 +17015,7 @@
         <w:tc>
           <w:tcPr>
             <w:tcW w:w="4819" w:type="dxa"/>
+            <w:tcMar/>
           </w:tcPr>
           <w:p>
             <w:pPr>
@@ -16236,6 +17035,7 @@
         <w:tc>
           <w:tcPr>
             <w:tcW w:w="838" w:type="dxa"/>
+            <w:tcMar/>
           </w:tcPr>
           <w:p>
             <w:pPr>
@@ -16256,6 +17056,7 @@
         <w:tc>
           <w:tcPr>
             <w:tcW w:w="1842" w:type="dxa"/>
+            <w:tcMar/>
           </w:tcPr>
           <w:p>
             <w:pPr>
@@ -16278,6 +17079,7 @@
         <w:tc>
           <w:tcPr>
             <w:tcW w:w="1985" w:type="dxa"/>
+            <w:tcMar/>
           </w:tcPr>
           <w:p>
             <w:pPr>
@@ -16295,6 +17097,7 @@
         <w:tc>
           <w:tcPr>
             <w:tcW w:w="4819" w:type="dxa"/>
+            <w:tcMar/>
           </w:tcPr>
           <w:p>
             <w:pPr>
@@ -16314,6 +17117,7 @@
         <w:tc>
           <w:tcPr>
             <w:tcW w:w="838" w:type="dxa"/>
+            <w:tcMar/>
           </w:tcPr>
           <w:p>
             <w:pPr>
@@ -16334,6 +17138,7 @@
         <w:tc>
           <w:tcPr>
             <w:tcW w:w="1842" w:type="dxa"/>
+            <w:tcMar/>
           </w:tcPr>
           <w:p>
             <w:pPr>
@@ -16356,6 +17161,7 @@
         <w:tc>
           <w:tcPr>
             <w:tcW w:w="1985" w:type="dxa"/>
+            <w:tcMar/>
           </w:tcPr>
           <w:p>
             <w:pPr>
@@ -16373,6 +17179,7 @@
         <w:tc>
           <w:tcPr>
             <w:tcW w:w="4819" w:type="dxa"/>
+            <w:tcMar/>
           </w:tcPr>
           <w:p>
             <w:pPr>
@@ -16392,6 +17199,7 @@
         <w:tc>
           <w:tcPr>
             <w:tcW w:w="838" w:type="dxa"/>
+            <w:tcMar/>
           </w:tcPr>
           <w:p>
             <w:pPr>
@@ -16412,6 +17220,7 @@
         <w:tc>
           <w:tcPr>
             <w:tcW w:w="1842" w:type="dxa"/>
+            <w:tcMar/>
           </w:tcPr>
           <w:p>
             <w:pPr>
@@ -16434,6 +17243,7 @@
         <w:tc>
           <w:tcPr>
             <w:tcW w:w="1985" w:type="dxa"/>
+            <w:tcMar/>
           </w:tcPr>
           <w:p>
             <w:pPr>
@@ -16451,6 +17261,7 @@
         <w:tc>
           <w:tcPr>
             <w:tcW w:w="4819" w:type="dxa"/>
+            <w:tcMar/>
           </w:tcPr>
           <w:p>
             <w:pPr>
@@ -16465,6 +17276,8 @@
             </w:r>
             <w:r>
               <w:br/>
+            </w:r>
+            <w:r>
               <w:t xml:space="preserve">Lấy giá trị MIN(ENTRYDATE), với điều kiện </w:t>
             </w:r>
             <w:r>
@@ -16492,6 +17305,7 @@
         <w:tc>
           <w:tcPr>
             <w:tcW w:w="838" w:type="dxa"/>
+            <w:tcMar/>
           </w:tcPr>
           <w:p>
             <w:pPr>
@@ -16512,6 +17326,7 @@
         <w:tc>
           <w:tcPr>
             <w:tcW w:w="1842" w:type="dxa"/>
+            <w:tcMar/>
           </w:tcPr>
           <w:p>
             <w:pPr>
@@ -16534,6 +17349,7 @@
         <w:tc>
           <w:tcPr>
             <w:tcW w:w="1985" w:type="dxa"/>
+            <w:tcMar/>
           </w:tcPr>
           <w:p>
             <w:pPr>
@@ -16551,6 +17367,7 @@
         <w:tc>
           <w:tcPr>
             <w:tcW w:w="4819" w:type="dxa"/>
+            <w:tcMar/>
           </w:tcPr>
           <w:p>
             <w:pPr>
@@ -16609,6 +17426,7 @@
         <w:tc>
           <w:tcPr>
             <w:tcW w:w="838" w:type="dxa"/>
+            <w:tcMar/>
           </w:tcPr>
           <w:p>
             <w:pPr>
@@ -16629,6 +17447,7 @@
         <w:tc>
           <w:tcPr>
             <w:tcW w:w="1842" w:type="dxa"/>
+            <w:tcMar/>
           </w:tcPr>
           <w:p>
             <w:pPr>
@@ -16651,6 +17470,7 @@
         <w:tc>
           <w:tcPr>
             <w:tcW w:w="1985" w:type="dxa"/>
+            <w:tcMar/>
           </w:tcPr>
           <w:p>
             <w:pPr>
@@ -16668,6 +17488,7 @@
         <w:tc>
           <w:tcPr>
             <w:tcW w:w="4819" w:type="dxa"/>
+            <w:tcMar/>
           </w:tcPr>
           <w:p>
             <w:pPr>
@@ -16702,6 +17523,7 @@
         <w:tc>
           <w:tcPr>
             <w:tcW w:w="838" w:type="dxa"/>
+            <w:tcMar/>
           </w:tcPr>
           <w:p>
             <w:pPr>
@@ -16722,6 +17544,7 @@
         <w:tc>
           <w:tcPr>
             <w:tcW w:w="1842" w:type="dxa"/>
+            <w:tcMar/>
           </w:tcPr>
           <w:p>
             <w:pPr>
@@ -16744,6 +17567,7 @@
         <w:tc>
           <w:tcPr>
             <w:tcW w:w="1985" w:type="dxa"/>
+            <w:tcMar/>
           </w:tcPr>
           <w:p>
             <w:pPr>
@@ -16761,6 +17585,7 @@
         <w:tc>
           <w:tcPr>
             <w:tcW w:w="4819" w:type="dxa"/>
+            <w:tcMar/>
           </w:tcPr>
           <w:p>
             <w:pPr>
@@ -16775,6 +17600,11 @@
                 <w:rFonts w:eastAsia="Calibri"/>
               </w:rPr>
               <w:br/>
+            </w:r>
+            <w:r>
+              <w:rPr>
+                <w:rFonts w:eastAsia="Calibri"/>
+              </w:rPr>
               <w:t>Lấy giá trị EXITDATE với điều kiện DECISION = 'Cancel' AND USERNAME IS NOT NULL</w:t>
             </w:r>
           </w:p>
@@ -16784,6 +17614,7 @@
         <w:tc>
           <w:tcPr>
             <w:tcW w:w="838" w:type="dxa"/>
+            <w:tcMar/>
           </w:tcPr>
           <w:p>
             <w:pPr>
@@ -16804,6 +17635,7 @@
         <w:tc>
           <w:tcPr>
             <w:tcW w:w="1842" w:type="dxa"/>
+            <w:tcMar/>
           </w:tcPr>
           <w:p>
             <w:pPr>
@@ -16826,6 +17658,7 @@
         <w:tc>
           <w:tcPr>
             <w:tcW w:w="1985" w:type="dxa"/>
+            <w:tcMar/>
           </w:tcPr>
           <w:p>
             <w:pPr>
@@ -16843,6 +17676,7 @@
         <w:tc>
           <w:tcPr>
             <w:tcW w:w="4819" w:type="dxa"/>
+            <w:tcMar/>
           </w:tcPr>
           <w:p>
             <w:pPr>
@@ -17190,25 +18024,49 @@
               <w:jc w:val="left"/>
             </w:pPr>
             <w:r>
+              <w:rPr/>
               <w:t xml:space="preserve">+ </w:t>
             </w:r>
             <w:r>
+              <w:rPr/>
               <w:t xml:space="preserve">Hồ sơ không </w:t>
             </w:r>
             <w:r>
+              <w:rPr/>
               <w:t>tồn tại bước</w:t>
             </w:r>
             <w:r>
+              <w:rPr/>
               <w:t xml:space="preserve"> hủy thủ công trước hoặc cùng thời điểm</w:t>
             </w:r>
             <w:r>
+              <w:rPr/>
               <w:t xml:space="preserve"> vào bước </w:t>
             </w:r>
             <w:r>
+              <w:rPr/>
               <w:t>CancelRevoke</w:t>
             </w:r>
             <w:r>
+              <w:rPr/>
               <w:t>:</w:t>
+            </w:r>
+          </w:p>
+          <w:p>
+            <w:pPr>
+              <w:spacing w:before="0" w:beforeAutospacing="off" w:after="0" w:afterAutospacing="off" w:line="360" w:lineRule="auto"/>
+              <w:ind w:left="0" w:right="86"/>
+              <w:jc w:val="left"/>
+            </w:pPr>
+            <w:r>
+              <w:rPr>
+                <w:rFonts w:ascii="Times New Roman" w:hAnsi="Times New Roman" w:eastAsia="Times New Roman" w:cs="Times New Roman"/>
+                <w:noProof w:val="0"/>
+                <w:sz w:val="24"/>
+                <w:szCs w:val="24"/>
+                <w:lang w:val="en-US"/>
+              </w:rPr>
+              <w:t>Không tồn tại dòng thỏa mãn điều kiện</w:t>
             </w:r>
           </w:p>
           <w:p>
@@ -17278,6 +18136,7 @@
         <w:tc>
           <w:tcPr>
             <w:tcW w:w="838" w:type="dxa"/>
+            <w:tcMar/>
           </w:tcPr>
           <w:p>
             <w:pPr>
@@ -17298,6 +18157,7 @@
         <w:tc>
           <w:tcPr>
             <w:tcW w:w="1842" w:type="dxa"/>
+            <w:tcMar/>
           </w:tcPr>
           <w:p>
             <w:pPr>
@@ -17320,6 +18180,7 @@
         <w:tc>
           <w:tcPr>
             <w:tcW w:w="1985" w:type="dxa"/>
+            <w:tcMar/>
           </w:tcPr>
           <w:p>
             <w:pPr>
@@ -17337,6 +18198,7 @@
         <w:tc>
           <w:tcPr>
             <w:tcW w:w="4819" w:type="dxa"/>
+            <w:tcMar/>
           </w:tcPr>
           <w:p>
             <w:pPr>
@@ -17404,6 +18266,7 @@
         <w:tc>
           <w:tcPr>
             <w:tcW w:w="838" w:type="dxa"/>
+            <w:tcMar/>
           </w:tcPr>
           <w:p>
             <w:pPr>
@@ -17424,6 +18287,7 @@
         <w:tc>
           <w:tcPr>
             <w:tcW w:w="1842" w:type="dxa"/>
+            <w:tcMar/>
           </w:tcPr>
           <w:p>
             <w:pPr>
@@ -17446,6 +18310,7 @@
         <w:tc>
           <w:tcPr>
             <w:tcW w:w="1985" w:type="dxa"/>
+            <w:tcMar/>
           </w:tcPr>
           <w:p>
             <w:pPr>
@@ -17463,6 +18328,7 @@
         <w:tc>
           <w:tcPr>
             <w:tcW w:w="4819" w:type="dxa"/>
+            <w:tcMar/>
           </w:tcPr>
           <w:p>
             <w:pPr>
@@ -17506,6 +18372,7 @@
         <w:tc>
           <w:tcPr>
             <w:tcW w:w="838" w:type="dxa"/>
+            <w:tcMar/>
           </w:tcPr>
           <w:p>
             <w:pPr>
@@ -17526,6 +18393,7 @@
         <w:tc>
           <w:tcPr>
             <w:tcW w:w="1842" w:type="dxa"/>
+            <w:tcMar/>
           </w:tcPr>
           <w:p>
             <w:pPr>
@@ -17548,6 +18416,7 @@
         <w:tc>
           <w:tcPr>
             <w:tcW w:w="1985" w:type="dxa"/>
+            <w:tcMar/>
           </w:tcPr>
           <w:p>
             <w:pPr>
@@ -17565,6 +18434,7 @@
         <w:tc>
           <w:tcPr>
             <w:tcW w:w="4819" w:type="dxa"/>
+            <w:tcMar/>
           </w:tcPr>
           <w:p>
             <w:pPr>
@@ -17632,6 +18502,7 @@
         <w:tc>
           <w:tcPr>
             <w:tcW w:w="838" w:type="dxa"/>
+            <w:tcMar/>
           </w:tcPr>
           <w:p>
             <w:pPr>
@@ -17652,6 +18523,7 @@
         <w:tc>
           <w:tcPr>
             <w:tcW w:w="1842" w:type="dxa"/>
+            <w:tcMar/>
           </w:tcPr>
           <w:p>
             <w:pPr>
@@ -17674,6 +18546,7 @@
         <w:tc>
           <w:tcPr>
             <w:tcW w:w="1985" w:type="dxa"/>
+            <w:tcMar/>
           </w:tcPr>
           <w:p>
             <w:pPr>
@@ -17691,6 +18564,7 @@
         <w:tc>
           <w:tcPr>
             <w:tcW w:w="4819" w:type="dxa"/>
+            <w:tcMar/>
           </w:tcPr>
           <w:p>
             <w:pPr>
@@ -17749,6 +18623,7 @@
         <w:tc>
           <w:tcPr>
             <w:tcW w:w="838" w:type="dxa"/>
+            <w:tcMar/>
           </w:tcPr>
           <w:p>
             <w:pPr>
@@ -17769,6 +18644,7 @@
         <w:tc>
           <w:tcPr>
             <w:tcW w:w="1842" w:type="dxa"/>
+            <w:tcMar/>
           </w:tcPr>
           <w:p>
             <w:pPr>
@@ -17791,6 +18667,7 @@
         <w:tc>
           <w:tcPr>
             <w:tcW w:w="1985" w:type="dxa"/>
+            <w:tcMar/>
           </w:tcPr>
           <w:p>
             <w:pPr>
@@ -17808,6 +18685,7 @@
         <w:tc>
           <w:tcPr>
             <w:tcW w:w="4819" w:type="dxa"/>
+            <w:tcMar/>
           </w:tcPr>
           <w:p>
             <w:pPr>
@@ -17866,6 +18744,7 @@
         <w:tc>
           <w:tcPr>
             <w:tcW w:w="838" w:type="dxa"/>
+            <w:tcMar/>
           </w:tcPr>
           <w:p>
             <w:pPr>
@@ -17886,6 +18765,7 @@
         <w:tc>
           <w:tcPr>
             <w:tcW w:w="1842" w:type="dxa"/>
+            <w:tcMar/>
           </w:tcPr>
           <w:p>
             <w:pPr>
@@ -17908,6 +18788,7 @@
         <w:tc>
           <w:tcPr>
             <w:tcW w:w="1985" w:type="dxa"/>
+            <w:tcMar/>
           </w:tcPr>
           <w:p>
             <w:pPr>
@@ -17925,6 +18806,7 @@
         <w:tc>
           <w:tcPr>
             <w:tcW w:w="4819" w:type="dxa"/>
+            <w:tcMar/>
           </w:tcPr>
           <w:p>
             <w:pPr>
@@ -17950,6 +18832,7 @@
         <w:tc>
           <w:tcPr>
             <w:tcW w:w="838" w:type="dxa"/>
+            <w:tcMar/>
           </w:tcPr>
           <w:p>
             <w:pPr>
@@ -17970,6 +18853,7 @@
         <w:tc>
           <w:tcPr>
             <w:tcW w:w="1842" w:type="dxa"/>
+            <w:tcMar/>
           </w:tcPr>
           <w:p>
             <w:pPr>
@@ -17992,6 +18876,7 @@
         <w:tc>
           <w:tcPr>
             <w:tcW w:w="1985" w:type="dxa"/>
+            <w:tcMar/>
           </w:tcPr>
           <w:p>
             <w:pPr>
@@ -18009,6 +18894,7 @@
         <w:tc>
           <w:tcPr>
             <w:tcW w:w="4819" w:type="dxa"/>
+            <w:tcMar/>
           </w:tcPr>
           <w:p>
             <w:pPr>
@@ -18034,6 +18920,7 @@
         <w:tc>
           <w:tcPr>
             <w:tcW w:w="838" w:type="dxa"/>
+            <w:tcMar/>
           </w:tcPr>
           <w:p>
             <w:pPr>
@@ -18054,6 +18941,7 @@
         <w:tc>
           <w:tcPr>
             <w:tcW w:w="1842" w:type="dxa"/>
+            <w:tcMar/>
           </w:tcPr>
           <w:p>
             <w:pPr>
@@ -18076,6 +18964,7 @@
         <w:tc>
           <w:tcPr>
             <w:tcW w:w="1985" w:type="dxa"/>
+            <w:tcMar/>
           </w:tcPr>
           <w:p>
             <w:pPr>
@@ -18093,6 +18982,7 @@
         <w:tc>
           <w:tcPr>
             <w:tcW w:w="4819" w:type="dxa"/>
+            <w:tcMar/>
           </w:tcPr>
           <w:p>
             <w:pPr>
@@ -18118,6 +19008,7 @@
         <w:tc>
           <w:tcPr>
             <w:tcW w:w="838" w:type="dxa"/>
+            <w:tcMar/>
           </w:tcPr>
           <w:p>
             <w:pPr>
@@ -18138,6 +19029,7 @@
         <w:tc>
           <w:tcPr>
             <w:tcW w:w="1842" w:type="dxa"/>
+            <w:tcMar/>
           </w:tcPr>
           <w:p>
             <w:pPr>
@@ -18160,6 +19052,7 @@
         <w:tc>
           <w:tcPr>
             <w:tcW w:w="1985" w:type="dxa"/>
+            <w:tcMar/>
           </w:tcPr>
           <w:p>
             <w:pPr>
@@ -18177,6 +19070,7 @@
         <w:tc>
           <w:tcPr>
             <w:tcW w:w="4819" w:type="dxa"/>
+            <w:tcMar/>
           </w:tcPr>
           <w:p>
             <w:pPr>
@@ -18202,6 +19096,7 @@
         <w:tc>
           <w:tcPr>
             <w:tcW w:w="838" w:type="dxa"/>
+            <w:tcMar/>
           </w:tcPr>
           <w:p>
             <w:pPr>
@@ -18222,6 +19117,7 @@
         <w:tc>
           <w:tcPr>
             <w:tcW w:w="1842" w:type="dxa"/>
+            <w:tcMar/>
           </w:tcPr>
           <w:p>
             <w:pPr>
@@ -18243,6 +19139,7 @@
         <w:tc>
           <w:tcPr>
             <w:tcW w:w="1985" w:type="dxa"/>
+            <w:tcMar/>
           </w:tcPr>
           <w:p>
             <w:pPr>
@@ -18260,6 +19157,7 @@
         <w:tc>
           <w:tcPr>
             <w:tcW w:w="4819" w:type="dxa"/>
+            <w:tcMar/>
           </w:tcPr>
           <w:p>
             <w:pPr>
@@ -18297,6 +19195,7 @@
         <w:tc>
           <w:tcPr>
             <w:tcW w:w="838" w:type="dxa"/>
+            <w:tcMar/>
           </w:tcPr>
           <w:p>
             <w:pPr>
@@ -18317,6 +19216,7 @@
         <w:tc>
           <w:tcPr>
             <w:tcW w:w="1842" w:type="dxa"/>
+            <w:tcMar/>
           </w:tcPr>
           <w:p>
             <w:pPr>
@@ -18338,6 +19238,7 @@
         <w:tc>
           <w:tcPr>
             <w:tcW w:w="1985" w:type="dxa"/>
+            <w:tcMar/>
           </w:tcPr>
           <w:p>
             <w:pPr>
@@ -18355,6 +19256,7 @@
         <w:tc>
           <w:tcPr>
             <w:tcW w:w="4819" w:type="dxa"/>
+            <w:tcMar/>
           </w:tcPr>
           <w:p>
             <w:pPr>
@@ -18422,6 +19324,7 @@
         <w:tc>
           <w:tcPr>
             <w:tcW w:w="838" w:type="dxa"/>
+            <w:tcMar/>
           </w:tcPr>
           <w:p>
             <w:pPr>
@@ -18442,6 +19345,7 @@
         <w:tc>
           <w:tcPr>
             <w:tcW w:w="1842" w:type="dxa"/>
+            <w:tcMar/>
           </w:tcPr>
           <w:p>
             <w:pPr>
@@ -18463,6 +19367,7 @@
         <w:tc>
           <w:tcPr>
             <w:tcW w:w="1985" w:type="dxa"/>
+            <w:tcMar/>
           </w:tcPr>
           <w:p>
             <w:pPr>
@@ -18480,6 +19385,7 @@
         <w:tc>
           <w:tcPr>
             <w:tcW w:w="4819" w:type="dxa"/>
+            <w:tcMar/>
           </w:tcPr>
           <w:p>
             <w:pPr>
@@ -18621,8 +19527,8 @@
           <w:b/>
         </w:rPr>
       </w:pPr>
-      <w:bookmarkStart w:id="47" w:name="_Toc384987417"/>
-      <w:bookmarkStart w:id="48" w:name="_Toc236845382"/>
+      <w:bookmarkStart w:name="_Toc384987417" w:id="47"/>
+      <w:bookmarkStart w:name="_Toc236845382" w:id="48"/>
       <w:bookmarkEnd w:id="45"/>
       <w:r>
         <w:rPr>
@@ -18669,9 +19575,9 @@
           <w:b/>
         </w:rPr>
       </w:pPr>
-      <w:bookmarkStart w:id="49" w:name="_Toc236845383"/>
-      <w:bookmarkStart w:id="50" w:name="_Toc360108734"/>
-      <w:bookmarkStart w:id="51" w:name="_Toc384987418"/>
+      <w:bookmarkStart w:name="_Toc236845383" w:id="49"/>
+      <w:bookmarkStart w:name="_Toc360108734" w:id="50"/>
+      <w:bookmarkStart w:name="_Toc384987418" w:id="51"/>
       <w:r>
         <w:rPr>
           <w:rFonts w:eastAsia="Calibri"/>
@@ -18700,7 +19606,7 @@
           <w:b/>
         </w:rPr>
       </w:pPr>
-      <w:bookmarkStart w:id="52" w:name="_Toc236845384"/>
+      <w:bookmarkStart w:name="_Toc236845384" w:id="52"/>
       <w:r>
         <w:rPr>
           <w:rFonts w:eastAsia="Calibri"/>
@@ -18743,8 +19649,8 @@
           <w:b/>
         </w:rPr>
       </w:pPr>
-      <w:bookmarkStart w:id="53" w:name="_Toc384987419"/>
-      <w:bookmarkStart w:id="54" w:name="_Toc236845385"/>
+      <w:bookmarkStart w:name="_Toc384987419" w:id="53"/>
+      <w:bookmarkStart w:name="_Toc236845385" w:id="54"/>
       <w:r>
         <w:rPr>
           <w:rFonts w:eastAsia="Calibri"/>
@@ -18763,7 +19669,7 @@
     <w:sectPr>
       <w:headerReference w:type="default" r:id="rId9"/>
       <w:footerReference w:type="default" r:id="rId10"/>
-      <w:pgSz w:w="11907" w:h="16839" w:code="9"/>
+      <w:pgSz w:w="11907" w:h="16839" w:orient="portrait" w:code="9"/>
       <w:pgMar w:top="1134" w:right="1134" w:bottom="1134" w:left="1418" w:header="567" w:footer="454" w:gutter="0"/>
       <w:cols w:space="720"/>
       <w:titlePg/>
@@ -18853,12 +19759,12 @@
               <w:tblW w:w="9923" w:type="dxa"/>
               <w:jc w:val="center"/>
               <w:tblBorders>
-                <w:top w:val="none" w:sz="0" w:space="0" w:color="auto"/>
-                <w:left w:val="none" w:sz="0" w:space="0" w:color="auto"/>
-                <w:bottom w:val="none" w:sz="0" w:space="0" w:color="auto"/>
-                <w:right w:val="none" w:sz="0" w:space="0" w:color="auto"/>
-                <w:insideH w:val="none" w:sz="0" w:space="0" w:color="auto"/>
-                <w:insideV w:val="none" w:sz="0" w:space="0" w:color="auto"/>
+                <w:top w:val="none" w:color="auto" w:sz="0" w:space="0"/>
+                <w:left w:val="none" w:color="auto" w:sz="0" w:space="0"/>
+                <w:bottom w:val="none" w:color="auto" w:sz="0" w:space="0"/>
+                <w:right w:val="none" w:color="auto" w:sz="0" w:space="0"/>
+                <w:insideH w:val="none" w:color="auto" w:sz="0" w:space="0"/>
+                <w:insideV w:val="none" w:color="auto" w:sz="0" w:space="0"/>
               </w:tblBorders>
               <w:tblLook w:val="04A0" w:firstRow="1" w:lastRow="0" w:firstColumn="1" w:lastColumn="0" w:noHBand="0" w:noVBand="1"/>
             </w:tblPr>
@@ -18880,7 +19786,7 @@
                   <w:pPr>
                     <w:pStyle w:val="Footer"/>
                     <w:pBdr>
-                      <w:bottom w:val="single" w:sz="6" w:space="1" w:color="auto"/>
+                      <w:bottom w:val="single" w:color="auto" w:sz="6" w:space="1"/>
                     </w:pBdr>
                     <w:tabs>
                       <w:tab w:val="clear" w:pos="4680"/>
@@ -19103,16 +20009,26 @@
               </w:rPr>
               <w:t>/</w:t>
             </w:r>
-            <w:fldSimple w:instr="NUMPAGES   \* MERGEFORMAT">
-              <w:r>
-                <w:rPr>
-                  <w:noProof/>
-                  <w:sz w:val="22"/>
-                  <w:szCs w:val="22"/>
-                </w:rPr>
-                <w:t>12</w:t>
-              </w:r>
-            </w:fldSimple>
+            <w:r>
+              <w:fldChar w:fldCharType="begin"/>
+            </w:r>
+            <w:r>
+              <w:instrText>NUMPAGES   \* MERGEFORMAT</w:instrText>
+            </w:r>
+            <w:r>
+              <w:fldChar w:fldCharType="separate"/>
+            </w:r>
+            <w:r>
+              <w:rPr>
+                <w:noProof/>
+                <w:sz w:val="22"/>
+                <w:szCs w:val="22"/>
+              </w:rPr>
+              <w:t>12</w:t>
+            </w:r>
+            <w:r>
+              <w:fldChar w:fldCharType="end"/>
+            </w:r>
           </w:p>
         </w:sdtContent>
       </w:sdt>
@@ -19147,19 +20063,19 @@
 </file>
 
 <file path=word/header1.xml><?xml version="1.0" encoding="utf-8"?>
-<w:hdr xmlns:wpc="http://schemas.microsoft.com/office/word/2010/wordprocessingCanvas" xmlns:cx="http://schemas.microsoft.com/office/drawing/2014/chartex" xmlns:cx1="http://schemas.microsoft.com/office/drawing/2015/9/8/chartex" xmlns:cx2="http://schemas.microsoft.com/office/drawing/2015/10/21/chartex" xmlns:cx3="http://schemas.microsoft.com/office/drawing/2016/5/9/chartex" xmlns:cx4="http://schemas.microsoft.com/office/drawing/2016/5/10/chartex" xmlns:cx5="http://schemas.microsoft.com/office/drawing/2016/5/11/chartex" xmlns:cx6="http://schemas.microsoft.com/office/drawing/2016/5/12/chartex" xmlns:cx7="http://schemas.microsoft.com/office/drawing/2016/5/13/chartex" xmlns:cx8="http://schemas.microsoft.com/office/drawing/2016/5/14/chartex" xmlns:mc="http://schemas.openxmlformats.org/markup-compatibility/2006" xmlns:aink="http://schemas.microsoft.com/office/drawing/2016/ink" xmlns:am3d="http://schemas.microsoft.com/office/drawing/2017/model3d" xmlns:o="urn:schemas-microsoft-com:office:office" xmlns:oel="http://schemas.microsoft.com/office/2019/extlst" xmlns:r="http://schemas.openxmlformats.org/officeDocument/2006/relationships" xmlns:m="http://schemas.openxmlformats.org/officeDocument/2006/math" xmlns:v="urn:schemas-microsoft-com:vml" xmlns:wp14="http://schemas.microsoft.com/office/word/2010/wordprocessingDrawing" xmlns:wp="http://schemas.openxmlformats.org/drawingml/2006/wordprocessingDrawing" xmlns:w10="urn:schemas-microsoft-com:office:word" xmlns:w="http://schemas.openxmlformats.org/wordprocessingml/2006/main" xmlns:w14="http://schemas.microsoft.com/office/word/2010/wordml" xmlns:w15="http://schemas.microsoft.com/office/word/2012/wordml" xmlns:w16cex="http://schemas.microsoft.com/office/word/2018/wordml/cex" xmlns:w16cid="http://schemas.microsoft.com/office/word/2016/wordml/cid" xmlns:w16="http://schemas.microsoft.com/office/word/2018/wordml" xmlns:w16du="http://schemas.microsoft.com/office/word/2023/wordml/word16du" xmlns:w16sdtdh="http://schemas.microsoft.com/office/word/2020/wordml/sdtdatahash" xmlns:w16sdtfl="http://schemas.microsoft.com/office/word/2024/wordml/sdtformatlock" xmlns:w16se="http://schemas.microsoft.com/office/word/2015/wordml/symex" xmlns:wpg="http://schemas.microsoft.com/office/word/2010/wordprocessingGroup" xmlns:wpi="http://schemas.microsoft.com/office/word/2010/wordprocessingInk" xmlns:wne="http://schemas.microsoft.com/office/word/2006/wordml" xmlns:wps="http://schemas.microsoft.com/office/word/2010/wordprocessingShape" mc:Ignorable="w14 w15 w16se w16cid w16 w16cex w16sdtdh w16sdtfl w16du wp14">
+<w:hdr xmlns:wpc="http://schemas.microsoft.com/office/word/2010/wordprocessingCanvas" xmlns:cx="http://schemas.microsoft.com/office/drawing/2014/chartex" xmlns:cx1="http://schemas.microsoft.com/office/drawing/2015/9/8/chartex" xmlns:cx2="http://schemas.microsoft.com/office/drawing/2015/10/21/chartex" xmlns:cx3="http://schemas.microsoft.com/office/drawing/2016/5/9/chartex" xmlns:cx4="http://schemas.microsoft.com/office/drawing/2016/5/10/chartex" xmlns:cx5="http://schemas.microsoft.com/office/drawing/2016/5/11/chartex" xmlns:cx6="http://schemas.microsoft.com/office/drawing/2016/5/12/chartex" xmlns:cx7="http://schemas.microsoft.com/office/drawing/2016/5/13/chartex" xmlns:cx8="http://schemas.microsoft.com/office/drawing/2016/5/14/chartex" xmlns:mc="http://schemas.openxmlformats.org/markup-compatibility/2006" xmlns:aink="http://schemas.microsoft.com/office/drawing/2016/ink" xmlns:am3d="http://schemas.microsoft.com/office/drawing/2017/model3d" xmlns:o="urn:schemas-microsoft-com:office:office" xmlns:oel="http://schemas.microsoft.com/office/2019/extlst" xmlns:r="http://schemas.openxmlformats.org/officeDocument/2006/relationships" xmlns:m="http://schemas.openxmlformats.org/officeDocument/2006/math" xmlns:v="urn:schemas-microsoft-com:vml" xmlns:wp14="http://schemas.microsoft.com/office/word/2010/wordprocessingDrawing" xmlns:wp="http://schemas.openxmlformats.org/drawingml/2006/wordprocessingDrawing" xmlns:w10="urn:schemas-microsoft-com:office:word" xmlns:w="http://schemas.openxmlformats.org/wordprocessingml/2006/main" xmlns:w14="http://schemas.microsoft.com/office/word/2010/wordml" xmlns:w15="http://schemas.microsoft.com/office/word/2012/wordml" xmlns:w16cex="http://schemas.microsoft.com/office/word/2018/wordml/cex" xmlns:w16cid="http://schemas.microsoft.com/office/word/2016/wordml/cid" xmlns:w16="http://schemas.microsoft.com/office/word/2018/wordml" xmlns:w16du="http://schemas.microsoft.com/office/word/2023/wordml/word16du" xmlns:w16sdtdh="http://schemas.microsoft.com/office/word/2020/wordml/sdtdatahash" xmlns:w16sdtfl="http://schemas.microsoft.com/office/word/2024/wordml/sdtformatlock" xmlns:w16se="http://schemas.microsoft.com/office/word/2015/wordml/symex" xmlns:wpg="http://schemas.microsoft.com/office/word/2010/wordprocessingGroup" xmlns:wpi="http://schemas.microsoft.com/office/word/2010/wordprocessingInk" xmlns:wne="http://schemas.microsoft.com/office/word/2006/wordml" xmlns:wps="http://schemas.microsoft.com/office/word/2010/wordprocessingShape" xmlns:a="http://schemas.openxmlformats.org/drawingml/2006/main" xmlns:pic="http://schemas.openxmlformats.org/drawingml/2006/picture" mc:Ignorable="w14 w15 w16se w16cid w16 w16cex w16sdtdh w16sdtfl w16du wp14">
   <w:tbl>
     <w:tblPr>
       <w:tblStyle w:val="TableGrid"/>
       <w:tblW w:w="9209" w:type="dxa"/>
       <w:jc w:val="center"/>
       <w:tblBorders>
-        <w:top w:val="none" w:sz="0" w:space="0" w:color="auto"/>
-        <w:left w:val="none" w:sz="0" w:space="0" w:color="auto"/>
-        <w:bottom w:val="none" w:sz="0" w:space="0" w:color="auto"/>
-        <w:right w:val="none" w:sz="0" w:space="0" w:color="auto"/>
-        <w:insideH w:val="none" w:sz="0" w:space="0" w:color="auto"/>
-        <w:insideV w:val="none" w:sz="0" w:space="0" w:color="auto"/>
+        <w:top w:val="none" w:color="auto" w:sz="0" w:space="0"/>
+        <w:left w:val="none" w:color="auto" w:sz="0" w:space="0"/>
+        <w:bottom w:val="none" w:color="auto" w:sz="0" w:space="0"/>
+        <w:right w:val="none" w:color="auto" w:sz="0" w:space="0"/>
+        <w:insideH w:val="none" w:color="auto" w:sz="0" w:space="0"/>
+        <w:insideV w:val="none" w:color="auto" w:sz="0" w:space="0"/>
       </w:tblBorders>
       <w:tblLayout w:type="fixed"/>
       <w:tblLook w:val="04A0" w:firstRow="1" w:lastRow="0" w:firstColumn="1" w:lastColumn="0" w:noHBand="0" w:noVBand="1"/>
@@ -19261,7 +20177,7 @@
           <w:gridSpan w:val="2"/>
           <w:vMerge w:val="restart"/>
           <w:tcBorders>
-            <w:right w:val="double" w:sz="4" w:space="0" w:color="auto"/>
+            <w:right w:val="double" w:color="auto" w:sz="4" w:space="0"/>
           </w:tcBorders>
           <w:vAlign w:val="bottom"/>
         </w:tcPr>
@@ -19311,10 +20227,10 @@
         <w:tcPr>
           <w:tcW w:w="1701" w:type="dxa"/>
           <w:tcBorders>
-            <w:top w:val="double" w:sz="4" w:space="0" w:color="auto"/>
-            <w:left w:val="double" w:sz="4" w:space="0" w:color="auto"/>
-            <w:bottom w:val="double" w:sz="4" w:space="0" w:color="auto"/>
-            <w:right w:val="double" w:sz="4" w:space="0" w:color="auto"/>
+            <w:top w:val="double" w:color="auto" w:sz="4" w:space="0"/>
+            <w:left w:val="double" w:color="auto" w:sz="4" w:space="0"/>
+            <w:bottom w:val="double" w:color="auto" w:sz="4" w:space="0"/>
+            <w:right w:val="double" w:color="auto" w:sz="4" w:space="0"/>
           </w:tcBorders>
           <w:vAlign w:val="center"/>
         </w:tcPr>
@@ -19388,7 +20304,7 @@
         <w:tcPr>
           <w:tcW w:w="1701" w:type="dxa"/>
           <w:tcBorders>
-            <w:top w:val="double" w:sz="4" w:space="0" w:color="auto"/>
+            <w:top w:val="double" w:color="auto" w:sz="4" w:space="0"/>
           </w:tcBorders>
           <w:vAlign w:val="center"/>
         </w:tcPr>
@@ -19624,7 +20540,7 @@
         <w:p>
           <w:pPr>
             <w:pBdr>
-              <w:bottom w:val="single" w:sz="6" w:space="1" w:color="auto"/>
+              <w:bottom w:val="single" w:color="auto" w:sz="6" w:space="1"/>
             </w:pBdr>
             <w:ind w:right="0"/>
             <w:contextualSpacing/>
@@ -19677,7 +20593,7 @@
         <w:ind w:left="360" w:hanging="360"/>
       </w:pPr>
       <w:rPr>
-        <w:rFonts w:ascii="Arial" w:eastAsia="Times New Roman" w:hAnsi="Arial" w:cs="Arial" w:hint="default"/>
+        <w:rFonts w:hint="default" w:ascii="Arial" w:hAnsi="Arial" w:eastAsia="Times New Roman" w:cs="Arial"/>
       </w:rPr>
     </w:lvl>
     <w:lvl w:ilvl="1" w:tplc="04090003" w:tentative="1">
@@ -19689,7 +20605,7 @@
         <w:ind w:left="1080" w:hanging="360"/>
       </w:pPr>
       <w:rPr>
-        <w:rFonts w:ascii="Courier New" w:hAnsi="Courier New" w:cs="Courier New" w:hint="default"/>
+        <w:rFonts w:hint="default" w:ascii="Courier New" w:hAnsi="Courier New" w:cs="Courier New"/>
       </w:rPr>
     </w:lvl>
     <w:lvl w:ilvl="2" w:tplc="04090005" w:tentative="1">
@@ -19701,7 +20617,7 @@
         <w:ind w:left="1800" w:hanging="360"/>
       </w:pPr>
       <w:rPr>
-        <w:rFonts w:ascii="Wingdings" w:hAnsi="Wingdings" w:hint="default"/>
+        <w:rFonts w:hint="default" w:ascii="Wingdings" w:hAnsi="Wingdings"/>
       </w:rPr>
     </w:lvl>
     <w:lvl w:ilvl="3" w:tplc="04090001" w:tentative="1">
@@ -19713,7 +20629,7 @@
         <w:ind w:left="2520" w:hanging="360"/>
       </w:pPr>
       <w:rPr>
-        <w:rFonts w:ascii="Symbol" w:hAnsi="Symbol" w:hint="default"/>
+        <w:rFonts w:hint="default" w:ascii="Symbol" w:hAnsi="Symbol"/>
       </w:rPr>
     </w:lvl>
     <w:lvl w:ilvl="4" w:tplc="04090003" w:tentative="1">
@@ -19725,7 +20641,7 @@
         <w:ind w:left="3240" w:hanging="360"/>
       </w:pPr>
       <w:rPr>
-        <w:rFonts w:ascii="Courier New" w:hAnsi="Courier New" w:cs="Courier New" w:hint="default"/>
+        <w:rFonts w:hint="default" w:ascii="Courier New" w:hAnsi="Courier New" w:cs="Courier New"/>
       </w:rPr>
     </w:lvl>
     <w:lvl w:ilvl="5" w:tplc="04090005" w:tentative="1">
@@ -19737,7 +20653,7 @@
         <w:ind w:left="3960" w:hanging="360"/>
       </w:pPr>
       <w:rPr>
-        <w:rFonts w:ascii="Wingdings" w:hAnsi="Wingdings" w:hint="default"/>
+        <w:rFonts w:hint="default" w:ascii="Wingdings" w:hAnsi="Wingdings"/>
       </w:rPr>
     </w:lvl>
     <w:lvl w:ilvl="6" w:tplc="04090001" w:tentative="1">
@@ -19749,7 +20665,7 @@
         <w:ind w:left="4680" w:hanging="360"/>
       </w:pPr>
       <w:rPr>
-        <w:rFonts w:ascii="Symbol" w:hAnsi="Symbol" w:hint="default"/>
+        <w:rFonts w:hint="default" w:ascii="Symbol" w:hAnsi="Symbol"/>
       </w:rPr>
     </w:lvl>
     <w:lvl w:ilvl="7" w:tplc="04090003" w:tentative="1">
@@ -19761,7 +20677,7 @@
         <w:ind w:left="5400" w:hanging="360"/>
       </w:pPr>
       <w:rPr>
-        <w:rFonts w:ascii="Courier New" w:hAnsi="Courier New" w:cs="Courier New" w:hint="default"/>
+        <w:rFonts w:hint="default" w:ascii="Courier New" w:hAnsi="Courier New" w:cs="Courier New"/>
       </w:rPr>
     </w:lvl>
     <w:lvl w:ilvl="8" w:tplc="04090005" w:tentative="1">
@@ -19773,7 +20689,7 @@
         <w:ind w:left="6120" w:hanging="360"/>
       </w:pPr>
       <w:rPr>
-        <w:rFonts w:ascii="Wingdings" w:hAnsi="Wingdings" w:hint="default"/>
+        <w:rFonts w:hint="default" w:ascii="Wingdings" w:hAnsi="Wingdings"/>
       </w:rPr>
     </w:lvl>
   </w:abstractNum>
@@ -20232,7 +21148,7 @@
         <w:ind w:left="720" w:hanging="360"/>
       </w:pPr>
       <w:rPr>
-        <w:rFonts w:ascii="Wingdings" w:hAnsi="Wingdings" w:hint="default"/>
+        <w:rFonts w:hint="default" w:ascii="Wingdings" w:hAnsi="Wingdings"/>
       </w:rPr>
     </w:lvl>
     <w:lvl w:ilvl="1" w:tplc="04090003" w:tentative="1">
@@ -20244,7 +21160,7 @@
         <w:ind w:left="1440" w:hanging="360"/>
       </w:pPr>
       <w:rPr>
-        <w:rFonts w:ascii="Courier New" w:hAnsi="Courier New" w:cs="Courier New" w:hint="default"/>
+        <w:rFonts w:hint="default" w:ascii="Courier New" w:hAnsi="Courier New" w:cs="Courier New"/>
       </w:rPr>
     </w:lvl>
     <w:lvl w:ilvl="2" w:tplc="04090005" w:tentative="1">
@@ -20256,7 +21172,7 @@
         <w:ind w:left="2160" w:hanging="360"/>
       </w:pPr>
       <w:rPr>
-        <w:rFonts w:ascii="Wingdings" w:hAnsi="Wingdings" w:hint="default"/>
+        <w:rFonts w:hint="default" w:ascii="Wingdings" w:hAnsi="Wingdings"/>
       </w:rPr>
     </w:lvl>
     <w:lvl w:ilvl="3" w:tplc="04090001" w:tentative="1">
@@ -20268,7 +21184,7 @@
         <w:ind w:left="2880" w:hanging="360"/>
       </w:pPr>
       <w:rPr>
-        <w:rFonts w:ascii="Symbol" w:hAnsi="Symbol" w:hint="default"/>
+        <w:rFonts w:hint="default" w:ascii="Symbol" w:hAnsi="Symbol"/>
       </w:rPr>
     </w:lvl>
     <w:lvl w:ilvl="4" w:tplc="04090003" w:tentative="1">
@@ -20280,7 +21196,7 @@
         <w:ind w:left="3600" w:hanging="360"/>
       </w:pPr>
       <w:rPr>
-        <w:rFonts w:ascii="Courier New" w:hAnsi="Courier New" w:cs="Courier New" w:hint="default"/>
+        <w:rFonts w:hint="default" w:ascii="Courier New" w:hAnsi="Courier New" w:cs="Courier New"/>
       </w:rPr>
     </w:lvl>
     <w:lvl w:ilvl="5" w:tplc="04090005" w:tentative="1">
@@ -20292,7 +21208,7 @@
         <w:ind w:left="4320" w:hanging="360"/>
       </w:pPr>
       <w:rPr>
-        <w:rFonts w:ascii="Wingdings" w:hAnsi="Wingdings" w:hint="default"/>
+        <w:rFonts w:hint="default" w:ascii="Wingdings" w:hAnsi="Wingdings"/>
       </w:rPr>
     </w:lvl>
     <w:lvl w:ilvl="6" w:tplc="04090001" w:tentative="1">
@@ -20304,7 +21220,7 @@
         <w:ind w:left="5040" w:hanging="360"/>
       </w:pPr>
       <w:rPr>
-        <w:rFonts w:ascii="Symbol" w:hAnsi="Symbol" w:hint="default"/>
+        <w:rFonts w:hint="default" w:ascii="Symbol" w:hAnsi="Symbol"/>
       </w:rPr>
     </w:lvl>
     <w:lvl w:ilvl="7" w:tplc="04090003" w:tentative="1">
@@ -20316,7 +21232,7 @@
         <w:ind w:left="5760" w:hanging="360"/>
       </w:pPr>
       <w:rPr>
-        <w:rFonts w:ascii="Courier New" w:hAnsi="Courier New" w:cs="Courier New" w:hint="default"/>
+        <w:rFonts w:hint="default" w:ascii="Courier New" w:hAnsi="Courier New" w:cs="Courier New"/>
       </w:rPr>
     </w:lvl>
     <w:lvl w:ilvl="8" w:tplc="04090005" w:tentative="1">
@@ -20328,7 +21244,7 @@
         <w:ind w:left="6480" w:hanging="360"/>
       </w:pPr>
       <w:rPr>
-        <w:rFonts w:ascii="Wingdings" w:hAnsi="Wingdings" w:hint="default"/>
+        <w:rFonts w:hint="default" w:ascii="Wingdings" w:hAnsi="Wingdings"/>
       </w:rPr>
     </w:lvl>
   </w:abstractNum>
@@ -20434,7 +21350,7 @@
         <w:ind w:left="720" w:hanging="360"/>
       </w:pPr>
       <w:rPr>
-        <w:rFonts w:ascii="Century Gothic" w:eastAsia="Times New Roman" w:hAnsi="Century Gothic" w:cs="Tahoma" w:hint="default"/>
+        <w:rFonts w:hint="default" w:ascii="Century Gothic" w:hAnsi="Century Gothic" w:eastAsia="Times New Roman" w:cs="Tahoma"/>
       </w:rPr>
     </w:lvl>
     <w:lvl w:ilvl="1" w:tplc="04090003" w:tentative="1">
@@ -20446,7 +21362,7 @@
         <w:ind w:left="1440" w:hanging="360"/>
       </w:pPr>
       <w:rPr>
-        <w:rFonts w:ascii="Courier New" w:hAnsi="Courier New" w:cs="Courier New" w:hint="default"/>
+        <w:rFonts w:hint="default" w:ascii="Courier New" w:hAnsi="Courier New" w:cs="Courier New"/>
       </w:rPr>
     </w:lvl>
     <w:lvl w:ilvl="2" w:tplc="04090005" w:tentative="1">
@@ -20458,7 +21374,7 @@
         <w:ind w:left="2160" w:hanging="360"/>
       </w:pPr>
       <w:rPr>
-        <w:rFonts w:ascii="Wingdings" w:hAnsi="Wingdings" w:hint="default"/>
+        <w:rFonts w:hint="default" w:ascii="Wingdings" w:hAnsi="Wingdings"/>
       </w:rPr>
     </w:lvl>
     <w:lvl w:ilvl="3" w:tplc="04090001" w:tentative="1">
@@ -20470,7 +21386,7 @@
         <w:ind w:left="2880" w:hanging="360"/>
       </w:pPr>
       <w:rPr>
-        <w:rFonts w:ascii="Symbol" w:hAnsi="Symbol" w:hint="default"/>
+        <w:rFonts w:hint="default" w:ascii="Symbol" w:hAnsi="Symbol"/>
       </w:rPr>
     </w:lvl>
     <w:lvl w:ilvl="4" w:tplc="04090003" w:tentative="1">
@@ -20482,7 +21398,7 @@
         <w:ind w:left="3600" w:hanging="360"/>
       </w:pPr>
       <w:rPr>
-        <w:rFonts w:ascii="Courier New" w:hAnsi="Courier New" w:cs="Courier New" w:hint="default"/>
+        <w:rFonts w:hint="default" w:ascii="Courier New" w:hAnsi="Courier New" w:cs="Courier New"/>
       </w:rPr>
     </w:lvl>
     <w:lvl w:ilvl="5" w:tplc="04090005" w:tentative="1">
@@ -20494,7 +21410,7 @@
         <w:ind w:left="4320" w:hanging="360"/>
       </w:pPr>
       <w:rPr>
-        <w:rFonts w:ascii="Wingdings" w:hAnsi="Wingdings" w:hint="default"/>
+        <w:rFonts w:hint="default" w:ascii="Wingdings" w:hAnsi="Wingdings"/>
       </w:rPr>
     </w:lvl>
     <w:lvl w:ilvl="6" w:tplc="04090001" w:tentative="1">
@@ -20506,7 +21422,7 @@
         <w:ind w:left="5040" w:hanging="360"/>
       </w:pPr>
       <w:rPr>
-        <w:rFonts w:ascii="Symbol" w:hAnsi="Symbol" w:hint="default"/>
+        <w:rFonts w:hint="default" w:ascii="Symbol" w:hAnsi="Symbol"/>
       </w:rPr>
     </w:lvl>
     <w:lvl w:ilvl="7" w:tplc="04090003" w:tentative="1">
@@ -20518,7 +21434,7 @@
         <w:ind w:left="5760" w:hanging="360"/>
       </w:pPr>
       <w:rPr>
-        <w:rFonts w:ascii="Courier New" w:hAnsi="Courier New" w:cs="Courier New" w:hint="default"/>
+        <w:rFonts w:hint="default" w:ascii="Courier New" w:hAnsi="Courier New" w:cs="Courier New"/>
       </w:rPr>
     </w:lvl>
     <w:lvl w:ilvl="8" w:tplc="04090005" w:tentative="1">
@@ -20530,7 +21446,7 @@
         <w:ind w:left="6480" w:hanging="360"/>
       </w:pPr>
       <w:rPr>
-        <w:rFonts w:ascii="Wingdings" w:hAnsi="Wingdings" w:hint="default"/>
+        <w:rFonts w:hint="default" w:ascii="Wingdings" w:hAnsi="Wingdings"/>
       </w:rPr>
     </w:lvl>
   </w:abstractNum>
@@ -20547,7 +21463,7 @@
         <w:ind w:left="720" w:hanging="360"/>
       </w:pPr>
       <w:rPr>
-        <w:rFonts w:ascii="Wingdings" w:hAnsi="Wingdings" w:hint="default"/>
+        <w:rFonts w:hint="default" w:ascii="Wingdings" w:hAnsi="Wingdings"/>
       </w:rPr>
     </w:lvl>
     <w:lvl w:ilvl="1" w:tplc="04090003" w:tentative="1">
@@ -20559,7 +21475,7 @@
         <w:ind w:left="1440" w:hanging="360"/>
       </w:pPr>
       <w:rPr>
-        <w:rFonts w:ascii="Courier New" w:hAnsi="Courier New" w:cs="Courier New" w:hint="default"/>
+        <w:rFonts w:hint="default" w:ascii="Courier New" w:hAnsi="Courier New" w:cs="Courier New"/>
       </w:rPr>
     </w:lvl>
     <w:lvl w:ilvl="2" w:tplc="04090005" w:tentative="1">
@@ -20571,7 +21487,7 @@
         <w:ind w:left="2160" w:hanging="360"/>
       </w:pPr>
       <w:rPr>
-        <w:rFonts w:ascii="Wingdings" w:hAnsi="Wingdings" w:hint="default"/>
+        <w:rFonts w:hint="default" w:ascii="Wingdings" w:hAnsi="Wingdings"/>
       </w:rPr>
     </w:lvl>
     <w:lvl w:ilvl="3" w:tplc="04090001" w:tentative="1">
@@ -20583,7 +21499,7 @@
         <w:ind w:left="2880" w:hanging="360"/>
       </w:pPr>
       <w:rPr>
-        <w:rFonts w:ascii="Symbol" w:hAnsi="Symbol" w:hint="default"/>
+        <w:rFonts w:hint="default" w:ascii="Symbol" w:hAnsi="Symbol"/>
       </w:rPr>
     </w:lvl>
     <w:lvl w:ilvl="4" w:tplc="04090003" w:tentative="1">
@@ -20595,7 +21511,7 @@
         <w:ind w:left="3600" w:hanging="360"/>
       </w:pPr>
       <w:rPr>
-        <w:rFonts w:ascii="Courier New" w:hAnsi="Courier New" w:cs="Courier New" w:hint="default"/>
+        <w:rFonts w:hint="default" w:ascii="Courier New" w:hAnsi="Courier New" w:cs="Courier New"/>
       </w:rPr>
     </w:lvl>
     <w:lvl w:ilvl="5" w:tplc="04090005" w:tentative="1">
@@ -20607,7 +21523,7 @@
         <w:ind w:left="4320" w:hanging="360"/>
       </w:pPr>
       <w:rPr>
-        <w:rFonts w:ascii="Wingdings" w:hAnsi="Wingdings" w:hint="default"/>
+        <w:rFonts w:hint="default" w:ascii="Wingdings" w:hAnsi="Wingdings"/>
       </w:rPr>
     </w:lvl>
     <w:lvl w:ilvl="6" w:tplc="04090001" w:tentative="1">
@@ -20619,7 +21535,7 @@
         <w:ind w:left="5040" w:hanging="360"/>
       </w:pPr>
       <w:rPr>
-        <w:rFonts w:ascii="Symbol" w:hAnsi="Symbol" w:hint="default"/>
+        <w:rFonts w:hint="default" w:ascii="Symbol" w:hAnsi="Symbol"/>
       </w:rPr>
     </w:lvl>
     <w:lvl w:ilvl="7" w:tplc="04090003" w:tentative="1">
@@ -20631,7 +21547,7 @@
         <w:ind w:left="5760" w:hanging="360"/>
       </w:pPr>
       <w:rPr>
-        <w:rFonts w:ascii="Courier New" w:hAnsi="Courier New" w:cs="Courier New" w:hint="default"/>
+        <w:rFonts w:hint="default" w:ascii="Courier New" w:hAnsi="Courier New" w:cs="Courier New"/>
       </w:rPr>
     </w:lvl>
     <w:lvl w:ilvl="8" w:tplc="04090005" w:tentative="1">
@@ -20643,7 +21559,7 @@
         <w:ind w:left="6480" w:hanging="360"/>
       </w:pPr>
       <w:rPr>
-        <w:rFonts w:ascii="Wingdings" w:hAnsi="Wingdings" w:hint="default"/>
+        <w:rFonts w:hint="default" w:ascii="Wingdings" w:hAnsi="Wingdings"/>
       </w:rPr>
     </w:lvl>
   </w:abstractNum>
@@ -20749,7 +21665,7 @@
         <w:ind w:left="2461" w:hanging="360"/>
       </w:pPr>
       <w:rPr>
-        <w:rFonts w:ascii="Symbol" w:hAnsi="Symbol" w:hint="default"/>
+        <w:rFonts w:hint="default" w:ascii="Symbol" w:hAnsi="Symbol"/>
       </w:rPr>
     </w:lvl>
     <w:lvl w:ilvl="1" w:tplc="04090003" w:tentative="1">
@@ -20761,7 +21677,7 @@
         <w:ind w:left="3181" w:hanging="360"/>
       </w:pPr>
       <w:rPr>
-        <w:rFonts w:ascii="Courier New" w:hAnsi="Courier New" w:cs="Courier New" w:hint="default"/>
+        <w:rFonts w:hint="default" w:ascii="Courier New" w:hAnsi="Courier New" w:cs="Courier New"/>
       </w:rPr>
     </w:lvl>
     <w:lvl w:ilvl="2" w:tplc="04090005" w:tentative="1">
@@ -20773,7 +21689,7 @@
         <w:ind w:left="3901" w:hanging="360"/>
       </w:pPr>
       <w:rPr>
-        <w:rFonts w:ascii="Wingdings" w:hAnsi="Wingdings" w:hint="default"/>
+        <w:rFonts w:hint="default" w:ascii="Wingdings" w:hAnsi="Wingdings"/>
       </w:rPr>
     </w:lvl>
     <w:lvl w:ilvl="3" w:tplc="04090001" w:tentative="1">
@@ -20785,7 +21701,7 @@
         <w:ind w:left="4621" w:hanging="360"/>
       </w:pPr>
       <w:rPr>
-        <w:rFonts w:ascii="Symbol" w:hAnsi="Symbol" w:hint="default"/>
+        <w:rFonts w:hint="default" w:ascii="Symbol" w:hAnsi="Symbol"/>
       </w:rPr>
     </w:lvl>
     <w:lvl w:ilvl="4" w:tplc="04090003" w:tentative="1">
@@ -20797,7 +21713,7 @@
         <w:ind w:left="5341" w:hanging="360"/>
       </w:pPr>
       <w:rPr>
-        <w:rFonts w:ascii="Courier New" w:hAnsi="Courier New" w:cs="Courier New" w:hint="default"/>
+        <w:rFonts w:hint="default" w:ascii="Courier New" w:hAnsi="Courier New" w:cs="Courier New"/>
       </w:rPr>
     </w:lvl>
     <w:lvl w:ilvl="5" w:tplc="04090005" w:tentative="1">
@@ -20809,7 +21725,7 @@
         <w:ind w:left="6061" w:hanging="360"/>
       </w:pPr>
       <w:rPr>
-        <w:rFonts w:ascii="Wingdings" w:hAnsi="Wingdings" w:hint="default"/>
+        <w:rFonts w:hint="default" w:ascii="Wingdings" w:hAnsi="Wingdings"/>
       </w:rPr>
     </w:lvl>
     <w:lvl w:ilvl="6" w:tplc="04090001" w:tentative="1">
@@ -20821,7 +21737,7 @@
         <w:ind w:left="6781" w:hanging="360"/>
       </w:pPr>
       <w:rPr>
-        <w:rFonts w:ascii="Symbol" w:hAnsi="Symbol" w:hint="default"/>
+        <w:rFonts w:hint="default" w:ascii="Symbol" w:hAnsi="Symbol"/>
       </w:rPr>
     </w:lvl>
     <w:lvl w:ilvl="7" w:tplc="04090003" w:tentative="1">
@@ -20833,7 +21749,7 @@
         <w:ind w:left="7501" w:hanging="360"/>
       </w:pPr>
       <w:rPr>
-        <w:rFonts w:ascii="Courier New" w:hAnsi="Courier New" w:cs="Courier New" w:hint="default"/>
+        <w:rFonts w:hint="default" w:ascii="Courier New" w:hAnsi="Courier New" w:cs="Courier New"/>
       </w:rPr>
     </w:lvl>
     <w:lvl w:ilvl="8" w:tplc="04090005" w:tentative="1">
@@ -20845,7 +21761,7 @@
         <w:ind w:left="8221" w:hanging="360"/>
       </w:pPr>
       <w:rPr>
-        <w:rFonts w:ascii="Wingdings" w:hAnsi="Wingdings" w:hint="default"/>
+        <w:rFonts w:hint="default" w:ascii="Wingdings" w:hAnsi="Wingdings"/>
       </w:rPr>
     </w:lvl>
   </w:abstractNum>
@@ -20951,7 +21867,7 @@
         <w:ind w:left="1741" w:hanging="360"/>
       </w:pPr>
       <w:rPr>
-        <w:rFonts w:ascii="Wingdings" w:hAnsi="Wingdings" w:hint="default"/>
+        <w:rFonts w:hint="default" w:ascii="Wingdings" w:hAnsi="Wingdings"/>
       </w:rPr>
     </w:lvl>
     <w:lvl w:ilvl="1" w:tplc="04090003" w:tentative="1">
@@ -20963,7 +21879,7 @@
         <w:ind w:left="2461" w:hanging="360"/>
       </w:pPr>
       <w:rPr>
-        <w:rFonts w:ascii="Courier New" w:hAnsi="Courier New" w:cs="Courier New" w:hint="default"/>
+        <w:rFonts w:hint="default" w:ascii="Courier New" w:hAnsi="Courier New" w:cs="Courier New"/>
       </w:rPr>
     </w:lvl>
     <w:lvl w:ilvl="2" w:tplc="04090005" w:tentative="1">
@@ -20975,7 +21891,7 @@
         <w:ind w:left="3181" w:hanging="360"/>
       </w:pPr>
       <w:rPr>
-        <w:rFonts w:ascii="Wingdings" w:hAnsi="Wingdings" w:hint="default"/>
+        <w:rFonts w:hint="default" w:ascii="Wingdings" w:hAnsi="Wingdings"/>
       </w:rPr>
     </w:lvl>
     <w:lvl w:ilvl="3" w:tplc="04090001" w:tentative="1">
@@ -20987,7 +21903,7 @@
         <w:ind w:left="3901" w:hanging="360"/>
       </w:pPr>
       <w:rPr>
-        <w:rFonts w:ascii="Symbol" w:hAnsi="Symbol" w:hint="default"/>
+        <w:rFonts w:hint="default" w:ascii="Symbol" w:hAnsi="Symbol"/>
       </w:rPr>
     </w:lvl>
     <w:lvl w:ilvl="4" w:tplc="04090003" w:tentative="1">
@@ -20999,7 +21915,7 @@
         <w:ind w:left="4621" w:hanging="360"/>
       </w:pPr>
       <w:rPr>
-        <w:rFonts w:ascii="Courier New" w:hAnsi="Courier New" w:cs="Courier New" w:hint="default"/>
+        <w:rFonts w:hint="default" w:ascii="Courier New" w:hAnsi="Courier New" w:cs="Courier New"/>
       </w:rPr>
     </w:lvl>
     <w:lvl w:ilvl="5" w:tplc="04090005" w:tentative="1">
@@ -21011,7 +21927,7 @@
         <w:ind w:left="5341" w:hanging="360"/>
       </w:pPr>
       <w:rPr>
-        <w:rFonts w:ascii="Wingdings" w:hAnsi="Wingdings" w:hint="default"/>
+        <w:rFonts w:hint="default" w:ascii="Wingdings" w:hAnsi="Wingdings"/>
       </w:rPr>
     </w:lvl>
     <w:lvl w:ilvl="6" w:tplc="04090001" w:tentative="1">
@@ -21023,7 +21939,7 @@
         <w:ind w:left="6061" w:hanging="360"/>
       </w:pPr>
       <w:rPr>
-        <w:rFonts w:ascii="Symbol" w:hAnsi="Symbol" w:hint="default"/>
+        <w:rFonts w:hint="default" w:ascii="Symbol" w:hAnsi="Symbol"/>
       </w:rPr>
     </w:lvl>
     <w:lvl w:ilvl="7" w:tplc="04090003" w:tentative="1">
@@ -21035,7 +21951,7 @@
         <w:ind w:left="6781" w:hanging="360"/>
       </w:pPr>
       <w:rPr>
-        <w:rFonts w:ascii="Courier New" w:hAnsi="Courier New" w:cs="Courier New" w:hint="default"/>
+        <w:rFonts w:hint="default" w:ascii="Courier New" w:hAnsi="Courier New" w:cs="Courier New"/>
       </w:rPr>
     </w:lvl>
     <w:lvl w:ilvl="8" w:tplc="04090005" w:tentative="1">
@@ -21047,7 +21963,7 @@
         <w:ind w:left="7501" w:hanging="360"/>
       </w:pPr>
       <w:rPr>
-        <w:rFonts w:ascii="Wingdings" w:hAnsi="Wingdings" w:hint="default"/>
+        <w:rFonts w:hint="default" w:ascii="Wingdings" w:hAnsi="Wingdings"/>
       </w:rPr>
     </w:lvl>
   </w:abstractNum>
@@ -21189,7 +22105,7 @@
         <w:ind w:left="1440" w:hanging="360"/>
       </w:pPr>
       <w:rPr>
-        <w:rFonts w:ascii="Symbol" w:hAnsi="Symbol" w:hint="default"/>
+        <w:rFonts w:hint="default" w:ascii="Symbol" w:hAnsi="Symbol"/>
       </w:rPr>
     </w:lvl>
     <w:lvl w:ilvl="1" w:tplc="04090003" w:tentative="1">
@@ -21201,7 +22117,7 @@
         <w:ind w:left="2160" w:hanging="360"/>
       </w:pPr>
       <w:rPr>
-        <w:rFonts w:ascii="Courier New" w:hAnsi="Courier New" w:cs="Courier New" w:hint="default"/>
+        <w:rFonts w:hint="default" w:ascii="Courier New" w:hAnsi="Courier New" w:cs="Courier New"/>
       </w:rPr>
     </w:lvl>
     <w:lvl w:ilvl="2" w:tplc="04090005" w:tentative="1">
@@ -21213,7 +22129,7 @@
         <w:ind w:left="2880" w:hanging="360"/>
       </w:pPr>
       <w:rPr>
-        <w:rFonts w:ascii="Wingdings" w:hAnsi="Wingdings" w:hint="default"/>
+        <w:rFonts w:hint="default" w:ascii="Wingdings" w:hAnsi="Wingdings"/>
       </w:rPr>
     </w:lvl>
     <w:lvl w:ilvl="3" w:tplc="04090001" w:tentative="1">
@@ -21225,7 +22141,7 @@
         <w:ind w:left="3600" w:hanging="360"/>
       </w:pPr>
       <w:rPr>
-        <w:rFonts w:ascii="Symbol" w:hAnsi="Symbol" w:hint="default"/>
+        <w:rFonts w:hint="default" w:ascii="Symbol" w:hAnsi="Symbol"/>
       </w:rPr>
     </w:lvl>
     <w:lvl w:ilvl="4" w:tplc="04090003" w:tentative="1">
@@ -21237,7 +22153,7 @@
         <w:ind w:left="4320" w:hanging="360"/>
       </w:pPr>
       <w:rPr>
-        <w:rFonts w:ascii="Courier New" w:hAnsi="Courier New" w:cs="Courier New" w:hint="default"/>
+        <w:rFonts w:hint="default" w:ascii="Courier New" w:hAnsi="Courier New" w:cs="Courier New"/>
       </w:rPr>
     </w:lvl>
     <w:lvl w:ilvl="5" w:tplc="04090005" w:tentative="1">
@@ -21249,7 +22165,7 @@
         <w:ind w:left="5040" w:hanging="360"/>
       </w:pPr>
       <w:rPr>
-        <w:rFonts w:ascii="Wingdings" w:hAnsi="Wingdings" w:hint="default"/>
+        <w:rFonts w:hint="default" w:ascii="Wingdings" w:hAnsi="Wingdings"/>
       </w:rPr>
     </w:lvl>
     <w:lvl w:ilvl="6" w:tplc="04090001" w:tentative="1">
@@ -21261,7 +22177,7 @@
         <w:ind w:left="5760" w:hanging="360"/>
       </w:pPr>
       <w:rPr>
-        <w:rFonts w:ascii="Symbol" w:hAnsi="Symbol" w:hint="default"/>
+        <w:rFonts w:hint="default" w:ascii="Symbol" w:hAnsi="Symbol"/>
       </w:rPr>
     </w:lvl>
     <w:lvl w:ilvl="7" w:tplc="04090003" w:tentative="1">
@@ -21273,7 +22189,7 @@
         <w:ind w:left="6480" w:hanging="360"/>
       </w:pPr>
       <w:rPr>
-        <w:rFonts w:ascii="Courier New" w:hAnsi="Courier New" w:cs="Courier New" w:hint="default"/>
+        <w:rFonts w:hint="default" w:ascii="Courier New" w:hAnsi="Courier New" w:cs="Courier New"/>
       </w:rPr>
     </w:lvl>
     <w:lvl w:ilvl="8" w:tplc="04090005" w:tentative="1">
@@ -21285,7 +22201,7 @@
         <w:ind w:left="7200" w:hanging="360"/>
       </w:pPr>
       <w:rPr>
-        <w:rFonts w:ascii="Wingdings" w:hAnsi="Wingdings" w:hint="default"/>
+        <w:rFonts w:hint="default" w:ascii="Wingdings" w:hAnsi="Wingdings"/>
       </w:rPr>
     </w:lvl>
   </w:abstractNum>
@@ -21505,7 +22421,7 @@
         <w:ind w:left="720" w:hanging="360"/>
       </w:pPr>
       <w:rPr>
-        <w:rFonts w:ascii="Wingdings" w:eastAsia="Times New Roman" w:hAnsi="Wingdings" w:cs="Times New Roman" w:hint="default"/>
+        <w:rFonts w:hint="default" w:ascii="Wingdings" w:hAnsi="Wingdings" w:eastAsia="Times New Roman" w:cs="Times New Roman"/>
       </w:rPr>
     </w:lvl>
     <w:lvl w:ilvl="1" w:tplc="04090003" w:tentative="1">
@@ -21517,7 +22433,7 @@
         <w:ind w:left="1440" w:hanging="360"/>
       </w:pPr>
       <w:rPr>
-        <w:rFonts w:ascii="Courier New" w:hAnsi="Courier New" w:cs="Courier New" w:hint="default"/>
+        <w:rFonts w:hint="default" w:ascii="Courier New" w:hAnsi="Courier New" w:cs="Courier New"/>
       </w:rPr>
     </w:lvl>
     <w:lvl w:ilvl="2" w:tplc="04090005" w:tentative="1">
@@ -21529,7 +22445,7 @@
         <w:ind w:left="2160" w:hanging="360"/>
       </w:pPr>
       <w:rPr>
-        <w:rFonts w:ascii="Wingdings" w:hAnsi="Wingdings" w:hint="default"/>
+        <w:rFonts w:hint="default" w:ascii="Wingdings" w:hAnsi="Wingdings"/>
       </w:rPr>
     </w:lvl>
     <w:lvl w:ilvl="3" w:tplc="04090001" w:tentative="1">
@@ -21541,7 +22457,7 @@
         <w:ind w:left="2880" w:hanging="360"/>
       </w:pPr>
       <w:rPr>
-        <w:rFonts w:ascii="Symbol" w:hAnsi="Symbol" w:hint="default"/>
+        <w:rFonts w:hint="default" w:ascii="Symbol" w:hAnsi="Symbol"/>
       </w:rPr>
     </w:lvl>
     <w:lvl w:ilvl="4" w:tplc="04090003" w:tentative="1">
@@ -21553,7 +22469,7 @@
         <w:ind w:left="3600" w:hanging="360"/>
       </w:pPr>
       <w:rPr>
-        <w:rFonts w:ascii="Courier New" w:hAnsi="Courier New" w:cs="Courier New" w:hint="default"/>
+        <w:rFonts w:hint="default" w:ascii="Courier New" w:hAnsi="Courier New" w:cs="Courier New"/>
       </w:rPr>
     </w:lvl>
     <w:lvl w:ilvl="5" w:tplc="04090005" w:tentative="1">
@@ -21565,7 +22481,7 @@
         <w:ind w:left="4320" w:hanging="360"/>
       </w:pPr>
       <w:rPr>
-        <w:rFonts w:ascii="Wingdings" w:hAnsi="Wingdings" w:hint="default"/>
+        <w:rFonts w:hint="default" w:ascii="Wingdings" w:hAnsi="Wingdings"/>
       </w:rPr>
     </w:lvl>
     <w:lvl w:ilvl="6" w:tplc="04090001" w:tentative="1">
@@ -21577,7 +22493,7 @@
         <w:ind w:left="5040" w:hanging="360"/>
       </w:pPr>
       <w:rPr>
-        <w:rFonts w:ascii="Symbol" w:hAnsi="Symbol" w:hint="default"/>
+        <w:rFonts w:hint="default" w:ascii="Symbol" w:hAnsi="Symbol"/>
       </w:rPr>
     </w:lvl>
     <w:lvl w:ilvl="7" w:tplc="04090003" w:tentative="1">
@@ -21589,7 +22505,7 @@
         <w:ind w:left="5760" w:hanging="360"/>
       </w:pPr>
       <w:rPr>
-        <w:rFonts w:ascii="Courier New" w:hAnsi="Courier New" w:cs="Courier New" w:hint="default"/>
+        <w:rFonts w:hint="default" w:ascii="Courier New" w:hAnsi="Courier New" w:cs="Courier New"/>
       </w:rPr>
     </w:lvl>
     <w:lvl w:ilvl="8" w:tplc="04090005" w:tentative="1">
@@ -21601,7 +22517,7 @@
         <w:ind w:left="6480" w:hanging="360"/>
       </w:pPr>
       <w:rPr>
-        <w:rFonts w:ascii="Wingdings" w:hAnsi="Wingdings" w:hint="default"/>
+        <w:rFonts w:hint="default" w:ascii="Wingdings" w:hAnsi="Wingdings"/>
       </w:rPr>
     </w:lvl>
   </w:abstractNum>
@@ -21618,7 +22534,7 @@
         <w:ind w:left="450" w:hanging="360"/>
       </w:pPr>
       <w:rPr>
-        <w:rFonts w:ascii="Arial" w:eastAsia="Calibri" w:hAnsi="Arial" w:cs="Arial" w:hint="default"/>
+        <w:rFonts w:hint="default" w:ascii="Arial" w:hAnsi="Arial" w:eastAsia="Calibri" w:cs="Arial"/>
       </w:rPr>
     </w:lvl>
     <w:lvl w:ilvl="1" w:tplc="04090003" w:tentative="1">
@@ -21630,7 +22546,7 @@
         <w:ind w:left="1170" w:hanging="360"/>
       </w:pPr>
       <w:rPr>
-        <w:rFonts w:ascii="Courier New" w:hAnsi="Courier New" w:cs="Courier New" w:hint="default"/>
+        <w:rFonts w:hint="default" w:ascii="Courier New" w:hAnsi="Courier New" w:cs="Courier New"/>
       </w:rPr>
     </w:lvl>
     <w:lvl w:ilvl="2" w:tplc="04090005" w:tentative="1">
@@ -21642,7 +22558,7 @@
         <w:ind w:left="1890" w:hanging="360"/>
       </w:pPr>
       <w:rPr>
-        <w:rFonts w:ascii="Wingdings" w:hAnsi="Wingdings" w:hint="default"/>
+        <w:rFonts w:hint="default" w:ascii="Wingdings" w:hAnsi="Wingdings"/>
       </w:rPr>
     </w:lvl>
     <w:lvl w:ilvl="3" w:tplc="04090001" w:tentative="1">
@@ -21654,7 +22570,7 @@
         <w:ind w:left="2610" w:hanging="360"/>
       </w:pPr>
       <w:rPr>
-        <w:rFonts w:ascii="Symbol" w:hAnsi="Symbol" w:hint="default"/>
+        <w:rFonts w:hint="default" w:ascii="Symbol" w:hAnsi="Symbol"/>
       </w:rPr>
     </w:lvl>
     <w:lvl w:ilvl="4" w:tplc="04090003" w:tentative="1">
@@ -21666,7 +22582,7 @@
         <w:ind w:left="3330" w:hanging="360"/>
       </w:pPr>
       <w:rPr>
-        <w:rFonts w:ascii="Courier New" w:hAnsi="Courier New" w:cs="Courier New" w:hint="default"/>
+        <w:rFonts w:hint="default" w:ascii="Courier New" w:hAnsi="Courier New" w:cs="Courier New"/>
       </w:rPr>
     </w:lvl>
     <w:lvl w:ilvl="5" w:tplc="04090005" w:tentative="1">
@@ -21678,7 +22594,7 @@
         <w:ind w:left="4050" w:hanging="360"/>
       </w:pPr>
       <w:rPr>
-        <w:rFonts w:ascii="Wingdings" w:hAnsi="Wingdings" w:hint="default"/>
+        <w:rFonts w:hint="default" w:ascii="Wingdings" w:hAnsi="Wingdings"/>
       </w:rPr>
     </w:lvl>
     <w:lvl w:ilvl="6" w:tplc="04090001" w:tentative="1">
@@ -21690,7 +22606,7 @@
         <w:ind w:left="4770" w:hanging="360"/>
       </w:pPr>
       <w:rPr>
-        <w:rFonts w:ascii="Symbol" w:hAnsi="Symbol" w:hint="default"/>
+        <w:rFonts w:hint="default" w:ascii="Symbol" w:hAnsi="Symbol"/>
       </w:rPr>
     </w:lvl>
     <w:lvl w:ilvl="7" w:tplc="04090003" w:tentative="1">
@@ -21702,7 +22618,7 @@
         <w:ind w:left="5490" w:hanging="360"/>
       </w:pPr>
       <w:rPr>
-        <w:rFonts w:ascii="Courier New" w:hAnsi="Courier New" w:cs="Courier New" w:hint="default"/>
+        <w:rFonts w:hint="default" w:ascii="Courier New" w:hAnsi="Courier New" w:cs="Courier New"/>
       </w:rPr>
     </w:lvl>
     <w:lvl w:ilvl="8" w:tplc="04090005" w:tentative="1">
@@ -21714,7 +22630,7 @@
         <w:ind w:left="6210" w:hanging="360"/>
       </w:pPr>
       <w:rPr>
-        <w:rFonts w:ascii="Wingdings" w:hAnsi="Wingdings" w:hint="default"/>
+        <w:rFonts w:hint="default" w:ascii="Wingdings" w:hAnsi="Wingdings"/>
       </w:rPr>
     </w:lvl>
   </w:abstractNum>
@@ -22142,11 +23058,11 @@
 </file>
 
 <file path=word/styles.xml><?xml version="1.0" encoding="utf-8"?>
-<w:styles xmlns:mc="http://schemas.openxmlformats.org/markup-compatibility/2006" xmlns:r="http://schemas.openxmlformats.org/officeDocument/2006/relationships" xmlns:w="http://schemas.openxmlformats.org/wordprocessingml/2006/main" xmlns:w14="http://schemas.microsoft.com/office/word/2010/wordml" xmlns:w15="http://schemas.microsoft.com/office/word/2012/wordml" xmlns:w16cex="http://schemas.microsoft.com/office/word/2018/wordml/cex" xmlns:w16cid="http://schemas.microsoft.com/office/word/2016/wordml/cid" xmlns:w16="http://schemas.microsoft.com/office/word/2018/wordml" xmlns:w16du="http://schemas.microsoft.com/office/word/2023/wordml/word16du" xmlns:w16sdtdh="http://schemas.microsoft.com/office/word/2020/wordml/sdtdatahash" xmlns:w16sdtfl="http://schemas.microsoft.com/office/word/2024/wordml/sdtformatlock" xmlns:w16se="http://schemas.microsoft.com/office/word/2015/wordml/symex" mc:Ignorable="w14 w15 w16se w16cid w16 w16cex w16sdtdh w16sdtfl w16du">
+<w:styles xmlns:wp14="http://schemas.microsoft.com/office/word/2010/wordprocessingDrawing" xmlns:mc="http://schemas.openxmlformats.org/markup-compatibility/2006" xmlns:r="http://schemas.openxmlformats.org/officeDocument/2006/relationships" xmlns:w="http://schemas.openxmlformats.org/wordprocessingml/2006/main" xmlns:w14="http://schemas.microsoft.com/office/word/2010/wordml" xmlns:w15="http://schemas.microsoft.com/office/word/2012/wordml" xmlns:w16cex="http://schemas.microsoft.com/office/word/2018/wordml/cex" xmlns:w16cid="http://schemas.microsoft.com/office/word/2016/wordml/cid" xmlns:w16="http://schemas.microsoft.com/office/word/2018/wordml" xmlns:w16du="http://schemas.microsoft.com/office/word/2023/wordml/word16du" xmlns:w16sdtdh="http://schemas.microsoft.com/office/word/2020/wordml/sdtdatahash" xmlns:w16sdtfl="http://schemas.microsoft.com/office/word/2024/wordml/sdtformatlock" xmlns:w16se="http://schemas.microsoft.com/office/word/2015/wordml/symex" mc:Ignorable="w14 w15 w16se w16cid w16 w16cex w16sdtdh w16sdtfl w16du wp14">
   <w:docDefaults>
     <w:rPrDefault>
       <w:rPr>
-        <w:rFonts w:ascii="Times New Roman" w:eastAsiaTheme="minorHAnsi" w:hAnsi="Times New Roman" w:cs="Times New Roman"/>
+        <w:rFonts w:ascii="Times New Roman" w:hAnsi="Times New Roman" w:cs="Times New Roman" w:eastAsiaTheme="minorHAnsi"/>
         <w:sz w:val="24"/>
         <w:szCs w:val="24"/>
         <w:lang w:val="en-US" w:eastAsia="en-US" w:bidi="ar-SA"/>
@@ -22163,14 +23079,14 @@
   <w:latentStyles w:defLockedState="0" w:defUIPriority="99" w:defSemiHidden="0" w:defUnhideWhenUsed="0" w:defQFormat="0" w:count="376">
     <w:lsdException w:name="Normal" w:uiPriority="0" w:qFormat="1"/>
     <w:lsdException w:name="heading 1" w:uiPriority="0" w:qFormat="1"/>
-    <w:lsdException w:name="heading 2" w:semiHidden="1" w:uiPriority="9" w:unhideWhenUsed="1" w:qFormat="1"/>
-    <w:lsdException w:name="heading 3" w:semiHidden="1" w:uiPriority="9" w:unhideWhenUsed="1" w:qFormat="1"/>
-    <w:lsdException w:name="heading 4" w:semiHidden="1" w:uiPriority="9" w:unhideWhenUsed="1" w:qFormat="1"/>
-    <w:lsdException w:name="heading 5" w:semiHidden="1" w:uiPriority="9" w:unhideWhenUsed="1" w:qFormat="1"/>
-    <w:lsdException w:name="heading 6" w:semiHidden="1" w:uiPriority="9" w:unhideWhenUsed="1" w:qFormat="1"/>
-    <w:lsdException w:name="heading 7" w:semiHidden="1" w:uiPriority="9" w:unhideWhenUsed="1" w:qFormat="1"/>
-    <w:lsdException w:name="heading 8" w:semiHidden="1" w:uiPriority="9" w:unhideWhenUsed="1" w:qFormat="1"/>
-    <w:lsdException w:name="heading 9" w:semiHidden="1" w:uiPriority="9" w:unhideWhenUsed="1" w:qFormat="1"/>
+    <w:lsdException w:name="heading 2" w:uiPriority="9" w:semiHidden="1" w:unhideWhenUsed="1" w:qFormat="1"/>
+    <w:lsdException w:name="heading 3" w:uiPriority="9" w:semiHidden="1" w:unhideWhenUsed="1" w:qFormat="1"/>
+    <w:lsdException w:name="heading 4" w:uiPriority="9" w:semiHidden="1" w:unhideWhenUsed="1" w:qFormat="1"/>
+    <w:lsdException w:name="heading 5" w:uiPriority="9" w:semiHidden="1" w:unhideWhenUsed="1" w:qFormat="1"/>
+    <w:lsdException w:name="heading 6" w:uiPriority="9" w:semiHidden="1" w:unhideWhenUsed="1" w:qFormat="1"/>
+    <w:lsdException w:name="heading 7" w:uiPriority="9" w:semiHidden="1" w:unhideWhenUsed="1" w:qFormat="1"/>
+    <w:lsdException w:name="heading 8" w:uiPriority="9" w:semiHidden="1" w:unhideWhenUsed="1" w:qFormat="1"/>
+    <w:lsdException w:name="heading 9" w:uiPriority="9" w:semiHidden="1" w:unhideWhenUsed="1" w:qFormat="1"/>
     <w:lsdException w:name="index 1" w:semiHidden="1" w:unhideWhenUsed="1"/>
     <w:lsdException w:name="index 2" w:semiHidden="1" w:unhideWhenUsed="1"/>
     <w:lsdException w:name="index 3" w:semiHidden="1" w:unhideWhenUsed="1"/>
@@ -22180,22 +23096,22 @@
     <w:lsdException w:name="index 7" w:semiHidden="1" w:unhideWhenUsed="1"/>
     <w:lsdException w:name="index 8" w:semiHidden="1" w:unhideWhenUsed="1"/>
     <w:lsdException w:name="index 9" w:semiHidden="1" w:unhideWhenUsed="1"/>
-    <w:lsdException w:name="toc 1" w:semiHidden="1" w:uiPriority="39" w:unhideWhenUsed="1" w:qFormat="1"/>
-    <w:lsdException w:name="toc 2" w:semiHidden="1" w:uiPriority="39" w:unhideWhenUsed="1" w:qFormat="1"/>
-    <w:lsdException w:name="toc 3" w:semiHidden="1" w:uiPriority="39" w:unhideWhenUsed="1" w:qFormat="1"/>
-    <w:lsdException w:name="toc 4" w:semiHidden="1" w:uiPriority="39" w:unhideWhenUsed="1"/>
-    <w:lsdException w:name="toc 5" w:semiHidden="1" w:uiPriority="39" w:unhideWhenUsed="1"/>
-    <w:lsdException w:name="toc 6" w:semiHidden="1" w:uiPriority="39" w:unhideWhenUsed="1"/>
-    <w:lsdException w:name="toc 7" w:semiHidden="1" w:uiPriority="39" w:unhideWhenUsed="1"/>
-    <w:lsdException w:name="toc 8" w:semiHidden="1" w:uiPriority="39" w:unhideWhenUsed="1"/>
-    <w:lsdException w:name="toc 9" w:semiHidden="1" w:uiPriority="39" w:unhideWhenUsed="1"/>
+    <w:lsdException w:name="toc 1" w:uiPriority="39" w:semiHidden="1" w:unhideWhenUsed="1" w:qFormat="1"/>
+    <w:lsdException w:name="toc 2" w:uiPriority="39" w:semiHidden="1" w:unhideWhenUsed="1" w:qFormat="1"/>
+    <w:lsdException w:name="toc 3" w:uiPriority="39" w:semiHidden="1" w:unhideWhenUsed="1" w:qFormat="1"/>
+    <w:lsdException w:name="toc 4" w:uiPriority="39" w:semiHidden="1" w:unhideWhenUsed="1"/>
+    <w:lsdException w:name="toc 5" w:uiPriority="39" w:semiHidden="1" w:unhideWhenUsed="1"/>
+    <w:lsdException w:name="toc 6" w:uiPriority="39" w:semiHidden="1" w:unhideWhenUsed="1"/>
+    <w:lsdException w:name="toc 7" w:uiPriority="39" w:semiHidden="1" w:unhideWhenUsed="1"/>
+    <w:lsdException w:name="toc 8" w:uiPriority="39" w:semiHidden="1" w:unhideWhenUsed="1"/>
+    <w:lsdException w:name="toc 9" w:uiPriority="39" w:semiHidden="1" w:unhideWhenUsed="1"/>
     <w:lsdException w:name="Normal Indent" w:semiHidden="1" w:unhideWhenUsed="1"/>
     <w:lsdException w:name="footnote text" w:semiHidden="1" w:unhideWhenUsed="1"/>
     <w:lsdException w:name="annotation text" w:semiHidden="1" w:unhideWhenUsed="1"/>
     <w:lsdException w:name="header" w:semiHidden="1" w:unhideWhenUsed="1"/>
     <w:lsdException w:name="footer" w:semiHidden="1" w:unhideWhenUsed="1"/>
     <w:lsdException w:name="index heading" w:semiHidden="1" w:unhideWhenUsed="1"/>
-    <w:lsdException w:name="caption" w:semiHidden="1" w:uiPriority="35" w:unhideWhenUsed="1" w:qFormat="1"/>
+    <w:lsdException w:name="caption" w:uiPriority="35" w:semiHidden="1" w:unhideWhenUsed="1" w:qFormat="1"/>
     <w:lsdException w:name="table of figures" w:semiHidden="1" w:unhideWhenUsed="1"/>
     <w:lsdException w:name="envelope address" w:semiHidden="1" w:unhideWhenUsed="1"/>
     <w:lsdException w:name="envelope return" w:semiHidden="1" w:unhideWhenUsed="1"/>
@@ -22226,7 +23142,7 @@
     <w:lsdException w:name="Title" w:uiPriority="10" w:qFormat="1"/>
     <w:lsdException w:name="Closing" w:semiHidden="1" w:unhideWhenUsed="1"/>
     <w:lsdException w:name="Signature" w:semiHidden="1" w:unhideWhenUsed="1"/>
-    <w:lsdException w:name="Default Paragraph Font" w:semiHidden="1" w:uiPriority="1" w:unhideWhenUsed="1"/>
+    <w:lsdException w:name="Default Paragraph Font" w:uiPriority="1" w:semiHidden="1" w:unhideWhenUsed="1"/>
     <w:lsdException w:name="Body Text" w:semiHidden="1" w:unhideWhenUsed="1"/>
     <w:lsdException w:name="Body Text Indent" w:semiHidden="1" w:unhideWhenUsed="1"/>
     <w:lsdException w:name="List Continue" w:semiHidden="1" w:unhideWhenUsed="1"/>
@@ -22251,7 +23167,7 @@
     <w:lsdException w:name="Strong" w:uiPriority="22" w:qFormat="1"/>
     <w:lsdException w:name="Emphasis" w:uiPriority="20" w:qFormat="1"/>
     <w:lsdException w:name="Document Map" w:semiHidden="1" w:unhideWhenUsed="1"/>
-    <w:lsdException w:name="Plain Text" w:semiHidden="1" w:uiPriority="0" w:unhideWhenUsed="1"/>
+    <w:lsdException w:name="Plain Text" w:uiPriority="0" w:semiHidden="1" w:unhideWhenUsed="1"/>
     <w:lsdException w:name="E-mail Signature" w:semiHidden="1" w:unhideWhenUsed="1"/>
     <w:lsdException w:name="HTML Top of Form" w:semiHidden="1" w:unhideWhenUsed="1"/>
     <w:lsdException w:name="HTML Bottom of Form" w:semiHidden="1" w:unhideWhenUsed="1"/>
@@ -22426,8 +23342,8 @@
     <w:lsdException w:name="Subtle Reference" w:uiPriority="31" w:qFormat="1"/>
     <w:lsdException w:name="Intense Reference" w:uiPriority="32" w:qFormat="1"/>
     <w:lsdException w:name="Book Title" w:uiPriority="33" w:qFormat="1"/>
-    <w:lsdException w:name="Bibliography" w:semiHidden="1" w:uiPriority="37" w:unhideWhenUsed="1"/>
-    <w:lsdException w:name="TOC Heading" w:semiHidden="1" w:uiPriority="39" w:unhideWhenUsed="1" w:qFormat="1"/>
+    <w:lsdException w:name="Bibliography" w:uiPriority="37" w:semiHidden="1" w:unhideWhenUsed="1"/>
+    <w:lsdException w:name="TOC Heading" w:uiPriority="39" w:semiHidden="1" w:unhideWhenUsed="1" w:qFormat="1"/>
     <w:lsdException w:name="Plain Table 1" w:uiPriority="41"/>
     <w:lsdException w:name="Plain Table 2" w:uiPriority="42"/>
     <w:lsdException w:name="Plain Table 3" w:uiPriority="43"/>
@@ -22538,7 +23454,7 @@
     <w:lsdException w:name="Unresolved Mention" w:semiHidden="1" w:unhideWhenUsed="1"/>
     <w:lsdException w:name="Smart Link" w:semiHidden="1" w:unhideWhenUsed="1"/>
   </w:latentStyles>
-  <w:style w:type="paragraph" w:default="1" w:styleId="Normal">
+  <w:style w:type="paragraph" w:styleId="Normal" w:default="1">
     <w:name w:val="Normal"/>
     <w:qFormat/>
     <w:rsid w:val="007C2C43"/>
@@ -22565,7 +23481,7 @@
       <w:outlineLvl w:val="0"/>
     </w:pPr>
     <w:rPr>
-      <w:rFonts w:ascii="Arial" w:eastAsia="Times New Roman" w:hAnsi="Arial" w:cs="Arial"/>
+      <w:rFonts w:ascii="Arial" w:hAnsi="Arial" w:eastAsia="Times New Roman" w:cs="Arial"/>
       <w:b/>
       <w:bCs/>
     </w:rPr>
@@ -22587,7 +23503,7 @@
       <w:outlineLvl w:val="2"/>
     </w:pPr>
     <w:rPr>
-      <w:rFonts w:asciiTheme="majorHAnsi" w:eastAsiaTheme="majorEastAsia" w:hAnsiTheme="majorHAnsi" w:cstheme="majorBidi"/>
+      <w:rFonts w:asciiTheme="majorHAnsi" w:hAnsiTheme="majorHAnsi" w:eastAsiaTheme="majorEastAsia" w:cstheme="majorBidi"/>
       <w:b/>
       <w:bCs/>
       <w:color w:val="4F81BD" w:themeColor="accent1"/>
@@ -22610,7 +23526,7 @@
       <w:outlineLvl w:val="3"/>
     </w:pPr>
     <w:rPr>
-      <w:rFonts w:asciiTheme="majorHAnsi" w:eastAsiaTheme="majorEastAsia" w:hAnsiTheme="majorHAnsi" w:cstheme="majorBidi"/>
+      <w:rFonts w:asciiTheme="majorHAnsi" w:hAnsiTheme="majorHAnsi" w:eastAsiaTheme="majorEastAsia" w:cstheme="majorBidi"/>
       <w:b/>
       <w:bCs/>
       <w:i/>
@@ -22618,13 +23534,13 @@
       <w:color w:val="4F81BD" w:themeColor="accent1"/>
     </w:rPr>
   </w:style>
-  <w:style w:type="character" w:default="1" w:styleId="DefaultParagraphFont">
+  <w:style w:type="character" w:styleId="DefaultParagraphFont" w:default="1">
     <w:name w:val="Default Paragraph Font"/>
     <w:uiPriority w:val="1"/>
     <w:semiHidden/>
     <w:unhideWhenUsed/>
   </w:style>
-  <w:style w:type="table" w:default="1" w:styleId="TableNormal">
+  <w:style w:type="table" w:styleId="TableNormal" w:default="1">
     <w:name w:val="Normal Table"/>
     <w:uiPriority w:val="99"/>
     <w:semiHidden/>
@@ -22639,7 +23555,7 @@
       </w:tblCellMar>
     </w:tblPr>
   </w:style>
-  <w:style w:type="numbering" w:default="1" w:styleId="NoList">
+  <w:style w:type="numbering" w:styleId="NoList" w:default="1">
     <w:name w:val="No List"/>
     <w:uiPriority w:val="99"/>
     <w:semiHidden/>
@@ -22660,7 +23576,7 @@
       <w:spacing w:line="240" w:lineRule="auto"/>
     </w:pPr>
   </w:style>
-  <w:style w:type="character" w:customStyle="1" w:styleId="HeaderChar">
+  <w:style w:type="character" w:styleId="HeaderChar" w:customStyle="1">
     <w:name w:val="Header Char"/>
     <w:basedOn w:val="DefaultParagraphFont"/>
     <w:link w:val="Header"/>
@@ -22682,7 +23598,7 @@
       <w:spacing w:line="240" w:lineRule="auto"/>
     </w:pPr>
   </w:style>
-  <w:style w:type="character" w:customStyle="1" w:styleId="FooterChar">
+  <w:style w:type="character" w:styleId="FooterChar" w:customStyle="1">
     <w:name w:val="Footer Char"/>
     <w:basedOn w:val="DefaultParagraphFont"/>
     <w:link w:val="Footer"/>
@@ -22700,27 +23616,27 @@
     </w:pPr>
     <w:tblPr>
       <w:tblBorders>
-        <w:top w:val="single" w:sz="4" w:space="0" w:color="auto"/>
-        <w:left w:val="single" w:sz="4" w:space="0" w:color="auto"/>
-        <w:bottom w:val="single" w:sz="4" w:space="0" w:color="auto"/>
-        <w:right w:val="single" w:sz="4" w:space="0" w:color="auto"/>
-        <w:insideH w:val="single" w:sz="4" w:space="0" w:color="auto"/>
-        <w:insideV w:val="single" w:sz="4" w:space="0" w:color="auto"/>
+        <w:top w:val="single" w:color="auto" w:sz="4" w:space="0"/>
+        <w:left w:val="single" w:color="auto" w:sz="4" w:space="0"/>
+        <w:bottom w:val="single" w:color="auto" w:sz="4" w:space="0"/>
+        <w:right w:val="single" w:color="auto" w:sz="4" w:space="0"/>
+        <w:insideH w:val="single" w:color="auto" w:sz="4" w:space="0"/>
+        <w:insideV w:val="single" w:color="auto" w:sz="4" w:space="0"/>
       </w:tblBorders>
     </w:tblPr>
   </w:style>
-  <w:style w:type="character" w:customStyle="1" w:styleId="Heading1Char">
+  <w:style w:type="character" w:styleId="Heading1Char" w:customStyle="1">
     <w:name w:val="Heading 1 Char"/>
     <w:basedOn w:val="DefaultParagraphFont"/>
     <w:link w:val="Heading1"/>
     <w:rsid w:val="006A6309"/>
     <w:rPr>
-      <w:rFonts w:ascii="Arial" w:eastAsia="Times New Roman" w:hAnsi="Arial" w:cs="Arial"/>
+      <w:rFonts w:ascii="Arial" w:hAnsi="Arial" w:eastAsia="Times New Roman" w:cs="Arial"/>
       <w:b/>
       <w:bCs/>
     </w:rPr>
   </w:style>
-  <w:style w:type="character" w:customStyle="1" w:styleId="Heading3Char">
+  <w:style w:type="character" w:styleId="Heading3Char" w:customStyle="1">
     <w:name w:val="Heading 3 Char"/>
     <w:basedOn w:val="DefaultParagraphFont"/>
     <w:link w:val="Heading3"/>
@@ -22728,13 +23644,13 @@
     <w:semiHidden/>
     <w:rsid w:val="006A6309"/>
     <w:rPr>
-      <w:rFonts w:asciiTheme="majorHAnsi" w:eastAsiaTheme="majorEastAsia" w:hAnsiTheme="majorHAnsi" w:cstheme="majorBidi"/>
+      <w:rFonts w:asciiTheme="majorHAnsi" w:hAnsiTheme="majorHAnsi" w:eastAsiaTheme="majorEastAsia" w:cstheme="majorBidi"/>
       <w:b/>
       <w:bCs/>
       <w:color w:val="4F81BD" w:themeColor="accent1"/>
     </w:rPr>
   </w:style>
-  <w:style w:type="character" w:customStyle="1" w:styleId="Heading4Char">
+  <w:style w:type="character" w:styleId="Heading4Char" w:customStyle="1">
     <w:name w:val="Heading 4 Char"/>
     <w:basedOn w:val="DefaultParagraphFont"/>
     <w:link w:val="Heading4"/>
@@ -22742,7 +23658,7 @@
     <w:semiHidden/>
     <w:rsid w:val="006A6309"/>
     <w:rPr>
-      <w:rFonts w:asciiTheme="majorHAnsi" w:eastAsiaTheme="majorEastAsia" w:hAnsiTheme="majorHAnsi" w:cstheme="majorBidi"/>
+      <w:rFonts w:asciiTheme="majorHAnsi" w:hAnsiTheme="majorHAnsi" w:eastAsiaTheme="majorEastAsia" w:cstheme="majorBidi"/>
       <w:b/>
       <w:bCs/>
       <w:i/>
@@ -22775,24 +23691,24 @@
       <w:jc w:val="left"/>
     </w:pPr>
     <w:rPr>
-      <w:rFonts w:ascii="Courier New" w:eastAsia="Times New Roman" w:hAnsi="Courier New" w:cs="Courier New"/>
+      <w:rFonts w:ascii="Courier New" w:hAnsi="Courier New" w:eastAsia="Times New Roman" w:cs="Courier New"/>
       <w:sz w:val="20"/>
       <w:szCs w:val="20"/>
     </w:rPr>
   </w:style>
-  <w:style w:type="character" w:customStyle="1" w:styleId="PlainTextChar">
+  <w:style w:type="character" w:styleId="PlainTextChar" w:customStyle="1">
     <w:name w:val="Plain Text Char"/>
     <w:basedOn w:val="DefaultParagraphFont"/>
     <w:link w:val="PlainText"/>
     <w:semiHidden/>
     <w:rsid w:val="006A6309"/>
     <w:rPr>
-      <w:rFonts w:ascii="Courier New" w:eastAsia="Times New Roman" w:hAnsi="Courier New" w:cs="Courier New"/>
+      <w:rFonts w:ascii="Courier New" w:hAnsi="Courier New" w:eastAsia="Times New Roman" w:cs="Courier New"/>
       <w:sz w:val="20"/>
       <w:szCs w:val="20"/>
     </w:rPr>
   </w:style>
-  <w:style w:type="paragraph" w:customStyle="1" w:styleId="body">
+  <w:style w:type="paragraph" w:styleId="body" w:customStyle="1">
     <w:name w:val="body"/>
     <w:rsid w:val="006A6309"/>
     <w:pPr>
@@ -22802,13 +23718,13 @@
       <w:jc w:val="left"/>
     </w:pPr>
     <w:rPr>
-      <w:rFonts w:ascii="Times" w:eastAsia="Times New Roman" w:hAnsi="Times" w:cs="Times"/>
+      <w:rFonts w:ascii="Times" w:hAnsi="Times" w:eastAsia="Times New Roman" w:cs="Times"/>
       <w:sz w:val="22"/>
       <w:szCs w:val="22"/>
       <w:lang w:val="en-AU"/>
     </w:rPr>
   </w:style>
-  <w:style w:type="paragraph" w:customStyle="1" w:styleId="TableContents">
+  <w:style w:type="paragraph" w:styleId="TableContents" w:customStyle="1">
     <w:name w:val="Table Contents"/>
     <w:basedOn w:val="Normal"/>
     <w:rsid w:val="006A6309"/>
@@ -22841,7 +23757,7 @@
       <w:szCs w:val="16"/>
     </w:rPr>
   </w:style>
-  <w:style w:type="character" w:customStyle="1" w:styleId="BalloonTextChar">
+  <w:style w:type="character" w:styleId="BalloonTextChar" w:customStyle="1">
     <w:name w:val="Balloon Text Char"/>
     <w:basedOn w:val="DefaultParagraphFont"/>
     <w:link w:val="BalloonText"/>
@@ -22855,7 +23771,7 @@
     </w:rPr>
   </w:style>
   <w:style w:type="character" w:styleId="CommentReference">
-    <w:name w:val="annotation reference"/>
+    <w:name w:val="Comment Reference"/>
     <w:basedOn w:val="DefaultParagraphFont"/>
     <w:uiPriority w:val="99"/>
     <w:semiHidden/>
@@ -22867,7 +23783,7 @@
     </w:rPr>
   </w:style>
   <w:style w:type="paragraph" w:styleId="CommentText">
-    <w:name w:val="annotation text"/>
+    <w:name w:val="Comment Text"/>
     <w:basedOn w:val="Normal"/>
     <w:link w:val="CommentTextChar"/>
     <w:uiPriority w:val="99"/>
@@ -22882,7 +23798,7 @@
       <w:szCs w:val="20"/>
     </w:rPr>
   </w:style>
-  <w:style w:type="character" w:customStyle="1" w:styleId="CommentTextChar">
+  <w:style w:type="character" w:styleId="CommentTextChar" w:customStyle="1">
     <w:name w:val="Comment Text Char"/>
     <w:basedOn w:val="DefaultParagraphFont"/>
     <w:link w:val="CommentText"/>
@@ -22895,7 +23811,7 @@
     </w:rPr>
   </w:style>
   <w:style w:type="paragraph" w:styleId="CommentSubject">
-    <w:name w:val="annotation subject"/>
+    <w:name w:val="Comment Subject"/>
     <w:basedOn w:val="CommentText"/>
     <w:next w:val="CommentText"/>
     <w:link w:val="CommentSubjectChar"/>
@@ -22908,7 +23824,7 @@
       <w:bCs/>
     </w:rPr>
   </w:style>
-  <w:style w:type="character" w:customStyle="1" w:styleId="CommentSubjectChar">
+  <w:style w:type="character" w:styleId="CommentSubjectChar" w:customStyle="1">
     <w:name w:val="Comment Subject Char"/>
     <w:basedOn w:val="CommentTextChar"/>
     <w:link w:val="CommentSubject"/>
@@ -22943,7 +23859,7 @@
       <w:outlineLvl w:val="9"/>
     </w:pPr>
     <w:rPr>
-      <w:rFonts w:asciiTheme="majorHAnsi" w:eastAsiaTheme="majorEastAsia" w:hAnsiTheme="majorHAnsi" w:cstheme="majorBidi"/>
+      <w:rFonts w:asciiTheme="majorHAnsi" w:hAnsiTheme="majorHAnsi" w:eastAsiaTheme="majorEastAsia" w:cstheme="majorBidi"/>
       <w:color w:val="365F91" w:themeColor="accent1" w:themeShade="BF"/>
       <w:sz w:val="28"/>
       <w:szCs w:val="28"/>
@@ -22964,7 +23880,7 @@
       <w:jc w:val="left"/>
     </w:pPr>
     <w:rPr>
-      <w:rFonts w:asciiTheme="minorHAnsi" w:eastAsiaTheme="minorEastAsia" w:hAnsiTheme="minorHAnsi" w:cstheme="minorBidi"/>
+      <w:rFonts w:asciiTheme="minorHAnsi" w:hAnsiTheme="minorHAnsi" w:eastAsiaTheme="minorEastAsia" w:cstheme="minorBidi"/>
       <w:sz w:val="22"/>
       <w:szCs w:val="22"/>
     </w:rPr>
@@ -22984,7 +23900,7 @@
       <w:jc w:val="left"/>
     </w:pPr>
     <w:rPr>
-      <w:rFonts w:asciiTheme="minorHAnsi" w:eastAsiaTheme="minorEastAsia" w:hAnsiTheme="minorHAnsi" w:cstheme="minorBidi"/>
+      <w:rFonts w:asciiTheme="minorHAnsi" w:hAnsiTheme="minorHAnsi" w:eastAsiaTheme="minorEastAsia" w:cstheme="minorBidi"/>
       <w:sz w:val="22"/>
       <w:szCs w:val="22"/>
     </w:rPr>
@@ -23004,7 +23920,7 @@
       <w:jc w:val="left"/>
     </w:pPr>
     <w:rPr>
-      <w:rFonts w:asciiTheme="minorHAnsi" w:eastAsiaTheme="minorEastAsia" w:hAnsiTheme="minorHAnsi" w:cstheme="minorBidi"/>
+      <w:rFonts w:asciiTheme="minorHAnsi" w:hAnsiTheme="minorHAnsi" w:eastAsiaTheme="minorEastAsia" w:cstheme="minorBidi"/>
       <w:sz w:val="22"/>
       <w:szCs w:val="22"/>
     </w:rPr>
@@ -23020,7 +23936,7 @@
       <w:u w:val="single"/>
     </w:rPr>
   </w:style>
-  <w:style w:type="paragraph" w:customStyle="1" w:styleId="Tabletext">
+  <w:style w:type="paragraph" w:styleId="Tabletext" w:customStyle="1">
     <w:name w:val="Tabletext"/>
     <w:basedOn w:val="Normal"/>
     <w:rsid w:val="00A51C88"/>
@@ -23034,12 +23950,12 @@
       <w:ind w:right="0"/>
     </w:pPr>
     <w:rPr>
-      <w:rFonts w:ascii="Arial" w:eastAsia="Times New Roman" w:hAnsi="Arial"/>
+      <w:rFonts w:ascii="Arial" w:hAnsi="Arial" w:eastAsia="Times New Roman"/>
       <w:sz w:val="20"/>
       <w:szCs w:val="20"/>
     </w:rPr>
   </w:style>
-  <w:style w:type="paragraph" w:customStyle="1" w:styleId="StyleNormalsampleBefore6pt">
+  <w:style w:type="paragraph" w:styleId="StyleNormalsampleBefore6pt" w:customStyle="1">
     <w:name w:val="Style Normal sample + Before:  6 pt"/>
     <w:basedOn w:val="Normal"/>
     <w:rsid w:val="00A51C88"/>
@@ -23048,7 +23964,7 @@
       <w:ind w:left="432" w:right="0"/>
     </w:pPr>
     <w:rPr>
-      <w:rFonts w:ascii="Arial" w:eastAsia="MS Mincho" w:hAnsi="Arial"/>
+      <w:rFonts w:ascii="Arial" w:hAnsi="Arial" w:eastAsia="MS Mincho"/>
       <w:i/>
       <w:iCs/>
       <w:kern w:val="32"/>
@@ -23077,7 +23993,7 @@
       <w:szCs w:val="16"/>
     </w:rPr>
   </w:style>
-  <w:style w:type="character" w:customStyle="1" w:styleId="DocumentMapChar">
+  <w:style w:type="character" w:styleId="DocumentMapChar" w:customStyle="1">
     <w:name w:val="Document Map Char"/>
     <w:basedOn w:val="DefaultParagraphFont"/>
     <w:link w:val="DocumentMap"/>
@@ -23091,7 +24007,7 @@
       <w:szCs w:val="16"/>
     </w:rPr>
   </w:style>
-  <w:style w:type="table" w:customStyle="1" w:styleId="LightList-Accent11">
+  <w:style w:type="table" w:styleId="LightList-Accent11" w:customStyle="1">
     <w:name w:val="Light List - Accent 11"/>
     <w:basedOn w:val="TableNormal"/>
     <w:uiPriority w:val="61"/>
@@ -23102,7 +24018,7 @@
       <w:jc w:val="left"/>
     </w:pPr>
     <w:rPr>
-      <w:rFonts w:ascii="Arial" w:eastAsia="Calibri" w:hAnsi="Arial" w:cs="Arial"/>
+      <w:rFonts w:ascii="Arial" w:hAnsi="Arial" w:eastAsia="Calibri" w:cs="Arial"/>
       <w:sz w:val="20"/>
       <w:szCs w:val="22"/>
     </w:rPr>
@@ -23110,12 +24026,12 @@
       <w:tblStyleRowBandSize w:val="1"/>
       <w:tblStyleColBandSize w:val="1"/>
       <w:tblBorders>
-        <w:top w:val="single" w:sz="8" w:space="0" w:color="4F81BD"/>
-        <w:left w:val="single" w:sz="8" w:space="0" w:color="4F81BD"/>
-        <w:bottom w:val="single" w:sz="8" w:space="0" w:color="4F81BD"/>
-        <w:right w:val="single" w:sz="8" w:space="0" w:color="4F81BD"/>
-        <w:insideH w:val="single" w:sz="8" w:space="0" w:color="4F81BD"/>
-        <w:insideV w:val="single" w:sz="8" w:space="0" w:color="4F81BD"/>
+        <w:top w:val="single" w:color="4F81BD" w:sz="8" w:space="0"/>
+        <w:left w:val="single" w:color="4F81BD" w:sz="8" w:space="0"/>
+        <w:bottom w:val="single" w:color="4F81BD" w:sz="8" w:space="0"/>
+        <w:right w:val="single" w:color="4F81BD" w:sz="8" w:space="0"/>
+        <w:insideH w:val="single" w:color="4F81BD" w:sz="8" w:space="0"/>
+        <w:insideV w:val="single" w:color="4F81BD" w:sz="8" w:space="0"/>
       </w:tblBorders>
       <w:tblCellMar>
         <w:top w:w="29" w:type="dxa"/>
@@ -23153,10 +24069,10 @@
       <w:tblPr/>
       <w:tcPr>
         <w:tcBorders>
-          <w:top w:val="single" w:sz="8" w:space="0" w:color="4F81BD"/>
-          <w:left w:val="single" w:sz="8" w:space="0" w:color="4F81BD"/>
-          <w:bottom w:val="single" w:sz="8" w:space="0" w:color="4F81BD"/>
-          <w:right w:val="single" w:sz="8" w:space="0" w:color="4F81BD"/>
+          <w:top w:val="single" w:color="4F81BD" w:sz="8" w:space="0"/>
+          <w:left w:val="single" w:color="4F81BD" w:sz="8" w:space="0"/>
+          <w:bottom w:val="single" w:color="4F81BD" w:sz="8" w:space="0"/>
+          <w:right w:val="single" w:color="4F81BD" w:sz="8" w:space="0"/>
         </w:tcBorders>
       </w:tcPr>
     </w:tblStylePr>
@@ -23180,10 +24096,10 @@
       <w:tblPr/>
       <w:tcPr>
         <w:tcBorders>
-          <w:top w:val="single" w:sz="8" w:space="0" w:color="4F81BD"/>
-          <w:left w:val="single" w:sz="8" w:space="0" w:color="4F81BD"/>
-          <w:bottom w:val="single" w:sz="8" w:space="0" w:color="4F81BD"/>
-          <w:right w:val="single" w:sz="8" w:space="0" w:color="4F81BD"/>
+          <w:top w:val="single" w:color="4F81BD" w:sz="8" w:space="0"/>
+          <w:left w:val="single" w:color="4F81BD" w:sz="8" w:space="0"/>
+          <w:bottom w:val="single" w:color="4F81BD" w:sz="8" w:space="0"/>
+          <w:right w:val="single" w:color="4F81BD" w:sz="8" w:space="0"/>
         </w:tcBorders>
       </w:tcPr>
     </w:tblStylePr>
@@ -23200,10 +24116,10 @@
       <w:tblPr/>
       <w:tcPr>
         <w:tcBorders>
-          <w:top w:val="single" w:sz="8" w:space="0" w:color="4F81BD"/>
-          <w:left w:val="single" w:sz="8" w:space="0" w:color="4F81BD"/>
-          <w:bottom w:val="single" w:sz="8" w:space="0" w:color="4F81BD"/>
-          <w:right w:val="single" w:sz="8" w:space="0" w:color="4F81BD"/>
+          <w:top w:val="single" w:color="4F81BD" w:sz="8" w:space="0"/>
+          <w:left w:val="single" w:color="4F81BD" w:sz="8" w:space="0"/>
+          <w:bottom w:val="single" w:color="4F81BD" w:sz="8" w:space="0"/>
+          <w:right w:val="single" w:color="4F81BD" w:sz="8" w:space="0"/>
         </w:tcBorders>
       </w:tcPr>
     </w:tblStylePr>
@@ -23219,7 +24135,7 @@
       </w:rPr>
     </w:tblStylePr>
   </w:style>
-  <w:style w:type="paragraph" w:customStyle="1" w:styleId="Body0">
+  <w:style w:type="paragraph" w:styleId="Body0" w:customStyle="1">
     <w:name w:val="Body"/>
     <w:basedOn w:val="Normal"/>
     <w:link w:val="BodyChar"/>
@@ -23231,23 +24147,23 @@
       <w:ind w:left="90" w:right="27"/>
     </w:pPr>
     <w:rPr>
-      <w:rFonts w:ascii="Arial" w:eastAsia="Calibri" w:hAnsi="Arial" w:cs="Arial"/>
+      <w:rFonts w:ascii="Arial" w:hAnsi="Arial" w:eastAsia="Calibri" w:cs="Arial"/>
       <w:sz w:val="20"/>
       <w:szCs w:val="22"/>
     </w:rPr>
   </w:style>
-  <w:style w:type="character" w:customStyle="1" w:styleId="BodyChar">
+  <w:style w:type="character" w:styleId="BodyChar" w:customStyle="1">
     <w:name w:val="Body Char"/>
     <w:basedOn w:val="DefaultParagraphFont"/>
     <w:link w:val="Body0"/>
     <w:rsid w:val="001D105C"/>
     <w:rPr>
-      <w:rFonts w:ascii="Arial" w:eastAsia="Calibri" w:hAnsi="Arial" w:cs="Arial"/>
+      <w:rFonts w:ascii="Arial" w:hAnsi="Arial" w:eastAsia="Calibri" w:cs="Arial"/>
       <w:sz w:val="20"/>
       <w:szCs w:val="22"/>
     </w:rPr>
   </w:style>
-  <w:style w:type="character" w:customStyle="1" w:styleId="ListParagraphChar">
+  <w:style w:type="character" w:styleId="ListParagraphChar" w:customStyle="1">
     <w:name w:val="List Paragraph Char"/>
     <w:aliases w:val="a) Char,Thang2 Char,Level 2 Char,List Paragraph1 Char,Paragraph Char,Norm Char,abc Char,Đoạn của Danh sách Char,List Paragraph11 Char,Đoạn c𞹺Danh sách Char,List Paragraph111 Char,Đoạn c���?nh sách Char,Nga 3 Char,bullet Char"/>
     <w:basedOn w:val="DefaultParagraphFont"/>
@@ -23256,7 +24172,7 @@
     <w:qFormat/>
     <w:rsid w:val="00A607D1"/>
   </w:style>
-  <w:style w:type="paragraph" w:customStyle="1" w:styleId="Bang">
+  <w:style w:type="paragraph" w:styleId="Bang" w:customStyle="1">
     <w:name w:val="Bang"/>
     <w:basedOn w:val="Normal"/>
     <w:autoRedefine/>
@@ -23267,7 +24183,7 @@
       <w:jc w:val="left"/>
     </w:pPr>
     <w:rPr>
-      <w:rFonts w:ascii="Tahoma" w:eastAsia="MS Mincho" w:hAnsi="Tahoma" w:cs="Tahoma"/>
+      <w:rFonts w:ascii="Tahoma" w:hAnsi="Tahoma" w:eastAsia="MS Mincho" w:cs="Tahoma"/>
       <w:snapToGrid w:val="0"/>
       <w:sz w:val="18"/>
       <w:szCs w:val="20"/>

--- a/input/srs_report/BC1_PDTD_DTM_SRS_v1.0.docx
+++ b/input/srs_report/BC1_PDTD_DTM_SRS_v1.0.docx
@@ -4899,7 +4899,8 @@
         <w:tc>
           <w:tcPr>
             <w:tcW w:w="1078" w:type="pct"/>
-            <w:shd w:val="clear" w:color="auto" w:fill="4F81BD"/>
+            <w:shd w:val="clear" w:color="auto" w:fill="4F81BD" w:themeFill="accent1"/>
+            <w:tcMar/>
           </w:tcPr>
           <w:p>
             <w:pPr>
@@ -4927,6 +4928,7 @@
         <w:tc>
           <w:tcPr>
             <w:tcW w:w="3922" w:type="pct"/>
+            <w:tcMar/>
           </w:tcPr>
           <w:p>
             <w:pPr>
@@ -4950,7 +4952,8 @@
         <w:tc>
           <w:tcPr>
             <w:tcW w:w="1078" w:type="pct"/>
-            <w:shd w:val="clear" w:color="auto" w:fill="4F81BD"/>
+            <w:shd w:val="clear" w:color="auto" w:fill="4F81BD" w:themeFill="accent1"/>
+            <w:tcMar/>
           </w:tcPr>
           <w:p>
             <w:pPr>
@@ -4978,6 +4981,7 @@
         <w:tc>
           <w:tcPr>
             <w:tcW w:w="3922" w:type="pct"/>
+            <w:tcMar/>
           </w:tcPr>
           <w:p>
             <w:pPr>
@@ -4998,7 +5002,8 @@
         <w:tc>
           <w:tcPr>
             <w:tcW w:w="1078" w:type="pct"/>
-            <w:shd w:val="clear" w:color="auto" w:fill="4F81BD"/>
+            <w:shd w:val="clear" w:color="auto" w:fill="4F81BD" w:themeFill="accent1"/>
+            <w:tcMar/>
           </w:tcPr>
           <w:p>
             <w:pPr>
@@ -5026,6 +5031,7 @@
         <w:tc>
           <w:tcPr>
             <w:tcW w:w="3922" w:type="pct"/>
+            <w:tcMar/>
           </w:tcPr>
           <w:p>
             <w:pPr>
@@ -5051,7 +5057,8 @@
         <w:tc>
           <w:tcPr>
             <w:tcW w:w="1078" w:type="pct"/>
-            <w:shd w:val="clear" w:color="auto" w:fill="4F81BD"/>
+            <w:shd w:val="clear" w:color="auto" w:fill="4F81BD" w:themeFill="accent1"/>
+            <w:tcMar/>
           </w:tcPr>
           <w:p>
             <w:pPr>
@@ -5079,6 +5086,7 @@
         <w:tc>
           <w:tcPr>
             <w:tcW w:w="3922" w:type="pct"/>
+            <w:tcMar/>
           </w:tcPr>
           <w:p>
             <w:pPr>
@@ -5096,7 +5104,56 @@
         <w:tc>
           <w:tcPr>
             <w:tcW w:w="1078" w:type="pct"/>
-            <w:shd w:val="clear" w:color="auto" w:fill="4F81BD"/>
+            <w:shd w:val="clear" w:color="auto" w:fill="4F81BD" w:themeFill="accent1"/>
+            <w:tcMar/>
+          </w:tcPr>
+          <w:p>
+            <w:pPr>
+              <w:spacing w:after="40" w:line="360" w:lineRule="auto"/>
+              <w:jc w:val="left"/>
+              <w:rPr>
+                <w:rFonts w:eastAsia="Times New Roman"/>
+                <w:b w:val="1"/>
+                <w:bCs w:val="1"/>
+                <w:color w:val="FFFFFF"/>
+                <w:lang w:val="en-GB"/>
+              </w:rPr>
+            </w:pPr>
+            <w:r>
+              <w:rPr>
+                <w:rFonts w:eastAsia="Times New Roman"/>
+                <w:b w:val="1"/>
+                <w:bCs w:val="1"/>
+                <w:color w:val="FFFFFF" w:themeColor="background1" w:themeTint="FF" w:themeShade="FF"/>
+                <w:lang w:val="en-GB"/>
+              </w:rPr>
+              <w:t>Điều kiện trước</w:t>
+            </w:r>
+          </w:p>
+        </w:tc>
+        <w:tc>
+          <w:tcPr>
+            <w:tcW w:w="3922" w:type="pct"/>
+            <w:tcMar/>
+          </w:tcPr>
+          <w:p>
+            <w:pPr>
+              <w:spacing w:after="40" w:line="360" w:lineRule="auto"/>
+              <w:rPr>
+                <w:rFonts w:eastAsia="Times New Roman"/>
+                <w:bCs/>
+                <w:lang w:val="en-GB"/>
+              </w:rPr>
+            </w:pPr>
+          </w:p>
+        </w:tc>
+      </w:tr>
+      <w:tr>
+        <w:tc>
+          <w:tcPr>
+            <w:tcW w:w="1078" w:type="pct"/>
+            <w:shd w:val="clear" w:color="auto" w:fill="4F81BD" w:themeFill="accent1"/>
+            <w:tcMar/>
           </w:tcPr>
           <w:p>
             <w:pPr>
@@ -5117,58 +5174,14 @@
                 <w:color w:val="FFFFFF"/>
                 <w:lang w:val="en-GB"/>
               </w:rPr>
-              <w:t>Điều kiện trước</w:t>
+              <w:t>Điều kiện sau</w:t>
             </w:r>
           </w:p>
         </w:tc>
         <w:tc>
           <w:tcPr>
             <w:tcW w:w="3922" w:type="pct"/>
-          </w:tcPr>
-          <w:p>
-            <w:pPr>
-              <w:spacing w:after="40" w:line="360" w:lineRule="auto"/>
-              <w:rPr>
-                <w:rFonts w:eastAsia="Times New Roman"/>
-                <w:bCs/>
-                <w:lang w:val="en-GB"/>
-              </w:rPr>
-            </w:pPr>
-          </w:p>
-        </w:tc>
-      </w:tr>
-      <w:tr>
-        <w:tc>
-          <w:tcPr>
-            <w:tcW w:w="1078" w:type="pct"/>
-            <w:shd w:val="clear" w:color="auto" w:fill="4F81BD"/>
-          </w:tcPr>
-          <w:p>
-            <w:pPr>
-              <w:spacing w:after="40" w:line="360" w:lineRule="auto"/>
-              <w:rPr>
-                <w:rFonts w:eastAsia="Times New Roman"/>
-                <w:b/>
-                <w:bCs/>
-                <w:color w:val="FFFFFF"/>
-                <w:lang w:val="en-GB"/>
-              </w:rPr>
-            </w:pPr>
-            <w:r>
-              <w:rPr>
-                <w:rFonts w:eastAsia="Times New Roman"/>
-                <w:b/>
-                <w:bCs/>
-                <w:color w:val="FFFFFF"/>
-                <w:lang w:val="en-GB"/>
-              </w:rPr>
-              <w:t>Điều kiện sau</w:t>
-            </w:r>
-          </w:p>
-        </w:tc>
-        <w:tc>
-          <w:tcPr>
-            <w:tcW w:w="3922" w:type="pct"/>
+            <w:tcMar/>
           </w:tcPr>
           <w:p>
             <w:pPr>
@@ -9568,6 +9581,9 @@
         <w:gridCol w:w="4819"/>
       </w:tblGrid>
       <w:tr>
+        <w:trPr>
+          <w:trHeight w:val="510"/>
+        </w:trPr>
         <w:tc>
           <w:tcPr>
             <w:tcW w:w="838" w:type="dxa"/>
@@ -9733,12 +9749,39 @@
             <w:pPr>
               <w:spacing w:line="360" w:lineRule="auto"/>
               <w:jc w:val="left"/>
-            </w:pPr>
-            <w:r>
-              <w:rPr>
-                <w:color w:val="000000"/>
+              <w:rPr>
+                <w:color w:val="000000" w:themeColor="text1" w:themeTint="FF" w:themeShade="FF"/>
+              </w:rPr>
+            </w:pPr>
+            <w:commentRangeStart w:id="171809952"/>
+            <w:commentRangeStart w:id="1415941757"/>
+            <w:commentRangeStart w:id="1885153489"/>
+            <w:r>
+              <w:rPr>
+                <w:color w:val="000000" w:themeColor="text1" w:themeTint="FF" w:themeShade="FF"/>
               </w:rPr>
               <w:t>RLOS_REF_FLOW&gt; BI_FLOW</w:t>
+            </w:r>
+            <w:commentRangeEnd w:id="171809952"/>
+            <w:r>
+              <w:rPr>
+                <w:rStyle w:val="CommentReference"/>
+              </w:rPr>
+              <w:commentReference w:id="171809952"/>
+            </w:r>
+            <w:commentRangeEnd w:id="1415941757"/>
+            <w:r>
+              <w:rPr>
+                <w:rStyle w:val="CommentReference"/>
+              </w:rPr>
+              <w:commentReference w:id="1415941757"/>
+            </w:r>
+            <w:commentRangeEnd w:id="1885153489"/>
+            <w:r>
+              <w:rPr>
+                <w:rStyle w:val="CommentReference"/>
+              </w:rPr>
+              <w:commentReference w:id="1885153489"/>
             </w:r>
           </w:p>
         </w:tc>
@@ -10747,17 +10790,40 @@
           </w:p>
           <w:p>
             <w:pPr>
-              <w:spacing w:line="360" w:lineRule="auto"/>
-              <w:jc w:val="left"/>
-              <w:rPr>
-                <w:rFonts w:eastAsia="Calibri"/>
-              </w:rPr>
-            </w:pPr>
-            <w:r>
-              <w:rPr>
-                <w:color w:val="000000"/>
-              </w:rPr>
-              <w:t xml:space="preserve">+ Nếu </w:t>
+              <w:pStyle w:val="Normal"/>
+              <w:spacing w:line="360" w:lineRule="auto"/>
+              <w:jc w:val="left"/>
+              <w:rPr>
+                <w:rFonts w:eastAsia="Calibri"/>
+              </w:rPr>
+            </w:pPr>
+            <w:r>
+              <w:rPr>
+                <w:color w:val="000000" w:themeColor="text1" w:themeTint="FF" w:themeShade="FF"/>
+              </w:rPr>
+              <w:t>+ Nếu</w:t>
+            </w:r>
+            <w:r>
+              <w:rPr>
+                <w:color w:val="000000" w:themeColor="text1" w:themeTint="FF" w:themeShade="FF"/>
+              </w:rPr>
+              <w:t xml:space="preserve"> </w:t>
+            </w:r>
+            <w:r>
+              <w:rPr>
+                <w:rFonts w:ascii="Times New Roman" w:hAnsi="Times New Roman" w:eastAsia="Times New Roman" w:cs="Times New Roman"/>
+                <w:noProof w:val="0"/>
+                <w:sz w:val="24"/>
+                <w:szCs w:val="24"/>
+                <w:lang w:val="en-US"/>
+              </w:rPr>
+              <w:t>WORKSTEP in ('CreditCommittee', 'CreditApproval') and</w:t>
+            </w:r>
+            <w:r>
+              <w:rPr>
+                <w:color w:val="000000" w:themeColor="text1" w:themeTint="FF" w:themeShade="FF"/>
+              </w:rPr>
+              <w:t xml:space="preserve"> </w:t>
             </w:r>
             <w:r>
               <w:rPr>
@@ -10768,31 +10834,54 @@
             <w:r>
               <w:rPr>
                 <w:rFonts w:eastAsia="Calibri"/>
-                <w:b/>
-                <w:bCs/>
+                <w:b w:val="1"/>
+                <w:bCs w:val="1"/>
               </w:rPr>
               <w:t>'Approved'</w:t>
             </w:r>
           </w:p>
           <w:p>
             <w:pPr>
-              <w:spacing w:line="360" w:lineRule="auto"/>
-              <w:jc w:val="left"/>
-              <w:rPr>
-                <w:rFonts w:eastAsia="Calibri"/>
-              </w:rPr>
-            </w:pPr>
-            <w:r>
-              <w:rPr>
-                <w:rFonts w:eastAsia="Calibri"/>
-              </w:rPr>
-              <w:t xml:space="preserve">+ Nếu DECISION = 'Reject' gán giá trị </w:t>
-            </w:r>
-            <w:r>
-              <w:rPr>
-                <w:rFonts w:eastAsia="Calibri"/>
-                <w:b/>
-                <w:bCs/>
+              <w:pStyle w:val="Normal"/>
+              <w:spacing w:line="360" w:lineRule="auto"/>
+              <w:jc w:val="left"/>
+              <w:rPr>
+                <w:rFonts w:eastAsia="Calibri"/>
+              </w:rPr>
+            </w:pPr>
+            <w:r>
+              <w:rPr>
+                <w:rFonts w:eastAsia="Calibri"/>
+              </w:rPr>
+              <w:t>+ Nếu</w:t>
+            </w:r>
+            <w:r>
+              <w:rPr>
+                <w:rFonts w:eastAsia="Calibri"/>
+              </w:rPr>
+              <w:t xml:space="preserve"> </w:t>
+            </w:r>
+            <w:r>
+              <w:rPr>
+                <w:rFonts w:ascii="Times New Roman" w:hAnsi="Times New Roman" w:eastAsia="Times New Roman" w:cs="Times New Roman"/>
+                <w:noProof w:val="0"/>
+                <w:sz w:val="24"/>
+                <w:szCs w:val="24"/>
+                <w:lang w:val="en-US"/>
+              </w:rPr>
+              <w:t>WORKSTEP in ('CreditCommittee', 'CreditApproval') and</w:t>
+            </w:r>
+            <w:r>
+              <w:rPr>
+                <w:rFonts w:eastAsia="Calibri"/>
+              </w:rPr>
+              <w:t xml:space="preserve"> DECISION = 'Reject' gán giá trị </w:t>
+            </w:r>
+            <w:r>
+              <w:rPr>
+                <w:rFonts w:eastAsia="Calibri"/>
+                <w:b w:val="1"/>
+                <w:bCs w:val="1"/>
               </w:rPr>
               <w:t>'Rejected'</w:t>
             </w:r>
@@ -13963,15 +14052,30 @@
               <w:jc w:val="left"/>
               <w:rPr>
                 <w:rFonts w:eastAsia="Times New Roman"/>
-                <w:iCs/>
-              </w:rPr>
-            </w:pPr>
-            <w:r>
-              <w:rPr>
-                <w:color w:val="000000"/>
+              </w:rPr>
+            </w:pPr>
+            <w:commentRangeStart w:id="1660821546"/>
+            <w:commentRangeStart w:id="254296821"/>
+            <w:r>
+              <w:rPr>
+                <w:color w:val="000000" w:themeColor="text1" w:themeTint="FF" w:themeShade="FF"/>
               </w:rPr>
               <w:t>LAST_REMARKS</w:t>
             </w:r>
+            <w:commentRangeEnd w:id="1660821546"/>
+            <w:r>
+              <w:rPr>
+                <w:rStyle w:val="CommentReference"/>
+              </w:rPr>
+              <w:commentReference w:id="1660821546"/>
+            </w:r>
+            <w:commentRangeEnd w:id="254296821"/>
+            <w:r>
+              <w:rPr>
+                <w:rStyle w:val="CommentReference"/>
+              </w:rPr>
+              <w:commentReference w:id="254296821"/>
+            </w:r>
           </w:p>
         </w:tc>
         <w:tc>
@@ -14003,31 +14107,135 @@
               <w:jc w:val="left"/>
             </w:pPr>
             <w:r>
+              <w:rPr/>
               <w:t>NG_SB_RLOS_ENTRY_EXIT&gt; REMARK</w:t>
             </w:r>
-          </w:p>
-          <w:p>
-            <w:pPr>
-              <w:spacing w:line="360" w:lineRule="auto"/>
-              <w:jc w:val="left"/>
-              <w:rPr>
-                <w:rFonts w:eastAsia="Calibri"/>
-              </w:rPr>
-            </w:pPr>
-            <w:r>
-              <w:t xml:space="preserve">Lấy REMARK </w:t>
-            </w:r>
-            <w:r>
-              <w:t xml:space="preserve">tại dòng có giá trị </w:t>
-            </w:r>
-            <w:r>
-              <w:rPr>
-                <w:color w:val="000000"/>
-              </w:rPr>
-              <w:t xml:space="preserve">ENTRYDATE lớn nhất </w:t>
-            </w:r>
-            <w:r>
-              <w:t>của mã hồ sơ</w:t>
+            <w:r>
+              <w:rPr/>
+              <w:t>S</w:t>
+            </w:r>
+          </w:p>
+          <w:p>
+            <w:pPr>
+              <w:spacing w:line="360" w:lineRule="auto"/>
+              <w:jc w:val="left"/>
+              <w:rPr>
+                <w:rFonts w:eastAsia="Calibri"/>
+              </w:rPr>
+            </w:pPr>
+            <w:r>
+              <w:rPr/>
+              <w:t>Lấy</w:t>
+            </w:r>
+            <w:r>
+              <w:rPr/>
+              <w:t xml:space="preserve"> REMARK</w:t>
+            </w:r>
+            <w:r>
+              <w:rPr/>
+              <w:t>S</w:t>
+            </w:r>
+            <w:r>
+              <w:rPr/>
+              <w:t xml:space="preserve"> </w:t>
+            </w:r>
+            <w:r>
+              <w:rPr/>
+              <w:t>tại</w:t>
+            </w:r>
+            <w:r>
+              <w:rPr/>
+              <w:t xml:space="preserve"> </w:t>
+            </w:r>
+            <w:r>
+              <w:rPr/>
+              <w:t>dòng</w:t>
+            </w:r>
+            <w:r>
+              <w:rPr/>
+              <w:t xml:space="preserve"> </w:t>
+            </w:r>
+            <w:r>
+              <w:rPr/>
+              <w:t>có</w:t>
+            </w:r>
+            <w:r>
+              <w:rPr/>
+              <w:t xml:space="preserve"> </w:t>
+            </w:r>
+            <w:r>
+              <w:rPr/>
+              <w:t>giá</w:t>
+            </w:r>
+            <w:r>
+              <w:rPr/>
+              <w:t xml:space="preserve"> </w:t>
+            </w:r>
+            <w:r>
+              <w:rPr/>
+              <w:t>trị</w:t>
+            </w:r>
+            <w:r>
+              <w:rPr/>
+              <w:t xml:space="preserve"> </w:t>
+            </w:r>
+            <w:r>
+              <w:rPr>
+                <w:color w:val="000000" w:themeColor="text1" w:themeTint="FF" w:themeShade="FF"/>
+              </w:rPr>
+              <w:t xml:space="preserve">ENTRYDATE </w:t>
+            </w:r>
+            <w:r>
+              <w:rPr>
+                <w:color w:val="000000" w:themeColor="text1" w:themeTint="FF" w:themeShade="FF"/>
+              </w:rPr>
+              <w:t>lớn</w:t>
+            </w:r>
+            <w:r>
+              <w:rPr>
+                <w:color w:val="000000" w:themeColor="text1" w:themeTint="FF" w:themeShade="FF"/>
+              </w:rPr>
+              <w:t xml:space="preserve"> </w:t>
+            </w:r>
+            <w:r>
+              <w:rPr>
+                <w:color w:val="000000" w:themeColor="text1" w:themeTint="FF" w:themeShade="FF"/>
+              </w:rPr>
+              <w:t>nhất</w:t>
+            </w:r>
+            <w:r>
+              <w:rPr>
+                <w:color w:val="000000" w:themeColor="text1" w:themeTint="FF" w:themeShade="FF"/>
+              </w:rPr>
+              <w:t xml:space="preserve"> </w:t>
+            </w:r>
+            <w:r>
+              <w:rPr/>
+              <w:t>của</w:t>
+            </w:r>
+            <w:r>
+              <w:rPr/>
+              <w:t xml:space="preserve"> </w:t>
+            </w:r>
+            <w:r>
+              <w:rPr/>
+              <w:t>mã</w:t>
+            </w:r>
+            <w:r>
+              <w:rPr/>
+              <w:t xml:space="preserve"> </w:t>
+            </w:r>
+            <w:r>
+              <w:rPr/>
+              <w:t>hồ</w:t>
+            </w:r>
+            <w:r>
+              <w:rPr/>
+              <w:t xml:space="preserve"> </w:t>
+            </w:r>
+            <w:r>
+              <w:rPr/>
+              <w:t>sơ</w:t>
             </w:r>
           </w:p>
         </w:tc>
@@ -14109,13 +14317,51 @@
               </w:rPr>
             </w:pPr>
             <w:r>
+              <w:rPr/>
               <w:t>NG_SB_RLOS_ENTRY_EXIT&gt; REMARK</w:t>
             </w:r>
             <w:r>
+              <w:rPr/>
+              <w:t>S</w:t>
+            </w:r>
+            <w:r>
               <w:br/>
             </w:r>
             <w:r>
-              <w:t>Lấy REMARKS tại bước có WORKSTEP = 'DetailDataEntry'</w:t>
+              <w:rPr/>
+              <w:t xml:space="preserve">Lấy REMARKS </w:t>
+            </w:r>
+            <w:r>
+              <w:rPr/>
+              <w:t>tại</w:t>
+            </w:r>
+            <w:r>
+              <w:rPr/>
+              <w:t xml:space="preserve"> </w:t>
+            </w:r>
+            <w:r>
+              <w:rPr/>
+              <w:t>bước</w:t>
+            </w:r>
+            <w:r>
+              <w:rPr/>
+              <w:t xml:space="preserve"> </w:t>
+            </w:r>
+            <w:r>
+              <w:rPr/>
+              <w:t>có</w:t>
+            </w:r>
+            <w:r>
+              <w:rPr/>
+              <w:t xml:space="preserve"> WORKSTEP = '</w:t>
+            </w:r>
+            <w:r>
+              <w:rPr/>
+              <w:t>DetailDataEntry</w:t>
+            </w:r>
+            <w:r>
+              <w:rPr/>
+              <w:t>'</w:t>
             </w:r>
           </w:p>
         </w:tc>
@@ -14726,103 +14972,161 @@
             </w:pPr>
             <w:r>
               <w:rPr>
-                <w:color w:val="000000"/>
+                <w:color w:val="000000" w:themeColor="text1" w:themeTint="FF" w:themeShade="FF"/>
               </w:rPr>
               <w:t>NG_SB_RLOS_USER_MAKE_WORK_STEP</w:t>
             </w:r>
             <w:r>
               <w:rPr>
-                <w:color w:val="000000"/>
-              </w:rPr>
-              <w:t xml:space="preserve"> ak&gt;</w:t>
-            </w:r>
-            <w:r>
-              <w:rPr>
-                <w:color w:val="000000"/>
+                <w:color w:val="000000" w:themeColor="text1" w:themeTint="FF" w:themeShade="FF"/>
+              </w:rPr>
+              <w:t xml:space="preserve"> </w:t>
+            </w:r>
+            <w:r>
+              <w:rPr>
+                <w:color w:val="000000" w:themeColor="text1" w:themeTint="FF" w:themeShade="FF"/>
+              </w:rPr>
+              <w:t>ak</w:t>
+            </w:r>
+            <w:r>
+              <w:rPr>
+                <w:color w:val="000000" w:themeColor="text1" w:themeTint="FF" w:themeShade="FF"/>
+              </w:rPr>
+              <w:t>&gt;</w:t>
+            </w:r>
+            <w:r>
+              <w:br/>
+            </w:r>
+            <w:r>
+              <w:rPr>
+                <w:color w:val="000000" w:themeColor="text1" w:themeTint="FF" w:themeShade="FF"/>
                 <w:sz w:val="22"/>
                 <w:szCs w:val="22"/>
               </w:rPr>
-              <w:br/>
-            </w:r>
-            <w:r>
-              <w:rPr>
-                <w:color w:val="000000"/>
+              <w:t xml:space="preserve">COALESCE(CASE WHEN </w:t>
+            </w:r>
+            <w:r>
+              <w:rPr>
+                <w:color w:val="000000" w:themeColor="text1" w:themeTint="FF" w:themeShade="FF"/>
                 <w:sz w:val="22"/>
                 <w:szCs w:val="22"/>
               </w:rPr>
-              <w:t xml:space="preserve">COALESCE(CASE WHEN </w:t>
-            </w:r>
-            <w:r>
-              <w:rPr>
-                <w:color w:val="000000"/>
+              <w:t>ak</w:t>
+            </w:r>
+            <w:r>
+              <w:rPr>
+                <w:color w:val="000000" w:themeColor="text1" w:themeTint="FF" w:themeShade="FF"/>
                 <w:sz w:val="22"/>
                 <w:szCs w:val="22"/>
               </w:rPr>
-              <w:t>ak</w:t>
-            </w:r>
-            <w:r>
-              <w:rPr>
-                <w:color w:val="000000"/>
+              <w:t>.WORK_STEP</w:t>
+            </w:r>
+            <w:r>
+              <w:rPr>
+                <w:color w:val="000000" w:themeColor="text1" w:themeTint="FF" w:themeShade="FF"/>
                 <w:sz w:val="22"/>
                 <w:szCs w:val="22"/>
               </w:rPr>
-              <w:t xml:space="preserve">.WORK_STEP in ('CreditCommittee', ' CreditApproval') THEN </w:t>
-            </w:r>
-            <w:r>
-              <w:rPr>
-                <w:color w:val="000000"/>
+              <w:t xml:space="preserve"> in ('</w:t>
+            </w:r>
+            <w:r>
+              <w:rPr>
+                <w:color w:val="000000" w:themeColor="text1" w:themeTint="FF" w:themeShade="FF"/>
                 <w:sz w:val="22"/>
                 <w:szCs w:val="22"/>
               </w:rPr>
-              <w:t>ak</w:t>
-            </w:r>
-            <w:r>
-              <w:rPr>
-                <w:color w:val="000000"/>
+              <w:t>CreditCommittee</w:t>
+            </w:r>
+            <w:r>
+              <w:rPr>
+                <w:color w:val="000000" w:themeColor="text1" w:themeTint="FF" w:themeShade="FF"/>
                 <w:sz w:val="22"/>
                 <w:szCs w:val="22"/>
               </w:rPr>
-              <w:t xml:space="preserve">.USER_MAKE END, </w:t>
-            </w:r>
-            <w:r>
-              <w:rPr>
-                <w:color w:val="000000"/>
+              <w:t>', '</w:t>
+            </w:r>
+            <w:r>
+              <w:rPr>
+                <w:color w:val="000000" w:themeColor="text1" w:themeTint="FF" w:themeShade="FF"/>
                 <w:sz w:val="22"/>
                 <w:szCs w:val="22"/>
               </w:rPr>
-              <w:br/>
-            </w:r>
-            <w:r>
-              <w:rPr>
-                <w:color w:val="000000"/>
+              <w:t>CreditApproval</w:t>
+            </w:r>
+            <w:r>
+              <w:rPr>
+                <w:color w:val="000000" w:themeColor="text1" w:themeTint="FF" w:themeShade="FF"/>
                 <w:sz w:val="22"/>
                 <w:szCs w:val="22"/>
               </w:rPr>
-              <w:t>g</w:t>
-            </w:r>
-            <w:r>
-              <w:rPr>
-                <w:color w:val="000000"/>
+              <w:t xml:space="preserve">') THEN </w:t>
+            </w:r>
+            <w:r>
+              <w:rPr>
+                <w:color w:val="000000" w:themeColor="text1" w:themeTint="FF" w:themeShade="FF"/>
                 <w:sz w:val="22"/>
                 <w:szCs w:val="22"/>
               </w:rPr>
-              <w:t xml:space="preserve">.CREDAPPRUSER, </w:t>
-            </w:r>
-            <w:r>
-              <w:rPr>
-                <w:color w:val="000000"/>
+              <w:t>ak</w:t>
+            </w:r>
+            <w:r>
+              <w:rPr>
+                <w:color w:val="000000" w:themeColor="text1" w:themeTint="FF" w:themeShade="FF"/>
                 <w:sz w:val="22"/>
                 <w:szCs w:val="22"/>
               </w:rPr>
-              <w:t>g</w:t>
-            </w:r>
-            <w:r>
-              <w:rPr>
-                <w:color w:val="000000"/>
+              <w:t>.USER_MAKE</w:t>
+            </w:r>
+            <w:r>
+              <w:rPr>
+                <w:color w:val="000000" w:themeColor="text1" w:themeTint="FF" w:themeShade="FF"/>
                 <w:sz w:val="22"/>
                 <w:szCs w:val="22"/>
               </w:rPr>
-              <w:t>.CCOMMITUSER)</w:t>
+              <w:t xml:space="preserve"> END, </w:t>
+            </w:r>
+            <w:r>
+              <w:br/>
+            </w:r>
+            <w:r>
+              <w:rPr>
+                <w:color w:val="000000" w:themeColor="text1" w:themeTint="FF" w:themeShade="FF"/>
+                <w:sz w:val="22"/>
+                <w:szCs w:val="22"/>
+              </w:rPr>
+              <w:t>g</w:t>
+            </w:r>
+            <w:r>
+              <w:rPr>
+                <w:color w:val="000000" w:themeColor="text1" w:themeTint="FF" w:themeShade="FF"/>
+                <w:sz w:val="22"/>
+                <w:szCs w:val="22"/>
+              </w:rPr>
+              <w:t xml:space="preserve">.CREDAPPRUSER, </w:t>
+            </w:r>
+            <w:r>
+              <w:rPr>
+                <w:color w:val="000000" w:themeColor="text1" w:themeTint="FF" w:themeShade="FF"/>
+                <w:sz w:val="22"/>
+                <w:szCs w:val="22"/>
+              </w:rPr>
+              <w:t>g</w:t>
+            </w:r>
+            <w:r>
+              <w:rPr>
+                <w:color w:val="000000" w:themeColor="text1" w:themeTint="FF" w:themeShade="FF"/>
+                <w:sz w:val="22"/>
+                <w:szCs w:val="22"/>
+              </w:rPr>
+              <w:t>.CCOMMITUSER</w:t>
+            </w:r>
+            <w:r>
+              <w:rPr>
+                <w:color w:val="000000" w:themeColor="text1" w:themeTint="FF" w:themeShade="FF"/>
+                <w:sz w:val="22"/>
+                <w:szCs w:val="22"/>
+              </w:rPr>
+              <w:t>)</w:t>
             </w:r>
           </w:p>
         </w:tc>
@@ -15592,7 +15896,7 @@
               <w:spacing w:line="360" w:lineRule="auto"/>
               <w:jc w:val="left"/>
               <w:rPr>
-                <w:rFonts w:eastAsia="Calibri"/>
+                <w:color w:val="000000" w:themeColor="text1" w:themeTint="FF" w:themeShade="FF"/>
               </w:rPr>
             </w:pPr>
             <w:r>
@@ -15613,20 +15917,13 @@
               </w:rPr>
               <w:t>&gt;</w:t>
             </w:r>
-            <w:r>
-              <w:rPr>
-                <w:color w:val="000000"/>
-                <w:shd w:val="clear" w:color="auto" w:fill="E49EDD"/>
-              </w:rPr>
-              <w:t xml:space="preserve"> </w:t>
-            </w:r>
-          </w:p>
-          <w:p>
-            <w:pPr>
-              <w:spacing w:line="360" w:lineRule="auto"/>
-              <w:jc w:val="left"/>
-              <w:rPr>
-                <w:rFonts w:eastAsia="Calibri"/>
+          </w:p>
+          <w:p>
+            <w:pPr>
+              <w:spacing w:line="360" w:lineRule="auto"/>
+              <w:jc w:val="left"/>
+              <w:rPr>
+                <w:color w:val="000000" w:themeColor="text1" w:themeTint="FF" w:themeShade="FF"/>
               </w:rPr>
             </w:pPr>
             <w:r>
@@ -15647,20 +15944,13 @@
               </w:rPr>
               <w:t>&gt;</w:t>
             </w:r>
-            <w:r>
-              <w:rPr>
-                <w:color w:val="000000"/>
-                <w:shd w:val="clear" w:color="auto" w:fill="E49EDD"/>
-              </w:rPr>
-              <w:t xml:space="preserve"> </w:t>
-            </w:r>
-          </w:p>
-          <w:p>
-            <w:pPr>
-              <w:spacing w:line="360" w:lineRule="auto"/>
-              <w:jc w:val="left"/>
-              <w:rPr>
-                <w:rFonts w:eastAsia="Calibri"/>
+          </w:p>
+          <w:p>
+            <w:pPr>
+              <w:spacing w:line="360" w:lineRule="auto"/>
+              <w:jc w:val="left"/>
+              <w:rPr>
+                <w:color w:val="000000" w:themeColor="text1" w:themeTint="FF" w:themeShade="FF"/>
               </w:rPr>
             </w:pPr>
             <w:r>
@@ -15680,13 +15970,6 @@
                 <w:rFonts w:eastAsia="Calibri"/>
               </w:rPr>
               <w:t>&gt;</w:t>
-            </w:r>
-            <w:r>
-              <w:rPr>
-                <w:color w:val="000000"/>
-                <w:shd w:val="clear" w:color="auto" w:fill="E49EDD"/>
-              </w:rPr>
-              <w:t xml:space="preserve"> </w:t>
             </w:r>
           </w:p>
           <w:p>
@@ -18075,58 +18358,109 @@
               <w:jc w:val="left"/>
             </w:pPr>
             <w:r>
+              <w:rPr/>
               <w:t>DECISION = 'Cancel'</w:t>
             </w:r>
             <w:r>
+              <w:rPr/>
               <w:t xml:space="preserve"> and </w:t>
             </w:r>
             <w:r>
+              <w:rPr/>
               <w:t>(</w:t>
             </w:r>
             <w:r>
+              <w:rPr/>
               <w:t>ENTRYDATE</w:t>
             </w:r>
             <w:r>
               <w:rPr>
-                <w:i/>
-                <w:iCs/>
-              </w:rPr>
-              <w:t xml:space="preserve"> tại </w:t>
-            </w:r>
-            <w:r>
-              <w:rPr>
-                <w:i/>
-                <w:iCs/>
+                <w:i w:val="1"/>
+                <w:iCs w:val="1"/>
+              </w:rPr>
+              <w:t xml:space="preserve"> </w:t>
+            </w:r>
+            <w:r>
+              <w:rPr>
+                <w:i w:val="1"/>
+                <w:iCs w:val="1"/>
+              </w:rPr>
+              <w:t>tại</w:t>
+            </w:r>
+            <w:r>
+              <w:rPr>
+                <w:i w:val="1"/>
+                <w:iCs w:val="1"/>
+              </w:rPr>
+              <w:t xml:space="preserve"> </w:t>
+            </w:r>
+            <w:r>
+              <w:rPr>
+                <w:i w:val="1"/>
+                <w:iCs w:val="1"/>
               </w:rPr>
               <w:t>DECISION = 'Cancel'</w:t>
             </w:r>
             <w:r>
               <w:rPr>
-                <w:i/>
-                <w:iCs/>
+                <w:i w:val="1"/>
+                <w:iCs w:val="1"/>
               </w:rPr>
               <w:t xml:space="preserve"> </w:t>
             </w:r>
             <w:r>
+              <w:rPr/>
               <w:t>&lt;</w:t>
             </w:r>
             <w:r>
-              <w:t xml:space="preserve"> =</w:t>
-            </w:r>
-            <w:r>
+              <w:rPr/>
+              <w:t>=</w:t>
+            </w:r>
+            <w:r>
+              <w:rPr/>
               <w:t xml:space="preserve"> </w:t>
             </w:r>
             <w:r>
+              <w:rPr/>
               <w:t>ENTRYDATE</w:t>
             </w:r>
             <w:r>
               <w:rPr>
-                <w:i/>
-                <w:iCs/>
-              </w:rPr>
-              <w:t xml:space="preserve"> tại WORKSTEP = 'CancelRevoke'</w:t>
-            </w:r>
-            <w:r>
+                <w:i w:val="1"/>
+                <w:iCs w:val="1"/>
+              </w:rPr>
+              <w:t xml:space="preserve"> </w:t>
+            </w:r>
+            <w:r>
+              <w:rPr>
+                <w:i w:val="1"/>
+                <w:iCs w:val="1"/>
+              </w:rPr>
+              <w:t>tại</w:t>
+            </w:r>
+            <w:r>
+              <w:rPr>
+                <w:i w:val="1"/>
+                <w:iCs w:val="1"/>
+              </w:rPr>
+              <w:t xml:space="preserve"> WORKSTEP = '</w:t>
+            </w:r>
+            <w:r>
+              <w:rPr>
+                <w:i w:val="1"/>
+                <w:iCs w:val="1"/>
+              </w:rPr>
+              <w:t>CancelRevoke</w:t>
+            </w:r>
+            <w:r>
+              <w:rPr>
+                <w:i w:val="1"/>
+                <w:iCs w:val="1"/>
+              </w:rPr>
+              <w:t>'</w:t>
+            </w:r>
+            <w:r>
+              <w:rPr/>
               <w:t>)</w:t>
             </w:r>
           </w:p>
@@ -18905,13 +19239,56 @@
               </w:rPr>
             </w:pPr>
             <w:r>
+              <w:rPr/>
               <w:t>NG_SB_RLOS_ENTRY_EXIT&gt; USERNAME</w:t>
             </w:r>
             <w:r>
-              <w:t xml:space="preserve">, với điều kiện </w:t>
-            </w:r>
-            <w:r>
-              <w:t>WORKSTEP = 'UnderwriterCheker'</w:t>
+              <w:rPr/>
+              <w:t xml:space="preserve">, </w:t>
+            </w:r>
+            <w:r>
+              <w:rPr/>
+              <w:t>với</w:t>
+            </w:r>
+            <w:r>
+              <w:rPr/>
+              <w:t xml:space="preserve"> </w:t>
+            </w:r>
+            <w:r>
+              <w:rPr/>
+              <w:t>điều</w:t>
+            </w:r>
+            <w:r>
+              <w:rPr/>
+              <w:t xml:space="preserve"> </w:t>
+            </w:r>
+            <w:r>
+              <w:rPr/>
+              <w:t>kiện</w:t>
+            </w:r>
+            <w:r>
+              <w:rPr/>
+              <w:t xml:space="preserve"> </w:t>
+            </w:r>
+            <w:r>
+              <w:rPr/>
+              <w:t>WORKSTEP = '</w:t>
+            </w:r>
+            <w:r>
+              <w:rPr/>
+              <w:t>UnderwriterChe</w:t>
+            </w:r>
+            <w:r>
+              <w:rPr/>
+              <w:t>c</w:t>
+            </w:r>
+            <w:r>
+              <w:rPr/>
+              <w:t>ker</w:t>
+            </w:r>
+            <w:r>
+              <w:rPr/>
+              <w:t>'</w:t>
             </w:r>
           </w:p>
         </w:tc>
@@ -19081,13 +19458,56 @@
               </w:rPr>
             </w:pPr>
             <w:r>
+              <w:rPr/>
               <w:t>NG_SB_RLOS_ENTRY_EXIT&gt; USERNAME</w:t>
             </w:r>
             <w:r>
-              <w:t xml:space="preserve">, với điều kiện </w:t>
-            </w:r>
-            <w:r>
-              <w:t>WORKSTEP in ('CreditCommittee', ' CreditApproval')</w:t>
+              <w:rPr/>
+              <w:t xml:space="preserve">, </w:t>
+            </w:r>
+            <w:r>
+              <w:rPr/>
+              <w:t>với</w:t>
+            </w:r>
+            <w:r>
+              <w:rPr/>
+              <w:t xml:space="preserve"> </w:t>
+            </w:r>
+            <w:r>
+              <w:rPr/>
+              <w:t>điều</w:t>
+            </w:r>
+            <w:r>
+              <w:rPr/>
+              <w:t xml:space="preserve"> </w:t>
+            </w:r>
+            <w:r>
+              <w:rPr/>
+              <w:t>kiện</w:t>
+            </w:r>
+            <w:r>
+              <w:rPr/>
+              <w:t xml:space="preserve"> </w:t>
+            </w:r>
+            <w:r>
+              <w:rPr/>
+              <w:t>WORKSTEP in ('</w:t>
+            </w:r>
+            <w:r>
+              <w:rPr/>
+              <w:t>CreditCommittee</w:t>
+            </w:r>
+            <w:r>
+              <w:rPr/>
+              <w:t>', '</w:t>
+            </w:r>
+            <w:r>
+              <w:rPr/>
+              <w:t>CreditApproval</w:t>
+            </w:r>
+            <w:r>
+              <w:rPr/>
+              <w:t>')</w:t>
             </w:r>
           </w:p>
         </w:tc>
@@ -19677,6 +20097,121 @@
     </w:sectPr>
   </w:body>
 </w:document>
+</file>
+
+<file path=word/comments.xml><?xml version="1.0" encoding="utf-8"?>
+<w:comments xmlns:w14="http://schemas.microsoft.com/office/word/2010/wordml" xmlns:w="http://schemas.openxmlformats.org/wordprocessingml/2006/main">
+  <w:comment xmlns:w="http://schemas.openxmlformats.org/wordprocessingml/2006/main" w:initials="GU" w:author="Guest User" w:date="2026-09-25T15:06:25" w:id="171809952">
+    <w:p xmlns:w14="http://schemas.microsoft.com/office/word/2010/wordml" xmlns:w="http://schemas.openxmlformats.org/wordprocessingml/2006/main">
+      <w:pPr>
+        <w:pStyle w:val="CommentText"/>
+      </w:pPr>
+      <w:r>
+        <w:rPr>
+          <w:rStyle w:val="CommentReference"/>
+        </w:rPr>
+        <w:annotationRef/>
+      </w:r>
+      <w:r>
+        <w:t>Có mỗi bảng REF chưa nối được mã hồ sơ nào nên nếu lên báo cáo sẽ không hiện. Team FSS check lại nhé</w:t>
+      </w:r>
+    </w:p>
+  </w:comment>
+  <w:comment xmlns:w="http://schemas.openxmlformats.org/wordprocessingml/2006/main" w:initials="GU" w:author="Guest User" w:date="2026-09-25T15:47:32" w:id="1660821546">
+    <w:p xmlns:w14="http://schemas.microsoft.com/office/word/2010/wordml" xmlns:w="http://schemas.openxmlformats.org/wordprocessingml/2006/main">
+      <w:pPr>
+        <w:pStyle w:val="CommentText"/>
+      </w:pPr>
+      <w:r>
+        <w:rPr>
+          <w:rStyle w:val="CommentReference"/>
+        </w:rPr>
+        <w:annotationRef/>
+      </w:r>
+      <w:r>
+        <w:t>Điều chỉnh các trường này (42-45 và 47), sử dụng bảng NG_SB_RLOS_EXTTABLE có những trường này luôn không cần sử dụng giá trị max của bản ENTRY_EXIT</w:t>
+      </w:r>
+    </w:p>
+  </w:comment>
+  <w:comment xmlns:w="http://schemas.openxmlformats.org/wordprocessingml/2006/main" w:initials="YH" w:author="Yen Hoang" w:date="2026-09-25T16:31:27" w:id="254296821">
+    <w:p xmlns:w14="http://schemas.microsoft.com/office/word/2010/wordml" xmlns:w="http://schemas.openxmlformats.org/wordprocessingml/2006/main">
+      <w:pPr>
+        <w:pStyle w:val="CommentText"/>
+      </w:pPr>
+      <w:r>
+        <w:rPr>
+          <w:rStyle w:val="CommentReference"/>
+        </w:rPr>
+        <w:annotationRef/>
+      </w:r>
+      <w:r>
+        <w:t>Đã trao đổi lại và thống nhất không thay đổi rule</w:t>
+      </w:r>
+    </w:p>
+  </w:comment>
+  <w:comment xmlns:w="http://schemas.openxmlformats.org/wordprocessingml/2006/main" w:initials="YH" w:author="Yen Hoang" w:date="2026-10-07T16:07:59" w:id="1415941757">
+    <w:p xmlns:w14="http://schemas.microsoft.com/office/word/2010/wordml" xmlns:w="http://schemas.openxmlformats.org/wordprocessingml/2006/main">
+      <w:pPr>
+        <w:pStyle w:val="CommentText"/>
+      </w:pPr>
+      <w:r>
+        <w:rPr>
+          <w:rStyle w:val="CommentReference"/>
+        </w:rPr>
+        <w:annotationRef/>
+      </w:r>
+      <w:r>
+        <w:t>FSS phản hồi: Bảng RLOS_REF_FLOW đã được join với bảng thông tin hồ sơ ở cụm join, thể hiện ở phần lấy dữ liệu chỉ nhằm mục đích cho thấy trường được lấy trực tiếp từ bảng nào</w:t>
+      </w:r>
+    </w:p>
+  </w:comment>
+  <w:comment xmlns:w="http://schemas.openxmlformats.org/wordprocessingml/2006/main" w:initials="GU" w:author="Guest User" w:date="2026-10-08T11:57:15" w:id="1885153489">
+    <w:p xmlns:w14="http://schemas.microsoft.com/office/word/2010/wordml" xmlns:w="http://schemas.openxmlformats.org/wordprocessingml/2006/main">
+      <w:pPr>
+        <w:pStyle w:val="CommentText"/>
+      </w:pPr>
+      <w:r>
+        <w:rPr>
+          <w:rStyle w:val="CommentReference"/>
+        </w:rPr>
+        <w:annotationRef/>
+      </w:r>
+      <w:r>
+        <w:t>Team BI đã check thấy oke rồi nhé</w:t>
+      </w:r>
+    </w:p>
+  </w:comment>
+</w:comments>
+</file>
+
+<file path=word/commentsExtended.xml><?xml version="1.0" encoding="utf-8"?>
+<w15:commentsEx xmlns:mc="http://schemas.openxmlformats.org/markup-compatibility/2006" xmlns:w15="http://schemas.microsoft.com/office/word/2012/wordml" mc:Ignorable="w15">
+  <w15:commentEx w15:done="0" w15:paraId="740C6EF9"/>
+  <w15:commentEx w15:done="0" w15:paraId="3FD7D774"/>
+  <w15:commentEx w15:done="0" w15:paraId="3A4EE4B0" w15:paraIdParent="3FD7D774"/>
+  <w15:commentEx w15:done="0" w15:paraId="61B036C0" w15:paraIdParent="740C6EF9"/>
+  <w15:commentEx w15:done="0" w15:paraId="281BAA3C" w15:paraIdParent="740C6EF9"/>
+</w15:commentsEx>
+</file>
+
+<file path=word/commentsExtensible.xml><?xml version="1.0" encoding="utf-8"?>
+<w16cex:commentsExtensible xmlns:w16="http://schemas.microsoft.com/office/word/2018/wordml" xmlns:w16cex="http://schemas.microsoft.com/office/word/2018/wordml/cex" xmlns:mc="http://schemas.openxmlformats.org/markup-compatibility/2006" mc:Ignorable="w16 w16cex">
+  <w16cex:commentExtensible w16cex:durableId="74BFDE42" w16cex:dateUtc="2026-09-25T08:06:25.484Z"/>
+  <w16cex:commentExtensible w16cex:durableId="19004F0C" w16cex:dateUtc="2026-09-25T08:47:32.013Z"/>
+  <w16cex:commentExtensible w16cex:durableId="224619A3" w16cex:dateUtc="2026-09-25T09:31:27.586Z"/>
+  <w16cex:commentExtensible w16cex:durableId="277F7149" w16cex:dateUtc="2026-10-07T09:07:59.503Z"/>
+  <w16cex:commentExtensible w16cex:durableId="4A5884FC" w16cex:dateUtc="2026-10-08T04:57:15.854Z"/>
+</w16cex:commentsExtensible>
+</file>
+
+<file path=word/commentsIds.xml><?xml version="1.0" encoding="utf-8"?>
+<w16cid:commentsIds xmlns:mc="http://schemas.openxmlformats.org/markup-compatibility/2006" xmlns:w16cid="http://schemas.microsoft.com/office/word/2016/wordml/cid" mc:Ignorable="w16cid">
+  <w16cid:commentId w16cid:paraId="740C6EF9" w16cid:durableId="74BFDE42"/>
+  <w16cid:commentId w16cid:paraId="3FD7D774" w16cid:durableId="19004F0C"/>
+  <w16cid:commentId w16cid:paraId="3A4EE4B0" w16cid:durableId="224619A3"/>
+  <w16cid:commentId w16cid:paraId="61B036C0" w16cid:durableId="277F7149"/>
+  <w16cid:commentId w16cid:paraId="281BAA3C" w16cid:durableId="4A5884FC"/>
+</w16cid:commentsIds>
 </file>
 
 <file path=word/endnotes.xml><?xml version="1.0" encoding="utf-8"?>
@@ -23055,6 +23590,17 @@
   </w:num>
   <w:numIdMacAtCleanup w:val="14"/>
 </w:numbering>
+</file>
+
+<file path=word/people.xml><?xml version="1.0" encoding="utf-8"?>
+<w15:people xmlns:mc="http://schemas.openxmlformats.org/markup-compatibility/2006" xmlns:w15="http://schemas.microsoft.com/office/word/2012/wordml" mc:Ignorable="w15">
+  <w15:person w15:author="Yen Hoang">
+    <w15:presenceInfo w15:providerId="Windows Live" w15:userId="3723e32b4cb6fe7e"/>
+  </w15:person>
+  <w15:person w15:author="Guest User">
+    <w15:presenceInfo w15:providerId="Windows Live" w15:userId=""/>
+  </w15:person>
+</w15:people>
 </file>
 
 <file path=word/styles.xml><?xml version="1.0" encoding="utf-8"?>

--- a/input/srs_report/BC1_PDTD_DTM_SRS_v1.0.docx
+++ b/input/srs_report/BC1_PDTD_DTM_SRS_v1.0.docx
@@ -1,6 +1,6 @@
 
 <file path=word/document.xml><?xml version="1.0" encoding="utf-8"?>
-<w:document xmlns:wpc="http://schemas.microsoft.com/office/word/2010/wordprocessingCanvas" xmlns:cx="http://schemas.microsoft.com/office/drawing/2014/chartex" xmlns:cx1="http://schemas.microsoft.com/office/drawing/2015/9/8/chartex" xmlns:cx2="http://schemas.microsoft.com/office/drawing/2015/10/21/chartex" xmlns:cx3="http://schemas.microsoft.com/office/drawing/2016/5/9/chartex" xmlns:cx4="http://schemas.microsoft.com/office/drawing/2016/5/10/chartex" xmlns:cx5="http://schemas.microsoft.com/office/drawing/2016/5/11/chartex" xmlns:cx6="http://schemas.microsoft.com/office/drawing/2016/5/12/chartex" xmlns:cx7="http://schemas.microsoft.com/office/drawing/2016/5/13/chartex" xmlns:cx8="http://schemas.microsoft.com/office/drawing/2016/5/14/chartex" xmlns:mc="http://schemas.openxmlformats.org/markup-compatibility/2006" xmlns:aink="http://schemas.microsoft.com/office/drawing/2016/ink" xmlns:am3d="http://schemas.microsoft.com/office/drawing/2017/model3d" xmlns:o="urn:schemas-microsoft-com:office:office" xmlns:oel="http://schemas.microsoft.com/office/2019/extlst" xmlns:r="http://schemas.openxmlformats.org/officeDocument/2006/relationships" xmlns:m="http://schemas.openxmlformats.org/officeDocument/2006/math" xmlns:v="urn:schemas-microsoft-com:vml" xmlns:wp14="http://schemas.microsoft.com/office/word/2010/wordprocessingDrawing" xmlns:wp="http://schemas.openxmlformats.org/drawingml/2006/wordprocessingDrawing" xmlns:w10="urn:schemas-microsoft-com:office:word" xmlns:w="http://schemas.openxmlformats.org/wordprocessingml/2006/main" xmlns:w14="http://schemas.microsoft.com/office/word/2010/wordml" xmlns:w15="http://schemas.microsoft.com/office/word/2012/wordml" xmlns:w16cex="http://schemas.microsoft.com/office/word/2018/wordml/cex" xmlns:w16cid="http://schemas.microsoft.com/office/word/2016/wordml/cid" xmlns:w16="http://schemas.microsoft.com/office/word/2018/wordml" xmlns:w16du="http://schemas.microsoft.com/office/word/2023/wordml/word16du" xmlns:w16sdtdh="http://schemas.microsoft.com/office/word/2020/wordml/sdtdatahash" xmlns:w16sdtfl="http://schemas.microsoft.com/office/word/2024/wordml/sdtformatlock" xmlns:w16se="http://schemas.microsoft.com/office/word/2015/wordml/symex" xmlns:wpg="http://schemas.microsoft.com/office/word/2010/wordprocessingGroup" xmlns:wpi="http://schemas.microsoft.com/office/word/2010/wordprocessingInk" xmlns:wne="http://schemas.microsoft.com/office/word/2006/wordml" xmlns:wps="http://schemas.microsoft.com/office/word/2010/wordprocessingShape" xmlns:a="http://schemas.openxmlformats.org/drawingml/2006/main" xmlns:pic="http://schemas.openxmlformats.org/drawingml/2006/picture" xmlns:a14="http://schemas.microsoft.com/office/drawing/2010/main" mc:Ignorable="w14 w15 w16se w16cid w16 w16cex w16sdtdh w16sdtfl w16du wp14">
+<w:document xmlns:wpc="http://schemas.microsoft.com/office/word/2010/wordprocessingCanvas" xmlns:cx="http://schemas.microsoft.com/office/drawing/2014/chartex" xmlns:cx1="http://schemas.microsoft.com/office/drawing/2015/9/8/chartex" xmlns:cx2="http://schemas.microsoft.com/office/drawing/2015/10/21/chartex" xmlns:cx3="http://schemas.microsoft.com/office/drawing/2016/5/9/chartex" xmlns:cx4="http://schemas.microsoft.com/office/drawing/2016/5/10/chartex" xmlns:cx5="http://schemas.microsoft.com/office/drawing/2016/5/11/chartex" xmlns:cx6="http://schemas.microsoft.com/office/drawing/2016/5/12/chartex" xmlns:cx7="http://schemas.microsoft.com/office/drawing/2016/5/13/chartex" xmlns:cx8="http://schemas.microsoft.com/office/drawing/2016/5/14/chartex" xmlns:mc="http://schemas.openxmlformats.org/markup-compatibility/2006" xmlns:m="http://schemas.openxmlformats.org/officeDocument/2006/math" xmlns:aink="http://schemas.microsoft.com/office/drawing/2016/ink" xmlns:am3d="http://schemas.microsoft.com/office/drawing/2017/model3d" xmlns:oel="http://schemas.microsoft.com/office/2019/extlst" xmlns:r="http://schemas.openxmlformats.org/officeDocument/2006/relationships" xmlns:wp14="http://schemas.microsoft.com/office/word/2010/wordprocessingDrawing" xmlns:wp="http://schemas.openxmlformats.org/drawingml/2006/wordprocessingDrawing" xmlns:wpg="http://schemas.microsoft.com/office/word/2010/wordprocessingGroup" xmlns:wpi="http://schemas.microsoft.com/office/word/2010/wordprocessingInk" xmlns:wps="http://schemas.microsoft.com/office/word/2010/wordprocessingShape" xmlns:o="urn:schemas-microsoft-com:office:office" xmlns:v="urn:schemas-microsoft-com:vml" xmlns:w10="urn:schemas-microsoft-com:office:word" xmlns:w="http://schemas.openxmlformats.org/wordprocessingml/2006/main" xmlns:w14="http://schemas.microsoft.com/office/word/2010/wordml" xmlns:w15="http://schemas.microsoft.com/office/word/2012/wordml" xmlns:w16cex="http://schemas.microsoft.com/office/word/2018/wordml/cex" xmlns:w16cid="http://schemas.microsoft.com/office/word/2016/wordml/cid" xmlns:w16="http://schemas.microsoft.com/office/word/2018/wordml" xmlns:w16sdtdh="http://schemas.microsoft.com/office/word/2020/wordml/sdtdatahash" xmlns:w16sdtfl="http://schemas.microsoft.com/office/word/2024/wordml/sdtformatlock" xmlns:w16se="http://schemas.microsoft.com/office/word/2015/wordml/symex" xmlns:w16du="http://schemas.microsoft.com/office/word/2023/wordml/word16du" xmlns:wne="http://schemas.microsoft.com/office/word/2006/wordml" mc:Ignorable="w14 w15 w16se w16cid w16 w16cex w16sdtdh w16sdtfl w16du wp14">
   <w:body>
     <w:tbl>
       <w:tblPr>
@@ -8,12 +8,12 @@
         <w:tblpPr w:leftFromText="180" w:rightFromText="180" w:vertAnchor="text" w:horzAnchor="margin" w:tblpXSpec="right" w:tblpYSpec="center"/>
         <w:tblW w:w="1841" w:type="dxa"/>
         <w:tblBorders>
-          <w:top w:val="none" w:color="auto" w:sz="0" w:space="0"/>
-          <w:left w:val="none" w:color="auto" w:sz="0" w:space="0"/>
-          <w:bottom w:val="none" w:color="auto" w:sz="0" w:space="0"/>
-          <w:right w:val="none" w:color="auto" w:sz="0" w:space="0"/>
-          <w:insideH w:val="none" w:color="auto" w:sz="0" w:space="0"/>
-          <w:insideV w:val="none" w:color="auto" w:sz="0" w:space="0"/>
+          <w:top w:val="none" w:sz="0" w:space="0" w:color="auto"/>
+          <w:left w:val="none" w:sz="0" w:space="0" w:color="auto"/>
+          <w:bottom w:val="none" w:sz="0" w:space="0" w:color="auto"/>
+          <w:right w:val="none" w:sz="0" w:space="0" w:color="auto"/>
+          <w:insideH w:val="none" w:sz="0" w:space="0" w:color="auto"/>
+          <w:insideV w:val="none" w:sz="0" w:space="0" w:color="auto"/>
         </w:tblBorders>
         <w:tblLayout w:type="fixed"/>
         <w:tblLook w:val="04A0" w:firstRow="1" w:lastRow="0" w:firstColumn="1" w:lastColumn="0" w:noHBand="0" w:noVBand="1"/>
@@ -29,10 +29,10 @@
           <w:tcPr>
             <w:tcW w:w="1841" w:type="dxa"/>
             <w:tcBorders>
-              <w:top w:val="double" w:color="auto" w:sz="4" w:space="0"/>
-              <w:left w:val="double" w:color="auto" w:sz="4" w:space="0"/>
-              <w:bottom w:val="double" w:color="auto" w:sz="4" w:space="0"/>
-              <w:right w:val="double" w:color="auto" w:sz="4" w:space="0"/>
+              <w:top w:val="double" w:sz="4" w:space="0" w:color="auto"/>
+              <w:left w:val="double" w:sz="4" w:space="0" w:color="auto"/>
+              <w:bottom w:val="double" w:sz="4" w:space="0" w:color="auto"/>
+              <w:right w:val="double" w:sz="4" w:space="0" w:color="auto"/>
             </w:tcBorders>
             <w:vAlign w:val="center"/>
           </w:tcPr>
@@ -352,7 +352,7 @@
               </wp:anchor>
             </w:drawing>
           </mc:Choice>
-          <mc:Fallback xmlns:w16cei="http://schemas.microsoft.com/office/word/2026/wordml/cei" xmlns:a14="http://schemas.microsoft.com/office/drawing/2010/main" xmlns:pic="http://schemas.openxmlformats.org/drawingml/2006/picture" xmlns:a="http://schemas.openxmlformats.org/drawingml/2006/main">
+          <mc:Fallback xmlns:a="http://schemas.openxmlformats.org/drawingml/2006/main" xmlns:pic="http://schemas.openxmlformats.org/drawingml/2006/picture" xmlns:a14="http://schemas.microsoft.com/office/drawing/2010/main" xmlns:w16cei="http://schemas.microsoft.com/office/word/2026/wordml/cei">
             <w:pict w14:anchorId="491542B0">
               <v:shapetype id="_x0000_t32" coordsize="21600,21600" o:oned="t" filled="f" o:spt="32" path="m,l21600,21600e" w14:anchorId="34A99F1C">
                 <v:path fillok="f" arrowok="t" o:connecttype="none"/>
@@ -571,7 +571,7 @@
               </wp:anchor>
             </w:drawing>
           </mc:Choice>
-          <mc:Fallback xmlns:w16cei="http://schemas.microsoft.com/office/word/2026/wordml/cei" xmlns:a14="http://schemas.microsoft.com/office/drawing/2010/main" xmlns:pic="http://schemas.openxmlformats.org/drawingml/2006/picture" xmlns:a="http://schemas.openxmlformats.org/drawingml/2006/main">
+          <mc:Fallback xmlns:a="http://schemas.openxmlformats.org/drawingml/2006/main" xmlns:pic="http://schemas.openxmlformats.org/drawingml/2006/picture" xmlns:a14="http://schemas.microsoft.com/office/drawing/2010/main" xmlns:w16cei="http://schemas.microsoft.com/office/word/2026/wordml/cei">
             <w:pict w14:anchorId="1C08E58D">
               <v:shape id="AutoShape 4" style="position:absolute;margin-left:238.1pt;margin-top:16.9pt;width:226.75pt;height:0;z-index:251660288;visibility:visible;mso-wrap-style:square;mso-width-percent:0;mso-height-percent:0;mso-wrap-distance-left:9pt;mso-wrap-distance-top:-3e-5mm;mso-wrap-distance-right:9pt;mso-wrap-distance-bottom:-3e-5mm;mso-position-horizontal:absolute;mso-position-horizontal-relative:text;mso-position-vertical:absolute;mso-position-vertical-relative:text;mso-width-percent:0;mso-height-percent:0;mso-width-relative:page;mso-height-relative:page" o:spid="_x0000_s1026" strokeweight="1pt" type="#_x0000_t32" o:gfxdata="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" w14:anchorId="07055F7F"/>
             </w:pict>
@@ -639,15 +639,16 @@
           <w:b/>
         </w:rPr>
       </w:pPr>
-      <w:bookmarkStart w:name="_Toc463083793" w:id="0"/>
-      <w:bookmarkStart w:name="_Toc465677963" w:id="1"/>
-      <w:bookmarkStart w:name="_Toc467738735" w:id="2"/>
-      <w:bookmarkStart w:name="_Toc446234547" w:id="3"/>
-      <w:bookmarkStart w:name="_Toc467738720" w:id="4"/>
+      <w:bookmarkStart w:id="0" w:name="_Toc463083793"/>
+      <w:bookmarkStart w:id="1" w:name="_Toc465677963"/>
+      <w:bookmarkStart w:id="2" w:name="_Toc467738735"/>
+      <w:bookmarkStart w:id="3" w:name="_Toc446234547"/>
+      <w:bookmarkStart w:id="4" w:name="_Toc467738720"/>
       <w:r>
         <w:rPr>
           <w:b/>
         </w:rPr>
+        <w:lastRenderedPageBreak/>
         <w:t>BẢNG THEO DÕI HIỆU LỰC VÀ THAY ĐỔI</w:t>
       </w:r>
     </w:p>
@@ -675,12 +676,12 @@
         <w:tblW w:w="9199" w:type="dxa"/>
         <w:jc w:val="center"/>
         <w:tblBorders>
-          <w:top w:val="single" w:color="auto" w:sz="4" w:space="0"/>
-          <w:left w:val="single" w:color="auto" w:sz="4" w:space="0"/>
-          <w:bottom w:val="single" w:color="auto" w:sz="4" w:space="0"/>
-          <w:right w:val="single" w:color="auto" w:sz="4" w:space="0"/>
-          <w:insideH w:val="single" w:color="auto" w:sz="4" w:space="0"/>
-          <w:insideV w:val="single" w:color="auto" w:sz="4" w:space="0"/>
+          <w:top w:val="single" w:sz="4" w:space="0" w:color="auto"/>
+          <w:left w:val="single" w:sz="4" w:space="0" w:color="auto"/>
+          <w:bottom w:val="single" w:sz="4" w:space="0" w:color="auto"/>
+          <w:right w:val="single" w:sz="4" w:space="0" w:color="auto"/>
+          <w:insideH w:val="single" w:sz="4" w:space="0" w:color="auto"/>
+          <w:insideV w:val="single" w:sz="4" w:space="0" w:color="auto"/>
         </w:tblBorders>
         <w:tblLook w:val="01E0" w:firstRow="1" w:lastRow="1" w:firstColumn="1" w:lastColumn="1" w:noHBand="0" w:noVBand="0"/>
       </w:tblPr>
@@ -970,12 +971,12 @@
         <w:tblW w:w="9199" w:type="dxa"/>
         <w:jc w:val="center"/>
         <w:tblBorders>
-          <w:top w:val="single" w:color="auto" w:sz="4" w:space="0"/>
-          <w:left w:val="single" w:color="auto" w:sz="4" w:space="0"/>
-          <w:bottom w:val="single" w:color="auto" w:sz="4" w:space="0"/>
-          <w:right w:val="single" w:color="auto" w:sz="4" w:space="0"/>
-          <w:insideH w:val="single" w:color="auto" w:sz="4" w:space="0"/>
-          <w:insideV w:val="single" w:color="auto" w:sz="4" w:space="0"/>
+          <w:top w:val="single" w:sz="4" w:space="0" w:color="auto"/>
+          <w:left w:val="single" w:sz="4" w:space="0" w:color="auto"/>
+          <w:bottom w:val="single" w:sz="4" w:space="0" w:color="auto"/>
+          <w:right w:val="single" w:sz="4" w:space="0" w:color="auto"/>
+          <w:insideH w:val="single" w:sz="4" w:space="0" w:color="auto"/>
+          <w:insideV w:val="single" w:sz="4" w:space="0" w:color="auto"/>
         </w:tblBorders>
         <w:tblLook w:val="04A0" w:firstRow="1" w:lastRow="0" w:firstColumn="1" w:lastColumn="0" w:noHBand="0" w:noVBand="1"/>
       </w:tblPr>
@@ -1550,12 +1551,12 @@
         <w:tblW w:w="9239" w:type="dxa"/>
         <w:jc w:val="center"/>
         <w:tblBorders>
-          <w:top w:val="single" w:color="auto" w:sz="4" w:space="0"/>
-          <w:left w:val="single" w:color="auto" w:sz="4" w:space="0"/>
-          <w:bottom w:val="single" w:color="auto" w:sz="4" w:space="0"/>
-          <w:right w:val="single" w:color="auto" w:sz="4" w:space="0"/>
-          <w:insideH w:val="single" w:color="auto" w:sz="4" w:space="0"/>
-          <w:insideV w:val="single" w:color="auto" w:sz="4" w:space="0"/>
+          <w:top w:val="single" w:sz="4" w:space="0" w:color="auto"/>
+          <w:left w:val="single" w:sz="4" w:space="0" w:color="auto"/>
+          <w:bottom w:val="single" w:sz="4" w:space="0" w:color="auto"/>
+          <w:right w:val="single" w:sz="4" w:space="0" w:color="auto"/>
+          <w:insideH w:val="single" w:sz="4" w:space="0" w:color="auto"/>
+          <w:insideV w:val="single" w:sz="4" w:space="0" w:color="auto"/>
         </w:tblBorders>
         <w:tblLook w:val="04A0" w:firstRow="1" w:lastRow="0" w:firstColumn="1" w:lastColumn="0" w:noHBand="0" w:noVBand="1"/>
       </w:tblPr>
@@ -1998,30 +1999,20 @@
     </w:p>
     <w:sdt>
       <w:sdtPr>
-        <w:id w:val="31610120"/>
-        <w:docPartObj>
-          <w:docPartGallery w:val="Table of Contents"/>
-          <w:docPartUnique/>
-        </w:docPartObj>
         <w:rPr>
-          <w:rFonts w:ascii="Times New Roman" w:hAnsi="Times New Roman" w:eastAsia="ＭＳ 明朝" w:cs="Times New Roman" w:eastAsiaTheme="minorEastAsia"/>
+          <w:rFonts w:ascii="Times New Roman" w:eastAsiaTheme="minorEastAsia" w:hAnsi="Times New Roman" w:cs="Times New Roman"/>
           <w:b w:val="0"/>
           <w:bCs w:val="0"/>
           <w:color w:val="auto"/>
           <w:sz w:val="24"/>
           <w:szCs w:val="24"/>
         </w:rPr>
+        <w:id w:val="31610120"/>
+        <w:docPartObj>
+          <w:docPartGallery w:val="Table of Contents"/>
+          <w:docPartUnique/>
+        </w:docPartObj>
       </w:sdtPr>
-      <w:sdtEndPr>
-        <w:rPr>
-          <w:rFonts w:ascii="Times New Roman" w:hAnsi="Times New Roman" w:eastAsia="ＭＳ 明朝" w:cs="Times New Roman" w:eastAsiaTheme="minorEastAsia"/>
-          <w:b w:val="0"/>
-          <w:bCs w:val="0"/>
-          <w:color w:val="auto"/>
-          <w:sz w:val="24"/>
-          <w:szCs w:val="24"/>
-        </w:rPr>
-      </w:sdtEndPr>
       <w:sdtContent>
         <w:p>
           <w:pPr>
@@ -2085,11 +2076,11 @@
             </w:rPr>
             <w:fldChar w:fldCharType="separate"/>
           </w:r>
-          <w:hyperlink w:history="1" w:anchor="_Toc236845371">
+          <w:hyperlink w:anchor="_Toc236845371" w:history="1">
             <w:r>
               <w:rPr>
                 <w:rStyle w:val="Hyperlink"/>
-                <w:rFonts w:ascii="Times New Roman" w:hAnsi="Times New Roman" w:eastAsia="Calibri" w:cs="Times New Roman"/>
+                <w:rFonts w:ascii="Times New Roman" w:eastAsia="Calibri" w:hAnsi="Times New Roman" w:cs="Times New Roman"/>
                 <w:b/>
                 <w:noProof/>
                 <w:sz w:val="24"/>
@@ -2111,7 +2102,7 @@
             <w:r>
               <w:rPr>
                 <w:rStyle w:val="Hyperlink"/>
-                <w:rFonts w:ascii="Times New Roman" w:hAnsi="Times New Roman" w:eastAsia="Calibri" w:cs="Times New Roman"/>
+                <w:rFonts w:ascii="Times New Roman" w:eastAsia="Calibri" w:hAnsi="Times New Roman" w:cs="Times New Roman"/>
                 <w:b/>
                 <w:noProof/>
                 <w:sz w:val="24"/>
@@ -2206,11 +2197,11 @@
               <w14:ligatures w14:val="standardContextual"/>
             </w:rPr>
           </w:pPr>
-          <w:hyperlink w:history="1" w:anchor="_Toc236845372">
+          <w:hyperlink w:anchor="_Toc236845372" w:history="1">
             <w:r>
               <w:rPr>
                 <w:rStyle w:val="Hyperlink"/>
-                <w:rFonts w:ascii="Times New Roman" w:hAnsi="Times New Roman" w:eastAsia="Calibri" w:cs="Times New Roman"/>
+                <w:rFonts w:ascii="Times New Roman" w:eastAsia="Calibri" w:hAnsi="Times New Roman" w:cs="Times New Roman"/>
                 <w:b/>
                 <w:noProof/>
                 <w:sz w:val="24"/>
@@ -2232,7 +2223,7 @@
             <w:r>
               <w:rPr>
                 <w:rStyle w:val="Hyperlink"/>
-                <w:rFonts w:ascii="Times New Roman" w:hAnsi="Times New Roman" w:eastAsia="Calibri" w:cs="Times New Roman"/>
+                <w:rFonts w:ascii="Times New Roman" w:eastAsia="Calibri" w:hAnsi="Times New Roman" w:cs="Times New Roman"/>
                 <w:b/>
                 <w:noProof/>
                 <w:sz w:val="24"/>
@@ -2327,11 +2318,11 @@
               <w14:ligatures w14:val="standardContextual"/>
             </w:rPr>
           </w:pPr>
-          <w:hyperlink w:history="1" w:anchor="_Toc236845373">
+          <w:hyperlink w:anchor="_Toc236845373" w:history="1">
             <w:r>
               <w:rPr>
                 <w:rStyle w:val="Hyperlink"/>
-                <w:rFonts w:ascii="Times New Roman" w:hAnsi="Times New Roman" w:eastAsia="Calibri" w:cs="Times New Roman"/>
+                <w:rFonts w:ascii="Times New Roman" w:eastAsia="Calibri" w:hAnsi="Times New Roman" w:cs="Times New Roman"/>
                 <w:b/>
                 <w:noProof/>
                 <w:sz w:val="24"/>
@@ -2353,7 +2344,7 @@
             <w:r>
               <w:rPr>
                 <w:rStyle w:val="Hyperlink"/>
-                <w:rFonts w:ascii="Times New Roman" w:hAnsi="Times New Roman" w:eastAsia="Calibri" w:cs="Times New Roman"/>
+                <w:rFonts w:ascii="Times New Roman" w:eastAsia="Calibri" w:hAnsi="Times New Roman" w:cs="Times New Roman"/>
                 <w:b/>
                 <w:noProof/>
                 <w:sz w:val="24"/>
@@ -2448,11 +2439,11 @@
               <w14:ligatures w14:val="standardContextual"/>
             </w:rPr>
           </w:pPr>
-          <w:hyperlink w:history="1" w:anchor="_Toc236845374">
+          <w:hyperlink w:anchor="_Toc236845374" w:history="1">
             <w:r>
               <w:rPr>
                 <w:rStyle w:val="Hyperlink"/>
-                <w:rFonts w:ascii="Times New Roman" w:hAnsi="Times New Roman" w:eastAsia="Calibri" w:cs="Times New Roman"/>
+                <w:rFonts w:ascii="Times New Roman" w:eastAsia="Calibri" w:hAnsi="Times New Roman" w:cs="Times New Roman"/>
                 <w:b/>
                 <w:noProof/>
                 <w:sz w:val="24"/>
@@ -2474,7 +2465,7 @@
             <w:r>
               <w:rPr>
                 <w:rStyle w:val="Hyperlink"/>
-                <w:rFonts w:ascii="Times New Roman" w:hAnsi="Times New Roman" w:eastAsia="Calibri" w:cs="Times New Roman"/>
+                <w:rFonts w:ascii="Times New Roman" w:eastAsia="Calibri" w:hAnsi="Times New Roman" w:cs="Times New Roman"/>
                 <w:b/>
                 <w:noProof/>
                 <w:sz w:val="24"/>
@@ -2569,11 +2560,11 @@
               <w14:ligatures w14:val="standardContextual"/>
             </w:rPr>
           </w:pPr>
-          <w:hyperlink w:history="1" w:anchor="_Toc236845375">
+          <w:hyperlink w:anchor="_Toc236845375" w:history="1">
             <w:r>
               <w:rPr>
                 <w:rStyle w:val="Hyperlink"/>
-                <w:rFonts w:ascii="Times New Roman" w:hAnsi="Times New Roman" w:eastAsia="Calibri" w:cs="Times New Roman"/>
+                <w:rFonts w:ascii="Times New Roman" w:eastAsia="Calibri" w:hAnsi="Times New Roman" w:cs="Times New Roman"/>
                 <w:b/>
                 <w:noProof/>
                 <w:sz w:val="24"/>
@@ -2595,7 +2586,7 @@
             <w:r>
               <w:rPr>
                 <w:rStyle w:val="Hyperlink"/>
-                <w:rFonts w:ascii="Times New Roman" w:hAnsi="Times New Roman" w:eastAsia="Calibri" w:cs="Times New Roman"/>
+                <w:rFonts w:ascii="Times New Roman" w:eastAsia="Calibri" w:hAnsi="Times New Roman" w:cs="Times New Roman"/>
                 <w:b/>
                 <w:noProof/>
                 <w:sz w:val="24"/>
@@ -2690,11 +2681,11 @@
               <w14:ligatures w14:val="standardContextual"/>
             </w:rPr>
           </w:pPr>
-          <w:hyperlink w:history="1" w:anchor="_Toc236845376">
+          <w:hyperlink w:anchor="_Toc236845376" w:history="1">
             <w:r>
               <w:rPr>
                 <w:rStyle w:val="Hyperlink"/>
-                <w:rFonts w:ascii="Times New Roman" w:hAnsi="Times New Roman" w:eastAsia="Calibri" w:cs="Times New Roman"/>
+                <w:rFonts w:ascii="Times New Roman" w:eastAsia="Calibri" w:hAnsi="Times New Roman" w:cs="Times New Roman"/>
                 <w:b/>
                 <w:noProof/>
                 <w:sz w:val="24"/>
@@ -2716,7 +2707,7 @@
             <w:r>
               <w:rPr>
                 <w:rStyle w:val="Hyperlink"/>
-                <w:rFonts w:ascii="Times New Roman" w:hAnsi="Times New Roman" w:eastAsia="Calibri" w:cs="Times New Roman"/>
+                <w:rFonts w:ascii="Times New Roman" w:eastAsia="Calibri" w:hAnsi="Times New Roman" w:cs="Times New Roman"/>
                 <w:b/>
                 <w:noProof/>
                 <w:sz w:val="24"/>
@@ -2811,11 +2802,11 @@
               <w14:ligatures w14:val="standardContextual"/>
             </w:rPr>
           </w:pPr>
-          <w:hyperlink w:history="1" w:anchor="_Toc236845377">
+          <w:hyperlink w:anchor="_Toc236845377" w:history="1">
             <w:r>
               <w:rPr>
                 <w:rStyle w:val="Hyperlink"/>
-                <w:rFonts w:ascii="Times New Roman" w:hAnsi="Times New Roman" w:eastAsia="Calibri" w:cs="Times New Roman"/>
+                <w:rFonts w:ascii="Times New Roman" w:eastAsia="Calibri" w:hAnsi="Times New Roman" w:cs="Times New Roman"/>
                 <w:b/>
                 <w:noProof/>
                 <w:sz w:val="24"/>
@@ -2837,7 +2828,7 @@
             <w:r>
               <w:rPr>
                 <w:rStyle w:val="Hyperlink"/>
-                <w:rFonts w:ascii="Times New Roman" w:hAnsi="Times New Roman" w:eastAsia="Calibri" w:cs="Times New Roman"/>
+                <w:rFonts w:ascii="Times New Roman" w:eastAsia="Calibri" w:hAnsi="Times New Roman" w:cs="Times New Roman"/>
                 <w:b/>
                 <w:noProof/>
                 <w:sz w:val="24"/>
@@ -2932,11 +2923,11 @@
               <w14:ligatures w14:val="standardContextual"/>
             </w:rPr>
           </w:pPr>
-          <w:hyperlink w:history="1" w:anchor="_Toc236845378">
+          <w:hyperlink w:anchor="_Toc236845378" w:history="1">
             <w:r>
               <w:rPr>
                 <w:rStyle w:val="Hyperlink"/>
-                <w:rFonts w:ascii="Times New Roman" w:hAnsi="Times New Roman" w:eastAsia="Calibri" w:cs="Times New Roman"/>
+                <w:rFonts w:ascii="Times New Roman" w:eastAsia="Calibri" w:hAnsi="Times New Roman" w:cs="Times New Roman"/>
                 <w:b/>
                 <w:noProof/>
                 <w:sz w:val="24"/>
@@ -2958,7 +2949,7 @@
             <w:r>
               <w:rPr>
                 <w:rStyle w:val="Hyperlink"/>
-                <w:rFonts w:ascii="Times New Roman" w:hAnsi="Times New Roman" w:eastAsia="Calibri" w:cs="Times New Roman"/>
+                <w:rFonts w:ascii="Times New Roman" w:eastAsia="Calibri" w:hAnsi="Times New Roman" w:cs="Times New Roman"/>
                 <w:b/>
                 <w:noProof/>
                 <w:sz w:val="24"/>
@@ -3053,11 +3044,11 @@
               <w14:ligatures w14:val="standardContextual"/>
             </w:rPr>
           </w:pPr>
-          <w:hyperlink w:history="1" w:anchor="_Toc236845379">
+          <w:hyperlink w:anchor="_Toc236845379" w:history="1">
             <w:r>
               <w:rPr>
                 <w:rStyle w:val="Hyperlink"/>
-                <w:rFonts w:ascii="Times New Roman" w:hAnsi="Times New Roman" w:eastAsia="Calibri" w:cs="Times New Roman"/>
+                <w:rFonts w:ascii="Times New Roman" w:eastAsia="Calibri" w:hAnsi="Times New Roman" w:cs="Times New Roman"/>
                 <w:b/>
                 <w:noProof/>
                 <w:sz w:val="24"/>
@@ -3079,7 +3070,7 @@
             <w:r>
               <w:rPr>
                 <w:rStyle w:val="Hyperlink"/>
-                <w:rFonts w:ascii="Times New Roman" w:hAnsi="Times New Roman" w:eastAsia="Calibri" w:cs="Times New Roman"/>
+                <w:rFonts w:ascii="Times New Roman" w:eastAsia="Calibri" w:hAnsi="Times New Roman" w:cs="Times New Roman"/>
                 <w:b/>
                 <w:noProof/>
                 <w:sz w:val="24"/>
@@ -3174,11 +3165,11 @@
               <w14:ligatures w14:val="standardContextual"/>
             </w:rPr>
           </w:pPr>
-          <w:hyperlink w:history="1" w:anchor="_Toc236845380">
+          <w:hyperlink w:anchor="_Toc236845380" w:history="1">
             <w:r>
               <w:rPr>
                 <w:rStyle w:val="Hyperlink"/>
-                <w:rFonts w:ascii="Times New Roman" w:hAnsi="Times New Roman" w:eastAsia="Calibri" w:cs="Times New Roman"/>
+                <w:rFonts w:ascii="Times New Roman" w:eastAsia="Calibri" w:hAnsi="Times New Roman" w:cs="Times New Roman"/>
                 <w:b/>
                 <w:noProof/>
                 <w:sz w:val="24"/>
@@ -3200,7 +3191,7 @@
             <w:r>
               <w:rPr>
                 <w:rStyle w:val="Hyperlink"/>
-                <w:rFonts w:ascii="Times New Roman" w:hAnsi="Times New Roman" w:eastAsia="Calibri" w:cs="Times New Roman"/>
+                <w:rFonts w:ascii="Times New Roman" w:eastAsia="Calibri" w:hAnsi="Times New Roman" w:cs="Times New Roman"/>
                 <w:b/>
                 <w:noProof/>
                 <w:sz w:val="24"/>
@@ -3295,11 +3286,11 @@
               <w14:ligatures w14:val="standardContextual"/>
             </w:rPr>
           </w:pPr>
-          <w:hyperlink w:history="1" w:anchor="_Toc236845381">
+          <w:hyperlink w:anchor="_Toc236845381" w:history="1">
             <w:r>
               <w:rPr>
                 <w:rStyle w:val="Hyperlink"/>
-                <w:rFonts w:ascii="Times New Roman" w:hAnsi="Times New Roman" w:eastAsia="Times New Roman" w:cs="Times New Roman"/>
+                <w:rFonts w:ascii="Times New Roman" w:eastAsia="Times New Roman" w:hAnsi="Times New Roman" w:cs="Times New Roman"/>
                 <w:noProof/>
                 <w:sz w:val="24"/>
                 <w:szCs w:val="24"/>
@@ -3320,7 +3311,7 @@
             <w:r>
               <w:rPr>
                 <w:rStyle w:val="Hyperlink"/>
-                <w:rFonts w:ascii="Times New Roman" w:hAnsi="Times New Roman" w:eastAsia="Times New Roman" w:cs="Times New Roman"/>
+                <w:rFonts w:ascii="Times New Roman" w:eastAsia="Times New Roman" w:hAnsi="Times New Roman" w:cs="Times New Roman"/>
                 <w:noProof/>
                 <w:sz w:val="24"/>
                 <w:szCs w:val="24"/>
@@ -3414,11 +3405,11 @@
               <w14:ligatures w14:val="standardContextual"/>
             </w:rPr>
           </w:pPr>
-          <w:hyperlink w:history="1" w:anchor="_Toc236845382">
+          <w:hyperlink w:anchor="_Toc236845382" w:history="1">
             <w:r>
               <w:rPr>
                 <w:rStyle w:val="Hyperlink"/>
-                <w:rFonts w:ascii="Times New Roman" w:hAnsi="Times New Roman" w:eastAsia="Calibri" w:cs="Times New Roman"/>
+                <w:rFonts w:ascii="Times New Roman" w:eastAsia="Calibri" w:hAnsi="Times New Roman" w:cs="Times New Roman"/>
                 <w:b/>
                 <w:noProof/>
                 <w:sz w:val="24"/>
@@ -3440,7 +3431,7 @@
             <w:r>
               <w:rPr>
                 <w:rStyle w:val="Hyperlink"/>
-                <w:rFonts w:ascii="Times New Roman" w:hAnsi="Times New Roman" w:eastAsia="Calibri" w:cs="Times New Roman"/>
+                <w:rFonts w:ascii="Times New Roman" w:eastAsia="Calibri" w:hAnsi="Times New Roman" w:cs="Times New Roman"/>
                 <w:b/>
                 <w:noProof/>
                 <w:sz w:val="24"/>
@@ -3535,11 +3526,11 @@
               <w14:ligatures w14:val="standardContextual"/>
             </w:rPr>
           </w:pPr>
-          <w:hyperlink w:history="1" w:anchor="_Toc236845383">
+          <w:hyperlink w:anchor="_Toc236845383" w:history="1">
             <w:r>
               <w:rPr>
                 <w:rStyle w:val="Hyperlink"/>
-                <w:rFonts w:ascii="Times New Roman" w:hAnsi="Times New Roman" w:eastAsia="Calibri" w:cs="Times New Roman"/>
+                <w:rFonts w:ascii="Times New Roman" w:eastAsia="Calibri" w:hAnsi="Times New Roman" w:cs="Times New Roman"/>
                 <w:b/>
                 <w:noProof/>
                 <w:sz w:val="24"/>
@@ -3561,7 +3552,7 @@
             <w:r>
               <w:rPr>
                 <w:rStyle w:val="Hyperlink"/>
-                <w:rFonts w:ascii="Times New Roman" w:hAnsi="Times New Roman" w:eastAsia="Calibri" w:cs="Times New Roman"/>
+                <w:rFonts w:ascii="Times New Roman" w:eastAsia="Calibri" w:hAnsi="Times New Roman" w:cs="Times New Roman"/>
                 <w:b/>
                 <w:noProof/>
                 <w:sz w:val="24"/>
@@ -3656,11 +3647,11 @@
               <w14:ligatures w14:val="standardContextual"/>
             </w:rPr>
           </w:pPr>
-          <w:hyperlink w:history="1" w:anchor="_Toc236845384">
+          <w:hyperlink w:anchor="_Toc236845384" w:history="1">
             <w:r>
               <w:rPr>
                 <w:rStyle w:val="Hyperlink"/>
-                <w:rFonts w:ascii="Times New Roman" w:hAnsi="Times New Roman" w:eastAsia="Calibri" w:cs="Times New Roman"/>
+                <w:rFonts w:ascii="Times New Roman" w:eastAsia="Calibri" w:hAnsi="Times New Roman" w:cs="Times New Roman"/>
                 <w:b/>
                 <w:noProof/>
                 <w:sz w:val="24"/>
@@ -3682,7 +3673,7 @@
             <w:r>
               <w:rPr>
                 <w:rStyle w:val="Hyperlink"/>
-                <w:rFonts w:ascii="Times New Roman" w:hAnsi="Times New Roman" w:eastAsia="Calibri" w:cs="Times New Roman"/>
+                <w:rFonts w:ascii="Times New Roman" w:eastAsia="Calibri" w:hAnsi="Times New Roman" w:cs="Times New Roman"/>
                 <w:b/>
                 <w:noProof/>
                 <w:sz w:val="24"/>
@@ -3777,11 +3768,11 @@
               <w14:ligatures w14:val="standardContextual"/>
             </w:rPr>
           </w:pPr>
-          <w:hyperlink w:history="1" w:anchor="_Toc236845385">
+          <w:hyperlink w:anchor="_Toc236845385" w:history="1">
             <w:r>
               <w:rPr>
                 <w:rStyle w:val="Hyperlink"/>
-                <w:rFonts w:ascii="Times New Roman" w:hAnsi="Times New Roman" w:eastAsia="Calibri" w:cs="Times New Roman"/>
+                <w:rFonts w:ascii="Times New Roman" w:eastAsia="Calibri" w:hAnsi="Times New Roman" w:cs="Times New Roman"/>
                 <w:b/>
                 <w:noProof/>
                 <w:sz w:val="24"/>
@@ -3803,7 +3794,7 @@
             <w:r>
               <w:rPr>
                 <w:rStyle w:val="Hyperlink"/>
-                <w:rFonts w:ascii="Times New Roman" w:hAnsi="Times New Roman" w:eastAsia="Calibri" w:cs="Times New Roman"/>
+                <w:rFonts w:ascii="Times New Roman" w:eastAsia="Calibri" w:hAnsi="Times New Roman" w:cs="Times New Roman"/>
                 <w:b/>
                 <w:noProof/>
                 <w:sz w:val="24"/>
@@ -3914,12 +3905,13 @@
           <w:b/>
         </w:rPr>
       </w:pPr>
-      <w:bookmarkStart w:name="_Toc384987395" w:id="5"/>
+      <w:bookmarkStart w:id="5" w:name="_Toc384987395"/>
       <w:r>
         <w:rPr>
           <w:rFonts w:eastAsia="Calibri"/>
           <w:b/>
         </w:rPr>
+        <w:lastRenderedPageBreak/>
         <w:t>TÀI LIỆU ĐẶC TẢ YÊU CẦU PHẦN MỀM</w:t>
       </w:r>
     </w:p>
@@ -3942,7 +3934,7 @@
           <w:b/>
         </w:rPr>
       </w:pPr>
-      <w:bookmarkStart w:name="_Toc236845371" w:id="6"/>
+      <w:bookmarkStart w:id="6" w:name="_Toc236845371"/>
       <w:r>
         <w:rPr>
           <w:rFonts w:eastAsia="Calibri"/>
@@ -3972,9 +3964,9 @@
           <w:b/>
         </w:rPr>
       </w:pPr>
-      <w:bookmarkStart w:name="_Toc360108586" w:id="7"/>
-      <w:bookmarkStart w:name="_Toc384987398" w:id="8"/>
-      <w:bookmarkStart w:name="_Toc236845372" w:id="9"/>
+      <w:bookmarkStart w:id="7" w:name="_Toc360108586"/>
+      <w:bookmarkStart w:id="8" w:name="_Toc384987398"/>
+      <w:bookmarkStart w:id="9" w:name="_Toc236845372"/>
       <w:r>
         <w:rPr>
           <w:rFonts w:eastAsia="Calibri"/>
@@ -3991,12 +3983,12 @@
         <w:tblW w:w="8748" w:type="dxa"/>
         <w:tblInd w:w="468" w:type="dxa"/>
         <w:tblBorders>
-          <w:top w:val="dotted" w:color="auto" w:sz="4" w:space="0"/>
-          <w:left w:val="dotted" w:color="auto" w:sz="4" w:space="0"/>
-          <w:bottom w:val="dotted" w:color="auto" w:sz="4" w:space="0"/>
-          <w:right w:val="dotted" w:color="auto" w:sz="4" w:space="0"/>
-          <w:insideH w:val="dotted" w:color="auto" w:sz="4" w:space="0"/>
-          <w:insideV w:val="dotted" w:color="auto" w:sz="4" w:space="0"/>
+          <w:top w:val="dotted" w:sz="4" w:space="0" w:color="auto"/>
+          <w:left w:val="dotted" w:sz="4" w:space="0" w:color="auto"/>
+          <w:bottom w:val="dotted" w:sz="4" w:space="0" w:color="auto"/>
+          <w:right w:val="dotted" w:sz="4" w:space="0" w:color="auto"/>
+          <w:insideH w:val="dotted" w:sz="4" w:space="0" w:color="auto"/>
+          <w:insideV w:val="dotted" w:sz="4" w:space="0" w:color="auto"/>
         </w:tblBorders>
         <w:tblLayout w:type="fixed"/>
         <w:tblLook w:val="0000" w:firstRow="0" w:lastRow="0" w:firstColumn="0" w:lastColumn="0" w:noHBand="0" w:noVBand="0"/>
@@ -4028,8 +4020,8 @@
                 <w:szCs w:val="24"/>
               </w:rPr>
             </w:pPr>
-            <w:bookmarkStart w:name="_Toc360108587" w:id="10"/>
-            <w:bookmarkStart w:name="_Toc384987399" w:id="11"/>
+            <w:bookmarkStart w:id="10" w:name="_Toc360108587"/>
+            <w:bookmarkStart w:id="11" w:name="_Toc384987399"/>
             <w:r>
               <w:rPr>
                 <w:rFonts w:ascii="Times New Roman" w:hAnsi="Times New Roman" w:cs="Times New Roman"/>
@@ -4333,7 +4325,7 @@
           <w:b/>
         </w:rPr>
       </w:pPr>
-      <w:bookmarkStart w:name="_Toc236845373" w:id="12"/>
+      <w:bookmarkStart w:id="12" w:name="_Toc236845373"/>
       <w:r>
         <w:rPr>
           <w:rFonts w:eastAsia="Calibri"/>
@@ -4350,12 +4342,12 @@
         <w:tblW w:w="8748" w:type="dxa"/>
         <w:tblInd w:w="468" w:type="dxa"/>
         <w:tblBorders>
-          <w:top w:val="dotted" w:color="auto" w:sz="4" w:space="0"/>
-          <w:left w:val="dotted" w:color="auto" w:sz="4" w:space="0"/>
-          <w:bottom w:val="dotted" w:color="auto" w:sz="4" w:space="0"/>
-          <w:right w:val="dotted" w:color="auto" w:sz="4" w:space="0"/>
-          <w:insideH w:val="dotted" w:color="auto" w:sz="4" w:space="0"/>
-          <w:insideV w:val="dotted" w:color="auto" w:sz="4" w:space="0"/>
+          <w:top w:val="dotted" w:sz="4" w:space="0" w:color="auto"/>
+          <w:left w:val="dotted" w:sz="4" w:space="0" w:color="auto"/>
+          <w:bottom w:val="dotted" w:sz="4" w:space="0" w:color="auto"/>
+          <w:right w:val="dotted" w:sz="4" w:space="0" w:color="auto"/>
+          <w:insideH w:val="dotted" w:sz="4" w:space="0" w:color="auto"/>
+          <w:insideV w:val="dotted" w:sz="4" w:space="0" w:color="auto"/>
         </w:tblBorders>
         <w:tblLayout w:type="fixed"/>
         <w:tblLook w:val="0000" w:firstRow="0" w:lastRow="0" w:firstColumn="0" w:lastColumn="0" w:noHBand="0" w:noVBand="0"/>
@@ -4387,7 +4379,7 @@
                 <w:szCs w:val="24"/>
               </w:rPr>
             </w:pPr>
-            <w:bookmarkStart w:name="_Toc360108588" w:id="13"/>
+            <w:bookmarkStart w:id="13" w:name="_Toc360108588"/>
             <w:r>
               <w:rPr>
                 <w:rFonts w:ascii="Times New Roman" w:hAnsi="Times New Roman" w:cs="Times New Roman"/>
@@ -4541,8 +4533,8 @@
         </w:rPr>
         <w:t xml:space="preserve"> </w:t>
       </w:r>
-      <w:bookmarkStart w:name="_Toc384987400" w:id="14"/>
-      <w:bookmarkStart w:name="_Toc236845374" w:id="15"/>
+      <w:bookmarkStart w:id="14" w:name="_Toc384987400"/>
+      <w:bookmarkStart w:id="15" w:name="_Toc236845374"/>
       <w:bookmarkEnd w:id="13"/>
       <w:r>
         <w:rPr>
@@ -4573,9 +4565,9 @@
           <w:b/>
         </w:rPr>
       </w:pPr>
-      <w:bookmarkStart w:name="_Toc360108591" w:id="16"/>
-      <w:bookmarkStart w:name="_Toc384987405" w:id="17"/>
-      <w:bookmarkStart w:name="_Toc236845375" w:id="18"/>
+      <w:bookmarkStart w:id="16" w:name="_Toc360108591"/>
+      <w:bookmarkStart w:id="17" w:name="_Toc384987405"/>
+      <w:bookmarkStart w:id="18" w:name="_Toc236845375"/>
       <w:r>
         <w:rPr>
           <w:rFonts w:eastAsia="Calibri"/>
@@ -4621,14 +4613,14 @@
           <w:b/>
         </w:rPr>
       </w:pPr>
-      <w:bookmarkStart w:name="_Toc360108596" w:id="19"/>
-      <w:bookmarkStart w:name="_Toc384987410" w:id="20"/>
-      <w:bookmarkStart w:name="_Toc236845376" w:id="21"/>
-      <w:bookmarkStart w:name="_Toc155610000" w:id="22"/>
-      <w:bookmarkStart w:name="_Ref255054510" w:id="23"/>
-      <w:bookmarkStart w:name="_Ref255054514" w:id="24"/>
-      <w:bookmarkStart w:name="_Ref255291176" w:id="25"/>
-      <w:bookmarkStart w:name="_Toc322091323" w:id="26"/>
+      <w:bookmarkStart w:id="19" w:name="_Toc360108596"/>
+      <w:bookmarkStart w:id="20" w:name="_Toc384987410"/>
+      <w:bookmarkStart w:id="21" w:name="_Toc236845376"/>
+      <w:bookmarkStart w:id="22" w:name="_Toc155610000"/>
+      <w:bookmarkStart w:id="23" w:name="_Ref255054510"/>
+      <w:bookmarkStart w:id="24" w:name="_Ref255054514"/>
+      <w:bookmarkStart w:id="25" w:name="_Ref255291176"/>
+      <w:bookmarkStart w:id="26" w:name="_Toc322091323"/>
       <w:r>
         <w:rPr>
           <w:rFonts w:eastAsia="Calibri"/>
@@ -4674,9 +4666,9 @@
           <w:b/>
         </w:rPr>
       </w:pPr>
-      <w:bookmarkStart w:name="_Toc360108597" w:id="27"/>
-      <w:bookmarkStart w:name="_Toc384987411" w:id="28"/>
-      <w:bookmarkStart w:name="_Toc236845377" w:id="29"/>
+      <w:bookmarkStart w:id="27" w:name="_Toc360108597"/>
+      <w:bookmarkStart w:id="28" w:name="_Toc384987411"/>
+      <w:bookmarkStart w:id="29" w:name="_Toc236845377"/>
       <w:r>
         <w:rPr>
           <w:rFonts w:eastAsia="Calibri"/>
@@ -4693,7 +4685,7 @@
         <w:spacing w:line="360" w:lineRule="auto"/>
         <w:ind w:left="630"/>
       </w:pPr>
-      <w:bookmarkStart w:name="_Toc360108598" w:id="30"/>
+      <w:bookmarkStart w:id="30" w:name="_Toc360108598"/>
       <w:r>
         <w:t>[</w:t>
       </w:r>
@@ -4723,8 +4715,8 @@
           <w:b/>
         </w:rPr>
       </w:pPr>
-      <w:bookmarkStart w:name="_Toc384987412" w:id="31"/>
-      <w:bookmarkStart w:name="_Toc236845378" w:id="32"/>
+      <w:bookmarkStart w:id="31" w:name="_Toc384987412"/>
+      <w:bookmarkStart w:id="32" w:name="_Toc236845378"/>
       <w:r>
         <w:rPr>
           <w:rFonts w:eastAsia="Calibri"/>
@@ -4770,8 +4762,8 @@
           <w:b/>
         </w:rPr>
       </w:pPr>
-      <w:bookmarkStart w:name="_Toc384987413" w:id="33"/>
-      <w:bookmarkStart w:name="_Toc236845379" w:id="34"/>
+      <w:bookmarkStart w:id="33" w:name="_Toc384987413"/>
+      <w:bookmarkStart w:id="34" w:name="_Toc236845379"/>
       <w:bookmarkEnd w:id="22"/>
       <w:bookmarkEnd w:id="23"/>
       <w:bookmarkEnd w:id="24"/>
@@ -4806,13 +4798,13 @@
           <w:b/>
         </w:rPr>
       </w:pPr>
-      <w:bookmarkStart w:name="_Use_case_AHR-004a_–_UC01:_Manage_St" w:id="35"/>
-      <w:bookmarkStart w:name="_Use_case_AHR-004a_–_UC01:_Manage_St_1" w:id="36"/>
-      <w:bookmarkStart w:name="_Toc360108600" w:id="37"/>
-      <w:bookmarkStart w:name="_Toc384987414" w:id="38"/>
-      <w:bookmarkStart w:name="_Toc236845380" w:id="39"/>
-      <w:bookmarkStart w:name="_Ref255057459" w:id="40"/>
-      <w:bookmarkStart w:name="_Toc155610002" w:id="41"/>
+      <w:bookmarkStart w:id="35" w:name="_Use_case_AHR-004a_–_UC01:_Manage_St"/>
+      <w:bookmarkStart w:id="36" w:name="_Use_case_AHR-004a_–_UC01:_Manage_St_1"/>
+      <w:bookmarkStart w:id="37" w:name="_Toc360108600"/>
+      <w:bookmarkStart w:id="38" w:name="_Toc384987414"/>
+      <w:bookmarkStart w:id="39" w:name="_Toc236845380"/>
+      <w:bookmarkStart w:id="40" w:name="_Ref255057459"/>
+      <w:bookmarkStart w:id="41" w:name="_Toc155610002"/>
       <w:bookmarkEnd w:id="35"/>
       <w:bookmarkEnd w:id="36"/>
       <w:r>
@@ -4838,34 +4830,34 @@
         <w:ind w:left="907" w:right="0" w:hanging="547"/>
         <w:jc w:val="left"/>
         <w:rPr>
-          <w:rFonts w:ascii="Times New Roman" w:hAnsi="Times New Roman" w:eastAsia="Times New Roman" w:cs="Times New Roman"/>
+          <w:rFonts w:ascii="Times New Roman" w:eastAsia="Times New Roman" w:hAnsi="Times New Roman" w:cs="Times New Roman"/>
         </w:rPr>
       </w:pPr>
-      <w:bookmarkStart w:name="_Toc384987415" w:id="42"/>
-      <w:bookmarkStart w:name="_Toc236845381" w:id="43"/>
-      <w:bookmarkStart w:name="_Toc360108732" w:id="44"/>
+      <w:bookmarkStart w:id="42" w:name="_Toc384987415"/>
+      <w:bookmarkStart w:id="43" w:name="_Toc236845381"/>
+      <w:bookmarkStart w:id="44" w:name="_Toc360108732"/>
       <w:r>
         <w:rPr>
-          <w:rFonts w:ascii="Times New Roman" w:hAnsi="Times New Roman" w:eastAsia="Times New Roman" w:cs="Times New Roman"/>
+          <w:rFonts w:ascii="Times New Roman" w:eastAsia="Times New Roman" w:hAnsi="Times New Roman" w:cs="Times New Roman"/>
         </w:rPr>
         <w:t>Use case 1</w:t>
       </w:r>
       <w:bookmarkEnd w:id="42"/>
       <w:r>
         <w:rPr>
-          <w:rFonts w:ascii="Times New Roman" w:hAnsi="Times New Roman" w:eastAsia="Times New Roman" w:cs="Times New Roman"/>
+          <w:rFonts w:ascii="Times New Roman" w:eastAsia="Times New Roman" w:hAnsi="Times New Roman" w:cs="Times New Roman"/>
         </w:rPr>
         <w:t xml:space="preserve"> &lt;</w:t>
       </w:r>
       <w:r>
         <w:rPr>
-          <w:rFonts w:ascii="Times New Roman" w:hAnsi="Times New Roman" w:eastAsia="Times New Roman" w:cs="Times New Roman"/>
+          <w:rFonts w:ascii="Times New Roman" w:eastAsia="Times New Roman" w:hAnsi="Times New Roman" w:cs="Times New Roman"/>
         </w:rPr>
         <w:t>Báo cáo RLOS APPLICATION</w:t>
       </w:r>
       <w:r>
         <w:rPr>
-          <w:rFonts w:ascii="Times New Roman" w:hAnsi="Times New Roman" w:eastAsia="Times New Roman" w:cs="Times New Roman"/>
+          <w:rFonts w:ascii="Times New Roman" w:eastAsia="Times New Roman" w:hAnsi="Times New Roman" w:cs="Times New Roman"/>
         </w:rPr>
         <w:t>&gt;</w:t>
       </w:r>
@@ -4876,12 +4868,12 @@
         <w:tblW w:w="4743" w:type="pct"/>
         <w:tblInd w:w="475" w:type="dxa"/>
         <w:tblBorders>
-          <w:top w:val="single" w:color="000000" w:themeColor="text1" w:sz="4" w:space="0"/>
-          <w:left w:val="single" w:color="000000" w:themeColor="text1" w:sz="4" w:space="0"/>
-          <w:bottom w:val="single" w:color="000000" w:themeColor="text1" w:sz="4" w:space="0"/>
-          <w:right w:val="single" w:color="000000" w:themeColor="text1" w:sz="4" w:space="0"/>
-          <w:insideH w:val="single" w:color="000000" w:themeColor="text1" w:sz="4" w:space="0"/>
-          <w:insideV w:val="single" w:color="000000" w:themeColor="text1" w:sz="4" w:space="0"/>
+          <w:top w:val="single" w:sz="4" w:space="0" w:color="000000" w:themeColor="text1"/>
+          <w:left w:val="single" w:sz="4" w:space="0" w:color="000000" w:themeColor="text1"/>
+          <w:bottom w:val="single" w:sz="4" w:space="0" w:color="000000" w:themeColor="text1"/>
+          <w:right w:val="single" w:sz="4" w:space="0" w:color="000000" w:themeColor="text1"/>
+          <w:insideH w:val="single" w:sz="4" w:space="0" w:color="000000" w:themeColor="text1"/>
+          <w:insideV w:val="single" w:sz="4" w:space="0" w:color="000000" w:themeColor="text1"/>
         </w:tblBorders>
         <w:tblCellMar>
           <w:top w:w="29" w:type="dxa"/>
@@ -4900,7 +4892,6 @@
           <w:tcPr>
             <w:tcW w:w="1078" w:type="pct"/>
             <w:shd w:val="clear" w:color="auto" w:fill="4F81BD" w:themeFill="accent1"/>
-            <w:tcMar/>
           </w:tcPr>
           <w:p>
             <w:pPr>
@@ -4928,7 +4919,6 @@
         <w:tc>
           <w:tcPr>
             <w:tcW w:w="3922" w:type="pct"/>
-            <w:tcMar/>
           </w:tcPr>
           <w:p>
             <w:pPr>
@@ -4953,7 +4943,6 @@
           <w:tcPr>
             <w:tcW w:w="1078" w:type="pct"/>
             <w:shd w:val="clear" w:color="auto" w:fill="4F81BD" w:themeFill="accent1"/>
-            <w:tcMar/>
           </w:tcPr>
           <w:p>
             <w:pPr>
@@ -4981,7 +4970,6 @@
         <w:tc>
           <w:tcPr>
             <w:tcW w:w="3922" w:type="pct"/>
-            <w:tcMar/>
           </w:tcPr>
           <w:p>
             <w:pPr>
@@ -5003,7 +4991,6 @@
           <w:tcPr>
             <w:tcW w:w="1078" w:type="pct"/>
             <w:shd w:val="clear" w:color="auto" w:fill="4F81BD" w:themeFill="accent1"/>
-            <w:tcMar/>
           </w:tcPr>
           <w:p>
             <w:pPr>
@@ -5031,7 +5018,6 @@
         <w:tc>
           <w:tcPr>
             <w:tcW w:w="3922" w:type="pct"/>
-            <w:tcMar/>
           </w:tcPr>
           <w:p>
             <w:pPr>
@@ -5058,7 +5044,6 @@
           <w:tcPr>
             <w:tcW w:w="1078" w:type="pct"/>
             <w:shd w:val="clear" w:color="auto" w:fill="4F81BD" w:themeFill="accent1"/>
-            <w:tcMar/>
           </w:tcPr>
           <w:p>
             <w:pPr>
@@ -5086,7 +5071,6 @@
         <w:tc>
           <w:tcPr>
             <w:tcW w:w="3922" w:type="pct"/>
-            <w:tcMar/>
           </w:tcPr>
           <w:p>
             <w:pPr>
@@ -5105,59 +5089,11 @@
           <w:tcPr>
             <w:tcW w:w="1078" w:type="pct"/>
             <w:shd w:val="clear" w:color="auto" w:fill="4F81BD" w:themeFill="accent1"/>
-            <w:tcMar/>
           </w:tcPr>
           <w:p>
             <w:pPr>
               <w:spacing w:after="40" w:line="360" w:lineRule="auto"/>
               <w:jc w:val="left"/>
-              <w:rPr>
-                <w:rFonts w:eastAsia="Times New Roman"/>
-                <w:b w:val="1"/>
-                <w:bCs w:val="1"/>
-                <w:color w:val="FFFFFF"/>
-                <w:lang w:val="en-GB"/>
-              </w:rPr>
-            </w:pPr>
-            <w:r>
-              <w:rPr>
-                <w:rFonts w:eastAsia="Times New Roman"/>
-                <w:b w:val="1"/>
-                <w:bCs w:val="1"/>
-                <w:color w:val="FFFFFF" w:themeColor="background1" w:themeTint="FF" w:themeShade="FF"/>
-                <w:lang w:val="en-GB"/>
-              </w:rPr>
-              <w:t>Điều kiện trước</w:t>
-            </w:r>
-          </w:p>
-        </w:tc>
-        <w:tc>
-          <w:tcPr>
-            <w:tcW w:w="3922" w:type="pct"/>
-            <w:tcMar/>
-          </w:tcPr>
-          <w:p>
-            <w:pPr>
-              <w:spacing w:after="40" w:line="360" w:lineRule="auto"/>
-              <w:rPr>
-                <w:rFonts w:eastAsia="Times New Roman"/>
-                <w:bCs/>
-                <w:lang w:val="en-GB"/>
-              </w:rPr>
-            </w:pPr>
-          </w:p>
-        </w:tc>
-      </w:tr>
-      <w:tr>
-        <w:tc>
-          <w:tcPr>
-            <w:tcW w:w="1078" w:type="pct"/>
-            <w:shd w:val="clear" w:color="auto" w:fill="4F81BD" w:themeFill="accent1"/>
-            <w:tcMar/>
-          </w:tcPr>
-          <w:p>
-            <w:pPr>
-              <w:spacing w:after="40" w:line="360" w:lineRule="auto"/>
               <w:rPr>
                 <w:rFonts w:eastAsia="Times New Roman"/>
                 <w:b/>
@@ -5171,9 +5107,54 @@
                 <w:rFonts w:eastAsia="Times New Roman"/>
                 <w:b/>
                 <w:bCs/>
+                <w:color w:val="FFFFFF" w:themeColor="background1"/>
+                <w:lang w:val="en-GB"/>
+              </w:rPr>
+              <w:t>Điều kiện trước</w:t>
+            </w:r>
+          </w:p>
+        </w:tc>
+        <w:tc>
+          <w:tcPr>
+            <w:tcW w:w="3922" w:type="pct"/>
+          </w:tcPr>
+          <w:p>
+            <w:pPr>
+              <w:spacing w:after="40" w:line="360" w:lineRule="auto"/>
+              <w:rPr>
+                <w:rFonts w:eastAsia="Times New Roman"/>
+                <w:bCs/>
+                <w:lang w:val="en-GB"/>
+              </w:rPr>
+            </w:pPr>
+          </w:p>
+        </w:tc>
+      </w:tr>
+      <w:tr>
+        <w:tc>
+          <w:tcPr>
+            <w:tcW w:w="1078" w:type="pct"/>
+            <w:shd w:val="clear" w:color="auto" w:fill="4F81BD" w:themeFill="accent1"/>
+          </w:tcPr>
+          <w:p>
+            <w:pPr>
+              <w:spacing w:after="40" w:line="360" w:lineRule="auto"/>
+              <w:rPr>
+                <w:rFonts w:eastAsia="Times New Roman"/>
+                <w:b/>
+                <w:bCs/>
                 <w:color w:val="FFFFFF"/>
                 <w:lang w:val="en-GB"/>
               </w:rPr>
+            </w:pPr>
+            <w:r>
+              <w:rPr>
+                <w:rFonts w:eastAsia="Times New Roman"/>
+                <w:b/>
+                <w:bCs/>
+                <w:color w:val="FFFFFF"/>
+                <w:lang w:val="en-GB"/>
+              </w:rPr>
               <w:t>Điều kiện sau</w:t>
             </w:r>
           </w:p>
@@ -5181,7 +5162,6 @@
         <w:tc>
           <w:tcPr>
             <w:tcW w:w="3922" w:type="pct"/>
-            <w:tcMar/>
           </w:tcPr>
           <w:p>
             <w:pPr>
@@ -5228,6 +5208,7 @@
           <w:i/>
           <w:u w:val="single"/>
         </w:rPr>
+        <w:lastRenderedPageBreak/>
         <w:t>Quy tắc nghiệp vụ (Business Rules)</w:t>
       </w:r>
     </w:p>
@@ -5237,12 +5218,12 @@
         <w:tblW w:w="9180" w:type="dxa"/>
         <w:tblInd w:w="475" w:type="dxa"/>
         <w:tblBorders>
-          <w:top w:val="single" w:color="000000" w:themeColor="text1" w:sz="8" w:space="0"/>
-          <w:left w:val="single" w:color="000000" w:themeColor="text1" w:sz="8" w:space="0"/>
-          <w:bottom w:val="single" w:color="000000" w:themeColor="text1" w:sz="8" w:space="0"/>
-          <w:right w:val="single" w:color="000000" w:themeColor="text1" w:sz="8" w:space="0"/>
-          <w:insideH w:val="single" w:color="000000" w:themeColor="text1" w:sz="8" w:space="0"/>
-          <w:insideV w:val="single" w:color="000000" w:themeColor="text1" w:sz="8" w:space="0"/>
+          <w:top w:val="single" w:sz="8" w:space="0" w:color="000000" w:themeColor="text1"/>
+          <w:left w:val="single" w:sz="8" w:space="0" w:color="000000" w:themeColor="text1"/>
+          <w:bottom w:val="single" w:sz="8" w:space="0" w:color="000000" w:themeColor="text1"/>
+          <w:right w:val="single" w:sz="8" w:space="0" w:color="000000" w:themeColor="text1"/>
+          <w:insideH w:val="single" w:sz="8" w:space="0" w:color="000000" w:themeColor="text1"/>
+          <w:insideV w:val="single" w:sz="8" w:space="0" w:color="000000" w:themeColor="text1"/>
         </w:tblBorders>
         <w:tblLayout w:type="fixed"/>
         <w:tblLook w:val="01E0" w:firstRow="1" w:lastRow="1" w:firstColumn="1" w:lastColumn="1" w:noHBand="0" w:noVBand="0"/>
@@ -5260,14 +5241,13 @@
           <w:tcPr>
             <w:cnfStyle w:val="001000000000" w:firstRow="0" w:lastRow="0" w:firstColumn="1" w:lastColumn="0" w:oddVBand="0" w:evenVBand="0" w:oddHBand="0" w:evenHBand="0" w:firstRowFirstColumn="0" w:firstRowLastColumn="0" w:lastRowFirstColumn="0" w:lastRowLastColumn="0"/>
             <w:tcW w:w="649" w:type="dxa"/>
-            <w:tcMar/>
           </w:tcPr>
           <w:p>
             <w:pPr>
               <w:ind w:left="-144" w:right="-144"/>
               <w:jc w:val="center"/>
               <w:rPr>
-                <w:rFonts w:ascii="Times New Roman" w:hAnsi="Times New Roman" w:eastAsia="Times New Roman" w:cs="Times New Roman"/>
+                <w:rFonts w:ascii="Times New Roman" w:eastAsia="Times New Roman" w:hAnsi="Times New Roman" w:cs="Times New Roman"/>
                 <w:sz w:val="24"/>
                 <w:szCs w:val="24"/>
                 <w:lang w:val="en-GB"/>
@@ -5275,7 +5255,7 @@
             </w:pPr>
             <w:r>
               <w:rPr>
-                <w:rFonts w:ascii="Times New Roman" w:hAnsi="Times New Roman" w:eastAsia="Times New Roman" w:cs="Times New Roman"/>
+                <w:rFonts w:ascii="Times New Roman" w:eastAsia="Times New Roman" w:hAnsi="Times New Roman" w:cs="Times New Roman"/>
                 <w:sz w:val="24"/>
                 <w:szCs w:val="24"/>
                 <w:lang w:val="en-GB"/>
@@ -5289,18 +5269,17 @@
             <w:cnfStyle w:val="000010000000" w:firstRow="0" w:lastRow="0" w:firstColumn="0" w:lastColumn="0" w:oddVBand="1" w:evenVBand="0" w:oddHBand="0" w:evenHBand="0" w:firstRowFirstColumn="0" w:firstRowLastColumn="0" w:lastRowFirstColumn="0" w:lastRowLastColumn="0"/>
             <w:tcW w:w="851" w:type="dxa"/>
             <w:tcBorders>
-              <w:top w:val="none" w:color="auto" w:sz="0" w:space="0"/>
-              <w:left w:val="none" w:color="auto" w:sz="0" w:space="0"/>
-              <w:right w:val="none" w:color="auto" w:sz="0" w:space="0"/>
+              <w:top w:val="none" w:sz="0" w:space="0" w:color="auto"/>
+              <w:left w:val="none" w:sz="0" w:space="0" w:color="auto"/>
+              <w:right w:val="none" w:sz="0" w:space="0" w:color="auto"/>
             </w:tcBorders>
-            <w:tcMar/>
           </w:tcPr>
           <w:p>
             <w:pPr>
               <w:ind w:left="-142" w:right="-320"/>
               <w:jc w:val="both"/>
               <w:rPr>
-                <w:rFonts w:ascii="Times New Roman" w:hAnsi="Times New Roman" w:eastAsia="Times New Roman" w:cs="Times New Roman"/>
+                <w:rFonts w:ascii="Times New Roman" w:eastAsia="Times New Roman" w:hAnsi="Times New Roman" w:cs="Times New Roman"/>
                 <w:sz w:val="24"/>
                 <w:szCs w:val="24"/>
                 <w:lang w:val="en-GB"/>
@@ -5308,7 +5287,7 @@
             </w:pPr>
             <w:r>
               <w:rPr>
-                <w:rFonts w:ascii="Times New Roman" w:hAnsi="Times New Roman" w:eastAsia="Times New Roman" w:cs="Times New Roman"/>
+                <w:rFonts w:ascii="Times New Roman" w:eastAsia="Times New Roman" w:hAnsi="Times New Roman" w:cs="Times New Roman"/>
                 <w:sz w:val="24"/>
                 <w:szCs w:val="24"/>
                 <w:lang w:val="en-GB"/>
@@ -5317,7 +5296,7 @@
             </w:r>
             <w:r>
               <w:rPr>
-                <w:rFonts w:ascii="Times New Roman" w:hAnsi="Times New Roman" w:eastAsia="Times New Roman" w:cs="Times New Roman"/>
+                <w:rFonts w:ascii="Times New Roman" w:eastAsia="Times New Roman" w:hAnsi="Times New Roman" w:cs="Times New Roman"/>
                 <w:sz w:val="24"/>
                 <w:szCs w:val="24"/>
                 <w:lang w:val="en-GB"/>
@@ -5330,14 +5309,13 @@
           <w:tcPr>
             <w:cnfStyle w:val="000100000000" w:firstRow="0" w:lastRow="0" w:firstColumn="0" w:lastColumn="1" w:oddVBand="0" w:evenVBand="0" w:oddHBand="0" w:evenHBand="0" w:firstRowFirstColumn="0" w:firstRowLastColumn="0" w:lastRowFirstColumn="0" w:lastRowLastColumn="0"/>
             <w:tcW w:w="7680" w:type="dxa"/>
-            <w:tcMar/>
           </w:tcPr>
           <w:p>
             <w:pPr>
               <w:ind w:left="-142" w:right="-320"/>
               <w:jc w:val="center"/>
               <w:rPr>
-                <w:rFonts w:ascii="Times New Roman" w:hAnsi="Times New Roman" w:eastAsia="Times New Roman" w:cs="Times New Roman"/>
+                <w:rFonts w:ascii="Times New Roman" w:eastAsia="Times New Roman" w:hAnsi="Times New Roman" w:cs="Times New Roman"/>
                 <w:sz w:val="24"/>
                 <w:szCs w:val="24"/>
                 <w:lang w:val="en-GB"/>
@@ -5345,7 +5323,7 @@
             </w:pPr>
             <w:r>
               <w:rPr>
-                <w:rFonts w:ascii="Times New Roman" w:hAnsi="Times New Roman" w:eastAsia="Times New Roman" w:cs="Times New Roman"/>
+                <w:rFonts w:ascii="Times New Roman" w:eastAsia="Times New Roman" w:hAnsi="Times New Roman" w:cs="Times New Roman"/>
                 <w:sz w:val="24"/>
                 <w:szCs w:val="24"/>
                 <w:lang w:val="en-GB"/>
@@ -5364,18 +5342,17 @@
             <w:cnfStyle w:val="001000000000" w:firstRow="0" w:lastRow="0" w:firstColumn="1" w:lastColumn="0" w:oddVBand="0" w:evenVBand="0" w:oddHBand="0" w:evenHBand="0" w:firstRowFirstColumn="0" w:firstRowLastColumn="0" w:lastRowFirstColumn="0" w:lastRowLastColumn="0"/>
             <w:tcW w:w="649" w:type="dxa"/>
             <w:tcBorders>
-              <w:top w:val="none" w:color="auto" w:sz="0" w:space="0"/>
-              <w:left w:val="none" w:color="auto" w:sz="0" w:space="0"/>
-              <w:bottom w:val="none" w:color="auto" w:sz="0" w:space="0"/>
+              <w:top w:val="none" w:sz="0" w:space="0" w:color="auto"/>
+              <w:left w:val="none" w:sz="0" w:space="0" w:color="auto"/>
+              <w:bottom w:val="none" w:sz="0" w:space="0" w:color="auto"/>
             </w:tcBorders>
-            <w:tcMar/>
           </w:tcPr>
           <w:p>
             <w:pPr>
               <w:ind w:left="-144" w:right="-144"/>
               <w:jc w:val="center"/>
               <w:rPr>
-                <w:rFonts w:ascii="Times New Roman" w:hAnsi="Times New Roman" w:eastAsia="Times New Roman" w:cs="Times New Roman"/>
+                <w:rFonts w:ascii="Times New Roman" w:eastAsia="Times New Roman" w:hAnsi="Times New Roman" w:cs="Times New Roman"/>
                 <w:sz w:val="24"/>
                 <w:szCs w:val="24"/>
                 <w:lang w:val="en-GB"/>
@@ -5388,19 +5365,18 @@
             <w:cnfStyle w:val="000010000000" w:firstRow="0" w:lastRow="0" w:firstColumn="0" w:lastColumn="0" w:oddVBand="1" w:evenVBand="0" w:oddHBand="0" w:evenHBand="0" w:firstRowFirstColumn="0" w:firstRowLastColumn="0" w:lastRowFirstColumn="0" w:lastRowLastColumn="0"/>
             <w:tcW w:w="851" w:type="dxa"/>
             <w:tcBorders>
-              <w:top w:val="none" w:color="auto" w:sz="0" w:space="0"/>
-              <w:left w:val="none" w:color="auto" w:sz="0" w:space="0"/>
-              <w:bottom w:val="none" w:color="auto" w:sz="0" w:space="0"/>
-              <w:right w:val="none" w:color="auto" w:sz="0" w:space="0"/>
+              <w:top w:val="none" w:sz="0" w:space="0" w:color="auto"/>
+              <w:left w:val="none" w:sz="0" w:space="0" w:color="auto"/>
+              <w:bottom w:val="none" w:sz="0" w:space="0" w:color="auto"/>
+              <w:right w:val="none" w:sz="0" w:space="0" w:color="auto"/>
             </w:tcBorders>
-            <w:tcMar/>
           </w:tcPr>
           <w:p>
             <w:pPr>
               <w:ind w:left="-144" w:right="-144"/>
               <w:jc w:val="center"/>
               <w:rPr>
-                <w:rFonts w:ascii="Times New Roman" w:hAnsi="Times New Roman" w:eastAsia="Times New Roman" w:cs="Times New Roman"/>
+                <w:rFonts w:ascii="Times New Roman" w:eastAsia="Times New Roman" w:hAnsi="Times New Roman" w:cs="Times New Roman"/>
                 <w:sz w:val="24"/>
                 <w:szCs w:val="24"/>
                 <w:lang w:val="en-GB"/>
@@ -5408,7 +5384,7 @@
             </w:pPr>
             <w:r>
               <w:rPr>
-                <w:rFonts w:ascii="Times New Roman" w:hAnsi="Times New Roman" w:eastAsia="Times New Roman" w:cs="Times New Roman"/>
+                <w:rFonts w:ascii="Times New Roman" w:eastAsia="Times New Roman" w:hAnsi="Times New Roman" w:cs="Times New Roman"/>
                 <w:sz w:val="24"/>
                 <w:szCs w:val="24"/>
                 <w:lang w:val="en-GB"/>
@@ -5422,17 +5398,16 @@
             <w:cnfStyle w:val="000100000000" w:firstRow="0" w:lastRow="0" w:firstColumn="0" w:lastColumn="1" w:oddVBand="0" w:evenVBand="0" w:oddHBand="0" w:evenHBand="0" w:firstRowFirstColumn="0" w:firstRowLastColumn="0" w:lastRowFirstColumn="0" w:lastRowLastColumn="0"/>
             <w:tcW w:w="7680" w:type="dxa"/>
             <w:tcBorders>
-              <w:top w:val="none" w:color="auto" w:sz="0" w:space="0"/>
-              <w:bottom w:val="none" w:color="auto" w:sz="0" w:space="0"/>
-              <w:right w:val="none" w:color="auto" w:sz="0" w:space="0"/>
+              <w:top w:val="none" w:sz="0" w:space="0" w:color="auto"/>
+              <w:bottom w:val="none" w:sz="0" w:space="0" w:color="auto"/>
+              <w:right w:val="none" w:sz="0" w:space="0" w:color="auto"/>
             </w:tcBorders>
-            <w:tcMar/>
           </w:tcPr>
           <w:p>
             <w:pPr>
               <w:ind w:right="-320"/>
               <w:rPr>
-                <w:rFonts w:ascii="Times New Roman" w:hAnsi="Times New Roman" w:eastAsia="Times New Roman" w:cs="Times New Roman"/>
+                <w:rFonts w:ascii="Times New Roman" w:eastAsia="Times New Roman" w:hAnsi="Times New Roman" w:cs="Times New Roman"/>
                 <w:sz w:val="24"/>
                 <w:szCs w:val="24"/>
                 <w:lang w:val="en-GB"/>
@@ -5440,7 +5415,7 @@
             </w:pPr>
             <w:r>
               <w:rPr>
-                <w:rFonts w:ascii="Times New Roman" w:hAnsi="Times New Roman" w:eastAsia="Times New Roman" w:cs="Times New Roman"/>
+                <w:rFonts w:ascii="Times New Roman" w:eastAsia="Times New Roman" w:hAnsi="Times New Roman" w:cs="Times New Roman"/>
                 <w:b/>
                 <w:sz w:val="24"/>
                 <w:szCs w:val="24"/>
@@ -5451,7 +5426,7 @@
             </w:r>
             <w:r>
               <w:rPr>
-                <w:rFonts w:ascii="Times New Roman" w:hAnsi="Times New Roman" w:eastAsia="Times New Roman" w:cs="Times New Roman"/>
+                <w:rFonts w:ascii="Times New Roman" w:eastAsia="Times New Roman" w:hAnsi="Times New Roman" w:cs="Times New Roman"/>
                 <w:sz w:val="24"/>
                 <w:szCs w:val="24"/>
                 <w:lang w:val="en-GB"/>
@@ -5592,14 +5567,13 @@
           <w:tcPr>
             <w:cnfStyle w:val="001000000000" w:firstRow="0" w:lastRow="0" w:firstColumn="1" w:lastColumn="0" w:oddVBand="0" w:evenVBand="0" w:oddHBand="0" w:evenHBand="0" w:firstRowFirstColumn="0" w:firstRowLastColumn="0" w:lastRowFirstColumn="0" w:lastRowLastColumn="0"/>
             <w:tcW w:w="649" w:type="dxa"/>
-            <w:tcMar/>
           </w:tcPr>
           <w:p>
             <w:pPr>
               <w:ind w:left="-144" w:right="-144"/>
               <w:jc w:val="center"/>
               <w:rPr>
-                <w:rFonts w:ascii="Times New Roman" w:hAnsi="Times New Roman" w:eastAsia="Times New Roman" w:cs="Times New Roman"/>
+                <w:rFonts w:ascii="Times New Roman" w:eastAsia="Times New Roman" w:hAnsi="Times New Roman" w:cs="Times New Roman"/>
                 <w:sz w:val="24"/>
                 <w:szCs w:val="24"/>
                 <w:lang w:val="en-GB"/>
@@ -5612,17 +5586,16 @@
             <w:cnfStyle w:val="000010000000" w:firstRow="0" w:lastRow="0" w:firstColumn="0" w:lastColumn="0" w:oddVBand="1" w:evenVBand="0" w:oddHBand="0" w:evenHBand="0" w:firstRowFirstColumn="0" w:firstRowLastColumn="0" w:lastRowFirstColumn="0" w:lastRowLastColumn="0"/>
             <w:tcW w:w="851" w:type="dxa"/>
             <w:tcBorders>
-              <w:left w:val="none" w:color="auto" w:sz="0" w:space="0"/>
-              <w:right w:val="none" w:color="auto" w:sz="0" w:space="0"/>
+              <w:left w:val="none" w:sz="0" w:space="0" w:color="auto"/>
+              <w:right w:val="none" w:sz="0" w:space="0" w:color="auto"/>
             </w:tcBorders>
-            <w:tcMar/>
           </w:tcPr>
           <w:p>
             <w:pPr>
               <w:ind w:left="-144" w:right="-144"/>
               <w:jc w:val="center"/>
               <w:rPr>
-                <w:rFonts w:ascii="Times New Roman" w:hAnsi="Times New Roman" w:eastAsia="Times New Roman" w:cs="Times New Roman"/>
+                <w:rFonts w:ascii="Times New Roman" w:eastAsia="Times New Roman" w:hAnsi="Times New Roman" w:cs="Times New Roman"/>
                 <w:sz w:val="24"/>
                 <w:szCs w:val="24"/>
                 <w:lang w:val="en-GB"/>
@@ -5630,7 +5603,7 @@
             </w:pPr>
             <w:r>
               <w:rPr>
-                <w:rFonts w:ascii="Times New Roman" w:hAnsi="Times New Roman" w:eastAsia="Times New Roman" w:cs="Times New Roman"/>
+                <w:rFonts w:ascii="Times New Roman" w:eastAsia="Times New Roman" w:hAnsi="Times New Roman" w:cs="Times New Roman"/>
                 <w:sz w:val="24"/>
                 <w:szCs w:val="24"/>
                 <w:lang w:val="en-GB"/>
@@ -5643,7 +5616,6 @@
           <w:tcPr>
             <w:cnfStyle w:val="000100000000" w:firstRow="0" w:lastRow="0" w:firstColumn="0" w:lastColumn="1" w:oddVBand="0" w:evenVBand="0" w:oddHBand="0" w:evenHBand="0" w:firstRowFirstColumn="0" w:firstRowLastColumn="0" w:lastRowFirstColumn="0" w:lastRowLastColumn="0"/>
             <w:tcW w:w="7680" w:type="dxa"/>
-            <w:tcMar/>
           </w:tcPr>
           <w:p>
             <w:pPr>
@@ -5695,7 +5667,6 @@
               <w:tc>
                 <w:tcPr>
                   <w:tcW w:w="3565" w:type="dxa"/>
-                  <w:tcMar/>
                 </w:tcPr>
                 <w:p>
                   <w:pPr>
@@ -5721,7 +5692,6 @@
               <w:tc>
                 <w:tcPr>
                   <w:tcW w:w="3872" w:type="dxa"/>
-                  <w:tcMar/>
                 </w:tcPr>
                 <w:p>
                   <w:pPr>
@@ -5760,7 +5730,6 @@
               <w:tc>
                 <w:tcPr>
                   <w:tcW w:w="3565" w:type="dxa"/>
-                  <w:tcMar/>
                 </w:tcPr>
                 <w:p>
                   <w:pPr>
@@ -5796,7 +5765,6 @@
               <w:tc>
                 <w:tcPr>
                   <w:tcW w:w="3872" w:type="dxa"/>
-                  <w:tcMar/>
                 </w:tcPr>
                 <w:p>
                   <w:pPr>
@@ -5818,7 +5786,6 @@
               <w:tc>
                 <w:tcPr>
                   <w:tcW w:w="3565" w:type="dxa"/>
-                  <w:tcMar/>
                 </w:tcPr>
                 <w:p>
                   <w:pPr>
@@ -5853,7 +5820,6 @@
               <w:tc>
                 <w:tcPr>
                   <w:tcW w:w="3872" w:type="dxa"/>
-                  <w:tcMar/>
                 </w:tcPr>
                 <w:p>
                   <w:pPr>
@@ -5896,7 +5862,6 @@
               <w:tc>
                 <w:tcPr>
                   <w:tcW w:w="3565" w:type="dxa"/>
-                  <w:tcMar/>
                 </w:tcPr>
                 <w:p>
                   <w:pPr>
@@ -5930,7 +5895,6 @@
               <w:tc>
                 <w:tcPr>
                   <w:tcW w:w="3872" w:type="dxa"/>
-                  <w:tcMar/>
                 </w:tcPr>
                 <w:p>
                   <w:pPr>
@@ -5960,7 +5924,6 @@
               <w:tc>
                 <w:tcPr>
                   <w:tcW w:w="3565" w:type="dxa"/>
-                  <w:tcMar/>
                 </w:tcPr>
                 <w:p>
                   <w:pPr>
@@ -5994,7 +5957,6 @@
               <w:tc>
                 <w:tcPr>
                   <w:tcW w:w="3872" w:type="dxa"/>
-                  <w:tcMar/>
                 </w:tcPr>
                 <w:p>
                   <w:pPr>
@@ -6023,7 +5985,6 @@
               <w:tc>
                 <w:tcPr>
                   <w:tcW w:w="3565" w:type="dxa"/>
-                  <w:tcMar/>
                 </w:tcPr>
                 <w:p>
                   <w:pPr>
@@ -6057,87 +6018,37 @@
               <w:tc>
                 <w:tcPr>
                   <w:tcW w:w="3872" w:type="dxa"/>
-                  <w:tcMar/>
                 </w:tcPr>
                 <w:p>
                   <w:pPr>
-                    <w:spacing w:before="0" w:beforeAutospacing="off" w:after="0" w:afterAutospacing="off" w:line="360" w:lineRule="auto"/>
-                    <w:ind w:left="0" w:right="175"/>
-                    <w:jc w:val="left"/>
-                  </w:pPr>
-                  <w:r>
-                    <w:rPr>
-                      <w:rFonts w:eastAsia="Times New Roman"/>
-                      <w:lang w:val="en-GB"/>
-                    </w:rPr>
-                    <w:t xml:space="preserve">LEFT JOIN </w:t>
-                  </w:r>
-                  <w:r>
-                    <w:rPr>
-                      <w:rFonts w:eastAsia="Times New Roman"/>
-                      <w:lang w:val="en-GB"/>
-                    </w:rPr>
-                    <w:t>với</w:t>
-                  </w:r>
-                  <w:r>
-                    <w:rPr>
-                      <w:rFonts w:eastAsia="Times New Roman"/>
-                      <w:lang w:val="en-GB"/>
-                    </w:rPr>
-                    <w:t xml:space="preserve"> </w:t>
-                  </w:r>
-                  <w:r>
-                    <w:rPr>
-                      <w:rFonts w:eastAsia="Times New Roman"/>
-                      <w:lang w:val="en-GB"/>
-                    </w:rPr>
-                    <w:t>điều</w:t>
-                  </w:r>
-                  <w:r>
-                    <w:rPr>
-                      <w:rFonts w:eastAsia="Times New Roman"/>
-                      <w:lang w:val="en-GB"/>
-                    </w:rPr>
-                    <w:t xml:space="preserve"> </w:t>
-                  </w:r>
-                  <w:r>
-                    <w:rPr>
-                      <w:rFonts w:eastAsia="Times New Roman"/>
-                      <w:lang w:val="en-GB"/>
-                    </w:rPr>
-                    <w:t>kiện</w:t>
-                  </w:r>
-                  <w:r>
-                    <w:rPr>
-                      <w:rFonts w:eastAsia="Times New Roman"/>
-                      <w:lang w:val="en-GB"/>
-                    </w:rPr>
-                    <w:t xml:space="preserve">: </w:t>
-                  </w:r>
-                  <w:r>
-                    <w:rPr>
-                      <w:rFonts w:ascii="Times New Roman" w:hAnsi="Times New Roman" w:eastAsia="Times New Roman" w:cs="Times New Roman"/>
-                      <w:noProof w:val="0"/>
-                      <w:sz w:val="24"/>
-                      <w:szCs w:val="24"/>
-                      <w:lang w:val="en-GB"/>
-                    </w:rPr>
-                    <w:t>d.WI_NAME = e.WI_NAME</w:t>
-                  </w:r>
-                </w:p>
-                <w:p>
-                  <w:pPr>
-                    <w:pStyle w:val="Normal"/>
                     <w:spacing w:line="360" w:lineRule="auto"/>
                     <w:ind w:right="175"/>
                     <w:jc w:val="left"/>
                   </w:pPr>
                   <w:r>
                     <w:rPr>
-                      <w:rFonts w:ascii="Times New Roman" w:hAnsi="Times New Roman" w:eastAsia="Times New Roman" w:cs="Times New Roman"/>
-                      <w:noProof w:val="0"/>
-                      <w:sz w:val="24"/>
-                      <w:szCs w:val="24"/>
+                      <w:rFonts w:eastAsia="Times New Roman"/>
+                      <w:lang w:val="en-GB"/>
+                    </w:rPr>
+                    <w:t xml:space="preserve">LEFT JOIN với điều kiện: </w:t>
+                  </w:r>
+                  <w:r>
+                    <w:rPr>
+                      <w:rFonts w:eastAsia="Times New Roman"/>
+                      <w:lang w:val="en-GB"/>
+                    </w:rPr>
+                    <w:t>d.WI_NAME = e.WI_NAME</w:t>
+                  </w:r>
+                </w:p>
+                <w:p>
+                  <w:pPr>
+                    <w:spacing w:line="360" w:lineRule="auto"/>
+                    <w:ind w:right="175"/>
+                    <w:jc w:val="left"/>
+                  </w:pPr>
+                  <w:r>
+                    <w:rPr>
+                      <w:rFonts w:eastAsia="Times New Roman"/>
                       <w:lang w:val="en-GB"/>
                     </w:rPr>
                     <w:t>and d.ID_NO_CO = e.PIN</w:t>
@@ -6152,7 +6063,6 @@
               <w:tc>
                 <w:tcPr>
                   <w:tcW w:w="3565" w:type="dxa"/>
-                  <w:tcMar/>
                 </w:tcPr>
                 <w:p>
                   <w:pPr>
@@ -6186,7 +6096,6 @@
               <w:tc>
                 <w:tcPr>
                   <w:tcW w:w="3872" w:type="dxa"/>
-                  <w:tcMar/>
                 </w:tcPr>
                 <w:p>
                   <w:pPr>
@@ -6215,7 +6124,6 @@
               <w:tc>
                 <w:tcPr>
                   <w:tcW w:w="3565" w:type="dxa"/>
-                  <w:tcMar/>
                 </w:tcPr>
                 <w:p>
                   <w:pPr>
@@ -6249,7 +6157,6 @@
               <w:tc>
                 <w:tcPr>
                   <w:tcW w:w="3872" w:type="dxa"/>
-                  <w:tcMar/>
                 </w:tcPr>
                 <w:p>
                   <w:pPr>
@@ -6285,7 +6192,6 @@
               <w:tc>
                 <w:tcPr>
                   <w:tcW w:w="3565" w:type="dxa"/>
-                  <w:tcMar/>
                 </w:tcPr>
                 <w:p>
                   <w:pPr>
@@ -6319,7 +6225,6 @@
               <w:tc>
                 <w:tcPr>
                   <w:tcW w:w="3872" w:type="dxa"/>
-                  <w:tcMar/>
                 </w:tcPr>
                 <w:p>
                   <w:pPr>
@@ -6349,7 +6254,6 @@
               <w:tc>
                 <w:tcPr>
                   <w:tcW w:w="3565" w:type="dxa"/>
-                  <w:tcMar/>
                 </w:tcPr>
                 <w:p>
                   <w:pPr>
@@ -6383,7 +6287,6 @@
               <w:tc>
                 <w:tcPr>
                   <w:tcW w:w="3872" w:type="dxa"/>
-                  <w:tcMar/>
                 </w:tcPr>
                 <w:p>
                   <w:pPr>
@@ -6412,7 +6315,6 @@
               <w:tc>
                 <w:tcPr>
                   <w:tcW w:w="3565" w:type="dxa"/>
-                  <w:tcMar/>
                 </w:tcPr>
                 <w:p>
                   <w:pPr>
@@ -6446,7 +6348,6 @@
               <w:tc>
                 <w:tcPr>
                   <w:tcW w:w="3872" w:type="dxa"/>
-                  <w:tcMar/>
                 </w:tcPr>
                 <w:p>
                   <w:pPr>
@@ -6475,7 +6376,6 @@
               <w:tc>
                 <w:tcPr>
                   <w:tcW w:w="3565" w:type="dxa"/>
-                  <w:tcMar/>
                 </w:tcPr>
                 <w:p>
                   <w:pPr>
@@ -6490,6 +6390,7 @@
                     <w:rPr>
                       <w:color w:val="000000"/>
                     </w:rPr>
+                    <w:lastRenderedPageBreak/>
                     <w:t>SBLOS2.</w:t>
                   </w:r>
                   <w:r>
@@ -6509,7 +6410,6 @@
               <w:tc>
                 <w:tcPr>
                   <w:tcW w:w="3872" w:type="dxa"/>
-                  <w:tcMar/>
                 </w:tcPr>
                 <w:p>
                   <w:pPr>
@@ -6538,7 +6438,6 @@
               <w:tc>
                 <w:tcPr>
                   <w:tcW w:w="3565" w:type="dxa"/>
-                  <w:tcMar/>
                 </w:tcPr>
                 <w:p>
                   <w:pPr>
@@ -6566,7 +6465,6 @@
               <w:tc>
                 <w:tcPr>
                   <w:tcW w:w="3872" w:type="dxa"/>
-                  <w:tcMar/>
                 </w:tcPr>
                 <w:p>
                   <w:pPr>
@@ -6583,49 +6481,7 @@
                       <w:rFonts w:eastAsia="Times New Roman"/>
                       <w:lang w:val="en-GB"/>
                     </w:rPr>
-                    <w:t xml:space="preserve">LEFT JOIN </w:t>
-                  </w:r>
-                  <w:r>
-                    <w:rPr>
-                      <w:rFonts w:eastAsia="Times New Roman"/>
-                      <w:lang w:val="en-GB"/>
-                    </w:rPr>
-                    <w:t>với</w:t>
-                  </w:r>
-                  <w:r>
-                    <w:rPr>
-                      <w:rFonts w:eastAsia="Times New Roman"/>
-                      <w:lang w:val="en-GB"/>
-                    </w:rPr>
-                    <w:t xml:space="preserve"> </w:t>
-                  </w:r>
-                  <w:r>
-                    <w:rPr>
-                      <w:rFonts w:eastAsia="Times New Roman"/>
-                      <w:lang w:val="en-GB"/>
-                    </w:rPr>
-                    <w:t>điều</w:t>
-                  </w:r>
-                  <w:r>
-                    <w:rPr>
-                      <w:rFonts w:eastAsia="Times New Roman"/>
-                      <w:lang w:val="en-GB"/>
-                    </w:rPr>
-                    <w:t xml:space="preserve"> </w:t>
-                  </w:r>
-                  <w:r>
-                    <w:rPr>
-                      <w:rFonts w:eastAsia="Times New Roman"/>
-                      <w:lang w:val="en-GB"/>
-                    </w:rPr>
-                    <w:t>kiện</w:t>
-                  </w:r>
-                  <w:r>
-                    <w:rPr>
-                      <w:rFonts w:eastAsia="Times New Roman"/>
-                      <w:lang w:val="en-GB"/>
-                    </w:rPr>
-                    <w:t xml:space="preserve">: </w:t>
+                    <w:t xml:space="preserve">LEFT JOIN với điều kiện: </w:t>
                   </w:r>
                   <w:r>
                     <w:rPr>
@@ -6667,7 +6523,6 @@
               <w:tc>
                 <w:tcPr>
                   <w:tcW w:w="3565" w:type="dxa"/>
-                  <w:tcMar/>
                 </w:tcPr>
                 <w:p>
                   <w:pPr>
@@ -6695,7 +6550,6 @@
               <w:tc>
                 <w:tcPr>
                   <w:tcW w:w="3872" w:type="dxa"/>
-                  <w:tcMar/>
                 </w:tcPr>
                 <w:p>
                   <w:pPr>
@@ -6742,7 +6596,6 @@
               <w:tc>
                 <w:tcPr>
                   <w:tcW w:w="3565" w:type="dxa"/>
-                  <w:tcMar/>
                   <w:vAlign w:val="center"/>
                 </w:tcPr>
                 <w:p>
@@ -6765,7 +6618,6 @@
               <w:tc>
                 <w:tcPr>
                   <w:tcW w:w="3872" w:type="dxa"/>
-                  <w:tcMar/>
                   <w:vAlign w:val="center"/>
                 </w:tcPr>
                 <w:p>
@@ -6795,7 +6647,6 @@
               <w:tc>
                 <w:tcPr>
                   <w:tcW w:w="3565" w:type="dxa"/>
-                  <w:tcMar/>
                 </w:tcPr>
                 <w:p>
                   <w:pPr>
@@ -6817,7 +6668,6 @@
               <w:tc>
                 <w:tcPr>
                   <w:tcW w:w="3872" w:type="dxa"/>
-                  <w:tcMar/>
                 </w:tcPr>
                 <w:p>
                   <w:pPr>
@@ -6834,194 +6684,48 @@
                       <w:rFonts w:eastAsia="Times New Roman"/>
                       <w:lang w:val="en-GB"/>
                     </w:rPr>
-                    <w:t xml:space="preserve">LEFT JOIN </w:t>
-                  </w:r>
-                  <w:r>
-                    <w:rPr>
-                      <w:rFonts w:eastAsia="Times New Roman"/>
-                      <w:lang w:val="en-GB"/>
-                    </w:rPr>
-                    <w:t>với</w:t>
-                  </w:r>
-                  <w:r>
-                    <w:rPr>
-                      <w:rFonts w:eastAsia="Times New Roman"/>
-                      <w:lang w:val="en-GB"/>
-                    </w:rPr>
-                    <w:t xml:space="preserve"> </w:t>
-                  </w:r>
-                  <w:r>
-                    <w:rPr>
-                      <w:rFonts w:eastAsia="Times New Roman"/>
-                      <w:lang w:val="en-GB"/>
-                    </w:rPr>
-                    <w:t>điều</w:t>
-                  </w:r>
-                  <w:r>
-                    <w:rPr>
-                      <w:rFonts w:eastAsia="Times New Roman"/>
-                      <w:lang w:val="en-GB"/>
-                    </w:rPr>
-                    <w:t xml:space="preserve"> </w:t>
-                  </w:r>
-                  <w:r>
-                    <w:rPr>
-                      <w:rFonts w:eastAsia="Times New Roman"/>
-                      <w:lang w:val="en-GB"/>
-                    </w:rPr>
-                    <w:t>kiện</w:t>
-                  </w:r>
-                  <w:r>
-                    <w:rPr>
-                      <w:rFonts w:eastAsia="Times New Roman"/>
-                      <w:lang w:val="en-GB"/>
-                    </w:rPr>
-                    <w:t xml:space="preserve">: </w:t>
-                  </w:r>
-                  <w:r>
-                    <w:rPr>
-                      <w:color w:val="000000" w:themeColor="text1" w:themeTint="FF" w:themeShade="FF"/>
+                    <w:t xml:space="preserve">LEFT JOIN với điều kiện: </w:t>
+                  </w:r>
+                  <w:r>
+                    <w:rPr>
+                      <w:color w:val="000000" w:themeColor="text1"/>
                       <w:sz w:val="22"/>
                       <w:szCs w:val="22"/>
                     </w:rPr>
-                    <w:t>z.WI_NAME</w:t>
-                  </w:r>
-                  <w:r>
-                    <w:rPr>
-                      <w:color w:val="000000" w:themeColor="text1" w:themeTint="FF" w:themeShade="FF"/>
+                    <w:t>z.WI_NAME = h.WI_NAME</w:t>
+                  </w:r>
+                  <w:r>
+                    <w:br/>
+                  </w:r>
+                  <w:r>
+                    <w:rPr>
+                      <w:color w:val="000000" w:themeColor="text1"/>
                       <w:sz w:val="22"/>
                       <w:szCs w:val="22"/>
                     </w:rPr>
-                    <w:t xml:space="preserve"> = h.WI_NAME</w:t>
+                    <w:t xml:space="preserve"> AND UPPER(z.COL_TYPE) = 'REALSTATE'</w:t>
                   </w:r>
                   <w:r>
                     <w:br/>
                   </w:r>
                   <w:r>
                     <w:rPr>
-                      <w:color w:val="000000" w:themeColor="text1" w:themeTint="FF" w:themeShade="FF"/>
+                      <w:color w:val="000000" w:themeColor="text1"/>
                       <w:sz w:val="22"/>
                       <w:szCs w:val="22"/>
                     </w:rPr>
-                    <w:t xml:space="preserve"> AND </w:t>
-                  </w:r>
-                  <w:r>
-                    <w:rPr>
-                      <w:color w:val="000000" w:themeColor="text1" w:themeTint="FF" w:themeShade="FF"/>
+                    <w:t xml:space="preserve"> AND UPPER(z.OWNER) = UPPER(h.OWNER)</w:t>
+                  </w:r>
+                  <w:r>
+                    <w:br/>
+                  </w:r>
+                  <w:r>
+                    <w:rPr>
+                      <w:color w:val="000000" w:themeColor="text1"/>
                       <w:sz w:val="22"/>
                       <w:szCs w:val="22"/>
                     </w:rPr>
-                    <w:t>UPPER(</w:t>
-                  </w:r>
-                  <w:r>
-                    <w:rPr>
-                      <w:color w:val="000000" w:themeColor="text1" w:themeTint="FF" w:themeShade="FF"/>
-                      <w:sz w:val="22"/>
-                      <w:szCs w:val="22"/>
-                    </w:rPr>
-                    <w:t>z.COL_TYPE</w:t>
-                  </w:r>
-                  <w:r>
-                    <w:rPr>
-                      <w:color w:val="000000" w:themeColor="text1" w:themeTint="FF" w:themeShade="FF"/>
-                      <w:sz w:val="22"/>
-                      <w:szCs w:val="22"/>
-                    </w:rPr>
-                    <w:t>) = 'REALSTATE'</w:t>
-                  </w:r>
-                  <w:r>
-                    <w:br/>
-                  </w:r>
-                  <w:r>
-                    <w:rPr>
-                      <w:color w:val="000000" w:themeColor="text1" w:themeTint="FF" w:themeShade="FF"/>
-                      <w:sz w:val="22"/>
-                      <w:szCs w:val="22"/>
-                    </w:rPr>
-                    <w:t xml:space="preserve"> AND UPPER(</w:t>
-                  </w:r>
-                  <w:r>
-                    <w:rPr>
-                      <w:color w:val="000000" w:themeColor="text1" w:themeTint="FF" w:themeShade="FF"/>
-                      <w:sz w:val="22"/>
-                      <w:szCs w:val="22"/>
-                    </w:rPr>
-                    <w:t>z.OWNER</w:t>
-                  </w:r>
-                  <w:r>
-                    <w:rPr>
-                      <w:color w:val="000000" w:themeColor="text1" w:themeTint="FF" w:themeShade="FF"/>
-                      <w:sz w:val="22"/>
-                      <w:szCs w:val="22"/>
-                    </w:rPr>
-                    <w:t>) = UPPER(</w:t>
-                  </w:r>
-                  <w:r>
-                    <w:rPr>
-                      <w:color w:val="000000" w:themeColor="text1" w:themeTint="FF" w:themeShade="FF"/>
-                      <w:sz w:val="22"/>
-                      <w:szCs w:val="22"/>
-                    </w:rPr>
-                    <w:t>h.OWNER</w:t>
-                  </w:r>
-                  <w:r>
-                    <w:rPr>
-                      <w:color w:val="000000" w:themeColor="text1" w:themeTint="FF" w:themeShade="FF"/>
-                      <w:sz w:val="22"/>
-                      <w:szCs w:val="22"/>
-                    </w:rPr>
-                    <w:t>)</w:t>
-                  </w:r>
-                  <w:r>
-                    <w:br/>
-                  </w:r>
-                  <w:r>
-                    <w:rPr>
-                      <w:color w:val="000000" w:themeColor="text1" w:themeTint="FF" w:themeShade="FF"/>
-                      <w:sz w:val="22"/>
-                      <w:szCs w:val="22"/>
-                    </w:rPr>
-                    <w:t xml:space="preserve"> AND UPPER(</w:t>
-                  </w:r>
-                  <w:r>
-                    <w:rPr>
-                      <w:color w:val="000000" w:themeColor="text1" w:themeTint="FF" w:themeShade="FF"/>
-                      <w:sz w:val="22"/>
-                      <w:szCs w:val="22"/>
-                    </w:rPr>
-                    <w:t>z.RELATION</w:t>
-                  </w:r>
-                  <w:r>
-                    <w:rPr>
-                      <w:color w:val="000000" w:themeColor="text1" w:themeTint="FF" w:themeShade="FF"/>
-                      <w:sz w:val="22"/>
-                      <w:szCs w:val="22"/>
-                    </w:rPr>
-                    <w:t xml:space="preserve">) = </w:t>
-                  </w:r>
-                  <w:r>
-                    <w:rPr>
-                      <w:color w:val="000000" w:themeColor="text1" w:themeTint="FF" w:themeShade="FF"/>
-                      <w:sz w:val="22"/>
-                      <w:szCs w:val="22"/>
-                    </w:rPr>
-                    <w:t>UPPER(</w:t>
-                  </w:r>
-                  <w:r>
-                    <w:rPr>
-                      <w:color w:val="000000" w:themeColor="text1" w:themeTint="FF" w:themeShade="FF"/>
-                      <w:sz w:val="22"/>
-                      <w:szCs w:val="22"/>
-                    </w:rPr>
-                    <w:t>h.REL_CUSTOMER</w:t>
-                  </w:r>
-                  <w:r>
-                    <w:rPr>
-                      <w:color w:val="000000" w:themeColor="text1" w:themeTint="FF" w:themeShade="FF"/>
-                      <w:sz w:val="22"/>
-                      <w:szCs w:val="22"/>
-                    </w:rPr>
-                    <w:t>)</w:t>
+                    <w:t xml:space="preserve"> AND UPPER(z.RELATION) = UPPER(h.REL_CUSTOMER)</w:t>
                   </w:r>
                 </w:p>
               </w:tc>
@@ -7033,7 +6737,6 @@
               <w:tc>
                 <w:tcPr>
                   <w:tcW w:w="3565" w:type="dxa"/>
-                  <w:tcMar/>
                 </w:tcPr>
                 <w:p>
                   <w:pPr>
@@ -7055,7 +6758,6 @@
               <w:tc>
                 <w:tcPr>
                   <w:tcW w:w="3872" w:type="dxa"/>
-                  <w:tcMar/>
                 </w:tcPr>
                 <w:p>
                   <w:pPr>
@@ -7101,6 +6803,13 @@
                       <w:szCs w:val="22"/>
                     </w:rPr>
                     <w:br/>
+                    <w:t xml:space="preserve"> AND UPPER(z.COL_TYPE) = '</w:t>
+                  </w:r>
+                  <w:r>
+                    <w:rPr>
+                      <w:color w:val="000000"/>
+                    </w:rPr>
+                    <w:t>OTHER</w:t>
                   </w:r>
                   <w:r>
                     <w:rPr>
@@ -7108,13 +6817,7 @@
                       <w:sz w:val="22"/>
                       <w:szCs w:val="22"/>
                     </w:rPr>
-                    <w:t xml:space="preserve"> AND UPPER(z.COL_TYPE) = '</w:t>
-                  </w:r>
-                  <w:r>
-                    <w:rPr>
-                      <w:color w:val="000000"/>
-                    </w:rPr>
-                    <w:t>OTHER</w:t>
+                    <w:t>'</w:t>
                   </w:r>
                   <w:r>
                     <w:rPr>
@@ -7122,7 +6825,8 @@
                       <w:sz w:val="22"/>
                       <w:szCs w:val="22"/>
                     </w:rPr>
-                    <w:t>'</w:t>
+                    <w:br/>
+                    <w:t xml:space="preserve"> AND UPPER(z.OWNER) = UPPER(</w:t>
                   </w:r>
                   <w:r>
                     <w:rPr>
@@ -7130,7 +6834,7 @@
                       <w:sz w:val="22"/>
                       <w:szCs w:val="22"/>
                     </w:rPr>
-                    <w:br/>
+                    <w:t>i</w:t>
                   </w:r>
                   <w:r>
                     <w:rPr>
@@ -7138,7 +6842,7 @@
                       <w:sz w:val="22"/>
                       <w:szCs w:val="22"/>
                     </w:rPr>
-                    <w:t xml:space="preserve"> AND UPPER(z.OWNER) = UPPER(</w:t>
+                    <w:t>.OWNER)</w:t>
                   </w:r>
                   <w:r>
                     <w:rPr>
@@ -7146,30 +6850,7 @@
                       <w:sz w:val="22"/>
                       <w:szCs w:val="22"/>
                     </w:rPr>
-                    <w:t>i</w:t>
-                  </w:r>
-                  <w:r>
-                    <w:rPr>
-                      <w:color w:val="000000"/>
-                      <w:sz w:val="22"/>
-                      <w:szCs w:val="22"/>
-                    </w:rPr>
-                    <w:t>.OWNER)</w:t>
-                  </w:r>
-                  <w:r>
-                    <w:rPr>
-                      <w:color w:val="000000"/>
-                      <w:sz w:val="22"/>
-                      <w:szCs w:val="22"/>
-                    </w:rPr>
                     <w:br/>
-                  </w:r>
-                  <w:r>
-                    <w:rPr>
-                      <w:color w:val="000000"/>
-                      <w:sz w:val="22"/>
-                      <w:szCs w:val="22"/>
-                    </w:rPr>
                     <w:t xml:space="preserve"> AND UPPER(z.RELATION) = UPPER(</w:t>
                   </w:r>
                   <w:r>
@@ -7222,7 +6903,6 @@
               <w:tc>
                 <w:tcPr>
                   <w:tcW w:w="3565" w:type="dxa"/>
-                  <w:tcMar/>
                 </w:tcPr>
                 <w:p>
                   <w:pPr>
@@ -7244,7 +6924,6 @@
               <w:tc>
                 <w:tcPr>
                   <w:tcW w:w="3872" w:type="dxa"/>
-                  <w:tcMar/>
                 </w:tcPr>
                 <w:p>
                   <w:pPr>
@@ -7289,6 +6968,13 @@
                       <w:szCs w:val="22"/>
                     </w:rPr>
                     <w:br/>
+                    <w:t xml:space="preserve"> AND UPPER(z.COL_TYPE) = '</w:t>
+                  </w:r>
+                  <w:r>
+                    <w:rPr>
+                      <w:color w:val="000000"/>
+                    </w:rPr>
+                    <w:t>TRANSPORT</w:t>
                   </w:r>
                   <w:r>
                     <w:rPr>
@@ -7296,13 +6982,7 @@
                       <w:sz w:val="22"/>
                       <w:szCs w:val="22"/>
                     </w:rPr>
-                    <w:t xml:space="preserve"> AND UPPER(z.COL_TYPE) = '</w:t>
-                  </w:r>
-                  <w:r>
-                    <w:rPr>
-                      <w:color w:val="000000"/>
-                    </w:rPr>
-                    <w:t>TRANSPORT</w:t>
+                    <w:t>'</w:t>
                   </w:r>
                   <w:r>
                     <w:rPr>
@@ -7310,7 +6990,8 @@
                       <w:sz w:val="22"/>
                       <w:szCs w:val="22"/>
                     </w:rPr>
-                    <w:t>'</w:t>
+                    <w:br/>
+                    <w:t xml:space="preserve"> AND UPPER(z.OWNER) = UPPER(q.OWNER)</w:t>
                   </w:r>
                   <w:r>
                     <w:rPr>
@@ -7319,29 +7000,6 @@
                       <w:szCs w:val="22"/>
                     </w:rPr>
                     <w:br/>
-                  </w:r>
-                  <w:r>
-                    <w:rPr>
-                      <w:color w:val="000000"/>
-                      <w:sz w:val="22"/>
-                      <w:szCs w:val="22"/>
-                    </w:rPr>
-                    <w:t xml:space="preserve"> AND UPPER(z.OWNER) = UPPER(q.OWNER)</w:t>
-                  </w:r>
-                  <w:r>
-                    <w:rPr>
-                      <w:color w:val="000000"/>
-                      <w:sz w:val="22"/>
-                      <w:szCs w:val="22"/>
-                    </w:rPr>
-                    <w:br/>
-                  </w:r>
-                  <w:r>
-                    <w:rPr>
-                      <w:color w:val="000000"/>
-                      <w:sz w:val="22"/>
-                      <w:szCs w:val="22"/>
-                    </w:rPr>
                     <w:t xml:space="preserve"> AND UPPER(z.RELATION) = UPPER(q.</w:t>
                   </w:r>
                   <w:r>
@@ -7370,7 +7028,6 @@
               <w:tc>
                 <w:tcPr>
                   <w:tcW w:w="3565" w:type="dxa"/>
-                  <w:tcMar/>
                 </w:tcPr>
                 <w:p>
                   <w:pPr>
@@ -7385,6 +7042,7 @@
                     <w:rPr>
                       <w:color w:val="000000"/>
                     </w:rPr>
+                    <w:lastRenderedPageBreak/>
                     <w:t>SBLOS2.NG_SB_RLOS_COL_VALPAPER (r)</w:t>
                   </w:r>
                 </w:p>
@@ -7392,7 +7050,6 @@
               <w:tc>
                 <w:tcPr>
                   <w:tcW w:w="3872" w:type="dxa"/>
-                  <w:tcMar/>
                 </w:tcPr>
                 <w:p>
                   <w:pPr>
@@ -7437,6 +7094,13 @@
                       <w:szCs w:val="22"/>
                     </w:rPr>
                     <w:br/>
+                    <w:t xml:space="preserve"> AND UPPER(z.COL_TYPE) = '</w:t>
+                  </w:r>
+                  <w:r>
+                    <w:rPr>
+                      <w:color w:val="000000"/>
+                    </w:rPr>
+                    <w:t>VALPAPER</w:t>
                   </w:r>
                   <w:r>
                     <w:rPr>
@@ -7444,7 +7108,7 @@
                       <w:sz w:val="22"/>
                       <w:szCs w:val="22"/>
                     </w:rPr>
-                    <w:t xml:space="preserve"> AND UPPER(z.COL_TYPE) = </w:t>
+                    <w:t>'</w:t>
                   </w:r>
                   <w:r>
                     <w:rPr>
@@ -7452,13 +7116,8 @@
                       <w:sz w:val="22"/>
                       <w:szCs w:val="22"/>
                     </w:rPr>
-                    <w:t>'</w:t>
-                  </w:r>
-                  <w:r>
-                    <w:rPr>
-                      <w:color w:val="000000"/>
-                    </w:rPr>
-                    <w:t>VALPAPER</w:t>
+                    <w:br/>
+                    <w:t xml:space="preserve"> AND UPPER(z.OWNER) = UPPER(r.OWNER)</w:t>
                   </w:r>
                   <w:r>
                     <w:rPr>
@@ -7466,38 +7125,7 @@
                       <w:sz w:val="22"/>
                       <w:szCs w:val="22"/>
                     </w:rPr>
-                    <w:t>'</w:t>
-                  </w:r>
-                  <w:r>
-                    <w:rPr>
-                      <w:color w:val="000000"/>
-                      <w:sz w:val="22"/>
-                      <w:szCs w:val="22"/>
-                    </w:rPr>
                     <w:br/>
-                  </w:r>
-                  <w:r>
-                    <w:rPr>
-                      <w:color w:val="000000"/>
-                      <w:sz w:val="22"/>
-                      <w:szCs w:val="22"/>
-                    </w:rPr>
-                    <w:t xml:space="preserve"> AND UPPER(z.OWNER) = UPPER(r.OWNER)</w:t>
-                  </w:r>
-                  <w:r>
-                    <w:rPr>
-                      <w:color w:val="000000"/>
-                      <w:sz w:val="22"/>
-                      <w:szCs w:val="22"/>
-                    </w:rPr>
-                    <w:br/>
-                  </w:r>
-                  <w:r>
-                    <w:rPr>
-                      <w:color w:val="000000"/>
-                      <w:sz w:val="22"/>
-                      <w:szCs w:val="22"/>
-                    </w:rPr>
                     <w:t xml:space="preserve"> AND UPPER(z.RELATION) = UPPER(r.</w:t>
                   </w:r>
                   <w:r>
@@ -7526,7 +7154,6 @@
               <w:tc>
                 <w:tcPr>
                   <w:tcW w:w="3565" w:type="dxa"/>
-                  <w:tcMar/>
                 </w:tcPr>
                 <w:p>
                   <w:pPr>
@@ -7572,7 +7199,6 @@
               <w:tc>
                 <w:tcPr>
                   <w:tcW w:w="3872" w:type="dxa"/>
-                  <w:tcMar/>
                 </w:tcPr>
                 <w:p>
                   <w:pPr>
@@ -7715,7 +7341,6 @@
               <w:tc>
                 <w:tcPr>
                   <w:tcW w:w="3565" w:type="dxa"/>
-                  <w:tcMar/>
                 </w:tcPr>
                 <w:p>
                   <w:pPr>
@@ -7761,7 +7386,6 @@
               <w:tc>
                 <w:tcPr>
                   <w:tcW w:w="3872" w:type="dxa"/>
-                  <w:tcMar/>
                 </w:tcPr>
                 <w:p>
                   <w:pPr>
@@ -7794,7 +7418,7 @@
                     <w:rPr>
                       <w:rFonts w:eastAsia="Times New Roman"/>
                     </w:rPr>
-                    <w:t>r</w:t>
+                    <w:t>i</w:t>
                   </w:r>
                   <w:r>
                     <w:rPr>
@@ -7834,7 +7458,7 @@
                     <w:rPr>
                       <w:rFonts w:eastAsia="Times New Roman"/>
                     </w:rPr>
-                    <w:t>r</w:t>
+                    <w:t>i</w:t>
                   </w:r>
                   <w:r>
                     <w:rPr>
@@ -7905,7 +7529,6 @@
               <w:tc>
                 <w:tcPr>
                   <w:tcW w:w="3565" w:type="dxa"/>
-                  <w:tcMar/>
                 </w:tcPr>
                 <w:p>
                   <w:pPr>
@@ -7927,7 +7550,6 @@
               <w:tc>
                 <w:tcPr>
                   <w:tcW w:w="3872" w:type="dxa"/>
-                  <w:tcMar/>
                 </w:tcPr>
                 <w:p>
                   <w:pPr>
@@ -7962,7 +7584,6 @@
               <w:tc>
                 <w:tcPr>
                   <w:tcW w:w="3565" w:type="dxa"/>
-                  <w:tcMar/>
                 </w:tcPr>
                 <w:p>
                   <w:pPr>
@@ -7984,7 +7605,6 @@
               <w:tc>
                 <w:tcPr>
                   <w:tcW w:w="3872" w:type="dxa"/>
-                  <w:tcMar/>
                 </w:tcPr>
                 <w:p>
                   <w:pPr>
@@ -8030,7 +7650,6 @@
               <w:tc>
                 <w:tcPr>
                   <w:tcW w:w="3565" w:type="dxa"/>
-                  <w:tcMar/>
                 </w:tcPr>
                 <w:p>
                   <w:pPr>
@@ -8052,7 +7671,6 @@
               <w:tc>
                 <w:tcPr>
                   <w:tcW w:w="3872" w:type="dxa"/>
-                  <w:tcMar/>
                 </w:tcPr>
                 <w:p>
                   <w:pPr>
@@ -8099,7 +7717,6 @@
               <w:tc>
                 <w:tcPr>
                   <w:tcW w:w="3565" w:type="dxa"/>
-                  <w:tcMar/>
                 </w:tcPr>
                 <w:p>
                   <w:pPr>
@@ -8139,7 +7756,6 @@
               <w:tc>
                 <w:tcPr>
                   <w:tcW w:w="3872" w:type="dxa"/>
-                  <w:tcMar/>
                 </w:tcPr>
                 <w:p>
                   <w:pPr>
@@ -8168,7 +7784,6 @@
               <w:tc>
                 <w:tcPr>
                   <w:tcW w:w="3565" w:type="dxa"/>
-                  <w:tcMar/>
                 </w:tcPr>
                 <w:p>
                   <w:pPr>
@@ -8183,6 +7798,7 @@
                     <w:rPr>
                       <w:color w:val="000000"/>
                     </w:rPr>
+                    <w:lastRenderedPageBreak/>
                     <w:t>SBLOS2.Q_RLOS_REF_WORKSTEP_2SYSTEMS (x)</w:t>
                   </w:r>
                 </w:p>
@@ -8190,7 +7806,6 @@
               <w:tc>
                 <w:tcPr>
                   <w:tcW w:w="3872" w:type="dxa"/>
-                  <w:tcMar/>
                 </w:tcPr>
                 <w:p>
                   <w:pPr>
@@ -8236,7 +7851,6 @@
               <w:tc>
                 <w:tcPr>
                   <w:tcW w:w="3565" w:type="dxa"/>
-                  <w:tcMar/>
                   <w:vAlign w:val="center"/>
                 </w:tcPr>
                 <w:p>
@@ -8259,7 +7873,6 @@
               <w:tc>
                 <w:tcPr>
                   <w:tcW w:w="3872" w:type="dxa"/>
-                  <w:tcMar/>
                   <w:vAlign w:val="center"/>
                 </w:tcPr>
                 <w:p>
@@ -8333,7 +7946,6 @@
               <w:tc>
                 <w:tcPr>
                   <w:tcW w:w="3565" w:type="dxa"/>
-                  <w:tcMar/>
                   <w:vAlign w:val="center"/>
                 </w:tcPr>
                 <w:p>
@@ -8356,7 +7968,6 @@
               <w:tc>
                 <w:tcPr>
                   <w:tcW w:w="3872" w:type="dxa"/>
-                  <w:tcMar/>
                   <w:vAlign w:val="center"/>
                 </w:tcPr>
                 <w:p>
@@ -8386,7 +7997,6 @@
               <w:tc>
                 <w:tcPr>
                   <w:tcW w:w="3565" w:type="dxa"/>
-                  <w:tcMar/>
                   <w:vAlign w:val="center"/>
                 </w:tcPr>
                 <w:p>
@@ -8409,7 +8019,6 @@
               <w:tc>
                 <w:tcPr>
                   <w:tcW w:w="3872" w:type="dxa"/>
-                  <w:tcMar/>
                   <w:vAlign w:val="center"/>
                 </w:tcPr>
                 <w:p>
@@ -8420,7 +8029,7 @@
                   </w:pPr>
                   <w:r>
                     <w:rPr>
-                      <w:color w:val="000000" w:themeColor="text1" w:themeTint="FF" w:themeShade="FF"/>
+                      <w:color w:val="000000" w:themeColor="text1"/>
                       <w:lang w:val="en-GB"/>
                     </w:rPr>
                     <w:t>LEFT JOIN với điều kiện: u.ID_NUMBER = ac.LEGAL_ID</w:t>
@@ -8428,25 +8037,18 @@
                 </w:p>
                 <w:p>
                   <w:pPr>
-                    <w:pStyle w:val="Normal"/>
                     <w:spacing w:line="360" w:lineRule="auto"/>
                     <w:ind w:right="175"/>
                     <w:jc w:val="left"/>
                     <w:rPr>
-                      <w:rFonts w:ascii="Times New Roman" w:hAnsi="Times New Roman" w:eastAsia="Times New Roman" w:cs="Times New Roman"/>
-                      <w:noProof w:val="0"/>
-                      <w:sz w:val="24"/>
-                      <w:szCs w:val="24"/>
+                      <w:rFonts w:eastAsia="Times New Roman"/>
                       <w:lang w:val="en-GB"/>
                     </w:rPr>
                   </w:pPr>
                   <w:r>
                     <w:rPr>
-                      <w:rFonts w:ascii="Times New Roman" w:hAnsi="Times New Roman" w:eastAsia="Times New Roman" w:cs="Times New Roman"/>
-                      <w:noProof w:val="0"/>
-                      <w:color w:val="000000" w:themeColor="text1" w:themeTint="FF" w:themeShade="FF"/>
-                      <w:sz w:val="24"/>
-                      <w:szCs w:val="24"/>
+                      <w:rFonts w:eastAsia="Times New Roman"/>
+                      <w:color w:val="000000" w:themeColor="text1"/>
                       <w:lang w:val="en-GB"/>
                     </w:rPr>
                     <w:t>and u.ID_TYPE = ac.LEGAL_DOC_NAME</w:t>
@@ -8461,7 +8063,6 @@
               <w:tc>
                 <w:tcPr>
                   <w:tcW w:w="3565" w:type="dxa"/>
-                  <w:tcMar/>
                   <w:vAlign w:val="center"/>
                 </w:tcPr>
                 <w:p>
@@ -8484,7 +8085,6 @@
               <w:tc>
                 <w:tcPr>
                   <w:tcW w:w="3872" w:type="dxa"/>
-                  <w:tcMar/>
                   <w:vAlign w:val="center"/>
                 </w:tcPr>
                 <w:p>
@@ -8514,7 +8114,6 @@
               <w:tc>
                 <w:tcPr>
                   <w:tcW w:w="3565" w:type="dxa"/>
-                  <w:tcMar/>
                   <w:vAlign w:val="center"/>
                 </w:tcPr>
                 <w:p>
@@ -8537,7 +8136,6 @@
               <w:tc>
                 <w:tcPr>
                   <w:tcW w:w="3872" w:type="dxa"/>
-                  <w:tcMar/>
                   <w:vAlign w:val="center"/>
                 </w:tcPr>
                 <w:p>
@@ -8567,7 +8165,6 @@
               <w:tc>
                 <w:tcPr>
                   <w:tcW w:w="3565" w:type="dxa"/>
-                  <w:tcMar/>
                   <w:vAlign w:val="bottom"/>
                 </w:tcPr>
                 <w:p>
@@ -8602,7 +8199,6 @@
               <w:tc>
                 <w:tcPr>
                   <w:tcW w:w="3872" w:type="dxa"/>
-                  <w:tcMar/>
                 </w:tcPr>
                 <w:p>
                   <w:pPr>
@@ -8733,7 +8329,6 @@
               <w:tc>
                 <w:tcPr>
                   <w:tcW w:w="3565" w:type="dxa"/>
-                  <w:tcMar/>
                   <w:vAlign w:val="bottom"/>
                 </w:tcPr>
                 <w:p>
@@ -8768,7 +8363,6 @@
               <w:tc>
                 <w:tcPr>
                   <w:tcW w:w="3872" w:type="dxa"/>
-                  <w:tcMar/>
                 </w:tcPr>
                 <w:p>
                   <w:pPr>
@@ -8881,7 +8475,6 @@
               <w:tc>
                 <w:tcPr>
                   <w:tcW w:w="3565" w:type="dxa"/>
-                  <w:tcMar/>
                   <w:vAlign w:val="bottom"/>
                 </w:tcPr>
                 <w:p>
@@ -8916,7 +8509,6 @@
               <w:tc>
                 <w:tcPr>
                   <w:tcW w:w="3872" w:type="dxa"/>
-                  <w:tcMar/>
                 </w:tcPr>
                 <w:p>
                   <w:pPr>
@@ -9029,7 +8621,6 @@
               <w:tc>
                 <w:tcPr>
                   <w:tcW w:w="3565" w:type="dxa"/>
-                  <w:tcMar/>
                   <w:vAlign w:val="bottom"/>
                 </w:tcPr>
                 <w:p>
@@ -9045,6 +8636,7 @@
                     <w:rPr>
                       <w:color w:val="000000"/>
                     </w:rPr>
+                    <w:lastRenderedPageBreak/>
                     <w:t>SBLOS2.</w:t>
                   </w:r>
                   <w:r>
@@ -9064,7 +8656,6 @@
               <w:tc>
                 <w:tcPr>
                   <w:tcW w:w="3872" w:type="dxa"/>
-                  <w:tcMar/>
                 </w:tcPr>
                 <w:p>
                   <w:pPr>
@@ -9074,82 +8665,26 @@
                   </w:pPr>
                   <w:r>
                     <w:rPr>
-                      <w:color w:val="000000" w:themeColor="text1" w:themeTint="FF" w:themeShade="FF"/>
+                      <w:color w:val="000000" w:themeColor="text1"/>
                       <w:lang w:val="en-GB"/>
                     </w:rPr>
-                    <w:t xml:space="preserve">LEFT JOIN với điều kiện: </w:t>
-                  </w:r>
-                  <w:r>
-                    <w:rPr>
-                      <w:color w:val="000000" w:themeColor="text1" w:themeTint="FF" w:themeShade="FF"/>
-                      <w:lang w:val="en-GB"/>
-                    </w:rPr>
-                    <w:t>f</w:t>
-                  </w:r>
-                  <w:r>
-                    <w:rPr>
-                      <w:color w:val="000000" w:themeColor="text1" w:themeTint="FF" w:themeShade="FF"/>
-                      <w:lang w:val="en-GB"/>
-                    </w:rPr>
-                    <w:t>.WI</w:t>
-                  </w:r>
-                  <w:r>
-                    <w:rPr>
-                      <w:color w:val="000000" w:themeColor="text1" w:themeTint="FF" w:themeShade="FF"/>
-                      <w:lang w:val="en-GB"/>
-                    </w:rPr>
-                    <w:t>_</w:t>
-                  </w:r>
-                  <w:r>
-                    <w:rPr>
-                      <w:color w:val="000000" w:themeColor="text1" w:themeTint="FF" w:themeShade="FF"/>
-                      <w:lang w:val="en-GB"/>
-                    </w:rPr>
-                    <w:t xml:space="preserve">NAME = </w:t>
-                  </w:r>
-                  <w:r>
-                    <w:rPr>
-                      <w:color w:val="000000" w:themeColor="text1" w:themeTint="FF" w:themeShade="FF"/>
-                      <w:lang w:val="en-GB"/>
-                    </w:rPr>
-                    <w:t>ai</w:t>
-                  </w:r>
-                  <w:r>
-                    <w:rPr>
-                      <w:color w:val="000000" w:themeColor="text1" w:themeTint="FF" w:themeShade="FF"/>
-                      <w:lang w:val="en-GB"/>
-                    </w:rPr>
-                    <w:t>.WI_NAME</w:t>
-                  </w:r>
-                  <w:r>
-                    <w:rPr>
-                      <w:color w:val="000000" w:themeColor="text1" w:themeTint="FF" w:themeShade="FF"/>
-                      <w:lang w:val="en-GB"/>
-                    </w:rPr>
-                    <w:t xml:space="preserve"> and </w:t>
+                    <w:t xml:space="preserve">LEFT JOIN với điều kiện: f.WI_NAME = ai.WI_NAME and </w:t>
                   </w:r>
                 </w:p>
                 <w:p>
                   <w:pPr>
-                    <w:pStyle w:val="Normal"/>
                     <w:spacing w:line="360" w:lineRule="auto"/>
                     <w:ind w:right="175"/>
                     <w:jc w:val="left"/>
                     <w:rPr>
-                      <w:rFonts w:ascii="Times New Roman" w:hAnsi="Times New Roman" w:eastAsia="Times New Roman" w:cs="Times New Roman"/>
-                      <w:noProof w:val="0"/>
-                      <w:sz w:val="24"/>
-                      <w:szCs w:val="24"/>
+                      <w:rFonts w:eastAsia="Times New Roman"/>
                       <w:lang w:val="en-GB"/>
                     </w:rPr>
                   </w:pPr>
                   <w:r>
                     <w:rPr>
-                      <w:rFonts w:ascii="Times New Roman" w:hAnsi="Times New Roman" w:eastAsia="Times New Roman" w:cs="Times New Roman"/>
-                      <w:noProof w:val="0"/>
-                      <w:color w:val="000000" w:themeColor="text1" w:themeTint="FF" w:themeShade="FF"/>
-                      <w:sz w:val="24"/>
-                      <w:szCs w:val="24"/>
+                      <w:rFonts w:eastAsia="Times New Roman"/>
+                      <w:color w:val="000000" w:themeColor="text1"/>
                       <w:lang w:val="en-GB"/>
                     </w:rPr>
                     <w:t>f.SUB_PRODUCT_LINE = 'SeATeacher'</w:t>
@@ -9164,7 +8699,6 @@
               <w:tc>
                 <w:tcPr>
                   <w:tcW w:w="3565" w:type="dxa"/>
-                  <w:tcMar/>
                   <w:vAlign w:val="bottom"/>
                 </w:tcPr>
                 <w:p>
@@ -9199,7 +8733,6 @@
               <w:tc>
                 <w:tcPr>
                   <w:tcW w:w="3872" w:type="dxa"/>
-                  <w:tcMar/>
                 </w:tcPr>
                 <w:p>
                   <w:pPr>
@@ -9265,14 +8798,7 @@
                       <w:color w:val="000000"/>
                       <w:lang w:val="en-GB"/>
                     </w:rPr>
-                    <w:t xml:space="preserve"> and </w:t>
-                  </w:r>
-                  <w:r>
-                    <w:rPr>
-                      <w:color w:val="000000"/>
-                      <w:lang w:val="en-GB"/>
-                    </w:rPr>
-                    <w:t>f.</w:t>
+                    <w:t xml:space="preserve"> and f.</w:t>
                   </w:r>
                   <w:r>
                     <w:rPr>
@@ -9319,7 +8845,6 @@
               <w:tc>
                 <w:tcPr>
                   <w:tcW w:w="3565" w:type="dxa"/>
-                  <w:tcMar/>
                   <w:vAlign w:val="bottom"/>
                 </w:tcPr>
                 <w:p>
@@ -9354,7 +8879,6 @@
               <w:tc>
                 <w:tcPr>
                   <w:tcW w:w="3872" w:type="dxa"/>
-                  <w:tcMar/>
                 </w:tcPr>
                 <w:p>
                   <w:pPr>
@@ -9427,7 +8951,7 @@
             <w:pPr>
               <w:spacing w:line="360" w:lineRule="auto"/>
               <w:rPr>
-                <w:rFonts w:ascii="Times New Roman" w:hAnsi="Times New Roman" w:eastAsia="Times New Roman" w:cs="Times New Roman"/>
+                <w:rFonts w:ascii="Times New Roman" w:eastAsia="Times New Roman" w:hAnsi="Times New Roman" w:cs="Times New Roman"/>
                 <w:lang w:val="en-GB"/>
               </w:rPr>
             </w:pPr>
@@ -9443,18 +8967,17 @@
             <w:cnfStyle w:val="001000000000" w:firstRow="0" w:lastRow="0" w:firstColumn="1" w:lastColumn="0" w:oddVBand="0" w:evenVBand="0" w:oddHBand="0" w:evenHBand="0" w:firstRowFirstColumn="0" w:firstRowLastColumn="0" w:lastRowFirstColumn="0" w:lastRowLastColumn="0"/>
             <w:tcW w:w="649" w:type="dxa"/>
             <w:tcBorders>
-              <w:top w:val="none" w:color="auto" w:sz="0" w:space="0"/>
-              <w:left w:val="none" w:color="auto" w:sz="0" w:space="0"/>
-              <w:bottom w:val="none" w:color="auto" w:sz="0" w:space="0"/>
+              <w:top w:val="none" w:sz="0" w:space="0" w:color="auto"/>
+              <w:left w:val="none" w:sz="0" w:space="0" w:color="auto"/>
+              <w:bottom w:val="none" w:sz="0" w:space="0" w:color="auto"/>
             </w:tcBorders>
-            <w:tcMar/>
           </w:tcPr>
           <w:p>
             <w:pPr>
               <w:ind w:left="-144" w:right="-144"/>
               <w:jc w:val="center"/>
               <w:rPr>
-                <w:rFonts w:ascii="Times New Roman" w:hAnsi="Times New Roman" w:eastAsia="Times New Roman" w:cs="Times New Roman"/>
+                <w:rFonts w:ascii="Times New Roman" w:eastAsia="Times New Roman" w:hAnsi="Times New Roman" w:cs="Times New Roman"/>
                 <w:sz w:val="24"/>
                 <w:szCs w:val="24"/>
                 <w:lang w:val="en-GB"/>
@@ -9467,19 +8990,18 @@
             <w:cnfStyle w:val="000010000000" w:firstRow="0" w:lastRow="0" w:firstColumn="0" w:lastColumn="0" w:oddVBand="1" w:evenVBand="0" w:oddHBand="0" w:evenHBand="0" w:firstRowFirstColumn="0" w:firstRowLastColumn="0" w:lastRowFirstColumn="0" w:lastRowLastColumn="0"/>
             <w:tcW w:w="851" w:type="dxa"/>
             <w:tcBorders>
-              <w:top w:val="none" w:color="auto" w:sz="0" w:space="0"/>
-              <w:left w:val="none" w:color="auto" w:sz="0" w:space="0"/>
-              <w:bottom w:val="none" w:color="auto" w:sz="0" w:space="0"/>
-              <w:right w:val="none" w:color="auto" w:sz="0" w:space="0"/>
+              <w:top w:val="none" w:sz="0" w:space="0" w:color="auto"/>
+              <w:left w:val="none" w:sz="0" w:space="0" w:color="auto"/>
+              <w:bottom w:val="none" w:sz="0" w:space="0" w:color="auto"/>
+              <w:right w:val="none" w:sz="0" w:space="0" w:color="auto"/>
             </w:tcBorders>
-            <w:tcMar/>
           </w:tcPr>
           <w:p>
             <w:pPr>
               <w:ind w:left="-144" w:right="-144"/>
               <w:jc w:val="center"/>
               <w:rPr>
-                <w:rFonts w:ascii="Times New Roman" w:hAnsi="Times New Roman" w:eastAsia="Times New Roman" w:cs="Times New Roman"/>
+                <w:rFonts w:ascii="Times New Roman" w:eastAsia="Times New Roman" w:hAnsi="Times New Roman" w:cs="Times New Roman"/>
                 <w:sz w:val="24"/>
                 <w:szCs w:val="24"/>
                 <w:lang w:val="en-GB"/>
@@ -9487,7 +9009,7 @@
             </w:pPr>
             <w:r>
               <w:rPr>
-                <w:rFonts w:ascii="Times New Roman" w:hAnsi="Times New Roman" w:eastAsia="Times New Roman" w:cs="Times New Roman"/>
+                <w:rFonts w:ascii="Times New Roman" w:eastAsia="Times New Roman" w:hAnsi="Times New Roman" w:cs="Times New Roman"/>
                 <w:sz w:val="24"/>
                 <w:szCs w:val="24"/>
                 <w:lang w:val="en-GB"/>
@@ -9501,11 +9023,10 @@
             <w:cnfStyle w:val="000100000000" w:firstRow="0" w:lastRow="0" w:firstColumn="0" w:lastColumn="1" w:oddVBand="0" w:evenVBand="0" w:oddHBand="0" w:evenHBand="0" w:firstRowFirstColumn="0" w:firstRowLastColumn="0" w:lastRowFirstColumn="0" w:lastRowLastColumn="0"/>
             <w:tcW w:w="7680" w:type="dxa"/>
             <w:tcBorders>
-              <w:top w:val="none" w:color="auto" w:sz="0" w:space="0"/>
-              <w:bottom w:val="none" w:color="auto" w:sz="0" w:space="0"/>
-              <w:right w:val="none" w:color="auto" w:sz="0" w:space="0"/>
+              <w:top w:val="none" w:sz="0" w:space="0" w:color="auto"/>
+              <w:bottom w:val="none" w:sz="0" w:space="0" w:color="auto"/>
+              <w:right w:val="none" w:sz="0" w:space="0" w:color="auto"/>
             </w:tcBorders>
-            <w:tcMar/>
           </w:tcPr>
           <w:p>
             <w:pPr>
@@ -9560,8 +9081,8 @@
           <w:b/>
         </w:rPr>
       </w:pPr>
-      <w:bookmarkStart w:name="_Toc384987416" w:id="45"/>
-      <w:bookmarkStart w:name="_Toc360108733" w:id="46"/>
+      <w:bookmarkStart w:id="45" w:name="_Toc384987416"/>
+      <w:bookmarkStart w:id="46" w:name="_Toc360108733"/>
       <w:bookmarkEnd w:id="40"/>
       <w:bookmarkEnd w:id="41"/>
       <w:bookmarkEnd w:id="44"/>
@@ -9587,7 +9108,6 @@
         <w:tc>
           <w:tcPr>
             <w:tcW w:w="838" w:type="dxa"/>
-            <w:tcMar/>
           </w:tcPr>
           <w:p>
             <w:pPr>
@@ -9612,7 +9132,6 @@
         <w:tc>
           <w:tcPr>
             <w:tcW w:w="1842" w:type="dxa"/>
-            <w:tcMar/>
           </w:tcPr>
           <w:p>
             <w:pPr>
@@ -9637,7 +9156,6 @@
         <w:tc>
           <w:tcPr>
             <w:tcW w:w="1985" w:type="dxa"/>
-            <w:tcMar/>
           </w:tcPr>
           <w:p>
             <w:pPr>
@@ -9662,7 +9180,6 @@
         <w:tc>
           <w:tcPr>
             <w:tcW w:w="4819" w:type="dxa"/>
-            <w:tcMar/>
           </w:tcPr>
           <w:p>
             <w:pPr>
@@ -9689,7 +9206,6 @@
         <w:tc>
           <w:tcPr>
             <w:tcW w:w="838" w:type="dxa"/>
-            <w:tcMar/>
           </w:tcPr>
           <w:p>
             <w:pPr>
@@ -9706,7 +9222,6 @@
         <w:tc>
           <w:tcPr>
             <w:tcW w:w="1842" w:type="dxa"/>
-            <w:tcMar/>
           </w:tcPr>
           <w:p>
             <w:pPr>
@@ -9728,7 +9243,6 @@
         <w:tc>
           <w:tcPr>
             <w:tcW w:w="1985" w:type="dxa"/>
-            <w:tcMar/>
           </w:tcPr>
           <w:p>
             <w:pPr>
@@ -9743,45 +9257,53 @@
         <w:tc>
           <w:tcPr>
             <w:tcW w:w="4819" w:type="dxa"/>
-            <w:tcMar/>
-          </w:tcPr>
-          <w:p>
-            <w:pPr>
-              <w:spacing w:line="360" w:lineRule="auto"/>
-              <w:jc w:val="left"/>
-              <w:rPr>
-                <w:color w:val="000000" w:themeColor="text1" w:themeTint="FF" w:themeShade="FF"/>
-              </w:rPr>
-            </w:pPr>
-            <w:commentRangeStart w:id="171809952"/>
-            <w:commentRangeStart w:id="1415941757"/>
-            <w:commentRangeStart w:id="1885153489"/>
-            <w:r>
-              <w:rPr>
-                <w:color w:val="000000" w:themeColor="text1" w:themeTint="FF" w:themeShade="FF"/>
+          </w:tcPr>
+          <w:p>
+            <w:pPr>
+              <w:spacing w:line="360" w:lineRule="auto"/>
+              <w:jc w:val="left"/>
+              <w:rPr>
+                <w:color w:val="000000" w:themeColor="text1"/>
+              </w:rPr>
+            </w:pPr>
+            <w:commentRangeStart w:id="47"/>
+            <w:commentRangeStart w:id="48"/>
+            <w:commentRangeStart w:id="49"/>
+            <w:r>
+              <w:rPr>
+                <w:color w:val="000000" w:themeColor="text1"/>
               </w:rPr>
               <w:t>RLOS_REF_FLOW&gt; BI_FLOW</w:t>
             </w:r>
-            <w:commentRangeEnd w:id="171809952"/>
+            <w:commentRangeEnd w:id="47"/>
             <w:r>
               <w:rPr>
                 <w:rStyle w:val="CommentReference"/>
-              </w:rPr>
-              <w:commentReference w:id="171809952"/>
-            </w:r>
-            <w:commentRangeEnd w:id="1415941757"/>
+                <w:color w:val="000000" w:themeColor="text1"/>
+                <w:sz w:val="24"/>
+                <w:szCs w:val="24"/>
+              </w:rPr>
+              <w:commentReference w:id="47"/>
+            </w:r>
+            <w:commentRangeEnd w:id="48"/>
             <w:r>
               <w:rPr>
                 <w:rStyle w:val="CommentReference"/>
-              </w:rPr>
-              <w:commentReference w:id="1415941757"/>
-            </w:r>
-            <w:commentRangeEnd w:id="1885153489"/>
+                <w:color w:val="000000" w:themeColor="text1"/>
+                <w:sz w:val="24"/>
+                <w:szCs w:val="24"/>
+              </w:rPr>
+              <w:commentReference w:id="48"/>
+            </w:r>
+            <w:commentRangeEnd w:id="49"/>
             <w:r>
               <w:rPr>
                 <w:rStyle w:val="CommentReference"/>
-              </w:rPr>
-              <w:commentReference w:id="1885153489"/>
+                <w:color w:val="000000" w:themeColor="text1"/>
+                <w:sz w:val="24"/>
+                <w:szCs w:val="24"/>
+              </w:rPr>
+              <w:commentReference w:id="49"/>
             </w:r>
           </w:p>
         </w:tc>
@@ -9790,7 +9312,6 @@
         <w:tc>
           <w:tcPr>
             <w:tcW w:w="838" w:type="dxa"/>
-            <w:tcMar/>
           </w:tcPr>
           <w:p>
             <w:pPr>
@@ -9810,7 +9331,6 @@
         <w:tc>
           <w:tcPr>
             <w:tcW w:w="1842" w:type="dxa"/>
-            <w:tcMar/>
           </w:tcPr>
           <w:p>
             <w:pPr>
@@ -9832,7 +9352,6 @@
         <w:tc>
           <w:tcPr>
             <w:tcW w:w="1985" w:type="dxa"/>
-            <w:tcMar/>
           </w:tcPr>
           <w:p>
             <w:pPr>
@@ -9850,7 +9369,6 @@
         <w:tc>
           <w:tcPr>
             <w:tcW w:w="4819" w:type="dxa"/>
-            <w:tcMar/>
           </w:tcPr>
           <w:p>
             <w:pPr>
@@ -9873,7 +9391,6 @@
         <w:tc>
           <w:tcPr>
             <w:tcW w:w="838" w:type="dxa"/>
-            <w:tcMar/>
           </w:tcPr>
           <w:p>
             <w:pPr>
@@ -9893,7 +9410,6 @@
         <w:tc>
           <w:tcPr>
             <w:tcW w:w="1842" w:type="dxa"/>
-            <w:tcMar/>
           </w:tcPr>
           <w:p>
             <w:pPr>
@@ -9915,7 +9431,6 @@
         <w:tc>
           <w:tcPr>
             <w:tcW w:w="1985" w:type="dxa"/>
-            <w:tcMar/>
           </w:tcPr>
           <w:p>
             <w:pPr>
@@ -9933,7 +9448,6 @@
         <w:tc>
           <w:tcPr>
             <w:tcW w:w="4819" w:type="dxa"/>
-            <w:tcMar/>
           </w:tcPr>
           <w:p>
             <w:pPr>
@@ -9968,7 +9482,6 @@
         <w:tc>
           <w:tcPr>
             <w:tcW w:w="838" w:type="dxa"/>
-            <w:tcMar/>
           </w:tcPr>
           <w:p>
             <w:pPr>
@@ -9988,7 +9501,6 @@
         <w:tc>
           <w:tcPr>
             <w:tcW w:w="1842" w:type="dxa"/>
-            <w:tcMar/>
           </w:tcPr>
           <w:p>
             <w:pPr>
@@ -10010,7 +9522,6 @@
         <w:tc>
           <w:tcPr>
             <w:tcW w:w="1985" w:type="dxa"/>
-            <w:tcMar/>
           </w:tcPr>
           <w:p>
             <w:pPr>
@@ -10028,7 +9539,6 @@
         <w:tc>
           <w:tcPr>
             <w:tcW w:w="4819" w:type="dxa"/>
-            <w:tcMar/>
           </w:tcPr>
           <w:p>
             <w:pPr>
@@ -10057,7 +9567,6 @@
         <w:tc>
           <w:tcPr>
             <w:tcW w:w="838" w:type="dxa"/>
-            <w:tcMar/>
           </w:tcPr>
           <w:p>
             <w:pPr>
@@ -10077,7 +9586,6 @@
         <w:tc>
           <w:tcPr>
             <w:tcW w:w="1842" w:type="dxa"/>
-            <w:tcMar/>
           </w:tcPr>
           <w:p>
             <w:pPr>
@@ -10099,7 +9607,6 @@
         <w:tc>
           <w:tcPr>
             <w:tcW w:w="1985" w:type="dxa"/>
-            <w:tcMar/>
           </w:tcPr>
           <w:p>
             <w:pPr>
@@ -10117,7 +9624,6 @@
         <w:tc>
           <w:tcPr>
             <w:tcW w:w="4819" w:type="dxa"/>
-            <w:tcMar/>
           </w:tcPr>
           <w:p>
             <w:pPr>
@@ -10146,7 +9652,6 @@
         <w:tc>
           <w:tcPr>
             <w:tcW w:w="838" w:type="dxa"/>
-            <w:tcMar/>
           </w:tcPr>
           <w:p>
             <w:pPr>
@@ -10167,7 +9672,6 @@
         <w:tc>
           <w:tcPr>
             <w:tcW w:w="1842" w:type="dxa"/>
-            <w:tcMar/>
           </w:tcPr>
           <w:p>
             <w:pPr>
@@ -10189,7 +9693,6 @@
         <w:tc>
           <w:tcPr>
             <w:tcW w:w="1985" w:type="dxa"/>
-            <w:tcMar/>
           </w:tcPr>
           <w:p>
             <w:pPr>
@@ -10207,7 +9710,6 @@
         <w:tc>
           <w:tcPr>
             <w:tcW w:w="4819" w:type="dxa"/>
-            <w:tcMar/>
           </w:tcPr>
           <w:p>
             <w:pPr>
@@ -10293,7 +9795,6 @@
         <w:tc>
           <w:tcPr>
             <w:tcW w:w="838" w:type="dxa"/>
-            <w:tcMar/>
           </w:tcPr>
           <w:p>
             <w:pPr>
@@ -10314,7 +9815,6 @@
         <w:tc>
           <w:tcPr>
             <w:tcW w:w="1842" w:type="dxa"/>
-            <w:tcMar/>
           </w:tcPr>
           <w:p>
             <w:pPr>
@@ -10336,7 +9836,6 @@
         <w:tc>
           <w:tcPr>
             <w:tcW w:w="1985" w:type="dxa"/>
-            <w:tcMar/>
           </w:tcPr>
           <w:p>
             <w:pPr>
@@ -10354,7 +9853,6 @@
         <w:tc>
           <w:tcPr>
             <w:tcW w:w="4819" w:type="dxa"/>
-            <w:tcMar/>
           </w:tcPr>
           <w:p>
             <w:pPr>
@@ -10377,7 +9875,6 @@
         <w:tc>
           <w:tcPr>
             <w:tcW w:w="838" w:type="dxa"/>
-            <w:tcMar/>
           </w:tcPr>
           <w:p>
             <w:pPr>
@@ -10398,7 +9895,6 @@
         <w:tc>
           <w:tcPr>
             <w:tcW w:w="1842" w:type="dxa"/>
-            <w:tcMar/>
           </w:tcPr>
           <w:p>
             <w:pPr>
@@ -10420,7 +9916,6 @@
         <w:tc>
           <w:tcPr>
             <w:tcW w:w="1985" w:type="dxa"/>
-            <w:tcMar/>
           </w:tcPr>
           <w:p>
             <w:pPr>
@@ -10438,7 +9933,6 @@
         <w:tc>
           <w:tcPr>
             <w:tcW w:w="4819" w:type="dxa"/>
-            <w:tcMar/>
           </w:tcPr>
           <w:p>
             <w:pPr>
@@ -10614,7 +10108,6 @@
         <w:tc>
           <w:tcPr>
             <w:tcW w:w="838" w:type="dxa"/>
-            <w:tcMar/>
           </w:tcPr>
           <w:p>
             <w:pPr>
@@ -10635,7 +10128,6 @@
         <w:tc>
           <w:tcPr>
             <w:tcW w:w="1842" w:type="dxa"/>
-            <w:tcMar/>
           </w:tcPr>
           <w:p>
             <w:pPr>
@@ -10657,7 +10149,6 @@
         <w:tc>
           <w:tcPr>
             <w:tcW w:w="1985" w:type="dxa"/>
-            <w:tcMar/>
           </w:tcPr>
           <w:p>
             <w:pPr>
@@ -10675,7 +10166,6 @@
         <w:tc>
           <w:tcPr>
             <w:tcW w:w="4819" w:type="dxa"/>
-            <w:tcMar/>
           </w:tcPr>
           <w:p>
             <w:pPr>
@@ -10696,11 +10186,6 @@
                 <w:color w:val="000000"/>
               </w:rPr>
               <w:br/>
-            </w:r>
-            <w:r>
-              <w:rPr>
-                <w:color w:val="000000"/>
-              </w:rPr>
               <w:t>Lấy giá trị Min(ENTRYDATE) của mã hồ sơ</w:t>
             </w:r>
           </w:p>
@@ -10710,7 +10195,6 @@
         <w:tc>
           <w:tcPr>
             <w:tcW w:w="838" w:type="dxa"/>
-            <w:tcMar/>
           </w:tcPr>
           <w:p>
             <w:pPr>
@@ -10731,7 +10215,6 @@
         <w:tc>
           <w:tcPr>
             <w:tcW w:w="1842" w:type="dxa"/>
-            <w:tcMar/>
           </w:tcPr>
           <w:p>
             <w:pPr>
@@ -10753,7 +10236,6 @@
         <w:tc>
           <w:tcPr>
             <w:tcW w:w="1985" w:type="dxa"/>
-            <w:tcMar/>
           </w:tcPr>
           <w:p>
             <w:pPr>
@@ -10771,7 +10253,6 @@
         <w:tc>
           <w:tcPr>
             <w:tcW w:w="4819" w:type="dxa"/>
-            <w:tcMar/>
           </w:tcPr>
           <w:p>
             <w:pPr>
@@ -10790,38 +10271,33 @@
           </w:p>
           <w:p>
             <w:pPr>
-              <w:pStyle w:val="Normal"/>
-              <w:spacing w:line="360" w:lineRule="auto"/>
-              <w:jc w:val="left"/>
-              <w:rPr>
-                <w:rFonts w:eastAsia="Calibri"/>
-              </w:rPr>
-            </w:pPr>
-            <w:r>
-              <w:rPr>
-                <w:color w:val="000000" w:themeColor="text1" w:themeTint="FF" w:themeShade="FF"/>
+              <w:spacing w:line="360" w:lineRule="auto"/>
+              <w:jc w:val="left"/>
+              <w:rPr>
+                <w:rFonts w:eastAsia="Calibri"/>
+              </w:rPr>
+            </w:pPr>
+            <w:r>
+              <w:rPr>
+                <w:color w:val="000000" w:themeColor="text1"/>
               </w:rPr>
               <w:t>+ Nếu</w:t>
             </w:r>
             <w:r>
               <w:rPr>
-                <w:color w:val="000000" w:themeColor="text1" w:themeTint="FF" w:themeShade="FF"/>
+                <w:color w:val="000000" w:themeColor="text1"/>
               </w:rPr>
               <w:t xml:space="preserve"> </w:t>
             </w:r>
             <w:r>
               <w:rPr>
-                <w:rFonts w:ascii="Times New Roman" w:hAnsi="Times New Roman" w:eastAsia="Times New Roman" w:cs="Times New Roman"/>
-                <w:noProof w:val="0"/>
-                <w:sz w:val="24"/>
-                <w:szCs w:val="24"/>
-                <w:lang w:val="en-US"/>
+                <w:rFonts w:eastAsia="Times New Roman"/>
               </w:rPr>
               <w:t>WORKSTEP in ('CreditCommittee', 'CreditApproval') and</w:t>
             </w:r>
             <w:r>
               <w:rPr>
-                <w:color w:val="000000" w:themeColor="text1" w:themeTint="FF" w:themeShade="FF"/>
+                <w:color w:val="000000" w:themeColor="text1"/>
               </w:rPr>
               <w:t xml:space="preserve"> </w:t>
             </w:r>
@@ -10830,75 +10306,6 @@
                 <w:rFonts w:eastAsia="Calibri"/>
               </w:rPr>
               <w:t xml:space="preserve">DECISION IN ('Submit', 'Send To PostSanction','Submit To DisbursementMaker', 'Send To HOSupport') gán giá trị </w:t>
-            </w:r>
-            <w:r>
-              <w:rPr>
-                <w:rFonts w:eastAsia="Calibri"/>
-                <w:b w:val="1"/>
-                <w:bCs w:val="1"/>
-              </w:rPr>
-              <w:t>'Approved'</w:t>
-            </w:r>
-          </w:p>
-          <w:p>
-            <w:pPr>
-              <w:pStyle w:val="Normal"/>
-              <w:spacing w:line="360" w:lineRule="auto"/>
-              <w:jc w:val="left"/>
-              <w:rPr>
-                <w:rFonts w:eastAsia="Calibri"/>
-              </w:rPr>
-            </w:pPr>
-            <w:r>
-              <w:rPr>
-                <w:rFonts w:eastAsia="Calibri"/>
-              </w:rPr>
-              <w:t>+ Nếu</w:t>
-            </w:r>
-            <w:r>
-              <w:rPr>
-                <w:rFonts w:eastAsia="Calibri"/>
-              </w:rPr>
-              <w:t xml:space="preserve"> </w:t>
-            </w:r>
-            <w:r>
-              <w:rPr>
-                <w:rFonts w:ascii="Times New Roman" w:hAnsi="Times New Roman" w:eastAsia="Times New Roman" w:cs="Times New Roman"/>
-                <w:noProof w:val="0"/>
-                <w:sz w:val="24"/>
-                <w:szCs w:val="24"/>
-                <w:lang w:val="en-US"/>
-              </w:rPr>
-              <w:t>WORKSTEP in ('CreditCommittee', 'CreditApproval') and</w:t>
-            </w:r>
-            <w:r>
-              <w:rPr>
-                <w:rFonts w:eastAsia="Calibri"/>
-              </w:rPr>
-              <w:t xml:space="preserve"> DECISION = 'Reject' gán giá trị </w:t>
-            </w:r>
-            <w:r>
-              <w:rPr>
-                <w:rFonts w:eastAsia="Calibri"/>
-                <w:b w:val="1"/>
-                <w:bCs w:val="1"/>
-              </w:rPr>
-              <w:t>'Rejected'</w:t>
-            </w:r>
-          </w:p>
-          <w:p>
-            <w:pPr>
-              <w:spacing w:line="360" w:lineRule="auto"/>
-              <w:jc w:val="left"/>
-              <w:rPr>
-                <w:rFonts w:eastAsia="Calibri"/>
-              </w:rPr>
-            </w:pPr>
-            <w:r>
-              <w:rPr>
-                <w:rFonts w:eastAsia="Calibri"/>
-              </w:rPr>
-              <w:t xml:space="preserve">+ Nếu WORKSTEP IN ('CancelRevoke','CancelPermanent') gán giá trị </w:t>
             </w:r>
             <w:r>
               <w:rPr>
@@ -10906,22 +10313,40 @@
                 <w:b/>
                 <w:bCs/>
               </w:rPr>
-              <w:t>'Cancelled'</w:t>
-            </w:r>
-          </w:p>
-          <w:p>
-            <w:pPr>
-              <w:spacing w:line="360" w:lineRule="auto"/>
-              <w:jc w:val="left"/>
-              <w:rPr>
-                <w:rFonts w:eastAsia="Calibri"/>
-              </w:rPr>
-            </w:pPr>
-            <w:r>
-              <w:rPr>
-                <w:rFonts w:eastAsia="Calibri"/>
-              </w:rPr>
-              <w:t xml:space="preserve">+ Trường hợp còn lại gán giá trị </w:t>
+              <w:t>'Approved'</w:t>
+            </w:r>
+          </w:p>
+          <w:p>
+            <w:pPr>
+              <w:spacing w:line="360" w:lineRule="auto"/>
+              <w:jc w:val="left"/>
+              <w:rPr>
+                <w:rFonts w:eastAsia="Calibri"/>
+              </w:rPr>
+            </w:pPr>
+            <w:r>
+              <w:rPr>
+                <w:rFonts w:eastAsia="Calibri"/>
+              </w:rPr>
+              <w:t>+ Nếu</w:t>
+            </w:r>
+            <w:r>
+              <w:rPr>
+                <w:rFonts w:eastAsia="Calibri"/>
+              </w:rPr>
+              <w:t xml:space="preserve"> </w:t>
+            </w:r>
+            <w:r>
+              <w:rPr>
+                <w:rFonts w:eastAsia="Times New Roman"/>
+              </w:rPr>
+              <w:t>WORKSTEP in ('CreditCommittee', 'CreditApproval') and</w:t>
+            </w:r>
+            <w:r>
+              <w:rPr>
+                <w:rFonts w:eastAsia="Calibri"/>
+              </w:rPr>
+              <w:t xml:space="preserve"> DECISION = 'Reject' gán giá trị </w:t>
             </w:r>
             <w:r>
               <w:rPr>
@@ -10929,6 +10354,53 @@
                 <w:b/>
                 <w:bCs/>
               </w:rPr>
+              <w:t>'Rejected'</w:t>
+            </w:r>
+          </w:p>
+          <w:p>
+            <w:pPr>
+              <w:spacing w:line="360" w:lineRule="auto"/>
+              <w:jc w:val="left"/>
+              <w:rPr>
+                <w:rFonts w:eastAsia="Calibri"/>
+              </w:rPr>
+            </w:pPr>
+            <w:r>
+              <w:rPr>
+                <w:rFonts w:eastAsia="Calibri"/>
+              </w:rPr>
+              <w:lastRenderedPageBreak/>
+              <w:t xml:space="preserve">+ Nếu WORKSTEP IN ('CancelRevoke','CancelPermanent') gán giá trị </w:t>
+            </w:r>
+            <w:r>
+              <w:rPr>
+                <w:rFonts w:eastAsia="Calibri"/>
+                <w:b/>
+                <w:bCs/>
+              </w:rPr>
+              <w:t>'Cancelled'</w:t>
+            </w:r>
+          </w:p>
+          <w:p>
+            <w:pPr>
+              <w:spacing w:line="360" w:lineRule="auto"/>
+              <w:jc w:val="left"/>
+              <w:rPr>
+                <w:rFonts w:eastAsia="Calibri"/>
+              </w:rPr>
+            </w:pPr>
+            <w:r>
+              <w:rPr>
+                <w:rFonts w:eastAsia="Calibri"/>
+              </w:rPr>
+              <w:t xml:space="preserve">+ Trường hợp còn lại gán giá trị </w:t>
+            </w:r>
+            <w:r>
+              <w:rPr>
+                <w:rFonts w:eastAsia="Calibri"/>
+                <w:b/>
+                <w:bCs/>
+              </w:rPr>
               <w:t>'Processing'</w:t>
             </w:r>
           </w:p>
@@ -10938,7 +10410,6 @@
         <w:tc>
           <w:tcPr>
             <w:tcW w:w="838" w:type="dxa"/>
-            <w:tcMar/>
           </w:tcPr>
           <w:p>
             <w:pPr>
@@ -10959,7 +10430,6 @@
         <w:tc>
           <w:tcPr>
             <w:tcW w:w="1842" w:type="dxa"/>
-            <w:tcMar/>
           </w:tcPr>
           <w:p>
             <w:pPr>
@@ -10981,7 +10451,6 @@
         <w:tc>
           <w:tcPr>
             <w:tcW w:w="1985" w:type="dxa"/>
-            <w:tcMar/>
           </w:tcPr>
           <w:p>
             <w:pPr>
@@ -10999,7 +10468,6 @@
         <w:tc>
           <w:tcPr>
             <w:tcW w:w="4819" w:type="dxa"/>
-            <w:tcMar/>
           </w:tcPr>
           <w:p>
             <w:pPr>
@@ -11022,7 +10490,6 @@
         <w:tc>
           <w:tcPr>
             <w:tcW w:w="838" w:type="dxa"/>
-            <w:tcMar/>
           </w:tcPr>
           <w:p>
             <w:pPr>
@@ -11043,7 +10510,6 @@
         <w:tc>
           <w:tcPr>
             <w:tcW w:w="1842" w:type="dxa"/>
-            <w:tcMar/>
           </w:tcPr>
           <w:p>
             <w:pPr>
@@ -11065,7 +10531,6 @@
         <w:tc>
           <w:tcPr>
             <w:tcW w:w="1985" w:type="dxa"/>
-            <w:tcMar/>
           </w:tcPr>
           <w:p>
             <w:pPr>
@@ -11083,7 +10548,6 @@
         <w:tc>
           <w:tcPr>
             <w:tcW w:w="4819" w:type="dxa"/>
-            <w:tcMar/>
           </w:tcPr>
           <w:p>
             <w:pPr>
@@ -11118,7 +10582,6 @@
         <w:tc>
           <w:tcPr>
             <w:tcW w:w="838" w:type="dxa"/>
-            <w:tcMar/>
           </w:tcPr>
           <w:p>
             <w:pPr>
@@ -11139,7 +10602,6 @@
         <w:tc>
           <w:tcPr>
             <w:tcW w:w="1842" w:type="dxa"/>
-            <w:tcMar/>
           </w:tcPr>
           <w:p>
             <w:pPr>
@@ -11162,7 +10624,6 @@
         <w:tc>
           <w:tcPr>
             <w:tcW w:w="1985" w:type="dxa"/>
-            <w:tcMar/>
           </w:tcPr>
           <w:p>
             <w:pPr>
@@ -11180,7 +10641,6 @@
         <w:tc>
           <w:tcPr>
             <w:tcW w:w="4819" w:type="dxa"/>
-            <w:tcMar/>
           </w:tcPr>
           <w:p>
             <w:pPr>
@@ -11215,7 +10675,6 @@
         <w:tc>
           <w:tcPr>
             <w:tcW w:w="838" w:type="dxa"/>
-            <w:tcMar/>
           </w:tcPr>
           <w:p>
             <w:pPr>
@@ -11236,7 +10695,6 @@
         <w:tc>
           <w:tcPr>
             <w:tcW w:w="1842" w:type="dxa"/>
-            <w:tcMar/>
           </w:tcPr>
           <w:p>
             <w:pPr>
@@ -11258,7 +10716,6 @@
         <w:tc>
           <w:tcPr>
             <w:tcW w:w="1985" w:type="dxa"/>
-            <w:tcMar/>
           </w:tcPr>
           <w:p>
             <w:pPr>
@@ -11276,7 +10733,6 @@
         <w:tc>
           <w:tcPr>
             <w:tcW w:w="4819" w:type="dxa"/>
-            <w:tcMar/>
           </w:tcPr>
           <w:p>
             <w:pPr>
@@ -11299,7 +10755,6 @@
         <w:tc>
           <w:tcPr>
             <w:tcW w:w="838" w:type="dxa"/>
-            <w:tcMar/>
           </w:tcPr>
           <w:p>
             <w:pPr>
@@ -11320,7 +10775,6 @@
         <w:tc>
           <w:tcPr>
             <w:tcW w:w="1842" w:type="dxa"/>
-            <w:tcMar/>
           </w:tcPr>
           <w:p>
             <w:pPr>
@@ -11343,7 +10797,6 @@
         <w:tc>
           <w:tcPr>
             <w:tcW w:w="1985" w:type="dxa"/>
-            <w:tcMar/>
           </w:tcPr>
           <w:p>
             <w:pPr>
@@ -11361,7 +10814,6 @@
         <w:tc>
           <w:tcPr>
             <w:tcW w:w="4819" w:type="dxa"/>
-            <w:tcMar/>
           </w:tcPr>
           <w:p>
             <w:pPr>
@@ -11408,7 +10860,6 @@
         <w:tc>
           <w:tcPr>
             <w:tcW w:w="838" w:type="dxa"/>
-            <w:tcMar/>
           </w:tcPr>
           <w:p>
             <w:pPr>
@@ -11429,7 +10880,6 @@
         <w:tc>
           <w:tcPr>
             <w:tcW w:w="1842" w:type="dxa"/>
-            <w:tcMar/>
           </w:tcPr>
           <w:p>
             <w:pPr>
@@ -11452,7 +10902,6 @@
         <w:tc>
           <w:tcPr>
             <w:tcW w:w="1985" w:type="dxa"/>
-            <w:tcMar/>
           </w:tcPr>
           <w:p>
             <w:pPr>
@@ -11470,7 +10919,6 @@
         <w:tc>
           <w:tcPr>
             <w:tcW w:w="4819" w:type="dxa"/>
-            <w:tcMar/>
           </w:tcPr>
           <w:p>
             <w:pPr>
@@ -11493,7 +10941,6 @@
         <w:tc>
           <w:tcPr>
             <w:tcW w:w="838" w:type="dxa"/>
-            <w:tcMar/>
           </w:tcPr>
           <w:p>
             <w:pPr>
@@ -11514,7 +10961,6 @@
         <w:tc>
           <w:tcPr>
             <w:tcW w:w="1842" w:type="dxa"/>
-            <w:tcMar/>
           </w:tcPr>
           <w:p>
             <w:pPr>
@@ -11537,7 +10983,6 @@
         <w:tc>
           <w:tcPr>
             <w:tcW w:w="1985" w:type="dxa"/>
-            <w:tcMar/>
           </w:tcPr>
           <w:p>
             <w:pPr>
@@ -11555,7 +11000,6 @@
         <w:tc>
           <w:tcPr>
             <w:tcW w:w="4819" w:type="dxa"/>
-            <w:tcMar/>
           </w:tcPr>
           <w:p>
             <w:pPr>
@@ -11578,7 +11022,6 @@
         <w:tc>
           <w:tcPr>
             <w:tcW w:w="838" w:type="dxa"/>
-            <w:tcMar/>
           </w:tcPr>
           <w:p>
             <w:pPr>
@@ -11599,7 +11042,6 @@
         <w:tc>
           <w:tcPr>
             <w:tcW w:w="1842" w:type="dxa"/>
-            <w:tcMar/>
           </w:tcPr>
           <w:p>
             <w:pPr>
@@ -11622,7 +11064,6 @@
         <w:tc>
           <w:tcPr>
             <w:tcW w:w="1985" w:type="dxa"/>
-            <w:tcMar/>
           </w:tcPr>
           <w:p>
             <w:pPr>
@@ -11640,19 +11081,18 @@
         <w:tc>
           <w:tcPr>
             <w:tcW w:w="4819" w:type="dxa"/>
-            <w:tcMar/>
-          </w:tcPr>
-          <w:p>
-            <w:pPr>
-              <w:spacing w:line="360" w:lineRule="auto"/>
-              <w:jc w:val="left"/>
-              <w:rPr>
-                <w:rFonts w:eastAsia="Calibri"/>
-              </w:rPr>
-            </w:pPr>
-            <w:r>
-              <w:rPr>
-                <w:color w:val="000000" w:themeColor="text1" w:themeTint="FF" w:themeShade="FF"/>
+          </w:tcPr>
+          <w:p>
+            <w:pPr>
+              <w:spacing w:line="360" w:lineRule="auto"/>
+              <w:jc w:val="left"/>
+              <w:rPr>
+                <w:rFonts w:eastAsia="Calibri"/>
+              </w:rPr>
+            </w:pPr>
+            <w:r>
+              <w:rPr>
+                <w:color w:val="000000" w:themeColor="text1"/>
               </w:rPr>
               <w:t>NG_SB_RLOS_MAS_CITY&gt; CITY_NAME</w:t>
             </w:r>
@@ -11663,7 +11103,6 @@
         <w:tc>
           <w:tcPr>
             <w:tcW w:w="838" w:type="dxa"/>
-            <w:tcMar/>
           </w:tcPr>
           <w:p>
             <w:pPr>
@@ -11684,7 +11123,6 @@
         <w:tc>
           <w:tcPr>
             <w:tcW w:w="1842" w:type="dxa"/>
-            <w:tcMar/>
           </w:tcPr>
           <w:p>
             <w:pPr>
@@ -11707,7 +11145,6 @@
         <w:tc>
           <w:tcPr>
             <w:tcW w:w="1985" w:type="dxa"/>
-            <w:tcMar/>
           </w:tcPr>
           <w:p>
             <w:pPr>
@@ -11725,19 +11162,18 @@
         <w:tc>
           <w:tcPr>
             <w:tcW w:w="4819" w:type="dxa"/>
-            <w:tcMar/>
-          </w:tcPr>
-          <w:p>
-            <w:pPr>
-              <w:spacing w:line="360" w:lineRule="auto"/>
-              <w:jc w:val="left"/>
-              <w:rPr>
-                <w:rFonts w:eastAsia="Calibri"/>
-              </w:rPr>
-            </w:pPr>
-            <w:r>
-              <w:rPr>
-                <w:color w:val="000000" w:themeColor="text1" w:themeTint="FF" w:themeShade="FF"/>
+          </w:tcPr>
+          <w:p>
+            <w:pPr>
+              <w:spacing w:line="360" w:lineRule="auto"/>
+              <w:jc w:val="left"/>
+              <w:rPr>
+                <w:rFonts w:eastAsia="Calibri"/>
+              </w:rPr>
+            </w:pPr>
+            <w:r>
+              <w:rPr>
+                <w:color w:val="000000" w:themeColor="text1"/>
               </w:rPr>
               <w:t>NG_SB_RLOS_MAS_DISTRICT&gt; DISTRICT_NAME</w:t>
             </w:r>
@@ -11748,7 +11184,6 @@
         <w:tc>
           <w:tcPr>
             <w:tcW w:w="838" w:type="dxa"/>
-            <w:tcMar/>
           </w:tcPr>
           <w:p>
             <w:pPr>
@@ -11769,7 +11204,6 @@
         <w:tc>
           <w:tcPr>
             <w:tcW w:w="1842" w:type="dxa"/>
-            <w:tcMar/>
           </w:tcPr>
           <w:p>
             <w:pPr>
@@ -11792,7 +11226,6 @@
         <w:tc>
           <w:tcPr>
             <w:tcW w:w="1985" w:type="dxa"/>
-            <w:tcMar/>
           </w:tcPr>
           <w:p>
             <w:pPr>
@@ -11810,7 +11243,6 @@
         <w:tc>
           <w:tcPr>
             <w:tcW w:w="4819" w:type="dxa"/>
-            <w:tcMar/>
           </w:tcPr>
           <w:p>
             <w:pPr>
@@ -11833,7 +11265,6 @@
         <w:tc>
           <w:tcPr>
             <w:tcW w:w="838" w:type="dxa"/>
-            <w:tcMar/>
           </w:tcPr>
           <w:p>
             <w:pPr>
@@ -11854,7 +11285,6 @@
         <w:tc>
           <w:tcPr>
             <w:tcW w:w="1842" w:type="dxa"/>
-            <w:tcMar/>
           </w:tcPr>
           <w:p>
             <w:pPr>
@@ -11877,7 +11307,6 @@
         <w:tc>
           <w:tcPr>
             <w:tcW w:w="1985" w:type="dxa"/>
-            <w:tcMar/>
           </w:tcPr>
           <w:p>
             <w:pPr>
@@ -11895,7 +11324,6 @@
         <w:tc>
           <w:tcPr>
             <w:tcW w:w="4819" w:type="dxa"/>
-            <w:tcMar/>
           </w:tcPr>
           <w:p>
             <w:pPr>
@@ -11939,6 +11367,7 @@
               <w:rPr>
                 <w:rFonts w:eastAsia="Calibri"/>
               </w:rPr>
+              <w:lastRenderedPageBreak/>
               <w:t>NG_SB_RLOS_APPLICANT_DETAIL&gt; WARD_CURR_RES</w:t>
             </w:r>
             <w:r>
@@ -11946,11 +11375,6 @@
                 <w:rFonts w:eastAsia="Calibri"/>
               </w:rPr>
               <w:br/>
-            </w:r>
-            <w:r>
-              <w:rPr>
-                <w:rFonts w:eastAsia="Calibri"/>
-              </w:rPr>
               <w:t>NG_SB_RLOS_APPLICANT_DETAIL&gt; HOUSNO_CURR_RES</w:t>
             </w:r>
             <w:r>
@@ -11958,11 +11382,6 @@
                 <w:rFonts w:eastAsia="Calibri"/>
               </w:rPr>
               <w:br/>
-            </w:r>
-            <w:r>
-              <w:rPr>
-                <w:rFonts w:eastAsia="Calibri"/>
-              </w:rPr>
               <w:t xml:space="preserve">Ghép chuỗi: </w:t>
             </w:r>
             <w:r>
@@ -12029,7 +11448,6 @@
         <w:tc>
           <w:tcPr>
             <w:tcW w:w="838" w:type="dxa"/>
-            <w:tcMar/>
           </w:tcPr>
           <w:p>
             <w:pPr>
@@ -12050,7 +11468,6 @@
         <w:tc>
           <w:tcPr>
             <w:tcW w:w="1842" w:type="dxa"/>
-            <w:tcMar/>
           </w:tcPr>
           <w:p>
             <w:pPr>
@@ -12073,7 +11490,6 @@
         <w:tc>
           <w:tcPr>
             <w:tcW w:w="1985" w:type="dxa"/>
-            <w:tcMar/>
           </w:tcPr>
           <w:p>
             <w:pPr>
@@ -12092,7 +11508,6 @@
         <w:tc>
           <w:tcPr>
             <w:tcW w:w="4819" w:type="dxa"/>
-            <w:tcMar/>
           </w:tcPr>
           <w:p>
             <w:pPr>
@@ -12112,7 +11527,6 @@
         <w:tc>
           <w:tcPr>
             <w:tcW w:w="838" w:type="dxa"/>
-            <w:tcMar/>
           </w:tcPr>
           <w:p>
             <w:pPr>
@@ -12133,7 +11547,6 @@
         <w:tc>
           <w:tcPr>
             <w:tcW w:w="1842" w:type="dxa"/>
-            <w:tcMar/>
           </w:tcPr>
           <w:p>
             <w:pPr>
@@ -12156,7 +11569,6 @@
         <w:tc>
           <w:tcPr>
             <w:tcW w:w="1985" w:type="dxa"/>
-            <w:tcMar/>
           </w:tcPr>
           <w:p>
             <w:pPr>
@@ -12175,7 +11587,6 @@
         <w:tc>
           <w:tcPr>
             <w:tcW w:w="4819" w:type="dxa"/>
-            <w:tcMar/>
           </w:tcPr>
           <w:p>
             <w:pPr>
@@ -12195,7 +11606,6 @@
         <w:tc>
           <w:tcPr>
             <w:tcW w:w="838" w:type="dxa"/>
-            <w:tcMar/>
           </w:tcPr>
           <w:p>
             <w:pPr>
@@ -12216,7 +11626,6 @@
         <w:tc>
           <w:tcPr>
             <w:tcW w:w="1842" w:type="dxa"/>
-            <w:tcMar/>
           </w:tcPr>
           <w:p>
             <w:pPr>
@@ -12239,7 +11648,6 @@
         <w:tc>
           <w:tcPr>
             <w:tcW w:w="1985" w:type="dxa"/>
-            <w:tcMar/>
           </w:tcPr>
           <w:p>
             <w:pPr>
@@ -12257,7 +11665,6 @@
         <w:tc>
           <w:tcPr>
             <w:tcW w:w="4819" w:type="dxa"/>
-            <w:tcMar/>
           </w:tcPr>
           <w:p>
             <w:pPr>
@@ -12277,7 +11684,6 @@
         <w:tc>
           <w:tcPr>
             <w:tcW w:w="838" w:type="dxa"/>
-            <w:tcMar/>
           </w:tcPr>
           <w:p>
             <w:pPr>
@@ -12298,7 +11704,6 @@
         <w:tc>
           <w:tcPr>
             <w:tcW w:w="1842" w:type="dxa"/>
-            <w:tcMar/>
           </w:tcPr>
           <w:p>
             <w:pPr>
@@ -12321,7 +11726,6 @@
         <w:tc>
           <w:tcPr>
             <w:tcW w:w="1985" w:type="dxa"/>
-            <w:tcMar/>
           </w:tcPr>
           <w:p>
             <w:pPr>
@@ -12339,7 +11743,6 @@
         <w:tc>
           <w:tcPr>
             <w:tcW w:w="4819" w:type="dxa"/>
-            <w:tcMar/>
           </w:tcPr>
           <w:p>
             <w:pPr>
@@ -12359,7 +11762,6 @@
         <w:tc>
           <w:tcPr>
             <w:tcW w:w="838" w:type="dxa"/>
-            <w:tcMar/>
           </w:tcPr>
           <w:p>
             <w:pPr>
@@ -12380,7 +11782,6 @@
         <w:tc>
           <w:tcPr>
             <w:tcW w:w="1842" w:type="dxa"/>
-            <w:tcMar/>
           </w:tcPr>
           <w:p>
             <w:pPr>
@@ -12403,7 +11804,6 @@
         <w:tc>
           <w:tcPr>
             <w:tcW w:w="1985" w:type="dxa"/>
-            <w:tcMar/>
           </w:tcPr>
           <w:p>
             <w:pPr>
@@ -12421,7 +11821,6 @@
         <w:tc>
           <w:tcPr>
             <w:tcW w:w="4819" w:type="dxa"/>
-            <w:tcMar/>
           </w:tcPr>
           <w:p>
             <w:pPr>
@@ -12441,7 +11840,6 @@
         <w:tc>
           <w:tcPr>
             <w:tcW w:w="838" w:type="dxa"/>
-            <w:tcMar/>
           </w:tcPr>
           <w:p>
             <w:pPr>
@@ -12462,7 +11860,6 @@
         <w:tc>
           <w:tcPr>
             <w:tcW w:w="1842" w:type="dxa"/>
-            <w:tcMar/>
           </w:tcPr>
           <w:p>
             <w:pPr>
@@ -12485,7 +11882,6 @@
         <w:tc>
           <w:tcPr>
             <w:tcW w:w="1985" w:type="dxa"/>
-            <w:tcMar/>
           </w:tcPr>
           <w:p>
             <w:pPr>
@@ -12503,7 +11899,6 @@
         <w:tc>
           <w:tcPr>
             <w:tcW w:w="4819" w:type="dxa"/>
-            <w:tcMar/>
           </w:tcPr>
           <w:p>
             <w:pPr>
@@ -12529,7 +11924,6 @@
         <w:tc>
           <w:tcPr>
             <w:tcW w:w="838" w:type="dxa"/>
-            <w:tcMar/>
           </w:tcPr>
           <w:p>
             <w:pPr>
@@ -12550,7 +11944,6 @@
         <w:tc>
           <w:tcPr>
             <w:tcW w:w="1842" w:type="dxa"/>
-            <w:tcMar/>
           </w:tcPr>
           <w:p>
             <w:pPr>
@@ -12573,7 +11966,6 @@
         <w:tc>
           <w:tcPr>
             <w:tcW w:w="1985" w:type="dxa"/>
-            <w:tcMar/>
           </w:tcPr>
           <w:p>
             <w:pPr>
@@ -12591,7 +11983,6 @@
         <w:tc>
           <w:tcPr>
             <w:tcW w:w="4819" w:type="dxa"/>
-            <w:tcMar/>
           </w:tcPr>
           <w:p>
             <w:pPr>
@@ -12617,7 +12008,6 @@
         <w:tc>
           <w:tcPr>
             <w:tcW w:w="838" w:type="dxa"/>
-            <w:tcMar/>
           </w:tcPr>
           <w:p>
             <w:pPr>
@@ -12638,7 +12028,6 @@
         <w:tc>
           <w:tcPr>
             <w:tcW w:w="1842" w:type="dxa"/>
-            <w:tcMar/>
           </w:tcPr>
           <w:p>
             <w:pPr>
@@ -12661,7 +12050,6 @@
         <w:tc>
           <w:tcPr>
             <w:tcW w:w="1985" w:type="dxa"/>
-            <w:tcMar/>
           </w:tcPr>
           <w:p>
             <w:pPr>
@@ -12679,7 +12067,6 @@
         <w:tc>
           <w:tcPr>
             <w:tcW w:w="4819" w:type="dxa"/>
-            <w:tcMar/>
           </w:tcPr>
           <w:p>
             <w:pPr>
@@ -12699,7 +12086,6 @@
         <w:tc>
           <w:tcPr>
             <w:tcW w:w="838" w:type="dxa"/>
-            <w:tcMar/>
           </w:tcPr>
           <w:p>
             <w:pPr>
@@ -12720,7 +12106,6 @@
         <w:tc>
           <w:tcPr>
             <w:tcW w:w="1842" w:type="dxa"/>
-            <w:tcMar/>
           </w:tcPr>
           <w:p>
             <w:pPr>
@@ -12743,7 +12128,6 @@
         <w:tc>
           <w:tcPr>
             <w:tcW w:w="1985" w:type="dxa"/>
-            <w:tcMar/>
           </w:tcPr>
           <w:p>
             <w:pPr>
@@ -12761,7 +12145,6 @@
         <w:tc>
           <w:tcPr>
             <w:tcW w:w="4819" w:type="dxa"/>
-            <w:tcMar/>
           </w:tcPr>
           <w:p>
             <w:pPr>
@@ -12781,7 +12164,6 @@
         <w:tc>
           <w:tcPr>
             <w:tcW w:w="838" w:type="dxa"/>
-            <w:tcMar/>
           </w:tcPr>
           <w:p>
             <w:pPr>
@@ -12802,7 +12184,6 @@
         <w:tc>
           <w:tcPr>
             <w:tcW w:w="1842" w:type="dxa"/>
-            <w:tcMar/>
           </w:tcPr>
           <w:p>
             <w:pPr>
@@ -12825,7 +12206,6 @@
         <w:tc>
           <w:tcPr>
             <w:tcW w:w="1985" w:type="dxa"/>
-            <w:tcMar/>
           </w:tcPr>
           <w:p>
             <w:pPr>
@@ -12843,7 +12223,6 @@
         <w:tc>
           <w:tcPr>
             <w:tcW w:w="4819" w:type="dxa"/>
-            <w:tcMar/>
           </w:tcPr>
           <w:p>
             <w:pPr>
@@ -12863,7 +12242,6 @@
         <w:tc>
           <w:tcPr>
             <w:tcW w:w="838" w:type="dxa"/>
-            <w:tcMar/>
           </w:tcPr>
           <w:p>
             <w:pPr>
@@ -12884,7 +12262,6 @@
         <w:tc>
           <w:tcPr>
             <w:tcW w:w="1842" w:type="dxa"/>
-            <w:tcMar/>
           </w:tcPr>
           <w:p>
             <w:pPr>
@@ -12907,7 +12284,6 @@
         <w:tc>
           <w:tcPr>
             <w:tcW w:w="1985" w:type="dxa"/>
-            <w:tcMar/>
           </w:tcPr>
           <w:p>
             <w:pPr>
@@ -12925,7 +12301,6 @@
         <w:tc>
           <w:tcPr>
             <w:tcW w:w="4819" w:type="dxa"/>
-            <w:tcMar/>
           </w:tcPr>
           <w:p>
             <w:pPr>
@@ -12945,7 +12320,6 @@
         <w:tc>
           <w:tcPr>
             <w:tcW w:w="838" w:type="dxa"/>
-            <w:tcMar/>
           </w:tcPr>
           <w:p>
             <w:pPr>
@@ -12966,7 +12340,6 @@
         <w:tc>
           <w:tcPr>
             <w:tcW w:w="1842" w:type="dxa"/>
-            <w:tcMar/>
           </w:tcPr>
           <w:p>
             <w:pPr>
@@ -12989,7 +12362,6 @@
         <w:tc>
           <w:tcPr>
             <w:tcW w:w="1985" w:type="dxa"/>
-            <w:tcMar/>
           </w:tcPr>
           <w:p>
             <w:pPr>
@@ -13007,7 +12379,6 @@
         <w:tc>
           <w:tcPr>
             <w:tcW w:w="4819" w:type="dxa"/>
-            <w:tcMar/>
           </w:tcPr>
           <w:p>
             <w:pPr>
@@ -13027,7 +12398,6 @@
         <w:tc>
           <w:tcPr>
             <w:tcW w:w="838" w:type="dxa"/>
-            <w:tcMar/>
           </w:tcPr>
           <w:p>
             <w:pPr>
@@ -13048,7 +12418,6 @@
         <w:tc>
           <w:tcPr>
             <w:tcW w:w="1842" w:type="dxa"/>
-            <w:tcMar/>
           </w:tcPr>
           <w:p>
             <w:pPr>
@@ -13071,7 +12440,6 @@
         <w:tc>
           <w:tcPr>
             <w:tcW w:w="1985" w:type="dxa"/>
-            <w:tcMar/>
           </w:tcPr>
           <w:p>
             <w:pPr>
@@ -13089,7 +12457,6 @@
         <w:tc>
           <w:tcPr>
             <w:tcW w:w="4819" w:type="dxa"/>
-            <w:tcMar/>
           </w:tcPr>
           <w:p>
             <w:pPr>
@@ -13109,7 +12476,6 @@
         <w:tc>
           <w:tcPr>
             <w:tcW w:w="838" w:type="dxa"/>
-            <w:tcMar/>
           </w:tcPr>
           <w:p>
             <w:pPr>
@@ -13130,7 +12496,6 @@
         <w:tc>
           <w:tcPr>
             <w:tcW w:w="1842" w:type="dxa"/>
-            <w:tcMar/>
           </w:tcPr>
           <w:p>
             <w:pPr>
@@ -13153,7 +12518,6 @@
         <w:tc>
           <w:tcPr>
             <w:tcW w:w="1985" w:type="dxa"/>
-            <w:tcMar/>
           </w:tcPr>
           <w:p>
             <w:pPr>
@@ -13171,7 +12535,6 @@
         <w:tc>
           <w:tcPr>
             <w:tcW w:w="4819" w:type="dxa"/>
-            <w:tcMar/>
           </w:tcPr>
           <w:p>
             <w:pPr>
@@ -13191,7 +12554,6 @@
         <w:tc>
           <w:tcPr>
             <w:tcW w:w="838" w:type="dxa"/>
-            <w:tcMar/>
           </w:tcPr>
           <w:p>
             <w:pPr>
@@ -13212,7 +12574,6 @@
         <w:tc>
           <w:tcPr>
             <w:tcW w:w="1842" w:type="dxa"/>
-            <w:tcMar/>
           </w:tcPr>
           <w:p>
             <w:pPr>
@@ -13235,7 +12596,6 @@
         <w:tc>
           <w:tcPr>
             <w:tcW w:w="1985" w:type="dxa"/>
-            <w:tcMar/>
           </w:tcPr>
           <w:p>
             <w:pPr>
@@ -13253,7 +12613,6 @@
         <w:tc>
           <w:tcPr>
             <w:tcW w:w="4819" w:type="dxa"/>
-            <w:tcMar/>
           </w:tcPr>
           <w:p>
             <w:pPr>
@@ -13273,7 +12632,6 @@
         <w:tc>
           <w:tcPr>
             <w:tcW w:w="838" w:type="dxa"/>
-            <w:tcMar/>
           </w:tcPr>
           <w:p>
             <w:pPr>
@@ -13294,7 +12652,6 @@
         <w:tc>
           <w:tcPr>
             <w:tcW w:w="1842" w:type="dxa"/>
-            <w:tcMar/>
           </w:tcPr>
           <w:p>
             <w:pPr>
@@ -13317,7 +12674,6 @@
         <w:tc>
           <w:tcPr>
             <w:tcW w:w="1985" w:type="dxa"/>
-            <w:tcMar/>
           </w:tcPr>
           <w:p>
             <w:pPr>
@@ -13335,7 +12691,6 @@
         <w:tc>
           <w:tcPr>
             <w:tcW w:w="4819" w:type="dxa"/>
-            <w:tcMar/>
           </w:tcPr>
           <w:p>
             <w:pPr>
@@ -13355,7 +12710,6 @@
         <w:tc>
           <w:tcPr>
             <w:tcW w:w="838" w:type="dxa"/>
-            <w:tcMar/>
           </w:tcPr>
           <w:p>
             <w:pPr>
@@ -13376,7 +12730,6 @@
         <w:tc>
           <w:tcPr>
             <w:tcW w:w="1842" w:type="dxa"/>
-            <w:tcMar/>
           </w:tcPr>
           <w:p>
             <w:pPr>
@@ -13399,7 +12752,6 @@
         <w:tc>
           <w:tcPr>
             <w:tcW w:w="1985" w:type="dxa"/>
-            <w:tcMar/>
           </w:tcPr>
           <w:p>
             <w:pPr>
@@ -13417,7 +12769,6 @@
         <w:tc>
           <w:tcPr>
             <w:tcW w:w="4819" w:type="dxa"/>
-            <w:tcMar/>
           </w:tcPr>
           <w:p>
             <w:pPr>
@@ -13437,7 +12788,6 @@
         <w:tc>
           <w:tcPr>
             <w:tcW w:w="838" w:type="dxa"/>
-            <w:tcMar/>
           </w:tcPr>
           <w:p>
             <w:pPr>
@@ -13458,7 +12808,6 @@
         <w:tc>
           <w:tcPr>
             <w:tcW w:w="1842" w:type="dxa"/>
-            <w:tcMar/>
           </w:tcPr>
           <w:p>
             <w:pPr>
@@ -13481,7 +12830,6 @@
         <w:tc>
           <w:tcPr>
             <w:tcW w:w="1985" w:type="dxa"/>
-            <w:tcMar/>
           </w:tcPr>
           <w:p>
             <w:pPr>
@@ -13499,7 +12847,6 @@
         <w:tc>
           <w:tcPr>
             <w:tcW w:w="4819" w:type="dxa"/>
-            <w:tcMar/>
           </w:tcPr>
           <w:p>
             <w:pPr>
@@ -13519,7 +12866,6 @@
         <w:tc>
           <w:tcPr>
             <w:tcW w:w="838" w:type="dxa"/>
-            <w:tcMar/>
           </w:tcPr>
           <w:p>
             <w:pPr>
@@ -13540,7 +12886,6 @@
         <w:tc>
           <w:tcPr>
             <w:tcW w:w="1842" w:type="dxa"/>
-            <w:tcMar/>
           </w:tcPr>
           <w:p>
             <w:pPr>
@@ -13563,7 +12908,6 @@
         <w:tc>
           <w:tcPr>
             <w:tcW w:w="1985" w:type="dxa"/>
-            <w:tcMar/>
           </w:tcPr>
           <w:p>
             <w:pPr>
@@ -13581,7 +12925,6 @@
         <w:tc>
           <w:tcPr>
             <w:tcW w:w="4819" w:type="dxa"/>
-            <w:tcMar/>
           </w:tcPr>
           <w:p>
             <w:pPr>
@@ -13601,7 +12944,6 @@
         <w:tc>
           <w:tcPr>
             <w:tcW w:w="838" w:type="dxa"/>
-            <w:tcMar/>
           </w:tcPr>
           <w:p>
             <w:pPr>
@@ -13622,7 +12964,6 @@
         <w:tc>
           <w:tcPr>
             <w:tcW w:w="1842" w:type="dxa"/>
-            <w:tcMar/>
           </w:tcPr>
           <w:p>
             <w:pPr>
@@ -13645,7 +12986,6 @@
         <w:tc>
           <w:tcPr>
             <w:tcW w:w="1985" w:type="dxa"/>
-            <w:tcMar/>
           </w:tcPr>
           <w:p>
             <w:pPr>
@@ -13663,7 +13003,6 @@
         <w:tc>
           <w:tcPr>
             <w:tcW w:w="4819" w:type="dxa"/>
-            <w:tcMar/>
           </w:tcPr>
           <w:p>
             <w:pPr>
@@ -13713,7 +13052,6 @@
         <w:tc>
           <w:tcPr>
             <w:tcW w:w="838" w:type="dxa"/>
-            <w:tcMar/>
           </w:tcPr>
           <w:p>
             <w:pPr>
@@ -13734,7 +13072,6 @@
         <w:tc>
           <w:tcPr>
             <w:tcW w:w="1842" w:type="dxa"/>
-            <w:tcMar/>
           </w:tcPr>
           <w:p>
             <w:pPr>
@@ -13757,7 +13094,6 @@
         <w:tc>
           <w:tcPr>
             <w:tcW w:w="1985" w:type="dxa"/>
-            <w:tcMar/>
           </w:tcPr>
           <w:p>
             <w:pPr>
@@ -13775,7 +13111,6 @@
         <w:tc>
           <w:tcPr>
             <w:tcW w:w="4819" w:type="dxa"/>
-            <w:tcMar/>
           </w:tcPr>
           <w:p>
             <w:pPr>
@@ -13819,7 +13154,6 @@
         <w:tc>
           <w:tcPr>
             <w:tcW w:w="838" w:type="dxa"/>
-            <w:tcMar/>
           </w:tcPr>
           <w:p>
             <w:pPr>
@@ -13840,7 +13174,6 @@
         <w:tc>
           <w:tcPr>
             <w:tcW w:w="1842" w:type="dxa"/>
-            <w:tcMar/>
           </w:tcPr>
           <w:p>
             <w:pPr>
@@ -13863,7 +13196,6 @@
         <w:tc>
           <w:tcPr>
             <w:tcW w:w="1985" w:type="dxa"/>
-            <w:tcMar/>
           </w:tcPr>
           <w:p>
             <w:pPr>
@@ -13881,7 +13213,6 @@
         <w:tc>
           <w:tcPr>
             <w:tcW w:w="4819" w:type="dxa"/>
-            <w:tcMar/>
           </w:tcPr>
           <w:p>
             <w:pPr>
@@ -13919,7 +13250,6 @@
         <w:tc>
           <w:tcPr>
             <w:tcW w:w="838" w:type="dxa"/>
-            <w:tcMar/>
           </w:tcPr>
           <w:p>
             <w:pPr>
@@ -13940,7 +13270,6 @@
         <w:tc>
           <w:tcPr>
             <w:tcW w:w="1842" w:type="dxa"/>
-            <w:tcMar/>
           </w:tcPr>
           <w:p>
             <w:pPr>
@@ -13963,7 +13292,6 @@
         <w:tc>
           <w:tcPr>
             <w:tcW w:w="1985" w:type="dxa"/>
-            <w:tcMar/>
           </w:tcPr>
           <w:p>
             <w:pPr>
@@ -13981,7 +13309,6 @@
         <w:tc>
           <w:tcPr>
             <w:tcW w:w="4819" w:type="dxa"/>
-            <w:tcMar/>
           </w:tcPr>
           <w:p>
             <w:pPr>
@@ -14001,6 +13328,7 @@
               </w:rPr>
             </w:pPr>
             <w:r>
+              <w:lastRenderedPageBreak/>
               <w:t>Lấy EXITDATE</w:t>
             </w:r>
             <w:r>
@@ -14022,7 +13350,6 @@
         <w:tc>
           <w:tcPr>
             <w:tcW w:w="838" w:type="dxa"/>
-            <w:tcMar/>
           </w:tcPr>
           <w:p>
             <w:pPr>
@@ -14043,7 +13370,6 @@
         <w:tc>
           <w:tcPr>
             <w:tcW w:w="1842" w:type="dxa"/>
-            <w:tcMar/>
           </w:tcPr>
           <w:p>
             <w:pPr>
@@ -14054,34 +13380,39 @@
                 <w:rFonts w:eastAsia="Times New Roman"/>
               </w:rPr>
             </w:pPr>
-            <w:commentRangeStart w:id="1660821546"/>
-            <w:commentRangeStart w:id="254296821"/>
-            <w:r>
-              <w:rPr>
-                <w:color w:val="000000" w:themeColor="text1" w:themeTint="FF" w:themeShade="FF"/>
+            <w:commentRangeStart w:id="50"/>
+            <w:commentRangeStart w:id="51"/>
+            <w:r>
+              <w:rPr>
+                <w:color w:val="000000" w:themeColor="text1"/>
               </w:rPr>
               <w:t>LAST_REMARKS</w:t>
             </w:r>
-            <w:commentRangeEnd w:id="1660821546"/>
+            <w:commentRangeEnd w:id="50"/>
             <w:r>
               <w:rPr>
                 <w:rStyle w:val="CommentReference"/>
-              </w:rPr>
-              <w:commentReference w:id="1660821546"/>
-            </w:r>
-            <w:commentRangeEnd w:id="254296821"/>
+                <w:rFonts w:eastAsia="Times New Roman"/>
+                <w:sz w:val="24"/>
+                <w:szCs w:val="24"/>
+              </w:rPr>
+              <w:commentReference w:id="50"/>
+            </w:r>
+            <w:commentRangeEnd w:id="51"/>
             <w:r>
               <w:rPr>
                 <w:rStyle w:val="CommentReference"/>
-              </w:rPr>
-              <w:commentReference w:id="254296821"/>
+                <w:rFonts w:eastAsia="Times New Roman"/>
+                <w:sz w:val="24"/>
+                <w:szCs w:val="24"/>
+              </w:rPr>
+              <w:commentReference w:id="51"/>
             </w:r>
           </w:p>
         </w:tc>
         <w:tc>
           <w:tcPr>
             <w:tcW w:w="1985" w:type="dxa"/>
-            <w:tcMar/>
           </w:tcPr>
           <w:p>
             <w:pPr>
@@ -14099,19 +13430,16 @@
         <w:tc>
           <w:tcPr>
             <w:tcW w:w="4819" w:type="dxa"/>
-            <w:tcMar/>
-          </w:tcPr>
-          <w:p>
-            <w:pPr>
-              <w:spacing w:line="360" w:lineRule="auto"/>
-              <w:jc w:val="left"/>
-            </w:pPr>
-            <w:r>
-              <w:rPr/>
+          </w:tcPr>
+          <w:p>
+            <w:pPr>
+              <w:spacing w:line="360" w:lineRule="auto"/>
+              <w:jc w:val="left"/>
+            </w:pPr>
+            <w:r>
               <w:t>NG_SB_RLOS_ENTRY_EXIT&gt; REMARK</w:t>
             </w:r>
             <w:r>
-              <w:rPr/>
               <w:t>S</w:t>
             </w:r>
           </w:p>
@@ -14124,118 +13452,25 @@
               </w:rPr>
             </w:pPr>
             <w:r>
-              <w:rPr/>
-              <w:t>Lấy</w:t>
-            </w:r>
-            <w:r>
-              <w:rPr/>
-              <w:t xml:space="preserve"> REMARK</w:t>
-            </w:r>
-            <w:r>
-              <w:rPr/>
+              <w:t>Lấy REMARK</w:t>
+            </w:r>
+            <w:r>
               <w:t>S</w:t>
             </w:r>
             <w:r>
-              <w:rPr/>
               <w:t xml:space="preserve"> </w:t>
             </w:r>
             <w:r>
-              <w:rPr/>
-              <w:t>tại</w:t>
-            </w:r>
-            <w:r>
-              <w:rPr/>
-              <w:t xml:space="preserve"> </w:t>
-            </w:r>
-            <w:r>
-              <w:rPr/>
-              <w:t>dòng</w:t>
-            </w:r>
-            <w:r>
-              <w:rPr/>
-              <w:t xml:space="preserve"> </w:t>
-            </w:r>
-            <w:r>
-              <w:rPr/>
-              <w:t>có</w:t>
-            </w:r>
-            <w:r>
-              <w:rPr/>
-              <w:t xml:space="preserve"> </w:t>
-            </w:r>
-            <w:r>
-              <w:rPr/>
-              <w:t>giá</w:t>
-            </w:r>
-            <w:r>
-              <w:rPr/>
-              <w:t xml:space="preserve"> </w:t>
-            </w:r>
-            <w:r>
-              <w:rPr/>
-              <w:t>trị</w:t>
-            </w:r>
-            <w:r>
-              <w:rPr/>
-              <w:t xml:space="preserve"> </w:t>
-            </w:r>
-            <w:r>
-              <w:rPr>
-                <w:color w:val="000000" w:themeColor="text1" w:themeTint="FF" w:themeShade="FF"/>
-              </w:rPr>
-              <w:t xml:space="preserve">ENTRYDATE </w:t>
-            </w:r>
-            <w:r>
-              <w:rPr>
-                <w:color w:val="000000" w:themeColor="text1" w:themeTint="FF" w:themeShade="FF"/>
-              </w:rPr>
-              <w:t>lớn</w:t>
-            </w:r>
-            <w:r>
-              <w:rPr>
-                <w:color w:val="000000" w:themeColor="text1" w:themeTint="FF" w:themeShade="FF"/>
-              </w:rPr>
-              <w:t xml:space="preserve"> </w:t>
-            </w:r>
-            <w:r>
-              <w:rPr>
-                <w:color w:val="000000" w:themeColor="text1" w:themeTint="FF" w:themeShade="FF"/>
-              </w:rPr>
-              <w:t>nhất</w:t>
-            </w:r>
-            <w:r>
-              <w:rPr>
-                <w:color w:val="000000" w:themeColor="text1" w:themeTint="FF" w:themeShade="FF"/>
-              </w:rPr>
-              <w:t xml:space="preserve"> </w:t>
-            </w:r>
-            <w:r>
-              <w:rPr/>
-              <w:t>của</w:t>
-            </w:r>
-            <w:r>
-              <w:rPr/>
-              <w:t xml:space="preserve"> </w:t>
-            </w:r>
-            <w:r>
-              <w:rPr/>
-              <w:t>mã</w:t>
-            </w:r>
-            <w:r>
-              <w:rPr/>
-              <w:t xml:space="preserve"> </w:t>
-            </w:r>
-            <w:r>
-              <w:rPr/>
-              <w:t>hồ</w:t>
-            </w:r>
-            <w:r>
-              <w:rPr/>
-              <w:t xml:space="preserve"> </w:t>
-            </w:r>
-            <w:r>
-              <w:rPr/>
-              <w:t>sơ</w:t>
+              <w:t xml:space="preserve">tại dòng có giá trị </w:t>
+            </w:r>
+            <w:r>
+              <w:rPr>
+                <w:color w:val="000000" w:themeColor="text1"/>
+              </w:rPr>
+              <w:t xml:space="preserve">ENTRYDATE lớn nhất </w:t>
+            </w:r>
+            <w:r>
+              <w:t>của mã hồ sơ</w:t>
             </w:r>
           </w:p>
         </w:tc>
@@ -14244,7 +13479,6 @@
         <w:tc>
           <w:tcPr>
             <w:tcW w:w="838" w:type="dxa"/>
-            <w:tcMar/>
           </w:tcPr>
           <w:p>
             <w:pPr>
@@ -14265,7 +13499,6 @@
         <w:tc>
           <w:tcPr>
             <w:tcW w:w="1842" w:type="dxa"/>
-            <w:tcMar/>
           </w:tcPr>
           <w:p>
             <w:pPr>
@@ -14288,7 +13521,6 @@
         <w:tc>
           <w:tcPr>
             <w:tcW w:w="1985" w:type="dxa"/>
-            <w:tcMar/>
           </w:tcPr>
           <w:p>
             <w:pPr>
@@ -14306,62 +13538,26 @@
         <w:tc>
           <w:tcPr>
             <w:tcW w:w="4819" w:type="dxa"/>
-            <w:tcMar/>
-          </w:tcPr>
-          <w:p>
-            <w:pPr>
-              <w:spacing w:line="360" w:lineRule="auto"/>
-              <w:jc w:val="left"/>
-              <w:rPr>
-                <w:rFonts w:eastAsia="Calibri"/>
-              </w:rPr>
-            </w:pPr>
-            <w:r>
-              <w:rPr/>
+          </w:tcPr>
+          <w:p>
+            <w:pPr>
+              <w:spacing w:line="360" w:lineRule="auto"/>
+              <w:jc w:val="left"/>
+              <w:rPr>
+                <w:rFonts w:eastAsia="Calibri"/>
+              </w:rPr>
+            </w:pPr>
+            <w:r>
               <w:t>NG_SB_RLOS_ENTRY_EXIT&gt; REMARK</w:t>
             </w:r>
             <w:r>
-              <w:rPr/>
               <w:t>S</w:t>
             </w:r>
             <w:r>
               <w:br/>
             </w:r>
             <w:r>
-              <w:rPr/>
-              <w:t xml:space="preserve">Lấy REMARKS </w:t>
-            </w:r>
-            <w:r>
-              <w:rPr/>
-              <w:t>tại</w:t>
-            </w:r>
-            <w:r>
-              <w:rPr/>
-              <w:t xml:space="preserve"> </w:t>
-            </w:r>
-            <w:r>
-              <w:rPr/>
-              <w:t>bước</w:t>
-            </w:r>
-            <w:r>
-              <w:rPr/>
-              <w:t xml:space="preserve"> </w:t>
-            </w:r>
-            <w:r>
-              <w:rPr/>
-              <w:t>có</w:t>
-            </w:r>
-            <w:r>
-              <w:rPr/>
-              <w:t xml:space="preserve"> WORKSTEP = '</w:t>
-            </w:r>
-            <w:r>
-              <w:rPr/>
-              <w:t>DetailDataEntry</w:t>
-            </w:r>
-            <w:r>
-              <w:rPr/>
-              <w:t>'</w:t>
+              <w:t>Lấy REMARKS tại bước có WORKSTEP = 'DetailDataEntry'</w:t>
             </w:r>
           </w:p>
         </w:tc>
@@ -14370,7 +13566,6 @@
         <w:tc>
           <w:tcPr>
             <w:tcW w:w="838" w:type="dxa"/>
-            <w:tcMar/>
           </w:tcPr>
           <w:p>
             <w:pPr>
@@ -14391,7 +13586,6 @@
         <w:tc>
           <w:tcPr>
             <w:tcW w:w="1842" w:type="dxa"/>
-            <w:tcMar/>
           </w:tcPr>
           <w:p>
             <w:pPr>
@@ -14414,7 +13608,6 @@
         <w:tc>
           <w:tcPr>
             <w:tcW w:w="1985" w:type="dxa"/>
-            <w:tcMar/>
           </w:tcPr>
           <w:p>
             <w:pPr>
@@ -14432,7 +13625,6 @@
         <w:tc>
           <w:tcPr>
             <w:tcW w:w="4819" w:type="dxa"/>
-            <w:tcMar/>
           </w:tcPr>
           <w:p>
             <w:pPr>
@@ -14447,8 +13639,6 @@
             </w:r>
             <w:r>
               <w:br/>
-            </w:r>
-            <w:r>
               <w:t xml:space="preserve">Lấy DECISION tại dòng có giá trị </w:t>
             </w:r>
             <w:r>
@@ -14467,7 +13657,6 @@
         <w:tc>
           <w:tcPr>
             <w:tcW w:w="838" w:type="dxa"/>
-            <w:tcMar/>
           </w:tcPr>
           <w:p>
             <w:pPr>
@@ -14488,7 +13677,6 @@
         <w:tc>
           <w:tcPr>
             <w:tcW w:w="1842" w:type="dxa"/>
-            <w:tcMar/>
           </w:tcPr>
           <w:p>
             <w:pPr>
@@ -14511,7 +13699,6 @@
         <w:tc>
           <w:tcPr>
             <w:tcW w:w="1985" w:type="dxa"/>
-            <w:tcMar/>
           </w:tcPr>
           <w:p>
             <w:pPr>
@@ -14529,7 +13716,6 @@
         <w:tc>
           <w:tcPr>
             <w:tcW w:w="4819" w:type="dxa"/>
-            <w:tcMar/>
             <w:vAlign w:val="center"/>
           </w:tcPr>
           <w:p>
@@ -14637,6 +13823,7 @@
                 <w:szCs w:val="22"/>
               </w:rPr>
               <w:br/>
+              <w:t xml:space="preserve"> END, </w:t>
             </w:r>
             <w:r>
               <w:rPr>
@@ -14644,7 +13831,7 @@
                 <w:sz w:val="22"/>
                 <w:szCs w:val="22"/>
               </w:rPr>
-              <w:t xml:space="preserve"> END, </w:t>
+              <w:t>g</w:t>
             </w:r>
             <w:r>
               <w:rPr>
@@ -14652,14 +13839,6 @@
                 <w:sz w:val="22"/>
                 <w:szCs w:val="22"/>
               </w:rPr>
-              <w:t>g</w:t>
-            </w:r>
-            <w:r>
-              <w:rPr>
-                <w:color w:val="000000"/>
-                <w:sz w:val="22"/>
-                <w:szCs w:val="22"/>
-              </w:rPr>
               <w:t>.UWMAKERUSER)</w:t>
             </w:r>
           </w:p>
@@ -14669,7 +13848,6 @@
         <w:tc>
           <w:tcPr>
             <w:tcW w:w="838" w:type="dxa"/>
-            <w:tcMar/>
           </w:tcPr>
           <w:p>
             <w:pPr>
@@ -14690,7 +13868,6 @@
         <w:tc>
           <w:tcPr>
             <w:tcW w:w="1842" w:type="dxa"/>
-            <w:tcMar/>
           </w:tcPr>
           <w:p>
             <w:pPr>
@@ -14713,7 +13890,6 @@
         <w:tc>
           <w:tcPr>
             <w:tcW w:w="1985" w:type="dxa"/>
-            <w:tcMar/>
           </w:tcPr>
           <w:p>
             <w:pPr>
@@ -14731,7 +13907,6 @@
         <w:tc>
           <w:tcPr>
             <w:tcW w:w="4819" w:type="dxa"/>
-            <w:tcMar/>
             <w:vAlign w:val="center"/>
           </w:tcPr>
           <w:p>
@@ -14790,6 +13965,7 @@
                 <w:szCs w:val="22"/>
               </w:rPr>
               <w:br/>
+              <w:t xml:space="preserve">COALESCE(CASE WHEN </w:t>
             </w:r>
             <w:r>
               <w:rPr>
@@ -14797,7 +13973,7 @@
                 <w:sz w:val="22"/>
                 <w:szCs w:val="22"/>
               </w:rPr>
-              <w:t xml:space="preserve">COALESCE(CASE WHEN </w:t>
+              <w:t>ak</w:t>
             </w:r>
             <w:r>
               <w:rPr>
@@ -14805,7 +13981,7 @@
                 <w:sz w:val="22"/>
                 <w:szCs w:val="22"/>
               </w:rPr>
-              <w:t>ak</w:t>
+              <w:t xml:space="preserve">.WORK_STEP = 'UnderwriterChecker' THEN </w:t>
             </w:r>
             <w:r>
               <w:rPr>
@@ -14813,7 +13989,7 @@
                 <w:sz w:val="22"/>
                 <w:szCs w:val="22"/>
               </w:rPr>
-              <w:t xml:space="preserve">.WORK_STEP = 'UnderwriterChecker' THEN </w:t>
+              <w:t>ak</w:t>
             </w:r>
             <w:r>
               <w:rPr>
@@ -14821,7 +13997,7 @@
                 <w:sz w:val="22"/>
                 <w:szCs w:val="22"/>
               </w:rPr>
-              <w:t>ak</w:t>
+              <w:t xml:space="preserve">.USER_MAKE </w:t>
             </w:r>
             <w:r>
               <w:rPr>
@@ -14829,7 +14005,8 @@
                 <w:sz w:val="22"/>
                 <w:szCs w:val="22"/>
               </w:rPr>
-              <w:t xml:space="preserve">.USER_MAKE </w:t>
+              <w:br/>
+              <w:t xml:space="preserve"> END, </w:t>
             </w:r>
             <w:r>
               <w:rPr>
@@ -14837,7 +14014,7 @@
                 <w:sz w:val="22"/>
                 <w:szCs w:val="22"/>
               </w:rPr>
-              <w:br/>
+              <w:t>g</w:t>
             </w:r>
             <w:r>
               <w:rPr>
@@ -14845,22 +14022,6 @@
                 <w:sz w:val="22"/>
                 <w:szCs w:val="22"/>
               </w:rPr>
-              <w:t xml:space="preserve"> END, </w:t>
-            </w:r>
-            <w:r>
-              <w:rPr>
-                <w:color w:val="000000"/>
-                <w:sz w:val="22"/>
-                <w:szCs w:val="22"/>
-              </w:rPr>
-              <w:t>g</w:t>
-            </w:r>
-            <w:r>
-              <w:rPr>
-                <w:color w:val="000000"/>
-                <w:sz w:val="22"/>
-                <w:szCs w:val="22"/>
-              </w:rPr>
               <w:t>.UWCHKRUSER)</w:t>
             </w:r>
           </w:p>
@@ -14870,7 +14031,6 @@
         <w:tc>
           <w:tcPr>
             <w:tcW w:w="838" w:type="dxa"/>
-            <w:tcMar/>
           </w:tcPr>
           <w:p>
             <w:pPr>
@@ -14891,7 +14051,6 @@
         <w:tc>
           <w:tcPr>
             <w:tcW w:w="1842" w:type="dxa"/>
-            <w:tcMar/>
           </w:tcPr>
           <w:p>
             <w:pPr>
@@ -14914,7 +14073,6 @@
         <w:tc>
           <w:tcPr>
             <w:tcW w:w="1985" w:type="dxa"/>
-            <w:tcMar/>
           </w:tcPr>
           <w:p>
             <w:pPr>
@@ -14932,7 +14090,6 @@
         <w:tc>
           <w:tcPr>
             <w:tcW w:w="4819" w:type="dxa"/>
-            <w:tcMar/>
             <w:vAlign w:val="center"/>
           </w:tcPr>
           <w:p>
@@ -14972,34 +14129,16 @@
             </w:pPr>
             <w:r>
               <w:rPr>
-                <w:color w:val="000000" w:themeColor="text1" w:themeTint="FF" w:themeShade="FF"/>
-              </w:rPr>
-              <w:t>NG_SB_RLOS_USER_MAKE_WORK_STEP</w:t>
-            </w:r>
-            <w:r>
-              <w:rPr>
-                <w:color w:val="000000" w:themeColor="text1" w:themeTint="FF" w:themeShade="FF"/>
-              </w:rPr>
-              <w:t xml:space="preserve"> </w:t>
-            </w:r>
-            <w:r>
-              <w:rPr>
-                <w:color w:val="000000" w:themeColor="text1" w:themeTint="FF" w:themeShade="FF"/>
-              </w:rPr>
-              <w:t>ak</w:t>
-            </w:r>
-            <w:r>
-              <w:rPr>
-                <w:color w:val="000000" w:themeColor="text1" w:themeTint="FF" w:themeShade="FF"/>
-              </w:rPr>
-              <w:t>&gt;</w:t>
+                <w:color w:val="000000" w:themeColor="text1"/>
+              </w:rPr>
+              <w:t>NG_SB_RLOS_USER_MAKE_WORK_STEP ak&gt;</w:t>
             </w:r>
             <w:r>
               <w:br/>
             </w:r>
             <w:r>
               <w:rPr>
-                <w:color w:val="000000" w:themeColor="text1" w:themeTint="FF" w:themeShade="FF"/>
+                <w:color w:val="000000" w:themeColor="text1"/>
                 <w:sz w:val="22"/>
                 <w:szCs w:val="22"/>
               </w:rPr>
@@ -15007,7 +14146,7 @@
             </w:r>
             <w:r>
               <w:rPr>
-                <w:color w:val="000000" w:themeColor="text1" w:themeTint="FF" w:themeShade="FF"/>
+                <w:color w:val="000000" w:themeColor="text1"/>
                 <w:sz w:val="22"/>
                 <w:szCs w:val="22"/>
               </w:rPr>
@@ -15015,118 +14154,62 @@
             </w:r>
             <w:r>
               <w:rPr>
-                <w:color w:val="000000" w:themeColor="text1" w:themeTint="FF" w:themeShade="FF"/>
+                <w:color w:val="000000" w:themeColor="text1"/>
                 <w:sz w:val="22"/>
                 <w:szCs w:val="22"/>
               </w:rPr>
-              <w:t>.WORK_STEP</w:t>
-            </w:r>
-            <w:r>
-              <w:rPr>
-                <w:color w:val="000000" w:themeColor="text1" w:themeTint="FF" w:themeShade="FF"/>
+              <w:t xml:space="preserve">.WORK_STEP in ('CreditCommittee', 'CreditApproval') THEN </w:t>
+            </w:r>
+            <w:r>
+              <w:rPr>
+                <w:color w:val="000000" w:themeColor="text1"/>
                 <w:sz w:val="22"/>
                 <w:szCs w:val="22"/>
               </w:rPr>
-              <w:t xml:space="preserve"> in ('</w:t>
-            </w:r>
-            <w:r>
-              <w:rPr>
-                <w:color w:val="000000" w:themeColor="text1" w:themeTint="FF" w:themeShade="FF"/>
+              <w:t>ak</w:t>
+            </w:r>
+            <w:r>
+              <w:rPr>
+                <w:color w:val="000000" w:themeColor="text1"/>
                 <w:sz w:val="22"/>
                 <w:szCs w:val="22"/>
               </w:rPr>
-              <w:t>CreditCommittee</w:t>
-            </w:r>
-            <w:r>
-              <w:rPr>
-                <w:color w:val="000000" w:themeColor="text1" w:themeTint="FF" w:themeShade="FF"/>
+              <w:t xml:space="preserve">.USER_MAKE END, </w:t>
+            </w:r>
+            <w:r>
+              <w:br/>
+            </w:r>
+            <w:r>
+              <w:rPr>
+                <w:color w:val="000000" w:themeColor="text1"/>
                 <w:sz w:val="22"/>
                 <w:szCs w:val="22"/>
               </w:rPr>
-              <w:t>', '</w:t>
-            </w:r>
-            <w:r>
-              <w:rPr>
-                <w:color w:val="000000" w:themeColor="text1" w:themeTint="FF" w:themeShade="FF"/>
+              <w:t>g</w:t>
+            </w:r>
+            <w:r>
+              <w:rPr>
+                <w:color w:val="000000" w:themeColor="text1"/>
                 <w:sz w:val="22"/>
                 <w:szCs w:val="22"/>
               </w:rPr>
-              <w:t>CreditApproval</w:t>
-            </w:r>
-            <w:r>
-              <w:rPr>
-                <w:color w:val="000000" w:themeColor="text1" w:themeTint="FF" w:themeShade="FF"/>
+              <w:t xml:space="preserve">.CREDAPPRUSER, </w:t>
+            </w:r>
+            <w:r>
+              <w:rPr>
+                <w:color w:val="000000" w:themeColor="text1"/>
                 <w:sz w:val="22"/>
                 <w:szCs w:val="22"/>
               </w:rPr>
-              <w:t xml:space="preserve">') THEN </w:t>
-            </w:r>
-            <w:r>
-              <w:rPr>
-                <w:color w:val="000000" w:themeColor="text1" w:themeTint="FF" w:themeShade="FF"/>
+              <w:t>g</w:t>
+            </w:r>
+            <w:r>
+              <w:rPr>
+                <w:color w:val="000000" w:themeColor="text1"/>
                 <w:sz w:val="22"/>
                 <w:szCs w:val="22"/>
               </w:rPr>
-              <w:t>ak</w:t>
-            </w:r>
-            <w:r>
-              <w:rPr>
-                <w:color w:val="000000" w:themeColor="text1" w:themeTint="FF" w:themeShade="FF"/>
-                <w:sz w:val="22"/>
-                <w:szCs w:val="22"/>
-              </w:rPr>
-              <w:t>.USER_MAKE</w:t>
-            </w:r>
-            <w:r>
-              <w:rPr>
-                <w:color w:val="000000" w:themeColor="text1" w:themeTint="FF" w:themeShade="FF"/>
-                <w:sz w:val="22"/>
-                <w:szCs w:val="22"/>
-              </w:rPr>
-              <w:t xml:space="preserve"> END, </w:t>
-            </w:r>
-            <w:r>
-              <w:br/>
-            </w:r>
-            <w:r>
-              <w:rPr>
-                <w:color w:val="000000" w:themeColor="text1" w:themeTint="FF" w:themeShade="FF"/>
-                <w:sz w:val="22"/>
-                <w:szCs w:val="22"/>
-              </w:rPr>
-              <w:t>g</w:t>
-            </w:r>
-            <w:r>
-              <w:rPr>
-                <w:color w:val="000000" w:themeColor="text1" w:themeTint="FF" w:themeShade="FF"/>
-                <w:sz w:val="22"/>
-                <w:szCs w:val="22"/>
-              </w:rPr>
-              <w:t xml:space="preserve">.CREDAPPRUSER, </w:t>
-            </w:r>
-            <w:r>
-              <w:rPr>
-                <w:color w:val="000000" w:themeColor="text1" w:themeTint="FF" w:themeShade="FF"/>
-                <w:sz w:val="22"/>
-                <w:szCs w:val="22"/>
-              </w:rPr>
-              <w:t>g</w:t>
-            </w:r>
-            <w:r>
-              <w:rPr>
-                <w:color w:val="000000" w:themeColor="text1" w:themeTint="FF" w:themeShade="FF"/>
-                <w:sz w:val="22"/>
-                <w:szCs w:val="22"/>
-              </w:rPr>
-              <w:t>.CCOMMITUSER</w:t>
-            </w:r>
-            <w:r>
-              <w:rPr>
-                <w:color w:val="000000" w:themeColor="text1" w:themeTint="FF" w:themeShade="FF"/>
-                <w:sz w:val="22"/>
-                <w:szCs w:val="22"/>
-              </w:rPr>
-              <w:t>)</w:t>
+              <w:t>.CCOMMITUSER)</w:t>
             </w:r>
           </w:p>
         </w:tc>
@@ -15135,7 +14218,6 @@
         <w:tc>
           <w:tcPr>
             <w:tcW w:w="838" w:type="dxa"/>
-            <w:tcMar/>
           </w:tcPr>
           <w:p>
             <w:pPr>
@@ -15156,7 +14238,6 @@
         <w:tc>
           <w:tcPr>
             <w:tcW w:w="1842" w:type="dxa"/>
-            <w:tcMar/>
           </w:tcPr>
           <w:p>
             <w:pPr>
@@ -15179,7 +14260,6 @@
         <w:tc>
           <w:tcPr>
             <w:tcW w:w="1985" w:type="dxa"/>
-            <w:tcMar/>
           </w:tcPr>
           <w:p>
             <w:pPr>
@@ -15197,7 +14277,6 @@
         <w:tc>
           <w:tcPr>
             <w:tcW w:w="4819" w:type="dxa"/>
-            <w:tcMar/>
           </w:tcPr>
           <w:p>
             <w:pPr>
@@ -15226,31 +14305,7 @@
               <w:rPr>
                 <w:rFonts w:eastAsia="Calibri"/>
               </w:rPr>
-              <w:t xml:space="preserve">CASE WHEN </w:t>
-            </w:r>
-            <w:r>
-              <w:rPr>
-                <w:rFonts w:eastAsia="Calibri"/>
-              </w:rPr>
-              <w:t>UPPER(</w:t>
-            </w:r>
-            <w:r>
-              <w:rPr>
-                <w:rFonts w:eastAsia="Calibri"/>
-              </w:rPr>
-              <w:t>z</w:t>
-            </w:r>
-            <w:r>
-              <w:rPr>
-                <w:rFonts w:eastAsia="Calibri"/>
-              </w:rPr>
-              <w:t>.COL_TYPE</w:t>
-            </w:r>
-            <w:r>
-              <w:rPr>
-                <w:rFonts w:eastAsia="Calibri"/>
-              </w:rPr>
-              <w:t>) = 'REALSTATE' THEN 'YES' ELSE 'NO' END</w:t>
+              <w:t>CASE WHEN UPPER(z.COL_TYPE) = 'REALSTATE' THEN 'YES' ELSE 'NO' END</w:t>
             </w:r>
           </w:p>
         </w:tc>
@@ -15259,7 +14314,6 @@
         <w:tc>
           <w:tcPr>
             <w:tcW w:w="838" w:type="dxa"/>
-            <w:tcMar/>
           </w:tcPr>
           <w:p>
             <w:pPr>
@@ -15280,7 +14334,6 @@
         <w:tc>
           <w:tcPr>
             <w:tcW w:w="1842" w:type="dxa"/>
-            <w:tcMar/>
           </w:tcPr>
           <w:p>
             <w:pPr>
@@ -15303,7 +14356,6 @@
         <w:tc>
           <w:tcPr>
             <w:tcW w:w="1985" w:type="dxa"/>
-            <w:tcMar/>
           </w:tcPr>
           <w:p>
             <w:pPr>
@@ -15321,7 +14373,6 @@
         <w:tc>
           <w:tcPr>
             <w:tcW w:w="4819" w:type="dxa"/>
-            <w:tcMar/>
           </w:tcPr>
           <w:p>
             <w:pPr>
@@ -15350,31 +14401,7 @@
               <w:rPr>
                 <w:rFonts w:eastAsia="Calibri"/>
               </w:rPr>
-              <w:t xml:space="preserve">CASE WHEN </w:t>
-            </w:r>
-            <w:r>
-              <w:rPr>
-                <w:rFonts w:eastAsia="Calibri"/>
-              </w:rPr>
-              <w:t>UPPER(</w:t>
-            </w:r>
-            <w:r>
-              <w:rPr>
-                <w:rFonts w:eastAsia="Calibri"/>
-              </w:rPr>
-              <w:t>z</w:t>
-            </w:r>
-            <w:r>
-              <w:rPr>
-                <w:rFonts w:eastAsia="Calibri"/>
-              </w:rPr>
-              <w:t>.COL_TYPE</w:t>
-            </w:r>
-            <w:r>
-              <w:rPr>
-                <w:rFonts w:eastAsia="Calibri"/>
-              </w:rPr>
-              <w:t>) = 'TRANSPORT' THEN 'YES' ELSE 'NO' END</w:t>
+              <w:t>CASE WHEN UPPER(z.COL_TYPE) = 'TRANSPORT' THEN 'YES' ELSE 'NO' END</w:t>
             </w:r>
           </w:p>
         </w:tc>
@@ -15383,7 +14410,6 @@
         <w:tc>
           <w:tcPr>
             <w:tcW w:w="838" w:type="dxa"/>
-            <w:tcMar/>
           </w:tcPr>
           <w:p>
             <w:pPr>
@@ -15404,7 +14430,6 @@
         <w:tc>
           <w:tcPr>
             <w:tcW w:w="1842" w:type="dxa"/>
-            <w:tcMar/>
           </w:tcPr>
           <w:p>
             <w:pPr>
@@ -15427,7 +14452,6 @@
         <w:tc>
           <w:tcPr>
             <w:tcW w:w="1985" w:type="dxa"/>
-            <w:tcMar/>
           </w:tcPr>
           <w:p>
             <w:pPr>
@@ -15445,7 +14469,6 @@
         <w:tc>
           <w:tcPr>
             <w:tcW w:w="4819" w:type="dxa"/>
-            <w:tcMar/>
           </w:tcPr>
           <w:p>
             <w:pPr>
@@ -15495,7 +14518,6 @@
         <w:tc>
           <w:tcPr>
             <w:tcW w:w="838" w:type="dxa"/>
-            <w:tcMar/>
           </w:tcPr>
           <w:p>
             <w:pPr>
@@ -15516,7 +14538,6 @@
         <w:tc>
           <w:tcPr>
             <w:tcW w:w="1842" w:type="dxa"/>
-            <w:tcMar/>
           </w:tcPr>
           <w:p>
             <w:pPr>
@@ -15539,7 +14560,6 @@
         <w:tc>
           <w:tcPr>
             <w:tcW w:w="1985" w:type="dxa"/>
-            <w:tcMar/>
           </w:tcPr>
           <w:p>
             <w:pPr>
@@ -15557,7 +14577,6 @@
         <w:tc>
           <w:tcPr>
             <w:tcW w:w="4819" w:type="dxa"/>
-            <w:tcMar/>
           </w:tcPr>
           <w:p>
             <w:pPr>
@@ -15577,7 +14596,6 @@
         <w:tc>
           <w:tcPr>
             <w:tcW w:w="838" w:type="dxa"/>
-            <w:tcMar/>
           </w:tcPr>
           <w:p>
             <w:pPr>
@@ -15598,7 +14616,6 @@
         <w:tc>
           <w:tcPr>
             <w:tcW w:w="1842" w:type="dxa"/>
-            <w:tcMar/>
           </w:tcPr>
           <w:p>
             <w:pPr>
@@ -15621,7 +14638,6 @@
         <w:tc>
           <w:tcPr>
             <w:tcW w:w="1985" w:type="dxa"/>
-            <w:tcMar/>
           </w:tcPr>
           <w:p>
             <w:pPr>
@@ -15639,7 +14655,6 @@
         <w:tc>
           <w:tcPr>
             <w:tcW w:w="4819" w:type="dxa"/>
-            <w:tcMar/>
           </w:tcPr>
           <w:p>
             <w:pPr>
@@ -15800,7 +14815,6 @@
         <w:tc>
           <w:tcPr>
             <w:tcW w:w="838" w:type="dxa"/>
-            <w:tcMar/>
           </w:tcPr>
           <w:p>
             <w:pPr>
@@ -15821,7 +14835,6 @@
         <w:tc>
           <w:tcPr>
             <w:tcW w:w="1842" w:type="dxa"/>
-            <w:tcMar/>
           </w:tcPr>
           <w:p>
             <w:pPr>
@@ -15844,7 +14857,6 @@
         <w:tc>
           <w:tcPr>
             <w:tcW w:w="1985" w:type="dxa"/>
-            <w:tcMar/>
           </w:tcPr>
           <w:p>
             <w:pPr>
@@ -15862,7 +14874,6 @@
         <w:tc>
           <w:tcPr>
             <w:tcW w:w="4819" w:type="dxa"/>
-            <w:tcMar/>
           </w:tcPr>
           <w:p>
             <w:pPr>
@@ -15896,7 +14907,7 @@
               <w:spacing w:line="360" w:lineRule="auto"/>
               <w:jc w:val="left"/>
               <w:rPr>
-                <w:color w:val="000000" w:themeColor="text1" w:themeTint="FF" w:themeShade="FF"/>
+                <w:color w:val="000000" w:themeColor="text1"/>
               </w:rPr>
             </w:pPr>
             <w:r>
@@ -15923,7 +14934,7 @@
               <w:spacing w:line="360" w:lineRule="auto"/>
               <w:jc w:val="left"/>
               <w:rPr>
-                <w:color w:val="000000" w:themeColor="text1" w:themeTint="FF" w:themeShade="FF"/>
+                <w:color w:val="000000" w:themeColor="text1"/>
               </w:rPr>
             </w:pPr>
             <w:r>
@@ -15950,7 +14961,7 @@
               <w:spacing w:line="360" w:lineRule="auto"/>
               <w:jc w:val="left"/>
               <w:rPr>
-                <w:color w:val="000000" w:themeColor="text1" w:themeTint="FF" w:themeShade="FF"/>
+                <w:color w:val="000000" w:themeColor="text1"/>
               </w:rPr>
             </w:pPr>
             <w:r>
@@ -16089,7 +15100,6 @@
         <w:tc>
           <w:tcPr>
             <w:tcW w:w="838" w:type="dxa"/>
-            <w:tcMar/>
           </w:tcPr>
           <w:p>
             <w:pPr>
@@ -16110,7 +15120,6 @@
         <w:tc>
           <w:tcPr>
             <w:tcW w:w="1842" w:type="dxa"/>
-            <w:tcMar/>
           </w:tcPr>
           <w:p>
             <w:pPr>
@@ -16133,7 +15142,6 @@
         <w:tc>
           <w:tcPr>
             <w:tcW w:w="1985" w:type="dxa"/>
-            <w:tcMar/>
           </w:tcPr>
           <w:p>
             <w:pPr>
@@ -16151,7 +15159,6 @@
         <w:tc>
           <w:tcPr>
             <w:tcW w:w="4819" w:type="dxa"/>
-            <w:tcMar/>
           </w:tcPr>
           <w:p>
             <w:pPr>
@@ -16171,7 +15178,6 @@
         <w:tc>
           <w:tcPr>
             <w:tcW w:w="838" w:type="dxa"/>
-            <w:tcMar/>
           </w:tcPr>
           <w:p>
             <w:pPr>
@@ -16192,7 +15198,6 @@
         <w:tc>
           <w:tcPr>
             <w:tcW w:w="1842" w:type="dxa"/>
-            <w:tcMar/>
           </w:tcPr>
           <w:p>
             <w:pPr>
@@ -16215,7 +15220,6 @@
         <w:tc>
           <w:tcPr>
             <w:tcW w:w="1985" w:type="dxa"/>
-            <w:tcMar/>
           </w:tcPr>
           <w:p>
             <w:pPr>
@@ -16233,7 +15237,6 @@
         <w:tc>
           <w:tcPr>
             <w:tcW w:w="4819" w:type="dxa"/>
-            <w:tcMar/>
           </w:tcPr>
           <w:p>
             <w:pPr>
@@ -16253,7 +15256,6 @@
         <w:tc>
           <w:tcPr>
             <w:tcW w:w="838" w:type="dxa"/>
-            <w:tcMar/>
           </w:tcPr>
           <w:p>
             <w:pPr>
@@ -16274,7 +15276,6 @@
         <w:tc>
           <w:tcPr>
             <w:tcW w:w="1842" w:type="dxa"/>
-            <w:tcMar/>
           </w:tcPr>
           <w:p>
             <w:pPr>
@@ -16297,7 +15298,6 @@
         <w:tc>
           <w:tcPr>
             <w:tcW w:w="1985" w:type="dxa"/>
-            <w:tcMar/>
           </w:tcPr>
           <w:p>
             <w:pPr>
@@ -16315,7 +15315,6 @@
         <w:tc>
           <w:tcPr>
             <w:tcW w:w="4819" w:type="dxa"/>
-            <w:tcMar/>
           </w:tcPr>
           <w:p>
             <w:pPr>
@@ -16335,7 +15334,6 @@
         <w:tc>
           <w:tcPr>
             <w:tcW w:w="838" w:type="dxa"/>
-            <w:tcMar/>
           </w:tcPr>
           <w:p>
             <w:pPr>
@@ -16356,7 +15354,6 @@
         <w:tc>
           <w:tcPr>
             <w:tcW w:w="1842" w:type="dxa"/>
-            <w:tcMar/>
           </w:tcPr>
           <w:p>
             <w:pPr>
@@ -16379,7 +15376,6 @@
         <w:tc>
           <w:tcPr>
             <w:tcW w:w="1985" w:type="dxa"/>
-            <w:tcMar/>
           </w:tcPr>
           <w:p>
             <w:pPr>
@@ -16397,7 +15393,6 @@
         <w:tc>
           <w:tcPr>
             <w:tcW w:w="4819" w:type="dxa"/>
-            <w:tcMar/>
           </w:tcPr>
           <w:p>
             <w:pPr>
@@ -16417,13 +15412,7 @@
               <w:rPr>
                 <w:rFonts w:eastAsia="Calibri"/>
               </w:rPr>
-              <w:t xml:space="preserve">+ Nếu PROOF_OF_INCOME = </w:t>
-            </w:r>
-            <w:r>
-              <w:rPr>
-                <w:rFonts w:eastAsia="Calibri"/>
-              </w:rPr>
-              <w:t xml:space="preserve">'proofincome01' gán giá trị </w:t>
+              <w:t xml:space="preserve">+ Nếu PROOF_OF_INCOME = 'proofincome01' gán giá trị </w:t>
             </w:r>
             <w:r>
               <w:rPr>
@@ -16505,7 +15494,6 @@
         <w:tc>
           <w:tcPr>
             <w:tcW w:w="838" w:type="dxa"/>
-            <w:tcMar/>
           </w:tcPr>
           <w:p>
             <w:pPr>
@@ -16526,7 +15514,6 @@
         <w:tc>
           <w:tcPr>
             <w:tcW w:w="1842" w:type="dxa"/>
-            <w:tcMar/>
           </w:tcPr>
           <w:p>
             <w:pPr>
@@ -16549,7 +15536,6 @@
         <w:tc>
           <w:tcPr>
             <w:tcW w:w="1985" w:type="dxa"/>
-            <w:tcMar/>
           </w:tcPr>
           <w:p>
             <w:pPr>
@@ -16567,7 +15553,6 @@
         <w:tc>
           <w:tcPr>
             <w:tcW w:w="4819" w:type="dxa"/>
-            <w:tcMar/>
           </w:tcPr>
           <w:p>
             <w:pPr>
@@ -16767,6 +15752,7 @@
               <w:rPr>
                 <w:rFonts w:eastAsia="Calibri"/>
               </w:rPr>
+              <w:lastRenderedPageBreak/>
               <w:t>CASE WHEN OTHERFLAG = 'Yes' THEN 'Nguồn thu khác / ' END,</w:t>
             </w:r>
           </w:p>
@@ -16803,7 +15789,6 @@
         <w:tc>
           <w:tcPr>
             <w:tcW w:w="838" w:type="dxa"/>
-            <w:tcMar/>
           </w:tcPr>
           <w:p>
             <w:pPr>
@@ -16824,7 +15809,6 @@
         <w:tc>
           <w:tcPr>
             <w:tcW w:w="1842" w:type="dxa"/>
-            <w:tcMar/>
           </w:tcPr>
           <w:p>
             <w:pPr>
@@ -16847,7 +15831,6 @@
         <w:tc>
           <w:tcPr>
             <w:tcW w:w="1985" w:type="dxa"/>
-            <w:tcMar/>
           </w:tcPr>
           <w:p>
             <w:pPr>
@@ -16865,7 +15848,6 @@
         <w:tc>
           <w:tcPr>
             <w:tcW w:w="4819" w:type="dxa"/>
-            <w:tcMar/>
           </w:tcPr>
           <w:p>
             <w:pPr>
@@ -16896,7 +15878,6 @@
         <w:tc>
           <w:tcPr>
             <w:tcW w:w="838" w:type="dxa"/>
-            <w:tcMar/>
           </w:tcPr>
           <w:p>
             <w:pPr>
@@ -16917,7 +15898,6 @@
         <w:tc>
           <w:tcPr>
             <w:tcW w:w="1842" w:type="dxa"/>
-            <w:tcMar/>
           </w:tcPr>
           <w:p>
             <w:pPr>
@@ -16940,7 +15920,6 @@
         <w:tc>
           <w:tcPr>
             <w:tcW w:w="1985" w:type="dxa"/>
-            <w:tcMar/>
           </w:tcPr>
           <w:p>
             <w:pPr>
@@ -16958,7 +15937,6 @@
         <w:tc>
           <w:tcPr>
             <w:tcW w:w="4819" w:type="dxa"/>
-            <w:tcMar/>
           </w:tcPr>
           <w:p>
             <w:pPr>
@@ -16981,7 +15959,6 @@
         <w:tc>
           <w:tcPr>
             <w:tcW w:w="838" w:type="dxa"/>
-            <w:tcMar/>
           </w:tcPr>
           <w:p>
             <w:pPr>
@@ -17002,7 +15979,6 @@
         <w:tc>
           <w:tcPr>
             <w:tcW w:w="1842" w:type="dxa"/>
-            <w:tcMar/>
           </w:tcPr>
           <w:p>
             <w:pPr>
@@ -17025,7 +16001,6 @@
         <w:tc>
           <w:tcPr>
             <w:tcW w:w="1985" w:type="dxa"/>
-            <w:tcMar/>
           </w:tcPr>
           <w:p>
             <w:pPr>
@@ -17043,7 +16018,6 @@
         <w:tc>
           <w:tcPr>
             <w:tcW w:w="4819" w:type="dxa"/>
-            <w:tcMar/>
           </w:tcPr>
           <w:p>
             <w:pPr>
@@ -17063,7 +16037,6 @@
         <w:tc>
           <w:tcPr>
             <w:tcW w:w="838" w:type="dxa"/>
-            <w:tcMar/>
           </w:tcPr>
           <w:p>
             <w:pPr>
@@ -17084,7 +16057,6 @@
         <w:tc>
           <w:tcPr>
             <w:tcW w:w="1842" w:type="dxa"/>
-            <w:tcMar/>
           </w:tcPr>
           <w:p>
             <w:pPr>
@@ -17107,7 +16079,6 @@
         <w:tc>
           <w:tcPr>
             <w:tcW w:w="1985" w:type="dxa"/>
-            <w:tcMar/>
           </w:tcPr>
           <w:p>
             <w:pPr>
@@ -17125,7 +16096,6 @@
         <w:tc>
           <w:tcPr>
             <w:tcW w:w="4819" w:type="dxa"/>
-            <w:tcMar/>
           </w:tcPr>
           <w:p>
             <w:pPr>
@@ -17151,7 +16121,6 @@
         <w:tc>
           <w:tcPr>
             <w:tcW w:w="838" w:type="dxa"/>
-            <w:tcMar/>
           </w:tcPr>
           <w:p>
             <w:pPr>
@@ -17172,7 +16141,6 @@
         <w:tc>
           <w:tcPr>
             <w:tcW w:w="1842" w:type="dxa"/>
-            <w:tcMar/>
           </w:tcPr>
           <w:p>
             <w:pPr>
@@ -17195,7 +16163,6 @@
         <w:tc>
           <w:tcPr>
             <w:tcW w:w="1985" w:type="dxa"/>
-            <w:tcMar/>
           </w:tcPr>
           <w:p>
             <w:pPr>
@@ -17213,7 +16180,6 @@
         <w:tc>
           <w:tcPr>
             <w:tcW w:w="4819" w:type="dxa"/>
-            <w:tcMar/>
           </w:tcPr>
           <w:p>
             <w:pPr>
@@ -17236,7 +16202,6 @@
         <w:tc>
           <w:tcPr>
             <w:tcW w:w="838" w:type="dxa"/>
-            <w:tcMar/>
           </w:tcPr>
           <w:p>
             <w:pPr>
@@ -17257,7 +16222,6 @@
         <w:tc>
           <w:tcPr>
             <w:tcW w:w="1842" w:type="dxa"/>
-            <w:tcMar/>
           </w:tcPr>
           <w:p>
             <w:pPr>
@@ -17280,7 +16244,6 @@
         <w:tc>
           <w:tcPr>
             <w:tcW w:w="1985" w:type="dxa"/>
-            <w:tcMar/>
           </w:tcPr>
           <w:p>
             <w:pPr>
@@ -17298,7 +16261,6 @@
         <w:tc>
           <w:tcPr>
             <w:tcW w:w="4819" w:type="dxa"/>
-            <w:tcMar/>
           </w:tcPr>
           <w:p>
             <w:pPr>
@@ -17318,7 +16280,6 @@
         <w:tc>
           <w:tcPr>
             <w:tcW w:w="838" w:type="dxa"/>
-            <w:tcMar/>
           </w:tcPr>
           <w:p>
             <w:pPr>
@@ -17339,7 +16300,6 @@
         <w:tc>
           <w:tcPr>
             <w:tcW w:w="1842" w:type="dxa"/>
-            <w:tcMar/>
           </w:tcPr>
           <w:p>
             <w:pPr>
@@ -17362,7 +16322,6 @@
         <w:tc>
           <w:tcPr>
             <w:tcW w:w="1985" w:type="dxa"/>
-            <w:tcMar/>
           </w:tcPr>
           <w:p>
             <w:pPr>
@@ -17380,7 +16339,6 @@
         <w:tc>
           <w:tcPr>
             <w:tcW w:w="4819" w:type="dxa"/>
-            <w:tcMar/>
           </w:tcPr>
           <w:p>
             <w:pPr>
@@ -17400,7 +16358,6 @@
         <w:tc>
           <w:tcPr>
             <w:tcW w:w="838" w:type="dxa"/>
-            <w:tcMar/>
           </w:tcPr>
           <w:p>
             <w:pPr>
@@ -17421,7 +16378,6 @@
         <w:tc>
           <w:tcPr>
             <w:tcW w:w="1842" w:type="dxa"/>
-            <w:tcMar/>
           </w:tcPr>
           <w:p>
             <w:pPr>
@@ -17444,7 +16400,6 @@
         <w:tc>
           <w:tcPr>
             <w:tcW w:w="1985" w:type="dxa"/>
-            <w:tcMar/>
           </w:tcPr>
           <w:p>
             <w:pPr>
@@ -17462,7 +16417,6 @@
         <w:tc>
           <w:tcPr>
             <w:tcW w:w="4819" w:type="dxa"/>
-            <w:tcMar/>
           </w:tcPr>
           <w:p>
             <w:pPr>
@@ -17482,7 +16436,6 @@
         <w:tc>
           <w:tcPr>
             <w:tcW w:w="838" w:type="dxa"/>
-            <w:tcMar/>
           </w:tcPr>
           <w:p>
             <w:pPr>
@@ -17503,7 +16456,6 @@
         <w:tc>
           <w:tcPr>
             <w:tcW w:w="1842" w:type="dxa"/>
-            <w:tcMar/>
           </w:tcPr>
           <w:p>
             <w:pPr>
@@ -17526,7 +16478,6 @@
         <w:tc>
           <w:tcPr>
             <w:tcW w:w="1985" w:type="dxa"/>
-            <w:tcMar/>
           </w:tcPr>
           <w:p>
             <w:pPr>
@@ -17544,7 +16495,6 @@
         <w:tc>
           <w:tcPr>
             <w:tcW w:w="4819" w:type="dxa"/>
-            <w:tcMar/>
           </w:tcPr>
           <w:p>
             <w:pPr>
@@ -17559,8 +16509,6 @@
             </w:r>
             <w:r>
               <w:br/>
-            </w:r>
-            <w:r>
               <w:t xml:space="preserve">Lấy giá trị MIN(ENTRYDATE), với điều kiện </w:t>
             </w:r>
             <w:r>
@@ -17588,7 +16536,6 @@
         <w:tc>
           <w:tcPr>
             <w:tcW w:w="838" w:type="dxa"/>
-            <w:tcMar/>
           </w:tcPr>
           <w:p>
             <w:pPr>
@@ -17609,7 +16556,6 @@
         <w:tc>
           <w:tcPr>
             <w:tcW w:w="1842" w:type="dxa"/>
-            <w:tcMar/>
           </w:tcPr>
           <w:p>
             <w:pPr>
@@ -17632,7 +16578,6 @@
         <w:tc>
           <w:tcPr>
             <w:tcW w:w="1985" w:type="dxa"/>
-            <w:tcMar/>
           </w:tcPr>
           <w:p>
             <w:pPr>
@@ -17650,7 +16595,6 @@
         <w:tc>
           <w:tcPr>
             <w:tcW w:w="4819" w:type="dxa"/>
-            <w:tcMar/>
           </w:tcPr>
           <w:p>
             <w:pPr>
@@ -17709,7 +16653,6 @@
         <w:tc>
           <w:tcPr>
             <w:tcW w:w="838" w:type="dxa"/>
-            <w:tcMar/>
           </w:tcPr>
           <w:p>
             <w:pPr>
@@ -17730,7 +16673,6 @@
         <w:tc>
           <w:tcPr>
             <w:tcW w:w="1842" w:type="dxa"/>
-            <w:tcMar/>
           </w:tcPr>
           <w:p>
             <w:pPr>
@@ -17753,7 +16695,6 @@
         <w:tc>
           <w:tcPr>
             <w:tcW w:w="1985" w:type="dxa"/>
-            <w:tcMar/>
           </w:tcPr>
           <w:p>
             <w:pPr>
@@ -17771,7 +16712,6 @@
         <w:tc>
           <w:tcPr>
             <w:tcW w:w="4819" w:type="dxa"/>
-            <w:tcMar/>
           </w:tcPr>
           <w:p>
             <w:pPr>
@@ -17806,7 +16746,6 @@
         <w:tc>
           <w:tcPr>
             <w:tcW w:w="838" w:type="dxa"/>
-            <w:tcMar/>
           </w:tcPr>
           <w:p>
             <w:pPr>
@@ -17827,7 +16766,6 @@
         <w:tc>
           <w:tcPr>
             <w:tcW w:w="1842" w:type="dxa"/>
-            <w:tcMar/>
           </w:tcPr>
           <w:p>
             <w:pPr>
@@ -17850,7 +16788,6 @@
         <w:tc>
           <w:tcPr>
             <w:tcW w:w="1985" w:type="dxa"/>
-            <w:tcMar/>
           </w:tcPr>
           <w:p>
             <w:pPr>
@@ -17868,7 +16805,6 @@
         <w:tc>
           <w:tcPr>
             <w:tcW w:w="4819" w:type="dxa"/>
-            <w:tcMar/>
           </w:tcPr>
           <w:p>
             <w:pPr>
@@ -17883,11 +16819,6 @@
                 <w:rFonts w:eastAsia="Calibri"/>
               </w:rPr>
               <w:br/>
-            </w:r>
-            <w:r>
-              <w:rPr>
-                <w:rFonts w:eastAsia="Calibri"/>
-              </w:rPr>
               <w:t>Lấy giá trị EXITDATE với điều kiện DECISION = 'Cancel' AND USERNAME IS NOT NULL</w:t>
             </w:r>
           </w:p>
@@ -17897,7 +16828,6 @@
         <w:tc>
           <w:tcPr>
             <w:tcW w:w="838" w:type="dxa"/>
-            <w:tcMar/>
           </w:tcPr>
           <w:p>
             <w:pPr>
@@ -17918,7 +16848,6 @@
         <w:tc>
           <w:tcPr>
             <w:tcW w:w="1842" w:type="dxa"/>
-            <w:tcMar/>
           </w:tcPr>
           <w:p>
             <w:pPr>
@@ -17941,7 +16870,6 @@
         <w:tc>
           <w:tcPr>
             <w:tcW w:w="1985" w:type="dxa"/>
-            <w:tcMar/>
           </w:tcPr>
           <w:p>
             <w:pPr>
@@ -17959,7 +16887,6 @@
         <w:tc>
           <w:tcPr>
             <w:tcW w:w="4819" w:type="dxa"/>
-            <w:tcMar/>
           </w:tcPr>
           <w:p>
             <w:pPr>
@@ -18307,47 +17234,20 @@
               <w:jc w:val="left"/>
             </w:pPr>
             <w:r>
-              <w:rPr/>
               <w:t xml:space="preserve">+ </w:t>
             </w:r>
             <w:r>
-              <w:rPr/>
-              <w:t xml:space="preserve">Hồ sơ không </w:t>
-            </w:r>
-            <w:r>
-              <w:rPr/>
-              <w:t>tồn tại bước</w:t>
-            </w:r>
-            <w:r>
-              <w:rPr/>
-              <w:t xml:space="preserve"> hủy thủ công trước hoặc cùng thời điểm</w:t>
-            </w:r>
-            <w:r>
-              <w:rPr/>
-              <w:t xml:space="preserve"> vào bước </w:t>
-            </w:r>
-            <w:r>
-              <w:rPr/>
-              <w:t>CancelRevoke</w:t>
-            </w:r>
-            <w:r>
-              <w:rPr/>
-              <w:t>:</w:t>
-            </w:r>
-          </w:p>
-          <w:p>
-            <w:pPr>
-              <w:spacing w:before="0" w:beforeAutospacing="off" w:after="0" w:afterAutospacing="off" w:line="360" w:lineRule="auto"/>
-              <w:ind w:left="0" w:right="86"/>
-              <w:jc w:val="left"/>
-            </w:pPr>
-            <w:r>
-              <w:rPr>
-                <w:rFonts w:ascii="Times New Roman" w:hAnsi="Times New Roman" w:eastAsia="Times New Roman" w:cs="Times New Roman"/>
-                <w:noProof w:val="0"/>
-                <w:sz w:val="24"/>
-                <w:szCs w:val="24"/>
-                <w:lang w:val="en-US"/>
+              <w:t>Hồ sơ không tồn tại bước hủy thủ công trước hoặc cùng thời điểm vào bước CancelRevoke:</w:t>
+            </w:r>
+          </w:p>
+          <w:p>
+            <w:pPr>
+              <w:spacing w:line="360" w:lineRule="auto"/>
+              <w:jc w:val="left"/>
+            </w:pPr>
+            <w:r>
+              <w:rPr>
+                <w:rFonts w:eastAsia="Times New Roman"/>
               </w:rPr>
               <w:t>Không tồn tại dòng thỏa mãn điều kiện</w:t>
             </w:r>
@@ -18358,109 +17258,30 @@
               <w:jc w:val="left"/>
             </w:pPr>
             <w:r>
-              <w:rPr/>
-              <w:t>DECISION = 'Cancel'</w:t>
-            </w:r>
-            <w:r>
-              <w:rPr/>
-              <w:t xml:space="preserve"> and </w:t>
-            </w:r>
-            <w:r>
-              <w:rPr/>
-              <w:t>(</w:t>
-            </w:r>
-            <w:r>
-              <w:rPr/>
-              <w:t>ENTRYDATE</w:t>
-            </w:r>
-            <w:r>
-              <w:rPr>
-                <w:i w:val="1"/>
-                <w:iCs w:val="1"/>
-              </w:rPr>
-              <w:t xml:space="preserve"> </w:t>
-            </w:r>
-            <w:r>
-              <w:rPr>
-                <w:i w:val="1"/>
-                <w:iCs w:val="1"/>
-              </w:rPr>
-              <w:t>tại</w:t>
-            </w:r>
-            <w:r>
-              <w:rPr>
-                <w:i w:val="1"/>
-                <w:iCs w:val="1"/>
-              </w:rPr>
-              <w:t xml:space="preserve"> </w:t>
-            </w:r>
-            <w:r>
-              <w:rPr>
-                <w:i w:val="1"/>
-                <w:iCs w:val="1"/>
-              </w:rPr>
-              <w:t>DECISION = 'Cancel'</w:t>
-            </w:r>
-            <w:r>
-              <w:rPr>
-                <w:i w:val="1"/>
-                <w:iCs w:val="1"/>
-              </w:rPr>
-              <w:t xml:space="preserve"> </w:t>
-            </w:r>
-            <w:r>
-              <w:rPr/>
-              <w:t>&lt;</w:t>
-            </w:r>
-            <w:r>
-              <w:rPr/>
-              <w:t>=</w:t>
-            </w:r>
-            <w:r>
-              <w:rPr/>
-              <w:t xml:space="preserve"> </w:t>
-            </w:r>
-            <w:r>
-              <w:rPr/>
-              <w:t>ENTRYDATE</w:t>
-            </w:r>
-            <w:r>
-              <w:rPr>
-                <w:i w:val="1"/>
-                <w:iCs w:val="1"/>
-              </w:rPr>
-              <w:t xml:space="preserve"> </w:t>
-            </w:r>
-            <w:r>
-              <w:rPr>
-                <w:i w:val="1"/>
-                <w:iCs w:val="1"/>
-              </w:rPr>
-              <w:t>tại</w:t>
-            </w:r>
-            <w:r>
-              <w:rPr>
-                <w:i w:val="1"/>
-                <w:iCs w:val="1"/>
-              </w:rPr>
-              <w:t xml:space="preserve"> WORKSTEP = '</w:t>
-            </w:r>
-            <w:r>
-              <w:rPr>
-                <w:i w:val="1"/>
-                <w:iCs w:val="1"/>
-              </w:rPr>
-              <w:t>CancelRevoke</w:t>
-            </w:r>
-            <w:r>
-              <w:rPr>
-                <w:i w:val="1"/>
-                <w:iCs w:val="1"/>
-              </w:rPr>
-              <w:t>'</w:t>
-            </w:r>
-            <w:r>
-              <w:rPr/>
+              <w:lastRenderedPageBreak/>
+              <w:t xml:space="preserve">DECISION = 'Cancel' and </w:t>
+            </w:r>
+            <w:r>
+              <w:t>(ENTRYDATE</w:t>
+            </w:r>
+            <w:r>
+              <w:rPr>
+                <w:i/>
+                <w:iCs/>
+              </w:rPr>
+              <w:t xml:space="preserve"> tại DECISION = 'Cancel' </w:t>
+            </w:r>
+            <w:r>
+              <w:t>&lt;= ENTRYDATE</w:t>
+            </w:r>
+            <w:r>
+              <w:rPr>
+                <w:i/>
+                <w:iCs/>
+              </w:rPr>
+              <w:t xml:space="preserve"> tại WORKSTEP = 'CancelRevoke'</w:t>
+            </w:r>
+            <w:r>
               <w:t>)</w:t>
             </w:r>
           </w:p>
@@ -18470,7 +17291,6 @@
         <w:tc>
           <w:tcPr>
             <w:tcW w:w="838" w:type="dxa"/>
-            <w:tcMar/>
           </w:tcPr>
           <w:p>
             <w:pPr>
@@ -18491,7 +17311,6 @@
         <w:tc>
           <w:tcPr>
             <w:tcW w:w="1842" w:type="dxa"/>
-            <w:tcMar/>
           </w:tcPr>
           <w:p>
             <w:pPr>
@@ -18514,7 +17333,6 @@
         <w:tc>
           <w:tcPr>
             <w:tcW w:w="1985" w:type="dxa"/>
-            <w:tcMar/>
           </w:tcPr>
           <w:p>
             <w:pPr>
@@ -18532,7 +17350,6 @@
         <w:tc>
           <w:tcPr>
             <w:tcW w:w="4819" w:type="dxa"/>
-            <w:tcMar/>
           </w:tcPr>
           <w:p>
             <w:pPr>
@@ -18600,7 +17417,6 @@
         <w:tc>
           <w:tcPr>
             <w:tcW w:w="838" w:type="dxa"/>
-            <w:tcMar/>
           </w:tcPr>
           <w:p>
             <w:pPr>
@@ -18621,7 +17437,6 @@
         <w:tc>
           <w:tcPr>
             <w:tcW w:w="1842" w:type="dxa"/>
-            <w:tcMar/>
           </w:tcPr>
           <w:p>
             <w:pPr>
@@ -18644,7 +17459,6 @@
         <w:tc>
           <w:tcPr>
             <w:tcW w:w="1985" w:type="dxa"/>
-            <w:tcMar/>
           </w:tcPr>
           <w:p>
             <w:pPr>
@@ -18662,7 +17476,6 @@
         <w:tc>
           <w:tcPr>
             <w:tcW w:w="4819" w:type="dxa"/>
-            <w:tcMar/>
           </w:tcPr>
           <w:p>
             <w:pPr>
@@ -18706,7 +17519,6 @@
         <w:tc>
           <w:tcPr>
             <w:tcW w:w="838" w:type="dxa"/>
-            <w:tcMar/>
           </w:tcPr>
           <w:p>
             <w:pPr>
@@ -18727,7 +17539,6 @@
         <w:tc>
           <w:tcPr>
             <w:tcW w:w="1842" w:type="dxa"/>
-            <w:tcMar/>
           </w:tcPr>
           <w:p>
             <w:pPr>
@@ -18750,7 +17561,6 @@
         <w:tc>
           <w:tcPr>
             <w:tcW w:w="1985" w:type="dxa"/>
-            <w:tcMar/>
           </w:tcPr>
           <w:p>
             <w:pPr>
@@ -18768,7 +17578,6 @@
         <w:tc>
           <w:tcPr>
             <w:tcW w:w="4819" w:type="dxa"/>
-            <w:tcMar/>
           </w:tcPr>
           <w:p>
             <w:pPr>
@@ -18836,7 +17645,6 @@
         <w:tc>
           <w:tcPr>
             <w:tcW w:w="838" w:type="dxa"/>
-            <w:tcMar/>
           </w:tcPr>
           <w:p>
             <w:pPr>
@@ -18857,7 +17665,6 @@
         <w:tc>
           <w:tcPr>
             <w:tcW w:w="1842" w:type="dxa"/>
-            <w:tcMar/>
           </w:tcPr>
           <w:p>
             <w:pPr>
@@ -18880,7 +17687,6 @@
         <w:tc>
           <w:tcPr>
             <w:tcW w:w="1985" w:type="dxa"/>
-            <w:tcMar/>
           </w:tcPr>
           <w:p>
             <w:pPr>
@@ -18898,7 +17704,6 @@
         <w:tc>
           <w:tcPr>
             <w:tcW w:w="4819" w:type="dxa"/>
-            <w:tcMar/>
           </w:tcPr>
           <w:p>
             <w:pPr>
@@ -18957,7 +17762,6 @@
         <w:tc>
           <w:tcPr>
             <w:tcW w:w="838" w:type="dxa"/>
-            <w:tcMar/>
           </w:tcPr>
           <w:p>
             <w:pPr>
@@ -18978,7 +17782,6 @@
         <w:tc>
           <w:tcPr>
             <w:tcW w:w="1842" w:type="dxa"/>
-            <w:tcMar/>
           </w:tcPr>
           <w:p>
             <w:pPr>
@@ -19001,7 +17804,6 @@
         <w:tc>
           <w:tcPr>
             <w:tcW w:w="1985" w:type="dxa"/>
-            <w:tcMar/>
           </w:tcPr>
           <w:p>
             <w:pPr>
@@ -19019,7 +17821,6 @@
         <w:tc>
           <w:tcPr>
             <w:tcW w:w="4819" w:type="dxa"/>
-            <w:tcMar/>
           </w:tcPr>
           <w:p>
             <w:pPr>
@@ -19078,7 +17879,6 @@
         <w:tc>
           <w:tcPr>
             <w:tcW w:w="838" w:type="dxa"/>
-            <w:tcMar/>
           </w:tcPr>
           <w:p>
             <w:pPr>
@@ -19099,7 +17899,6 @@
         <w:tc>
           <w:tcPr>
             <w:tcW w:w="1842" w:type="dxa"/>
-            <w:tcMar/>
           </w:tcPr>
           <w:p>
             <w:pPr>
@@ -19122,7 +17921,6 @@
         <w:tc>
           <w:tcPr>
             <w:tcW w:w="1985" w:type="dxa"/>
-            <w:tcMar/>
           </w:tcPr>
           <w:p>
             <w:pPr>
@@ -19140,7 +17938,6 @@
         <w:tc>
           <w:tcPr>
             <w:tcW w:w="4819" w:type="dxa"/>
-            <w:tcMar/>
           </w:tcPr>
           <w:p>
             <w:pPr>
@@ -19166,7 +17963,6 @@
         <w:tc>
           <w:tcPr>
             <w:tcW w:w="838" w:type="dxa"/>
-            <w:tcMar/>
           </w:tcPr>
           <w:p>
             <w:pPr>
@@ -19187,7 +17983,6 @@
         <w:tc>
           <w:tcPr>
             <w:tcW w:w="1842" w:type="dxa"/>
-            <w:tcMar/>
           </w:tcPr>
           <w:p>
             <w:pPr>
@@ -19210,7 +18005,6 @@
         <w:tc>
           <w:tcPr>
             <w:tcW w:w="1985" w:type="dxa"/>
-            <w:tcMar/>
           </w:tcPr>
           <w:p>
             <w:pPr>
@@ -19228,67 +18022,29 @@
         <w:tc>
           <w:tcPr>
             <w:tcW w:w="4819" w:type="dxa"/>
-            <w:tcMar/>
-          </w:tcPr>
-          <w:p>
-            <w:pPr>
-              <w:spacing w:line="360" w:lineRule="auto"/>
-              <w:jc w:val="left"/>
-              <w:rPr>
-                <w:rFonts w:eastAsia="Calibri"/>
-              </w:rPr>
-            </w:pPr>
-            <w:r>
-              <w:rPr/>
+          </w:tcPr>
+          <w:p>
+            <w:pPr>
+              <w:spacing w:line="360" w:lineRule="auto"/>
+              <w:jc w:val="left"/>
+              <w:rPr>
+                <w:rFonts w:eastAsia="Calibri"/>
+              </w:rPr>
+            </w:pPr>
+            <w:r>
               <w:t>NG_SB_RLOS_ENTRY_EXIT&gt; USERNAME</w:t>
             </w:r>
             <w:r>
-              <w:rPr/>
-              <w:t xml:space="preserve">, </w:t>
-            </w:r>
-            <w:r>
-              <w:rPr/>
-              <w:t>với</w:t>
-            </w:r>
-            <w:r>
-              <w:rPr/>
-              <w:t xml:space="preserve"> </w:t>
-            </w:r>
-            <w:r>
-              <w:rPr/>
-              <w:t>điều</w:t>
-            </w:r>
-            <w:r>
-              <w:rPr/>
-              <w:t xml:space="preserve"> </w:t>
-            </w:r>
-            <w:r>
-              <w:rPr/>
-              <w:t>kiện</w:t>
-            </w:r>
-            <w:r>
-              <w:rPr/>
-              <w:t xml:space="preserve"> </w:t>
-            </w:r>
-            <w:r>
-              <w:rPr/>
-              <w:t>WORKSTEP = '</w:t>
-            </w:r>
-            <w:r>
-              <w:rPr/>
-              <w:t>UnderwriterChe</w:t>
-            </w:r>
-            <w:r>
-              <w:rPr/>
+              <w:t xml:space="preserve">, với điều kiện </w:t>
+            </w:r>
+            <w:r>
+              <w:t>WORKSTEP = 'UnderwriterChe</w:t>
+            </w:r>
+            <w:r>
               <w:t>c</w:t>
             </w:r>
             <w:r>
-              <w:rPr/>
-              <w:t>ker</w:t>
-            </w:r>
-            <w:r>
-              <w:rPr/>
-              <w:t>'</w:t>
+              <w:t>ker'</w:t>
             </w:r>
           </w:p>
         </w:tc>
@@ -19297,7 +18053,6 @@
         <w:tc>
           <w:tcPr>
             <w:tcW w:w="838" w:type="dxa"/>
-            <w:tcMar/>
           </w:tcPr>
           <w:p>
             <w:pPr>
@@ -19318,7 +18073,6 @@
         <w:tc>
           <w:tcPr>
             <w:tcW w:w="1842" w:type="dxa"/>
-            <w:tcMar/>
           </w:tcPr>
           <w:p>
             <w:pPr>
@@ -19341,7 +18095,6 @@
         <w:tc>
           <w:tcPr>
             <w:tcW w:w="1985" w:type="dxa"/>
-            <w:tcMar/>
           </w:tcPr>
           <w:p>
             <w:pPr>
@@ -19359,7 +18112,6 @@
         <w:tc>
           <w:tcPr>
             <w:tcW w:w="4819" w:type="dxa"/>
-            <w:tcMar/>
           </w:tcPr>
           <w:p>
             <w:pPr>
@@ -19385,7 +18137,6 @@
         <w:tc>
           <w:tcPr>
             <w:tcW w:w="838" w:type="dxa"/>
-            <w:tcMar/>
           </w:tcPr>
           <w:p>
             <w:pPr>
@@ -19406,7 +18157,6 @@
         <w:tc>
           <w:tcPr>
             <w:tcW w:w="1842" w:type="dxa"/>
-            <w:tcMar/>
           </w:tcPr>
           <w:p>
             <w:pPr>
@@ -19429,7 +18179,6 @@
         <w:tc>
           <w:tcPr>
             <w:tcW w:w="1985" w:type="dxa"/>
-            <w:tcMar/>
           </w:tcPr>
           <w:p>
             <w:pPr>
@@ -19447,67 +18196,23 @@
         <w:tc>
           <w:tcPr>
             <w:tcW w:w="4819" w:type="dxa"/>
-            <w:tcMar/>
-          </w:tcPr>
-          <w:p>
-            <w:pPr>
-              <w:spacing w:line="360" w:lineRule="auto"/>
-              <w:jc w:val="left"/>
-              <w:rPr>
-                <w:rFonts w:eastAsia="Calibri"/>
-              </w:rPr>
-            </w:pPr>
-            <w:r>
-              <w:rPr/>
+          </w:tcPr>
+          <w:p>
+            <w:pPr>
+              <w:spacing w:line="360" w:lineRule="auto"/>
+              <w:jc w:val="left"/>
+              <w:rPr>
+                <w:rFonts w:eastAsia="Calibri"/>
+              </w:rPr>
+            </w:pPr>
+            <w:r>
               <w:t>NG_SB_RLOS_ENTRY_EXIT&gt; USERNAME</w:t>
             </w:r>
             <w:r>
-              <w:rPr/>
-              <w:t xml:space="preserve">, </w:t>
-            </w:r>
-            <w:r>
-              <w:rPr/>
-              <w:t>với</w:t>
-            </w:r>
-            <w:r>
-              <w:rPr/>
-              <w:t xml:space="preserve"> </w:t>
-            </w:r>
-            <w:r>
-              <w:rPr/>
-              <w:t>điều</w:t>
-            </w:r>
-            <w:r>
-              <w:rPr/>
-              <w:t xml:space="preserve"> </w:t>
-            </w:r>
-            <w:r>
-              <w:rPr/>
-              <w:t>kiện</w:t>
-            </w:r>
-            <w:r>
-              <w:rPr/>
-              <w:t xml:space="preserve"> </w:t>
-            </w:r>
-            <w:r>
-              <w:rPr/>
-              <w:t>WORKSTEP in ('</w:t>
-            </w:r>
-            <w:r>
-              <w:rPr/>
-              <w:t>CreditCommittee</w:t>
-            </w:r>
-            <w:r>
-              <w:rPr/>
-              <w:t>', '</w:t>
-            </w:r>
-            <w:r>
-              <w:rPr/>
-              <w:t>CreditApproval</w:t>
-            </w:r>
-            <w:r>
-              <w:rPr/>
-              <w:t>')</w:t>
+              <w:t xml:space="preserve">, với điều kiện </w:t>
+            </w:r>
+            <w:r>
+              <w:t>WORKSTEP in ('CreditCommittee', 'CreditApproval')</w:t>
             </w:r>
           </w:p>
         </w:tc>
@@ -19516,7 +18221,6 @@
         <w:tc>
           <w:tcPr>
             <w:tcW w:w="838" w:type="dxa"/>
-            <w:tcMar/>
           </w:tcPr>
           <w:p>
             <w:pPr>
@@ -19537,7 +18241,6 @@
         <w:tc>
           <w:tcPr>
             <w:tcW w:w="1842" w:type="dxa"/>
-            <w:tcMar/>
           </w:tcPr>
           <w:p>
             <w:pPr>
@@ -19559,7 +18262,6 @@
         <w:tc>
           <w:tcPr>
             <w:tcW w:w="1985" w:type="dxa"/>
-            <w:tcMar/>
           </w:tcPr>
           <w:p>
             <w:pPr>
@@ -19577,7 +18279,6 @@
         <w:tc>
           <w:tcPr>
             <w:tcW w:w="4819" w:type="dxa"/>
-            <w:tcMar/>
           </w:tcPr>
           <w:p>
             <w:pPr>
@@ -19615,7 +18316,6 @@
         <w:tc>
           <w:tcPr>
             <w:tcW w:w="838" w:type="dxa"/>
-            <w:tcMar/>
           </w:tcPr>
           <w:p>
             <w:pPr>
@@ -19636,7 +18336,6 @@
         <w:tc>
           <w:tcPr>
             <w:tcW w:w="1842" w:type="dxa"/>
-            <w:tcMar/>
           </w:tcPr>
           <w:p>
             <w:pPr>
@@ -19658,7 +18357,6 @@
         <w:tc>
           <w:tcPr>
             <w:tcW w:w="1985" w:type="dxa"/>
-            <w:tcMar/>
           </w:tcPr>
           <w:p>
             <w:pPr>
@@ -19676,7 +18374,6 @@
         <w:tc>
           <w:tcPr>
             <w:tcW w:w="4819" w:type="dxa"/>
-            <w:tcMar/>
           </w:tcPr>
           <w:p>
             <w:pPr>
@@ -19744,7 +18441,6 @@
         <w:tc>
           <w:tcPr>
             <w:tcW w:w="838" w:type="dxa"/>
-            <w:tcMar/>
           </w:tcPr>
           <w:p>
             <w:pPr>
@@ -19765,7 +18461,6 @@
         <w:tc>
           <w:tcPr>
             <w:tcW w:w="1842" w:type="dxa"/>
-            <w:tcMar/>
           </w:tcPr>
           <w:p>
             <w:pPr>
@@ -19787,7 +18482,6 @@
         <w:tc>
           <w:tcPr>
             <w:tcW w:w="1985" w:type="dxa"/>
-            <w:tcMar/>
           </w:tcPr>
           <w:p>
             <w:pPr>
@@ -19805,7 +18499,6 @@
         <w:tc>
           <w:tcPr>
             <w:tcW w:w="4819" w:type="dxa"/>
-            <w:tcMar/>
           </w:tcPr>
           <w:p>
             <w:pPr>
@@ -19947,8 +18640,8 @@
           <w:b/>
         </w:rPr>
       </w:pPr>
-      <w:bookmarkStart w:name="_Toc384987417" w:id="47"/>
-      <w:bookmarkStart w:name="_Toc236845382" w:id="48"/>
+      <w:bookmarkStart w:id="52" w:name="_Toc384987417"/>
+      <w:bookmarkStart w:id="53" w:name="_Toc236845382"/>
       <w:bookmarkEnd w:id="45"/>
       <w:r>
         <w:rPr>
@@ -19958,8 +18651,8 @@
         <w:t>Danh sách các mô tả đính kèm</w:t>
       </w:r>
       <w:bookmarkEnd w:id="46"/>
-      <w:bookmarkEnd w:id="47"/>
-      <w:bookmarkEnd w:id="48"/>
+      <w:bookmarkEnd w:id="52"/>
+      <w:bookmarkEnd w:id="53"/>
     </w:p>
     <w:p>
       <w:pPr>
@@ -19995,9 +18688,9 @@
           <w:b/>
         </w:rPr>
       </w:pPr>
-      <w:bookmarkStart w:name="_Toc236845383" w:id="49"/>
-      <w:bookmarkStart w:name="_Toc360108734" w:id="50"/>
-      <w:bookmarkStart w:name="_Toc384987418" w:id="51"/>
+      <w:bookmarkStart w:id="54" w:name="_Toc236845383"/>
+      <w:bookmarkStart w:id="55" w:name="_Toc360108734"/>
+      <w:bookmarkStart w:id="56" w:name="_Toc384987418"/>
       <w:r>
         <w:rPr>
           <w:rFonts w:eastAsia="Calibri"/>
@@ -20005,7 +18698,7 @@
         </w:rPr>
         <w:t>ĐÁNH GIÁ RỦI RO</w:t>
       </w:r>
-      <w:bookmarkEnd w:id="49"/>
+      <w:bookmarkEnd w:id="54"/>
     </w:p>
     <w:p>
       <w:pPr>
@@ -20026,7 +18719,7 @@
           <w:b/>
         </w:rPr>
       </w:pPr>
-      <w:bookmarkStart w:name="_Toc236845384" w:id="52"/>
+      <w:bookmarkStart w:id="57" w:name="_Toc236845384"/>
       <w:r>
         <w:rPr>
           <w:rFonts w:eastAsia="Calibri"/>
@@ -20034,9 +18727,9 @@
         </w:rPr>
         <w:t>YÊU CẦU PHI CHỨC NĂNG</w:t>
       </w:r>
-      <w:bookmarkEnd w:id="50"/>
-      <w:bookmarkEnd w:id="51"/>
-      <w:bookmarkEnd w:id="52"/>
+      <w:bookmarkEnd w:id="55"/>
+      <w:bookmarkEnd w:id="56"/>
+      <w:bookmarkEnd w:id="57"/>
     </w:p>
     <w:p>
       <w:pPr>
@@ -20069,8 +18762,8 @@
           <w:b/>
         </w:rPr>
       </w:pPr>
-      <w:bookmarkStart w:name="_Toc384987419" w:id="53"/>
-      <w:bookmarkStart w:name="_Toc236845385" w:id="54"/>
+      <w:bookmarkStart w:id="58" w:name="_Toc384987419"/>
+      <w:bookmarkStart w:id="59" w:name="_Toc236845385"/>
       <w:r>
         <w:rPr>
           <w:rFonts w:eastAsia="Calibri"/>
@@ -20083,13 +18776,13 @@
       <w:bookmarkEnd w:id="2"/>
       <w:bookmarkEnd w:id="3"/>
       <w:bookmarkEnd w:id="4"/>
-      <w:bookmarkEnd w:id="53"/>
-      <w:bookmarkEnd w:id="54"/>
+      <w:bookmarkEnd w:id="58"/>
+      <w:bookmarkEnd w:id="59"/>
     </w:p>
     <w:sectPr>
-      <w:headerReference w:type="default" r:id="rId9"/>
-      <w:footerReference w:type="default" r:id="rId10"/>
-      <w:pgSz w:w="11907" w:h="16839" w:orient="portrait" w:code="9"/>
+      <w:headerReference w:type="default" r:id="rId13"/>
+      <w:footerReference w:type="default" r:id="rId14"/>
+      <w:pgSz w:w="11907" w:h="16839" w:code="9"/>
       <w:pgMar w:top="1134" w:right="1134" w:bottom="1134" w:left="1418" w:header="567" w:footer="454" w:gutter="0"/>
       <w:cols w:space="720"/>
       <w:titlePg/>
@@ -20100,9 +18793,9 @@
 </file>
 
 <file path=word/comments.xml><?xml version="1.0" encoding="utf-8"?>
-<w:comments xmlns:w14="http://schemas.microsoft.com/office/word/2010/wordml" xmlns:w="http://schemas.openxmlformats.org/wordprocessingml/2006/main">
-  <w:comment xmlns:w="http://schemas.openxmlformats.org/wordprocessingml/2006/main" w:initials="GU" w:author="Guest User" w:date="2026-09-25T15:06:25" w:id="171809952">
-    <w:p xmlns:w14="http://schemas.microsoft.com/office/word/2010/wordml" xmlns:w="http://schemas.openxmlformats.org/wordprocessingml/2006/main">
+<w:comments xmlns:wpc="http://schemas.microsoft.com/office/word/2010/wordprocessingCanvas" xmlns:cx="http://schemas.microsoft.com/office/drawing/2014/chartex" xmlns:cx1="http://schemas.microsoft.com/office/drawing/2015/9/8/chartex" xmlns:cx2="http://schemas.microsoft.com/office/drawing/2015/10/21/chartex" xmlns:cx3="http://schemas.microsoft.com/office/drawing/2016/5/9/chartex" xmlns:cx4="http://schemas.microsoft.com/office/drawing/2016/5/10/chartex" xmlns:cx5="http://schemas.microsoft.com/office/drawing/2016/5/11/chartex" xmlns:cx6="http://schemas.microsoft.com/office/drawing/2016/5/12/chartex" xmlns:cx7="http://schemas.microsoft.com/office/drawing/2016/5/13/chartex" xmlns:cx8="http://schemas.microsoft.com/office/drawing/2016/5/14/chartex" xmlns:mc="http://schemas.openxmlformats.org/markup-compatibility/2006" xmlns:m="http://schemas.openxmlformats.org/officeDocument/2006/math" xmlns:aink="http://schemas.microsoft.com/office/drawing/2016/ink" xmlns:am3d="http://schemas.microsoft.com/office/drawing/2017/model3d" xmlns:oel="http://schemas.microsoft.com/office/2019/extlst" xmlns:r="http://schemas.openxmlformats.org/officeDocument/2006/relationships" xmlns:wp14="http://schemas.microsoft.com/office/word/2010/wordprocessingDrawing" xmlns:wp="http://schemas.openxmlformats.org/drawingml/2006/wordprocessingDrawing" xmlns:wpg="http://schemas.microsoft.com/office/word/2010/wordprocessingGroup" xmlns:wpi="http://schemas.microsoft.com/office/word/2010/wordprocessingInk" xmlns:wps="http://schemas.microsoft.com/office/word/2010/wordprocessingShape" xmlns:o="urn:schemas-microsoft-com:office:office" xmlns:v="urn:schemas-microsoft-com:vml" xmlns:w10="urn:schemas-microsoft-com:office:word" xmlns:w="http://schemas.openxmlformats.org/wordprocessingml/2006/main" xmlns:w14="http://schemas.microsoft.com/office/word/2010/wordml" xmlns:w15="http://schemas.microsoft.com/office/word/2012/wordml" xmlns:w16cex="http://schemas.microsoft.com/office/word/2018/wordml/cex" xmlns:w16cid="http://schemas.microsoft.com/office/word/2016/wordml/cid" xmlns:w16="http://schemas.microsoft.com/office/word/2018/wordml" xmlns:w16sdtdh="http://schemas.microsoft.com/office/word/2020/wordml/sdtdatahash" xmlns:w16sdtfl="http://schemas.microsoft.com/office/word/2024/wordml/sdtformatlock" xmlns:w16se="http://schemas.microsoft.com/office/word/2015/wordml/symex" xmlns:w16du="http://schemas.microsoft.com/office/word/2023/wordml/word16du" xmlns:wne="http://schemas.microsoft.com/office/word/2006/wordml" mc:Ignorable="w14 w15 w16se w16cid w16 w16cex w16sdtdh w16sdtfl w16du wp14">
+  <w:comment w:id="47" w:author="Guest User" w:date="2026-09-25T15:06:00Z" w:initials="GU">
+    <w:p>
       <w:pPr>
         <w:pStyle w:val="CommentText"/>
       </w:pPr>
@@ -20113,12 +18806,66 @@
         <w:annotationRef/>
       </w:r>
       <w:r>
-        <w:t>Có mỗi bảng REF chưa nối được mã hồ sơ nào nên nếu lên báo cáo sẽ không hiện. Team FSS check lại nhé</w:t>
+        <w:t>Có m</w:t>
+      </w:r>
+      <w:r>
+        <w:t>ỗ</w:t>
+      </w:r>
+      <w:r>
+        <w:t>i b</w:t>
+      </w:r>
+      <w:r>
+        <w:t>ả</w:t>
+      </w:r>
+      <w:r>
+        <w:t>ng REF chưa n</w:t>
+      </w:r>
+      <w:r>
+        <w:t>ố</w:t>
+      </w:r>
+      <w:r>
+        <w:t>i đư</w:t>
+      </w:r>
+      <w:r>
+        <w:t>ợ</w:t>
+      </w:r>
+      <w:r>
+        <w:t>c mã h</w:t>
+      </w:r>
+      <w:r>
+        <w:t>ồ</w:t>
+      </w:r>
+      <w:r>
+        <w:t xml:space="preserve"> sơ nào nên n</w:t>
+      </w:r>
+      <w:r>
+        <w:t>ế</w:t>
+      </w:r>
+      <w:r>
+        <w:t>u lên báo cáo s</w:t>
+      </w:r>
+      <w:r>
+        <w:t>ẽ</w:t>
+      </w:r>
+      <w:r>
+        <w:t xml:space="preserve"> không hi</w:t>
+      </w:r>
+      <w:r>
+        <w:t>ệ</w:t>
+      </w:r>
+      <w:r>
+        <w:t>n. Team FSS check l</w:t>
+      </w:r>
+      <w:r>
+        <w:t>ạ</w:t>
+      </w:r>
+      <w:r>
+        <w:t>i nhé</w:t>
       </w:r>
     </w:p>
   </w:comment>
-  <w:comment xmlns:w="http://schemas.openxmlformats.org/wordprocessingml/2006/main" w:initials="GU" w:author="Guest User" w:date="2026-09-25T15:47:32" w:id="1660821546">
-    <w:p xmlns:w14="http://schemas.microsoft.com/office/word/2010/wordml" xmlns:w="http://schemas.openxmlformats.org/wordprocessingml/2006/main">
+  <w:comment w:id="48" w:author="Yen Hoang" w:date="2026-10-07T16:07:00Z" w:initials="YH">
+    <w:p>
       <w:pPr>
         <w:pStyle w:val="CommentText"/>
       </w:pPr>
@@ -20129,12 +18876,174 @@
         <w:annotationRef/>
       </w:r>
       <w:r>
-        <w:t>Điều chỉnh các trường này (42-45 và 47), sử dụng bảng NG_SB_RLOS_EXTTABLE có những trường này luôn không cần sử dụng giá trị max của bản ENTRY_EXIT</w:t>
+        <w:t>FSS ph</w:t>
+      </w:r>
+      <w:r>
+        <w:t>ả</w:t>
+      </w:r>
+      <w:r>
+        <w:t>n h</w:t>
+      </w:r>
+      <w:r>
+        <w:t>ồ</w:t>
+      </w:r>
+      <w:r>
+        <w:t>i: B</w:t>
+      </w:r>
+      <w:r>
+        <w:t>ả</w:t>
+      </w:r>
+      <w:r>
+        <w:t>ng RLOS_REF_FLOW đã đư</w:t>
+      </w:r>
+      <w:r>
+        <w:t>ợ</w:t>
+      </w:r>
+      <w:r>
+        <w:t>c join v</w:t>
+      </w:r>
+      <w:r>
+        <w:t>ớ</w:t>
+      </w:r>
+      <w:r>
+        <w:t>i b</w:t>
+      </w:r>
+      <w:r>
+        <w:t>ả</w:t>
+      </w:r>
+      <w:r>
+        <w:t>ng thông tin h</w:t>
+      </w:r>
+      <w:r>
+        <w:t>ồ</w:t>
+      </w:r>
+      <w:r>
+        <w:t xml:space="preserve"> sơ </w:t>
+      </w:r>
+      <w:r>
+        <w:t>ở</w:t>
+      </w:r>
+      <w:r>
+        <w:t xml:space="preserve"> c</w:t>
+      </w:r>
+      <w:r>
+        <w:t>ụ</w:t>
+      </w:r>
+      <w:r>
+        <w:t>m join, th</w:t>
+      </w:r>
+      <w:r>
+        <w:t>ể</w:t>
+      </w:r>
+      <w:r>
+        <w:t xml:space="preserve"> hi</w:t>
+      </w:r>
+      <w:r>
+        <w:t>ệ</w:t>
+      </w:r>
+      <w:r>
+        <w:t xml:space="preserve">n </w:t>
+      </w:r>
+      <w:r>
+        <w:t>ở</w:t>
+      </w:r>
+      <w:r>
+        <w:t xml:space="preserve"> ph</w:t>
+      </w:r>
+      <w:r>
+        <w:t>ầ</w:t>
+      </w:r>
+      <w:r>
+        <w:t>n l</w:t>
+      </w:r>
+      <w:r>
+        <w:t>ấ</w:t>
+      </w:r>
+      <w:r>
+        <w:t>y d</w:t>
+      </w:r>
+      <w:r>
+        <w:t>ữ</w:t>
+      </w:r>
+      <w:r>
+        <w:t xml:space="preserve"> li</w:t>
+      </w:r>
+      <w:r>
+        <w:t>ệ</w:t>
+      </w:r>
+      <w:r>
+        <w:t>u ch</w:t>
+      </w:r>
+      <w:r>
+        <w:t>ỉ</w:t>
+      </w:r>
+      <w:r>
+        <w:t xml:space="preserve"> nh</w:t>
+      </w:r>
+      <w:r>
+        <w:t>ằ</w:t>
+      </w:r>
+      <w:r>
+        <w:t>m m</w:t>
+      </w:r>
+      <w:r>
+        <w:t>ụ</w:t>
+      </w:r>
+      <w:r>
+        <w:t>c đích cho th</w:t>
+      </w:r>
+      <w:r>
+        <w:t>ấ</w:t>
+      </w:r>
+      <w:r>
+        <w:t>y trư</w:t>
+      </w:r>
+      <w:r>
+        <w:t>ờ</w:t>
+      </w:r>
+      <w:r>
+        <w:t>ng đư</w:t>
+      </w:r>
+      <w:r>
+        <w:t>ợ</w:t>
+      </w:r>
+      <w:r>
+        <w:t>c l</w:t>
+      </w:r>
+      <w:r>
+        <w:t>ấ</w:t>
+      </w:r>
+      <w:r>
+        <w:t>y tr</w:t>
+      </w:r>
+      <w:r>
+        <w:t>ự</w:t>
+      </w:r>
+      <w:r>
+        <w:t>c ti</w:t>
+      </w:r>
+      <w:r>
+        <w:t>ế</w:t>
+      </w:r>
+      <w:r>
+        <w:t>p t</w:t>
+      </w:r>
+      <w:r>
+        <w:t>ừ</w:t>
+      </w:r>
+      <w:r>
+        <w:t xml:space="preserve"> b</w:t>
+      </w:r>
+      <w:r>
+        <w:t>ả</w:t>
+      </w:r>
+      <w:r>
+        <w:t>ng nào</w:t>
       </w:r>
     </w:p>
   </w:comment>
-  <w:comment xmlns:w="http://schemas.openxmlformats.org/wordprocessingml/2006/main" w:initials="YH" w:author="Yen Hoang" w:date="2026-09-25T16:31:27" w:id="254296821">
-    <w:p xmlns:w14="http://schemas.microsoft.com/office/word/2010/wordml" xmlns:w="http://schemas.openxmlformats.org/wordprocessingml/2006/main">
+  <w:comment w:id="49" w:author="Guest User" w:date="2026-10-08T11:57:00Z" w:initials="GU">
+    <w:p>
       <w:pPr>
         <w:pStyle w:val="CommentText"/>
       </w:pPr>
@@ -20145,12 +19054,24 @@
         <w:annotationRef/>
       </w:r>
       <w:r>
-        <w:t>Đã trao đổi lại và thống nhất không thay đổi rule</w:t>
+        <w:t>Team BI đã check th</w:t>
+      </w:r>
+      <w:r>
+        <w:t>ấ</w:t>
+      </w:r>
+      <w:r>
+        <w:t>y oke r</w:t>
+      </w:r>
+      <w:r>
+        <w:t>ồ</w:t>
+      </w:r>
+      <w:r>
+        <w:t>i nhé</w:t>
       </w:r>
     </w:p>
   </w:comment>
-  <w:comment xmlns:w="http://schemas.openxmlformats.org/wordprocessingml/2006/main" w:initials="YH" w:author="Yen Hoang" w:date="2026-10-07T16:07:59" w:id="1415941757">
-    <w:p xmlns:w14="http://schemas.microsoft.com/office/word/2010/wordml" xmlns:w="http://schemas.openxmlformats.org/wordprocessingml/2006/main">
+  <w:comment w:id="50" w:author="Guest User" w:date="2026-09-25T15:47:00Z" w:initials="GU">
+    <w:p>
       <w:pPr>
         <w:pStyle w:val="CommentText"/>
       </w:pPr>
@@ -20161,12 +19082,96 @@
         <w:annotationRef/>
       </w:r>
       <w:r>
-        <w:t>FSS phản hồi: Bảng RLOS_REF_FLOW đã được join với bảng thông tin hồ sơ ở cụm join, thể hiện ở phần lấy dữ liệu chỉ nhằm mục đích cho thấy trường được lấy trực tiếp từ bảng nào</w:t>
+        <w:t>Đi</w:t>
+      </w:r>
+      <w:r>
+        <w:t>ề</w:t>
+      </w:r>
+      <w:r>
+        <w:t>u ch</w:t>
+      </w:r>
+      <w:r>
+        <w:t>ỉ</w:t>
+      </w:r>
+      <w:r>
+        <w:t>nh các trư</w:t>
+      </w:r>
+      <w:r>
+        <w:t>ờ</w:t>
+      </w:r>
+      <w:r>
+        <w:t>ng này (42-45 và 47), s</w:t>
+      </w:r>
+      <w:r>
+        <w:t>ử</w:t>
+      </w:r>
+      <w:r>
+        <w:t xml:space="preserve"> d</w:t>
+      </w:r>
+      <w:r>
+        <w:t>ụ</w:t>
+      </w:r>
+      <w:r>
+        <w:t>ng b</w:t>
+      </w:r>
+      <w:r>
+        <w:t>ả</w:t>
+      </w:r>
+      <w:r>
+        <w:t>ng NG_SB_RLOS_EXTTABLE có nh</w:t>
+      </w:r>
+      <w:r>
+        <w:t>ữ</w:t>
+      </w:r>
+      <w:r>
+        <w:t>ng trư</w:t>
+      </w:r>
+      <w:r>
+        <w:t>ờ</w:t>
+      </w:r>
+      <w:r>
+        <w:t>ng này luôn không c</w:t>
+      </w:r>
+      <w:r>
+        <w:t>ầ</w:t>
+      </w:r>
+      <w:r>
+        <w:t>n s</w:t>
+      </w:r>
+      <w:r>
+        <w:t>ử</w:t>
+      </w:r>
+      <w:r>
+        <w:t xml:space="preserve"> d</w:t>
+      </w:r>
+      <w:r>
+        <w:t>ụ</w:t>
+      </w:r>
+      <w:r>
+        <w:t>ng giá tr</w:t>
+      </w:r>
+      <w:r>
+        <w:t>ị</w:t>
+      </w:r>
+      <w:r>
+        <w:t xml:space="preserve"> max c</w:t>
+      </w:r>
+      <w:r>
+        <w:t>ủ</w:t>
+      </w:r>
+      <w:r>
+        <w:t>a b</w:t>
+      </w:r>
+      <w:r>
+        <w:t>ả</w:t>
+      </w:r>
+      <w:r>
+        <w:t>n ENTRY_EXIT</w:t>
       </w:r>
     </w:p>
   </w:comment>
-  <w:comment xmlns:w="http://schemas.openxmlformats.org/wordprocessingml/2006/main" w:initials="GU" w:author="Guest User" w:date="2026-10-08T11:57:15" w:id="1885153489">
-    <w:p xmlns:w14="http://schemas.microsoft.com/office/word/2010/wordml" xmlns:w="http://schemas.openxmlformats.org/wordprocessingml/2006/main">
+  <w:comment w:id="51" w:author="Yen Hoang" w:date="2026-09-25T16:31:00Z" w:initials="YH">
+    <w:p>
       <w:pPr>
         <w:pStyle w:val="CommentText"/>
       </w:pPr>
@@ -20177,7 +19182,37 @@
         <w:annotationRef/>
       </w:r>
       <w:r>
-        <w:t>Team BI đã check thấy oke rồi nhé</w:t>
+        <w:t>Đã trao đ</w:t>
+      </w:r>
+      <w:r>
+        <w:t>ổ</w:t>
+      </w:r>
+      <w:r>
+        <w:t>i l</w:t>
+      </w:r>
+      <w:r>
+        <w:t>ạ</w:t>
+      </w:r>
+      <w:r>
+        <w:t>i và th</w:t>
+      </w:r>
+      <w:r>
+        <w:t>ố</w:t>
+      </w:r>
+      <w:r>
+        <w:t>ng nh</w:t>
+      </w:r>
+      <w:r>
+        <w:t>ấ</w:t>
+      </w:r>
+      <w:r>
+        <w:t>t không thay đ</w:t>
+      </w:r>
+      <w:r>
+        <w:t>ổ</w:t>
+      </w:r>
+      <w:r>
+        <w:t>i rule</w:t>
       </w:r>
     </w:p>
   </w:comment>
@@ -20185,37 +19220,37 @@
 </file>
 
 <file path=word/commentsExtended.xml><?xml version="1.0" encoding="utf-8"?>
-<w15:commentsEx xmlns:mc="http://schemas.openxmlformats.org/markup-compatibility/2006" xmlns:w15="http://schemas.microsoft.com/office/word/2012/wordml" mc:Ignorable="w15">
-  <w15:commentEx w15:done="0" w15:paraId="740C6EF9"/>
-  <w15:commentEx w15:done="0" w15:paraId="3FD7D774"/>
-  <w15:commentEx w15:done="0" w15:paraId="3A4EE4B0" w15:paraIdParent="3FD7D774"/>
-  <w15:commentEx w15:done="0" w15:paraId="61B036C0" w15:paraIdParent="740C6EF9"/>
-  <w15:commentEx w15:done="0" w15:paraId="281BAA3C" w15:paraIdParent="740C6EF9"/>
+<w15:commentsEx xmlns:wpc="http://schemas.microsoft.com/office/word/2010/wordprocessingCanvas" xmlns:cx="http://schemas.microsoft.com/office/drawing/2014/chartex" xmlns:cx1="http://schemas.microsoft.com/office/drawing/2015/9/8/chartex" xmlns:cx2="http://schemas.microsoft.com/office/drawing/2015/10/21/chartex" xmlns:cx3="http://schemas.microsoft.com/office/drawing/2016/5/9/chartex" xmlns:cx4="http://schemas.microsoft.com/office/drawing/2016/5/10/chartex" xmlns:cx5="http://schemas.microsoft.com/office/drawing/2016/5/11/chartex" xmlns:cx6="http://schemas.microsoft.com/office/drawing/2016/5/12/chartex" xmlns:cx7="http://schemas.microsoft.com/office/drawing/2016/5/13/chartex" xmlns:cx8="http://schemas.microsoft.com/office/drawing/2016/5/14/chartex" xmlns:mc="http://schemas.openxmlformats.org/markup-compatibility/2006" xmlns:m="http://schemas.openxmlformats.org/officeDocument/2006/math" xmlns:aink="http://schemas.microsoft.com/office/drawing/2016/ink" xmlns:am3d="http://schemas.microsoft.com/office/drawing/2017/model3d" xmlns:oel="http://schemas.microsoft.com/office/2019/extlst" xmlns:r="http://schemas.openxmlformats.org/officeDocument/2006/relationships" xmlns:wp14="http://schemas.microsoft.com/office/word/2010/wordprocessingDrawing" xmlns:wp="http://schemas.openxmlformats.org/drawingml/2006/wordprocessingDrawing" xmlns:wpg="http://schemas.microsoft.com/office/word/2010/wordprocessingGroup" xmlns:wpi="http://schemas.microsoft.com/office/word/2010/wordprocessingInk" xmlns:wps="http://schemas.microsoft.com/office/word/2010/wordprocessingShape" xmlns:o="urn:schemas-microsoft-com:office:office" xmlns:v="urn:schemas-microsoft-com:vml" xmlns:w10="urn:schemas-microsoft-com:office:word" xmlns:w="http://schemas.openxmlformats.org/wordprocessingml/2006/main" xmlns:w14="http://schemas.microsoft.com/office/word/2010/wordml" xmlns:w15="http://schemas.microsoft.com/office/word/2012/wordml" xmlns:w16cex="http://schemas.microsoft.com/office/word/2018/wordml/cex" xmlns:w16cid="http://schemas.microsoft.com/office/word/2016/wordml/cid" xmlns:w16="http://schemas.microsoft.com/office/word/2018/wordml" xmlns:w16sdtdh="http://schemas.microsoft.com/office/word/2020/wordml/sdtdatahash" xmlns:w16sdtfl="http://schemas.microsoft.com/office/word/2024/wordml/sdtformatlock" xmlns:w16se="http://schemas.microsoft.com/office/word/2015/wordml/symex" xmlns:w16du="http://schemas.microsoft.com/office/word/2023/wordml/word16du" xmlns:wne="http://schemas.microsoft.com/office/word/2006/wordml" mc:Ignorable="w14 w15 w16se w16cid w16 w16cex w16sdtdh w16sdtfl w16du wp14">
+  <w15:commentEx w15:paraId="740C6EF9" w15:done="0"/>
+  <w15:commentEx w15:paraId="61B036C0" w15:paraIdParent="740C6EF9" w15:done="0"/>
+  <w15:commentEx w15:paraId="281BAA3C" w15:paraIdParent="740C6EF9" w15:done="0"/>
+  <w15:commentEx w15:paraId="3FD7D774" w15:done="0"/>
+  <w15:commentEx w15:paraId="3A4EE4B0" w15:paraIdParent="3FD7D774" w15:done="0"/>
 </w15:commentsEx>
 </file>
 
 <file path=word/commentsExtensible.xml><?xml version="1.0" encoding="utf-8"?>
-<w16cex:commentsExtensible xmlns:w16="http://schemas.microsoft.com/office/word/2018/wordml" xmlns:w16cex="http://schemas.microsoft.com/office/word/2018/wordml/cex" xmlns:mc="http://schemas.openxmlformats.org/markup-compatibility/2006" mc:Ignorable="w16 w16cex">
-  <w16cex:commentExtensible w16cex:durableId="74BFDE42" w16cex:dateUtc="2026-09-25T08:06:25.484Z"/>
-  <w16cex:commentExtensible w16cex:durableId="19004F0C" w16cex:dateUtc="2026-09-25T08:47:32.013Z"/>
-  <w16cex:commentExtensible w16cex:durableId="224619A3" w16cex:dateUtc="2026-09-25T09:31:27.586Z"/>
-  <w16cex:commentExtensible w16cex:durableId="277F7149" w16cex:dateUtc="2026-10-07T09:07:59.503Z"/>
-  <w16cex:commentExtensible w16cex:durableId="4A5884FC" w16cex:dateUtc="2026-10-08T04:57:15.854Z"/>
+<w16cex:commentsExtensible xmlns:wpc="http://schemas.microsoft.com/office/word/2010/wordprocessingCanvas" xmlns:cx="http://schemas.microsoft.com/office/drawing/2014/chartex" xmlns:cx1="http://schemas.microsoft.com/office/drawing/2015/9/8/chartex" xmlns:cx2="http://schemas.microsoft.com/office/drawing/2015/10/21/chartex" xmlns:cx3="http://schemas.microsoft.com/office/drawing/2016/5/9/chartex" xmlns:cx4="http://schemas.microsoft.com/office/drawing/2016/5/10/chartex" xmlns:cx5="http://schemas.microsoft.com/office/drawing/2016/5/11/chartex" xmlns:cx6="http://schemas.microsoft.com/office/drawing/2016/5/12/chartex" xmlns:cx7="http://schemas.microsoft.com/office/drawing/2016/5/13/chartex" xmlns:cx8="http://schemas.microsoft.com/office/drawing/2016/5/14/chartex" xmlns:cr="http://schemas.microsoft.com/office/comments/2020/reactions" xmlns:mc="http://schemas.openxmlformats.org/markup-compatibility/2006" xmlns:m="http://schemas.openxmlformats.org/officeDocument/2006/math" xmlns:aink="http://schemas.microsoft.com/office/drawing/2016/ink" xmlns:am3d="http://schemas.microsoft.com/office/drawing/2017/model3d" xmlns:oel="http://schemas.microsoft.com/office/2019/extlst" xmlns:r="http://schemas.openxmlformats.org/officeDocument/2006/relationships" xmlns:wp14="http://schemas.microsoft.com/office/word/2010/wordprocessingDrawing" xmlns:wp="http://schemas.openxmlformats.org/drawingml/2006/wordprocessingDrawing" xmlns:wpg="http://schemas.microsoft.com/office/word/2010/wordprocessingGroup" xmlns:wpi="http://schemas.microsoft.com/office/word/2010/wordprocessingInk" xmlns:wps="http://schemas.microsoft.com/office/word/2010/wordprocessingShape" xmlns:o="urn:schemas-microsoft-com:office:office" xmlns:v="urn:schemas-microsoft-com:vml" xmlns:w10="urn:schemas-microsoft-com:office:word" xmlns:w="http://schemas.openxmlformats.org/wordprocessingml/2006/main" xmlns:w14="http://schemas.microsoft.com/office/word/2010/wordml" xmlns:w15="http://schemas.microsoft.com/office/word/2012/wordml" xmlns:w16cex="http://schemas.microsoft.com/office/word/2018/wordml/cex" xmlns:w16cid="http://schemas.microsoft.com/office/word/2016/wordml/cid" xmlns:w16="http://schemas.microsoft.com/office/word/2018/wordml" xmlns:w16sdtdh="http://schemas.microsoft.com/office/word/2020/wordml/sdtdatahash" xmlns:w16sdtfl="http://schemas.microsoft.com/office/word/2024/wordml/sdtformatlock" xmlns:w16se="http://schemas.microsoft.com/office/word/2015/wordml/symex" xmlns:w16du="http://schemas.microsoft.com/office/word/2023/wordml/word16du" xmlns:wne="http://schemas.microsoft.com/office/word/2006/wordml" mc:Ignorable="w14 w15 w16se w16cid w16 w16cex w16sdtdh w16sdtfl cr w16du wp14">
+  <w16cex:commentExtensible w16cex:durableId="74BFDE42" w16cex:dateUtc="2026-09-25T08:06:00Z"/>
+  <w16cex:commentExtensible w16cex:durableId="277F7149" w16cex:dateUtc="2026-10-07T09:07:00Z"/>
+  <w16cex:commentExtensible w16cex:durableId="4A5884FC" w16cex:dateUtc="2026-10-08T04:57:00Z"/>
+  <w16cex:commentExtensible w16cex:durableId="19004F0C" w16cex:dateUtc="2026-09-25T08:47:00Z"/>
+  <w16cex:commentExtensible w16cex:durableId="224619A3" w16cex:dateUtc="2026-09-25T09:31:00Z"/>
 </w16cex:commentsExtensible>
 </file>
 
 <file path=word/commentsIds.xml><?xml version="1.0" encoding="utf-8"?>
-<w16cid:commentsIds xmlns:mc="http://schemas.openxmlformats.org/markup-compatibility/2006" xmlns:w16cid="http://schemas.microsoft.com/office/word/2016/wordml/cid" mc:Ignorable="w16cid">
+<w16cid:commentsIds xmlns:wpc="http://schemas.microsoft.com/office/word/2010/wordprocessingCanvas" xmlns:cx="http://schemas.microsoft.com/office/drawing/2014/chartex" xmlns:cx1="http://schemas.microsoft.com/office/drawing/2015/9/8/chartex" xmlns:cx2="http://schemas.microsoft.com/office/drawing/2015/10/21/chartex" xmlns:cx3="http://schemas.microsoft.com/office/drawing/2016/5/9/chartex" xmlns:cx4="http://schemas.microsoft.com/office/drawing/2016/5/10/chartex" xmlns:cx5="http://schemas.microsoft.com/office/drawing/2016/5/11/chartex" xmlns:cx6="http://schemas.microsoft.com/office/drawing/2016/5/12/chartex" xmlns:cx7="http://schemas.microsoft.com/office/drawing/2016/5/13/chartex" xmlns:cx8="http://schemas.microsoft.com/office/drawing/2016/5/14/chartex" xmlns:mc="http://schemas.openxmlformats.org/markup-compatibility/2006" xmlns:m="http://schemas.openxmlformats.org/officeDocument/2006/math" xmlns:aink="http://schemas.microsoft.com/office/drawing/2016/ink" xmlns:am3d="http://schemas.microsoft.com/office/drawing/2017/model3d" xmlns:oel="http://schemas.microsoft.com/office/2019/extlst" xmlns:r="http://schemas.openxmlformats.org/officeDocument/2006/relationships" xmlns:wp14="http://schemas.microsoft.com/office/word/2010/wordprocessingDrawing" xmlns:wp="http://schemas.openxmlformats.org/drawingml/2006/wordprocessingDrawing" xmlns:wpg="http://schemas.microsoft.com/office/word/2010/wordprocessingGroup" xmlns:wpi="http://schemas.microsoft.com/office/word/2010/wordprocessingInk" xmlns:wps="http://schemas.microsoft.com/office/word/2010/wordprocessingShape" xmlns:o="urn:schemas-microsoft-com:office:office" xmlns:v="urn:schemas-microsoft-com:vml" xmlns:w10="urn:schemas-microsoft-com:office:word" xmlns:w="http://schemas.openxmlformats.org/wordprocessingml/2006/main" xmlns:w14="http://schemas.microsoft.com/office/word/2010/wordml" xmlns:w15="http://schemas.microsoft.com/office/word/2012/wordml" xmlns:w16cex="http://schemas.microsoft.com/office/word/2018/wordml/cex" xmlns:w16cid="http://schemas.microsoft.com/office/word/2016/wordml/cid" xmlns:w16="http://schemas.microsoft.com/office/word/2018/wordml" xmlns:w16sdtdh="http://schemas.microsoft.com/office/word/2020/wordml/sdtdatahash" xmlns:w16sdtfl="http://schemas.microsoft.com/office/word/2024/wordml/sdtformatlock" xmlns:w16se="http://schemas.microsoft.com/office/word/2015/wordml/symex" xmlns:w16du="http://schemas.microsoft.com/office/word/2023/wordml/word16du" xmlns:wne="http://schemas.microsoft.com/office/word/2006/wordml" mc:Ignorable="w14 w15 w16se w16cid w16 w16cex w16sdtdh w16sdtfl w16du wp14">
   <w16cid:commentId w16cid:paraId="740C6EF9" w16cid:durableId="74BFDE42"/>
+  <w16cid:commentId w16cid:paraId="61B036C0" w16cid:durableId="277F7149"/>
+  <w16cid:commentId w16cid:paraId="281BAA3C" w16cid:durableId="4A5884FC"/>
   <w16cid:commentId w16cid:paraId="3FD7D774" w16cid:durableId="19004F0C"/>
   <w16cid:commentId w16cid:paraId="3A4EE4B0" w16cid:durableId="224619A3"/>
-  <w16cid:commentId w16cid:paraId="61B036C0" w16cid:durableId="277F7149"/>
-  <w16cid:commentId w16cid:paraId="281BAA3C" w16cid:durableId="4A5884FC"/>
 </w16cid:commentsIds>
 </file>
 
 <file path=word/endnotes.xml><?xml version="1.0" encoding="utf-8"?>
-<w:endnotes xmlns:wpc="http://schemas.microsoft.com/office/word/2010/wordprocessingCanvas" xmlns:cx="http://schemas.microsoft.com/office/drawing/2014/chartex" xmlns:cx1="http://schemas.microsoft.com/office/drawing/2015/9/8/chartex" xmlns:cx2="http://schemas.microsoft.com/office/drawing/2015/10/21/chartex" xmlns:cx3="http://schemas.microsoft.com/office/drawing/2016/5/9/chartex" xmlns:cx4="http://schemas.microsoft.com/office/drawing/2016/5/10/chartex" xmlns:cx5="http://schemas.microsoft.com/office/drawing/2016/5/11/chartex" xmlns:cx6="http://schemas.microsoft.com/office/drawing/2016/5/12/chartex" xmlns:cx7="http://schemas.microsoft.com/office/drawing/2016/5/13/chartex" xmlns:cx8="http://schemas.microsoft.com/office/drawing/2016/5/14/chartex" xmlns:mc="http://schemas.openxmlformats.org/markup-compatibility/2006" xmlns:aink="http://schemas.microsoft.com/office/drawing/2016/ink" xmlns:am3d="http://schemas.microsoft.com/office/drawing/2017/model3d" xmlns:o="urn:schemas-microsoft-com:office:office" xmlns:oel="http://schemas.microsoft.com/office/2019/extlst" xmlns:r="http://schemas.openxmlformats.org/officeDocument/2006/relationships" xmlns:m="http://schemas.openxmlformats.org/officeDocument/2006/math" xmlns:v="urn:schemas-microsoft-com:vml" xmlns:wp14="http://schemas.microsoft.com/office/word/2010/wordprocessingDrawing" xmlns:wp="http://schemas.openxmlformats.org/drawingml/2006/wordprocessingDrawing" xmlns:w10="urn:schemas-microsoft-com:office:word" xmlns:w="http://schemas.openxmlformats.org/wordprocessingml/2006/main" xmlns:w14="http://schemas.microsoft.com/office/word/2010/wordml" xmlns:w15="http://schemas.microsoft.com/office/word/2012/wordml" xmlns:w16cex="http://schemas.microsoft.com/office/word/2018/wordml/cex" xmlns:w16cid="http://schemas.microsoft.com/office/word/2016/wordml/cid" xmlns:w16="http://schemas.microsoft.com/office/word/2018/wordml" xmlns:w16du="http://schemas.microsoft.com/office/word/2023/wordml/word16du" xmlns:w16sdtdh="http://schemas.microsoft.com/office/word/2020/wordml/sdtdatahash" xmlns:w16sdtfl="http://schemas.microsoft.com/office/word/2024/wordml/sdtformatlock" xmlns:w16se="http://schemas.microsoft.com/office/word/2015/wordml/symex" xmlns:wpg="http://schemas.microsoft.com/office/word/2010/wordprocessingGroup" xmlns:wpi="http://schemas.microsoft.com/office/word/2010/wordprocessingInk" xmlns:wne="http://schemas.microsoft.com/office/word/2006/wordml" xmlns:wps="http://schemas.microsoft.com/office/word/2010/wordprocessingShape" mc:Ignorable="w14 w15 w16se w16cid w16 w16cex w16sdtdh w16sdtfl w16du wp14">
+<w:endnotes xmlns:wpc="http://schemas.microsoft.com/office/word/2010/wordprocessingCanvas" xmlns:cx="http://schemas.microsoft.com/office/drawing/2014/chartex" xmlns:cx1="http://schemas.microsoft.com/office/drawing/2015/9/8/chartex" xmlns:cx2="http://schemas.microsoft.com/office/drawing/2015/10/21/chartex" xmlns:cx3="http://schemas.microsoft.com/office/drawing/2016/5/9/chartex" xmlns:cx4="http://schemas.microsoft.com/office/drawing/2016/5/10/chartex" xmlns:cx5="http://schemas.microsoft.com/office/drawing/2016/5/11/chartex" xmlns:cx6="http://schemas.microsoft.com/office/drawing/2016/5/12/chartex" xmlns:cx7="http://schemas.microsoft.com/office/drawing/2016/5/13/chartex" xmlns:cx8="http://schemas.microsoft.com/office/drawing/2016/5/14/chartex" xmlns:mc="http://schemas.openxmlformats.org/markup-compatibility/2006" xmlns:m="http://schemas.openxmlformats.org/officeDocument/2006/math" xmlns:aink="http://schemas.microsoft.com/office/drawing/2016/ink" xmlns:am3d="http://schemas.microsoft.com/office/drawing/2017/model3d" xmlns:oel="http://schemas.microsoft.com/office/2019/extlst" xmlns:r="http://schemas.openxmlformats.org/officeDocument/2006/relationships" xmlns:wp14="http://schemas.microsoft.com/office/word/2010/wordprocessingDrawing" xmlns:wp="http://schemas.openxmlformats.org/drawingml/2006/wordprocessingDrawing" xmlns:wpg="http://schemas.microsoft.com/office/word/2010/wordprocessingGroup" xmlns:wpi="http://schemas.microsoft.com/office/word/2010/wordprocessingInk" xmlns:wps="http://schemas.microsoft.com/office/word/2010/wordprocessingShape" xmlns:o="urn:schemas-microsoft-com:office:office" xmlns:v="urn:schemas-microsoft-com:vml" xmlns:w10="urn:schemas-microsoft-com:office:word" xmlns:w="http://schemas.openxmlformats.org/wordprocessingml/2006/main" xmlns:w14="http://schemas.microsoft.com/office/word/2010/wordml" xmlns:w15="http://schemas.microsoft.com/office/word/2012/wordml" xmlns:w16cex="http://schemas.microsoft.com/office/word/2018/wordml/cex" xmlns:w16cid="http://schemas.microsoft.com/office/word/2016/wordml/cid" xmlns:w16="http://schemas.microsoft.com/office/word/2018/wordml" xmlns:w16sdtdh="http://schemas.microsoft.com/office/word/2020/wordml/sdtdatahash" xmlns:w16sdtfl="http://schemas.microsoft.com/office/word/2024/wordml/sdtformatlock" xmlns:w16se="http://schemas.microsoft.com/office/word/2015/wordml/symex" xmlns:w16du="http://schemas.microsoft.com/office/word/2023/wordml/word16du" xmlns:wne="http://schemas.microsoft.com/office/word/2006/wordml" mc:Ignorable="w14 w15 w16se w16cid w16 w16cex w16sdtdh w16sdtfl w16du wp14">
   <w:endnote w:type="separator" w:id="-1">
     <w:p>
       <w:pPr>
@@ -20240,7 +19275,7 @@
 </file>
 
 <file path=word/footer1.xml><?xml version="1.0" encoding="utf-8"?>
-<w:ftr xmlns:wpc="http://schemas.microsoft.com/office/word/2010/wordprocessingCanvas" xmlns:cx="http://schemas.microsoft.com/office/drawing/2014/chartex" xmlns:cx1="http://schemas.microsoft.com/office/drawing/2015/9/8/chartex" xmlns:cx2="http://schemas.microsoft.com/office/drawing/2015/10/21/chartex" xmlns:cx3="http://schemas.microsoft.com/office/drawing/2016/5/9/chartex" xmlns:cx4="http://schemas.microsoft.com/office/drawing/2016/5/10/chartex" xmlns:cx5="http://schemas.microsoft.com/office/drawing/2016/5/11/chartex" xmlns:cx6="http://schemas.microsoft.com/office/drawing/2016/5/12/chartex" xmlns:cx7="http://schemas.microsoft.com/office/drawing/2016/5/13/chartex" xmlns:cx8="http://schemas.microsoft.com/office/drawing/2016/5/14/chartex" xmlns:mc="http://schemas.openxmlformats.org/markup-compatibility/2006" xmlns:aink="http://schemas.microsoft.com/office/drawing/2016/ink" xmlns:am3d="http://schemas.microsoft.com/office/drawing/2017/model3d" xmlns:o="urn:schemas-microsoft-com:office:office" xmlns:oel="http://schemas.microsoft.com/office/2019/extlst" xmlns:r="http://schemas.openxmlformats.org/officeDocument/2006/relationships" xmlns:m="http://schemas.openxmlformats.org/officeDocument/2006/math" xmlns:v="urn:schemas-microsoft-com:vml" xmlns:wp14="http://schemas.microsoft.com/office/word/2010/wordprocessingDrawing" xmlns:wp="http://schemas.openxmlformats.org/drawingml/2006/wordprocessingDrawing" xmlns:w10="urn:schemas-microsoft-com:office:word" xmlns:w="http://schemas.openxmlformats.org/wordprocessingml/2006/main" xmlns:w14="http://schemas.microsoft.com/office/word/2010/wordml" xmlns:w15="http://schemas.microsoft.com/office/word/2012/wordml" xmlns:w16cex="http://schemas.microsoft.com/office/word/2018/wordml/cex" xmlns:w16cid="http://schemas.microsoft.com/office/word/2016/wordml/cid" xmlns:w16="http://schemas.microsoft.com/office/word/2018/wordml" xmlns:w16du="http://schemas.microsoft.com/office/word/2023/wordml/word16du" xmlns:w16sdtdh="http://schemas.microsoft.com/office/word/2020/wordml/sdtdatahash" xmlns:w16sdtfl="http://schemas.microsoft.com/office/word/2024/wordml/sdtformatlock" xmlns:w16se="http://schemas.microsoft.com/office/word/2015/wordml/symex" xmlns:wpg="http://schemas.microsoft.com/office/word/2010/wordprocessingGroup" xmlns:wpi="http://schemas.microsoft.com/office/word/2010/wordprocessingInk" xmlns:wne="http://schemas.microsoft.com/office/word/2006/wordml" xmlns:wps="http://schemas.microsoft.com/office/word/2010/wordprocessingShape" mc:Ignorable="w14 w15 w16se w16cid w16 w16cex w16sdtdh w16sdtfl w16du wp14">
+<w:ftr xmlns:wpc="http://schemas.microsoft.com/office/word/2010/wordprocessingCanvas" xmlns:cx="http://schemas.microsoft.com/office/drawing/2014/chartex" xmlns:cx1="http://schemas.microsoft.com/office/drawing/2015/9/8/chartex" xmlns:cx2="http://schemas.microsoft.com/office/drawing/2015/10/21/chartex" xmlns:cx3="http://schemas.microsoft.com/office/drawing/2016/5/9/chartex" xmlns:cx4="http://schemas.microsoft.com/office/drawing/2016/5/10/chartex" xmlns:cx5="http://schemas.microsoft.com/office/drawing/2016/5/11/chartex" xmlns:cx6="http://schemas.microsoft.com/office/drawing/2016/5/12/chartex" xmlns:cx7="http://schemas.microsoft.com/office/drawing/2016/5/13/chartex" xmlns:cx8="http://schemas.microsoft.com/office/drawing/2016/5/14/chartex" xmlns:mc="http://schemas.openxmlformats.org/markup-compatibility/2006" xmlns:m="http://schemas.openxmlformats.org/officeDocument/2006/math" xmlns:aink="http://schemas.microsoft.com/office/drawing/2016/ink" xmlns:am3d="http://schemas.microsoft.com/office/drawing/2017/model3d" xmlns:oel="http://schemas.microsoft.com/office/2019/extlst" xmlns:r="http://schemas.openxmlformats.org/officeDocument/2006/relationships" xmlns:wp14="http://schemas.microsoft.com/office/word/2010/wordprocessingDrawing" xmlns:wp="http://schemas.openxmlformats.org/drawingml/2006/wordprocessingDrawing" xmlns:wpg="http://schemas.microsoft.com/office/word/2010/wordprocessingGroup" xmlns:wpi="http://schemas.microsoft.com/office/word/2010/wordprocessingInk" xmlns:wps="http://schemas.microsoft.com/office/word/2010/wordprocessingShape" xmlns:o="urn:schemas-microsoft-com:office:office" xmlns:v="urn:schemas-microsoft-com:vml" xmlns:w10="urn:schemas-microsoft-com:office:word" xmlns:w="http://schemas.openxmlformats.org/wordprocessingml/2006/main" xmlns:w14="http://schemas.microsoft.com/office/word/2010/wordml" xmlns:w15="http://schemas.microsoft.com/office/word/2012/wordml" xmlns:w16cex="http://schemas.microsoft.com/office/word/2018/wordml/cex" xmlns:w16cid="http://schemas.microsoft.com/office/word/2016/wordml/cid" xmlns:w16="http://schemas.microsoft.com/office/word/2018/wordml" xmlns:w16sdtdh="http://schemas.microsoft.com/office/word/2020/wordml/sdtdatahash" xmlns:w16sdtfl="http://schemas.microsoft.com/office/word/2024/wordml/sdtformatlock" xmlns:w16se="http://schemas.microsoft.com/office/word/2015/wordml/symex" xmlns:w16du="http://schemas.microsoft.com/office/word/2023/wordml/word16du" xmlns:wne="http://schemas.microsoft.com/office/word/2006/wordml" mc:Ignorable="w14 w15 w16se w16cid w16 w16cex w16sdtdh w16sdtfl w16du wp14">
   <w:sdt>
     <w:sdtPr>
       <w:rPr>
@@ -20294,12 +19329,12 @@
               <w:tblW w:w="9923" w:type="dxa"/>
               <w:jc w:val="center"/>
               <w:tblBorders>
-                <w:top w:val="none" w:color="auto" w:sz="0" w:space="0"/>
-                <w:left w:val="none" w:color="auto" w:sz="0" w:space="0"/>
-                <w:bottom w:val="none" w:color="auto" w:sz="0" w:space="0"/>
-                <w:right w:val="none" w:color="auto" w:sz="0" w:space="0"/>
-                <w:insideH w:val="none" w:color="auto" w:sz="0" w:space="0"/>
-                <w:insideV w:val="none" w:color="auto" w:sz="0" w:space="0"/>
+                <w:top w:val="none" w:sz="0" w:space="0" w:color="auto"/>
+                <w:left w:val="none" w:sz="0" w:space="0" w:color="auto"/>
+                <w:bottom w:val="none" w:sz="0" w:space="0" w:color="auto"/>
+                <w:right w:val="none" w:sz="0" w:space="0" w:color="auto"/>
+                <w:insideH w:val="none" w:sz="0" w:space="0" w:color="auto"/>
+                <w:insideV w:val="none" w:sz="0" w:space="0" w:color="auto"/>
               </w:tblBorders>
               <w:tblLook w:val="04A0" w:firstRow="1" w:lastRow="0" w:firstColumn="1" w:lastColumn="0" w:noHBand="0" w:noVBand="1"/>
             </w:tblPr>
@@ -20321,7 +19356,7 @@
                   <w:pPr>
                     <w:pStyle w:val="Footer"/>
                     <w:pBdr>
-                      <w:bottom w:val="single" w:color="auto" w:sz="6" w:space="1"/>
+                      <w:bottom w:val="single" w:sz="6" w:space="1" w:color="auto"/>
                     </w:pBdr>
                     <w:tabs>
                       <w:tab w:val="clear" w:pos="4680"/>
@@ -20544,26 +19579,16 @@
               </w:rPr>
               <w:t>/</w:t>
             </w:r>
-            <w:r>
-              <w:fldChar w:fldCharType="begin"/>
-            </w:r>
-            <w:r>
-              <w:instrText>NUMPAGES   \* MERGEFORMAT</w:instrText>
-            </w:r>
-            <w:r>
-              <w:fldChar w:fldCharType="separate"/>
-            </w:r>
-            <w:r>
-              <w:rPr>
-                <w:noProof/>
-                <w:sz w:val="22"/>
-                <w:szCs w:val="22"/>
-              </w:rPr>
-              <w:t>12</w:t>
-            </w:r>
-            <w:r>
-              <w:fldChar w:fldCharType="end"/>
-            </w:r>
+            <w:fldSimple w:instr="NUMPAGES   \* MERGEFORMAT">
+              <w:r>
+                <w:rPr>
+                  <w:noProof/>
+                  <w:sz w:val="22"/>
+                  <w:szCs w:val="22"/>
+                </w:rPr>
+                <w:t>12</w:t>
+              </w:r>
+            </w:fldSimple>
           </w:p>
         </w:sdtContent>
       </w:sdt>
@@ -20573,7 +19598,7 @@
 </file>
 
 <file path=word/footnotes.xml><?xml version="1.0" encoding="utf-8"?>
-<w:footnotes xmlns:wpc="http://schemas.microsoft.com/office/word/2010/wordprocessingCanvas" xmlns:cx="http://schemas.microsoft.com/office/drawing/2014/chartex" xmlns:cx1="http://schemas.microsoft.com/office/drawing/2015/9/8/chartex" xmlns:cx2="http://schemas.microsoft.com/office/drawing/2015/10/21/chartex" xmlns:cx3="http://schemas.microsoft.com/office/drawing/2016/5/9/chartex" xmlns:cx4="http://schemas.microsoft.com/office/drawing/2016/5/10/chartex" xmlns:cx5="http://schemas.microsoft.com/office/drawing/2016/5/11/chartex" xmlns:cx6="http://schemas.microsoft.com/office/drawing/2016/5/12/chartex" xmlns:cx7="http://schemas.microsoft.com/office/drawing/2016/5/13/chartex" xmlns:cx8="http://schemas.microsoft.com/office/drawing/2016/5/14/chartex" xmlns:mc="http://schemas.openxmlformats.org/markup-compatibility/2006" xmlns:aink="http://schemas.microsoft.com/office/drawing/2016/ink" xmlns:am3d="http://schemas.microsoft.com/office/drawing/2017/model3d" xmlns:o="urn:schemas-microsoft-com:office:office" xmlns:oel="http://schemas.microsoft.com/office/2019/extlst" xmlns:r="http://schemas.openxmlformats.org/officeDocument/2006/relationships" xmlns:m="http://schemas.openxmlformats.org/officeDocument/2006/math" xmlns:v="urn:schemas-microsoft-com:vml" xmlns:wp14="http://schemas.microsoft.com/office/word/2010/wordprocessingDrawing" xmlns:wp="http://schemas.openxmlformats.org/drawingml/2006/wordprocessingDrawing" xmlns:w10="urn:schemas-microsoft-com:office:word" xmlns:w="http://schemas.openxmlformats.org/wordprocessingml/2006/main" xmlns:w14="http://schemas.microsoft.com/office/word/2010/wordml" xmlns:w15="http://schemas.microsoft.com/office/word/2012/wordml" xmlns:w16cex="http://schemas.microsoft.com/office/word/2018/wordml/cex" xmlns:w16cid="http://schemas.microsoft.com/office/word/2016/wordml/cid" xmlns:w16="http://schemas.microsoft.com/office/word/2018/wordml" xmlns:w16du="http://schemas.microsoft.com/office/word/2023/wordml/word16du" xmlns:w16sdtdh="http://schemas.microsoft.com/office/word/2020/wordml/sdtdatahash" xmlns:w16sdtfl="http://schemas.microsoft.com/office/word/2024/wordml/sdtformatlock" xmlns:w16se="http://schemas.microsoft.com/office/word/2015/wordml/symex" xmlns:wpg="http://schemas.microsoft.com/office/word/2010/wordprocessingGroup" xmlns:wpi="http://schemas.microsoft.com/office/word/2010/wordprocessingInk" xmlns:wne="http://schemas.microsoft.com/office/word/2006/wordml" xmlns:wps="http://schemas.microsoft.com/office/word/2010/wordprocessingShape" mc:Ignorable="w14 w15 w16se w16cid w16 w16cex w16sdtdh w16sdtfl w16du wp14">
+<w:footnotes xmlns:wpc="http://schemas.microsoft.com/office/word/2010/wordprocessingCanvas" xmlns:cx="http://schemas.microsoft.com/office/drawing/2014/chartex" xmlns:cx1="http://schemas.microsoft.com/office/drawing/2015/9/8/chartex" xmlns:cx2="http://schemas.microsoft.com/office/drawing/2015/10/21/chartex" xmlns:cx3="http://schemas.microsoft.com/office/drawing/2016/5/9/chartex" xmlns:cx4="http://schemas.microsoft.com/office/drawing/2016/5/10/chartex" xmlns:cx5="http://schemas.microsoft.com/office/drawing/2016/5/11/chartex" xmlns:cx6="http://schemas.microsoft.com/office/drawing/2016/5/12/chartex" xmlns:cx7="http://schemas.microsoft.com/office/drawing/2016/5/13/chartex" xmlns:cx8="http://schemas.microsoft.com/office/drawing/2016/5/14/chartex" xmlns:mc="http://schemas.openxmlformats.org/markup-compatibility/2006" xmlns:m="http://schemas.openxmlformats.org/officeDocument/2006/math" xmlns:aink="http://schemas.microsoft.com/office/drawing/2016/ink" xmlns:am3d="http://schemas.microsoft.com/office/drawing/2017/model3d" xmlns:oel="http://schemas.microsoft.com/office/2019/extlst" xmlns:r="http://schemas.openxmlformats.org/officeDocument/2006/relationships" xmlns:wp14="http://schemas.microsoft.com/office/word/2010/wordprocessingDrawing" xmlns:wp="http://schemas.openxmlformats.org/drawingml/2006/wordprocessingDrawing" xmlns:wpg="http://schemas.microsoft.com/office/word/2010/wordprocessingGroup" xmlns:wpi="http://schemas.microsoft.com/office/word/2010/wordprocessingInk" xmlns:wps="http://schemas.microsoft.com/office/word/2010/wordprocessingShape" xmlns:o="urn:schemas-microsoft-com:office:office" xmlns:v="urn:schemas-microsoft-com:vml" xmlns:w10="urn:schemas-microsoft-com:office:word" xmlns:w="http://schemas.openxmlformats.org/wordprocessingml/2006/main" xmlns:w14="http://schemas.microsoft.com/office/word/2010/wordml" xmlns:w15="http://schemas.microsoft.com/office/word/2012/wordml" xmlns:w16cex="http://schemas.microsoft.com/office/word/2018/wordml/cex" xmlns:w16cid="http://schemas.microsoft.com/office/word/2016/wordml/cid" xmlns:w16="http://schemas.microsoft.com/office/word/2018/wordml" xmlns:w16sdtdh="http://schemas.microsoft.com/office/word/2020/wordml/sdtdatahash" xmlns:w16sdtfl="http://schemas.microsoft.com/office/word/2024/wordml/sdtformatlock" xmlns:w16se="http://schemas.microsoft.com/office/word/2015/wordml/symex" xmlns:w16du="http://schemas.microsoft.com/office/word/2023/wordml/word16du" xmlns:wne="http://schemas.microsoft.com/office/word/2006/wordml" mc:Ignorable="w14 w15 w16se w16cid w16 w16cex w16sdtdh w16sdtfl w16du wp14">
   <w:footnote w:type="separator" w:id="-1">
     <w:p>
       <w:pPr>
@@ -20598,19 +19623,19 @@
 </file>
 
 <file path=word/header1.xml><?xml version="1.0" encoding="utf-8"?>
-<w:hdr xmlns:wpc="http://schemas.microsoft.com/office/word/2010/wordprocessingCanvas" xmlns:cx="http://schemas.microsoft.com/office/drawing/2014/chartex" xmlns:cx1="http://schemas.microsoft.com/office/drawing/2015/9/8/chartex" xmlns:cx2="http://schemas.microsoft.com/office/drawing/2015/10/21/chartex" xmlns:cx3="http://schemas.microsoft.com/office/drawing/2016/5/9/chartex" xmlns:cx4="http://schemas.microsoft.com/office/drawing/2016/5/10/chartex" xmlns:cx5="http://schemas.microsoft.com/office/drawing/2016/5/11/chartex" xmlns:cx6="http://schemas.microsoft.com/office/drawing/2016/5/12/chartex" xmlns:cx7="http://schemas.microsoft.com/office/drawing/2016/5/13/chartex" xmlns:cx8="http://schemas.microsoft.com/office/drawing/2016/5/14/chartex" xmlns:mc="http://schemas.openxmlformats.org/markup-compatibility/2006" xmlns:aink="http://schemas.microsoft.com/office/drawing/2016/ink" xmlns:am3d="http://schemas.microsoft.com/office/drawing/2017/model3d" xmlns:o="urn:schemas-microsoft-com:office:office" xmlns:oel="http://schemas.microsoft.com/office/2019/extlst" xmlns:r="http://schemas.openxmlformats.org/officeDocument/2006/relationships" xmlns:m="http://schemas.openxmlformats.org/officeDocument/2006/math" xmlns:v="urn:schemas-microsoft-com:vml" xmlns:wp14="http://schemas.microsoft.com/office/word/2010/wordprocessingDrawing" xmlns:wp="http://schemas.openxmlformats.org/drawingml/2006/wordprocessingDrawing" xmlns:w10="urn:schemas-microsoft-com:office:word" xmlns:w="http://schemas.openxmlformats.org/wordprocessingml/2006/main" xmlns:w14="http://schemas.microsoft.com/office/word/2010/wordml" xmlns:w15="http://schemas.microsoft.com/office/word/2012/wordml" xmlns:w16cex="http://schemas.microsoft.com/office/word/2018/wordml/cex" xmlns:w16cid="http://schemas.microsoft.com/office/word/2016/wordml/cid" xmlns:w16="http://schemas.microsoft.com/office/word/2018/wordml" xmlns:w16du="http://schemas.microsoft.com/office/word/2023/wordml/word16du" xmlns:w16sdtdh="http://schemas.microsoft.com/office/word/2020/wordml/sdtdatahash" xmlns:w16sdtfl="http://schemas.microsoft.com/office/word/2024/wordml/sdtformatlock" xmlns:w16se="http://schemas.microsoft.com/office/word/2015/wordml/symex" xmlns:wpg="http://schemas.microsoft.com/office/word/2010/wordprocessingGroup" xmlns:wpi="http://schemas.microsoft.com/office/word/2010/wordprocessingInk" xmlns:wne="http://schemas.microsoft.com/office/word/2006/wordml" xmlns:wps="http://schemas.microsoft.com/office/word/2010/wordprocessingShape" xmlns:a="http://schemas.openxmlformats.org/drawingml/2006/main" xmlns:pic="http://schemas.openxmlformats.org/drawingml/2006/picture" mc:Ignorable="w14 w15 w16se w16cid w16 w16cex w16sdtdh w16sdtfl w16du wp14">
+<w:hdr xmlns:wpc="http://schemas.microsoft.com/office/word/2010/wordprocessingCanvas" xmlns:cx="http://schemas.microsoft.com/office/drawing/2014/chartex" xmlns:cx1="http://schemas.microsoft.com/office/drawing/2015/9/8/chartex" xmlns:cx2="http://schemas.microsoft.com/office/drawing/2015/10/21/chartex" xmlns:cx3="http://schemas.microsoft.com/office/drawing/2016/5/9/chartex" xmlns:cx4="http://schemas.microsoft.com/office/drawing/2016/5/10/chartex" xmlns:cx5="http://schemas.microsoft.com/office/drawing/2016/5/11/chartex" xmlns:cx6="http://schemas.microsoft.com/office/drawing/2016/5/12/chartex" xmlns:cx7="http://schemas.microsoft.com/office/drawing/2016/5/13/chartex" xmlns:cx8="http://schemas.microsoft.com/office/drawing/2016/5/14/chartex" xmlns:mc="http://schemas.openxmlformats.org/markup-compatibility/2006" xmlns:m="http://schemas.openxmlformats.org/officeDocument/2006/math" xmlns:aink="http://schemas.microsoft.com/office/drawing/2016/ink" xmlns:am3d="http://schemas.microsoft.com/office/drawing/2017/model3d" xmlns:oel="http://schemas.microsoft.com/office/2019/extlst" xmlns:r="http://schemas.openxmlformats.org/officeDocument/2006/relationships" xmlns:wp14="http://schemas.microsoft.com/office/word/2010/wordprocessingDrawing" xmlns:wp="http://schemas.openxmlformats.org/drawingml/2006/wordprocessingDrawing" xmlns:wpg="http://schemas.microsoft.com/office/word/2010/wordprocessingGroup" xmlns:wpi="http://schemas.microsoft.com/office/word/2010/wordprocessingInk" xmlns:wps="http://schemas.microsoft.com/office/word/2010/wordprocessingShape" xmlns:o="urn:schemas-microsoft-com:office:office" xmlns:v="urn:schemas-microsoft-com:vml" xmlns:w10="urn:schemas-microsoft-com:office:word" xmlns:w="http://schemas.openxmlformats.org/wordprocessingml/2006/main" xmlns:w14="http://schemas.microsoft.com/office/word/2010/wordml" xmlns:w15="http://schemas.microsoft.com/office/word/2012/wordml" xmlns:w16cex="http://schemas.microsoft.com/office/word/2018/wordml/cex" xmlns:w16cid="http://schemas.microsoft.com/office/word/2016/wordml/cid" xmlns:w16="http://schemas.microsoft.com/office/word/2018/wordml" xmlns:w16sdtdh="http://schemas.microsoft.com/office/word/2020/wordml/sdtdatahash" xmlns:w16sdtfl="http://schemas.microsoft.com/office/word/2024/wordml/sdtformatlock" xmlns:w16se="http://schemas.microsoft.com/office/word/2015/wordml/symex" xmlns:w16du="http://schemas.microsoft.com/office/word/2023/wordml/word16du" xmlns:wne="http://schemas.microsoft.com/office/word/2006/wordml" mc:Ignorable="w14 w15 w16se w16cid w16 w16cex w16sdtdh w16sdtfl w16du wp14">
   <w:tbl>
     <w:tblPr>
       <w:tblStyle w:val="TableGrid"/>
       <w:tblW w:w="9209" w:type="dxa"/>
       <w:jc w:val="center"/>
       <w:tblBorders>
-        <w:top w:val="none" w:color="auto" w:sz="0" w:space="0"/>
-        <w:left w:val="none" w:color="auto" w:sz="0" w:space="0"/>
-        <w:bottom w:val="none" w:color="auto" w:sz="0" w:space="0"/>
-        <w:right w:val="none" w:color="auto" w:sz="0" w:space="0"/>
-        <w:insideH w:val="none" w:color="auto" w:sz="0" w:space="0"/>
-        <w:insideV w:val="none" w:color="auto" w:sz="0" w:space="0"/>
+        <w:top w:val="none" w:sz="0" w:space="0" w:color="auto"/>
+        <w:left w:val="none" w:sz="0" w:space="0" w:color="auto"/>
+        <w:bottom w:val="none" w:sz="0" w:space="0" w:color="auto"/>
+        <w:right w:val="none" w:sz="0" w:space="0" w:color="auto"/>
+        <w:insideH w:val="none" w:sz="0" w:space="0" w:color="auto"/>
+        <w:insideV w:val="none" w:sz="0" w:space="0" w:color="auto"/>
       </w:tblBorders>
       <w:tblLayout w:type="fixed"/>
       <w:tblLook w:val="04A0" w:firstRow="1" w:lastRow="0" w:firstColumn="1" w:lastColumn="0" w:noHBand="0" w:noVBand="1"/>
@@ -20712,7 +19737,7 @@
           <w:gridSpan w:val="2"/>
           <w:vMerge w:val="restart"/>
           <w:tcBorders>
-            <w:right w:val="double" w:color="auto" w:sz="4" w:space="0"/>
+            <w:right w:val="double" w:sz="4" w:space="0" w:color="auto"/>
           </w:tcBorders>
           <w:vAlign w:val="bottom"/>
         </w:tcPr>
@@ -20762,10 +19787,10 @@
         <w:tcPr>
           <w:tcW w:w="1701" w:type="dxa"/>
           <w:tcBorders>
-            <w:top w:val="double" w:color="auto" w:sz="4" w:space="0"/>
-            <w:left w:val="double" w:color="auto" w:sz="4" w:space="0"/>
-            <w:bottom w:val="double" w:color="auto" w:sz="4" w:space="0"/>
-            <w:right w:val="double" w:color="auto" w:sz="4" w:space="0"/>
+            <w:top w:val="double" w:sz="4" w:space="0" w:color="auto"/>
+            <w:left w:val="double" w:sz="4" w:space="0" w:color="auto"/>
+            <w:bottom w:val="double" w:sz="4" w:space="0" w:color="auto"/>
+            <w:right w:val="double" w:sz="4" w:space="0" w:color="auto"/>
           </w:tcBorders>
           <w:vAlign w:val="center"/>
         </w:tcPr>
@@ -20839,7 +19864,7 @@
         <w:tcPr>
           <w:tcW w:w="1701" w:type="dxa"/>
           <w:tcBorders>
-            <w:top w:val="double" w:color="auto" w:sz="4" w:space="0"/>
+            <w:top w:val="double" w:sz="4" w:space="0" w:color="auto"/>
           </w:tcBorders>
           <w:vAlign w:val="center"/>
         </w:tcPr>
@@ -21075,7 +20100,7 @@
         <w:p>
           <w:pPr>
             <w:pBdr>
-              <w:bottom w:val="single" w:color="auto" w:sz="6" w:space="1"/>
+              <w:bottom w:val="single" w:sz="6" w:space="1" w:color="auto"/>
             </w:pBdr>
             <w:ind w:right="0"/>
             <w:contextualSpacing/>
@@ -21114,7 +20139,7 @@
 </file>
 
 <file path=word/numbering.xml><?xml version="1.0" encoding="utf-8"?>
-<w:numbering xmlns:wpc="http://schemas.microsoft.com/office/word/2010/wordprocessingCanvas" xmlns:cx="http://schemas.microsoft.com/office/drawing/2014/chartex" xmlns:cx1="http://schemas.microsoft.com/office/drawing/2015/9/8/chartex" xmlns:cx2="http://schemas.microsoft.com/office/drawing/2015/10/21/chartex" xmlns:cx3="http://schemas.microsoft.com/office/drawing/2016/5/9/chartex" xmlns:cx4="http://schemas.microsoft.com/office/drawing/2016/5/10/chartex" xmlns:cx5="http://schemas.microsoft.com/office/drawing/2016/5/11/chartex" xmlns:cx6="http://schemas.microsoft.com/office/drawing/2016/5/12/chartex" xmlns:cx7="http://schemas.microsoft.com/office/drawing/2016/5/13/chartex" xmlns:cx8="http://schemas.microsoft.com/office/drawing/2016/5/14/chartex" xmlns:mc="http://schemas.openxmlformats.org/markup-compatibility/2006" xmlns:aink="http://schemas.microsoft.com/office/drawing/2016/ink" xmlns:am3d="http://schemas.microsoft.com/office/drawing/2017/model3d" xmlns:o="urn:schemas-microsoft-com:office:office" xmlns:oel="http://schemas.microsoft.com/office/2019/extlst" xmlns:r="http://schemas.openxmlformats.org/officeDocument/2006/relationships" xmlns:m="http://schemas.openxmlformats.org/officeDocument/2006/math" xmlns:v="urn:schemas-microsoft-com:vml" xmlns:wp14="http://schemas.microsoft.com/office/word/2010/wordprocessingDrawing" xmlns:wp="http://schemas.openxmlformats.org/drawingml/2006/wordprocessingDrawing" xmlns:w10="urn:schemas-microsoft-com:office:word" xmlns:w="http://schemas.openxmlformats.org/wordprocessingml/2006/main" xmlns:w14="http://schemas.microsoft.com/office/word/2010/wordml" xmlns:w15="http://schemas.microsoft.com/office/word/2012/wordml" xmlns:w16cex="http://schemas.microsoft.com/office/word/2018/wordml/cex" xmlns:w16cid="http://schemas.microsoft.com/office/word/2016/wordml/cid" xmlns:w16="http://schemas.microsoft.com/office/word/2018/wordml" xmlns:w16du="http://schemas.microsoft.com/office/word/2023/wordml/word16du" xmlns:w16sdtdh="http://schemas.microsoft.com/office/word/2020/wordml/sdtdatahash" xmlns:w16sdtfl="http://schemas.microsoft.com/office/word/2024/wordml/sdtformatlock" xmlns:w16se="http://schemas.microsoft.com/office/word/2015/wordml/symex" xmlns:wpg="http://schemas.microsoft.com/office/word/2010/wordprocessingGroup" xmlns:wpi="http://schemas.microsoft.com/office/word/2010/wordprocessingInk" xmlns:wne="http://schemas.microsoft.com/office/word/2006/wordml" xmlns:wps="http://schemas.microsoft.com/office/word/2010/wordprocessingShape" mc:Ignorable="w14 w15 w16se w16cid w16 w16cex w16sdtdh w16sdtfl w16du wp14">
+<w:numbering xmlns:wpc="http://schemas.microsoft.com/office/word/2010/wordprocessingCanvas" xmlns:cx="http://schemas.microsoft.com/office/drawing/2014/chartex" xmlns:cx1="http://schemas.microsoft.com/office/drawing/2015/9/8/chartex" xmlns:cx2="http://schemas.microsoft.com/office/drawing/2015/10/21/chartex" xmlns:cx3="http://schemas.microsoft.com/office/drawing/2016/5/9/chartex" xmlns:cx4="http://schemas.microsoft.com/office/drawing/2016/5/10/chartex" xmlns:cx5="http://schemas.microsoft.com/office/drawing/2016/5/11/chartex" xmlns:cx6="http://schemas.microsoft.com/office/drawing/2016/5/12/chartex" xmlns:cx7="http://schemas.microsoft.com/office/drawing/2016/5/13/chartex" xmlns:cx8="http://schemas.microsoft.com/office/drawing/2016/5/14/chartex" xmlns:mc="http://schemas.openxmlformats.org/markup-compatibility/2006" xmlns:m="http://schemas.openxmlformats.org/officeDocument/2006/math" xmlns:aink="http://schemas.microsoft.com/office/drawing/2016/ink" xmlns:am3d="http://schemas.microsoft.com/office/drawing/2017/model3d" xmlns:oel="http://schemas.microsoft.com/office/2019/extlst" xmlns:r="http://schemas.openxmlformats.org/officeDocument/2006/relationships" xmlns:wp14="http://schemas.microsoft.com/office/word/2010/wordprocessingDrawing" xmlns:wp="http://schemas.openxmlformats.org/drawingml/2006/wordprocessingDrawing" xmlns:wpg="http://schemas.microsoft.com/office/word/2010/wordprocessingGroup" xmlns:wpi="http://schemas.microsoft.com/office/word/2010/wordprocessingInk" xmlns:wps="http://schemas.microsoft.com/office/word/2010/wordprocessingShape" xmlns:o="urn:schemas-microsoft-com:office:office" xmlns:v="urn:schemas-microsoft-com:vml" xmlns:w10="urn:schemas-microsoft-com:office:word" xmlns:w="http://schemas.openxmlformats.org/wordprocessingml/2006/main" xmlns:w14="http://schemas.microsoft.com/office/word/2010/wordml" xmlns:w15="http://schemas.microsoft.com/office/word/2012/wordml" xmlns:w16cex="http://schemas.microsoft.com/office/word/2018/wordml/cex" xmlns:w16cid="http://schemas.microsoft.com/office/word/2016/wordml/cid" xmlns:w16="http://schemas.microsoft.com/office/word/2018/wordml" xmlns:w16sdtdh="http://schemas.microsoft.com/office/word/2020/wordml/sdtdatahash" xmlns:w16sdtfl="http://schemas.microsoft.com/office/word/2024/wordml/sdtformatlock" xmlns:w16se="http://schemas.microsoft.com/office/word/2015/wordml/symex" xmlns:w16du="http://schemas.microsoft.com/office/word/2023/wordml/word16du" xmlns:wne="http://schemas.microsoft.com/office/word/2006/wordml" mc:Ignorable="w14 w15 w16se w16cid w16 w16cex w16sdtdh w16sdtfl w16du wp14">
   <w:abstractNum w:abstractNumId="0" w15:restartNumberingAfterBreak="0">
     <w:nsid w:val="05DF794C"/>
     <w:multiLevelType w:val="hybridMultilevel"/>
@@ -21128,7 +20153,7 @@
         <w:ind w:left="360" w:hanging="360"/>
       </w:pPr>
       <w:rPr>
-        <w:rFonts w:hint="default" w:ascii="Arial" w:hAnsi="Arial" w:eastAsia="Times New Roman" w:cs="Arial"/>
+        <w:rFonts w:ascii="Arial" w:eastAsia="Times New Roman" w:hAnsi="Arial" w:cs="Arial" w:hint="default"/>
       </w:rPr>
     </w:lvl>
     <w:lvl w:ilvl="1" w:tplc="04090003" w:tentative="1">
@@ -21140,7 +20165,7 @@
         <w:ind w:left="1080" w:hanging="360"/>
       </w:pPr>
       <w:rPr>
-        <w:rFonts w:hint="default" w:ascii="Courier New" w:hAnsi="Courier New" w:cs="Courier New"/>
+        <w:rFonts w:ascii="Courier New" w:hAnsi="Courier New" w:cs="Courier New" w:hint="default"/>
       </w:rPr>
     </w:lvl>
     <w:lvl w:ilvl="2" w:tplc="04090005" w:tentative="1">
@@ -21152,7 +20177,7 @@
         <w:ind w:left="1800" w:hanging="360"/>
       </w:pPr>
       <w:rPr>
-        <w:rFonts w:hint="default" w:ascii="Wingdings" w:hAnsi="Wingdings"/>
+        <w:rFonts w:ascii="Wingdings" w:hAnsi="Wingdings" w:hint="default"/>
       </w:rPr>
     </w:lvl>
     <w:lvl w:ilvl="3" w:tplc="04090001" w:tentative="1">
@@ -21164,7 +20189,7 @@
         <w:ind w:left="2520" w:hanging="360"/>
       </w:pPr>
       <w:rPr>
-        <w:rFonts w:hint="default" w:ascii="Symbol" w:hAnsi="Symbol"/>
+        <w:rFonts w:ascii="Symbol" w:hAnsi="Symbol" w:hint="default"/>
       </w:rPr>
     </w:lvl>
     <w:lvl w:ilvl="4" w:tplc="04090003" w:tentative="1">
@@ -21176,7 +20201,7 @@
         <w:ind w:left="3240" w:hanging="360"/>
       </w:pPr>
       <w:rPr>
-        <w:rFonts w:hint="default" w:ascii="Courier New" w:hAnsi="Courier New" w:cs="Courier New"/>
+        <w:rFonts w:ascii="Courier New" w:hAnsi="Courier New" w:cs="Courier New" w:hint="default"/>
       </w:rPr>
     </w:lvl>
     <w:lvl w:ilvl="5" w:tplc="04090005" w:tentative="1">
@@ -21188,7 +20213,7 @@
         <w:ind w:left="3960" w:hanging="360"/>
       </w:pPr>
       <w:rPr>
-        <w:rFonts w:hint="default" w:ascii="Wingdings" w:hAnsi="Wingdings"/>
+        <w:rFonts w:ascii="Wingdings" w:hAnsi="Wingdings" w:hint="default"/>
       </w:rPr>
     </w:lvl>
     <w:lvl w:ilvl="6" w:tplc="04090001" w:tentative="1">
@@ -21200,7 +20225,7 @@
         <w:ind w:left="4680" w:hanging="360"/>
       </w:pPr>
       <w:rPr>
-        <w:rFonts w:hint="default" w:ascii="Symbol" w:hAnsi="Symbol"/>
+        <w:rFonts w:ascii="Symbol" w:hAnsi="Symbol" w:hint="default"/>
       </w:rPr>
     </w:lvl>
     <w:lvl w:ilvl="7" w:tplc="04090003" w:tentative="1">
@@ -21212,7 +20237,7 @@
         <w:ind w:left="5400" w:hanging="360"/>
       </w:pPr>
       <w:rPr>
-        <w:rFonts w:hint="default" w:ascii="Courier New" w:hAnsi="Courier New" w:cs="Courier New"/>
+        <w:rFonts w:ascii="Courier New" w:hAnsi="Courier New" w:cs="Courier New" w:hint="default"/>
       </w:rPr>
     </w:lvl>
     <w:lvl w:ilvl="8" w:tplc="04090005" w:tentative="1">
@@ -21224,7 +20249,7 @@
         <w:ind w:left="6120" w:hanging="360"/>
       </w:pPr>
       <w:rPr>
-        <w:rFonts w:hint="default" w:ascii="Wingdings" w:hAnsi="Wingdings"/>
+        <w:rFonts w:ascii="Wingdings" w:hAnsi="Wingdings" w:hint="default"/>
       </w:rPr>
     </w:lvl>
   </w:abstractNum>
@@ -21683,7 +20708,7 @@
         <w:ind w:left="720" w:hanging="360"/>
       </w:pPr>
       <w:rPr>
-        <w:rFonts w:hint="default" w:ascii="Wingdings" w:hAnsi="Wingdings"/>
+        <w:rFonts w:ascii="Wingdings" w:hAnsi="Wingdings" w:hint="default"/>
       </w:rPr>
     </w:lvl>
     <w:lvl w:ilvl="1" w:tplc="04090003" w:tentative="1">
@@ -21695,7 +20720,7 @@
         <w:ind w:left="1440" w:hanging="360"/>
       </w:pPr>
       <w:rPr>
-        <w:rFonts w:hint="default" w:ascii="Courier New" w:hAnsi="Courier New" w:cs="Courier New"/>
+        <w:rFonts w:ascii="Courier New" w:hAnsi="Courier New" w:cs="Courier New" w:hint="default"/>
       </w:rPr>
     </w:lvl>
     <w:lvl w:ilvl="2" w:tplc="04090005" w:tentative="1">
@@ -21707,7 +20732,7 @@
         <w:ind w:left="2160" w:hanging="360"/>
       </w:pPr>
       <w:rPr>
-        <w:rFonts w:hint="default" w:ascii="Wingdings" w:hAnsi="Wingdings"/>
+        <w:rFonts w:ascii="Wingdings" w:hAnsi="Wingdings" w:hint="default"/>
       </w:rPr>
     </w:lvl>
     <w:lvl w:ilvl="3" w:tplc="04090001" w:tentative="1">
@@ -21719,7 +20744,7 @@
         <w:ind w:left="2880" w:hanging="360"/>
       </w:pPr>
       <w:rPr>
-        <w:rFonts w:hint="default" w:ascii="Symbol" w:hAnsi="Symbol"/>
+        <w:rFonts w:ascii="Symbol" w:hAnsi="Symbol" w:hint="default"/>
       </w:rPr>
     </w:lvl>
     <w:lvl w:ilvl="4" w:tplc="04090003" w:tentative="1">
@@ -21731,7 +20756,7 @@
         <w:ind w:left="3600" w:hanging="360"/>
       </w:pPr>
       <w:rPr>
-        <w:rFonts w:hint="default" w:ascii="Courier New" w:hAnsi="Courier New" w:cs="Courier New"/>
+        <w:rFonts w:ascii="Courier New" w:hAnsi="Courier New" w:cs="Courier New" w:hint="default"/>
       </w:rPr>
     </w:lvl>
     <w:lvl w:ilvl="5" w:tplc="04090005" w:tentative="1">
@@ -21743,7 +20768,7 @@
         <w:ind w:left="4320" w:hanging="360"/>
       </w:pPr>
       <w:rPr>
-        <w:rFonts w:hint="default" w:ascii="Wingdings" w:hAnsi="Wingdings"/>
+        <w:rFonts w:ascii="Wingdings" w:hAnsi="Wingdings" w:hint="default"/>
       </w:rPr>
     </w:lvl>
     <w:lvl w:ilvl="6" w:tplc="04090001" w:tentative="1">
@@ -21755,7 +20780,7 @@
         <w:ind w:left="5040" w:hanging="360"/>
       </w:pPr>
       <w:rPr>
-        <w:rFonts w:hint="default" w:ascii="Symbol" w:hAnsi="Symbol"/>
+        <w:rFonts w:ascii="Symbol" w:hAnsi="Symbol" w:hint="default"/>
       </w:rPr>
     </w:lvl>
     <w:lvl w:ilvl="7" w:tplc="04090003" w:tentative="1">
@@ -21767,7 +20792,7 @@
         <w:ind w:left="5760" w:hanging="360"/>
       </w:pPr>
       <w:rPr>
-        <w:rFonts w:hint="default" w:ascii="Courier New" w:hAnsi="Courier New" w:cs="Courier New"/>
+        <w:rFonts w:ascii="Courier New" w:hAnsi="Courier New" w:cs="Courier New" w:hint="default"/>
       </w:rPr>
     </w:lvl>
     <w:lvl w:ilvl="8" w:tplc="04090005" w:tentative="1">
@@ -21779,7 +20804,7 @@
         <w:ind w:left="6480" w:hanging="360"/>
       </w:pPr>
       <w:rPr>
-        <w:rFonts w:hint="default" w:ascii="Wingdings" w:hAnsi="Wingdings"/>
+        <w:rFonts w:ascii="Wingdings" w:hAnsi="Wingdings" w:hint="default"/>
       </w:rPr>
     </w:lvl>
   </w:abstractNum>
@@ -21885,7 +20910,7 @@
         <w:ind w:left="720" w:hanging="360"/>
       </w:pPr>
       <w:rPr>
-        <w:rFonts w:hint="default" w:ascii="Century Gothic" w:hAnsi="Century Gothic" w:eastAsia="Times New Roman" w:cs="Tahoma"/>
+        <w:rFonts w:ascii="Century Gothic" w:eastAsia="Times New Roman" w:hAnsi="Century Gothic" w:cs="Tahoma" w:hint="default"/>
       </w:rPr>
     </w:lvl>
     <w:lvl w:ilvl="1" w:tplc="04090003" w:tentative="1">
@@ -21897,7 +20922,7 @@
         <w:ind w:left="1440" w:hanging="360"/>
       </w:pPr>
       <w:rPr>
-        <w:rFonts w:hint="default" w:ascii="Courier New" w:hAnsi="Courier New" w:cs="Courier New"/>
+        <w:rFonts w:ascii="Courier New" w:hAnsi="Courier New" w:cs="Courier New" w:hint="default"/>
       </w:rPr>
     </w:lvl>
     <w:lvl w:ilvl="2" w:tplc="04090005" w:tentative="1">
@@ -21909,7 +20934,7 @@
         <w:ind w:left="2160" w:hanging="360"/>
       </w:pPr>
       <w:rPr>
-        <w:rFonts w:hint="default" w:ascii="Wingdings" w:hAnsi="Wingdings"/>
+        <w:rFonts w:ascii="Wingdings" w:hAnsi="Wingdings" w:hint="default"/>
       </w:rPr>
     </w:lvl>
     <w:lvl w:ilvl="3" w:tplc="04090001" w:tentative="1">
@@ -21921,7 +20946,7 @@
         <w:ind w:left="2880" w:hanging="360"/>
       </w:pPr>
       <w:rPr>
-        <w:rFonts w:hint="default" w:ascii="Symbol" w:hAnsi="Symbol"/>
+        <w:rFonts w:ascii="Symbol" w:hAnsi="Symbol" w:hint="default"/>
       </w:rPr>
     </w:lvl>
     <w:lvl w:ilvl="4" w:tplc="04090003" w:tentative="1">
@@ -21933,7 +20958,7 @@
         <w:ind w:left="3600" w:hanging="360"/>
       </w:pPr>
       <w:rPr>
-        <w:rFonts w:hint="default" w:ascii="Courier New" w:hAnsi="Courier New" w:cs="Courier New"/>
+        <w:rFonts w:ascii="Courier New" w:hAnsi="Courier New" w:cs="Courier New" w:hint="default"/>
       </w:rPr>
     </w:lvl>
     <w:lvl w:ilvl="5" w:tplc="04090005" w:tentative="1">
@@ -21945,7 +20970,7 @@
         <w:ind w:left="4320" w:hanging="360"/>
       </w:pPr>
       <w:rPr>
-        <w:rFonts w:hint="default" w:ascii="Wingdings" w:hAnsi="Wingdings"/>
+        <w:rFonts w:ascii="Wingdings" w:hAnsi="Wingdings" w:hint="default"/>
       </w:rPr>
     </w:lvl>
     <w:lvl w:ilvl="6" w:tplc="04090001" w:tentative="1">
@@ -21957,7 +20982,7 @@
         <w:ind w:left="5040" w:hanging="360"/>
       </w:pPr>
       <w:rPr>
-        <w:rFonts w:hint="default" w:ascii="Symbol" w:hAnsi="Symbol"/>
+        <w:rFonts w:ascii="Symbol" w:hAnsi="Symbol" w:hint="default"/>
       </w:rPr>
     </w:lvl>
     <w:lvl w:ilvl="7" w:tplc="04090003" w:tentative="1">
@@ -21969,7 +20994,7 @@
         <w:ind w:left="5760" w:hanging="360"/>
       </w:pPr>
       <w:rPr>
-        <w:rFonts w:hint="default" w:ascii="Courier New" w:hAnsi="Courier New" w:cs="Courier New"/>
+        <w:rFonts w:ascii="Courier New" w:hAnsi="Courier New" w:cs="Courier New" w:hint="default"/>
       </w:rPr>
     </w:lvl>
     <w:lvl w:ilvl="8" w:tplc="04090005" w:tentative="1">
@@ -21981,7 +21006,7 @@
         <w:ind w:left="6480" w:hanging="360"/>
       </w:pPr>
       <w:rPr>
-        <w:rFonts w:hint="default" w:ascii="Wingdings" w:hAnsi="Wingdings"/>
+        <w:rFonts w:ascii="Wingdings" w:hAnsi="Wingdings" w:hint="default"/>
       </w:rPr>
     </w:lvl>
   </w:abstractNum>
@@ -21998,7 +21023,7 @@
         <w:ind w:left="720" w:hanging="360"/>
       </w:pPr>
       <w:rPr>
-        <w:rFonts w:hint="default" w:ascii="Wingdings" w:hAnsi="Wingdings"/>
+        <w:rFonts w:ascii="Wingdings" w:hAnsi="Wingdings" w:hint="default"/>
       </w:rPr>
     </w:lvl>
     <w:lvl w:ilvl="1" w:tplc="04090003" w:tentative="1">
@@ -22010,7 +21035,7 @@
         <w:ind w:left="1440" w:hanging="360"/>
       </w:pPr>
       <w:rPr>
-        <w:rFonts w:hint="default" w:ascii="Courier New" w:hAnsi="Courier New" w:cs="Courier New"/>
+        <w:rFonts w:ascii="Courier New" w:hAnsi="Courier New" w:cs="Courier New" w:hint="default"/>
       </w:rPr>
     </w:lvl>
     <w:lvl w:ilvl="2" w:tplc="04090005" w:tentative="1">
@@ -22022,7 +21047,7 @@
         <w:ind w:left="2160" w:hanging="360"/>
       </w:pPr>
       <w:rPr>
-        <w:rFonts w:hint="default" w:ascii="Wingdings" w:hAnsi="Wingdings"/>
+        <w:rFonts w:ascii="Wingdings" w:hAnsi="Wingdings" w:hint="default"/>
       </w:rPr>
     </w:lvl>
     <w:lvl w:ilvl="3" w:tplc="04090001" w:tentative="1">
@@ -22034,7 +21059,7 @@
         <w:ind w:left="2880" w:hanging="360"/>
       </w:pPr>
       <w:rPr>
-        <w:rFonts w:hint="default" w:ascii="Symbol" w:hAnsi="Symbol"/>
+        <w:rFonts w:ascii="Symbol" w:hAnsi="Symbol" w:hint="default"/>
       </w:rPr>
     </w:lvl>
     <w:lvl w:ilvl="4" w:tplc="04090003" w:tentative="1">
@@ -22046,7 +21071,7 @@
         <w:ind w:left="3600" w:hanging="360"/>
       </w:pPr>
       <w:rPr>
-        <w:rFonts w:hint="default" w:ascii="Courier New" w:hAnsi="Courier New" w:cs="Courier New"/>
+        <w:rFonts w:ascii="Courier New" w:hAnsi="Courier New" w:cs="Courier New" w:hint="default"/>
       </w:rPr>
     </w:lvl>
     <w:lvl w:ilvl="5" w:tplc="04090005" w:tentative="1">
@@ -22058,7 +21083,7 @@
         <w:ind w:left="4320" w:hanging="360"/>
       </w:pPr>
       <w:rPr>
-        <w:rFonts w:hint="default" w:ascii="Wingdings" w:hAnsi="Wingdings"/>
+        <w:rFonts w:ascii="Wingdings" w:hAnsi="Wingdings" w:hint="default"/>
       </w:rPr>
     </w:lvl>
     <w:lvl w:ilvl="6" w:tplc="04090001" w:tentative="1">
@@ -22070,7 +21095,7 @@
         <w:ind w:left="5040" w:hanging="360"/>
       </w:pPr>
       <w:rPr>
-        <w:rFonts w:hint="default" w:ascii="Symbol" w:hAnsi="Symbol"/>
+        <w:rFonts w:ascii="Symbol" w:hAnsi="Symbol" w:hint="default"/>
       </w:rPr>
     </w:lvl>
     <w:lvl w:ilvl="7" w:tplc="04090003" w:tentative="1">
@@ -22082,7 +21107,7 @@
         <w:ind w:left="5760" w:hanging="360"/>
       </w:pPr>
       <w:rPr>
-        <w:rFonts w:hint="default" w:ascii="Courier New" w:hAnsi="Courier New" w:cs="Courier New"/>
+        <w:rFonts w:ascii="Courier New" w:hAnsi="Courier New" w:cs="Courier New" w:hint="default"/>
       </w:rPr>
     </w:lvl>
     <w:lvl w:ilvl="8" w:tplc="04090005" w:tentative="1">
@@ -22094,7 +21119,7 @@
         <w:ind w:left="6480" w:hanging="360"/>
       </w:pPr>
       <w:rPr>
-        <w:rFonts w:hint="default" w:ascii="Wingdings" w:hAnsi="Wingdings"/>
+        <w:rFonts w:ascii="Wingdings" w:hAnsi="Wingdings" w:hint="default"/>
       </w:rPr>
     </w:lvl>
   </w:abstractNum>
@@ -22200,7 +21225,7 @@
         <w:ind w:left="2461" w:hanging="360"/>
       </w:pPr>
       <w:rPr>
-        <w:rFonts w:hint="default" w:ascii="Symbol" w:hAnsi="Symbol"/>
+        <w:rFonts w:ascii="Symbol" w:hAnsi="Symbol" w:hint="default"/>
       </w:rPr>
     </w:lvl>
     <w:lvl w:ilvl="1" w:tplc="04090003" w:tentative="1">
@@ -22212,7 +21237,7 @@
         <w:ind w:left="3181" w:hanging="360"/>
       </w:pPr>
       <w:rPr>
-        <w:rFonts w:hint="default" w:ascii="Courier New" w:hAnsi="Courier New" w:cs="Courier New"/>
+        <w:rFonts w:ascii="Courier New" w:hAnsi="Courier New" w:cs="Courier New" w:hint="default"/>
       </w:rPr>
     </w:lvl>
     <w:lvl w:ilvl="2" w:tplc="04090005" w:tentative="1">
@@ -22224,7 +21249,7 @@
         <w:ind w:left="3901" w:hanging="360"/>
       </w:pPr>
       <w:rPr>
-        <w:rFonts w:hint="default" w:ascii="Wingdings" w:hAnsi="Wingdings"/>
+        <w:rFonts w:ascii="Wingdings" w:hAnsi="Wingdings" w:hint="default"/>
       </w:rPr>
     </w:lvl>
     <w:lvl w:ilvl="3" w:tplc="04090001" w:tentative="1">
@@ -22236,7 +21261,7 @@
         <w:ind w:left="4621" w:hanging="360"/>
       </w:pPr>
       <w:rPr>
-        <w:rFonts w:hint="default" w:ascii="Symbol" w:hAnsi="Symbol"/>
+        <w:rFonts w:ascii="Symbol" w:hAnsi="Symbol" w:hint="default"/>
       </w:rPr>
     </w:lvl>
     <w:lvl w:ilvl="4" w:tplc="04090003" w:tentative="1">
@@ -22248,7 +21273,7 @@
         <w:ind w:left="5341" w:hanging="360"/>
       </w:pPr>
       <w:rPr>
-        <w:rFonts w:hint="default" w:ascii="Courier New" w:hAnsi="Courier New" w:cs="Courier New"/>
+        <w:rFonts w:ascii="Courier New" w:hAnsi="Courier New" w:cs="Courier New" w:hint="default"/>
       </w:rPr>
     </w:lvl>
     <w:lvl w:ilvl="5" w:tplc="04090005" w:tentative="1">
@@ -22260,7 +21285,7 @@
         <w:ind w:left="6061" w:hanging="360"/>
       </w:pPr>
       <w:rPr>
-        <w:rFonts w:hint="default" w:ascii="Wingdings" w:hAnsi="Wingdings"/>
+        <w:rFonts w:ascii="Wingdings" w:hAnsi="Wingdings" w:hint="default"/>
       </w:rPr>
     </w:lvl>
     <w:lvl w:ilvl="6" w:tplc="04090001" w:tentative="1">
@@ -22272,7 +21297,7 @@
         <w:ind w:left="6781" w:hanging="360"/>
       </w:pPr>
       <w:rPr>
-        <w:rFonts w:hint="default" w:ascii="Symbol" w:hAnsi="Symbol"/>
+        <w:rFonts w:ascii="Symbol" w:hAnsi="Symbol" w:hint="default"/>
       </w:rPr>
     </w:lvl>
     <w:lvl w:ilvl="7" w:tplc="04090003" w:tentative="1">
@@ -22284,7 +21309,7 @@
         <w:ind w:left="7501" w:hanging="360"/>
       </w:pPr>
       <w:rPr>
-        <w:rFonts w:hint="default" w:ascii="Courier New" w:hAnsi="Courier New" w:cs="Courier New"/>
+        <w:rFonts w:ascii="Courier New" w:hAnsi="Courier New" w:cs="Courier New" w:hint="default"/>
       </w:rPr>
     </w:lvl>
     <w:lvl w:ilvl="8" w:tplc="04090005" w:tentative="1">
@@ -22296,7 +21321,7 @@
         <w:ind w:left="8221" w:hanging="360"/>
       </w:pPr>
       <w:rPr>
-        <w:rFonts w:hint="default" w:ascii="Wingdings" w:hAnsi="Wingdings"/>
+        <w:rFonts w:ascii="Wingdings" w:hAnsi="Wingdings" w:hint="default"/>
       </w:rPr>
     </w:lvl>
   </w:abstractNum>
@@ -22402,7 +21427,7 @@
         <w:ind w:left="1741" w:hanging="360"/>
       </w:pPr>
       <w:rPr>
-        <w:rFonts w:hint="default" w:ascii="Wingdings" w:hAnsi="Wingdings"/>
+        <w:rFonts w:ascii="Wingdings" w:hAnsi="Wingdings" w:hint="default"/>
       </w:rPr>
     </w:lvl>
     <w:lvl w:ilvl="1" w:tplc="04090003" w:tentative="1">
@@ -22414,7 +21439,7 @@
         <w:ind w:left="2461" w:hanging="360"/>
       </w:pPr>
       <w:rPr>
-        <w:rFonts w:hint="default" w:ascii="Courier New" w:hAnsi="Courier New" w:cs="Courier New"/>
+        <w:rFonts w:ascii="Courier New" w:hAnsi="Courier New" w:cs="Courier New" w:hint="default"/>
       </w:rPr>
     </w:lvl>
     <w:lvl w:ilvl="2" w:tplc="04090005" w:tentative="1">
@@ -22426,7 +21451,7 @@
         <w:ind w:left="3181" w:hanging="360"/>
       </w:pPr>
       <w:rPr>
-        <w:rFonts w:hint="default" w:ascii="Wingdings" w:hAnsi="Wingdings"/>
+        <w:rFonts w:ascii="Wingdings" w:hAnsi="Wingdings" w:hint="default"/>
       </w:rPr>
     </w:lvl>
     <w:lvl w:ilvl="3" w:tplc="04090001" w:tentative="1">
@@ -22438,7 +21463,7 @@
         <w:ind w:left="3901" w:hanging="360"/>
       </w:pPr>
       <w:rPr>
-        <w:rFonts w:hint="default" w:ascii="Symbol" w:hAnsi="Symbol"/>
+        <w:rFonts w:ascii="Symbol" w:hAnsi="Symbol" w:hint="default"/>
       </w:rPr>
     </w:lvl>
     <w:lvl w:ilvl="4" w:tplc="04090003" w:tentative="1">
@@ -22450,7 +21475,7 @@
         <w:ind w:left="4621" w:hanging="360"/>
       </w:pPr>
       <w:rPr>
-        <w:rFonts w:hint="default" w:ascii="Courier New" w:hAnsi="Courier New" w:cs="Courier New"/>
+        <w:rFonts w:ascii="Courier New" w:hAnsi="Courier New" w:cs="Courier New" w:hint="default"/>
       </w:rPr>
     </w:lvl>
     <w:lvl w:ilvl="5" w:tplc="04090005" w:tentative="1">
@@ -22462,7 +21487,7 @@
         <w:ind w:left="5341" w:hanging="360"/>
       </w:pPr>
       <w:rPr>
-        <w:rFonts w:hint="default" w:ascii="Wingdings" w:hAnsi="Wingdings"/>
+        <w:rFonts w:ascii="Wingdings" w:hAnsi="Wingdings" w:hint="default"/>
       </w:rPr>
     </w:lvl>
     <w:lvl w:ilvl="6" w:tplc="04090001" w:tentative="1">
@@ -22474,7 +21499,7 @@
         <w:ind w:left="6061" w:hanging="360"/>
       </w:pPr>
       <w:rPr>
-        <w:rFonts w:hint="default" w:ascii="Symbol" w:hAnsi="Symbol"/>
+        <w:rFonts w:ascii="Symbol" w:hAnsi="Symbol" w:hint="default"/>
       </w:rPr>
     </w:lvl>
     <w:lvl w:ilvl="7" w:tplc="04090003" w:tentative="1">
@@ -22486,7 +21511,7 @@
         <w:ind w:left="6781" w:hanging="360"/>
       </w:pPr>
       <w:rPr>
-        <w:rFonts w:hint="default" w:ascii="Courier New" w:hAnsi="Courier New" w:cs="Courier New"/>
+        <w:rFonts w:ascii="Courier New" w:hAnsi="Courier New" w:cs="Courier New" w:hint="default"/>
       </w:rPr>
     </w:lvl>
     <w:lvl w:ilvl="8" w:tplc="04090005" w:tentative="1">
@@ -22498,7 +21523,7 @@
         <w:ind w:left="7501" w:hanging="360"/>
       </w:pPr>
       <w:rPr>
-        <w:rFonts w:hint="default" w:ascii="Wingdings" w:hAnsi="Wingdings"/>
+        <w:rFonts w:ascii="Wingdings" w:hAnsi="Wingdings" w:hint="default"/>
       </w:rPr>
     </w:lvl>
   </w:abstractNum>
@@ -22640,7 +21665,7 @@
         <w:ind w:left="1440" w:hanging="360"/>
       </w:pPr>
       <w:rPr>
-        <w:rFonts w:hint="default" w:ascii="Symbol" w:hAnsi="Symbol"/>
+        <w:rFonts w:ascii="Symbol" w:hAnsi="Symbol" w:hint="default"/>
       </w:rPr>
     </w:lvl>
     <w:lvl w:ilvl="1" w:tplc="04090003" w:tentative="1">
@@ -22652,7 +21677,7 @@
         <w:ind w:left="2160" w:hanging="360"/>
       </w:pPr>
       <w:rPr>
-        <w:rFonts w:hint="default" w:ascii="Courier New" w:hAnsi="Courier New" w:cs="Courier New"/>
+        <w:rFonts w:ascii="Courier New" w:hAnsi="Courier New" w:cs="Courier New" w:hint="default"/>
       </w:rPr>
     </w:lvl>
     <w:lvl w:ilvl="2" w:tplc="04090005" w:tentative="1">
@@ -22664,7 +21689,7 @@
         <w:ind w:left="2880" w:hanging="360"/>
       </w:pPr>
       <w:rPr>
-        <w:rFonts w:hint="default" w:ascii="Wingdings" w:hAnsi="Wingdings"/>
+        <w:rFonts w:ascii="Wingdings" w:hAnsi="Wingdings" w:hint="default"/>
       </w:rPr>
     </w:lvl>
     <w:lvl w:ilvl="3" w:tplc="04090001" w:tentative="1">
@@ -22676,7 +21701,7 @@
         <w:ind w:left="3600" w:hanging="360"/>
       </w:pPr>
       <w:rPr>
-        <w:rFonts w:hint="default" w:ascii="Symbol" w:hAnsi="Symbol"/>
+        <w:rFonts w:ascii="Symbol" w:hAnsi="Symbol" w:hint="default"/>
       </w:rPr>
     </w:lvl>
     <w:lvl w:ilvl="4" w:tplc="04090003" w:tentative="1">
@@ -22688,7 +21713,7 @@
         <w:ind w:left="4320" w:hanging="360"/>
       </w:pPr>
       <w:rPr>
-        <w:rFonts w:hint="default" w:ascii="Courier New" w:hAnsi="Courier New" w:cs="Courier New"/>
+        <w:rFonts w:ascii="Courier New" w:hAnsi="Courier New" w:cs="Courier New" w:hint="default"/>
       </w:rPr>
     </w:lvl>
     <w:lvl w:ilvl="5" w:tplc="04090005" w:tentative="1">
@@ -22700,7 +21725,7 @@
         <w:ind w:left="5040" w:hanging="360"/>
       </w:pPr>
       <w:rPr>
-        <w:rFonts w:hint="default" w:ascii="Wingdings" w:hAnsi="Wingdings"/>
+        <w:rFonts w:ascii="Wingdings" w:hAnsi="Wingdings" w:hint="default"/>
       </w:rPr>
     </w:lvl>
     <w:lvl w:ilvl="6" w:tplc="04090001" w:tentative="1">
@@ -22712,7 +21737,7 @@
         <w:ind w:left="5760" w:hanging="360"/>
       </w:pPr>
       <w:rPr>
-        <w:rFonts w:hint="default" w:ascii="Symbol" w:hAnsi="Symbol"/>
+        <w:rFonts w:ascii="Symbol" w:hAnsi="Symbol" w:hint="default"/>
       </w:rPr>
     </w:lvl>
     <w:lvl w:ilvl="7" w:tplc="04090003" w:tentative="1">
@@ -22724,7 +21749,7 @@
         <w:ind w:left="6480" w:hanging="360"/>
       </w:pPr>
       <w:rPr>
-        <w:rFonts w:hint="default" w:ascii="Courier New" w:hAnsi="Courier New" w:cs="Courier New"/>
+        <w:rFonts w:ascii="Courier New" w:hAnsi="Courier New" w:cs="Courier New" w:hint="default"/>
       </w:rPr>
     </w:lvl>
     <w:lvl w:ilvl="8" w:tplc="04090005" w:tentative="1">
@@ -22736,7 +21761,7 @@
         <w:ind w:left="7200" w:hanging="360"/>
       </w:pPr>
       <w:rPr>
-        <w:rFonts w:hint="default" w:ascii="Wingdings" w:hAnsi="Wingdings"/>
+        <w:rFonts w:ascii="Wingdings" w:hAnsi="Wingdings" w:hint="default"/>
       </w:rPr>
     </w:lvl>
   </w:abstractNum>
@@ -22956,7 +21981,7 @@
         <w:ind w:left="720" w:hanging="360"/>
       </w:pPr>
       <w:rPr>
-        <w:rFonts w:hint="default" w:ascii="Wingdings" w:hAnsi="Wingdings" w:eastAsia="Times New Roman" w:cs="Times New Roman"/>
+        <w:rFonts w:ascii="Wingdings" w:eastAsia="Times New Roman" w:hAnsi="Wingdings" w:cs="Times New Roman" w:hint="default"/>
       </w:rPr>
     </w:lvl>
     <w:lvl w:ilvl="1" w:tplc="04090003" w:tentative="1">
@@ -22968,7 +21993,7 @@
         <w:ind w:left="1440" w:hanging="360"/>
       </w:pPr>
       <w:rPr>
-        <w:rFonts w:hint="default" w:ascii="Courier New" w:hAnsi="Courier New" w:cs="Courier New"/>
+        <w:rFonts w:ascii="Courier New" w:hAnsi="Courier New" w:cs="Courier New" w:hint="default"/>
       </w:rPr>
     </w:lvl>
     <w:lvl w:ilvl="2" w:tplc="04090005" w:tentative="1">
@@ -22980,7 +22005,7 @@
         <w:ind w:left="2160" w:hanging="360"/>
       </w:pPr>
       <w:rPr>
-        <w:rFonts w:hint="default" w:ascii="Wingdings" w:hAnsi="Wingdings"/>
+        <w:rFonts w:ascii="Wingdings" w:hAnsi="Wingdings" w:hint="default"/>
       </w:rPr>
     </w:lvl>
     <w:lvl w:ilvl="3" w:tplc="04090001" w:tentative="1">
@@ -22992,7 +22017,7 @@
         <w:ind w:left="2880" w:hanging="360"/>
       </w:pPr>
       <w:rPr>
-        <w:rFonts w:hint="default" w:ascii="Symbol" w:hAnsi="Symbol"/>
+        <w:rFonts w:ascii="Symbol" w:hAnsi="Symbol" w:hint="default"/>
       </w:rPr>
     </w:lvl>
     <w:lvl w:ilvl="4" w:tplc="04090003" w:tentative="1">
@@ -23004,7 +22029,7 @@
         <w:ind w:left="3600" w:hanging="360"/>
       </w:pPr>
       <w:rPr>
-        <w:rFonts w:hint="default" w:ascii="Courier New" w:hAnsi="Courier New" w:cs="Courier New"/>
+        <w:rFonts w:ascii="Courier New" w:hAnsi="Courier New" w:cs="Courier New" w:hint="default"/>
       </w:rPr>
     </w:lvl>
     <w:lvl w:ilvl="5" w:tplc="04090005" w:tentative="1">
@@ -23016,7 +22041,7 @@
         <w:ind w:left="4320" w:hanging="360"/>
       </w:pPr>
       <w:rPr>
-        <w:rFonts w:hint="default" w:ascii="Wingdings" w:hAnsi="Wingdings"/>
+        <w:rFonts w:ascii="Wingdings" w:hAnsi="Wingdings" w:hint="default"/>
       </w:rPr>
     </w:lvl>
     <w:lvl w:ilvl="6" w:tplc="04090001" w:tentative="1">
@@ -23028,7 +22053,7 @@
         <w:ind w:left="5040" w:hanging="360"/>
       </w:pPr>
       <w:rPr>
-        <w:rFonts w:hint="default" w:ascii="Symbol" w:hAnsi="Symbol"/>
+        <w:rFonts w:ascii="Symbol" w:hAnsi="Symbol" w:hint="default"/>
       </w:rPr>
     </w:lvl>
     <w:lvl w:ilvl="7" w:tplc="04090003" w:tentative="1">
@@ -23040,7 +22065,7 @@
         <w:ind w:left="5760" w:hanging="360"/>
       </w:pPr>
       <w:rPr>
-        <w:rFonts w:hint="default" w:ascii="Courier New" w:hAnsi="Courier New" w:cs="Courier New"/>
+        <w:rFonts w:ascii="Courier New" w:hAnsi="Courier New" w:cs="Courier New" w:hint="default"/>
       </w:rPr>
     </w:lvl>
     <w:lvl w:ilvl="8" w:tplc="04090005" w:tentative="1">
@@ -23052,7 +22077,7 @@
         <w:ind w:left="6480" w:hanging="360"/>
       </w:pPr>
       <w:rPr>
-        <w:rFonts w:hint="default" w:ascii="Wingdings" w:hAnsi="Wingdings"/>
+        <w:rFonts w:ascii="Wingdings" w:hAnsi="Wingdings" w:hint="default"/>
       </w:rPr>
     </w:lvl>
   </w:abstractNum>
@@ -23069,7 +22094,7 @@
         <w:ind w:left="450" w:hanging="360"/>
       </w:pPr>
       <w:rPr>
-        <w:rFonts w:hint="default" w:ascii="Arial" w:hAnsi="Arial" w:eastAsia="Calibri" w:cs="Arial"/>
+        <w:rFonts w:ascii="Arial" w:eastAsia="Calibri" w:hAnsi="Arial" w:cs="Arial" w:hint="default"/>
       </w:rPr>
     </w:lvl>
     <w:lvl w:ilvl="1" w:tplc="04090003" w:tentative="1">
@@ -23081,7 +22106,7 @@
         <w:ind w:left="1170" w:hanging="360"/>
       </w:pPr>
       <w:rPr>
-        <w:rFonts w:hint="default" w:ascii="Courier New" w:hAnsi="Courier New" w:cs="Courier New"/>
+        <w:rFonts w:ascii="Courier New" w:hAnsi="Courier New" w:cs="Courier New" w:hint="default"/>
       </w:rPr>
     </w:lvl>
     <w:lvl w:ilvl="2" w:tplc="04090005" w:tentative="1">
@@ -23093,7 +22118,7 @@
         <w:ind w:left="1890" w:hanging="360"/>
       </w:pPr>
       <w:rPr>
-        <w:rFonts w:hint="default" w:ascii="Wingdings" w:hAnsi="Wingdings"/>
+        <w:rFonts w:ascii="Wingdings" w:hAnsi="Wingdings" w:hint="default"/>
       </w:rPr>
     </w:lvl>
     <w:lvl w:ilvl="3" w:tplc="04090001" w:tentative="1">
@@ -23105,7 +22130,7 @@
         <w:ind w:left="2610" w:hanging="360"/>
       </w:pPr>
       <w:rPr>
-        <w:rFonts w:hint="default" w:ascii="Symbol" w:hAnsi="Symbol"/>
+        <w:rFonts w:ascii="Symbol" w:hAnsi="Symbol" w:hint="default"/>
       </w:rPr>
     </w:lvl>
     <w:lvl w:ilvl="4" w:tplc="04090003" w:tentative="1">
@@ -23117,7 +22142,7 @@
         <w:ind w:left="3330" w:hanging="360"/>
       </w:pPr>
       <w:rPr>
-        <w:rFonts w:hint="default" w:ascii="Courier New" w:hAnsi="Courier New" w:cs="Courier New"/>
+        <w:rFonts w:ascii="Courier New" w:hAnsi="Courier New" w:cs="Courier New" w:hint="default"/>
       </w:rPr>
     </w:lvl>
     <w:lvl w:ilvl="5" w:tplc="04090005" w:tentative="1">
@@ -23129,7 +22154,7 @@
         <w:ind w:left="4050" w:hanging="360"/>
       </w:pPr>
       <w:rPr>
-        <w:rFonts w:hint="default" w:ascii="Wingdings" w:hAnsi="Wingdings"/>
+        <w:rFonts w:ascii="Wingdings" w:hAnsi="Wingdings" w:hint="default"/>
       </w:rPr>
     </w:lvl>
     <w:lvl w:ilvl="6" w:tplc="04090001" w:tentative="1">
@@ -23141,7 +22166,7 @@
         <w:ind w:left="4770" w:hanging="360"/>
       </w:pPr>
       <w:rPr>
-        <w:rFonts w:hint="default" w:ascii="Symbol" w:hAnsi="Symbol"/>
+        <w:rFonts w:ascii="Symbol" w:hAnsi="Symbol" w:hint="default"/>
       </w:rPr>
     </w:lvl>
     <w:lvl w:ilvl="7" w:tplc="04090003" w:tentative="1">
@@ -23153,7 +22178,7 @@
         <w:ind w:left="5490" w:hanging="360"/>
       </w:pPr>
       <w:rPr>
-        <w:rFonts w:hint="default" w:ascii="Courier New" w:hAnsi="Courier New" w:cs="Courier New"/>
+        <w:rFonts w:ascii="Courier New" w:hAnsi="Courier New" w:cs="Courier New" w:hint="default"/>
       </w:rPr>
     </w:lvl>
     <w:lvl w:ilvl="8" w:tplc="04090005" w:tentative="1">
@@ -23165,7 +22190,7 @@
         <w:ind w:left="6210" w:hanging="360"/>
       </w:pPr>
       <w:rPr>
-        <w:rFonts w:hint="default" w:ascii="Wingdings" w:hAnsi="Wingdings"/>
+        <w:rFonts w:ascii="Wingdings" w:hAnsi="Wingdings" w:hint="default"/>
       </w:rPr>
     </w:lvl>
   </w:abstractNum>
@@ -23593,22 +22618,19 @@
 </file>
 
 <file path=word/people.xml><?xml version="1.0" encoding="utf-8"?>
-<w15:people xmlns:mc="http://schemas.openxmlformats.org/markup-compatibility/2006" xmlns:w15="http://schemas.microsoft.com/office/word/2012/wordml" mc:Ignorable="w15">
+<w15:people xmlns:wpc="http://schemas.microsoft.com/office/word/2010/wordprocessingCanvas" xmlns:cx="http://schemas.microsoft.com/office/drawing/2014/chartex" xmlns:cx1="http://schemas.microsoft.com/office/drawing/2015/9/8/chartex" xmlns:cx2="http://schemas.microsoft.com/office/drawing/2015/10/21/chartex" xmlns:cx3="http://schemas.microsoft.com/office/drawing/2016/5/9/chartex" xmlns:cx4="http://schemas.microsoft.com/office/drawing/2016/5/10/chartex" xmlns:cx5="http://schemas.microsoft.com/office/drawing/2016/5/11/chartex" xmlns:cx6="http://schemas.microsoft.com/office/drawing/2016/5/12/chartex" xmlns:cx7="http://schemas.microsoft.com/office/drawing/2016/5/13/chartex" xmlns:cx8="http://schemas.microsoft.com/office/drawing/2016/5/14/chartex" xmlns:mc="http://schemas.openxmlformats.org/markup-compatibility/2006" xmlns:m="http://schemas.openxmlformats.org/officeDocument/2006/math" xmlns:aink="http://schemas.microsoft.com/office/drawing/2016/ink" xmlns:am3d="http://schemas.microsoft.com/office/drawing/2017/model3d" xmlns:oel="http://schemas.microsoft.com/office/2019/extlst" xmlns:r="http://schemas.openxmlformats.org/officeDocument/2006/relationships" xmlns:wp14="http://schemas.microsoft.com/office/word/2010/wordprocessingDrawing" xmlns:wp="http://schemas.openxmlformats.org/drawingml/2006/wordprocessingDrawing" xmlns:wpg="http://schemas.microsoft.com/office/word/2010/wordprocessingGroup" xmlns:wpi="http://schemas.microsoft.com/office/word/2010/wordprocessingInk" xmlns:wps="http://schemas.microsoft.com/office/word/2010/wordprocessingShape" xmlns:o="urn:schemas-microsoft-com:office:office" xmlns:v="urn:schemas-microsoft-com:vml" xmlns:w10="urn:schemas-microsoft-com:office:word" xmlns:w="http://schemas.openxmlformats.org/wordprocessingml/2006/main" xmlns:w14="http://schemas.microsoft.com/office/word/2010/wordml" xmlns:w15="http://schemas.microsoft.com/office/word/2012/wordml" xmlns:w16cex="http://schemas.microsoft.com/office/word/2018/wordml/cex" xmlns:w16cid="http://schemas.microsoft.com/office/word/2016/wordml/cid" xmlns:w16="http://schemas.microsoft.com/office/word/2018/wordml" xmlns:w16sdtdh="http://schemas.microsoft.com/office/word/2020/wordml/sdtdatahash" xmlns:w16sdtfl="http://schemas.microsoft.com/office/word/2024/wordml/sdtformatlock" xmlns:w16se="http://schemas.microsoft.com/office/word/2015/wordml/symex" xmlns:w16du="http://schemas.microsoft.com/office/word/2023/wordml/word16du" xmlns:wne="http://schemas.microsoft.com/office/word/2006/wordml" mc:Ignorable="w14 w15 w16se w16cid w16 w16cex w16sdtdh w16sdtfl w16du wp14">
   <w15:person w15:author="Yen Hoang">
     <w15:presenceInfo w15:providerId="Windows Live" w15:userId="3723e32b4cb6fe7e"/>
-  </w15:person>
-  <w15:person w15:author="Guest User">
-    <w15:presenceInfo w15:providerId="Windows Live" w15:userId=""/>
   </w15:person>
 </w15:people>
 </file>
 
 <file path=word/styles.xml><?xml version="1.0" encoding="utf-8"?>
-<w:styles xmlns:wp14="http://schemas.microsoft.com/office/word/2010/wordprocessingDrawing" xmlns:mc="http://schemas.openxmlformats.org/markup-compatibility/2006" xmlns:r="http://schemas.openxmlformats.org/officeDocument/2006/relationships" xmlns:w="http://schemas.openxmlformats.org/wordprocessingml/2006/main" xmlns:w14="http://schemas.microsoft.com/office/word/2010/wordml" xmlns:w15="http://schemas.microsoft.com/office/word/2012/wordml" xmlns:w16cex="http://schemas.microsoft.com/office/word/2018/wordml/cex" xmlns:w16cid="http://schemas.microsoft.com/office/word/2016/wordml/cid" xmlns:w16="http://schemas.microsoft.com/office/word/2018/wordml" xmlns:w16du="http://schemas.microsoft.com/office/word/2023/wordml/word16du" xmlns:w16sdtdh="http://schemas.microsoft.com/office/word/2020/wordml/sdtdatahash" xmlns:w16sdtfl="http://schemas.microsoft.com/office/word/2024/wordml/sdtformatlock" xmlns:w16se="http://schemas.microsoft.com/office/word/2015/wordml/symex" mc:Ignorable="w14 w15 w16se w16cid w16 w16cex w16sdtdh w16sdtfl w16du wp14">
+<w:styles xmlns:mc="http://schemas.openxmlformats.org/markup-compatibility/2006" xmlns:r="http://schemas.openxmlformats.org/officeDocument/2006/relationships" xmlns:w="http://schemas.openxmlformats.org/wordprocessingml/2006/main" xmlns:w14="http://schemas.microsoft.com/office/word/2010/wordml" xmlns:w15="http://schemas.microsoft.com/office/word/2012/wordml" xmlns:w16cex="http://schemas.microsoft.com/office/word/2018/wordml/cex" xmlns:w16cid="http://schemas.microsoft.com/office/word/2016/wordml/cid" xmlns:w16="http://schemas.microsoft.com/office/word/2018/wordml" xmlns:w16sdtdh="http://schemas.microsoft.com/office/word/2020/wordml/sdtdatahash" xmlns:w16sdtfl="http://schemas.microsoft.com/office/word/2024/wordml/sdtformatlock" xmlns:w16se="http://schemas.microsoft.com/office/word/2015/wordml/symex" xmlns:w16du="http://schemas.microsoft.com/office/word/2023/wordml/word16du" mc:Ignorable="w14 w15 w16se w16cid w16 w16cex w16sdtdh w16sdtfl w16du">
   <w:docDefaults>
     <w:rPrDefault>
       <w:rPr>
-        <w:rFonts w:ascii="Times New Roman" w:hAnsi="Times New Roman" w:cs="Times New Roman" w:eastAsiaTheme="minorHAnsi"/>
+        <w:rFonts w:ascii="Times New Roman" w:eastAsiaTheme="minorHAnsi" w:hAnsi="Times New Roman" w:cs="Times New Roman"/>
         <w:sz w:val="24"/>
         <w:szCs w:val="24"/>
         <w:lang w:val="en-US" w:eastAsia="en-US" w:bidi="ar-SA"/>
@@ -23625,14 +22647,14 @@
   <w:latentStyles w:defLockedState="0" w:defUIPriority="99" w:defSemiHidden="0" w:defUnhideWhenUsed="0" w:defQFormat="0" w:count="376">
     <w:lsdException w:name="Normal" w:uiPriority="0" w:qFormat="1"/>
     <w:lsdException w:name="heading 1" w:uiPriority="0" w:qFormat="1"/>
-    <w:lsdException w:name="heading 2" w:uiPriority="9" w:semiHidden="1" w:unhideWhenUsed="1" w:qFormat="1"/>
-    <w:lsdException w:name="heading 3" w:uiPriority="9" w:semiHidden="1" w:unhideWhenUsed="1" w:qFormat="1"/>
-    <w:lsdException w:name="heading 4" w:uiPriority="9" w:semiHidden="1" w:unhideWhenUsed="1" w:qFormat="1"/>
-    <w:lsdException w:name="heading 5" w:uiPriority="9" w:semiHidden="1" w:unhideWhenUsed="1" w:qFormat="1"/>
-    <w:lsdException w:name="heading 6" w:uiPriority="9" w:semiHidden="1" w:unhideWhenUsed="1" w:qFormat="1"/>
-    <w:lsdException w:name="heading 7" w:uiPriority="9" w:semiHidden="1" w:unhideWhenUsed="1" w:qFormat="1"/>
-    <w:lsdException w:name="heading 8" w:uiPriority="9" w:semiHidden="1" w:unhideWhenUsed="1" w:qFormat="1"/>
-    <w:lsdException w:name="heading 9" w:uiPriority="9" w:semiHidden="1" w:unhideWhenUsed="1" w:qFormat="1"/>
+    <w:lsdException w:name="heading 2" w:semiHidden="1" w:uiPriority="9" w:unhideWhenUsed="1" w:qFormat="1"/>
+    <w:lsdException w:name="heading 3" w:semiHidden="1" w:uiPriority="9" w:unhideWhenUsed="1" w:qFormat="1"/>
+    <w:lsdException w:name="heading 4" w:semiHidden="1" w:uiPriority="9" w:unhideWhenUsed="1" w:qFormat="1"/>
+    <w:lsdException w:name="heading 5" w:semiHidden="1" w:uiPriority="9" w:unhideWhenUsed="1" w:qFormat="1"/>
+    <w:lsdException w:name="heading 6" w:semiHidden="1" w:uiPriority="9" w:unhideWhenUsed="1" w:qFormat="1"/>
+    <w:lsdException w:name="heading 7" w:semiHidden="1" w:uiPriority="9" w:unhideWhenUsed="1" w:qFormat="1"/>
+    <w:lsdException w:name="heading 8" w:semiHidden="1" w:uiPriority="9" w:unhideWhenUsed="1" w:qFormat="1"/>
+    <w:lsdException w:name="heading 9" w:semiHidden="1" w:uiPriority="9" w:unhideWhenUsed="1" w:qFormat="1"/>
     <w:lsdException w:name="index 1" w:semiHidden="1" w:unhideWhenUsed="1"/>
     <w:lsdException w:name="index 2" w:semiHidden="1" w:unhideWhenUsed="1"/>
     <w:lsdException w:name="index 3" w:semiHidden="1" w:unhideWhenUsed="1"/>
@@ -23642,22 +22664,22 @@
     <w:lsdException w:name="index 7" w:semiHidden="1" w:unhideWhenUsed="1"/>
     <w:lsdException w:name="index 8" w:semiHidden="1" w:unhideWhenUsed="1"/>
     <w:lsdException w:name="index 9" w:semiHidden="1" w:unhideWhenUsed="1"/>
-    <w:lsdException w:name="toc 1" w:uiPriority="39" w:semiHidden="1" w:unhideWhenUsed="1" w:qFormat="1"/>
-    <w:lsdException w:name="toc 2" w:uiPriority="39" w:semiHidden="1" w:unhideWhenUsed="1" w:qFormat="1"/>
-    <w:lsdException w:name="toc 3" w:uiPriority="39" w:semiHidden="1" w:unhideWhenUsed="1" w:qFormat="1"/>
-    <w:lsdException w:name="toc 4" w:uiPriority="39" w:semiHidden="1" w:unhideWhenUsed="1"/>
-    <w:lsdException w:name="toc 5" w:uiPriority="39" w:semiHidden="1" w:unhideWhenUsed="1"/>
-    <w:lsdException w:name="toc 6" w:uiPriority="39" w:semiHidden="1" w:unhideWhenUsed="1"/>
-    <w:lsdException w:name="toc 7" w:uiPriority="39" w:semiHidden="1" w:unhideWhenUsed="1"/>
-    <w:lsdException w:name="toc 8" w:uiPriority="39" w:semiHidden="1" w:unhideWhenUsed="1"/>
-    <w:lsdException w:name="toc 9" w:uiPriority="39" w:semiHidden="1" w:unhideWhenUsed="1"/>
+    <w:lsdException w:name="toc 1" w:semiHidden="1" w:uiPriority="39" w:unhideWhenUsed="1" w:qFormat="1"/>
+    <w:lsdException w:name="toc 2" w:semiHidden="1" w:uiPriority="39" w:unhideWhenUsed="1" w:qFormat="1"/>
+    <w:lsdException w:name="toc 3" w:semiHidden="1" w:uiPriority="39" w:unhideWhenUsed="1" w:qFormat="1"/>
+    <w:lsdException w:name="toc 4" w:semiHidden="1" w:uiPriority="39" w:unhideWhenUsed="1"/>
+    <w:lsdException w:name="toc 5" w:semiHidden="1" w:uiPriority="39" w:unhideWhenUsed="1"/>
+    <w:lsdException w:name="toc 6" w:semiHidden="1" w:uiPriority="39" w:unhideWhenUsed="1"/>
+    <w:lsdException w:name="toc 7" w:semiHidden="1" w:uiPriority="39" w:unhideWhenUsed="1"/>
+    <w:lsdException w:name="toc 8" w:semiHidden="1" w:uiPriority="39" w:unhideWhenUsed="1"/>
+    <w:lsdException w:name="toc 9" w:semiHidden="1" w:uiPriority="39" w:unhideWhenUsed="1"/>
     <w:lsdException w:name="Normal Indent" w:semiHidden="1" w:unhideWhenUsed="1"/>
     <w:lsdException w:name="footnote text" w:semiHidden="1" w:unhideWhenUsed="1"/>
     <w:lsdException w:name="annotation text" w:semiHidden="1" w:unhideWhenUsed="1"/>
     <w:lsdException w:name="header" w:semiHidden="1" w:unhideWhenUsed="1"/>
     <w:lsdException w:name="footer" w:semiHidden="1" w:unhideWhenUsed="1"/>
     <w:lsdException w:name="index heading" w:semiHidden="1" w:unhideWhenUsed="1"/>
-    <w:lsdException w:name="caption" w:uiPriority="35" w:semiHidden="1" w:unhideWhenUsed="1" w:qFormat="1"/>
+    <w:lsdException w:name="caption" w:semiHidden="1" w:uiPriority="35" w:unhideWhenUsed="1" w:qFormat="1"/>
     <w:lsdException w:name="table of figures" w:semiHidden="1" w:unhideWhenUsed="1"/>
     <w:lsdException w:name="envelope address" w:semiHidden="1" w:unhideWhenUsed="1"/>
     <w:lsdException w:name="envelope return" w:semiHidden="1" w:unhideWhenUsed="1"/>
@@ -23688,7 +22710,7 @@
     <w:lsdException w:name="Title" w:uiPriority="10" w:qFormat="1"/>
     <w:lsdException w:name="Closing" w:semiHidden="1" w:unhideWhenUsed="1"/>
     <w:lsdException w:name="Signature" w:semiHidden="1" w:unhideWhenUsed="1"/>
-    <w:lsdException w:name="Default Paragraph Font" w:uiPriority="1" w:semiHidden="1" w:unhideWhenUsed="1"/>
+    <w:lsdException w:name="Default Paragraph Font" w:semiHidden="1" w:uiPriority="1" w:unhideWhenUsed="1"/>
     <w:lsdException w:name="Body Text" w:semiHidden="1" w:unhideWhenUsed="1"/>
     <w:lsdException w:name="Body Text Indent" w:semiHidden="1" w:unhideWhenUsed="1"/>
     <w:lsdException w:name="List Continue" w:semiHidden="1" w:unhideWhenUsed="1"/>
@@ -23713,7 +22735,7 @@
     <w:lsdException w:name="Strong" w:uiPriority="22" w:qFormat="1"/>
     <w:lsdException w:name="Emphasis" w:uiPriority="20" w:qFormat="1"/>
     <w:lsdException w:name="Document Map" w:semiHidden="1" w:unhideWhenUsed="1"/>
-    <w:lsdException w:name="Plain Text" w:uiPriority="0" w:semiHidden="1" w:unhideWhenUsed="1"/>
+    <w:lsdException w:name="Plain Text" w:semiHidden="1" w:uiPriority="0" w:unhideWhenUsed="1"/>
     <w:lsdException w:name="E-mail Signature" w:semiHidden="1" w:unhideWhenUsed="1"/>
     <w:lsdException w:name="HTML Top of Form" w:semiHidden="1" w:unhideWhenUsed="1"/>
     <w:lsdException w:name="HTML Bottom of Form" w:semiHidden="1" w:unhideWhenUsed="1"/>
@@ -23888,8 +22910,8 @@
     <w:lsdException w:name="Subtle Reference" w:uiPriority="31" w:qFormat="1"/>
     <w:lsdException w:name="Intense Reference" w:uiPriority="32" w:qFormat="1"/>
     <w:lsdException w:name="Book Title" w:uiPriority="33" w:qFormat="1"/>
-    <w:lsdException w:name="Bibliography" w:uiPriority="37" w:semiHidden="1" w:unhideWhenUsed="1"/>
-    <w:lsdException w:name="TOC Heading" w:uiPriority="39" w:semiHidden="1" w:unhideWhenUsed="1" w:qFormat="1"/>
+    <w:lsdException w:name="Bibliography" w:semiHidden="1" w:uiPriority="37" w:unhideWhenUsed="1"/>
+    <w:lsdException w:name="TOC Heading" w:semiHidden="1" w:uiPriority="39" w:unhideWhenUsed="1" w:qFormat="1"/>
     <w:lsdException w:name="Plain Table 1" w:uiPriority="41"/>
     <w:lsdException w:name="Plain Table 2" w:uiPriority="42"/>
     <w:lsdException w:name="Plain Table 3" w:uiPriority="43"/>
@@ -24000,7 +23022,7 @@
     <w:lsdException w:name="Unresolved Mention" w:semiHidden="1" w:unhideWhenUsed="1"/>
     <w:lsdException w:name="Smart Link" w:semiHidden="1" w:unhideWhenUsed="1"/>
   </w:latentStyles>
-  <w:style w:type="paragraph" w:styleId="Normal" w:default="1">
+  <w:style w:type="paragraph" w:default="1" w:styleId="Normal">
     <w:name w:val="Normal"/>
     <w:qFormat/>
     <w:rsid w:val="007C2C43"/>
@@ -24027,7 +23049,7 @@
       <w:outlineLvl w:val="0"/>
     </w:pPr>
     <w:rPr>
-      <w:rFonts w:ascii="Arial" w:hAnsi="Arial" w:eastAsia="Times New Roman" w:cs="Arial"/>
+      <w:rFonts w:ascii="Arial" w:eastAsia="Times New Roman" w:hAnsi="Arial" w:cs="Arial"/>
       <w:b/>
       <w:bCs/>
     </w:rPr>
@@ -24049,7 +23071,7 @@
       <w:outlineLvl w:val="2"/>
     </w:pPr>
     <w:rPr>
-      <w:rFonts w:asciiTheme="majorHAnsi" w:hAnsiTheme="majorHAnsi" w:eastAsiaTheme="majorEastAsia" w:cstheme="majorBidi"/>
+      <w:rFonts w:asciiTheme="majorHAnsi" w:eastAsiaTheme="majorEastAsia" w:hAnsiTheme="majorHAnsi" w:cstheme="majorBidi"/>
       <w:b/>
       <w:bCs/>
       <w:color w:val="4F81BD" w:themeColor="accent1"/>
@@ -24072,7 +23094,7 @@
       <w:outlineLvl w:val="3"/>
     </w:pPr>
     <w:rPr>
-      <w:rFonts w:asciiTheme="majorHAnsi" w:hAnsiTheme="majorHAnsi" w:eastAsiaTheme="majorEastAsia" w:cstheme="majorBidi"/>
+      <w:rFonts w:asciiTheme="majorHAnsi" w:eastAsiaTheme="majorEastAsia" w:hAnsiTheme="majorHAnsi" w:cstheme="majorBidi"/>
       <w:b/>
       <w:bCs/>
       <w:i/>
@@ -24080,13 +23102,13 @@
       <w:color w:val="4F81BD" w:themeColor="accent1"/>
     </w:rPr>
   </w:style>
-  <w:style w:type="character" w:styleId="DefaultParagraphFont" w:default="1">
+  <w:style w:type="character" w:default="1" w:styleId="DefaultParagraphFont">
     <w:name w:val="Default Paragraph Font"/>
     <w:uiPriority w:val="1"/>
     <w:semiHidden/>
     <w:unhideWhenUsed/>
   </w:style>
-  <w:style w:type="table" w:styleId="TableNormal" w:default="1">
+  <w:style w:type="table" w:default="1" w:styleId="TableNormal">
     <w:name w:val="Normal Table"/>
     <w:uiPriority w:val="99"/>
     <w:semiHidden/>
@@ -24101,7 +23123,7 @@
       </w:tblCellMar>
     </w:tblPr>
   </w:style>
-  <w:style w:type="numbering" w:styleId="NoList" w:default="1">
+  <w:style w:type="numbering" w:default="1" w:styleId="NoList">
     <w:name w:val="No List"/>
     <w:uiPriority w:val="99"/>
     <w:semiHidden/>
@@ -24122,7 +23144,7 @@
       <w:spacing w:line="240" w:lineRule="auto"/>
     </w:pPr>
   </w:style>
-  <w:style w:type="character" w:styleId="HeaderChar" w:customStyle="1">
+  <w:style w:type="character" w:customStyle="1" w:styleId="HeaderChar">
     <w:name w:val="Header Char"/>
     <w:basedOn w:val="DefaultParagraphFont"/>
     <w:link w:val="Header"/>
@@ -24144,7 +23166,7 @@
       <w:spacing w:line="240" w:lineRule="auto"/>
     </w:pPr>
   </w:style>
-  <w:style w:type="character" w:styleId="FooterChar" w:customStyle="1">
+  <w:style w:type="character" w:customStyle="1" w:styleId="FooterChar">
     <w:name w:val="Footer Char"/>
     <w:basedOn w:val="DefaultParagraphFont"/>
     <w:link w:val="Footer"/>
@@ -24162,27 +23184,27 @@
     </w:pPr>
     <w:tblPr>
       <w:tblBorders>
-        <w:top w:val="single" w:color="auto" w:sz="4" w:space="0"/>
-        <w:left w:val="single" w:color="auto" w:sz="4" w:space="0"/>
-        <w:bottom w:val="single" w:color="auto" w:sz="4" w:space="0"/>
-        <w:right w:val="single" w:color="auto" w:sz="4" w:space="0"/>
-        <w:insideH w:val="single" w:color="auto" w:sz="4" w:space="0"/>
-        <w:insideV w:val="single" w:color="auto" w:sz="4" w:space="0"/>
+        <w:top w:val="single" w:sz="4" w:space="0" w:color="auto"/>
+        <w:left w:val="single" w:sz="4" w:space="0" w:color="auto"/>
+        <w:bottom w:val="single" w:sz="4" w:space="0" w:color="auto"/>
+        <w:right w:val="single" w:sz="4" w:space="0" w:color="auto"/>
+        <w:insideH w:val="single" w:sz="4" w:space="0" w:color="auto"/>
+        <w:insideV w:val="single" w:sz="4" w:space="0" w:color="auto"/>
       </w:tblBorders>
     </w:tblPr>
   </w:style>
-  <w:style w:type="character" w:styleId="Heading1Char" w:customStyle="1">
+  <w:style w:type="character" w:customStyle="1" w:styleId="Heading1Char">
     <w:name w:val="Heading 1 Char"/>
     <w:basedOn w:val="DefaultParagraphFont"/>
     <w:link w:val="Heading1"/>
     <w:rsid w:val="006A6309"/>
     <w:rPr>
-      <w:rFonts w:ascii="Arial" w:hAnsi="Arial" w:eastAsia="Times New Roman" w:cs="Arial"/>
+      <w:rFonts w:ascii="Arial" w:eastAsia="Times New Roman" w:hAnsi="Arial" w:cs="Arial"/>
       <w:b/>
       <w:bCs/>
     </w:rPr>
   </w:style>
-  <w:style w:type="character" w:styleId="Heading3Char" w:customStyle="1">
+  <w:style w:type="character" w:customStyle="1" w:styleId="Heading3Char">
     <w:name w:val="Heading 3 Char"/>
     <w:basedOn w:val="DefaultParagraphFont"/>
     <w:link w:val="Heading3"/>
@@ -24190,13 +23212,13 @@
     <w:semiHidden/>
     <w:rsid w:val="006A6309"/>
     <w:rPr>
-      <w:rFonts w:asciiTheme="majorHAnsi" w:hAnsiTheme="majorHAnsi" w:eastAsiaTheme="majorEastAsia" w:cstheme="majorBidi"/>
+      <w:rFonts w:asciiTheme="majorHAnsi" w:eastAsiaTheme="majorEastAsia" w:hAnsiTheme="majorHAnsi" w:cstheme="majorBidi"/>
       <w:b/>
       <w:bCs/>
       <w:color w:val="4F81BD" w:themeColor="accent1"/>
     </w:rPr>
   </w:style>
-  <w:style w:type="character" w:styleId="Heading4Char" w:customStyle="1">
+  <w:style w:type="character" w:customStyle="1" w:styleId="Heading4Char">
     <w:name w:val="Heading 4 Char"/>
     <w:basedOn w:val="DefaultParagraphFont"/>
     <w:link w:val="Heading4"/>
@@ -24204,7 +23226,7 @@
     <w:semiHidden/>
     <w:rsid w:val="006A6309"/>
     <w:rPr>
-      <w:rFonts w:asciiTheme="majorHAnsi" w:hAnsiTheme="majorHAnsi" w:eastAsiaTheme="majorEastAsia" w:cstheme="majorBidi"/>
+      <w:rFonts w:asciiTheme="majorHAnsi" w:eastAsiaTheme="majorEastAsia" w:hAnsiTheme="majorHAnsi" w:cstheme="majorBidi"/>
       <w:b/>
       <w:bCs/>
       <w:i/>
@@ -24237,24 +23259,24 @@
       <w:jc w:val="left"/>
     </w:pPr>
     <w:rPr>
-      <w:rFonts w:ascii="Courier New" w:hAnsi="Courier New" w:eastAsia="Times New Roman" w:cs="Courier New"/>
+      <w:rFonts w:ascii="Courier New" w:eastAsia="Times New Roman" w:hAnsi="Courier New" w:cs="Courier New"/>
       <w:sz w:val="20"/>
       <w:szCs w:val="20"/>
     </w:rPr>
   </w:style>
-  <w:style w:type="character" w:styleId="PlainTextChar" w:customStyle="1">
+  <w:style w:type="character" w:customStyle="1" w:styleId="PlainTextChar">
     <w:name w:val="Plain Text Char"/>
     <w:basedOn w:val="DefaultParagraphFont"/>
     <w:link w:val="PlainText"/>
     <w:semiHidden/>
     <w:rsid w:val="006A6309"/>
     <w:rPr>
-      <w:rFonts w:ascii="Courier New" w:hAnsi="Courier New" w:eastAsia="Times New Roman" w:cs="Courier New"/>
+      <w:rFonts w:ascii="Courier New" w:eastAsia="Times New Roman" w:hAnsi="Courier New" w:cs="Courier New"/>
       <w:sz w:val="20"/>
       <w:szCs w:val="20"/>
     </w:rPr>
   </w:style>
-  <w:style w:type="paragraph" w:styleId="body" w:customStyle="1">
+  <w:style w:type="paragraph" w:customStyle="1" w:styleId="body">
     <w:name w:val="body"/>
     <w:rsid w:val="006A6309"/>
     <w:pPr>
@@ -24264,13 +23286,13 @@
       <w:jc w:val="left"/>
     </w:pPr>
     <w:rPr>
-      <w:rFonts w:ascii="Times" w:hAnsi="Times" w:eastAsia="Times New Roman" w:cs="Times"/>
+      <w:rFonts w:ascii="Times" w:eastAsia="Times New Roman" w:hAnsi="Times" w:cs="Times"/>
       <w:sz w:val="22"/>
       <w:szCs w:val="22"/>
       <w:lang w:val="en-AU"/>
     </w:rPr>
   </w:style>
-  <w:style w:type="paragraph" w:styleId="TableContents" w:customStyle="1">
+  <w:style w:type="paragraph" w:customStyle="1" w:styleId="TableContents">
     <w:name w:val="Table Contents"/>
     <w:basedOn w:val="Normal"/>
     <w:rsid w:val="006A6309"/>
@@ -24303,7 +23325,7 @@
       <w:szCs w:val="16"/>
     </w:rPr>
   </w:style>
-  <w:style w:type="character" w:styleId="BalloonTextChar" w:customStyle="1">
+  <w:style w:type="character" w:customStyle="1" w:styleId="BalloonTextChar">
     <w:name w:val="Balloon Text Char"/>
     <w:basedOn w:val="DefaultParagraphFont"/>
     <w:link w:val="BalloonText"/>
@@ -24317,7 +23339,7 @@
     </w:rPr>
   </w:style>
   <w:style w:type="character" w:styleId="CommentReference">
-    <w:name w:val="Comment Reference"/>
+    <w:name w:val="annotation reference"/>
     <w:basedOn w:val="DefaultParagraphFont"/>
     <w:uiPriority w:val="99"/>
     <w:semiHidden/>
@@ -24329,7 +23351,7 @@
     </w:rPr>
   </w:style>
   <w:style w:type="paragraph" w:styleId="CommentText">
-    <w:name w:val="Comment Text"/>
+    <w:name w:val="annotation text"/>
     <w:basedOn w:val="Normal"/>
     <w:link w:val="CommentTextChar"/>
     <w:uiPriority w:val="99"/>
@@ -24344,7 +23366,7 @@
       <w:szCs w:val="20"/>
     </w:rPr>
   </w:style>
-  <w:style w:type="character" w:styleId="CommentTextChar" w:customStyle="1">
+  <w:style w:type="character" w:customStyle="1" w:styleId="CommentTextChar">
     <w:name w:val="Comment Text Char"/>
     <w:basedOn w:val="DefaultParagraphFont"/>
     <w:link w:val="CommentText"/>
@@ -24357,7 +23379,7 @@
     </w:rPr>
   </w:style>
   <w:style w:type="paragraph" w:styleId="CommentSubject">
-    <w:name w:val="Comment Subject"/>
+    <w:name w:val="annotation subject"/>
     <w:basedOn w:val="CommentText"/>
     <w:next w:val="CommentText"/>
     <w:link w:val="CommentSubjectChar"/>
@@ -24370,7 +23392,7 @@
       <w:bCs/>
     </w:rPr>
   </w:style>
-  <w:style w:type="character" w:styleId="CommentSubjectChar" w:customStyle="1">
+  <w:style w:type="character" w:customStyle="1" w:styleId="CommentSubjectChar">
     <w:name w:val="Comment Subject Char"/>
     <w:basedOn w:val="CommentTextChar"/>
     <w:link w:val="CommentSubject"/>
@@ -24405,7 +23427,7 @@
       <w:outlineLvl w:val="9"/>
     </w:pPr>
     <w:rPr>
-      <w:rFonts w:asciiTheme="majorHAnsi" w:hAnsiTheme="majorHAnsi" w:eastAsiaTheme="majorEastAsia" w:cstheme="majorBidi"/>
+      <w:rFonts w:asciiTheme="majorHAnsi" w:eastAsiaTheme="majorEastAsia" w:hAnsiTheme="majorHAnsi" w:cstheme="majorBidi"/>
       <w:color w:val="365F91" w:themeColor="accent1" w:themeShade="BF"/>
       <w:sz w:val="28"/>
       <w:szCs w:val="28"/>
@@ -24426,7 +23448,7 @@
       <w:jc w:val="left"/>
     </w:pPr>
     <w:rPr>
-      <w:rFonts w:asciiTheme="minorHAnsi" w:hAnsiTheme="minorHAnsi" w:eastAsiaTheme="minorEastAsia" w:cstheme="minorBidi"/>
+      <w:rFonts w:asciiTheme="minorHAnsi" w:eastAsiaTheme="minorEastAsia" w:hAnsiTheme="minorHAnsi" w:cstheme="minorBidi"/>
       <w:sz w:val="22"/>
       <w:szCs w:val="22"/>
     </w:rPr>
@@ -24446,7 +23468,7 @@
       <w:jc w:val="left"/>
     </w:pPr>
     <w:rPr>
-      <w:rFonts w:asciiTheme="minorHAnsi" w:hAnsiTheme="minorHAnsi" w:eastAsiaTheme="minorEastAsia" w:cstheme="minorBidi"/>
+      <w:rFonts w:asciiTheme="minorHAnsi" w:eastAsiaTheme="minorEastAsia" w:hAnsiTheme="minorHAnsi" w:cstheme="minorBidi"/>
       <w:sz w:val="22"/>
       <w:szCs w:val="22"/>
     </w:rPr>
@@ -24466,7 +23488,7 @@
       <w:jc w:val="left"/>
     </w:pPr>
     <w:rPr>
-      <w:rFonts w:asciiTheme="minorHAnsi" w:hAnsiTheme="minorHAnsi" w:eastAsiaTheme="minorEastAsia" w:cstheme="minorBidi"/>
+      <w:rFonts w:asciiTheme="minorHAnsi" w:eastAsiaTheme="minorEastAsia" w:hAnsiTheme="minorHAnsi" w:cstheme="minorBidi"/>
       <w:sz w:val="22"/>
       <w:szCs w:val="22"/>
     </w:rPr>
@@ -24482,7 +23504,7 @@
       <w:u w:val="single"/>
     </w:rPr>
   </w:style>
-  <w:style w:type="paragraph" w:styleId="Tabletext" w:customStyle="1">
+  <w:style w:type="paragraph" w:customStyle="1" w:styleId="Tabletext">
     <w:name w:val="Tabletext"/>
     <w:basedOn w:val="Normal"/>
     <w:rsid w:val="00A51C88"/>
@@ -24496,12 +23518,12 @@
       <w:ind w:right="0"/>
     </w:pPr>
     <w:rPr>
-      <w:rFonts w:ascii="Arial" w:hAnsi="Arial" w:eastAsia="Times New Roman"/>
+      <w:rFonts w:ascii="Arial" w:eastAsia="Times New Roman" w:hAnsi="Arial"/>
       <w:sz w:val="20"/>
       <w:szCs w:val="20"/>
     </w:rPr>
   </w:style>
-  <w:style w:type="paragraph" w:styleId="StyleNormalsampleBefore6pt" w:customStyle="1">
+  <w:style w:type="paragraph" w:customStyle="1" w:styleId="StyleNormalsampleBefore6pt">
     <w:name w:val="Style Normal sample + Before:  6 pt"/>
     <w:basedOn w:val="Normal"/>
     <w:rsid w:val="00A51C88"/>
@@ -24510,7 +23532,7 @@
       <w:ind w:left="432" w:right="0"/>
     </w:pPr>
     <w:rPr>
-      <w:rFonts w:ascii="Arial" w:hAnsi="Arial" w:eastAsia="MS Mincho"/>
+      <w:rFonts w:ascii="Arial" w:eastAsia="MS Mincho" w:hAnsi="Arial"/>
       <w:i/>
       <w:iCs/>
       <w:kern w:val="32"/>
@@ -24539,7 +23561,7 @@
       <w:szCs w:val="16"/>
     </w:rPr>
   </w:style>
-  <w:style w:type="character" w:styleId="DocumentMapChar" w:customStyle="1">
+  <w:style w:type="character" w:customStyle="1" w:styleId="DocumentMapChar">
     <w:name w:val="Document Map Char"/>
     <w:basedOn w:val="DefaultParagraphFont"/>
     <w:link w:val="DocumentMap"/>
@@ -24553,7 +23575,7 @@
       <w:szCs w:val="16"/>
     </w:rPr>
   </w:style>
-  <w:style w:type="table" w:styleId="LightList-Accent11" w:customStyle="1">
+  <w:style w:type="table" w:customStyle="1" w:styleId="LightList-Accent11">
     <w:name w:val="Light List - Accent 11"/>
     <w:basedOn w:val="TableNormal"/>
     <w:uiPriority w:val="61"/>
@@ -24564,7 +23586,7 @@
       <w:jc w:val="left"/>
     </w:pPr>
     <w:rPr>
-      <w:rFonts w:ascii="Arial" w:hAnsi="Arial" w:eastAsia="Calibri" w:cs="Arial"/>
+      <w:rFonts w:ascii="Arial" w:eastAsia="Calibri" w:hAnsi="Arial" w:cs="Arial"/>
       <w:sz w:val="20"/>
       <w:szCs w:val="22"/>
     </w:rPr>
@@ -24572,12 +23594,12 @@
       <w:tblStyleRowBandSize w:val="1"/>
       <w:tblStyleColBandSize w:val="1"/>
       <w:tblBorders>
-        <w:top w:val="single" w:color="4F81BD" w:sz="8" w:space="0"/>
-        <w:left w:val="single" w:color="4F81BD" w:sz="8" w:space="0"/>
-        <w:bottom w:val="single" w:color="4F81BD" w:sz="8" w:space="0"/>
-        <w:right w:val="single" w:color="4F81BD" w:sz="8" w:space="0"/>
-        <w:insideH w:val="single" w:color="4F81BD" w:sz="8" w:space="0"/>
-        <w:insideV w:val="single" w:color="4F81BD" w:sz="8" w:space="0"/>
+        <w:top w:val="single" w:sz="8" w:space="0" w:color="4F81BD"/>
+        <w:left w:val="single" w:sz="8" w:space="0" w:color="4F81BD"/>
+        <w:bottom w:val="single" w:sz="8" w:space="0" w:color="4F81BD"/>
+        <w:right w:val="single" w:sz="8" w:space="0" w:color="4F81BD"/>
+        <w:insideH w:val="single" w:sz="8" w:space="0" w:color="4F81BD"/>
+        <w:insideV w:val="single" w:sz="8" w:space="0" w:color="4F81BD"/>
       </w:tblBorders>
       <w:tblCellMar>
         <w:top w:w="29" w:type="dxa"/>
@@ -24615,10 +23637,10 @@
       <w:tblPr/>
       <w:tcPr>
         <w:tcBorders>
-          <w:top w:val="single" w:color="4F81BD" w:sz="8" w:space="0"/>
-          <w:left w:val="single" w:color="4F81BD" w:sz="8" w:space="0"/>
-          <w:bottom w:val="single" w:color="4F81BD" w:sz="8" w:space="0"/>
-          <w:right w:val="single" w:color="4F81BD" w:sz="8" w:space="0"/>
+          <w:top w:val="single" w:sz="8" w:space="0" w:color="4F81BD"/>
+          <w:left w:val="single" w:sz="8" w:space="0" w:color="4F81BD"/>
+          <w:bottom w:val="single" w:sz="8" w:space="0" w:color="4F81BD"/>
+          <w:right w:val="single" w:sz="8" w:space="0" w:color="4F81BD"/>
         </w:tcBorders>
       </w:tcPr>
     </w:tblStylePr>
@@ -24642,10 +23664,10 @@
       <w:tblPr/>
       <w:tcPr>
         <w:tcBorders>
-          <w:top w:val="single" w:color="4F81BD" w:sz="8" w:space="0"/>
-          <w:left w:val="single" w:color="4F81BD" w:sz="8" w:space="0"/>
-          <w:bottom w:val="single" w:color="4F81BD" w:sz="8" w:space="0"/>
-          <w:right w:val="single" w:color="4F81BD" w:sz="8" w:space="0"/>
+          <w:top w:val="single" w:sz="8" w:space="0" w:color="4F81BD"/>
+          <w:left w:val="single" w:sz="8" w:space="0" w:color="4F81BD"/>
+          <w:bottom w:val="single" w:sz="8" w:space="0" w:color="4F81BD"/>
+          <w:right w:val="single" w:sz="8" w:space="0" w:color="4F81BD"/>
         </w:tcBorders>
       </w:tcPr>
     </w:tblStylePr>
@@ -24662,10 +23684,10 @@
       <w:tblPr/>
       <w:tcPr>
         <w:tcBorders>
-          <w:top w:val="single" w:color="4F81BD" w:sz="8" w:space="0"/>
-          <w:left w:val="single" w:color="4F81BD" w:sz="8" w:space="0"/>
-          <w:bottom w:val="single" w:color="4F81BD" w:sz="8" w:space="0"/>
-          <w:right w:val="single" w:color="4F81BD" w:sz="8" w:space="0"/>
+          <w:top w:val="single" w:sz="8" w:space="0" w:color="4F81BD"/>
+          <w:left w:val="single" w:sz="8" w:space="0" w:color="4F81BD"/>
+          <w:bottom w:val="single" w:sz="8" w:space="0" w:color="4F81BD"/>
+          <w:right w:val="single" w:sz="8" w:space="0" w:color="4F81BD"/>
         </w:tcBorders>
       </w:tcPr>
     </w:tblStylePr>
@@ -24681,7 +23703,7 @@
       </w:rPr>
     </w:tblStylePr>
   </w:style>
-  <w:style w:type="paragraph" w:styleId="Body0" w:customStyle="1">
+  <w:style w:type="paragraph" w:customStyle="1" w:styleId="Body0">
     <w:name w:val="Body"/>
     <w:basedOn w:val="Normal"/>
     <w:link w:val="BodyChar"/>
@@ -24693,23 +23715,23 @@
       <w:ind w:left="90" w:right="27"/>
     </w:pPr>
     <w:rPr>
-      <w:rFonts w:ascii="Arial" w:hAnsi="Arial" w:eastAsia="Calibri" w:cs="Arial"/>
+      <w:rFonts w:ascii="Arial" w:eastAsia="Calibri" w:hAnsi="Arial" w:cs="Arial"/>
       <w:sz w:val="20"/>
       <w:szCs w:val="22"/>
     </w:rPr>
   </w:style>
-  <w:style w:type="character" w:styleId="BodyChar" w:customStyle="1">
+  <w:style w:type="character" w:customStyle="1" w:styleId="BodyChar">
     <w:name w:val="Body Char"/>
     <w:basedOn w:val="DefaultParagraphFont"/>
     <w:link w:val="Body0"/>
     <w:rsid w:val="001D105C"/>
     <w:rPr>
-      <w:rFonts w:ascii="Arial" w:hAnsi="Arial" w:eastAsia="Calibri" w:cs="Arial"/>
+      <w:rFonts w:ascii="Arial" w:eastAsia="Calibri" w:hAnsi="Arial" w:cs="Arial"/>
       <w:sz w:val="20"/>
       <w:szCs w:val="22"/>
     </w:rPr>
   </w:style>
-  <w:style w:type="character" w:styleId="ListParagraphChar" w:customStyle="1">
+  <w:style w:type="character" w:customStyle="1" w:styleId="ListParagraphChar">
     <w:name w:val="List Paragraph Char"/>
     <w:aliases w:val="a) Char,Thang2 Char,Level 2 Char,List Paragraph1 Char,Paragraph Char,Norm Char,abc Char,Đoạn của Danh sách Char,List Paragraph11 Char,Đoạn c𞹺Danh sách Char,List Paragraph111 Char,Đoạn c���?nh sách Char,Nga 3 Char,bullet Char"/>
     <w:basedOn w:val="DefaultParagraphFont"/>
@@ -24718,7 +23740,7 @@
     <w:qFormat/>
     <w:rsid w:val="00A607D1"/>
   </w:style>
-  <w:style w:type="paragraph" w:styleId="Bang" w:customStyle="1">
+  <w:style w:type="paragraph" w:customStyle="1" w:styleId="Bang">
     <w:name w:val="Bang"/>
     <w:basedOn w:val="Normal"/>
     <w:autoRedefine/>
@@ -24729,7 +23751,7 @@
       <w:jc w:val="left"/>
     </w:pPr>
     <w:rPr>
-      <w:rFonts w:ascii="Tahoma" w:hAnsi="Tahoma" w:eastAsia="MS Mincho" w:cs="Tahoma"/>
+      <w:rFonts w:ascii="Tahoma" w:eastAsia="MS Mincho" w:hAnsi="Tahoma" w:cs="Tahoma"/>
       <w:snapToGrid w:val="0"/>
       <w:sz w:val="18"/>
       <w:szCs w:val="20"/>

--- a/input/srs_report/BC1_PDTD_DTM_SRS_v1.0.docx
+++ b/input/srs_report/BC1_PDTD_DTM_SRS_v1.0.docx
@@ -1,6 +1,6 @@
 
 <file path=word/document.xml><?xml version="1.0" encoding="utf-8"?>
-<w:document xmlns:wpc="http://schemas.microsoft.com/office/word/2010/wordprocessingCanvas" xmlns:cx="http://schemas.microsoft.com/office/drawing/2014/chartex" xmlns:cx1="http://schemas.microsoft.com/office/drawing/2015/9/8/chartex" xmlns:cx2="http://schemas.microsoft.com/office/drawing/2015/10/21/chartex" xmlns:cx3="http://schemas.microsoft.com/office/drawing/2016/5/9/chartex" xmlns:cx4="http://schemas.microsoft.com/office/drawing/2016/5/10/chartex" xmlns:cx5="http://schemas.microsoft.com/office/drawing/2016/5/11/chartex" xmlns:cx6="http://schemas.microsoft.com/office/drawing/2016/5/12/chartex" xmlns:cx7="http://schemas.microsoft.com/office/drawing/2016/5/13/chartex" xmlns:cx8="http://schemas.microsoft.com/office/drawing/2016/5/14/chartex" xmlns:mc="http://schemas.openxmlformats.org/markup-compatibility/2006" xmlns:m="http://schemas.openxmlformats.org/officeDocument/2006/math" xmlns:aink="http://schemas.microsoft.com/office/drawing/2016/ink" xmlns:am3d="http://schemas.microsoft.com/office/drawing/2017/model3d" xmlns:oel="http://schemas.microsoft.com/office/2019/extlst" xmlns:r="http://schemas.openxmlformats.org/officeDocument/2006/relationships" xmlns:wp14="http://schemas.microsoft.com/office/word/2010/wordprocessingDrawing" xmlns:wp="http://schemas.openxmlformats.org/drawingml/2006/wordprocessingDrawing" xmlns:wpg="http://schemas.microsoft.com/office/word/2010/wordprocessingGroup" xmlns:wpi="http://schemas.microsoft.com/office/word/2010/wordprocessingInk" xmlns:wps="http://schemas.microsoft.com/office/word/2010/wordprocessingShape" xmlns:o="urn:schemas-microsoft-com:office:office" xmlns:v="urn:schemas-microsoft-com:vml" xmlns:w10="urn:schemas-microsoft-com:office:word" xmlns:w="http://schemas.openxmlformats.org/wordprocessingml/2006/main" xmlns:w14="http://schemas.microsoft.com/office/word/2010/wordml" xmlns:w15="http://schemas.microsoft.com/office/word/2012/wordml" xmlns:w16cex="http://schemas.microsoft.com/office/word/2018/wordml/cex" xmlns:w16cid="http://schemas.microsoft.com/office/word/2016/wordml/cid" xmlns:w16="http://schemas.microsoft.com/office/word/2018/wordml" xmlns:w16sdtdh="http://schemas.microsoft.com/office/word/2020/wordml/sdtdatahash" xmlns:w16sdtfl="http://schemas.microsoft.com/office/word/2024/wordml/sdtformatlock" xmlns:w16se="http://schemas.microsoft.com/office/word/2015/wordml/symex" xmlns:w16du="http://schemas.microsoft.com/office/word/2023/wordml/word16du" xmlns:wne="http://schemas.microsoft.com/office/word/2006/wordml" mc:Ignorable="w14 w15 w16se w16cid w16 w16cex w16sdtdh w16sdtfl w16du wp14">
+<w:document xmlns:wpc="http://schemas.microsoft.com/office/word/2010/wordprocessingCanvas" xmlns:cx="http://schemas.microsoft.com/office/drawing/2014/chartex" xmlns:cx1="http://schemas.microsoft.com/office/drawing/2015/9/8/chartex" xmlns:cx2="http://schemas.microsoft.com/office/drawing/2015/10/21/chartex" xmlns:cx3="http://schemas.microsoft.com/office/drawing/2016/5/9/chartex" xmlns:cx4="http://schemas.microsoft.com/office/drawing/2016/5/10/chartex" xmlns:cx5="http://schemas.microsoft.com/office/drawing/2016/5/11/chartex" xmlns:cx6="http://schemas.microsoft.com/office/drawing/2016/5/12/chartex" xmlns:cx7="http://schemas.microsoft.com/office/drawing/2016/5/13/chartex" xmlns:cx8="http://schemas.microsoft.com/office/drawing/2016/5/14/chartex" xmlns:mc="http://schemas.openxmlformats.org/markup-compatibility/2006" xmlns:aink="http://schemas.microsoft.com/office/drawing/2016/ink" xmlns:am3d="http://schemas.microsoft.com/office/drawing/2017/model3d" xmlns:o="urn:schemas-microsoft-com:office:office" xmlns:oel="http://schemas.microsoft.com/office/2019/extlst" xmlns:r="http://schemas.openxmlformats.org/officeDocument/2006/relationships" xmlns:m="http://schemas.openxmlformats.org/officeDocument/2006/math" xmlns:v="urn:schemas-microsoft-com:vml" xmlns:wp14="http://schemas.microsoft.com/office/word/2010/wordprocessingDrawing" xmlns:wp="http://schemas.openxmlformats.org/drawingml/2006/wordprocessingDrawing" xmlns:w10="urn:schemas-microsoft-com:office:word" xmlns:w="http://schemas.openxmlformats.org/wordprocessingml/2006/main" xmlns:w14="http://schemas.microsoft.com/office/word/2010/wordml" xmlns:w15="http://schemas.microsoft.com/office/word/2012/wordml" xmlns:w16cex="http://schemas.microsoft.com/office/word/2018/wordml/cex" xmlns:w16cid="http://schemas.microsoft.com/office/word/2016/wordml/cid" xmlns:w16="http://schemas.microsoft.com/office/word/2018/wordml" xmlns:w16du="http://schemas.microsoft.com/office/word/2023/wordml/word16du" xmlns:w16sdtdh="http://schemas.microsoft.com/office/word/2020/wordml/sdtdatahash" xmlns:w16sdtfl="http://schemas.microsoft.com/office/word/2024/wordml/sdtformatlock" xmlns:w16se="http://schemas.microsoft.com/office/word/2015/wordml/symex" xmlns:wpg="http://schemas.microsoft.com/office/word/2010/wordprocessingGroup" xmlns:wpi="http://schemas.microsoft.com/office/word/2010/wordprocessingInk" xmlns:wne="http://schemas.microsoft.com/office/word/2006/wordml" xmlns:wps="http://schemas.microsoft.com/office/word/2010/wordprocessingShape" xmlns:a="http://schemas.openxmlformats.org/drawingml/2006/main" xmlns:pic="http://schemas.openxmlformats.org/drawingml/2006/picture" xmlns:a14="http://schemas.microsoft.com/office/drawing/2010/main" mc:Ignorable="w14 w15 w16se w16cid w16 w16cex w16sdtdh w16sdtfl w16du wp14">
   <w:body>
     <w:tbl>
       <w:tblPr>
@@ -8,12 +8,12 @@
         <w:tblpPr w:leftFromText="180" w:rightFromText="180" w:vertAnchor="text" w:horzAnchor="margin" w:tblpXSpec="right" w:tblpYSpec="center"/>
         <w:tblW w:w="1841" w:type="dxa"/>
         <w:tblBorders>
-          <w:top w:val="none" w:sz="0" w:space="0" w:color="auto"/>
-          <w:left w:val="none" w:sz="0" w:space="0" w:color="auto"/>
-          <w:bottom w:val="none" w:sz="0" w:space="0" w:color="auto"/>
-          <w:right w:val="none" w:sz="0" w:space="0" w:color="auto"/>
-          <w:insideH w:val="none" w:sz="0" w:space="0" w:color="auto"/>
-          <w:insideV w:val="none" w:sz="0" w:space="0" w:color="auto"/>
+          <w:top w:val="none" w:color="auto" w:sz="0" w:space="0"/>
+          <w:left w:val="none" w:color="auto" w:sz="0" w:space="0"/>
+          <w:bottom w:val="none" w:color="auto" w:sz="0" w:space="0"/>
+          <w:right w:val="none" w:color="auto" w:sz="0" w:space="0"/>
+          <w:insideH w:val="none" w:color="auto" w:sz="0" w:space="0"/>
+          <w:insideV w:val="none" w:color="auto" w:sz="0" w:space="0"/>
         </w:tblBorders>
         <w:tblLayout w:type="fixed"/>
         <w:tblLook w:val="04A0" w:firstRow="1" w:lastRow="0" w:firstColumn="1" w:lastColumn="0" w:noHBand="0" w:noVBand="1"/>
@@ -29,10 +29,10 @@
           <w:tcPr>
             <w:tcW w:w="1841" w:type="dxa"/>
             <w:tcBorders>
-              <w:top w:val="double" w:sz="4" w:space="0" w:color="auto"/>
-              <w:left w:val="double" w:sz="4" w:space="0" w:color="auto"/>
-              <w:bottom w:val="double" w:sz="4" w:space="0" w:color="auto"/>
-              <w:right w:val="double" w:sz="4" w:space="0" w:color="auto"/>
+              <w:top w:val="double" w:color="auto" w:sz="4" w:space="0"/>
+              <w:left w:val="double" w:color="auto" w:sz="4" w:space="0"/>
+              <w:bottom w:val="double" w:color="auto" w:sz="4" w:space="0"/>
+              <w:right w:val="double" w:color="auto" w:sz="4" w:space="0"/>
             </w:tcBorders>
             <w:vAlign w:val="center"/>
           </w:tcPr>
@@ -352,7 +352,7 @@
               </wp:anchor>
             </w:drawing>
           </mc:Choice>
-          <mc:Fallback xmlns:a="http://schemas.openxmlformats.org/drawingml/2006/main" xmlns:pic="http://schemas.openxmlformats.org/drawingml/2006/picture" xmlns:a14="http://schemas.microsoft.com/office/drawing/2010/main" xmlns:w16cei="http://schemas.microsoft.com/office/word/2026/wordml/cei">
+          <mc:Fallback xmlns:w16cei="http://schemas.microsoft.com/office/word/2026/wordml/cei" xmlns:a14="http://schemas.microsoft.com/office/drawing/2010/main" xmlns:pic="http://schemas.openxmlformats.org/drawingml/2006/picture" xmlns:a="http://schemas.openxmlformats.org/drawingml/2006/main">
             <w:pict w14:anchorId="491542B0">
               <v:shapetype id="_x0000_t32" coordsize="21600,21600" o:oned="t" filled="f" o:spt="32" path="m,l21600,21600e" w14:anchorId="34A99F1C">
                 <v:path fillok="f" arrowok="t" o:connecttype="none"/>
@@ -571,7 +571,7 @@
               </wp:anchor>
             </w:drawing>
           </mc:Choice>
-          <mc:Fallback xmlns:a="http://schemas.openxmlformats.org/drawingml/2006/main" xmlns:pic="http://schemas.openxmlformats.org/drawingml/2006/picture" xmlns:a14="http://schemas.microsoft.com/office/drawing/2010/main" xmlns:w16cei="http://schemas.microsoft.com/office/word/2026/wordml/cei">
+          <mc:Fallback xmlns:w16cei="http://schemas.microsoft.com/office/word/2026/wordml/cei" xmlns:a14="http://schemas.microsoft.com/office/drawing/2010/main" xmlns:pic="http://schemas.openxmlformats.org/drawingml/2006/picture" xmlns:a="http://schemas.openxmlformats.org/drawingml/2006/main">
             <w:pict w14:anchorId="1C08E58D">
               <v:shape id="AutoShape 4" style="position:absolute;margin-left:238.1pt;margin-top:16.9pt;width:226.75pt;height:0;z-index:251660288;visibility:visible;mso-wrap-style:square;mso-width-percent:0;mso-height-percent:0;mso-wrap-distance-left:9pt;mso-wrap-distance-top:-3e-5mm;mso-wrap-distance-right:9pt;mso-wrap-distance-bottom:-3e-5mm;mso-position-horizontal:absolute;mso-position-horizontal-relative:text;mso-position-vertical:absolute;mso-position-vertical-relative:text;mso-width-percent:0;mso-height-percent:0;mso-width-relative:page;mso-height-relative:page" o:spid="_x0000_s1026" strokeweight="1pt" type="#_x0000_t32" o:gfxdata="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" w14:anchorId="07055F7F"/>
             </w:pict>
@@ -639,16 +639,15 @@
           <w:b/>
         </w:rPr>
       </w:pPr>
-      <w:bookmarkStart w:id="0" w:name="_Toc463083793"/>
-      <w:bookmarkStart w:id="1" w:name="_Toc465677963"/>
-      <w:bookmarkStart w:id="2" w:name="_Toc467738735"/>
-      <w:bookmarkStart w:id="3" w:name="_Toc446234547"/>
-      <w:bookmarkStart w:id="4" w:name="_Toc467738720"/>
+      <w:bookmarkStart w:name="_Toc463083793" w:id="0"/>
+      <w:bookmarkStart w:name="_Toc465677963" w:id="1"/>
+      <w:bookmarkStart w:name="_Toc467738735" w:id="2"/>
+      <w:bookmarkStart w:name="_Toc446234547" w:id="3"/>
+      <w:bookmarkStart w:name="_Toc467738720" w:id="4"/>
       <w:r>
         <w:rPr>
           <w:b/>
         </w:rPr>
-        <w:lastRenderedPageBreak/>
         <w:t>BẢNG THEO DÕI HIỆU LỰC VÀ THAY ĐỔI</w:t>
       </w:r>
     </w:p>
@@ -676,12 +675,12 @@
         <w:tblW w:w="9199" w:type="dxa"/>
         <w:jc w:val="center"/>
         <w:tblBorders>
-          <w:top w:val="single" w:sz="4" w:space="0" w:color="auto"/>
-          <w:left w:val="single" w:sz="4" w:space="0" w:color="auto"/>
-          <w:bottom w:val="single" w:sz="4" w:space="0" w:color="auto"/>
-          <w:right w:val="single" w:sz="4" w:space="0" w:color="auto"/>
-          <w:insideH w:val="single" w:sz="4" w:space="0" w:color="auto"/>
-          <w:insideV w:val="single" w:sz="4" w:space="0" w:color="auto"/>
+          <w:top w:val="single" w:color="auto" w:sz="4" w:space="0"/>
+          <w:left w:val="single" w:color="auto" w:sz="4" w:space="0"/>
+          <w:bottom w:val="single" w:color="auto" w:sz="4" w:space="0"/>
+          <w:right w:val="single" w:color="auto" w:sz="4" w:space="0"/>
+          <w:insideH w:val="single" w:color="auto" w:sz="4" w:space="0"/>
+          <w:insideV w:val="single" w:color="auto" w:sz="4" w:space="0"/>
         </w:tblBorders>
         <w:tblLook w:val="01E0" w:firstRow="1" w:lastRow="1" w:firstColumn="1" w:lastColumn="1" w:noHBand="0" w:noVBand="0"/>
       </w:tblPr>
@@ -971,12 +970,12 @@
         <w:tblW w:w="9199" w:type="dxa"/>
         <w:jc w:val="center"/>
         <w:tblBorders>
-          <w:top w:val="single" w:sz="4" w:space="0" w:color="auto"/>
-          <w:left w:val="single" w:sz="4" w:space="0" w:color="auto"/>
-          <w:bottom w:val="single" w:sz="4" w:space="0" w:color="auto"/>
-          <w:right w:val="single" w:sz="4" w:space="0" w:color="auto"/>
-          <w:insideH w:val="single" w:sz="4" w:space="0" w:color="auto"/>
-          <w:insideV w:val="single" w:sz="4" w:space="0" w:color="auto"/>
+          <w:top w:val="single" w:color="auto" w:sz="4" w:space="0"/>
+          <w:left w:val="single" w:color="auto" w:sz="4" w:space="0"/>
+          <w:bottom w:val="single" w:color="auto" w:sz="4" w:space="0"/>
+          <w:right w:val="single" w:color="auto" w:sz="4" w:space="0"/>
+          <w:insideH w:val="single" w:color="auto" w:sz="4" w:space="0"/>
+          <w:insideV w:val="single" w:color="auto" w:sz="4" w:space="0"/>
         </w:tblBorders>
         <w:tblLook w:val="04A0" w:firstRow="1" w:lastRow="0" w:firstColumn="1" w:lastColumn="0" w:noHBand="0" w:noVBand="1"/>
       </w:tblPr>
@@ -997,6 +996,7 @@
           <w:tcPr>
             <w:tcW w:w="757" w:type="dxa"/>
             <w:shd w:val="clear" w:color="auto" w:fill="D9D9D9" w:themeFill="background1" w:themeFillShade="D9"/>
+            <w:tcMar/>
             <w:vAlign w:val="center"/>
           </w:tcPr>
           <w:p>
@@ -1018,6 +1018,7 @@
           <w:tcPr>
             <w:tcW w:w="1091" w:type="dxa"/>
             <w:shd w:val="clear" w:color="auto" w:fill="D9D9D9" w:themeFill="background1" w:themeFillShade="D9"/>
+            <w:tcMar/>
             <w:vAlign w:val="center"/>
           </w:tcPr>
           <w:p>
@@ -1041,6 +1042,7 @@
           <w:tcPr>
             <w:tcW w:w="1093" w:type="dxa"/>
             <w:shd w:val="clear" w:color="auto" w:fill="D9D9D9" w:themeFill="background1" w:themeFillShade="D9"/>
+            <w:tcMar/>
             <w:vAlign w:val="center"/>
           </w:tcPr>
           <w:p>
@@ -1064,6 +1066,7 @@
           <w:tcPr>
             <w:tcW w:w="1090" w:type="dxa"/>
             <w:shd w:val="clear" w:color="auto" w:fill="D9D9D9" w:themeFill="background1" w:themeFillShade="D9"/>
+            <w:tcMar/>
             <w:vAlign w:val="center"/>
           </w:tcPr>
           <w:p>
@@ -1087,6 +1090,7 @@
           <w:tcPr>
             <w:tcW w:w="2756" w:type="dxa"/>
             <w:shd w:val="clear" w:color="auto" w:fill="D9D9D9" w:themeFill="background1" w:themeFillShade="D9"/>
+            <w:tcMar/>
             <w:vAlign w:val="center"/>
           </w:tcPr>
           <w:p>
@@ -1110,6 +1114,7 @@
           <w:tcPr>
             <w:tcW w:w="2412" w:type="dxa"/>
             <w:shd w:val="clear" w:color="auto" w:fill="D9D9D9" w:themeFill="background1" w:themeFillShade="D9"/>
+            <w:tcMar/>
             <w:vAlign w:val="center"/>
           </w:tcPr>
           <w:p>
@@ -1136,13 +1141,22 @@
         <w:tc>
           <w:tcPr>
             <w:tcW w:w="757" w:type="dxa"/>
+            <w:tcMar/>
           </w:tcPr>
           <w:p>
             <w:pPr>
               <w:ind w:right="49"/>
               <w:jc w:val="center"/>
-            </w:pPr>
-            <w:r>
+              <w:rPr>
+                <w:b w:val="0"/>
+                <w:bCs w:val="0"/>
+              </w:rPr>
+            </w:pPr>
+            <w:r>
+              <w:rPr>
+                <w:b w:val="0"/>
+                <w:bCs w:val="0"/>
+              </w:rPr>
               <w:t>1</w:t>
             </w:r>
           </w:p>
@@ -1150,6 +1164,7 @@
         <w:tc>
           <w:tcPr>
             <w:tcW w:w="1091" w:type="dxa"/>
+            <w:tcMar/>
           </w:tcPr>
           <w:p>
             <w:pPr>
@@ -1179,6 +1194,7 @@
         <w:tc>
           <w:tcPr>
             <w:tcW w:w="1093" w:type="dxa"/>
+            <w:tcMar/>
           </w:tcPr>
           <w:p>
             <w:pPr>
@@ -1193,6 +1209,7 @@
         <w:tc>
           <w:tcPr>
             <w:tcW w:w="1090" w:type="dxa"/>
+            <w:tcMar/>
           </w:tcPr>
           <w:p>
             <w:pPr>
@@ -1207,6 +1224,7 @@
         <w:tc>
           <w:tcPr>
             <w:tcW w:w="2756" w:type="dxa"/>
+            <w:tcMar/>
           </w:tcPr>
           <w:p>
             <w:pPr>
@@ -1221,6 +1239,7 @@
         <w:tc>
           <w:tcPr>
             <w:tcW w:w="2412" w:type="dxa"/>
+            <w:tcMar/>
           </w:tcPr>
           <w:p>
             <w:pPr>
@@ -1241,62 +1260,98 @@
         <w:tc>
           <w:tcPr>
             <w:tcW w:w="757" w:type="dxa"/>
+            <w:tcMar/>
           </w:tcPr>
           <w:p>
             <w:pPr>
               <w:ind w:right="49"/>
               <w:jc w:val="center"/>
             </w:pPr>
+            <w:r>
+              <w:rPr/>
+              <w:t>2</w:t>
+            </w:r>
           </w:p>
         </w:tc>
         <w:tc>
           <w:tcPr>
             <w:tcW w:w="1091" w:type="dxa"/>
+            <w:tcMar/>
           </w:tcPr>
           <w:p>
             <w:pPr>
               <w:ind w:right="49"/>
               <w:jc w:val="center"/>
             </w:pPr>
+            <w:r>
+              <w:rPr/>
+              <w:t>21/10/2026</w:t>
+            </w:r>
           </w:p>
         </w:tc>
         <w:tc>
           <w:tcPr>
             <w:tcW w:w="1093" w:type="dxa"/>
+            <w:tcMar/>
           </w:tcPr>
           <w:p>
             <w:pPr>
               <w:ind w:right="49"/>
               <w:jc w:val="center"/>
             </w:pPr>
+            <w:r>
+              <w:rPr/>
+              <w:t>1.1</w:t>
+            </w:r>
           </w:p>
         </w:tc>
         <w:tc>
           <w:tcPr>
             <w:tcW w:w="1090" w:type="dxa"/>
+            <w:tcMar/>
           </w:tcPr>
           <w:p>
             <w:pPr>
               <w:ind w:right="49"/>
               <w:jc w:val="center"/>
             </w:pPr>
+            <w:r>
+              <w:rPr/>
+              <w:t>M</w:t>
+            </w:r>
           </w:p>
         </w:tc>
         <w:tc>
           <w:tcPr>
             <w:tcW w:w="2756" w:type="dxa"/>
+            <w:tcMar/>
           </w:tcPr>
           <w:p>
             <w:pPr>
               <w:ind w:right="49"/>
               <w:jc w:val="center"/>
             </w:pPr>
+            <w:r>
+              <w:rPr/>
+              <w:t>Sửa đổi logic</w:t>
+            </w:r>
           </w:p>
         </w:tc>
         <w:tc>
           <w:tcPr>
             <w:tcW w:w="2412" w:type="dxa"/>
-          </w:tcPr>
+            <w:tcMar/>
+          </w:tcPr>
+          <w:p>
+            <w:pPr>
+              <w:ind w:right="49"/>
+              <w:jc w:val="center"/>
+            </w:pPr>
+            <w:r>
+              <w:rPr/>
+              <w:t>Fssc.yen.hth</w:t>
+            </w:r>
+          </w:p>
           <w:p>
             <w:pPr>
               <w:ind w:right="49"/>
@@ -1313,6 +1368,7 @@
         <w:tc>
           <w:tcPr>
             <w:tcW w:w="757" w:type="dxa"/>
+            <w:tcMar/>
           </w:tcPr>
           <w:p>
             <w:pPr>
@@ -1324,6 +1380,7 @@
         <w:tc>
           <w:tcPr>
             <w:tcW w:w="1091" w:type="dxa"/>
+            <w:tcMar/>
           </w:tcPr>
           <w:p>
             <w:pPr>
@@ -1335,6 +1392,7 @@
         <w:tc>
           <w:tcPr>
             <w:tcW w:w="1093" w:type="dxa"/>
+            <w:tcMar/>
           </w:tcPr>
           <w:p>
             <w:pPr>
@@ -1346,6 +1404,7 @@
         <w:tc>
           <w:tcPr>
             <w:tcW w:w="1090" w:type="dxa"/>
+            <w:tcMar/>
           </w:tcPr>
           <w:p>
             <w:pPr>
@@ -1357,6 +1416,7 @@
         <w:tc>
           <w:tcPr>
             <w:tcW w:w="2756" w:type="dxa"/>
+            <w:tcMar/>
           </w:tcPr>
           <w:p>
             <w:pPr>
@@ -1368,6 +1428,7 @@
         <w:tc>
           <w:tcPr>
             <w:tcW w:w="2412" w:type="dxa"/>
+            <w:tcMar/>
           </w:tcPr>
           <w:p>
             <w:pPr>
@@ -1385,6 +1446,7 @@
         <w:tc>
           <w:tcPr>
             <w:tcW w:w="757" w:type="dxa"/>
+            <w:tcMar/>
           </w:tcPr>
           <w:p>
             <w:pPr>
@@ -1396,6 +1458,7 @@
         <w:tc>
           <w:tcPr>
             <w:tcW w:w="1091" w:type="dxa"/>
+            <w:tcMar/>
           </w:tcPr>
           <w:p>
             <w:pPr>
@@ -1407,6 +1470,7 @@
         <w:tc>
           <w:tcPr>
             <w:tcW w:w="1093" w:type="dxa"/>
+            <w:tcMar/>
           </w:tcPr>
           <w:p>
             <w:pPr>
@@ -1418,6 +1482,7 @@
         <w:tc>
           <w:tcPr>
             <w:tcW w:w="1090" w:type="dxa"/>
+            <w:tcMar/>
           </w:tcPr>
           <w:p>
             <w:pPr>
@@ -1429,6 +1494,7 @@
         <w:tc>
           <w:tcPr>
             <w:tcW w:w="2756" w:type="dxa"/>
+            <w:tcMar/>
           </w:tcPr>
           <w:p>
             <w:pPr>
@@ -1440,6 +1506,7 @@
         <w:tc>
           <w:tcPr>
             <w:tcW w:w="2412" w:type="dxa"/>
+            <w:tcMar/>
           </w:tcPr>
           <w:p>
             <w:pPr>
@@ -1457,6 +1524,7 @@
         <w:tc>
           <w:tcPr>
             <w:tcW w:w="757" w:type="dxa"/>
+            <w:tcMar/>
           </w:tcPr>
           <w:p>
             <w:pPr>
@@ -1468,6 +1536,7 @@
         <w:tc>
           <w:tcPr>
             <w:tcW w:w="1091" w:type="dxa"/>
+            <w:tcMar/>
           </w:tcPr>
           <w:p>
             <w:pPr>
@@ -1479,6 +1548,7 @@
         <w:tc>
           <w:tcPr>
             <w:tcW w:w="1093" w:type="dxa"/>
+            <w:tcMar/>
           </w:tcPr>
           <w:p>
             <w:pPr>
@@ -1490,6 +1560,7 @@
         <w:tc>
           <w:tcPr>
             <w:tcW w:w="1090" w:type="dxa"/>
+            <w:tcMar/>
           </w:tcPr>
           <w:p>
             <w:pPr>
@@ -1501,6 +1572,7 @@
         <w:tc>
           <w:tcPr>
             <w:tcW w:w="2756" w:type="dxa"/>
+            <w:tcMar/>
           </w:tcPr>
           <w:p>
             <w:pPr>
@@ -1512,6 +1584,7 @@
         <w:tc>
           <w:tcPr>
             <w:tcW w:w="2412" w:type="dxa"/>
+            <w:tcMar/>
           </w:tcPr>
           <w:p>
             <w:pPr>
@@ -1551,12 +1624,12 @@
         <w:tblW w:w="9239" w:type="dxa"/>
         <w:jc w:val="center"/>
         <w:tblBorders>
-          <w:top w:val="single" w:sz="4" w:space="0" w:color="auto"/>
-          <w:left w:val="single" w:sz="4" w:space="0" w:color="auto"/>
-          <w:bottom w:val="single" w:sz="4" w:space="0" w:color="auto"/>
-          <w:right w:val="single" w:sz="4" w:space="0" w:color="auto"/>
-          <w:insideH w:val="single" w:sz="4" w:space="0" w:color="auto"/>
-          <w:insideV w:val="single" w:sz="4" w:space="0" w:color="auto"/>
+          <w:top w:val="single" w:color="auto" w:sz="4" w:space="0"/>
+          <w:left w:val="single" w:color="auto" w:sz="4" w:space="0"/>
+          <w:bottom w:val="single" w:color="auto" w:sz="4" w:space="0"/>
+          <w:right w:val="single" w:color="auto" w:sz="4" w:space="0"/>
+          <w:insideH w:val="single" w:color="auto" w:sz="4" w:space="0"/>
+          <w:insideV w:val="single" w:color="auto" w:sz="4" w:space="0"/>
         </w:tblBorders>
         <w:tblLook w:val="04A0" w:firstRow="1" w:lastRow="0" w:firstColumn="1" w:lastColumn="0" w:noHBand="0" w:noVBand="1"/>
       </w:tblPr>
@@ -1999,20 +2072,30 @@
     </w:p>
     <w:sdt>
       <w:sdtPr>
+        <w:id w:val="31610120"/>
+        <w:docPartObj>
+          <w:docPartGallery w:val="Table of Contents"/>
+          <w:docPartUnique/>
+        </w:docPartObj>
         <w:rPr>
-          <w:rFonts w:ascii="Times New Roman" w:eastAsiaTheme="minorEastAsia" w:hAnsi="Times New Roman" w:cs="Times New Roman"/>
+          <w:rFonts w:ascii="Times New Roman" w:hAnsi="Times New Roman" w:eastAsia="ＭＳ 明朝" w:cs="Times New Roman" w:eastAsiaTheme="minorEastAsia"/>
           <w:b w:val="0"/>
           <w:bCs w:val="0"/>
           <w:color w:val="auto"/>
           <w:sz w:val="24"/>
           <w:szCs w:val="24"/>
         </w:rPr>
-        <w:id w:val="31610120"/>
-        <w:docPartObj>
-          <w:docPartGallery w:val="Table of Contents"/>
-          <w:docPartUnique/>
-        </w:docPartObj>
       </w:sdtPr>
+      <w:sdtEndPr>
+        <w:rPr>
+          <w:rFonts w:ascii="Times New Roman" w:hAnsi="Times New Roman" w:eastAsia="ＭＳ 明朝" w:cs="Times New Roman" w:eastAsiaTheme="minorEastAsia"/>
+          <w:b w:val="0"/>
+          <w:bCs w:val="0"/>
+          <w:color w:val="auto"/>
+          <w:sz w:val="24"/>
+          <w:szCs w:val="24"/>
+        </w:rPr>
+      </w:sdtEndPr>
       <w:sdtContent>
         <w:p>
           <w:pPr>
@@ -2076,11 +2159,11 @@
             </w:rPr>
             <w:fldChar w:fldCharType="separate"/>
           </w:r>
-          <w:hyperlink w:anchor="_Toc236845371" w:history="1">
+          <w:hyperlink w:history="1" w:anchor="_Toc236845371">
             <w:r>
               <w:rPr>
                 <w:rStyle w:val="Hyperlink"/>
-                <w:rFonts w:ascii="Times New Roman" w:eastAsia="Calibri" w:hAnsi="Times New Roman" w:cs="Times New Roman"/>
+                <w:rFonts w:ascii="Times New Roman" w:hAnsi="Times New Roman" w:eastAsia="Calibri" w:cs="Times New Roman"/>
                 <w:b/>
                 <w:noProof/>
                 <w:sz w:val="24"/>
@@ -2102,7 +2185,7 @@
             <w:r>
               <w:rPr>
                 <w:rStyle w:val="Hyperlink"/>
-                <w:rFonts w:ascii="Times New Roman" w:eastAsia="Calibri" w:hAnsi="Times New Roman" w:cs="Times New Roman"/>
+                <w:rFonts w:ascii="Times New Roman" w:hAnsi="Times New Roman" w:eastAsia="Calibri" w:cs="Times New Roman"/>
                 <w:b/>
                 <w:noProof/>
                 <w:sz w:val="24"/>
@@ -2197,11 +2280,11 @@
               <w14:ligatures w14:val="standardContextual"/>
             </w:rPr>
           </w:pPr>
-          <w:hyperlink w:anchor="_Toc236845372" w:history="1">
+          <w:hyperlink w:history="1" w:anchor="_Toc236845372">
             <w:r>
               <w:rPr>
                 <w:rStyle w:val="Hyperlink"/>
-                <w:rFonts w:ascii="Times New Roman" w:eastAsia="Calibri" w:hAnsi="Times New Roman" w:cs="Times New Roman"/>
+                <w:rFonts w:ascii="Times New Roman" w:hAnsi="Times New Roman" w:eastAsia="Calibri" w:cs="Times New Roman"/>
                 <w:b/>
                 <w:noProof/>
                 <w:sz w:val="24"/>
@@ -2223,7 +2306,7 @@
             <w:r>
               <w:rPr>
                 <w:rStyle w:val="Hyperlink"/>
-                <w:rFonts w:ascii="Times New Roman" w:eastAsia="Calibri" w:hAnsi="Times New Roman" w:cs="Times New Roman"/>
+                <w:rFonts w:ascii="Times New Roman" w:hAnsi="Times New Roman" w:eastAsia="Calibri" w:cs="Times New Roman"/>
                 <w:b/>
                 <w:noProof/>
                 <w:sz w:val="24"/>
@@ -2318,11 +2401,11 @@
               <w14:ligatures w14:val="standardContextual"/>
             </w:rPr>
           </w:pPr>
-          <w:hyperlink w:anchor="_Toc236845373" w:history="1">
+          <w:hyperlink w:history="1" w:anchor="_Toc236845373">
             <w:r>
               <w:rPr>
                 <w:rStyle w:val="Hyperlink"/>
-                <w:rFonts w:ascii="Times New Roman" w:eastAsia="Calibri" w:hAnsi="Times New Roman" w:cs="Times New Roman"/>
+                <w:rFonts w:ascii="Times New Roman" w:hAnsi="Times New Roman" w:eastAsia="Calibri" w:cs="Times New Roman"/>
                 <w:b/>
                 <w:noProof/>
                 <w:sz w:val="24"/>
@@ -2344,7 +2427,7 @@
             <w:r>
               <w:rPr>
                 <w:rStyle w:val="Hyperlink"/>
-                <w:rFonts w:ascii="Times New Roman" w:eastAsia="Calibri" w:hAnsi="Times New Roman" w:cs="Times New Roman"/>
+                <w:rFonts w:ascii="Times New Roman" w:hAnsi="Times New Roman" w:eastAsia="Calibri" w:cs="Times New Roman"/>
                 <w:b/>
                 <w:noProof/>
                 <w:sz w:val="24"/>
@@ -2439,11 +2522,11 @@
               <w14:ligatures w14:val="standardContextual"/>
             </w:rPr>
           </w:pPr>
-          <w:hyperlink w:anchor="_Toc236845374" w:history="1">
+          <w:hyperlink w:history="1" w:anchor="_Toc236845374">
             <w:r>
               <w:rPr>
                 <w:rStyle w:val="Hyperlink"/>
-                <w:rFonts w:ascii="Times New Roman" w:eastAsia="Calibri" w:hAnsi="Times New Roman" w:cs="Times New Roman"/>
+                <w:rFonts w:ascii="Times New Roman" w:hAnsi="Times New Roman" w:eastAsia="Calibri" w:cs="Times New Roman"/>
                 <w:b/>
                 <w:noProof/>
                 <w:sz w:val="24"/>
@@ -2465,7 +2548,7 @@
             <w:r>
               <w:rPr>
                 <w:rStyle w:val="Hyperlink"/>
-                <w:rFonts w:ascii="Times New Roman" w:eastAsia="Calibri" w:hAnsi="Times New Roman" w:cs="Times New Roman"/>
+                <w:rFonts w:ascii="Times New Roman" w:hAnsi="Times New Roman" w:eastAsia="Calibri" w:cs="Times New Roman"/>
                 <w:b/>
                 <w:noProof/>
                 <w:sz w:val="24"/>
@@ -2560,11 +2643,11 @@
               <w14:ligatures w14:val="standardContextual"/>
             </w:rPr>
           </w:pPr>
-          <w:hyperlink w:anchor="_Toc236845375" w:history="1">
+          <w:hyperlink w:history="1" w:anchor="_Toc236845375">
             <w:r>
               <w:rPr>
                 <w:rStyle w:val="Hyperlink"/>
-                <w:rFonts w:ascii="Times New Roman" w:eastAsia="Calibri" w:hAnsi="Times New Roman" w:cs="Times New Roman"/>
+                <w:rFonts w:ascii="Times New Roman" w:hAnsi="Times New Roman" w:eastAsia="Calibri" w:cs="Times New Roman"/>
                 <w:b/>
                 <w:noProof/>
                 <w:sz w:val="24"/>
@@ -2586,7 +2669,7 @@
             <w:r>
               <w:rPr>
                 <w:rStyle w:val="Hyperlink"/>
-                <w:rFonts w:ascii="Times New Roman" w:eastAsia="Calibri" w:hAnsi="Times New Roman" w:cs="Times New Roman"/>
+                <w:rFonts w:ascii="Times New Roman" w:hAnsi="Times New Roman" w:eastAsia="Calibri" w:cs="Times New Roman"/>
                 <w:b/>
                 <w:noProof/>
                 <w:sz w:val="24"/>
@@ -2681,11 +2764,11 @@
               <w14:ligatures w14:val="standardContextual"/>
             </w:rPr>
           </w:pPr>
-          <w:hyperlink w:anchor="_Toc236845376" w:history="1">
+          <w:hyperlink w:history="1" w:anchor="_Toc236845376">
             <w:r>
               <w:rPr>
                 <w:rStyle w:val="Hyperlink"/>
-                <w:rFonts w:ascii="Times New Roman" w:eastAsia="Calibri" w:hAnsi="Times New Roman" w:cs="Times New Roman"/>
+                <w:rFonts w:ascii="Times New Roman" w:hAnsi="Times New Roman" w:eastAsia="Calibri" w:cs="Times New Roman"/>
                 <w:b/>
                 <w:noProof/>
                 <w:sz w:val="24"/>
@@ -2707,7 +2790,7 @@
             <w:r>
               <w:rPr>
                 <w:rStyle w:val="Hyperlink"/>
-                <w:rFonts w:ascii="Times New Roman" w:eastAsia="Calibri" w:hAnsi="Times New Roman" w:cs="Times New Roman"/>
+                <w:rFonts w:ascii="Times New Roman" w:hAnsi="Times New Roman" w:eastAsia="Calibri" w:cs="Times New Roman"/>
                 <w:b/>
                 <w:noProof/>
                 <w:sz w:val="24"/>
@@ -2802,11 +2885,11 @@
               <w14:ligatures w14:val="standardContextual"/>
             </w:rPr>
           </w:pPr>
-          <w:hyperlink w:anchor="_Toc236845377" w:history="1">
+          <w:hyperlink w:history="1" w:anchor="_Toc236845377">
             <w:r>
               <w:rPr>
                 <w:rStyle w:val="Hyperlink"/>
-                <w:rFonts w:ascii="Times New Roman" w:eastAsia="Calibri" w:hAnsi="Times New Roman" w:cs="Times New Roman"/>
+                <w:rFonts w:ascii="Times New Roman" w:hAnsi="Times New Roman" w:eastAsia="Calibri" w:cs="Times New Roman"/>
                 <w:b/>
                 <w:noProof/>
                 <w:sz w:val="24"/>
@@ -2828,7 +2911,7 @@
             <w:r>
               <w:rPr>
                 <w:rStyle w:val="Hyperlink"/>
-                <w:rFonts w:ascii="Times New Roman" w:eastAsia="Calibri" w:hAnsi="Times New Roman" w:cs="Times New Roman"/>
+                <w:rFonts w:ascii="Times New Roman" w:hAnsi="Times New Roman" w:eastAsia="Calibri" w:cs="Times New Roman"/>
                 <w:b/>
                 <w:noProof/>
                 <w:sz w:val="24"/>
@@ -2923,11 +3006,11 @@
               <w14:ligatures w14:val="standardContextual"/>
             </w:rPr>
           </w:pPr>
-          <w:hyperlink w:anchor="_Toc236845378" w:history="1">
+          <w:hyperlink w:history="1" w:anchor="_Toc236845378">
             <w:r>
               <w:rPr>
                 <w:rStyle w:val="Hyperlink"/>
-                <w:rFonts w:ascii="Times New Roman" w:eastAsia="Calibri" w:hAnsi="Times New Roman" w:cs="Times New Roman"/>
+                <w:rFonts w:ascii="Times New Roman" w:hAnsi="Times New Roman" w:eastAsia="Calibri" w:cs="Times New Roman"/>
                 <w:b/>
                 <w:noProof/>
                 <w:sz w:val="24"/>
@@ -2949,7 +3032,7 @@
             <w:r>
               <w:rPr>
                 <w:rStyle w:val="Hyperlink"/>
-                <w:rFonts w:ascii="Times New Roman" w:eastAsia="Calibri" w:hAnsi="Times New Roman" w:cs="Times New Roman"/>
+                <w:rFonts w:ascii="Times New Roman" w:hAnsi="Times New Roman" w:eastAsia="Calibri" w:cs="Times New Roman"/>
                 <w:b/>
                 <w:noProof/>
                 <w:sz w:val="24"/>
@@ -3044,11 +3127,11 @@
               <w14:ligatures w14:val="standardContextual"/>
             </w:rPr>
           </w:pPr>
-          <w:hyperlink w:anchor="_Toc236845379" w:history="1">
+          <w:hyperlink w:history="1" w:anchor="_Toc236845379">
             <w:r>
               <w:rPr>
                 <w:rStyle w:val="Hyperlink"/>
-                <w:rFonts w:ascii="Times New Roman" w:eastAsia="Calibri" w:hAnsi="Times New Roman" w:cs="Times New Roman"/>
+                <w:rFonts w:ascii="Times New Roman" w:hAnsi="Times New Roman" w:eastAsia="Calibri" w:cs="Times New Roman"/>
                 <w:b/>
                 <w:noProof/>
                 <w:sz w:val="24"/>
@@ -3070,7 +3153,7 @@
             <w:r>
               <w:rPr>
                 <w:rStyle w:val="Hyperlink"/>
-                <w:rFonts w:ascii="Times New Roman" w:eastAsia="Calibri" w:hAnsi="Times New Roman" w:cs="Times New Roman"/>
+                <w:rFonts w:ascii="Times New Roman" w:hAnsi="Times New Roman" w:eastAsia="Calibri" w:cs="Times New Roman"/>
                 <w:b/>
                 <w:noProof/>
                 <w:sz w:val="24"/>
@@ -3165,11 +3248,11 @@
               <w14:ligatures w14:val="standardContextual"/>
             </w:rPr>
           </w:pPr>
-          <w:hyperlink w:anchor="_Toc236845380" w:history="1">
+          <w:hyperlink w:history="1" w:anchor="_Toc236845380">
             <w:r>
               <w:rPr>
                 <w:rStyle w:val="Hyperlink"/>
-                <w:rFonts w:ascii="Times New Roman" w:eastAsia="Calibri" w:hAnsi="Times New Roman" w:cs="Times New Roman"/>
+                <w:rFonts w:ascii="Times New Roman" w:hAnsi="Times New Roman" w:eastAsia="Calibri" w:cs="Times New Roman"/>
                 <w:b/>
                 <w:noProof/>
                 <w:sz w:val="24"/>
@@ -3191,7 +3274,7 @@
             <w:r>
               <w:rPr>
                 <w:rStyle w:val="Hyperlink"/>
-                <w:rFonts w:ascii="Times New Roman" w:eastAsia="Calibri" w:hAnsi="Times New Roman" w:cs="Times New Roman"/>
+                <w:rFonts w:ascii="Times New Roman" w:hAnsi="Times New Roman" w:eastAsia="Calibri" w:cs="Times New Roman"/>
                 <w:b/>
                 <w:noProof/>
                 <w:sz w:val="24"/>
@@ -3286,11 +3369,11 @@
               <w14:ligatures w14:val="standardContextual"/>
             </w:rPr>
           </w:pPr>
-          <w:hyperlink w:anchor="_Toc236845381" w:history="1">
+          <w:hyperlink w:history="1" w:anchor="_Toc236845381">
             <w:r>
               <w:rPr>
                 <w:rStyle w:val="Hyperlink"/>
-                <w:rFonts w:ascii="Times New Roman" w:eastAsia="Times New Roman" w:hAnsi="Times New Roman" w:cs="Times New Roman"/>
+                <w:rFonts w:ascii="Times New Roman" w:hAnsi="Times New Roman" w:eastAsia="Times New Roman" w:cs="Times New Roman"/>
                 <w:noProof/>
                 <w:sz w:val="24"/>
                 <w:szCs w:val="24"/>
@@ -3311,7 +3394,7 @@
             <w:r>
               <w:rPr>
                 <w:rStyle w:val="Hyperlink"/>
-                <w:rFonts w:ascii="Times New Roman" w:eastAsia="Times New Roman" w:hAnsi="Times New Roman" w:cs="Times New Roman"/>
+                <w:rFonts w:ascii="Times New Roman" w:hAnsi="Times New Roman" w:eastAsia="Times New Roman" w:cs="Times New Roman"/>
                 <w:noProof/>
                 <w:sz w:val="24"/>
                 <w:szCs w:val="24"/>
@@ -3405,11 +3488,11 @@
               <w14:ligatures w14:val="standardContextual"/>
             </w:rPr>
           </w:pPr>
-          <w:hyperlink w:anchor="_Toc236845382" w:history="1">
+          <w:hyperlink w:history="1" w:anchor="_Toc236845382">
             <w:r>
               <w:rPr>
                 <w:rStyle w:val="Hyperlink"/>
-                <w:rFonts w:ascii="Times New Roman" w:eastAsia="Calibri" w:hAnsi="Times New Roman" w:cs="Times New Roman"/>
+                <w:rFonts w:ascii="Times New Roman" w:hAnsi="Times New Roman" w:eastAsia="Calibri" w:cs="Times New Roman"/>
                 <w:b/>
                 <w:noProof/>
                 <w:sz w:val="24"/>
@@ -3431,7 +3514,7 @@
             <w:r>
               <w:rPr>
                 <w:rStyle w:val="Hyperlink"/>
-                <w:rFonts w:ascii="Times New Roman" w:eastAsia="Calibri" w:hAnsi="Times New Roman" w:cs="Times New Roman"/>
+                <w:rFonts w:ascii="Times New Roman" w:hAnsi="Times New Roman" w:eastAsia="Calibri" w:cs="Times New Roman"/>
                 <w:b/>
                 <w:noProof/>
                 <w:sz w:val="24"/>
@@ -3526,11 +3609,11 @@
               <w14:ligatures w14:val="standardContextual"/>
             </w:rPr>
           </w:pPr>
-          <w:hyperlink w:anchor="_Toc236845383" w:history="1">
+          <w:hyperlink w:history="1" w:anchor="_Toc236845383">
             <w:r>
               <w:rPr>
                 <w:rStyle w:val="Hyperlink"/>
-                <w:rFonts w:ascii="Times New Roman" w:eastAsia="Calibri" w:hAnsi="Times New Roman" w:cs="Times New Roman"/>
+                <w:rFonts w:ascii="Times New Roman" w:hAnsi="Times New Roman" w:eastAsia="Calibri" w:cs="Times New Roman"/>
                 <w:b/>
                 <w:noProof/>
                 <w:sz w:val="24"/>
@@ -3552,7 +3635,7 @@
             <w:r>
               <w:rPr>
                 <w:rStyle w:val="Hyperlink"/>
-                <w:rFonts w:ascii="Times New Roman" w:eastAsia="Calibri" w:hAnsi="Times New Roman" w:cs="Times New Roman"/>
+                <w:rFonts w:ascii="Times New Roman" w:hAnsi="Times New Roman" w:eastAsia="Calibri" w:cs="Times New Roman"/>
                 <w:b/>
                 <w:noProof/>
                 <w:sz w:val="24"/>
@@ -3647,11 +3730,11 @@
               <w14:ligatures w14:val="standardContextual"/>
             </w:rPr>
           </w:pPr>
-          <w:hyperlink w:anchor="_Toc236845384" w:history="1">
+          <w:hyperlink w:history="1" w:anchor="_Toc236845384">
             <w:r>
               <w:rPr>
                 <w:rStyle w:val="Hyperlink"/>
-                <w:rFonts w:ascii="Times New Roman" w:eastAsia="Calibri" w:hAnsi="Times New Roman" w:cs="Times New Roman"/>
+                <w:rFonts w:ascii="Times New Roman" w:hAnsi="Times New Roman" w:eastAsia="Calibri" w:cs="Times New Roman"/>
                 <w:b/>
                 <w:noProof/>
                 <w:sz w:val="24"/>
@@ -3673,7 +3756,7 @@
             <w:r>
               <w:rPr>
                 <w:rStyle w:val="Hyperlink"/>
-                <w:rFonts w:ascii="Times New Roman" w:eastAsia="Calibri" w:hAnsi="Times New Roman" w:cs="Times New Roman"/>
+                <w:rFonts w:ascii="Times New Roman" w:hAnsi="Times New Roman" w:eastAsia="Calibri" w:cs="Times New Roman"/>
                 <w:b/>
                 <w:noProof/>
                 <w:sz w:val="24"/>
@@ -3768,11 +3851,11 @@
               <w14:ligatures w14:val="standardContextual"/>
             </w:rPr>
           </w:pPr>
-          <w:hyperlink w:anchor="_Toc236845385" w:history="1">
+          <w:hyperlink w:history="1" w:anchor="_Toc236845385">
             <w:r>
               <w:rPr>
                 <w:rStyle w:val="Hyperlink"/>
-                <w:rFonts w:ascii="Times New Roman" w:eastAsia="Calibri" w:hAnsi="Times New Roman" w:cs="Times New Roman"/>
+                <w:rFonts w:ascii="Times New Roman" w:hAnsi="Times New Roman" w:eastAsia="Calibri" w:cs="Times New Roman"/>
                 <w:b/>
                 <w:noProof/>
                 <w:sz w:val="24"/>
@@ -3794,7 +3877,7 @@
             <w:r>
               <w:rPr>
                 <w:rStyle w:val="Hyperlink"/>
-                <w:rFonts w:ascii="Times New Roman" w:eastAsia="Calibri" w:hAnsi="Times New Roman" w:cs="Times New Roman"/>
+                <w:rFonts w:ascii="Times New Roman" w:hAnsi="Times New Roman" w:eastAsia="Calibri" w:cs="Times New Roman"/>
                 <w:b/>
                 <w:noProof/>
                 <w:sz w:val="24"/>
@@ -3905,13 +3988,12 @@
           <w:b/>
         </w:rPr>
       </w:pPr>
-      <w:bookmarkStart w:id="5" w:name="_Toc384987395"/>
+      <w:bookmarkStart w:name="_Toc384987395" w:id="5"/>
       <w:r>
         <w:rPr>
           <w:rFonts w:eastAsia="Calibri"/>
           <w:b/>
         </w:rPr>
-        <w:lastRenderedPageBreak/>
         <w:t>TÀI LIỆU ĐẶC TẢ YÊU CẦU PHẦN MỀM</w:t>
       </w:r>
     </w:p>
@@ -3934,7 +4016,7 @@
           <w:b/>
         </w:rPr>
       </w:pPr>
-      <w:bookmarkStart w:id="6" w:name="_Toc236845371"/>
+      <w:bookmarkStart w:name="_Toc236845371" w:id="6"/>
       <w:r>
         <w:rPr>
           <w:rFonts w:eastAsia="Calibri"/>
@@ -3964,9 +4046,9 @@
           <w:b/>
         </w:rPr>
       </w:pPr>
-      <w:bookmarkStart w:id="7" w:name="_Toc360108586"/>
-      <w:bookmarkStart w:id="8" w:name="_Toc384987398"/>
-      <w:bookmarkStart w:id="9" w:name="_Toc236845372"/>
+      <w:bookmarkStart w:name="_Toc360108586" w:id="7"/>
+      <w:bookmarkStart w:name="_Toc384987398" w:id="8"/>
+      <w:bookmarkStart w:name="_Toc236845372" w:id="9"/>
       <w:r>
         <w:rPr>
           <w:rFonts w:eastAsia="Calibri"/>
@@ -3983,12 +4065,12 @@
         <w:tblW w:w="8748" w:type="dxa"/>
         <w:tblInd w:w="468" w:type="dxa"/>
         <w:tblBorders>
-          <w:top w:val="dotted" w:sz="4" w:space="0" w:color="auto"/>
-          <w:left w:val="dotted" w:sz="4" w:space="0" w:color="auto"/>
-          <w:bottom w:val="dotted" w:sz="4" w:space="0" w:color="auto"/>
-          <w:right w:val="dotted" w:sz="4" w:space="0" w:color="auto"/>
-          <w:insideH w:val="dotted" w:sz="4" w:space="0" w:color="auto"/>
-          <w:insideV w:val="dotted" w:sz="4" w:space="0" w:color="auto"/>
+          <w:top w:val="dotted" w:color="auto" w:sz="4" w:space="0"/>
+          <w:left w:val="dotted" w:color="auto" w:sz="4" w:space="0"/>
+          <w:bottom w:val="dotted" w:color="auto" w:sz="4" w:space="0"/>
+          <w:right w:val="dotted" w:color="auto" w:sz="4" w:space="0"/>
+          <w:insideH w:val="dotted" w:color="auto" w:sz="4" w:space="0"/>
+          <w:insideV w:val="dotted" w:color="auto" w:sz="4" w:space="0"/>
         </w:tblBorders>
         <w:tblLayout w:type="fixed"/>
         <w:tblLook w:val="0000" w:firstRow="0" w:lastRow="0" w:firstColumn="0" w:lastColumn="0" w:noHBand="0" w:noVBand="0"/>
@@ -4020,8 +4102,8 @@
                 <w:szCs w:val="24"/>
               </w:rPr>
             </w:pPr>
-            <w:bookmarkStart w:id="10" w:name="_Toc360108587"/>
-            <w:bookmarkStart w:id="11" w:name="_Toc384987399"/>
+            <w:bookmarkStart w:name="_Toc360108587" w:id="10"/>
+            <w:bookmarkStart w:name="_Toc384987399" w:id="11"/>
             <w:r>
               <w:rPr>
                 <w:rFonts w:ascii="Times New Roman" w:hAnsi="Times New Roman" w:cs="Times New Roman"/>
@@ -4325,7 +4407,7 @@
           <w:b/>
         </w:rPr>
       </w:pPr>
-      <w:bookmarkStart w:id="12" w:name="_Toc236845373"/>
+      <w:bookmarkStart w:name="_Toc236845373" w:id="12"/>
       <w:r>
         <w:rPr>
           <w:rFonts w:eastAsia="Calibri"/>
@@ -4342,12 +4424,12 @@
         <w:tblW w:w="8748" w:type="dxa"/>
         <w:tblInd w:w="468" w:type="dxa"/>
         <w:tblBorders>
-          <w:top w:val="dotted" w:sz="4" w:space="0" w:color="auto"/>
-          <w:left w:val="dotted" w:sz="4" w:space="0" w:color="auto"/>
-          <w:bottom w:val="dotted" w:sz="4" w:space="0" w:color="auto"/>
-          <w:right w:val="dotted" w:sz="4" w:space="0" w:color="auto"/>
-          <w:insideH w:val="dotted" w:sz="4" w:space="0" w:color="auto"/>
-          <w:insideV w:val="dotted" w:sz="4" w:space="0" w:color="auto"/>
+          <w:top w:val="dotted" w:color="auto" w:sz="4" w:space="0"/>
+          <w:left w:val="dotted" w:color="auto" w:sz="4" w:space="0"/>
+          <w:bottom w:val="dotted" w:color="auto" w:sz="4" w:space="0"/>
+          <w:right w:val="dotted" w:color="auto" w:sz="4" w:space="0"/>
+          <w:insideH w:val="dotted" w:color="auto" w:sz="4" w:space="0"/>
+          <w:insideV w:val="dotted" w:color="auto" w:sz="4" w:space="0"/>
         </w:tblBorders>
         <w:tblLayout w:type="fixed"/>
         <w:tblLook w:val="0000" w:firstRow="0" w:lastRow="0" w:firstColumn="0" w:lastColumn="0" w:noHBand="0" w:noVBand="0"/>
@@ -4379,7 +4461,7 @@
                 <w:szCs w:val="24"/>
               </w:rPr>
             </w:pPr>
-            <w:bookmarkStart w:id="13" w:name="_Toc360108588"/>
+            <w:bookmarkStart w:name="_Toc360108588" w:id="13"/>
             <w:r>
               <w:rPr>
                 <w:rFonts w:ascii="Times New Roman" w:hAnsi="Times New Roman" w:cs="Times New Roman"/>
@@ -4533,8 +4615,8 @@
         </w:rPr>
         <w:t xml:space="preserve"> </w:t>
       </w:r>
-      <w:bookmarkStart w:id="14" w:name="_Toc384987400"/>
-      <w:bookmarkStart w:id="15" w:name="_Toc236845374"/>
+      <w:bookmarkStart w:name="_Toc384987400" w:id="14"/>
+      <w:bookmarkStart w:name="_Toc236845374" w:id="15"/>
       <w:bookmarkEnd w:id="13"/>
       <w:r>
         <w:rPr>
@@ -4565,9 +4647,9 @@
           <w:b/>
         </w:rPr>
       </w:pPr>
-      <w:bookmarkStart w:id="16" w:name="_Toc360108591"/>
-      <w:bookmarkStart w:id="17" w:name="_Toc384987405"/>
-      <w:bookmarkStart w:id="18" w:name="_Toc236845375"/>
+      <w:bookmarkStart w:name="_Toc360108591" w:id="16"/>
+      <w:bookmarkStart w:name="_Toc384987405" w:id="17"/>
+      <w:bookmarkStart w:name="_Toc236845375" w:id="18"/>
       <w:r>
         <w:rPr>
           <w:rFonts w:eastAsia="Calibri"/>
@@ -4613,14 +4695,14 @@
           <w:b/>
         </w:rPr>
       </w:pPr>
-      <w:bookmarkStart w:id="19" w:name="_Toc360108596"/>
-      <w:bookmarkStart w:id="20" w:name="_Toc384987410"/>
-      <w:bookmarkStart w:id="21" w:name="_Toc236845376"/>
-      <w:bookmarkStart w:id="22" w:name="_Toc155610000"/>
-      <w:bookmarkStart w:id="23" w:name="_Ref255054510"/>
-      <w:bookmarkStart w:id="24" w:name="_Ref255054514"/>
-      <w:bookmarkStart w:id="25" w:name="_Ref255291176"/>
-      <w:bookmarkStart w:id="26" w:name="_Toc322091323"/>
+      <w:bookmarkStart w:name="_Toc360108596" w:id="19"/>
+      <w:bookmarkStart w:name="_Toc384987410" w:id="20"/>
+      <w:bookmarkStart w:name="_Toc236845376" w:id="21"/>
+      <w:bookmarkStart w:name="_Toc155610000" w:id="22"/>
+      <w:bookmarkStart w:name="_Ref255054510" w:id="23"/>
+      <w:bookmarkStart w:name="_Ref255054514" w:id="24"/>
+      <w:bookmarkStart w:name="_Ref255291176" w:id="25"/>
+      <w:bookmarkStart w:name="_Toc322091323" w:id="26"/>
       <w:r>
         <w:rPr>
           <w:rFonts w:eastAsia="Calibri"/>
@@ -4666,9 +4748,9 @@
           <w:b/>
         </w:rPr>
       </w:pPr>
-      <w:bookmarkStart w:id="27" w:name="_Toc360108597"/>
-      <w:bookmarkStart w:id="28" w:name="_Toc384987411"/>
-      <w:bookmarkStart w:id="29" w:name="_Toc236845377"/>
+      <w:bookmarkStart w:name="_Toc360108597" w:id="27"/>
+      <w:bookmarkStart w:name="_Toc384987411" w:id="28"/>
+      <w:bookmarkStart w:name="_Toc236845377" w:id="29"/>
       <w:r>
         <w:rPr>
           <w:rFonts w:eastAsia="Calibri"/>
@@ -4685,7 +4767,7 @@
         <w:spacing w:line="360" w:lineRule="auto"/>
         <w:ind w:left="630"/>
       </w:pPr>
-      <w:bookmarkStart w:id="30" w:name="_Toc360108598"/>
+      <w:bookmarkStart w:name="_Toc360108598" w:id="30"/>
       <w:r>
         <w:t>[</w:t>
       </w:r>
@@ -4715,8 +4797,8 @@
           <w:b/>
         </w:rPr>
       </w:pPr>
-      <w:bookmarkStart w:id="31" w:name="_Toc384987412"/>
-      <w:bookmarkStart w:id="32" w:name="_Toc236845378"/>
+      <w:bookmarkStart w:name="_Toc384987412" w:id="31"/>
+      <w:bookmarkStart w:name="_Toc236845378" w:id="32"/>
       <w:r>
         <w:rPr>
           <w:rFonts w:eastAsia="Calibri"/>
@@ -4762,8 +4844,8 @@
           <w:b/>
         </w:rPr>
       </w:pPr>
-      <w:bookmarkStart w:id="33" w:name="_Toc384987413"/>
-      <w:bookmarkStart w:id="34" w:name="_Toc236845379"/>
+      <w:bookmarkStart w:name="_Toc384987413" w:id="33"/>
+      <w:bookmarkStart w:name="_Toc236845379" w:id="34"/>
       <w:bookmarkEnd w:id="22"/>
       <w:bookmarkEnd w:id="23"/>
       <w:bookmarkEnd w:id="24"/>
@@ -4798,13 +4880,13 @@
           <w:b/>
         </w:rPr>
       </w:pPr>
-      <w:bookmarkStart w:id="35" w:name="_Use_case_AHR-004a_–_UC01:_Manage_St"/>
-      <w:bookmarkStart w:id="36" w:name="_Use_case_AHR-004a_–_UC01:_Manage_St_1"/>
-      <w:bookmarkStart w:id="37" w:name="_Toc360108600"/>
-      <w:bookmarkStart w:id="38" w:name="_Toc384987414"/>
-      <w:bookmarkStart w:id="39" w:name="_Toc236845380"/>
-      <w:bookmarkStart w:id="40" w:name="_Ref255057459"/>
-      <w:bookmarkStart w:id="41" w:name="_Toc155610002"/>
+      <w:bookmarkStart w:name="_Use_case_AHR-004a_–_UC01:_Manage_St" w:id="35"/>
+      <w:bookmarkStart w:name="_Use_case_AHR-004a_–_UC01:_Manage_St_1" w:id="36"/>
+      <w:bookmarkStart w:name="_Toc360108600" w:id="37"/>
+      <w:bookmarkStart w:name="_Toc384987414" w:id="38"/>
+      <w:bookmarkStart w:name="_Toc236845380" w:id="39"/>
+      <w:bookmarkStart w:name="_Ref255057459" w:id="40"/>
+      <w:bookmarkStart w:name="_Toc155610002" w:id="41"/>
       <w:bookmarkEnd w:id="35"/>
       <w:bookmarkEnd w:id="36"/>
       <w:r>
@@ -4830,34 +4912,34 @@
         <w:ind w:left="907" w:right="0" w:hanging="547"/>
         <w:jc w:val="left"/>
         <w:rPr>
-          <w:rFonts w:ascii="Times New Roman" w:eastAsia="Times New Roman" w:hAnsi="Times New Roman" w:cs="Times New Roman"/>
+          <w:rFonts w:ascii="Times New Roman" w:hAnsi="Times New Roman" w:eastAsia="Times New Roman" w:cs="Times New Roman"/>
         </w:rPr>
       </w:pPr>
-      <w:bookmarkStart w:id="42" w:name="_Toc384987415"/>
-      <w:bookmarkStart w:id="43" w:name="_Toc236845381"/>
-      <w:bookmarkStart w:id="44" w:name="_Toc360108732"/>
+      <w:bookmarkStart w:name="_Toc384987415" w:id="42"/>
+      <w:bookmarkStart w:name="_Toc236845381" w:id="43"/>
+      <w:bookmarkStart w:name="_Toc360108732" w:id="44"/>
       <w:r>
         <w:rPr>
-          <w:rFonts w:ascii="Times New Roman" w:eastAsia="Times New Roman" w:hAnsi="Times New Roman" w:cs="Times New Roman"/>
+          <w:rFonts w:ascii="Times New Roman" w:hAnsi="Times New Roman" w:eastAsia="Times New Roman" w:cs="Times New Roman"/>
         </w:rPr>
         <w:t>Use case 1</w:t>
       </w:r>
       <w:bookmarkEnd w:id="42"/>
       <w:r>
         <w:rPr>
-          <w:rFonts w:ascii="Times New Roman" w:eastAsia="Times New Roman" w:hAnsi="Times New Roman" w:cs="Times New Roman"/>
+          <w:rFonts w:ascii="Times New Roman" w:hAnsi="Times New Roman" w:eastAsia="Times New Roman" w:cs="Times New Roman"/>
         </w:rPr>
         <w:t xml:space="preserve"> &lt;</w:t>
       </w:r>
       <w:r>
         <w:rPr>
-          <w:rFonts w:ascii="Times New Roman" w:eastAsia="Times New Roman" w:hAnsi="Times New Roman" w:cs="Times New Roman"/>
+          <w:rFonts w:ascii="Times New Roman" w:hAnsi="Times New Roman" w:eastAsia="Times New Roman" w:cs="Times New Roman"/>
         </w:rPr>
         <w:t>Báo cáo RLOS APPLICATION</w:t>
       </w:r>
       <w:r>
         <w:rPr>
-          <w:rFonts w:ascii="Times New Roman" w:eastAsia="Times New Roman" w:hAnsi="Times New Roman" w:cs="Times New Roman"/>
+          <w:rFonts w:ascii="Times New Roman" w:hAnsi="Times New Roman" w:eastAsia="Times New Roman" w:cs="Times New Roman"/>
         </w:rPr>
         <w:t>&gt;</w:t>
       </w:r>
@@ -4868,12 +4950,12 @@
         <w:tblW w:w="4743" w:type="pct"/>
         <w:tblInd w:w="475" w:type="dxa"/>
         <w:tblBorders>
-          <w:top w:val="single" w:sz="4" w:space="0" w:color="000000" w:themeColor="text1"/>
-          <w:left w:val="single" w:sz="4" w:space="0" w:color="000000" w:themeColor="text1"/>
-          <w:bottom w:val="single" w:sz="4" w:space="0" w:color="000000" w:themeColor="text1"/>
-          <w:right w:val="single" w:sz="4" w:space="0" w:color="000000" w:themeColor="text1"/>
-          <w:insideH w:val="single" w:sz="4" w:space="0" w:color="000000" w:themeColor="text1"/>
-          <w:insideV w:val="single" w:sz="4" w:space="0" w:color="000000" w:themeColor="text1"/>
+          <w:top w:val="single" w:color="000000" w:themeColor="text1" w:sz="4" w:space="0"/>
+          <w:left w:val="single" w:color="000000" w:themeColor="text1" w:sz="4" w:space="0"/>
+          <w:bottom w:val="single" w:color="000000" w:themeColor="text1" w:sz="4" w:space="0"/>
+          <w:right w:val="single" w:color="000000" w:themeColor="text1" w:sz="4" w:space="0"/>
+          <w:insideH w:val="single" w:color="000000" w:themeColor="text1" w:sz="4" w:space="0"/>
+          <w:insideV w:val="single" w:color="000000" w:themeColor="text1" w:sz="4" w:space="0"/>
         </w:tblBorders>
         <w:tblCellMar>
           <w:top w:w="29" w:type="dxa"/>
@@ -4892,6 +4974,7 @@
           <w:tcPr>
             <w:tcW w:w="1078" w:type="pct"/>
             <w:shd w:val="clear" w:color="auto" w:fill="4F81BD" w:themeFill="accent1"/>
+            <w:tcMar/>
           </w:tcPr>
           <w:p>
             <w:pPr>
@@ -4919,6 +5002,7 @@
         <w:tc>
           <w:tcPr>
             <w:tcW w:w="3922" w:type="pct"/>
+            <w:tcMar/>
           </w:tcPr>
           <w:p>
             <w:pPr>
@@ -4943,6 +5027,7 @@
           <w:tcPr>
             <w:tcW w:w="1078" w:type="pct"/>
             <w:shd w:val="clear" w:color="auto" w:fill="4F81BD" w:themeFill="accent1"/>
+            <w:tcMar/>
           </w:tcPr>
           <w:p>
             <w:pPr>
@@ -4970,6 +5055,7 @@
         <w:tc>
           <w:tcPr>
             <w:tcW w:w="3922" w:type="pct"/>
+            <w:tcMar/>
           </w:tcPr>
           <w:p>
             <w:pPr>
@@ -4991,6 +5077,7 @@
           <w:tcPr>
             <w:tcW w:w="1078" w:type="pct"/>
             <w:shd w:val="clear" w:color="auto" w:fill="4F81BD" w:themeFill="accent1"/>
+            <w:tcMar/>
           </w:tcPr>
           <w:p>
             <w:pPr>
@@ -5018,6 +5105,7 @@
         <w:tc>
           <w:tcPr>
             <w:tcW w:w="3922" w:type="pct"/>
+            <w:tcMar/>
           </w:tcPr>
           <w:p>
             <w:pPr>
@@ -5044,6 +5132,7 @@
           <w:tcPr>
             <w:tcW w:w="1078" w:type="pct"/>
             <w:shd w:val="clear" w:color="auto" w:fill="4F81BD" w:themeFill="accent1"/>
+            <w:tcMar/>
           </w:tcPr>
           <w:p>
             <w:pPr>
@@ -5071,6 +5160,7 @@
         <w:tc>
           <w:tcPr>
             <w:tcW w:w="3922" w:type="pct"/>
+            <w:tcMar/>
           </w:tcPr>
           <w:p>
             <w:pPr>
@@ -5089,11 +5179,59 @@
           <w:tcPr>
             <w:tcW w:w="1078" w:type="pct"/>
             <w:shd w:val="clear" w:color="auto" w:fill="4F81BD" w:themeFill="accent1"/>
+            <w:tcMar/>
           </w:tcPr>
           <w:p>
             <w:pPr>
               <w:spacing w:after="40" w:line="360" w:lineRule="auto"/>
               <w:jc w:val="left"/>
+              <w:rPr>
+                <w:rFonts w:eastAsia="Times New Roman"/>
+                <w:b w:val="1"/>
+                <w:bCs w:val="1"/>
+                <w:color w:val="FFFFFF"/>
+                <w:lang w:val="en-GB"/>
+              </w:rPr>
+            </w:pPr>
+            <w:r>
+              <w:rPr>
+                <w:rFonts w:eastAsia="Times New Roman"/>
+                <w:b w:val="1"/>
+                <w:bCs w:val="1"/>
+                <w:color w:val="FFFFFF" w:themeColor="background1" w:themeTint="FF" w:themeShade="FF"/>
+                <w:lang w:val="en-GB"/>
+              </w:rPr>
+              <w:t>Điều kiện trước</w:t>
+            </w:r>
+          </w:p>
+        </w:tc>
+        <w:tc>
+          <w:tcPr>
+            <w:tcW w:w="3922" w:type="pct"/>
+            <w:tcMar/>
+          </w:tcPr>
+          <w:p>
+            <w:pPr>
+              <w:spacing w:after="40" w:line="360" w:lineRule="auto"/>
+              <w:rPr>
+                <w:rFonts w:eastAsia="Times New Roman"/>
+                <w:bCs/>
+                <w:lang w:val="en-GB"/>
+              </w:rPr>
+            </w:pPr>
+          </w:p>
+        </w:tc>
+      </w:tr>
+      <w:tr>
+        <w:tc>
+          <w:tcPr>
+            <w:tcW w:w="1078" w:type="pct"/>
+            <w:shd w:val="clear" w:color="auto" w:fill="4F81BD" w:themeFill="accent1"/>
+            <w:tcMar/>
+          </w:tcPr>
+          <w:p>
+            <w:pPr>
+              <w:spacing w:after="40" w:line="360" w:lineRule="auto"/>
               <w:rPr>
                 <w:rFonts w:eastAsia="Times New Roman"/>
                 <w:b/>
@@ -5107,54 +5245,9 @@
                 <w:rFonts w:eastAsia="Times New Roman"/>
                 <w:b/>
                 <w:bCs/>
-                <w:color w:val="FFFFFF" w:themeColor="background1"/>
-                <w:lang w:val="en-GB"/>
-              </w:rPr>
-              <w:t>Điều kiện trước</w:t>
-            </w:r>
-          </w:p>
-        </w:tc>
-        <w:tc>
-          <w:tcPr>
-            <w:tcW w:w="3922" w:type="pct"/>
-          </w:tcPr>
-          <w:p>
-            <w:pPr>
-              <w:spacing w:after="40" w:line="360" w:lineRule="auto"/>
-              <w:rPr>
-                <w:rFonts w:eastAsia="Times New Roman"/>
-                <w:bCs/>
-                <w:lang w:val="en-GB"/>
-              </w:rPr>
-            </w:pPr>
-          </w:p>
-        </w:tc>
-      </w:tr>
-      <w:tr>
-        <w:tc>
-          <w:tcPr>
-            <w:tcW w:w="1078" w:type="pct"/>
-            <w:shd w:val="clear" w:color="auto" w:fill="4F81BD" w:themeFill="accent1"/>
-          </w:tcPr>
-          <w:p>
-            <w:pPr>
-              <w:spacing w:after="40" w:line="360" w:lineRule="auto"/>
-              <w:rPr>
-                <w:rFonts w:eastAsia="Times New Roman"/>
-                <w:b/>
-                <w:bCs/>
                 <w:color w:val="FFFFFF"/>
                 <w:lang w:val="en-GB"/>
               </w:rPr>
-            </w:pPr>
-            <w:r>
-              <w:rPr>
-                <w:rFonts w:eastAsia="Times New Roman"/>
-                <w:b/>
-                <w:bCs/>
-                <w:color w:val="FFFFFF"/>
-                <w:lang w:val="en-GB"/>
-              </w:rPr>
               <w:t>Điều kiện sau</w:t>
             </w:r>
           </w:p>
@@ -5162,6 +5255,7 @@
         <w:tc>
           <w:tcPr>
             <w:tcW w:w="3922" w:type="pct"/>
+            <w:tcMar/>
           </w:tcPr>
           <w:p>
             <w:pPr>
@@ -5208,7 +5302,6 @@
           <w:i/>
           <w:u w:val="single"/>
         </w:rPr>
-        <w:lastRenderedPageBreak/>
         <w:t>Quy tắc nghiệp vụ (Business Rules)</w:t>
       </w:r>
     </w:p>
@@ -5218,12 +5311,12 @@
         <w:tblW w:w="9180" w:type="dxa"/>
         <w:tblInd w:w="475" w:type="dxa"/>
         <w:tblBorders>
-          <w:top w:val="single" w:sz="8" w:space="0" w:color="000000" w:themeColor="text1"/>
-          <w:left w:val="single" w:sz="8" w:space="0" w:color="000000" w:themeColor="text1"/>
-          <w:bottom w:val="single" w:sz="8" w:space="0" w:color="000000" w:themeColor="text1"/>
-          <w:right w:val="single" w:sz="8" w:space="0" w:color="000000" w:themeColor="text1"/>
-          <w:insideH w:val="single" w:sz="8" w:space="0" w:color="000000" w:themeColor="text1"/>
-          <w:insideV w:val="single" w:sz="8" w:space="0" w:color="000000" w:themeColor="text1"/>
+          <w:top w:val="single" w:color="000000" w:themeColor="text1" w:sz="8" w:space="0"/>
+          <w:left w:val="single" w:color="000000" w:themeColor="text1" w:sz="8" w:space="0"/>
+          <w:bottom w:val="single" w:color="000000" w:themeColor="text1" w:sz="8" w:space="0"/>
+          <w:right w:val="single" w:color="000000" w:themeColor="text1" w:sz="8" w:space="0"/>
+          <w:insideH w:val="single" w:color="000000" w:themeColor="text1" w:sz="8" w:space="0"/>
+          <w:insideV w:val="single" w:color="000000" w:themeColor="text1" w:sz="8" w:space="0"/>
         </w:tblBorders>
         <w:tblLayout w:type="fixed"/>
         <w:tblLook w:val="01E0" w:firstRow="1" w:lastRow="1" w:firstColumn="1" w:lastColumn="1" w:noHBand="0" w:noVBand="0"/>
@@ -5241,13 +5334,14 @@
           <w:tcPr>
             <w:cnfStyle w:val="001000000000" w:firstRow="0" w:lastRow="0" w:firstColumn="1" w:lastColumn="0" w:oddVBand="0" w:evenVBand="0" w:oddHBand="0" w:evenHBand="0" w:firstRowFirstColumn="0" w:firstRowLastColumn="0" w:lastRowFirstColumn="0" w:lastRowLastColumn="0"/>
             <w:tcW w:w="649" w:type="dxa"/>
+            <w:tcMar/>
           </w:tcPr>
           <w:p>
             <w:pPr>
               <w:ind w:left="-144" w:right="-144"/>
               <w:jc w:val="center"/>
               <w:rPr>
-                <w:rFonts w:ascii="Times New Roman" w:eastAsia="Times New Roman" w:hAnsi="Times New Roman" w:cs="Times New Roman"/>
+                <w:rFonts w:ascii="Times New Roman" w:hAnsi="Times New Roman" w:eastAsia="Times New Roman" w:cs="Times New Roman"/>
                 <w:sz w:val="24"/>
                 <w:szCs w:val="24"/>
                 <w:lang w:val="en-GB"/>
@@ -5255,7 +5349,7 @@
             </w:pPr>
             <w:r>
               <w:rPr>
-                <w:rFonts w:ascii="Times New Roman" w:eastAsia="Times New Roman" w:hAnsi="Times New Roman" w:cs="Times New Roman"/>
+                <w:rFonts w:ascii="Times New Roman" w:hAnsi="Times New Roman" w:eastAsia="Times New Roman" w:cs="Times New Roman"/>
                 <w:sz w:val="24"/>
                 <w:szCs w:val="24"/>
                 <w:lang w:val="en-GB"/>
@@ -5269,17 +5363,18 @@
             <w:cnfStyle w:val="000010000000" w:firstRow="0" w:lastRow="0" w:firstColumn="0" w:lastColumn="0" w:oddVBand="1" w:evenVBand="0" w:oddHBand="0" w:evenHBand="0" w:firstRowFirstColumn="0" w:firstRowLastColumn="0" w:lastRowFirstColumn="0" w:lastRowLastColumn="0"/>
             <w:tcW w:w="851" w:type="dxa"/>
             <w:tcBorders>
-              <w:top w:val="none" w:sz="0" w:space="0" w:color="auto"/>
-              <w:left w:val="none" w:sz="0" w:space="0" w:color="auto"/>
-              <w:right w:val="none" w:sz="0" w:space="0" w:color="auto"/>
+              <w:top w:val="none" w:color="auto" w:sz="0" w:space="0"/>
+              <w:left w:val="none" w:color="auto" w:sz="0" w:space="0"/>
+              <w:right w:val="none" w:color="auto" w:sz="0" w:space="0"/>
             </w:tcBorders>
+            <w:tcMar/>
           </w:tcPr>
           <w:p>
             <w:pPr>
               <w:ind w:left="-142" w:right="-320"/>
               <w:jc w:val="both"/>
               <w:rPr>
-                <w:rFonts w:ascii="Times New Roman" w:eastAsia="Times New Roman" w:hAnsi="Times New Roman" w:cs="Times New Roman"/>
+                <w:rFonts w:ascii="Times New Roman" w:hAnsi="Times New Roman" w:eastAsia="Times New Roman" w:cs="Times New Roman"/>
                 <w:sz w:val="24"/>
                 <w:szCs w:val="24"/>
                 <w:lang w:val="en-GB"/>
@@ -5287,7 +5382,7 @@
             </w:pPr>
             <w:r>
               <w:rPr>
-                <w:rFonts w:ascii="Times New Roman" w:eastAsia="Times New Roman" w:hAnsi="Times New Roman" w:cs="Times New Roman"/>
+                <w:rFonts w:ascii="Times New Roman" w:hAnsi="Times New Roman" w:eastAsia="Times New Roman" w:cs="Times New Roman"/>
                 <w:sz w:val="24"/>
                 <w:szCs w:val="24"/>
                 <w:lang w:val="en-GB"/>
@@ -5296,7 +5391,7 @@
             </w:r>
             <w:r>
               <w:rPr>
-                <w:rFonts w:ascii="Times New Roman" w:eastAsia="Times New Roman" w:hAnsi="Times New Roman" w:cs="Times New Roman"/>
+                <w:rFonts w:ascii="Times New Roman" w:hAnsi="Times New Roman" w:eastAsia="Times New Roman" w:cs="Times New Roman"/>
                 <w:sz w:val="24"/>
                 <w:szCs w:val="24"/>
                 <w:lang w:val="en-GB"/>
@@ -5309,13 +5404,14 @@
           <w:tcPr>
             <w:cnfStyle w:val="000100000000" w:firstRow="0" w:lastRow="0" w:firstColumn="0" w:lastColumn="1" w:oddVBand="0" w:evenVBand="0" w:oddHBand="0" w:evenHBand="0" w:firstRowFirstColumn="0" w:firstRowLastColumn="0" w:lastRowFirstColumn="0" w:lastRowLastColumn="0"/>
             <w:tcW w:w="7680" w:type="dxa"/>
+            <w:tcMar/>
           </w:tcPr>
           <w:p>
             <w:pPr>
               <w:ind w:left="-142" w:right="-320"/>
               <w:jc w:val="center"/>
               <w:rPr>
-                <w:rFonts w:ascii="Times New Roman" w:eastAsia="Times New Roman" w:hAnsi="Times New Roman" w:cs="Times New Roman"/>
+                <w:rFonts w:ascii="Times New Roman" w:hAnsi="Times New Roman" w:eastAsia="Times New Roman" w:cs="Times New Roman"/>
                 <w:sz w:val="24"/>
                 <w:szCs w:val="24"/>
                 <w:lang w:val="en-GB"/>
@@ -5323,7 +5419,7 @@
             </w:pPr>
             <w:r>
               <w:rPr>
-                <w:rFonts w:ascii="Times New Roman" w:eastAsia="Times New Roman" w:hAnsi="Times New Roman" w:cs="Times New Roman"/>
+                <w:rFonts w:ascii="Times New Roman" w:hAnsi="Times New Roman" w:eastAsia="Times New Roman" w:cs="Times New Roman"/>
                 <w:sz w:val="24"/>
                 <w:szCs w:val="24"/>
                 <w:lang w:val="en-GB"/>
@@ -5342,17 +5438,18 @@
             <w:cnfStyle w:val="001000000000" w:firstRow="0" w:lastRow="0" w:firstColumn="1" w:lastColumn="0" w:oddVBand="0" w:evenVBand="0" w:oddHBand="0" w:evenHBand="0" w:firstRowFirstColumn="0" w:firstRowLastColumn="0" w:lastRowFirstColumn="0" w:lastRowLastColumn="0"/>
             <w:tcW w:w="649" w:type="dxa"/>
             <w:tcBorders>
-              <w:top w:val="none" w:sz="0" w:space="0" w:color="auto"/>
-              <w:left w:val="none" w:sz="0" w:space="0" w:color="auto"/>
-              <w:bottom w:val="none" w:sz="0" w:space="0" w:color="auto"/>
+              <w:top w:val="none" w:color="auto" w:sz="0" w:space="0"/>
+              <w:left w:val="none" w:color="auto" w:sz="0" w:space="0"/>
+              <w:bottom w:val="none" w:color="auto" w:sz="0" w:space="0"/>
             </w:tcBorders>
+            <w:tcMar/>
           </w:tcPr>
           <w:p>
             <w:pPr>
               <w:ind w:left="-144" w:right="-144"/>
               <w:jc w:val="center"/>
               <w:rPr>
-                <w:rFonts w:ascii="Times New Roman" w:eastAsia="Times New Roman" w:hAnsi="Times New Roman" w:cs="Times New Roman"/>
+                <w:rFonts w:ascii="Times New Roman" w:hAnsi="Times New Roman" w:eastAsia="Times New Roman" w:cs="Times New Roman"/>
                 <w:sz w:val="24"/>
                 <w:szCs w:val="24"/>
                 <w:lang w:val="en-GB"/>
@@ -5365,18 +5462,19 @@
             <w:cnfStyle w:val="000010000000" w:firstRow="0" w:lastRow="0" w:firstColumn="0" w:lastColumn="0" w:oddVBand="1" w:evenVBand="0" w:oddHBand="0" w:evenHBand="0" w:firstRowFirstColumn="0" w:firstRowLastColumn="0" w:lastRowFirstColumn="0" w:lastRowLastColumn="0"/>
             <w:tcW w:w="851" w:type="dxa"/>
             <w:tcBorders>
-              <w:top w:val="none" w:sz="0" w:space="0" w:color="auto"/>
-              <w:left w:val="none" w:sz="0" w:space="0" w:color="auto"/>
-              <w:bottom w:val="none" w:sz="0" w:space="0" w:color="auto"/>
-              <w:right w:val="none" w:sz="0" w:space="0" w:color="auto"/>
+              <w:top w:val="none" w:color="auto" w:sz="0" w:space="0"/>
+              <w:left w:val="none" w:color="auto" w:sz="0" w:space="0"/>
+              <w:bottom w:val="none" w:color="auto" w:sz="0" w:space="0"/>
+              <w:right w:val="none" w:color="auto" w:sz="0" w:space="0"/>
             </w:tcBorders>
+            <w:tcMar/>
           </w:tcPr>
           <w:p>
             <w:pPr>
               <w:ind w:left="-144" w:right="-144"/>
               <w:jc w:val="center"/>
               <w:rPr>
-                <w:rFonts w:ascii="Times New Roman" w:eastAsia="Times New Roman" w:hAnsi="Times New Roman" w:cs="Times New Roman"/>
+                <w:rFonts w:ascii="Times New Roman" w:hAnsi="Times New Roman" w:eastAsia="Times New Roman" w:cs="Times New Roman"/>
                 <w:sz w:val="24"/>
                 <w:szCs w:val="24"/>
                 <w:lang w:val="en-GB"/>
@@ -5384,7 +5482,7 @@
             </w:pPr>
             <w:r>
               <w:rPr>
-                <w:rFonts w:ascii="Times New Roman" w:eastAsia="Times New Roman" w:hAnsi="Times New Roman" w:cs="Times New Roman"/>
+                <w:rFonts w:ascii="Times New Roman" w:hAnsi="Times New Roman" w:eastAsia="Times New Roman" w:cs="Times New Roman"/>
                 <w:sz w:val="24"/>
                 <w:szCs w:val="24"/>
                 <w:lang w:val="en-GB"/>
@@ -5398,16 +5496,17 @@
             <w:cnfStyle w:val="000100000000" w:firstRow="0" w:lastRow="0" w:firstColumn="0" w:lastColumn="1" w:oddVBand="0" w:evenVBand="0" w:oddHBand="0" w:evenHBand="0" w:firstRowFirstColumn="0" w:firstRowLastColumn="0" w:lastRowFirstColumn="0" w:lastRowLastColumn="0"/>
             <w:tcW w:w="7680" w:type="dxa"/>
             <w:tcBorders>
-              <w:top w:val="none" w:sz="0" w:space="0" w:color="auto"/>
-              <w:bottom w:val="none" w:sz="0" w:space="0" w:color="auto"/>
-              <w:right w:val="none" w:sz="0" w:space="0" w:color="auto"/>
+              <w:top w:val="none" w:color="auto" w:sz="0" w:space="0"/>
+              <w:bottom w:val="none" w:color="auto" w:sz="0" w:space="0"/>
+              <w:right w:val="none" w:color="auto" w:sz="0" w:space="0"/>
             </w:tcBorders>
+            <w:tcMar/>
           </w:tcPr>
           <w:p>
             <w:pPr>
               <w:ind w:right="-320"/>
               <w:rPr>
-                <w:rFonts w:ascii="Times New Roman" w:eastAsia="Times New Roman" w:hAnsi="Times New Roman" w:cs="Times New Roman"/>
+                <w:rFonts w:ascii="Times New Roman" w:hAnsi="Times New Roman" w:eastAsia="Times New Roman" w:cs="Times New Roman"/>
                 <w:sz w:val="24"/>
                 <w:szCs w:val="24"/>
                 <w:lang w:val="en-GB"/>
@@ -5415,7 +5514,7 @@
             </w:pPr>
             <w:r>
               <w:rPr>
-                <w:rFonts w:ascii="Times New Roman" w:eastAsia="Times New Roman" w:hAnsi="Times New Roman" w:cs="Times New Roman"/>
+                <w:rFonts w:ascii="Times New Roman" w:hAnsi="Times New Roman" w:eastAsia="Times New Roman" w:cs="Times New Roman"/>
                 <w:b/>
                 <w:sz w:val="24"/>
                 <w:szCs w:val="24"/>
@@ -5426,7 +5525,7 @@
             </w:r>
             <w:r>
               <w:rPr>
-                <w:rFonts w:ascii="Times New Roman" w:eastAsia="Times New Roman" w:hAnsi="Times New Roman" w:cs="Times New Roman"/>
+                <w:rFonts w:ascii="Times New Roman" w:hAnsi="Times New Roman" w:eastAsia="Times New Roman" w:cs="Times New Roman"/>
                 <w:sz w:val="24"/>
                 <w:szCs w:val="24"/>
                 <w:lang w:val="en-GB"/>
@@ -5567,13 +5666,14 @@
           <w:tcPr>
             <w:cnfStyle w:val="001000000000" w:firstRow="0" w:lastRow="0" w:firstColumn="1" w:lastColumn="0" w:oddVBand="0" w:evenVBand="0" w:oddHBand="0" w:evenHBand="0" w:firstRowFirstColumn="0" w:firstRowLastColumn="0" w:lastRowFirstColumn="0" w:lastRowLastColumn="0"/>
             <w:tcW w:w="649" w:type="dxa"/>
+            <w:tcMar/>
           </w:tcPr>
           <w:p>
             <w:pPr>
               <w:ind w:left="-144" w:right="-144"/>
               <w:jc w:val="center"/>
               <w:rPr>
-                <w:rFonts w:ascii="Times New Roman" w:eastAsia="Times New Roman" w:hAnsi="Times New Roman" w:cs="Times New Roman"/>
+                <w:rFonts w:ascii="Times New Roman" w:hAnsi="Times New Roman" w:eastAsia="Times New Roman" w:cs="Times New Roman"/>
                 <w:sz w:val="24"/>
                 <w:szCs w:val="24"/>
                 <w:lang w:val="en-GB"/>
@@ -5586,16 +5686,17 @@
             <w:cnfStyle w:val="000010000000" w:firstRow="0" w:lastRow="0" w:firstColumn="0" w:lastColumn="0" w:oddVBand="1" w:evenVBand="0" w:oddHBand="0" w:evenHBand="0" w:firstRowFirstColumn="0" w:firstRowLastColumn="0" w:lastRowFirstColumn="0" w:lastRowLastColumn="0"/>
             <w:tcW w:w="851" w:type="dxa"/>
             <w:tcBorders>
-              <w:left w:val="none" w:sz="0" w:space="0" w:color="auto"/>
-              <w:right w:val="none" w:sz="0" w:space="0" w:color="auto"/>
+              <w:left w:val="none" w:color="auto" w:sz="0" w:space="0"/>
+              <w:right w:val="none" w:color="auto" w:sz="0" w:space="0"/>
             </w:tcBorders>
+            <w:tcMar/>
           </w:tcPr>
           <w:p>
             <w:pPr>
               <w:ind w:left="-144" w:right="-144"/>
               <w:jc w:val="center"/>
               <w:rPr>
-                <w:rFonts w:ascii="Times New Roman" w:eastAsia="Times New Roman" w:hAnsi="Times New Roman" w:cs="Times New Roman"/>
+                <w:rFonts w:ascii="Times New Roman" w:hAnsi="Times New Roman" w:eastAsia="Times New Roman" w:cs="Times New Roman"/>
                 <w:sz w:val="24"/>
                 <w:szCs w:val="24"/>
                 <w:lang w:val="en-GB"/>
@@ -5603,7 +5704,7 @@
             </w:pPr>
             <w:r>
               <w:rPr>
-                <w:rFonts w:ascii="Times New Roman" w:eastAsia="Times New Roman" w:hAnsi="Times New Roman" w:cs="Times New Roman"/>
+                <w:rFonts w:ascii="Times New Roman" w:hAnsi="Times New Roman" w:eastAsia="Times New Roman" w:cs="Times New Roman"/>
                 <w:sz w:val="24"/>
                 <w:szCs w:val="24"/>
                 <w:lang w:val="en-GB"/>
@@ -5616,6 +5717,7 @@
           <w:tcPr>
             <w:cnfStyle w:val="000100000000" w:firstRow="0" w:lastRow="0" w:firstColumn="0" w:lastColumn="1" w:oddVBand="0" w:evenVBand="0" w:oddHBand="0" w:evenHBand="0" w:firstRowFirstColumn="0" w:firstRowLastColumn="0" w:lastRowFirstColumn="0" w:lastRowLastColumn="0"/>
             <w:tcW w:w="7680" w:type="dxa"/>
+            <w:tcMar/>
           </w:tcPr>
           <w:p>
             <w:pPr>
@@ -5667,6 +5769,7 @@
               <w:tc>
                 <w:tcPr>
                   <w:tcW w:w="3565" w:type="dxa"/>
+                  <w:tcMar/>
                 </w:tcPr>
                 <w:p>
                   <w:pPr>
@@ -5692,6 +5795,7 @@
               <w:tc>
                 <w:tcPr>
                   <w:tcW w:w="3872" w:type="dxa"/>
+                  <w:tcMar/>
                 </w:tcPr>
                 <w:p>
                   <w:pPr>
@@ -5730,6 +5834,7 @@
               <w:tc>
                 <w:tcPr>
                   <w:tcW w:w="3565" w:type="dxa"/>
+                  <w:tcMar/>
                 </w:tcPr>
                 <w:p>
                   <w:pPr>
@@ -5765,6 +5870,7 @@
               <w:tc>
                 <w:tcPr>
                   <w:tcW w:w="3872" w:type="dxa"/>
+                  <w:tcMar/>
                 </w:tcPr>
                 <w:p>
                   <w:pPr>
@@ -5786,6 +5892,7 @@
               <w:tc>
                 <w:tcPr>
                   <w:tcW w:w="3565" w:type="dxa"/>
+                  <w:tcMar/>
                 </w:tcPr>
                 <w:p>
                   <w:pPr>
@@ -5820,6 +5927,7 @@
               <w:tc>
                 <w:tcPr>
                   <w:tcW w:w="3872" w:type="dxa"/>
+                  <w:tcMar/>
                 </w:tcPr>
                 <w:p>
                   <w:pPr>
@@ -5862,6 +5970,7 @@
               <w:tc>
                 <w:tcPr>
                   <w:tcW w:w="3565" w:type="dxa"/>
+                  <w:tcMar/>
                 </w:tcPr>
                 <w:p>
                   <w:pPr>
@@ -5895,6 +6004,7 @@
               <w:tc>
                 <w:tcPr>
                   <w:tcW w:w="3872" w:type="dxa"/>
+                  <w:tcMar/>
                 </w:tcPr>
                 <w:p>
                   <w:pPr>
@@ -5924,6 +6034,7 @@
               <w:tc>
                 <w:tcPr>
                   <w:tcW w:w="3565" w:type="dxa"/>
+                  <w:tcMar/>
                 </w:tcPr>
                 <w:p>
                   <w:pPr>
@@ -5957,6 +6068,7 @@
               <w:tc>
                 <w:tcPr>
                   <w:tcW w:w="3872" w:type="dxa"/>
+                  <w:tcMar/>
                 </w:tcPr>
                 <w:p>
                   <w:pPr>
@@ -5985,6 +6097,7 @@
               <w:tc>
                 <w:tcPr>
                   <w:tcW w:w="3565" w:type="dxa"/>
+                  <w:tcMar/>
                 </w:tcPr>
                 <w:p>
                   <w:pPr>
@@ -6018,37 +6131,87 @@
               <w:tc>
                 <w:tcPr>
                   <w:tcW w:w="3872" w:type="dxa"/>
+                  <w:tcMar/>
                 </w:tcPr>
                 <w:p>
                   <w:pPr>
+                    <w:spacing w:before="0" w:beforeAutospacing="off" w:after="0" w:afterAutospacing="off" w:line="360" w:lineRule="auto"/>
+                    <w:ind w:left="0" w:right="175"/>
+                    <w:jc w:val="left"/>
+                  </w:pPr>
+                  <w:r>
+                    <w:rPr>
+                      <w:rFonts w:eastAsia="Times New Roman"/>
+                      <w:lang w:val="en-GB"/>
+                    </w:rPr>
+                    <w:t xml:space="preserve">LEFT JOIN </w:t>
+                  </w:r>
+                  <w:r>
+                    <w:rPr>
+                      <w:rFonts w:eastAsia="Times New Roman"/>
+                      <w:lang w:val="en-GB"/>
+                    </w:rPr>
+                    <w:t>với</w:t>
+                  </w:r>
+                  <w:r>
+                    <w:rPr>
+                      <w:rFonts w:eastAsia="Times New Roman"/>
+                      <w:lang w:val="en-GB"/>
+                    </w:rPr>
+                    <w:t xml:space="preserve"> </w:t>
+                  </w:r>
+                  <w:r>
+                    <w:rPr>
+                      <w:rFonts w:eastAsia="Times New Roman"/>
+                      <w:lang w:val="en-GB"/>
+                    </w:rPr>
+                    <w:t>điều</w:t>
+                  </w:r>
+                  <w:r>
+                    <w:rPr>
+                      <w:rFonts w:eastAsia="Times New Roman"/>
+                      <w:lang w:val="en-GB"/>
+                    </w:rPr>
+                    <w:t xml:space="preserve"> </w:t>
+                  </w:r>
+                  <w:r>
+                    <w:rPr>
+                      <w:rFonts w:eastAsia="Times New Roman"/>
+                      <w:lang w:val="en-GB"/>
+                    </w:rPr>
+                    <w:t>kiện</w:t>
+                  </w:r>
+                  <w:r>
+                    <w:rPr>
+                      <w:rFonts w:eastAsia="Times New Roman"/>
+                      <w:lang w:val="en-GB"/>
+                    </w:rPr>
+                    <w:t xml:space="preserve">: </w:t>
+                  </w:r>
+                  <w:r>
+                    <w:rPr>
+                      <w:rFonts w:ascii="Times New Roman" w:hAnsi="Times New Roman" w:eastAsia="Times New Roman" w:cs="Times New Roman"/>
+                      <w:noProof w:val="0"/>
+                      <w:sz w:val="24"/>
+                      <w:szCs w:val="24"/>
+                      <w:lang w:val="en-GB"/>
+                    </w:rPr>
+                    <w:t>d.WI_NAME = e.WI_NAME</w:t>
+                  </w:r>
+                </w:p>
+                <w:p>
+                  <w:pPr>
+                    <w:pStyle w:val="Normal"/>
                     <w:spacing w:line="360" w:lineRule="auto"/>
                     <w:ind w:right="175"/>
                     <w:jc w:val="left"/>
                   </w:pPr>
                   <w:r>
                     <w:rPr>
-                      <w:rFonts w:eastAsia="Times New Roman"/>
-                      <w:lang w:val="en-GB"/>
-                    </w:rPr>
-                    <w:t xml:space="preserve">LEFT JOIN với điều kiện: </w:t>
-                  </w:r>
-                  <w:r>
-                    <w:rPr>
-                      <w:rFonts w:eastAsia="Times New Roman"/>
-                      <w:lang w:val="en-GB"/>
-                    </w:rPr>
-                    <w:t>d.WI_NAME = e.WI_NAME</w:t>
-                  </w:r>
-                </w:p>
-                <w:p>
-                  <w:pPr>
-                    <w:spacing w:line="360" w:lineRule="auto"/>
-                    <w:ind w:right="175"/>
-                    <w:jc w:val="left"/>
-                  </w:pPr>
-                  <w:r>
-                    <w:rPr>
-                      <w:rFonts w:eastAsia="Times New Roman"/>
+                      <w:rFonts w:ascii="Times New Roman" w:hAnsi="Times New Roman" w:eastAsia="Times New Roman" w:cs="Times New Roman"/>
+                      <w:noProof w:val="0"/>
+                      <w:sz w:val="24"/>
+                      <w:szCs w:val="24"/>
                       <w:lang w:val="en-GB"/>
                     </w:rPr>
                     <w:t>and d.ID_NO_CO = e.PIN</w:t>
@@ -6063,6 +6226,7 @@
               <w:tc>
                 <w:tcPr>
                   <w:tcW w:w="3565" w:type="dxa"/>
+                  <w:tcMar/>
                 </w:tcPr>
                 <w:p>
                   <w:pPr>
@@ -6096,6 +6260,7 @@
               <w:tc>
                 <w:tcPr>
                   <w:tcW w:w="3872" w:type="dxa"/>
+                  <w:tcMar/>
                 </w:tcPr>
                 <w:p>
                   <w:pPr>
@@ -6124,6 +6289,7 @@
               <w:tc>
                 <w:tcPr>
                   <w:tcW w:w="3565" w:type="dxa"/>
+                  <w:tcMar/>
                 </w:tcPr>
                 <w:p>
                   <w:pPr>
@@ -6157,6 +6323,7 @@
               <w:tc>
                 <w:tcPr>
                   <w:tcW w:w="3872" w:type="dxa"/>
+                  <w:tcMar/>
                 </w:tcPr>
                 <w:p>
                   <w:pPr>
@@ -6192,6 +6359,7 @@
               <w:tc>
                 <w:tcPr>
                   <w:tcW w:w="3565" w:type="dxa"/>
+                  <w:tcMar/>
                 </w:tcPr>
                 <w:p>
                   <w:pPr>
@@ -6225,6 +6393,7 @@
               <w:tc>
                 <w:tcPr>
                   <w:tcW w:w="3872" w:type="dxa"/>
+                  <w:tcMar/>
                 </w:tcPr>
                 <w:p>
                   <w:pPr>
@@ -6254,6 +6423,7 @@
               <w:tc>
                 <w:tcPr>
                   <w:tcW w:w="3565" w:type="dxa"/>
+                  <w:tcMar/>
                 </w:tcPr>
                 <w:p>
                   <w:pPr>
@@ -6287,6 +6457,7 @@
               <w:tc>
                 <w:tcPr>
                   <w:tcW w:w="3872" w:type="dxa"/>
+                  <w:tcMar/>
                 </w:tcPr>
                 <w:p>
                   <w:pPr>
@@ -6315,6 +6486,7 @@
               <w:tc>
                 <w:tcPr>
                   <w:tcW w:w="3565" w:type="dxa"/>
+                  <w:tcMar/>
                 </w:tcPr>
                 <w:p>
                   <w:pPr>
@@ -6348,6 +6520,7 @@
               <w:tc>
                 <w:tcPr>
                   <w:tcW w:w="3872" w:type="dxa"/>
+                  <w:tcMar/>
                 </w:tcPr>
                 <w:p>
                   <w:pPr>
@@ -6376,6 +6549,7 @@
               <w:tc>
                 <w:tcPr>
                   <w:tcW w:w="3565" w:type="dxa"/>
+                  <w:tcMar/>
                 </w:tcPr>
                 <w:p>
                   <w:pPr>
@@ -6390,7 +6564,6 @@
                     <w:rPr>
                       <w:color w:val="000000"/>
                     </w:rPr>
-                    <w:lastRenderedPageBreak/>
                     <w:t>SBLOS2.</w:t>
                   </w:r>
                   <w:r>
@@ -6410,6 +6583,7 @@
               <w:tc>
                 <w:tcPr>
                   <w:tcW w:w="3872" w:type="dxa"/>
+                  <w:tcMar/>
                 </w:tcPr>
                 <w:p>
                   <w:pPr>
@@ -6438,6 +6612,7 @@
               <w:tc>
                 <w:tcPr>
                   <w:tcW w:w="3565" w:type="dxa"/>
+                  <w:tcMar/>
                 </w:tcPr>
                 <w:p>
                   <w:pPr>
@@ -6465,6 +6640,7 @@
               <w:tc>
                 <w:tcPr>
                   <w:tcW w:w="3872" w:type="dxa"/>
+                  <w:tcMar/>
                 </w:tcPr>
                 <w:p>
                   <w:pPr>
@@ -6481,7 +6657,49 @@
                       <w:rFonts w:eastAsia="Times New Roman"/>
                       <w:lang w:val="en-GB"/>
                     </w:rPr>
-                    <w:t xml:space="preserve">LEFT JOIN với điều kiện: </w:t>
+                    <w:t xml:space="preserve">LEFT JOIN </w:t>
+                  </w:r>
+                  <w:r>
+                    <w:rPr>
+                      <w:rFonts w:eastAsia="Times New Roman"/>
+                      <w:lang w:val="en-GB"/>
+                    </w:rPr>
+                    <w:t>với</w:t>
+                  </w:r>
+                  <w:r>
+                    <w:rPr>
+                      <w:rFonts w:eastAsia="Times New Roman"/>
+                      <w:lang w:val="en-GB"/>
+                    </w:rPr>
+                    <w:t xml:space="preserve"> </w:t>
+                  </w:r>
+                  <w:r>
+                    <w:rPr>
+                      <w:rFonts w:eastAsia="Times New Roman"/>
+                      <w:lang w:val="en-GB"/>
+                    </w:rPr>
+                    <w:t>điều</w:t>
+                  </w:r>
+                  <w:r>
+                    <w:rPr>
+                      <w:rFonts w:eastAsia="Times New Roman"/>
+                      <w:lang w:val="en-GB"/>
+                    </w:rPr>
+                    <w:t xml:space="preserve"> </w:t>
+                  </w:r>
+                  <w:r>
+                    <w:rPr>
+                      <w:rFonts w:eastAsia="Times New Roman"/>
+                      <w:lang w:val="en-GB"/>
+                    </w:rPr>
+                    <w:t>kiện</w:t>
+                  </w:r>
+                  <w:r>
+                    <w:rPr>
+                      <w:rFonts w:eastAsia="Times New Roman"/>
+                      <w:lang w:val="en-GB"/>
+                    </w:rPr>
+                    <w:t xml:space="preserve">: </w:t>
                   </w:r>
                   <w:r>
                     <w:rPr>
@@ -6523,6 +6741,7 @@
               <w:tc>
                 <w:tcPr>
                   <w:tcW w:w="3565" w:type="dxa"/>
+                  <w:tcMar/>
                 </w:tcPr>
                 <w:p>
                   <w:pPr>
@@ -6550,6 +6769,7 @@
               <w:tc>
                 <w:tcPr>
                   <w:tcW w:w="3872" w:type="dxa"/>
+                  <w:tcMar/>
                 </w:tcPr>
                 <w:p>
                   <w:pPr>
@@ -6596,6 +6816,7 @@
               <w:tc>
                 <w:tcPr>
                   <w:tcW w:w="3565" w:type="dxa"/>
+                  <w:tcMar/>
                   <w:vAlign w:val="center"/>
                 </w:tcPr>
                 <w:p>
@@ -6618,6 +6839,7 @@
               <w:tc>
                 <w:tcPr>
                   <w:tcW w:w="3872" w:type="dxa"/>
+                  <w:tcMar/>
                   <w:vAlign w:val="center"/>
                 </w:tcPr>
                 <w:p>
@@ -6647,6 +6869,7 @@
               <w:tc>
                 <w:tcPr>
                   <w:tcW w:w="3565" w:type="dxa"/>
+                  <w:tcMar/>
                 </w:tcPr>
                 <w:p>
                   <w:pPr>
@@ -6668,6 +6891,7 @@
               <w:tc>
                 <w:tcPr>
                   <w:tcW w:w="3872" w:type="dxa"/>
+                  <w:tcMar/>
                 </w:tcPr>
                 <w:p>
                   <w:pPr>
@@ -6684,48 +6908,194 @@
                       <w:rFonts w:eastAsia="Times New Roman"/>
                       <w:lang w:val="en-GB"/>
                     </w:rPr>
-                    <w:t xml:space="preserve">LEFT JOIN với điều kiện: </w:t>
-                  </w:r>
-                  <w:r>
-                    <w:rPr>
-                      <w:color w:val="000000" w:themeColor="text1"/>
+                    <w:t xml:space="preserve">LEFT JOIN </w:t>
+                  </w:r>
+                  <w:r>
+                    <w:rPr>
+                      <w:rFonts w:eastAsia="Times New Roman"/>
+                      <w:lang w:val="en-GB"/>
+                    </w:rPr>
+                    <w:t>với</w:t>
+                  </w:r>
+                  <w:r>
+                    <w:rPr>
+                      <w:rFonts w:eastAsia="Times New Roman"/>
+                      <w:lang w:val="en-GB"/>
+                    </w:rPr>
+                    <w:t xml:space="preserve"> </w:t>
+                  </w:r>
+                  <w:r>
+                    <w:rPr>
+                      <w:rFonts w:eastAsia="Times New Roman"/>
+                      <w:lang w:val="en-GB"/>
+                    </w:rPr>
+                    <w:t>điều</w:t>
+                  </w:r>
+                  <w:r>
+                    <w:rPr>
+                      <w:rFonts w:eastAsia="Times New Roman"/>
+                      <w:lang w:val="en-GB"/>
+                    </w:rPr>
+                    <w:t xml:space="preserve"> </w:t>
+                  </w:r>
+                  <w:r>
+                    <w:rPr>
+                      <w:rFonts w:eastAsia="Times New Roman"/>
+                      <w:lang w:val="en-GB"/>
+                    </w:rPr>
+                    <w:t>kiện</w:t>
+                  </w:r>
+                  <w:r>
+                    <w:rPr>
+                      <w:rFonts w:eastAsia="Times New Roman"/>
+                      <w:lang w:val="en-GB"/>
+                    </w:rPr>
+                    <w:t xml:space="preserve">: </w:t>
+                  </w:r>
+                  <w:r>
+                    <w:rPr>
+                      <w:color w:val="000000" w:themeColor="text1" w:themeTint="FF" w:themeShade="FF"/>
                       <w:sz w:val="22"/>
                       <w:szCs w:val="22"/>
                     </w:rPr>
-                    <w:t>z.WI_NAME = h.WI_NAME</w:t>
-                  </w:r>
-                  <w:r>
-                    <w:br/>
-                  </w:r>
-                  <w:r>
-                    <w:rPr>
-                      <w:color w:val="000000" w:themeColor="text1"/>
+                    <w:t>z.WI_NAME</w:t>
+                  </w:r>
+                  <w:r>
+                    <w:rPr>
+                      <w:color w:val="000000" w:themeColor="text1" w:themeTint="FF" w:themeShade="FF"/>
                       <w:sz w:val="22"/>
                       <w:szCs w:val="22"/>
                     </w:rPr>
-                    <w:t xml:space="preserve"> AND UPPER(z.COL_TYPE) = 'REALSTATE'</w:t>
+                    <w:t xml:space="preserve"> = h.WI_NAME</w:t>
                   </w:r>
                   <w:r>
                     <w:br/>
                   </w:r>
                   <w:r>
                     <w:rPr>
-                      <w:color w:val="000000" w:themeColor="text1"/>
+                      <w:color w:val="000000" w:themeColor="text1" w:themeTint="FF" w:themeShade="FF"/>
                       <w:sz w:val="22"/>
                       <w:szCs w:val="22"/>
                     </w:rPr>
-                    <w:t xml:space="preserve"> AND UPPER(z.OWNER) = UPPER(h.OWNER)</w:t>
-                  </w:r>
-                  <w:r>
-                    <w:br/>
-                  </w:r>
-                  <w:r>
-                    <w:rPr>
-                      <w:color w:val="000000" w:themeColor="text1"/>
+                    <w:t xml:space="preserve"> AND </w:t>
+                  </w:r>
+                  <w:r>
+                    <w:rPr>
+                      <w:color w:val="000000" w:themeColor="text1" w:themeTint="FF" w:themeShade="FF"/>
                       <w:sz w:val="22"/>
                       <w:szCs w:val="22"/>
                     </w:rPr>
-                    <w:t xml:space="preserve"> AND UPPER(z.RELATION) = UPPER(h.REL_CUSTOMER)</w:t>
+                    <w:t>UPPER(</w:t>
+                  </w:r>
+                  <w:r>
+                    <w:rPr>
+                      <w:color w:val="000000" w:themeColor="text1" w:themeTint="FF" w:themeShade="FF"/>
+                      <w:sz w:val="22"/>
+                      <w:szCs w:val="22"/>
+                    </w:rPr>
+                    <w:t>z.COL_TYPE</w:t>
+                  </w:r>
+                  <w:r>
+                    <w:rPr>
+                      <w:color w:val="000000" w:themeColor="text1" w:themeTint="FF" w:themeShade="FF"/>
+                      <w:sz w:val="22"/>
+                      <w:szCs w:val="22"/>
+                    </w:rPr>
+                    <w:t>) = 'REALSTATE'</w:t>
+                  </w:r>
+                  <w:r>
+                    <w:br/>
+                  </w:r>
+                  <w:r>
+                    <w:rPr>
+                      <w:color w:val="000000" w:themeColor="text1" w:themeTint="FF" w:themeShade="FF"/>
+                      <w:sz w:val="22"/>
+                      <w:szCs w:val="22"/>
+                    </w:rPr>
+                    <w:t xml:space="preserve"> AND UPPER(</w:t>
+                  </w:r>
+                  <w:r>
+                    <w:rPr>
+                      <w:color w:val="000000" w:themeColor="text1" w:themeTint="FF" w:themeShade="FF"/>
+                      <w:sz w:val="22"/>
+                      <w:szCs w:val="22"/>
+                    </w:rPr>
+                    <w:t>z.OWNER</w:t>
+                  </w:r>
+                  <w:r>
+                    <w:rPr>
+                      <w:color w:val="000000" w:themeColor="text1" w:themeTint="FF" w:themeShade="FF"/>
+                      <w:sz w:val="22"/>
+                      <w:szCs w:val="22"/>
+                    </w:rPr>
+                    <w:t>) = UPPER(</w:t>
+                  </w:r>
+                  <w:r>
+                    <w:rPr>
+                      <w:color w:val="000000" w:themeColor="text1" w:themeTint="FF" w:themeShade="FF"/>
+                      <w:sz w:val="22"/>
+                      <w:szCs w:val="22"/>
+                    </w:rPr>
+                    <w:t>h.OWNER</w:t>
+                  </w:r>
+                  <w:r>
+                    <w:rPr>
+                      <w:color w:val="000000" w:themeColor="text1" w:themeTint="FF" w:themeShade="FF"/>
+                      <w:sz w:val="22"/>
+                      <w:szCs w:val="22"/>
+                    </w:rPr>
+                    <w:t>)</w:t>
+                  </w:r>
+                  <w:r>
+                    <w:br/>
+                  </w:r>
+                  <w:r>
+                    <w:rPr>
+                      <w:color w:val="000000" w:themeColor="text1" w:themeTint="FF" w:themeShade="FF"/>
+                      <w:sz w:val="22"/>
+                      <w:szCs w:val="22"/>
+                    </w:rPr>
+                    <w:t xml:space="preserve"> AND UPPER(</w:t>
+                  </w:r>
+                  <w:r>
+                    <w:rPr>
+                      <w:color w:val="000000" w:themeColor="text1" w:themeTint="FF" w:themeShade="FF"/>
+                      <w:sz w:val="22"/>
+                      <w:szCs w:val="22"/>
+                    </w:rPr>
+                    <w:t>z.RELATION</w:t>
+                  </w:r>
+                  <w:r>
+                    <w:rPr>
+                      <w:color w:val="000000" w:themeColor="text1" w:themeTint="FF" w:themeShade="FF"/>
+                      <w:sz w:val="22"/>
+                      <w:szCs w:val="22"/>
+                    </w:rPr>
+                    <w:t xml:space="preserve">) = </w:t>
+                  </w:r>
+                  <w:r>
+                    <w:rPr>
+                      <w:color w:val="000000" w:themeColor="text1" w:themeTint="FF" w:themeShade="FF"/>
+                      <w:sz w:val="22"/>
+                      <w:szCs w:val="22"/>
+                    </w:rPr>
+                    <w:t>UPPER(</w:t>
+                  </w:r>
+                  <w:r>
+                    <w:rPr>
+                      <w:color w:val="000000" w:themeColor="text1" w:themeTint="FF" w:themeShade="FF"/>
+                      <w:sz w:val="22"/>
+                      <w:szCs w:val="22"/>
+                    </w:rPr>
+                    <w:t>h.REL_CUSTOMER</w:t>
+                  </w:r>
+                  <w:r>
+                    <w:rPr>
+                      <w:color w:val="000000" w:themeColor="text1" w:themeTint="FF" w:themeShade="FF"/>
+                      <w:sz w:val="22"/>
+                      <w:szCs w:val="22"/>
+                    </w:rPr>
+                    <w:t>)</w:t>
                   </w:r>
                 </w:p>
               </w:tc>
@@ -6737,6 +7107,7 @@
               <w:tc>
                 <w:tcPr>
                   <w:tcW w:w="3565" w:type="dxa"/>
+                  <w:tcMar/>
                 </w:tcPr>
                 <w:p>
                   <w:pPr>
@@ -6758,6 +7129,7 @@
               <w:tc>
                 <w:tcPr>
                   <w:tcW w:w="3872" w:type="dxa"/>
+                  <w:tcMar/>
                 </w:tcPr>
                 <w:p>
                   <w:pPr>
@@ -6803,13 +7175,6 @@
                       <w:szCs w:val="22"/>
                     </w:rPr>
                     <w:br/>
-                    <w:t xml:space="preserve"> AND UPPER(z.COL_TYPE) = '</w:t>
-                  </w:r>
-                  <w:r>
-                    <w:rPr>
-                      <w:color w:val="000000"/>
-                    </w:rPr>
-                    <w:t>OTHER</w:t>
                   </w:r>
                   <w:r>
                     <w:rPr>
@@ -6817,7 +7182,13 @@
                       <w:sz w:val="22"/>
                       <w:szCs w:val="22"/>
                     </w:rPr>
-                    <w:t>'</w:t>
+                    <w:t xml:space="preserve"> AND UPPER(z.COL_TYPE) = '</w:t>
+                  </w:r>
+                  <w:r>
+                    <w:rPr>
+                      <w:color w:val="000000"/>
+                    </w:rPr>
+                    <w:t>OTHER</w:t>
                   </w:r>
                   <w:r>
                     <w:rPr>
@@ -6825,8 +7196,7 @@
                       <w:sz w:val="22"/>
                       <w:szCs w:val="22"/>
                     </w:rPr>
-                    <w:br/>
-                    <w:t xml:space="preserve"> AND UPPER(z.OWNER) = UPPER(</w:t>
+                    <w:t>'</w:t>
                   </w:r>
                   <w:r>
                     <w:rPr>
@@ -6834,7 +7204,7 @@
                       <w:sz w:val="22"/>
                       <w:szCs w:val="22"/>
                     </w:rPr>
-                    <w:t>i</w:t>
+                    <w:br/>
                   </w:r>
                   <w:r>
                     <w:rPr>
@@ -6842,7 +7212,7 @@
                       <w:sz w:val="22"/>
                       <w:szCs w:val="22"/>
                     </w:rPr>
-                    <w:t>.OWNER)</w:t>
+                    <w:t xml:space="preserve"> AND UPPER(z.OWNER) = UPPER(</w:t>
                   </w:r>
                   <w:r>
                     <w:rPr>
@@ -6850,7 +7220,30 @@
                       <w:sz w:val="22"/>
                       <w:szCs w:val="22"/>
                     </w:rPr>
+                    <w:t>i</w:t>
+                  </w:r>
+                  <w:r>
+                    <w:rPr>
+                      <w:color w:val="000000"/>
+                      <w:sz w:val="22"/>
+                      <w:szCs w:val="22"/>
+                    </w:rPr>
+                    <w:t>.OWNER)</w:t>
+                  </w:r>
+                  <w:r>
+                    <w:rPr>
+                      <w:color w:val="000000"/>
+                      <w:sz w:val="22"/>
+                      <w:szCs w:val="22"/>
+                    </w:rPr>
                     <w:br/>
+                  </w:r>
+                  <w:r>
+                    <w:rPr>
+                      <w:color w:val="000000"/>
+                      <w:sz w:val="22"/>
+                      <w:szCs w:val="22"/>
+                    </w:rPr>
                     <w:t xml:space="preserve"> AND UPPER(z.RELATION) = UPPER(</w:t>
                   </w:r>
                   <w:r>
@@ -6903,6 +7296,7 @@
               <w:tc>
                 <w:tcPr>
                   <w:tcW w:w="3565" w:type="dxa"/>
+                  <w:tcMar/>
                 </w:tcPr>
                 <w:p>
                   <w:pPr>
@@ -6924,6 +7318,7 @@
               <w:tc>
                 <w:tcPr>
                   <w:tcW w:w="3872" w:type="dxa"/>
+                  <w:tcMar/>
                 </w:tcPr>
                 <w:p>
                   <w:pPr>
@@ -6968,13 +7363,6 @@
                       <w:szCs w:val="22"/>
                     </w:rPr>
                     <w:br/>
-                    <w:t xml:space="preserve"> AND UPPER(z.COL_TYPE) = '</w:t>
-                  </w:r>
-                  <w:r>
-                    <w:rPr>
-                      <w:color w:val="000000"/>
-                    </w:rPr>
-                    <w:t>TRANSPORT</w:t>
                   </w:r>
                   <w:r>
                     <w:rPr>
@@ -6982,7 +7370,13 @@
                       <w:sz w:val="22"/>
                       <w:szCs w:val="22"/>
                     </w:rPr>
-                    <w:t>'</w:t>
+                    <w:t xml:space="preserve"> AND UPPER(z.COL_TYPE) = '</w:t>
+                  </w:r>
+                  <w:r>
+                    <w:rPr>
+                      <w:color w:val="000000"/>
+                    </w:rPr>
+                    <w:t>TRANSPORT</w:t>
                   </w:r>
                   <w:r>
                     <w:rPr>
@@ -6990,8 +7384,7 @@
                       <w:sz w:val="22"/>
                       <w:szCs w:val="22"/>
                     </w:rPr>
-                    <w:br/>
-                    <w:t xml:space="preserve"> AND UPPER(z.OWNER) = UPPER(q.OWNER)</w:t>
+                    <w:t>'</w:t>
                   </w:r>
                   <w:r>
                     <w:rPr>
@@ -7000,6 +7393,29 @@
                       <w:szCs w:val="22"/>
                     </w:rPr>
                     <w:br/>
+                  </w:r>
+                  <w:r>
+                    <w:rPr>
+                      <w:color w:val="000000"/>
+                      <w:sz w:val="22"/>
+                      <w:szCs w:val="22"/>
+                    </w:rPr>
+                    <w:t xml:space="preserve"> AND UPPER(z.OWNER) = UPPER(q.OWNER)</w:t>
+                  </w:r>
+                  <w:r>
+                    <w:rPr>
+                      <w:color w:val="000000"/>
+                      <w:sz w:val="22"/>
+                      <w:szCs w:val="22"/>
+                    </w:rPr>
+                    <w:br/>
+                  </w:r>
+                  <w:r>
+                    <w:rPr>
+                      <w:color w:val="000000"/>
+                      <w:sz w:val="22"/>
+                      <w:szCs w:val="22"/>
+                    </w:rPr>
                     <w:t xml:space="preserve"> AND UPPER(z.RELATION) = UPPER(q.</w:t>
                   </w:r>
                   <w:r>
@@ -7028,6 +7444,7 @@
               <w:tc>
                 <w:tcPr>
                   <w:tcW w:w="3565" w:type="dxa"/>
+                  <w:tcMar/>
                 </w:tcPr>
                 <w:p>
                   <w:pPr>
@@ -7042,7 +7459,6 @@
                     <w:rPr>
                       <w:color w:val="000000"/>
                     </w:rPr>
-                    <w:lastRenderedPageBreak/>
                     <w:t>SBLOS2.NG_SB_RLOS_COL_VALPAPER (r)</w:t>
                   </w:r>
                 </w:p>
@@ -7050,6 +7466,7 @@
               <w:tc>
                 <w:tcPr>
                   <w:tcW w:w="3872" w:type="dxa"/>
+                  <w:tcMar/>
                 </w:tcPr>
                 <w:p>
                   <w:pPr>
@@ -7094,13 +7511,6 @@
                       <w:szCs w:val="22"/>
                     </w:rPr>
                     <w:br/>
-                    <w:t xml:space="preserve"> AND UPPER(z.COL_TYPE) = '</w:t>
-                  </w:r>
-                  <w:r>
-                    <w:rPr>
-                      <w:color w:val="000000"/>
-                    </w:rPr>
-                    <w:t>VALPAPER</w:t>
                   </w:r>
                   <w:r>
                     <w:rPr>
@@ -7108,7 +7518,7 @@
                       <w:sz w:val="22"/>
                       <w:szCs w:val="22"/>
                     </w:rPr>
-                    <w:t>'</w:t>
+                    <w:t xml:space="preserve"> AND UPPER(z.COL_TYPE) = </w:t>
                   </w:r>
                   <w:r>
                     <w:rPr>
@@ -7116,8 +7526,13 @@
                       <w:sz w:val="22"/>
                       <w:szCs w:val="22"/>
                     </w:rPr>
-                    <w:br/>
-                    <w:t xml:space="preserve"> AND UPPER(z.OWNER) = UPPER(r.OWNER)</w:t>
+                    <w:t>'</w:t>
+                  </w:r>
+                  <w:r>
+                    <w:rPr>
+                      <w:color w:val="000000"/>
+                    </w:rPr>
+                    <w:t>VALPAPER</w:t>
                   </w:r>
                   <w:r>
                     <w:rPr>
@@ -7125,7 +7540,38 @@
                       <w:sz w:val="22"/>
                       <w:szCs w:val="22"/>
                     </w:rPr>
+                    <w:t>'</w:t>
+                  </w:r>
+                  <w:r>
+                    <w:rPr>
+                      <w:color w:val="000000"/>
+                      <w:sz w:val="22"/>
+                      <w:szCs w:val="22"/>
+                    </w:rPr>
                     <w:br/>
+                  </w:r>
+                  <w:r>
+                    <w:rPr>
+                      <w:color w:val="000000"/>
+                      <w:sz w:val="22"/>
+                      <w:szCs w:val="22"/>
+                    </w:rPr>
+                    <w:t xml:space="preserve"> AND UPPER(z.OWNER) = UPPER(r.OWNER)</w:t>
+                  </w:r>
+                  <w:r>
+                    <w:rPr>
+                      <w:color w:val="000000"/>
+                      <w:sz w:val="22"/>
+                      <w:szCs w:val="22"/>
+                    </w:rPr>
+                    <w:br/>
+                  </w:r>
+                  <w:r>
+                    <w:rPr>
+                      <w:color w:val="000000"/>
+                      <w:sz w:val="22"/>
+                      <w:szCs w:val="22"/>
+                    </w:rPr>
                     <w:t xml:space="preserve"> AND UPPER(z.RELATION) = UPPER(r.</w:t>
                   </w:r>
                   <w:r>
@@ -7154,6 +7600,7 @@
               <w:tc>
                 <w:tcPr>
                   <w:tcW w:w="3565" w:type="dxa"/>
+                  <w:tcMar/>
                 </w:tcPr>
                 <w:p>
                   <w:pPr>
@@ -7199,6 +7646,7 @@
               <w:tc>
                 <w:tcPr>
                   <w:tcW w:w="3872" w:type="dxa"/>
+                  <w:tcMar/>
                 </w:tcPr>
                 <w:p>
                   <w:pPr>
@@ -7341,6 +7789,7 @@
               <w:tc>
                 <w:tcPr>
                   <w:tcW w:w="3565" w:type="dxa"/>
+                  <w:tcMar/>
                 </w:tcPr>
                 <w:p>
                   <w:pPr>
@@ -7386,6 +7835,7 @@
               <w:tc>
                 <w:tcPr>
                   <w:tcW w:w="3872" w:type="dxa"/>
+                  <w:tcMar/>
                 </w:tcPr>
                 <w:p>
                   <w:pPr>
@@ -7430,13 +7880,25 @@
                     <w:rPr>
                       <w:rFonts w:eastAsia="Times New Roman"/>
                     </w:rPr>
-                    <w:t>j2</w:t>
+                    <w:t>j</w:t>
                   </w:r>
                   <w:r>
                     <w:rPr>
                       <w:rFonts w:eastAsia="Times New Roman"/>
                     </w:rPr>
-                    <w:t>.WI_NAME</w:t>
+                    <w:t>2</w:t>
+                  </w:r>
+                  <w:r>
+                    <w:rPr>
+                      <w:rFonts w:eastAsia="Times New Roman"/>
+                    </w:rPr>
+                    <w:t>.WI</w:t>
+                  </w:r>
+                  <w:r>
+                    <w:rPr>
+                      <w:rFonts w:eastAsia="Times New Roman"/>
+                    </w:rPr>
+                    <w:t>_NAME</w:t>
                   </w:r>
                 </w:p>
                 <w:p>
@@ -7470,13 +7932,25 @@
                     <w:rPr>
                       <w:rFonts w:eastAsia="Times New Roman"/>
                     </w:rPr>
-                    <w:t>j2</w:t>
+                    <w:t>j</w:t>
                   </w:r>
                   <w:r>
                     <w:rPr>
                       <w:rFonts w:eastAsia="Times New Roman"/>
                     </w:rPr>
-                    <w:t>.OWNER)</w:t>
+                    <w:t>2</w:t>
+                  </w:r>
+                  <w:r>
+                    <w:rPr>
+                      <w:rFonts w:eastAsia="Times New Roman"/>
+                    </w:rPr>
+                    <w:t>.OWNER</w:t>
+                  </w:r>
+                  <w:r>
+                    <w:rPr>
+                      <w:rFonts w:eastAsia="Times New Roman"/>
+                    </w:rPr>
+                    <w:t>)</w:t>
                   </w:r>
                 </w:p>
                 <w:p>
@@ -7499,25 +7973,43 @@
                     <w:rPr>
                       <w:rFonts w:eastAsia="Times New Roman"/>
                     </w:rPr>
-                    <w:t>r</w:t>
+                    <w:t>i</w:t>
                   </w:r>
                   <w:r>
                     <w:rPr>
                       <w:rFonts w:eastAsia="Times New Roman"/>
                     </w:rPr>
-                    <w:t>.RELATION_CUSTOMER) = UPPER(</w:t>
+                    <w:t>.RELATION_CUSTOMER</w:t>
                   </w:r>
                   <w:r>
                     <w:rPr>
                       <w:rFonts w:eastAsia="Times New Roman"/>
                     </w:rPr>
-                    <w:t>j2</w:t>
+                    <w:t>) = UPPER(</w:t>
                   </w:r>
                   <w:r>
                     <w:rPr>
                       <w:rFonts w:eastAsia="Times New Roman"/>
                     </w:rPr>
-                    <w:t>.RELATIONSHIP)</w:t>
+                    <w:t>j</w:t>
+                  </w:r>
+                  <w:r>
+                    <w:rPr>
+                      <w:rFonts w:eastAsia="Times New Roman"/>
+                    </w:rPr>
+                    <w:t>2</w:t>
+                  </w:r>
+                  <w:r>
+                    <w:rPr>
+                      <w:rFonts w:eastAsia="Times New Roman"/>
+                    </w:rPr>
+                    <w:t>.RELATIONSHIP</w:t>
+                  </w:r>
+                  <w:r>
+                    <w:rPr>
+                      <w:rFonts w:eastAsia="Times New Roman"/>
+                    </w:rPr>
+                    <w:t>)</w:t>
                   </w:r>
                 </w:p>
               </w:tc>
@@ -7529,6 +8021,7 @@
               <w:tc>
                 <w:tcPr>
                   <w:tcW w:w="3565" w:type="dxa"/>
+                  <w:tcMar/>
                 </w:tcPr>
                 <w:p>
                   <w:pPr>
@@ -7550,6 +8043,7 @@
               <w:tc>
                 <w:tcPr>
                   <w:tcW w:w="3872" w:type="dxa"/>
+                  <w:tcMar/>
                 </w:tcPr>
                 <w:p>
                   <w:pPr>
@@ -7584,6 +8078,7 @@
               <w:tc>
                 <w:tcPr>
                   <w:tcW w:w="3565" w:type="dxa"/>
+                  <w:tcMar/>
                 </w:tcPr>
                 <w:p>
                   <w:pPr>
@@ -7605,6 +8100,7 @@
               <w:tc>
                 <w:tcPr>
                   <w:tcW w:w="3872" w:type="dxa"/>
+                  <w:tcMar/>
                 </w:tcPr>
                 <w:p>
                   <w:pPr>
@@ -7650,6 +8146,7 @@
               <w:tc>
                 <w:tcPr>
                   <w:tcW w:w="3565" w:type="dxa"/>
+                  <w:tcMar/>
                 </w:tcPr>
                 <w:p>
                   <w:pPr>
@@ -7671,6 +8168,7 @@
               <w:tc>
                 <w:tcPr>
                   <w:tcW w:w="3872" w:type="dxa"/>
+                  <w:tcMar/>
                 </w:tcPr>
                 <w:p>
                   <w:pPr>
@@ -7717,6 +8215,7 @@
               <w:tc>
                 <w:tcPr>
                   <w:tcW w:w="3565" w:type="dxa"/>
+                  <w:tcMar/>
                 </w:tcPr>
                 <w:p>
                   <w:pPr>
@@ -7756,6 +8255,7 @@
               <w:tc>
                 <w:tcPr>
                   <w:tcW w:w="3872" w:type="dxa"/>
+                  <w:tcMar/>
                 </w:tcPr>
                 <w:p>
                   <w:pPr>
@@ -7784,6 +8284,7 @@
               <w:tc>
                 <w:tcPr>
                   <w:tcW w:w="3565" w:type="dxa"/>
+                  <w:tcMar/>
                 </w:tcPr>
                 <w:p>
                   <w:pPr>
@@ -7798,7 +8299,6 @@
                     <w:rPr>
                       <w:color w:val="000000"/>
                     </w:rPr>
-                    <w:lastRenderedPageBreak/>
                     <w:t>SBLOS2.Q_RLOS_REF_WORKSTEP_2SYSTEMS (x)</w:t>
                   </w:r>
                 </w:p>
@@ -7806,6 +8306,7 @@
               <w:tc>
                 <w:tcPr>
                   <w:tcW w:w="3872" w:type="dxa"/>
+                  <w:tcMar/>
                 </w:tcPr>
                 <w:p>
                   <w:pPr>
@@ -7851,6 +8352,7 @@
               <w:tc>
                 <w:tcPr>
                   <w:tcW w:w="3565" w:type="dxa"/>
+                  <w:tcMar/>
                   <w:vAlign w:val="center"/>
                 </w:tcPr>
                 <w:p>
@@ -7873,6 +8375,7 @@
               <w:tc>
                 <w:tcPr>
                   <w:tcW w:w="3872" w:type="dxa"/>
+                  <w:tcMar/>
                   <w:vAlign w:val="center"/>
                 </w:tcPr>
                 <w:p>
@@ -7903,15 +8406,18 @@
                     <w:spacing w:line="360" w:lineRule="auto"/>
                     <w:ind w:right="175"/>
                     <w:jc w:val="left"/>
+                  </w:pPr>
+                  <w:r>
                     <w:rPr>
                       <w:rFonts w:eastAsia="Times New Roman"/>
                     </w:rPr>
-                  </w:pPr>
+                    <w:t>al</w:t>
+                  </w:r>
                   <w:r>
                     <w:rPr>
                       <w:rFonts w:eastAsia="Times New Roman"/>
                     </w:rPr>
-                    <w:t>g.</w:t>
+                    <w:t>.</w:t>
                   </w:r>
                   <w:r>
                     <w:rPr>
@@ -7923,11 +8429,48 @@
                     <w:rPr>
                       <w:rFonts w:eastAsia="Times New Roman"/>
                     </w:rPr>
-                    <w:t>HANGE_TYPE = y.CHANGE_TYPE_NAME </w:t>
+                    <w:t>HANGE_TYPE</w:t>
+                  </w:r>
+                  <w:r>
+                    <w:rPr>
+                      <w:rFonts w:eastAsia="Times New Roman"/>
+                    </w:rPr>
+                    <w:t>_</w:t>
+                  </w:r>
+                  <w:r>
+                    <w:rPr>
+                      <w:rFonts w:eastAsia="Times New Roman"/>
+                    </w:rPr>
+                    <w:t>CODE</w:t>
+                  </w:r>
+                  <w:r>
+                    <w:rPr>
+                      <w:rFonts w:eastAsia="Times New Roman"/>
+                    </w:rPr>
+                    <w:t> = </w:t>
+                  </w:r>
+                  <w:r>
+                    <w:rPr>
+                      <w:rFonts w:eastAsia="Times New Roman"/>
+                    </w:rPr>
+                    <w:t>y.CHANGE_TYPE_</w:t>
+                  </w:r>
+                  <w:r>
+                    <w:rPr>
+                      <w:rFonts w:eastAsia="Times New Roman"/>
+                    </w:rPr>
+                    <w:t>CODE</w:t>
+                  </w:r>
+                  <w:r>
+                    <w:rPr>
+                      <w:rFonts w:eastAsia="Times New Roman"/>
+                    </w:rPr>
+                    <w:t xml:space="preserve"> and </w:t>
                   </w:r>
                 </w:p>
                 <w:p>
                   <w:pPr>
+                    <w:pStyle w:val="Normal"/>
                     <w:spacing w:line="360" w:lineRule="auto"/>
                     <w:ind w:right="175"/>
                     <w:jc w:val="left"/>
@@ -7936,6 +8479,56 @@
                       <w:lang w:val="en-GB"/>
                     </w:rPr>
                   </w:pPr>
+                  <w:r>
+                    <w:rPr>
+                      <w:rFonts w:ascii="Times New Roman" w:hAnsi="Times New Roman" w:eastAsia="Times New Roman" w:cs="Times New Roman" w:eastAsiaTheme="minorAscii"/>
+                      <w:color w:val="auto"/>
+                      <w:sz w:val="24"/>
+                      <w:szCs w:val="24"/>
+                      <w:lang w:eastAsia="en-US" w:bidi="ar-SA"/>
+                    </w:rPr>
+                    <w:t>al.</w:t>
+                  </w:r>
+                  <w:r>
+                    <w:rPr>
+                      <w:rFonts w:ascii="Times New Roman" w:hAnsi="Times New Roman" w:eastAsia="Times New Roman" w:cs="Times New Roman" w:eastAsiaTheme="minorAscii"/>
+                      <w:noProof w:val="0"/>
+                      <w:color w:val="auto"/>
+                      <w:sz w:val="24"/>
+                      <w:szCs w:val="24"/>
+                      <w:lang w:val="en-US" w:eastAsia="en-US" w:bidi="ar-SA"/>
+                    </w:rPr>
+                    <w:t>DETAIL_</w:t>
+                  </w:r>
+                  <w:r>
+                    <w:rPr>
+                      <w:rFonts w:eastAsia="Times New Roman"/>
+                    </w:rPr>
+                    <w:t>CHANGE_TYPE_CODE</w:t>
+                  </w:r>
+                  <w:r>
+                    <w:rPr>
+                      <w:rFonts w:eastAsia="Times New Roman"/>
+                    </w:rPr>
+                    <w:t> = y.</w:t>
+                  </w:r>
+                  <w:r>
+                    <w:rPr>
+                      <w:rFonts w:ascii="Times New Roman" w:hAnsi="Times New Roman" w:eastAsia="Times New Roman" w:cs="Times New Roman" w:eastAsiaTheme="minorAscii"/>
+                      <w:noProof w:val="0"/>
+                      <w:color w:val="auto"/>
+                      <w:sz w:val="24"/>
+                      <w:szCs w:val="24"/>
+                      <w:lang w:val="en-US" w:eastAsia="en-US" w:bidi="ar-SA"/>
+                    </w:rPr>
+                    <w:t>DETAIL_</w:t>
+                  </w:r>
+                  <w:r>
+                    <w:rPr>
+                      <w:rFonts w:eastAsia="Times New Roman"/>
+                    </w:rPr>
+                    <w:t>CHANGE_TYPE_COD</w:t>
+                  </w:r>
                 </w:p>
               </w:tc>
             </w:tr>
@@ -7946,6 +8539,7 @@
               <w:tc>
                 <w:tcPr>
                   <w:tcW w:w="3565" w:type="dxa"/>
+                  <w:tcMar/>
                   <w:vAlign w:val="center"/>
                 </w:tcPr>
                 <w:p>
@@ -7968,6 +8562,7 @@
               <w:tc>
                 <w:tcPr>
                   <w:tcW w:w="3872" w:type="dxa"/>
+                  <w:tcMar/>
                   <w:vAlign w:val="center"/>
                 </w:tcPr>
                 <w:p>
@@ -7997,6 +8592,7 @@
               <w:tc>
                 <w:tcPr>
                   <w:tcW w:w="3565" w:type="dxa"/>
+                  <w:tcMar/>
                   <w:vAlign w:val="center"/>
                 </w:tcPr>
                 <w:p>
@@ -8019,6 +8615,7 @@
               <w:tc>
                 <w:tcPr>
                   <w:tcW w:w="3872" w:type="dxa"/>
+                  <w:tcMar/>
                   <w:vAlign w:val="center"/>
                 </w:tcPr>
                 <w:p>
@@ -8029,7 +8626,7 @@
                   </w:pPr>
                   <w:r>
                     <w:rPr>
-                      <w:color w:val="000000" w:themeColor="text1"/>
+                      <w:color w:val="000000" w:themeColor="text1" w:themeTint="FF" w:themeShade="FF"/>
                       <w:lang w:val="en-GB"/>
                     </w:rPr>
                     <w:t>LEFT JOIN với điều kiện: u.ID_NUMBER = ac.LEGAL_ID</w:t>
@@ -8037,18 +8634,25 @@
                 </w:p>
                 <w:p>
                   <w:pPr>
+                    <w:pStyle w:val="Normal"/>
                     <w:spacing w:line="360" w:lineRule="auto"/>
                     <w:ind w:right="175"/>
                     <w:jc w:val="left"/>
                     <w:rPr>
-                      <w:rFonts w:eastAsia="Times New Roman"/>
+                      <w:rFonts w:ascii="Times New Roman" w:hAnsi="Times New Roman" w:eastAsia="Times New Roman" w:cs="Times New Roman"/>
+                      <w:noProof w:val="0"/>
+                      <w:sz w:val="24"/>
+                      <w:szCs w:val="24"/>
                       <w:lang w:val="en-GB"/>
                     </w:rPr>
                   </w:pPr>
                   <w:r>
                     <w:rPr>
-                      <w:rFonts w:eastAsia="Times New Roman"/>
-                      <w:color w:val="000000" w:themeColor="text1"/>
+                      <w:rFonts w:ascii="Times New Roman" w:hAnsi="Times New Roman" w:eastAsia="Times New Roman" w:cs="Times New Roman"/>
+                      <w:noProof w:val="0"/>
+                      <w:color w:val="000000" w:themeColor="text1" w:themeTint="FF" w:themeShade="FF"/>
+                      <w:sz w:val="24"/>
+                      <w:szCs w:val="24"/>
                       <w:lang w:val="en-GB"/>
                     </w:rPr>
                     <w:t>and u.ID_TYPE = ac.LEGAL_DOC_NAME</w:t>
@@ -8063,6 +8667,7 @@
               <w:tc>
                 <w:tcPr>
                   <w:tcW w:w="3565" w:type="dxa"/>
+                  <w:tcMar/>
                   <w:vAlign w:val="center"/>
                 </w:tcPr>
                 <w:p>
@@ -8085,6 +8690,7 @@
               <w:tc>
                 <w:tcPr>
                   <w:tcW w:w="3872" w:type="dxa"/>
+                  <w:tcMar/>
                   <w:vAlign w:val="center"/>
                 </w:tcPr>
                 <w:p>
@@ -8114,6 +8720,7 @@
               <w:tc>
                 <w:tcPr>
                   <w:tcW w:w="3565" w:type="dxa"/>
+                  <w:tcMar/>
                   <w:vAlign w:val="center"/>
                 </w:tcPr>
                 <w:p>
@@ -8136,6 +8743,7 @@
               <w:tc>
                 <w:tcPr>
                   <w:tcW w:w="3872" w:type="dxa"/>
+                  <w:tcMar/>
                   <w:vAlign w:val="center"/>
                 </w:tcPr>
                 <w:p>
@@ -8165,6 +8773,7 @@
               <w:tc>
                 <w:tcPr>
                   <w:tcW w:w="3565" w:type="dxa"/>
+                  <w:tcMar/>
                   <w:vAlign w:val="bottom"/>
                 </w:tcPr>
                 <w:p>
@@ -8199,6 +8808,7 @@
               <w:tc>
                 <w:tcPr>
                   <w:tcW w:w="3872" w:type="dxa"/>
+                  <w:tcMar/>
                 </w:tcPr>
                 <w:p>
                   <w:pPr>
@@ -8329,6 +8939,7 @@
               <w:tc>
                 <w:tcPr>
                   <w:tcW w:w="3565" w:type="dxa"/>
+                  <w:tcMar/>
                   <w:vAlign w:val="bottom"/>
                 </w:tcPr>
                 <w:p>
@@ -8363,6 +8974,7 @@
               <w:tc>
                 <w:tcPr>
                   <w:tcW w:w="3872" w:type="dxa"/>
+                  <w:tcMar/>
                 </w:tcPr>
                 <w:p>
                   <w:pPr>
@@ -8475,6 +9087,7 @@
               <w:tc>
                 <w:tcPr>
                   <w:tcW w:w="3565" w:type="dxa"/>
+                  <w:tcMar/>
                   <w:vAlign w:val="bottom"/>
                 </w:tcPr>
                 <w:p>
@@ -8509,6 +9122,7 @@
               <w:tc>
                 <w:tcPr>
                   <w:tcW w:w="3872" w:type="dxa"/>
+                  <w:tcMar/>
                 </w:tcPr>
                 <w:p>
                   <w:pPr>
@@ -8621,6 +9235,7 @@
               <w:tc>
                 <w:tcPr>
                   <w:tcW w:w="3565" w:type="dxa"/>
+                  <w:tcMar/>
                   <w:vAlign w:val="bottom"/>
                 </w:tcPr>
                 <w:p>
@@ -8636,7 +9251,6 @@
                     <w:rPr>
                       <w:color w:val="000000"/>
                     </w:rPr>
-                    <w:lastRenderedPageBreak/>
                     <w:t>SBLOS2.</w:t>
                   </w:r>
                   <w:r>
@@ -8656,6 +9270,7 @@
               <w:tc>
                 <w:tcPr>
                   <w:tcW w:w="3872" w:type="dxa"/>
+                  <w:tcMar/>
                 </w:tcPr>
                 <w:p>
                   <w:pPr>
@@ -8665,26 +9280,82 @@
                   </w:pPr>
                   <w:r>
                     <w:rPr>
-                      <w:color w:val="000000" w:themeColor="text1"/>
+                      <w:color w:val="000000" w:themeColor="text1" w:themeTint="FF" w:themeShade="FF"/>
                       <w:lang w:val="en-GB"/>
                     </w:rPr>
-                    <w:t xml:space="preserve">LEFT JOIN với điều kiện: f.WI_NAME = ai.WI_NAME and </w:t>
+                    <w:t xml:space="preserve">LEFT JOIN với điều kiện: </w:t>
+                  </w:r>
+                  <w:r>
+                    <w:rPr>
+                      <w:color w:val="000000" w:themeColor="text1" w:themeTint="FF" w:themeShade="FF"/>
+                      <w:lang w:val="en-GB"/>
+                    </w:rPr>
+                    <w:t>f</w:t>
+                  </w:r>
+                  <w:r>
+                    <w:rPr>
+                      <w:color w:val="000000" w:themeColor="text1" w:themeTint="FF" w:themeShade="FF"/>
+                      <w:lang w:val="en-GB"/>
+                    </w:rPr>
+                    <w:t>.WI</w:t>
+                  </w:r>
+                  <w:r>
+                    <w:rPr>
+                      <w:color w:val="000000" w:themeColor="text1" w:themeTint="FF" w:themeShade="FF"/>
+                      <w:lang w:val="en-GB"/>
+                    </w:rPr>
+                    <w:t>_</w:t>
+                  </w:r>
+                  <w:r>
+                    <w:rPr>
+                      <w:color w:val="000000" w:themeColor="text1" w:themeTint="FF" w:themeShade="FF"/>
+                      <w:lang w:val="en-GB"/>
+                    </w:rPr>
+                    <w:t xml:space="preserve">NAME = </w:t>
+                  </w:r>
+                  <w:r>
+                    <w:rPr>
+                      <w:color w:val="000000" w:themeColor="text1" w:themeTint="FF" w:themeShade="FF"/>
+                      <w:lang w:val="en-GB"/>
+                    </w:rPr>
+                    <w:t>ai</w:t>
+                  </w:r>
+                  <w:r>
+                    <w:rPr>
+                      <w:color w:val="000000" w:themeColor="text1" w:themeTint="FF" w:themeShade="FF"/>
+                      <w:lang w:val="en-GB"/>
+                    </w:rPr>
+                    <w:t>.WI_NAME</w:t>
+                  </w:r>
+                  <w:r>
+                    <w:rPr>
+                      <w:color w:val="000000" w:themeColor="text1" w:themeTint="FF" w:themeShade="FF"/>
+                      <w:lang w:val="en-GB"/>
+                    </w:rPr>
+                    <w:t xml:space="preserve"> and </w:t>
                   </w:r>
                 </w:p>
                 <w:p>
                   <w:pPr>
+                    <w:pStyle w:val="Normal"/>
                     <w:spacing w:line="360" w:lineRule="auto"/>
                     <w:ind w:right="175"/>
                     <w:jc w:val="left"/>
                     <w:rPr>
-                      <w:rFonts w:eastAsia="Times New Roman"/>
+                      <w:rFonts w:ascii="Times New Roman" w:hAnsi="Times New Roman" w:eastAsia="Times New Roman" w:cs="Times New Roman"/>
+                      <w:noProof w:val="0"/>
+                      <w:sz w:val="24"/>
+                      <w:szCs w:val="24"/>
                       <w:lang w:val="en-GB"/>
                     </w:rPr>
                   </w:pPr>
                   <w:r>
                     <w:rPr>
-                      <w:rFonts w:eastAsia="Times New Roman"/>
-                      <w:color w:val="000000" w:themeColor="text1"/>
+                      <w:rFonts w:ascii="Times New Roman" w:hAnsi="Times New Roman" w:eastAsia="Times New Roman" w:cs="Times New Roman"/>
+                      <w:noProof w:val="0"/>
+                      <w:color w:val="000000" w:themeColor="text1" w:themeTint="FF" w:themeShade="FF"/>
+                      <w:sz w:val="24"/>
+                      <w:szCs w:val="24"/>
                       <w:lang w:val="en-GB"/>
                     </w:rPr>
                     <w:t>f.SUB_PRODUCT_LINE = 'SeATeacher'</w:t>
@@ -8699,6 +9370,7 @@
               <w:tc>
                 <w:tcPr>
                   <w:tcW w:w="3565" w:type="dxa"/>
+                  <w:tcMar/>
                   <w:vAlign w:val="bottom"/>
                 </w:tcPr>
                 <w:p>
@@ -8733,6 +9405,7 @@
               <w:tc>
                 <w:tcPr>
                   <w:tcW w:w="3872" w:type="dxa"/>
+                  <w:tcMar/>
                 </w:tcPr>
                 <w:p>
                   <w:pPr>
@@ -8746,94 +9419,178 @@
                   </w:pPr>
                   <w:r>
                     <w:rPr>
-                      <w:color w:val="000000"/>
+                      <w:color w:val="000000" w:themeColor="text1" w:themeTint="FF" w:themeShade="FF"/>
                       <w:lang w:val="en-GB"/>
                     </w:rPr>
-                    <w:t xml:space="preserve">LEFT JOIN với điều kiện: </w:t>
-                  </w:r>
-                  <w:r>
-                    <w:rPr>
-                      <w:color w:val="000000"/>
+                    <w:t xml:space="preserve">LEFT JOIN </w:t>
+                  </w:r>
+                  <w:r>
+                    <w:rPr>
+                      <w:color w:val="000000" w:themeColor="text1" w:themeTint="FF" w:themeShade="FF"/>
                       <w:lang w:val="en-GB"/>
                     </w:rPr>
+                    <w:t>với</w:t>
+                  </w:r>
+                  <w:r>
+                    <w:rPr>
+                      <w:color w:val="000000" w:themeColor="text1" w:themeTint="FF" w:themeShade="FF"/>
+                      <w:lang w:val="en-GB"/>
+                    </w:rPr>
+                    <w:t xml:space="preserve"> </w:t>
+                  </w:r>
+                  <w:r>
+                    <w:rPr>
+                      <w:color w:val="000000" w:themeColor="text1" w:themeTint="FF" w:themeShade="FF"/>
+                      <w:lang w:val="en-GB"/>
+                    </w:rPr>
+                    <w:t>điều</w:t>
+                  </w:r>
+                  <w:r>
+                    <w:rPr>
+                      <w:color w:val="000000" w:themeColor="text1" w:themeTint="FF" w:themeShade="FF"/>
+                      <w:lang w:val="en-GB"/>
+                    </w:rPr>
+                    <w:t xml:space="preserve"> </w:t>
+                  </w:r>
+                  <w:r>
+                    <w:rPr>
+                      <w:color w:val="000000" w:themeColor="text1" w:themeTint="FF" w:themeShade="FF"/>
+                      <w:lang w:val="en-GB"/>
+                    </w:rPr>
+                    <w:t>kiện</w:t>
+                  </w:r>
+                  <w:r>
+                    <w:rPr>
+                      <w:color w:val="000000" w:themeColor="text1" w:themeTint="FF" w:themeShade="FF"/>
+                      <w:lang w:val="en-GB"/>
+                    </w:rPr>
+                    <w:t xml:space="preserve">: </w:t>
+                  </w:r>
+                  <w:r>
+                    <w:rPr>
+                      <w:color w:val="000000" w:themeColor="text1" w:themeTint="FF" w:themeShade="FF"/>
+                      <w:lang w:val="en-GB"/>
+                    </w:rPr>
                     <w:t>f</w:t>
                   </w:r>
                   <w:r>
                     <w:rPr>
-                      <w:color w:val="000000"/>
+                      <w:color w:val="000000" w:themeColor="text1" w:themeTint="FF" w:themeShade="FF"/>
                       <w:lang w:val="en-GB"/>
                     </w:rPr>
                     <w:t>.WI</w:t>
                   </w:r>
                   <w:r>
                     <w:rPr>
-                      <w:color w:val="000000"/>
+                      <w:color w:val="000000" w:themeColor="text1" w:themeTint="FF" w:themeShade="FF"/>
                       <w:lang w:val="en-GB"/>
                     </w:rPr>
                     <w:t>_</w:t>
                   </w:r>
                   <w:r>
                     <w:rPr>
-                      <w:color w:val="000000"/>
+                      <w:color w:val="000000" w:themeColor="text1" w:themeTint="FF" w:themeShade="FF"/>
                       <w:lang w:val="en-GB"/>
                     </w:rPr>
-                    <w:t xml:space="preserve">NAME = </w:t>
-                  </w:r>
-                  <w:r>
-                    <w:rPr>
-                      <w:color w:val="000000"/>
+                    <w:t>NAME</w:t>
+                  </w:r>
+                  <w:r>
+                    <w:rPr>
+                      <w:color w:val="000000" w:themeColor="text1" w:themeTint="FF" w:themeShade="FF"/>
                       <w:lang w:val="en-GB"/>
                     </w:rPr>
+                    <w:t xml:space="preserve"> = </w:t>
+                  </w:r>
+                  <w:r>
+                    <w:rPr>
+                      <w:color w:val="000000" w:themeColor="text1" w:themeTint="FF" w:themeShade="FF"/>
+                      <w:lang w:val="en-GB"/>
+                    </w:rPr>
                     <w:t>aj</w:t>
                   </w:r>
                   <w:r>
                     <w:rPr>
-                      <w:color w:val="000000"/>
+                      <w:color w:val="000000" w:themeColor="text1" w:themeTint="FF" w:themeShade="FF"/>
                       <w:lang w:val="en-GB"/>
                     </w:rPr>
                     <w:t>.WI_NAME</w:t>
                   </w:r>
                   <w:r>
                     <w:rPr>
-                      <w:color w:val="000000"/>
+                      <w:color w:val="000000" w:themeColor="text1" w:themeTint="FF" w:themeShade="FF"/>
                       <w:lang w:val="en-GB"/>
                     </w:rPr>
-                    <w:t xml:space="preserve"> and f.</w:t>
-                  </w:r>
-                  <w:r>
-                    <w:rPr>
-                      <w:color w:val="000000"/>
+                    <w:t xml:space="preserve"> and </w:t>
+                  </w:r>
+                  <w:r>
+                    <w:rPr>
+                      <w:color w:val="000000" w:themeColor="text1" w:themeTint="FF" w:themeShade="FF"/>
                       <w:lang w:val="en-GB"/>
                     </w:rPr>
+                    <w:t>f.</w:t>
+                  </w:r>
+                  <w:r>
+                    <w:rPr>
+                      <w:color w:val="000000" w:themeColor="text1" w:themeTint="FF" w:themeShade="FF"/>
+                      <w:lang w:val="en-GB"/>
+                    </w:rPr>
                     <w:t>SUB_PRODUCT_LINE</w:t>
                   </w:r>
                   <w:r>
                     <w:rPr>
-                      <w:color w:val="000000"/>
+                      <w:color w:val="000000" w:themeColor="text1" w:themeTint="FF" w:themeShade="FF"/>
                       <w:lang w:val="en-GB"/>
                     </w:rPr>
                     <w:t xml:space="preserve"> </w:t>
                   </w:r>
                   <w:r>
                     <w:rPr>
-                      <w:color w:val="000000"/>
+                      <w:color w:val="000000" w:themeColor="text1" w:themeTint="FF" w:themeShade="FF"/>
                       <w:lang w:val="en-GB"/>
                     </w:rPr>
                     <w:t>=</w:t>
                   </w:r>
                   <w:r>
                     <w:rPr>
-                      <w:color w:val="000000"/>
+                      <w:color w:val="000000" w:themeColor="text1" w:themeTint="FF" w:themeShade="FF"/>
                       <w:lang w:val="en-GB"/>
                     </w:rPr>
                     <w:t xml:space="preserve"> </w:t>
                   </w:r>
                   <w:r>
                     <w:rPr>
-                      <w:color w:val="000000"/>
+                      <w:color w:val="000000" w:themeColor="text1" w:themeTint="FF" w:themeShade="FF"/>
                       <w:lang w:val="en-GB"/>
                     </w:rPr>
-                    <w:t>'SeAWoman'</w:t>
+                    <w:t>'</w:t>
+                  </w:r>
+                  <w:r>
+                    <w:rPr>
+                      <w:color w:val="000000" w:themeColor="text1" w:themeTint="FF" w:themeShade="FF"/>
+                      <w:lang w:val="en-GB"/>
+                    </w:rPr>
+                    <w:t>SeAWom</w:t>
+                  </w:r>
+                  <w:r>
+                    <w:rPr>
+                      <w:color w:val="000000" w:themeColor="text1" w:themeTint="FF" w:themeShade="FF"/>
+                      <w:lang w:val="en-GB"/>
+                    </w:rPr>
+                    <w:t>e</w:t>
+                  </w:r>
+                  <w:r>
+                    <w:rPr>
+                      <w:color w:val="000000" w:themeColor="text1" w:themeTint="FF" w:themeShade="FF"/>
+                      <w:lang w:val="en-GB"/>
+                    </w:rPr>
+                    <w:t>n</w:t>
+                  </w:r>
+                  <w:r>
+                    <w:rPr>
+                      <w:color w:val="000000" w:themeColor="text1" w:themeTint="FF" w:themeShade="FF"/>
+                      <w:lang w:val="en-GB"/>
+                    </w:rPr>
+                    <w:t>'</w:t>
                   </w:r>
                 </w:p>
               </w:tc>
@@ -8845,6 +9602,7 @@
               <w:tc>
                 <w:tcPr>
                   <w:tcW w:w="3565" w:type="dxa"/>
+                  <w:tcMar/>
                   <w:vAlign w:val="bottom"/>
                 </w:tcPr>
                 <w:p>
@@ -8879,6 +9637,7 @@
               <w:tc>
                 <w:tcPr>
                   <w:tcW w:w="3872" w:type="dxa"/>
+                  <w:tcMar/>
                 </w:tcPr>
                 <w:p>
                   <w:pPr>
@@ -8946,12 +9705,99 @@
                 </w:p>
               </w:tc>
             </w:tr>
+            <w:tr>
+              <w:trPr>
+                <w:trHeight w:val="242"/>
+              </w:trPr>
+              <w:tc>
+                <w:tcPr>
+                  <w:tcW w:w="3565" w:type="dxa"/>
+                  <w:tcMar/>
+                  <w:vAlign w:val="bottom"/>
+                </w:tcPr>
+                <w:p>
+                  <w:pPr>
+                    <w:pStyle w:val="Normal"/>
+                    <w:spacing w:line="360" w:lineRule="auto"/>
+                    <w:jc w:val="left"/>
+                  </w:pPr>
+                  <w:r>
+                    <w:rPr>
+                      <w:color w:val="000000" w:themeColor="text1" w:themeTint="FF" w:themeShade="FF"/>
+                    </w:rPr>
+                    <w:t>SBLOS2.</w:t>
+                  </w:r>
+                  <w:r>
+                    <w:rPr>
+                      <w:color w:val="000000" w:themeColor="text1" w:themeTint="FF" w:themeShade="FF"/>
+                    </w:rPr>
+                    <w:t>SB_RLOS_CHANGE_REQUEST (al)</w:t>
+                  </w:r>
+                </w:p>
+              </w:tc>
+              <w:tc>
+                <w:tcPr>
+                  <w:tcW w:w="3872" w:type="dxa"/>
+                  <w:tcMar/>
+                </w:tcPr>
+                <w:p>
+                  <w:pPr>
+                    <w:spacing w:line="360" w:lineRule="auto"/>
+                    <w:ind w:right="175"/>
+                    <w:jc w:val="left"/>
+                    <w:rPr>
+                      <w:rFonts w:eastAsia="Times New Roman"/>
+                      <w:lang w:val="en-GB"/>
+                    </w:rPr>
+                  </w:pPr>
+                  <w:r>
+                    <w:rPr>
+                      <w:rFonts w:eastAsia="Times New Roman"/>
+                      <w:lang w:val="en-GB"/>
+                    </w:rPr>
+                    <w:t>LEFT JOIN với điều kiện:</w:t>
+                  </w:r>
+                </w:p>
+                <w:p>
+                  <w:pPr>
+                    <w:pStyle w:val="Normal"/>
+                    <w:spacing w:line="360" w:lineRule="auto"/>
+                    <w:jc w:val="left"/>
+                    <w:rPr>
+                      <w:rFonts w:eastAsia="Times New Roman"/>
+                      <w:lang w:val="en-GB"/>
+                    </w:rPr>
+                  </w:pPr>
+                  <w:r>
+                    <w:rPr>
+                      <w:rFonts w:eastAsia="Times New Roman"/>
+                      <w:lang w:val="en-GB"/>
+                    </w:rPr>
+                    <w:t>g.</w:t>
+                  </w:r>
+                  <w:r>
+                    <w:rPr>
+                      <w:rFonts w:eastAsia="Times New Roman"/>
+                      <w:lang w:val="en-GB"/>
+                    </w:rPr>
+                    <w:t xml:space="preserve">WI_NAME = </w:t>
+                  </w:r>
+                  <w:r>
+                    <w:rPr>
+                      <w:rFonts w:eastAsia="Times New Roman"/>
+                      <w:lang w:val="en-GB"/>
+                    </w:rPr>
+                    <w:t>al.WI_NAME</w:t>
+                  </w:r>
+                </w:p>
+              </w:tc>
+            </w:tr>
           </w:tbl>
           <w:p>
             <w:pPr>
               <w:spacing w:line="360" w:lineRule="auto"/>
               <w:rPr>
-                <w:rFonts w:ascii="Times New Roman" w:eastAsia="Times New Roman" w:hAnsi="Times New Roman" w:cs="Times New Roman"/>
+                <w:rFonts w:ascii="Times New Roman" w:hAnsi="Times New Roman" w:eastAsia="Times New Roman" w:cs="Times New Roman"/>
                 <w:lang w:val="en-GB"/>
               </w:rPr>
             </w:pPr>
@@ -8967,17 +9813,18 @@
             <w:cnfStyle w:val="001000000000" w:firstRow="0" w:lastRow="0" w:firstColumn="1" w:lastColumn="0" w:oddVBand="0" w:evenVBand="0" w:oddHBand="0" w:evenHBand="0" w:firstRowFirstColumn="0" w:firstRowLastColumn="0" w:lastRowFirstColumn="0" w:lastRowLastColumn="0"/>
             <w:tcW w:w="649" w:type="dxa"/>
             <w:tcBorders>
-              <w:top w:val="none" w:sz="0" w:space="0" w:color="auto"/>
-              <w:left w:val="none" w:sz="0" w:space="0" w:color="auto"/>
-              <w:bottom w:val="none" w:sz="0" w:space="0" w:color="auto"/>
+              <w:top w:val="none" w:color="auto" w:sz="0" w:space="0"/>
+              <w:left w:val="none" w:color="auto" w:sz="0" w:space="0"/>
+              <w:bottom w:val="none" w:color="auto" w:sz="0" w:space="0"/>
             </w:tcBorders>
+            <w:tcMar/>
           </w:tcPr>
           <w:p>
             <w:pPr>
               <w:ind w:left="-144" w:right="-144"/>
               <w:jc w:val="center"/>
               <w:rPr>
-                <w:rFonts w:ascii="Times New Roman" w:eastAsia="Times New Roman" w:hAnsi="Times New Roman" w:cs="Times New Roman"/>
+                <w:rFonts w:ascii="Times New Roman" w:hAnsi="Times New Roman" w:eastAsia="Times New Roman" w:cs="Times New Roman"/>
                 <w:sz w:val="24"/>
                 <w:szCs w:val="24"/>
                 <w:lang w:val="en-GB"/>
@@ -8990,18 +9837,19 @@
             <w:cnfStyle w:val="000010000000" w:firstRow="0" w:lastRow="0" w:firstColumn="0" w:lastColumn="0" w:oddVBand="1" w:evenVBand="0" w:oddHBand="0" w:evenHBand="0" w:firstRowFirstColumn="0" w:firstRowLastColumn="0" w:lastRowFirstColumn="0" w:lastRowLastColumn="0"/>
             <w:tcW w:w="851" w:type="dxa"/>
             <w:tcBorders>
-              <w:top w:val="none" w:sz="0" w:space="0" w:color="auto"/>
-              <w:left w:val="none" w:sz="0" w:space="0" w:color="auto"/>
-              <w:bottom w:val="none" w:sz="0" w:space="0" w:color="auto"/>
-              <w:right w:val="none" w:sz="0" w:space="0" w:color="auto"/>
+              <w:top w:val="none" w:color="auto" w:sz="0" w:space="0"/>
+              <w:left w:val="none" w:color="auto" w:sz="0" w:space="0"/>
+              <w:bottom w:val="none" w:color="auto" w:sz="0" w:space="0"/>
+              <w:right w:val="none" w:color="auto" w:sz="0" w:space="0"/>
             </w:tcBorders>
+            <w:tcMar/>
           </w:tcPr>
           <w:p>
             <w:pPr>
               <w:ind w:left="-144" w:right="-144"/>
               <w:jc w:val="center"/>
               <w:rPr>
-                <w:rFonts w:ascii="Times New Roman" w:eastAsia="Times New Roman" w:hAnsi="Times New Roman" w:cs="Times New Roman"/>
+                <w:rFonts w:ascii="Times New Roman" w:hAnsi="Times New Roman" w:eastAsia="Times New Roman" w:cs="Times New Roman"/>
                 <w:sz w:val="24"/>
                 <w:szCs w:val="24"/>
                 <w:lang w:val="en-GB"/>
@@ -9009,7 +9857,7 @@
             </w:pPr>
             <w:r>
               <w:rPr>
-                <w:rFonts w:ascii="Times New Roman" w:eastAsia="Times New Roman" w:hAnsi="Times New Roman" w:cs="Times New Roman"/>
+                <w:rFonts w:ascii="Times New Roman" w:hAnsi="Times New Roman" w:eastAsia="Times New Roman" w:cs="Times New Roman"/>
                 <w:sz w:val="24"/>
                 <w:szCs w:val="24"/>
                 <w:lang w:val="en-GB"/>
@@ -9023,10 +9871,11 @@
             <w:cnfStyle w:val="000100000000" w:firstRow="0" w:lastRow="0" w:firstColumn="0" w:lastColumn="1" w:oddVBand="0" w:evenVBand="0" w:oddHBand="0" w:evenHBand="0" w:firstRowFirstColumn="0" w:firstRowLastColumn="0" w:lastRowFirstColumn="0" w:lastRowLastColumn="0"/>
             <w:tcW w:w="7680" w:type="dxa"/>
             <w:tcBorders>
-              <w:top w:val="none" w:sz="0" w:space="0" w:color="auto"/>
-              <w:bottom w:val="none" w:sz="0" w:space="0" w:color="auto"/>
-              <w:right w:val="none" w:sz="0" w:space="0" w:color="auto"/>
+              <w:top w:val="none" w:color="auto" w:sz="0" w:space="0"/>
+              <w:bottom w:val="none" w:color="auto" w:sz="0" w:space="0"/>
+              <w:right w:val="none" w:color="auto" w:sz="0" w:space="0"/>
             </w:tcBorders>
+            <w:tcMar/>
           </w:tcPr>
           <w:p>
             <w:pPr>
@@ -9081,8 +9930,8 @@
           <w:b/>
         </w:rPr>
       </w:pPr>
-      <w:bookmarkStart w:id="45" w:name="_Toc384987416"/>
-      <w:bookmarkStart w:id="46" w:name="_Toc360108733"/>
+      <w:bookmarkStart w:name="_Toc384987416" w:id="45"/>
+      <w:bookmarkStart w:name="_Toc360108733" w:id="46"/>
       <w:bookmarkEnd w:id="40"/>
       <w:bookmarkEnd w:id="41"/>
       <w:bookmarkEnd w:id="44"/>
@@ -9108,6 +9957,7 @@
         <w:tc>
           <w:tcPr>
             <w:tcW w:w="838" w:type="dxa"/>
+            <w:tcMar/>
           </w:tcPr>
           <w:p>
             <w:pPr>
@@ -9132,6 +9982,7 @@
         <w:tc>
           <w:tcPr>
             <w:tcW w:w="1842" w:type="dxa"/>
+            <w:tcMar/>
           </w:tcPr>
           <w:p>
             <w:pPr>
@@ -9156,6 +10007,7 @@
         <w:tc>
           <w:tcPr>
             <w:tcW w:w="1985" w:type="dxa"/>
+            <w:tcMar/>
           </w:tcPr>
           <w:p>
             <w:pPr>
@@ -9180,6 +10032,7 @@
         <w:tc>
           <w:tcPr>
             <w:tcW w:w="4819" w:type="dxa"/>
+            <w:tcMar/>
           </w:tcPr>
           <w:p>
             <w:pPr>
@@ -9206,6 +10059,7 @@
         <w:tc>
           <w:tcPr>
             <w:tcW w:w="838" w:type="dxa"/>
+            <w:tcMar/>
           </w:tcPr>
           <w:p>
             <w:pPr>
@@ -9222,6 +10076,7 @@
         <w:tc>
           <w:tcPr>
             <w:tcW w:w="1842" w:type="dxa"/>
+            <w:tcMar/>
           </w:tcPr>
           <w:p>
             <w:pPr>
@@ -9243,6 +10098,7 @@
         <w:tc>
           <w:tcPr>
             <w:tcW w:w="1985" w:type="dxa"/>
+            <w:tcMar/>
           </w:tcPr>
           <w:p>
             <w:pPr>
@@ -9257,53 +10113,45 @@
         <w:tc>
           <w:tcPr>
             <w:tcW w:w="4819" w:type="dxa"/>
-          </w:tcPr>
-          <w:p>
-            <w:pPr>
-              <w:spacing w:line="360" w:lineRule="auto"/>
-              <w:jc w:val="left"/>
-              <w:rPr>
-                <w:color w:val="000000" w:themeColor="text1"/>
-              </w:rPr>
-            </w:pPr>
-            <w:commentRangeStart w:id="47"/>
-            <w:commentRangeStart w:id="48"/>
-            <w:commentRangeStart w:id="49"/>
-            <w:r>
-              <w:rPr>
-                <w:color w:val="000000" w:themeColor="text1"/>
+            <w:tcMar/>
+          </w:tcPr>
+          <w:p>
+            <w:pPr>
+              <w:spacing w:line="360" w:lineRule="auto"/>
+              <w:jc w:val="left"/>
+              <w:rPr>
+                <w:color w:val="000000" w:themeColor="text1" w:themeTint="FF" w:themeShade="FF"/>
+              </w:rPr>
+            </w:pPr>
+            <w:commentRangeStart w:id="171809952"/>
+            <w:commentRangeStart w:id="1415941757"/>
+            <w:commentRangeStart w:id="1885153489"/>
+            <w:r>
+              <w:rPr>
+                <w:color w:val="000000" w:themeColor="text1" w:themeTint="FF" w:themeShade="FF"/>
               </w:rPr>
               <w:t>RLOS_REF_FLOW&gt; BI_FLOW</w:t>
             </w:r>
-            <w:commentRangeEnd w:id="47"/>
+            <w:commentRangeEnd w:id="171809952"/>
             <w:r>
               <w:rPr>
                 <w:rStyle w:val="CommentReference"/>
-                <w:color w:val="000000" w:themeColor="text1"/>
-                <w:sz w:val="24"/>
-                <w:szCs w:val="24"/>
-              </w:rPr>
-              <w:commentReference w:id="47"/>
-            </w:r>
-            <w:commentRangeEnd w:id="48"/>
+              </w:rPr>
+              <w:commentReference w:id="171809952"/>
+            </w:r>
+            <w:commentRangeEnd w:id="1415941757"/>
             <w:r>
               <w:rPr>
                 <w:rStyle w:val="CommentReference"/>
-                <w:color w:val="000000" w:themeColor="text1"/>
-                <w:sz w:val="24"/>
-                <w:szCs w:val="24"/>
-              </w:rPr>
-              <w:commentReference w:id="48"/>
-            </w:r>
-            <w:commentRangeEnd w:id="49"/>
+              </w:rPr>
+              <w:commentReference w:id="1415941757"/>
+            </w:r>
+            <w:commentRangeEnd w:id="1885153489"/>
             <w:r>
               <w:rPr>
                 <w:rStyle w:val="CommentReference"/>
-                <w:color w:val="000000" w:themeColor="text1"/>
-                <w:sz w:val="24"/>
-                <w:szCs w:val="24"/>
-              </w:rPr>
-              <w:commentReference w:id="49"/>
+              </w:rPr>
+              <w:commentReference w:id="1885153489"/>
             </w:r>
           </w:p>
         </w:tc>
@@ -9312,6 +10160,7 @@
         <w:tc>
           <w:tcPr>
             <w:tcW w:w="838" w:type="dxa"/>
+            <w:tcMar/>
           </w:tcPr>
           <w:p>
             <w:pPr>
@@ -9331,6 +10180,7 @@
         <w:tc>
           <w:tcPr>
             <w:tcW w:w="1842" w:type="dxa"/>
+            <w:tcMar/>
           </w:tcPr>
           <w:p>
             <w:pPr>
@@ -9352,6 +10202,7 @@
         <w:tc>
           <w:tcPr>
             <w:tcW w:w="1985" w:type="dxa"/>
+            <w:tcMar/>
           </w:tcPr>
           <w:p>
             <w:pPr>
@@ -9369,6 +10220,7 @@
         <w:tc>
           <w:tcPr>
             <w:tcW w:w="4819" w:type="dxa"/>
+            <w:tcMar/>
           </w:tcPr>
           <w:p>
             <w:pPr>
@@ -9391,6 +10243,7 @@
         <w:tc>
           <w:tcPr>
             <w:tcW w:w="838" w:type="dxa"/>
+            <w:tcMar/>
           </w:tcPr>
           <w:p>
             <w:pPr>
@@ -9410,6 +10263,7 @@
         <w:tc>
           <w:tcPr>
             <w:tcW w:w="1842" w:type="dxa"/>
+            <w:tcMar/>
           </w:tcPr>
           <w:p>
             <w:pPr>
@@ -9431,6 +10285,7 @@
         <w:tc>
           <w:tcPr>
             <w:tcW w:w="1985" w:type="dxa"/>
+            <w:tcMar/>
           </w:tcPr>
           <w:p>
             <w:pPr>
@@ -9448,6 +10303,7 @@
         <w:tc>
           <w:tcPr>
             <w:tcW w:w="4819" w:type="dxa"/>
+            <w:tcMar/>
           </w:tcPr>
           <w:p>
             <w:pPr>
@@ -9482,6 +10338,7 @@
         <w:tc>
           <w:tcPr>
             <w:tcW w:w="838" w:type="dxa"/>
+            <w:tcMar/>
           </w:tcPr>
           <w:p>
             <w:pPr>
@@ -9501,6 +10358,7 @@
         <w:tc>
           <w:tcPr>
             <w:tcW w:w="1842" w:type="dxa"/>
+            <w:tcMar/>
           </w:tcPr>
           <w:p>
             <w:pPr>
@@ -9522,6 +10380,7 @@
         <w:tc>
           <w:tcPr>
             <w:tcW w:w="1985" w:type="dxa"/>
+            <w:tcMar/>
           </w:tcPr>
           <w:p>
             <w:pPr>
@@ -9539,6 +10398,7 @@
         <w:tc>
           <w:tcPr>
             <w:tcW w:w="4819" w:type="dxa"/>
+            <w:tcMar/>
           </w:tcPr>
           <w:p>
             <w:pPr>
@@ -9567,6 +10427,7 @@
         <w:tc>
           <w:tcPr>
             <w:tcW w:w="838" w:type="dxa"/>
+            <w:tcMar/>
           </w:tcPr>
           <w:p>
             <w:pPr>
@@ -9586,6 +10447,7 @@
         <w:tc>
           <w:tcPr>
             <w:tcW w:w="1842" w:type="dxa"/>
+            <w:tcMar/>
           </w:tcPr>
           <w:p>
             <w:pPr>
@@ -9607,6 +10469,7 @@
         <w:tc>
           <w:tcPr>
             <w:tcW w:w="1985" w:type="dxa"/>
+            <w:tcMar/>
           </w:tcPr>
           <w:p>
             <w:pPr>
@@ -9624,6 +10487,7 @@
         <w:tc>
           <w:tcPr>
             <w:tcW w:w="4819" w:type="dxa"/>
+            <w:tcMar/>
           </w:tcPr>
           <w:p>
             <w:pPr>
@@ -9652,6 +10516,7 @@
         <w:tc>
           <w:tcPr>
             <w:tcW w:w="838" w:type="dxa"/>
+            <w:tcMar/>
           </w:tcPr>
           <w:p>
             <w:pPr>
@@ -9672,6 +10537,7 @@
         <w:tc>
           <w:tcPr>
             <w:tcW w:w="1842" w:type="dxa"/>
+            <w:tcMar/>
           </w:tcPr>
           <w:p>
             <w:pPr>
@@ -9693,6 +10559,7 @@
         <w:tc>
           <w:tcPr>
             <w:tcW w:w="1985" w:type="dxa"/>
+            <w:tcMar/>
           </w:tcPr>
           <w:p>
             <w:pPr>
@@ -9710,6 +10577,7 @@
         <w:tc>
           <w:tcPr>
             <w:tcW w:w="4819" w:type="dxa"/>
+            <w:tcMar/>
           </w:tcPr>
           <w:p>
             <w:pPr>
@@ -9795,6 +10663,7 @@
         <w:tc>
           <w:tcPr>
             <w:tcW w:w="838" w:type="dxa"/>
+            <w:tcMar/>
           </w:tcPr>
           <w:p>
             <w:pPr>
@@ -9815,6 +10684,7 @@
         <w:tc>
           <w:tcPr>
             <w:tcW w:w="1842" w:type="dxa"/>
+            <w:tcMar/>
           </w:tcPr>
           <w:p>
             <w:pPr>
@@ -9836,6 +10706,7 @@
         <w:tc>
           <w:tcPr>
             <w:tcW w:w="1985" w:type="dxa"/>
+            <w:tcMar/>
           </w:tcPr>
           <w:p>
             <w:pPr>
@@ -9853,6 +10724,7 @@
         <w:tc>
           <w:tcPr>
             <w:tcW w:w="4819" w:type="dxa"/>
+            <w:tcMar/>
           </w:tcPr>
           <w:p>
             <w:pPr>
@@ -9875,6 +10747,7 @@
         <w:tc>
           <w:tcPr>
             <w:tcW w:w="838" w:type="dxa"/>
+            <w:tcMar/>
           </w:tcPr>
           <w:p>
             <w:pPr>
@@ -9895,6 +10768,7 @@
         <w:tc>
           <w:tcPr>
             <w:tcW w:w="1842" w:type="dxa"/>
+            <w:tcMar/>
           </w:tcPr>
           <w:p>
             <w:pPr>
@@ -9916,6 +10790,7 @@
         <w:tc>
           <w:tcPr>
             <w:tcW w:w="1985" w:type="dxa"/>
+            <w:tcMar/>
           </w:tcPr>
           <w:p>
             <w:pPr>
@@ -9933,6 +10808,7 @@
         <w:tc>
           <w:tcPr>
             <w:tcW w:w="4819" w:type="dxa"/>
+            <w:tcMar/>
           </w:tcPr>
           <w:p>
             <w:pPr>
@@ -10108,6 +10984,7 @@
         <w:tc>
           <w:tcPr>
             <w:tcW w:w="838" w:type="dxa"/>
+            <w:tcMar/>
           </w:tcPr>
           <w:p>
             <w:pPr>
@@ -10128,6 +11005,7 @@
         <w:tc>
           <w:tcPr>
             <w:tcW w:w="1842" w:type="dxa"/>
+            <w:tcMar/>
           </w:tcPr>
           <w:p>
             <w:pPr>
@@ -10149,6 +11027,7 @@
         <w:tc>
           <w:tcPr>
             <w:tcW w:w="1985" w:type="dxa"/>
+            <w:tcMar/>
           </w:tcPr>
           <w:p>
             <w:pPr>
@@ -10166,6 +11045,7 @@
         <w:tc>
           <w:tcPr>
             <w:tcW w:w="4819" w:type="dxa"/>
+            <w:tcMar/>
           </w:tcPr>
           <w:p>
             <w:pPr>
@@ -10186,6 +11066,11 @@
                 <w:color w:val="000000"/>
               </w:rPr>
               <w:br/>
+            </w:r>
+            <w:r>
+              <w:rPr>
+                <w:color w:val="000000"/>
+              </w:rPr>
               <w:t>Lấy giá trị Min(ENTRYDATE) của mã hồ sơ</w:t>
             </w:r>
           </w:p>
@@ -10195,6 +11080,7 @@
         <w:tc>
           <w:tcPr>
             <w:tcW w:w="838" w:type="dxa"/>
+            <w:tcMar/>
           </w:tcPr>
           <w:p>
             <w:pPr>
@@ -10215,6 +11101,7 @@
         <w:tc>
           <w:tcPr>
             <w:tcW w:w="1842" w:type="dxa"/>
+            <w:tcMar/>
           </w:tcPr>
           <w:p>
             <w:pPr>
@@ -10236,6 +11123,7 @@
         <w:tc>
           <w:tcPr>
             <w:tcW w:w="1985" w:type="dxa"/>
+            <w:tcMar/>
           </w:tcPr>
           <w:p>
             <w:pPr>
@@ -10253,6 +11141,7 @@
         <w:tc>
           <w:tcPr>
             <w:tcW w:w="4819" w:type="dxa"/>
+            <w:tcMar/>
           </w:tcPr>
           <w:p>
             <w:pPr>
@@ -10271,33 +11160,38 @@
           </w:p>
           <w:p>
             <w:pPr>
-              <w:spacing w:line="360" w:lineRule="auto"/>
-              <w:jc w:val="left"/>
-              <w:rPr>
-                <w:rFonts w:eastAsia="Calibri"/>
-              </w:rPr>
-            </w:pPr>
-            <w:r>
-              <w:rPr>
-                <w:color w:val="000000" w:themeColor="text1"/>
+              <w:pStyle w:val="Normal"/>
+              <w:spacing w:line="360" w:lineRule="auto"/>
+              <w:jc w:val="left"/>
+              <w:rPr>
+                <w:rFonts w:eastAsia="Calibri"/>
+              </w:rPr>
+            </w:pPr>
+            <w:r>
+              <w:rPr>
+                <w:color w:val="000000" w:themeColor="text1" w:themeTint="FF" w:themeShade="FF"/>
               </w:rPr>
               <w:t>+ Nếu</w:t>
             </w:r>
             <w:r>
               <w:rPr>
-                <w:color w:val="000000" w:themeColor="text1"/>
+                <w:color w:val="000000" w:themeColor="text1" w:themeTint="FF" w:themeShade="FF"/>
               </w:rPr>
               <w:t xml:space="preserve"> </w:t>
             </w:r>
             <w:r>
               <w:rPr>
-                <w:rFonts w:eastAsia="Times New Roman"/>
+                <w:rFonts w:ascii="Times New Roman" w:hAnsi="Times New Roman" w:eastAsia="Times New Roman" w:cs="Times New Roman"/>
+                <w:noProof w:val="0"/>
+                <w:sz w:val="24"/>
+                <w:szCs w:val="24"/>
+                <w:lang w:val="en-US"/>
               </w:rPr>
               <w:t>WORKSTEP in ('CreditCommittee', 'CreditApproval') and</w:t>
             </w:r>
             <w:r>
               <w:rPr>
-                <w:color w:val="000000" w:themeColor="text1"/>
+                <w:color w:val="000000" w:themeColor="text1" w:themeTint="FF" w:themeShade="FF"/>
               </w:rPr>
               <w:t xml:space="preserve"> </w:t>
             </w:r>
@@ -10306,6 +11200,75 @@
                 <w:rFonts w:eastAsia="Calibri"/>
               </w:rPr>
               <w:t xml:space="preserve">DECISION IN ('Submit', 'Send To PostSanction','Submit To DisbursementMaker', 'Send To HOSupport') gán giá trị </w:t>
+            </w:r>
+            <w:r>
+              <w:rPr>
+                <w:rFonts w:eastAsia="Calibri"/>
+                <w:b w:val="1"/>
+                <w:bCs w:val="1"/>
+              </w:rPr>
+              <w:t>'Approved'</w:t>
+            </w:r>
+          </w:p>
+          <w:p>
+            <w:pPr>
+              <w:pStyle w:val="Normal"/>
+              <w:spacing w:line="360" w:lineRule="auto"/>
+              <w:jc w:val="left"/>
+              <w:rPr>
+                <w:rFonts w:eastAsia="Calibri"/>
+              </w:rPr>
+            </w:pPr>
+            <w:r>
+              <w:rPr>
+                <w:rFonts w:eastAsia="Calibri"/>
+              </w:rPr>
+              <w:t>+ Nếu</w:t>
+            </w:r>
+            <w:r>
+              <w:rPr>
+                <w:rFonts w:eastAsia="Calibri"/>
+              </w:rPr>
+              <w:t xml:space="preserve"> </w:t>
+            </w:r>
+            <w:r>
+              <w:rPr>
+                <w:rFonts w:ascii="Times New Roman" w:hAnsi="Times New Roman" w:eastAsia="Times New Roman" w:cs="Times New Roman"/>
+                <w:noProof w:val="0"/>
+                <w:sz w:val="24"/>
+                <w:szCs w:val="24"/>
+                <w:lang w:val="en-US"/>
+              </w:rPr>
+              <w:t>WORKSTEP in ('CreditCommittee', 'CreditApproval') and</w:t>
+            </w:r>
+            <w:r>
+              <w:rPr>
+                <w:rFonts w:eastAsia="Calibri"/>
+              </w:rPr>
+              <w:t xml:space="preserve"> DECISION = 'Reject' gán giá trị </w:t>
+            </w:r>
+            <w:r>
+              <w:rPr>
+                <w:rFonts w:eastAsia="Calibri"/>
+                <w:b w:val="1"/>
+                <w:bCs w:val="1"/>
+              </w:rPr>
+              <w:t>'Rejected'</w:t>
+            </w:r>
+          </w:p>
+          <w:p>
+            <w:pPr>
+              <w:spacing w:line="360" w:lineRule="auto"/>
+              <w:jc w:val="left"/>
+              <w:rPr>
+                <w:rFonts w:eastAsia="Calibri"/>
+              </w:rPr>
+            </w:pPr>
+            <w:r>
+              <w:rPr>
+                <w:rFonts w:eastAsia="Calibri"/>
+              </w:rPr>
+              <w:t xml:space="preserve">+ Nếu WORKSTEP IN ('CancelRevoke','CancelPermanent') gán giá trị </w:t>
             </w:r>
             <w:r>
               <w:rPr>
@@ -10313,40 +11276,22 @@
                 <w:b/>
                 <w:bCs/>
               </w:rPr>
-              <w:t>'Approved'</w:t>
-            </w:r>
-          </w:p>
-          <w:p>
-            <w:pPr>
-              <w:spacing w:line="360" w:lineRule="auto"/>
-              <w:jc w:val="left"/>
-              <w:rPr>
-                <w:rFonts w:eastAsia="Calibri"/>
-              </w:rPr>
-            </w:pPr>
-            <w:r>
-              <w:rPr>
-                <w:rFonts w:eastAsia="Calibri"/>
-              </w:rPr>
-              <w:t>+ Nếu</w:t>
-            </w:r>
-            <w:r>
-              <w:rPr>
-                <w:rFonts w:eastAsia="Calibri"/>
-              </w:rPr>
-              <w:t xml:space="preserve"> </w:t>
-            </w:r>
-            <w:r>
-              <w:rPr>
-                <w:rFonts w:eastAsia="Times New Roman"/>
-              </w:rPr>
-              <w:t>WORKSTEP in ('CreditCommittee', 'CreditApproval') and</w:t>
-            </w:r>
-            <w:r>
-              <w:rPr>
-                <w:rFonts w:eastAsia="Calibri"/>
-              </w:rPr>
-              <w:t xml:space="preserve"> DECISION = 'Reject' gán giá trị </w:t>
+              <w:t>'Cancelled'</w:t>
+            </w:r>
+          </w:p>
+          <w:p>
+            <w:pPr>
+              <w:spacing w:line="360" w:lineRule="auto"/>
+              <w:jc w:val="left"/>
+              <w:rPr>
+                <w:rFonts w:eastAsia="Calibri"/>
+              </w:rPr>
+            </w:pPr>
+            <w:r>
+              <w:rPr>
+                <w:rFonts w:eastAsia="Calibri"/>
+              </w:rPr>
+              <w:t xml:space="preserve">+ Trường hợp còn lại gán giá trị </w:t>
             </w:r>
             <w:r>
               <w:rPr>
@@ -10354,53 +11299,6 @@
                 <w:b/>
                 <w:bCs/>
               </w:rPr>
-              <w:t>'Rejected'</w:t>
-            </w:r>
-          </w:p>
-          <w:p>
-            <w:pPr>
-              <w:spacing w:line="360" w:lineRule="auto"/>
-              <w:jc w:val="left"/>
-              <w:rPr>
-                <w:rFonts w:eastAsia="Calibri"/>
-              </w:rPr>
-            </w:pPr>
-            <w:r>
-              <w:rPr>
-                <w:rFonts w:eastAsia="Calibri"/>
-              </w:rPr>
-              <w:lastRenderedPageBreak/>
-              <w:t xml:space="preserve">+ Nếu WORKSTEP IN ('CancelRevoke','CancelPermanent') gán giá trị </w:t>
-            </w:r>
-            <w:r>
-              <w:rPr>
-                <w:rFonts w:eastAsia="Calibri"/>
-                <w:b/>
-                <w:bCs/>
-              </w:rPr>
-              <w:t>'Cancelled'</w:t>
-            </w:r>
-          </w:p>
-          <w:p>
-            <w:pPr>
-              <w:spacing w:line="360" w:lineRule="auto"/>
-              <w:jc w:val="left"/>
-              <w:rPr>
-                <w:rFonts w:eastAsia="Calibri"/>
-              </w:rPr>
-            </w:pPr>
-            <w:r>
-              <w:rPr>
-                <w:rFonts w:eastAsia="Calibri"/>
-              </w:rPr>
-              <w:t xml:space="preserve">+ Trường hợp còn lại gán giá trị </w:t>
-            </w:r>
-            <w:r>
-              <w:rPr>
-                <w:rFonts w:eastAsia="Calibri"/>
-                <w:b/>
-                <w:bCs/>
-              </w:rPr>
               <w:t>'Processing'</w:t>
             </w:r>
           </w:p>
@@ -10410,6 +11308,7 @@
         <w:tc>
           <w:tcPr>
             <w:tcW w:w="838" w:type="dxa"/>
+            <w:tcMar/>
           </w:tcPr>
           <w:p>
             <w:pPr>
@@ -10430,6 +11329,7 @@
         <w:tc>
           <w:tcPr>
             <w:tcW w:w="1842" w:type="dxa"/>
+            <w:tcMar/>
           </w:tcPr>
           <w:p>
             <w:pPr>
@@ -10451,6 +11351,7 @@
         <w:tc>
           <w:tcPr>
             <w:tcW w:w="1985" w:type="dxa"/>
+            <w:tcMar/>
           </w:tcPr>
           <w:p>
             <w:pPr>
@@ -10468,6 +11369,7 @@
         <w:tc>
           <w:tcPr>
             <w:tcW w:w="4819" w:type="dxa"/>
+            <w:tcMar/>
           </w:tcPr>
           <w:p>
             <w:pPr>
@@ -10490,6 +11392,7 @@
         <w:tc>
           <w:tcPr>
             <w:tcW w:w="838" w:type="dxa"/>
+            <w:tcMar/>
           </w:tcPr>
           <w:p>
             <w:pPr>
@@ -10510,6 +11413,7 @@
         <w:tc>
           <w:tcPr>
             <w:tcW w:w="1842" w:type="dxa"/>
+            <w:tcMar/>
           </w:tcPr>
           <w:p>
             <w:pPr>
@@ -10531,6 +11435,7 @@
         <w:tc>
           <w:tcPr>
             <w:tcW w:w="1985" w:type="dxa"/>
+            <w:tcMar/>
           </w:tcPr>
           <w:p>
             <w:pPr>
@@ -10548,6 +11453,7 @@
         <w:tc>
           <w:tcPr>
             <w:tcW w:w="4819" w:type="dxa"/>
+            <w:tcMar/>
           </w:tcPr>
           <w:p>
             <w:pPr>
@@ -10582,6 +11488,7 @@
         <w:tc>
           <w:tcPr>
             <w:tcW w:w="838" w:type="dxa"/>
+            <w:tcMar/>
           </w:tcPr>
           <w:p>
             <w:pPr>
@@ -10602,6 +11509,7 @@
         <w:tc>
           <w:tcPr>
             <w:tcW w:w="1842" w:type="dxa"/>
+            <w:tcMar/>
           </w:tcPr>
           <w:p>
             <w:pPr>
@@ -10624,6 +11532,7 @@
         <w:tc>
           <w:tcPr>
             <w:tcW w:w="1985" w:type="dxa"/>
+            <w:tcMar/>
           </w:tcPr>
           <w:p>
             <w:pPr>
@@ -10641,6 +11550,7 @@
         <w:tc>
           <w:tcPr>
             <w:tcW w:w="4819" w:type="dxa"/>
+            <w:tcMar/>
           </w:tcPr>
           <w:p>
             <w:pPr>
@@ -10675,6 +11585,7 @@
         <w:tc>
           <w:tcPr>
             <w:tcW w:w="838" w:type="dxa"/>
+            <w:tcMar/>
           </w:tcPr>
           <w:p>
             <w:pPr>
@@ -10695,6 +11606,7 @@
         <w:tc>
           <w:tcPr>
             <w:tcW w:w="1842" w:type="dxa"/>
+            <w:tcMar/>
           </w:tcPr>
           <w:p>
             <w:pPr>
@@ -10716,6 +11628,7 @@
         <w:tc>
           <w:tcPr>
             <w:tcW w:w="1985" w:type="dxa"/>
+            <w:tcMar/>
           </w:tcPr>
           <w:p>
             <w:pPr>
@@ -10733,6 +11646,7 @@
         <w:tc>
           <w:tcPr>
             <w:tcW w:w="4819" w:type="dxa"/>
+            <w:tcMar/>
           </w:tcPr>
           <w:p>
             <w:pPr>
@@ -10755,6 +11669,7 @@
         <w:tc>
           <w:tcPr>
             <w:tcW w:w="838" w:type="dxa"/>
+            <w:tcMar/>
           </w:tcPr>
           <w:p>
             <w:pPr>
@@ -10775,6 +11690,7 @@
         <w:tc>
           <w:tcPr>
             <w:tcW w:w="1842" w:type="dxa"/>
+            <w:tcMar/>
           </w:tcPr>
           <w:p>
             <w:pPr>
@@ -10797,6 +11713,7 @@
         <w:tc>
           <w:tcPr>
             <w:tcW w:w="1985" w:type="dxa"/>
+            <w:tcMar/>
           </w:tcPr>
           <w:p>
             <w:pPr>
@@ -10814,6 +11731,7 @@
         <w:tc>
           <w:tcPr>
             <w:tcW w:w="4819" w:type="dxa"/>
+            <w:tcMar/>
           </w:tcPr>
           <w:p>
             <w:pPr>
@@ -10860,6 +11778,7 @@
         <w:tc>
           <w:tcPr>
             <w:tcW w:w="838" w:type="dxa"/>
+            <w:tcMar/>
           </w:tcPr>
           <w:p>
             <w:pPr>
@@ -10880,6 +11799,7 @@
         <w:tc>
           <w:tcPr>
             <w:tcW w:w="1842" w:type="dxa"/>
+            <w:tcMar/>
           </w:tcPr>
           <w:p>
             <w:pPr>
@@ -10902,6 +11822,7 @@
         <w:tc>
           <w:tcPr>
             <w:tcW w:w="1985" w:type="dxa"/>
+            <w:tcMar/>
           </w:tcPr>
           <w:p>
             <w:pPr>
@@ -10919,6 +11840,7 @@
         <w:tc>
           <w:tcPr>
             <w:tcW w:w="4819" w:type="dxa"/>
+            <w:tcMar/>
           </w:tcPr>
           <w:p>
             <w:pPr>
@@ -10941,6 +11863,7 @@
         <w:tc>
           <w:tcPr>
             <w:tcW w:w="838" w:type="dxa"/>
+            <w:tcMar/>
           </w:tcPr>
           <w:p>
             <w:pPr>
@@ -10961,6 +11884,7 @@
         <w:tc>
           <w:tcPr>
             <w:tcW w:w="1842" w:type="dxa"/>
+            <w:tcMar/>
           </w:tcPr>
           <w:p>
             <w:pPr>
@@ -10983,6 +11907,7 @@
         <w:tc>
           <w:tcPr>
             <w:tcW w:w="1985" w:type="dxa"/>
+            <w:tcMar/>
           </w:tcPr>
           <w:p>
             <w:pPr>
@@ -11000,6 +11925,7 @@
         <w:tc>
           <w:tcPr>
             <w:tcW w:w="4819" w:type="dxa"/>
+            <w:tcMar/>
           </w:tcPr>
           <w:p>
             <w:pPr>
@@ -11022,6 +11948,7 @@
         <w:tc>
           <w:tcPr>
             <w:tcW w:w="838" w:type="dxa"/>
+            <w:tcMar/>
           </w:tcPr>
           <w:p>
             <w:pPr>
@@ -11042,6 +11969,7 @@
         <w:tc>
           <w:tcPr>
             <w:tcW w:w="1842" w:type="dxa"/>
+            <w:tcMar/>
           </w:tcPr>
           <w:p>
             <w:pPr>
@@ -11064,6 +11992,7 @@
         <w:tc>
           <w:tcPr>
             <w:tcW w:w="1985" w:type="dxa"/>
+            <w:tcMar/>
           </w:tcPr>
           <w:p>
             <w:pPr>
@@ -11081,18 +12010,19 @@
         <w:tc>
           <w:tcPr>
             <w:tcW w:w="4819" w:type="dxa"/>
-          </w:tcPr>
-          <w:p>
-            <w:pPr>
-              <w:spacing w:line="360" w:lineRule="auto"/>
-              <w:jc w:val="left"/>
-              <w:rPr>
-                <w:rFonts w:eastAsia="Calibri"/>
-              </w:rPr>
-            </w:pPr>
-            <w:r>
-              <w:rPr>
-                <w:color w:val="000000" w:themeColor="text1"/>
+            <w:tcMar/>
+          </w:tcPr>
+          <w:p>
+            <w:pPr>
+              <w:spacing w:line="360" w:lineRule="auto"/>
+              <w:jc w:val="left"/>
+              <w:rPr>
+                <w:rFonts w:eastAsia="Calibri"/>
+              </w:rPr>
+            </w:pPr>
+            <w:r>
+              <w:rPr>
+                <w:color w:val="000000" w:themeColor="text1" w:themeTint="FF" w:themeShade="FF"/>
               </w:rPr>
               <w:t>NG_SB_RLOS_MAS_CITY&gt; CITY_NAME</w:t>
             </w:r>
@@ -11103,6 +12033,7 @@
         <w:tc>
           <w:tcPr>
             <w:tcW w:w="838" w:type="dxa"/>
+            <w:tcMar/>
           </w:tcPr>
           <w:p>
             <w:pPr>
@@ -11123,6 +12054,7 @@
         <w:tc>
           <w:tcPr>
             <w:tcW w:w="1842" w:type="dxa"/>
+            <w:tcMar/>
           </w:tcPr>
           <w:p>
             <w:pPr>
@@ -11145,6 +12077,7 @@
         <w:tc>
           <w:tcPr>
             <w:tcW w:w="1985" w:type="dxa"/>
+            <w:tcMar/>
           </w:tcPr>
           <w:p>
             <w:pPr>
@@ -11162,18 +12095,19 @@
         <w:tc>
           <w:tcPr>
             <w:tcW w:w="4819" w:type="dxa"/>
-          </w:tcPr>
-          <w:p>
-            <w:pPr>
-              <w:spacing w:line="360" w:lineRule="auto"/>
-              <w:jc w:val="left"/>
-              <w:rPr>
-                <w:rFonts w:eastAsia="Calibri"/>
-              </w:rPr>
-            </w:pPr>
-            <w:r>
-              <w:rPr>
-                <w:color w:val="000000" w:themeColor="text1"/>
+            <w:tcMar/>
+          </w:tcPr>
+          <w:p>
+            <w:pPr>
+              <w:spacing w:line="360" w:lineRule="auto"/>
+              <w:jc w:val="left"/>
+              <w:rPr>
+                <w:rFonts w:eastAsia="Calibri"/>
+              </w:rPr>
+            </w:pPr>
+            <w:r>
+              <w:rPr>
+                <w:color w:val="000000" w:themeColor="text1" w:themeTint="FF" w:themeShade="FF"/>
               </w:rPr>
               <w:t>NG_SB_RLOS_MAS_DISTRICT&gt; DISTRICT_NAME</w:t>
             </w:r>
@@ -11184,6 +12118,7 @@
         <w:tc>
           <w:tcPr>
             <w:tcW w:w="838" w:type="dxa"/>
+            <w:tcMar/>
           </w:tcPr>
           <w:p>
             <w:pPr>
@@ -11204,6 +12139,7 @@
         <w:tc>
           <w:tcPr>
             <w:tcW w:w="1842" w:type="dxa"/>
+            <w:tcMar/>
           </w:tcPr>
           <w:p>
             <w:pPr>
@@ -11226,6 +12162,7 @@
         <w:tc>
           <w:tcPr>
             <w:tcW w:w="1985" w:type="dxa"/>
+            <w:tcMar/>
           </w:tcPr>
           <w:p>
             <w:pPr>
@@ -11243,6 +12180,7 @@
         <w:tc>
           <w:tcPr>
             <w:tcW w:w="4819" w:type="dxa"/>
+            <w:tcMar/>
           </w:tcPr>
           <w:p>
             <w:pPr>
@@ -11265,6 +12203,7 @@
         <w:tc>
           <w:tcPr>
             <w:tcW w:w="838" w:type="dxa"/>
+            <w:tcMar/>
           </w:tcPr>
           <w:p>
             <w:pPr>
@@ -11285,6 +12224,7 @@
         <w:tc>
           <w:tcPr>
             <w:tcW w:w="1842" w:type="dxa"/>
+            <w:tcMar/>
           </w:tcPr>
           <w:p>
             <w:pPr>
@@ -11307,6 +12247,7 @@
         <w:tc>
           <w:tcPr>
             <w:tcW w:w="1985" w:type="dxa"/>
+            <w:tcMar/>
           </w:tcPr>
           <w:p>
             <w:pPr>
@@ -11324,6 +12265,7 @@
         <w:tc>
           <w:tcPr>
             <w:tcW w:w="4819" w:type="dxa"/>
+            <w:tcMar/>
           </w:tcPr>
           <w:p>
             <w:pPr>
@@ -11367,7 +12309,6 @@
               <w:rPr>
                 <w:rFonts w:eastAsia="Calibri"/>
               </w:rPr>
-              <w:lastRenderedPageBreak/>
               <w:t>NG_SB_RLOS_APPLICANT_DETAIL&gt; WARD_CURR_RES</w:t>
             </w:r>
             <w:r>
@@ -11375,6 +12316,11 @@
                 <w:rFonts w:eastAsia="Calibri"/>
               </w:rPr>
               <w:br/>
+            </w:r>
+            <w:r>
+              <w:rPr>
+                <w:rFonts w:eastAsia="Calibri"/>
+              </w:rPr>
               <w:t>NG_SB_RLOS_APPLICANT_DETAIL&gt; HOUSNO_CURR_RES</w:t>
             </w:r>
             <w:r>
@@ -11382,6 +12328,11 @@
                 <w:rFonts w:eastAsia="Calibri"/>
               </w:rPr>
               <w:br/>
+            </w:r>
+            <w:r>
+              <w:rPr>
+                <w:rFonts w:eastAsia="Calibri"/>
+              </w:rPr>
               <w:t xml:space="preserve">Ghép chuỗi: </w:t>
             </w:r>
             <w:r>
@@ -11448,6 +12399,7 @@
         <w:tc>
           <w:tcPr>
             <w:tcW w:w="838" w:type="dxa"/>
+            <w:tcMar/>
           </w:tcPr>
           <w:p>
             <w:pPr>
@@ -11468,6 +12420,7 @@
         <w:tc>
           <w:tcPr>
             <w:tcW w:w="1842" w:type="dxa"/>
+            <w:tcMar/>
           </w:tcPr>
           <w:p>
             <w:pPr>
@@ -11490,6 +12443,7 @@
         <w:tc>
           <w:tcPr>
             <w:tcW w:w="1985" w:type="dxa"/>
+            <w:tcMar/>
           </w:tcPr>
           <w:p>
             <w:pPr>
@@ -11508,6 +12462,7 @@
         <w:tc>
           <w:tcPr>
             <w:tcW w:w="4819" w:type="dxa"/>
+            <w:tcMar/>
           </w:tcPr>
           <w:p>
             <w:pPr>
@@ -11527,6 +12482,7 @@
         <w:tc>
           <w:tcPr>
             <w:tcW w:w="838" w:type="dxa"/>
+            <w:tcMar/>
           </w:tcPr>
           <w:p>
             <w:pPr>
@@ -11547,6 +12503,7 @@
         <w:tc>
           <w:tcPr>
             <w:tcW w:w="1842" w:type="dxa"/>
+            <w:tcMar/>
           </w:tcPr>
           <w:p>
             <w:pPr>
@@ -11569,6 +12526,7 @@
         <w:tc>
           <w:tcPr>
             <w:tcW w:w="1985" w:type="dxa"/>
+            <w:tcMar/>
           </w:tcPr>
           <w:p>
             <w:pPr>
@@ -11587,6 +12545,7 @@
         <w:tc>
           <w:tcPr>
             <w:tcW w:w="4819" w:type="dxa"/>
+            <w:tcMar/>
           </w:tcPr>
           <w:p>
             <w:pPr>
@@ -11606,6 +12565,7 @@
         <w:tc>
           <w:tcPr>
             <w:tcW w:w="838" w:type="dxa"/>
+            <w:tcMar/>
           </w:tcPr>
           <w:p>
             <w:pPr>
@@ -11626,6 +12586,7 @@
         <w:tc>
           <w:tcPr>
             <w:tcW w:w="1842" w:type="dxa"/>
+            <w:tcMar/>
           </w:tcPr>
           <w:p>
             <w:pPr>
@@ -11648,6 +12609,7 @@
         <w:tc>
           <w:tcPr>
             <w:tcW w:w="1985" w:type="dxa"/>
+            <w:tcMar/>
           </w:tcPr>
           <w:p>
             <w:pPr>
@@ -11665,6 +12627,7 @@
         <w:tc>
           <w:tcPr>
             <w:tcW w:w="4819" w:type="dxa"/>
+            <w:tcMar/>
           </w:tcPr>
           <w:p>
             <w:pPr>
@@ -11684,6 +12647,7 @@
         <w:tc>
           <w:tcPr>
             <w:tcW w:w="838" w:type="dxa"/>
+            <w:tcMar/>
           </w:tcPr>
           <w:p>
             <w:pPr>
@@ -11704,6 +12668,7 @@
         <w:tc>
           <w:tcPr>
             <w:tcW w:w="1842" w:type="dxa"/>
+            <w:tcMar/>
           </w:tcPr>
           <w:p>
             <w:pPr>
@@ -11726,6 +12691,7 @@
         <w:tc>
           <w:tcPr>
             <w:tcW w:w="1985" w:type="dxa"/>
+            <w:tcMar/>
           </w:tcPr>
           <w:p>
             <w:pPr>
@@ -11743,6 +12709,7 @@
         <w:tc>
           <w:tcPr>
             <w:tcW w:w="4819" w:type="dxa"/>
+            <w:tcMar/>
           </w:tcPr>
           <w:p>
             <w:pPr>
@@ -11762,6 +12729,7 @@
         <w:tc>
           <w:tcPr>
             <w:tcW w:w="838" w:type="dxa"/>
+            <w:tcMar/>
           </w:tcPr>
           <w:p>
             <w:pPr>
@@ -11782,6 +12750,7 @@
         <w:tc>
           <w:tcPr>
             <w:tcW w:w="1842" w:type="dxa"/>
+            <w:tcMar/>
           </w:tcPr>
           <w:p>
             <w:pPr>
@@ -11804,6 +12773,7 @@
         <w:tc>
           <w:tcPr>
             <w:tcW w:w="1985" w:type="dxa"/>
+            <w:tcMar/>
           </w:tcPr>
           <w:p>
             <w:pPr>
@@ -11821,6 +12791,7 @@
         <w:tc>
           <w:tcPr>
             <w:tcW w:w="4819" w:type="dxa"/>
+            <w:tcMar/>
           </w:tcPr>
           <w:p>
             <w:pPr>
@@ -11840,6 +12811,7 @@
         <w:tc>
           <w:tcPr>
             <w:tcW w:w="838" w:type="dxa"/>
+            <w:tcMar/>
           </w:tcPr>
           <w:p>
             <w:pPr>
@@ -11860,6 +12832,7 @@
         <w:tc>
           <w:tcPr>
             <w:tcW w:w="1842" w:type="dxa"/>
+            <w:tcMar/>
           </w:tcPr>
           <w:p>
             <w:pPr>
@@ -11882,6 +12855,7 @@
         <w:tc>
           <w:tcPr>
             <w:tcW w:w="1985" w:type="dxa"/>
+            <w:tcMar/>
           </w:tcPr>
           <w:p>
             <w:pPr>
@@ -11899,6 +12873,7 @@
         <w:tc>
           <w:tcPr>
             <w:tcW w:w="4819" w:type="dxa"/>
+            <w:tcMar/>
           </w:tcPr>
           <w:p>
             <w:pPr>
@@ -11924,6 +12899,7 @@
         <w:tc>
           <w:tcPr>
             <w:tcW w:w="838" w:type="dxa"/>
+            <w:tcMar/>
           </w:tcPr>
           <w:p>
             <w:pPr>
@@ -11944,6 +12920,7 @@
         <w:tc>
           <w:tcPr>
             <w:tcW w:w="1842" w:type="dxa"/>
+            <w:tcMar/>
           </w:tcPr>
           <w:p>
             <w:pPr>
@@ -11966,6 +12943,7 @@
         <w:tc>
           <w:tcPr>
             <w:tcW w:w="1985" w:type="dxa"/>
+            <w:tcMar/>
           </w:tcPr>
           <w:p>
             <w:pPr>
@@ -11983,6 +12961,7 @@
         <w:tc>
           <w:tcPr>
             <w:tcW w:w="4819" w:type="dxa"/>
+            <w:tcMar/>
           </w:tcPr>
           <w:p>
             <w:pPr>
@@ -12008,6 +12987,7 @@
         <w:tc>
           <w:tcPr>
             <w:tcW w:w="838" w:type="dxa"/>
+            <w:tcMar/>
           </w:tcPr>
           <w:p>
             <w:pPr>
@@ -12028,6 +13008,7 @@
         <w:tc>
           <w:tcPr>
             <w:tcW w:w="1842" w:type="dxa"/>
+            <w:tcMar/>
           </w:tcPr>
           <w:p>
             <w:pPr>
@@ -12050,6 +13031,7 @@
         <w:tc>
           <w:tcPr>
             <w:tcW w:w="1985" w:type="dxa"/>
+            <w:tcMar/>
           </w:tcPr>
           <w:p>
             <w:pPr>
@@ -12067,6 +13049,7 @@
         <w:tc>
           <w:tcPr>
             <w:tcW w:w="4819" w:type="dxa"/>
+            <w:tcMar/>
           </w:tcPr>
           <w:p>
             <w:pPr>
@@ -12086,6 +13069,7 @@
         <w:tc>
           <w:tcPr>
             <w:tcW w:w="838" w:type="dxa"/>
+            <w:tcMar/>
           </w:tcPr>
           <w:p>
             <w:pPr>
@@ -12106,6 +13090,7 @@
         <w:tc>
           <w:tcPr>
             <w:tcW w:w="1842" w:type="dxa"/>
+            <w:tcMar/>
           </w:tcPr>
           <w:p>
             <w:pPr>
@@ -12128,6 +13113,7 @@
         <w:tc>
           <w:tcPr>
             <w:tcW w:w="1985" w:type="dxa"/>
+            <w:tcMar/>
           </w:tcPr>
           <w:p>
             <w:pPr>
@@ -12145,6 +13131,7 @@
         <w:tc>
           <w:tcPr>
             <w:tcW w:w="4819" w:type="dxa"/>
+            <w:tcMar/>
           </w:tcPr>
           <w:p>
             <w:pPr>
@@ -12164,6 +13151,7 @@
         <w:tc>
           <w:tcPr>
             <w:tcW w:w="838" w:type="dxa"/>
+            <w:tcMar/>
           </w:tcPr>
           <w:p>
             <w:pPr>
@@ -12184,6 +13172,7 @@
         <w:tc>
           <w:tcPr>
             <w:tcW w:w="1842" w:type="dxa"/>
+            <w:tcMar/>
           </w:tcPr>
           <w:p>
             <w:pPr>
@@ -12206,6 +13195,7 @@
         <w:tc>
           <w:tcPr>
             <w:tcW w:w="1985" w:type="dxa"/>
+            <w:tcMar/>
           </w:tcPr>
           <w:p>
             <w:pPr>
@@ -12223,6 +13213,7 @@
         <w:tc>
           <w:tcPr>
             <w:tcW w:w="4819" w:type="dxa"/>
+            <w:tcMar/>
           </w:tcPr>
           <w:p>
             <w:pPr>
@@ -12242,6 +13233,7 @@
         <w:tc>
           <w:tcPr>
             <w:tcW w:w="838" w:type="dxa"/>
+            <w:tcMar/>
           </w:tcPr>
           <w:p>
             <w:pPr>
@@ -12262,6 +13254,7 @@
         <w:tc>
           <w:tcPr>
             <w:tcW w:w="1842" w:type="dxa"/>
+            <w:tcMar/>
           </w:tcPr>
           <w:p>
             <w:pPr>
@@ -12284,6 +13277,7 @@
         <w:tc>
           <w:tcPr>
             <w:tcW w:w="1985" w:type="dxa"/>
+            <w:tcMar/>
           </w:tcPr>
           <w:p>
             <w:pPr>
@@ -12301,6 +13295,7 @@
         <w:tc>
           <w:tcPr>
             <w:tcW w:w="4819" w:type="dxa"/>
+            <w:tcMar/>
           </w:tcPr>
           <w:p>
             <w:pPr>
@@ -12320,6 +13315,7 @@
         <w:tc>
           <w:tcPr>
             <w:tcW w:w="838" w:type="dxa"/>
+            <w:tcMar/>
           </w:tcPr>
           <w:p>
             <w:pPr>
@@ -12340,6 +13336,7 @@
         <w:tc>
           <w:tcPr>
             <w:tcW w:w="1842" w:type="dxa"/>
+            <w:tcMar/>
           </w:tcPr>
           <w:p>
             <w:pPr>
@@ -12362,6 +13359,7 @@
         <w:tc>
           <w:tcPr>
             <w:tcW w:w="1985" w:type="dxa"/>
+            <w:tcMar/>
           </w:tcPr>
           <w:p>
             <w:pPr>
@@ -12379,6 +13377,7 @@
         <w:tc>
           <w:tcPr>
             <w:tcW w:w="4819" w:type="dxa"/>
+            <w:tcMar/>
           </w:tcPr>
           <w:p>
             <w:pPr>
@@ -12398,6 +13397,7 @@
         <w:tc>
           <w:tcPr>
             <w:tcW w:w="838" w:type="dxa"/>
+            <w:tcMar/>
           </w:tcPr>
           <w:p>
             <w:pPr>
@@ -12418,6 +13418,7 @@
         <w:tc>
           <w:tcPr>
             <w:tcW w:w="1842" w:type="dxa"/>
+            <w:tcMar/>
           </w:tcPr>
           <w:p>
             <w:pPr>
@@ -12440,6 +13441,7 @@
         <w:tc>
           <w:tcPr>
             <w:tcW w:w="1985" w:type="dxa"/>
+            <w:tcMar/>
           </w:tcPr>
           <w:p>
             <w:pPr>
@@ -12457,6 +13459,7 @@
         <w:tc>
           <w:tcPr>
             <w:tcW w:w="4819" w:type="dxa"/>
+            <w:tcMar/>
           </w:tcPr>
           <w:p>
             <w:pPr>
@@ -12476,6 +13479,7 @@
         <w:tc>
           <w:tcPr>
             <w:tcW w:w="838" w:type="dxa"/>
+            <w:tcMar/>
           </w:tcPr>
           <w:p>
             <w:pPr>
@@ -12496,6 +13500,7 @@
         <w:tc>
           <w:tcPr>
             <w:tcW w:w="1842" w:type="dxa"/>
+            <w:tcMar/>
           </w:tcPr>
           <w:p>
             <w:pPr>
@@ -12518,6 +13523,7 @@
         <w:tc>
           <w:tcPr>
             <w:tcW w:w="1985" w:type="dxa"/>
+            <w:tcMar/>
           </w:tcPr>
           <w:p>
             <w:pPr>
@@ -12535,6 +13541,7 @@
         <w:tc>
           <w:tcPr>
             <w:tcW w:w="4819" w:type="dxa"/>
+            <w:tcMar/>
           </w:tcPr>
           <w:p>
             <w:pPr>
@@ -12554,6 +13561,7 @@
         <w:tc>
           <w:tcPr>
             <w:tcW w:w="838" w:type="dxa"/>
+            <w:tcMar/>
           </w:tcPr>
           <w:p>
             <w:pPr>
@@ -12574,6 +13582,7 @@
         <w:tc>
           <w:tcPr>
             <w:tcW w:w="1842" w:type="dxa"/>
+            <w:tcMar/>
           </w:tcPr>
           <w:p>
             <w:pPr>
@@ -12596,6 +13605,7 @@
         <w:tc>
           <w:tcPr>
             <w:tcW w:w="1985" w:type="dxa"/>
+            <w:tcMar/>
           </w:tcPr>
           <w:p>
             <w:pPr>
@@ -12613,6 +13623,7 @@
         <w:tc>
           <w:tcPr>
             <w:tcW w:w="4819" w:type="dxa"/>
+            <w:tcMar/>
           </w:tcPr>
           <w:p>
             <w:pPr>
@@ -12632,6 +13643,7 @@
         <w:tc>
           <w:tcPr>
             <w:tcW w:w="838" w:type="dxa"/>
+            <w:tcMar/>
           </w:tcPr>
           <w:p>
             <w:pPr>
@@ -12652,6 +13664,7 @@
         <w:tc>
           <w:tcPr>
             <w:tcW w:w="1842" w:type="dxa"/>
+            <w:tcMar/>
           </w:tcPr>
           <w:p>
             <w:pPr>
@@ -12674,6 +13687,7 @@
         <w:tc>
           <w:tcPr>
             <w:tcW w:w="1985" w:type="dxa"/>
+            <w:tcMar/>
           </w:tcPr>
           <w:p>
             <w:pPr>
@@ -12691,6 +13705,7 @@
         <w:tc>
           <w:tcPr>
             <w:tcW w:w="4819" w:type="dxa"/>
+            <w:tcMar/>
           </w:tcPr>
           <w:p>
             <w:pPr>
@@ -12710,6 +13725,7 @@
         <w:tc>
           <w:tcPr>
             <w:tcW w:w="838" w:type="dxa"/>
+            <w:tcMar/>
           </w:tcPr>
           <w:p>
             <w:pPr>
@@ -12730,6 +13746,7 @@
         <w:tc>
           <w:tcPr>
             <w:tcW w:w="1842" w:type="dxa"/>
+            <w:tcMar/>
           </w:tcPr>
           <w:p>
             <w:pPr>
@@ -12752,6 +13769,7 @@
         <w:tc>
           <w:tcPr>
             <w:tcW w:w="1985" w:type="dxa"/>
+            <w:tcMar/>
           </w:tcPr>
           <w:p>
             <w:pPr>
@@ -12769,6 +13787,7 @@
         <w:tc>
           <w:tcPr>
             <w:tcW w:w="4819" w:type="dxa"/>
+            <w:tcMar/>
           </w:tcPr>
           <w:p>
             <w:pPr>
@@ -12788,6 +13807,7 @@
         <w:tc>
           <w:tcPr>
             <w:tcW w:w="838" w:type="dxa"/>
+            <w:tcMar/>
           </w:tcPr>
           <w:p>
             <w:pPr>
@@ -12808,6 +13828,7 @@
         <w:tc>
           <w:tcPr>
             <w:tcW w:w="1842" w:type="dxa"/>
+            <w:tcMar/>
           </w:tcPr>
           <w:p>
             <w:pPr>
@@ -12830,6 +13851,7 @@
         <w:tc>
           <w:tcPr>
             <w:tcW w:w="1985" w:type="dxa"/>
+            <w:tcMar/>
           </w:tcPr>
           <w:p>
             <w:pPr>
@@ -12847,6 +13869,7 @@
         <w:tc>
           <w:tcPr>
             <w:tcW w:w="4819" w:type="dxa"/>
+            <w:tcMar/>
           </w:tcPr>
           <w:p>
             <w:pPr>
@@ -12866,6 +13889,7 @@
         <w:tc>
           <w:tcPr>
             <w:tcW w:w="838" w:type="dxa"/>
+            <w:tcMar/>
           </w:tcPr>
           <w:p>
             <w:pPr>
@@ -12886,6 +13910,7 @@
         <w:tc>
           <w:tcPr>
             <w:tcW w:w="1842" w:type="dxa"/>
+            <w:tcMar/>
           </w:tcPr>
           <w:p>
             <w:pPr>
@@ -12908,6 +13933,7 @@
         <w:tc>
           <w:tcPr>
             <w:tcW w:w="1985" w:type="dxa"/>
+            <w:tcMar/>
           </w:tcPr>
           <w:p>
             <w:pPr>
@@ -12925,6 +13951,7 @@
         <w:tc>
           <w:tcPr>
             <w:tcW w:w="4819" w:type="dxa"/>
+            <w:tcMar/>
           </w:tcPr>
           <w:p>
             <w:pPr>
@@ -12944,6 +13971,7 @@
         <w:tc>
           <w:tcPr>
             <w:tcW w:w="838" w:type="dxa"/>
+            <w:tcMar/>
           </w:tcPr>
           <w:p>
             <w:pPr>
@@ -12964,6 +13992,7 @@
         <w:tc>
           <w:tcPr>
             <w:tcW w:w="1842" w:type="dxa"/>
+            <w:tcMar/>
           </w:tcPr>
           <w:p>
             <w:pPr>
@@ -12986,6 +14015,7 @@
         <w:tc>
           <w:tcPr>
             <w:tcW w:w="1985" w:type="dxa"/>
+            <w:tcMar/>
           </w:tcPr>
           <w:p>
             <w:pPr>
@@ -13003,6 +14033,7 @@
         <w:tc>
           <w:tcPr>
             <w:tcW w:w="4819" w:type="dxa"/>
+            <w:tcMar/>
           </w:tcPr>
           <w:p>
             <w:pPr>
@@ -13052,6 +14083,7 @@
         <w:tc>
           <w:tcPr>
             <w:tcW w:w="838" w:type="dxa"/>
+            <w:tcMar/>
           </w:tcPr>
           <w:p>
             <w:pPr>
@@ -13072,6 +14104,7 @@
         <w:tc>
           <w:tcPr>
             <w:tcW w:w="1842" w:type="dxa"/>
+            <w:tcMar/>
           </w:tcPr>
           <w:p>
             <w:pPr>
@@ -13094,6 +14127,7 @@
         <w:tc>
           <w:tcPr>
             <w:tcW w:w="1985" w:type="dxa"/>
+            <w:tcMar/>
           </w:tcPr>
           <w:p>
             <w:pPr>
@@ -13111,6 +14145,7 @@
         <w:tc>
           <w:tcPr>
             <w:tcW w:w="4819" w:type="dxa"/>
+            <w:tcMar/>
           </w:tcPr>
           <w:p>
             <w:pPr>
@@ -13154,6 +14189,7 @@
         <w:tc>
           <w:tcPr>
             <w:tcW w:w="838" w:type="dxa"/>
+            <w:tcMar/>
           </w:tcPr>
           <w:p>
             <w:pPr>
@@ -13174,6 +14210,7 @@
         <w:tc>
           <w:tcPr>
             <w:tcW w:w="1842" w:type="dxa"/>
+            <w:tcMar/>
           </w:tcPr>
           <w:p>
             <w:pPr>
@@ -13196,6 +14233,7 @@
         <w:tc>
           <w:tcPr>
             <w:tcW w:w="1985" w:type="dxa"/>
+            <w:tcMar/>
           </w:tcPr>
           <w:p>
             <w:pPr>
@@ -13213,6 +14251,7 @@
         <w:tc>
           <w:tcPr>
             <w:tcW w:w="4819" w:type="dxa"/>
+            <w:tcMar/>
           </w:tcPr>
           <w:p>
             <w:pPr>
@@ -13250,6 +14289,7 @@
         <w:tc>
           <w:tcPr>
             <w:tcW w:w="838" w:type="dxa"/>
+            <w:tcMar/>
           </w:tcPr>
           <w:p>
             <w:pPr>
@@ -13270,6 +14310,7 @@
         <w:tc>
           <w:tcPr>
             <w:tcW w:w="1842" w:type="dxa"/>
+            <w:tcMar/>
           </w:tcPr>
           <w:p>
             <w:pPr>
@@ -13292,6 +14333,7 @@
         <w:tc>
           <w:tcPr>
             <w:tcW w:w="1985" w:type="dxa"/>
+            <w:tcMar/>
           </w:tcPr>
           <w:p>
             <w:pPr>
@@ -13309,6 +14351,7 @@
         <w:tc>
           <w:tcPr>
             <w:tcW w:w="4819" w:type="dxa"/>
+            <w:tcMar/>
           </w:tcPr>
           <w:p>
             <w:pPr>
@@ -13328,7 +14371,6 @@
               </w:rPr>
             </w:pPr>
             <w:r>
-              <w:lastRenderedPageBreak/>
               <w:t>Lấy EXITDATE</w:t>
             </w:r>
             <w:r>
@@ -13350,6 +14392,7 @@
         <w:tc>
           <w:tcPr>
             <w:tcW w:w="838" w:type="dxa"/>
+            <w:tcMar/>
           </w:tcPr>
           <w:p>
             <w:pPr>
@@ -13370,6 +14413,7 @@
         <w:tc>
           <w:tcPr>
             <w:tcW w:w="1842" w:type="dxa"/>
+            <w:tcMar/>
           </w:tcPr>
           <w:p>
             <w:pPr>
@@ -13380,39 +14424,34 @@
                 <w:rFonts w:eastAsia="Times New Roman"/>
               </w:rPr>
             </w:pPr>
-            <w:commentRangeStart w:id="50"/>
-            <w:commentRangeStart w:id="51"/>
-            <w:r>
-              <w:rPr>
-                <w:color w:val="000000" w:themeColor="text1"/>
+            <w:commentRangeStart w:id="1660821546"/>
+            <w:commentRangeStart w:id="254296821"/>
+            <w:r>
+              <w:rPr>
+                <w:color w:val="000000" w:themeColor="text1" w:themeTint="FF" w:themeShade="FF"/>
               </w:rPr>
               <w:t>LAST_REMARKS</w:t>
             </w:r>
-            <w:commentRangeEnd w:id="50"/>
+            <w:commentRangeEnd w:id="1660821546"/>
             <w:r>
               <w:rPr>
                 <w:rStyle w:val="CommentReference"/>
-                <w:rFonts w:eastAsia="Times New Roman"/>
-                <w:sz w:val="24"/>
-                <w:szCs w:val="24"/>
-              </w:rPr>
-              <w:commentReference w:id="50"/>
-            </w:r>
-            <w:commentRangeEnd w:id="51"/>
+              </w:rPr>
+              <w:commentReference w:id="1660821546"/>
+            </w:r>
+            <w:commentRangeEnd w:id="254296821"/>
             <w:r>
               <w:rPr>
                 <w:rStyle w:val="CommentReference"/>
-                <w:rFonts w:eastAsia="Times New Roman"/>
-                <w:sz w:val="24"/>
-                <w:szCs w:val="24"/>
-              </w:rPr>
-              <w:commentReference w:id="51"/>
+              </w:rPr>
+              <w:commentReference w:id="254296821"/>
             </w:r>
           </w:p>
         </w:tc>
         <w:tc>
           <w:tcPr>
             <w:tcW w:w="1985" w:type="dxa"/>
+            <w:tcMar/>
           </w:tcPr>
           <w:p>
             <w:pPr>
@@ -13430,16 +14469,19 @@
         <w:tc>
           <w:tcPr>
             <w:tcW w:w="4819" w:type="dxa"/>
-          </w:tcPr>
-          <w:p>
-            <w:pPr>
-              <w:spacing w:line="360" w:lineRule="auto"/>
-              <w:jc w:val="left"/>
-            </w:pPr>
-            <w:r>
+            <w:tcMar/>
+          </w:tcPr>
+          <w:p>
+            <w:pPr>
+              <w:spacing w:line="360" w:lineRule="auto"/>
+              <w:jc w:val="left"/>
+            </w:pPr>
+            <w:r>
+              <w:rPr/>
               <w:t>NG_SB_RLOS_ENTRY_EXIT&gt; REMARK</w:t>
             </w:r>
             <w:r>
+              <w:rPr/>
               <w:t>S</w:t>
             </w:r>
           </w:p>
@@ -13452,25 +14494,118 @@
               </w:rPr>
             </w:pPr>
             <w:r>
-              <w:t>Lấy REMARK</w:t>
-            </w:r>
-            <w:r>
+              <w:rPr/>
+              <w:t>Lấy</w:t>
+            </w:r>
+            <w:r>
+              <w:rPr/>
+              <w:t xml:space="preserve"> REMARK</w:t>
+            </w:r>
+            <w:r>
+              <w:rPr/>
               <w:t>S</w:t>
             </w:r>
             <w:r>
+              <w:rPr/>
               <w:t xml:space="preserve"> </w:t>
             </w:r>
             <w:r>
-              <w:t xml:space="preserve">tại dòng có giá trị </w:t>
-            </w:r>
-            <w:r>
-              <w:rPr>
-                <w:color w:val="000000" w:themeColor="text1"/>
-              </w:rPr>
-              <w:t xml:space="preserve">ENTRYDATE lớn nhất </w:t>
-            </w:r>
-            <w:r>
-              <w:t>của mã hồ sơ</w:t>
+              <w:rPr/>
+              <w:t>tại</w:t>
+            </w:r>
+            <w:r>
+              <w:rPr/>
+              <w:t xml:space="preserve"> </w:t>
+            </w:r>
+            <w:r>
+              <w:rPr/>
+              <w:t>dòng</w:t>
+            </w:r>
+            <w:r>
+              <w:rPr/>
+              <w:t xml:space="preserve"> </w:t>
+            </w:r>
+            <w:r>
+              <w:rPr/>
+              <w:t>có</w:t>
+            </w:r>
+            <w:r>
+              <w:rPr/>
+              <w:t xml:space="preserve"> </w:t>
+            </w:r>
+            <w:r>
+              <w:rPr/>
+              <w:t>giá</w:t>
+            </w:r>
+            <w:r>
+              <w:rPr/>
+              <w:t xml:space="preserve"> </w:t>
+            </w:r>
+            <w:r>
+              <w:rPr/>
+              <w:t>trị</w:t>
+            </w:r>
+            <w:r>
+              <w:rPr/>
+              <w:t xml:space="preserve"> </w:t>
+            </w:r>
+            <w:r>
+              <w:rPr>
+                <w:color w:val="000000" w:themeColor="text1" w:themeTint="FF" w:themeShade="FF"/>
+              </w:rPr>
+              <w:t xml:space="preserve">ENTRYDATE </w:t>
+            </w:r>
+            <w:r>
+              <w:rPr>
+                <w:color w:val="000000" w:themeColor="text1" w:themeTint="FF" w:themeShade="FF"/>
+              </w:rPr>
+              <w:t>lớn</w:t>
+            </w:r>
+            <w:r>
+              <w:rPr>
+                <w:color w:val="000000" w:themeColor="text1" w:themeTint="FF" w:themeShade="FF"/>
+              </w:rPr>
+              <w:t xml:space="preserve"> </w:t>
+            </w:r>
+            <w:r>
+              <w:rPr>
+                <w:color w:val="000000" w:themeColor="text1" w:themeTint="FF" w:themeShade="FF"/>
+              </w:rPr>
+              <w:t>nhất</w:t>
+            </w:r>
+            <w:r>
+              <w:rPr>
+                <w:color w:val="000000" w:themeColor="text1" w:themeTint="FF" w:themeShade="FF"/>
+              </w:rPr>
+              <w:t xml:space="preserve"> </w:t>
+            </w:r>
+            <w:r>
+              <w:rPr/>
+              <w:t>của</w:t>
+            </w:r>
+            <w:r>
+              <w:rPr/>
+              <w:t xml:space="preserve"> </w:t>
+            </w:r>
+            <w:r>
+              <w:rPr/>
+              <w:t>mã</w:t>
+            </w:r>
+            <w:r>
+              <w:rPr/>
+              <w:t xml:space="preserve"> </w:t>
+            </w:r>
+            <w:r>
+              <w:rPr/>
+              <w:t>hồ</w:t>
+            </w:r>
+            <w:r>
+              <w:rPr/>
+              <w:t xml:space="preserve"> </w:t>
+            </w:r>
+            <w:r>
+              <w:rPr/>
+              <w:t>sơ</w:t>
             </w:r>
           </w:p>
         </w:tc>
@@ -13479,6 +14614,7 @@
         <w:tc>
           <w:tcPr>
             <w:tcW w:w="838" w:type="dxa"/>
+            <w:tcMar/>
           </w:tcPr>
           <w:p>
             <w:pPr>
@@ -13499,6 +14635,7 @@
         <w:tc>
           <w:tcPr>
             <w:tcW w:w="1842" w:type="dxa"/>
+            <w:tcMar/>
           </w:tcPr>
           <w:p>
             <w:pPr>
@@ -13521,6 +14658,7 @@
         <w:tc>
           <w:tcPr>
             <w:tcW w:w="1985" w:type="dxa"/>
+            <w:tcMar/>
           </w:tcPr>
           <w:p>
             <w:pPr>
@@ -13538,26 +14676,62 @@
         <w:tc>
           <w:tcPr>
             <w:tcW w:w="4819" w:type="dxa"/>
-          </w:tcPr>
-          <w:p>
-            <w:pPr>
-              <w:spacing w:line="360" w:lineRule="auto"/>
-              <w:jc w:val="left"/>
-              <w:rPr>
-                <w:rFonts w:eastAsia="Calibri"/>
-              </w:rPr>
-            </w:pPr>
-            <w:r>
+            <w:tcMar/>
+          </w:tcPr>
+          <w:p>
+            <w:pPr>
+              <w:spacing w:line="360" w:lineRule="auto"/>
+              <w:jc w:val="left"/>
+              <w:rPr>
+                <w:rFonts w:eastAsia="Calibri"/>
+              </w:rPr>
+            </w:pPr>
+            <w:r>
+              <w:rPr/>
               <w:t>NG_SB_RLOS_ENTRY_EXIT&gt; REMARK</w:t>
             </w:r>
             <w:r>
+              <w:rPr/>
               <w:t>S</w:t>
             </w:r>
             <w:r>
               <w:br/>
             </w:r>
             <w:r>
-              <w:t>Lấy REMARKS tại bước có WORKSTEP = 'DetailDataEntry'</w:t>
+              <w:rPr/>
+              <w:t xml:space="preserve">Lấy REMARKS </w:t>
+            </w:r>
+            <w:r>
+              <w:rPr/>
+              <w:t>tại</w:t>
+            </w:r>
+            <w:r>
+              <w:rPr/>
+              <w:t xml:space="preserve"> </w:t>
+            </w:r>
+            <w:r>
+              <w:rPr/>
+              <w:t>bước</w:t>
+            </w:r>
+            <w:r>
+              <w:rPr/>
+              <w:t xml:space="preserve"> </w:t>
+            </w:r>
+            <w:r>
+              <w:rPr/>
+              <w:t>có</w:t>
+            </w:r>
+            <w:r>
+              <w:rPr/>
+              <w:t xml:space="preserve"> WORKSTEP = '</w:t>
+            </w:r>
+            <w:r>
+              <w:rPr/>
+              <w:t>DetailDataEntry</w:t>
+            </w:r>
+            <w:r>
+              <w:rPr/>
+              <w:t>'</w:t>
             </w:r>
           </w:p>
         </w:tc>
@@ -13566,6 +14740,7 @@
         <w:tc>
           <w:tcPr>
             <w:tcW w:w="838" w:type="dxa"/>
+            <w:tcMar/>
           </w:tcPr>
           <w:p>
             <w:pPr>
@@ -13586,6 +14761,7 @@
         <w:tc>
           <w:tcPr>
             <w:tcW w:w="1842" w:type="dxa"/>
+            <w:tcMar/>
           </w:tcPr>
           <w:p>
             <w:pPr>
@@ -13608,6 +14784,7 @@
         <w:tc>
           <w:tcPr>
             <w:tcW w:w="1985" w:type="dxa"/>
+            <w:tcMar/>
           </w:tcPr>
           <w:p>
             <w:pPr>
@@ -13625,6 +14802,7 @@
         <w:tc>
           <w:tcPr>
             <w:tcW w:w="4819" w:type="dxa"/>
+            <w:tcMar/>
           </w:tcPr>
           <w:p>
             <w:pPr>
@@ -13639,6 +14817,8 @@
             </w:r>
             <w:r>
               <w:br/>
+            </w:r>
+            <w:r>
               <w:t xml:space="preserve">Lấy DECISION tại dòng có giá trị </w:t>
             </w:r>
             <w:r>
@@ -13657,6 +14837,7 @@
         <w:tc>
           <w:tcPr>
             <w:tcW w:w="838" w:type="dxa"/>
+            <w:tcMar/>
           </w:tcPr>
           <w:p>
             <w:pPr>
@@ -13677,6 +14858,7 @@
         <w:tc>
           <w:tcPr>
             <w:tcW w:w="1842" w:type="dxa"/>
+            <w:tcMar/>
           </w:tcPr>
           <w:p>
             <w:pPr>
@@ -13699,6 +14881,7 @@
         <w:tc>
           <w:tcPr>
             <w:tcW w:w="1985" w:type="dxa"/>
+            <w:tcMar/>
           </w:tcPr>
           <w:p>
             <w:pPr>
@@ -13716,6 +14899,7 @@
         <w:tc>
           <w:tcPr>
             <w:tcW w:w="4819" w:type="dxa"/>
+            <w:tcMar/>
             <w:vAlign w:val="center"/>
           </w:tcPr>
           <w:p>
@@ -13823,7 +15007,6 @@
                 <w:szCs w:val="22"/>
               </w:rPr>
               <w:br/>
-              <w:t xml:space="preserve"> END, </w:t>
             </w:r>
             <w:r>
               <w:rPr>
@@ -13831,7 +15014,7 @@
                 <w:sz w:val="22"/>
                 <w:szCs w:val="22"/>
               </w:rPr>
-              <w:t>g</w:t>
+              <w:t xml:space="preserve"> END, </w:t>
             </w:r>
             <w:r>
               <w:rPr>
@@ -13839,6 +15022,14 @@
                 <w:sz w:val="22"/>
                 <w:szCs w:val="22"/>
               </w:rPr>
+              <w:t>g</w:t>
+            </w:r>
+            <w:r>
+              <w:rPr>
+                <w:color w:val="000000"/>
+                <w:sz w:val="22"/>
+                <w:szCs w:val="22"/>
+              </w:rPr>
               <w:t>.UWMAKERUSER)</w:t>
             </w:r>
           </w:p>
@@ -13848,6 +15039,7 @@
         <w:tc>
           <w:tcPr>
             <w:tcW w:w="838" w:type="dxa"/>
+            <w:tcMar/>
           </w:tcPr>
           <w:p>
             <w:pPr>
@@ -13868,6 +15060,7 @@
         <w:tc>
           <w:tcPr>
             <w:tcW w:w="1842" w:type="dxa"/>
+            <w:tcMar/>
           </w:tcPr>
           <w:p>
             <w:pPr>
@@ -13890,6 +15083,7 @@
         <w:tc>
           <w:tcPr>
             <w:tcW w:w="1985" w:type="dxa"/>
+            <w:tcMar/>
           </w:tcPr>
           <w:p>
             <w:pPr>
@@ -13907,6 +15101,7 @@
         <w:tc>
           <w:tcPr>
             <w:tcW w:w="4819" w:type="dxa"/>
+            <w:tcMar/>
             <w:vAlign w:val="center"/>
           </w:tcPr>
           <w:p>
@@ -13965,7 +15160,6 @@
                 <w:szCs w:val="22"/>
               </w:rPr>
               <w:br/>
-              <w:t xml:space="preserve">COALESCE(CASE WHEN </w:t>
             </w:r>
             <w:r>
               <w:rPr>
@@ -13973,7 +15167,7 @@
                 <w:sz w:val="22"/>
                 <w:szCs w:val="22"/>
               </w:rPr>
-              <w:t>ak</w:t>
+              <w:t xml:space="preserve">COALESCE(CASE WHEN </w:t>
             </w:r>
             <w:r>
               <w:rPr>
@@ -13981,7 +15175,7 @@
                 <w:sz w:val="22"/>
                 <w:szCs w:val="22"/>
               </w:rPr>
-              <w:t xml:space="preserve">.WORK_STEP = 'UnderwriterChecker' THEN </w:t>
+              <w:t>ak</w:t>
             </w:r>
             <w:r>
               <w:rPr>
@@ -13989,7 +15183,7 @@
                 <w:sz w:val="22"/>
                 <w:szCs w:val="22"/>
               </w:rPr>
-              <w:t>ak</w:t>
+              <w:t xml:space="preserve">.WORK_STEP = 'UnderwriterChecker' THEN </w:t>
             </w:r>
             <w:r>
               <w:rPr>
@@ -13997,7 +15191,7 @@
                 <w:sz w:val="22"/>
                 <w:szCs w:val="22"/>
               </w:rPr>
-              <w:t xml:space="preserve">.USER_MAKE </w:t>
+              <w:t>ak</w:t>
             </w:r>
             <w:r>
               <w:rPr>
@@ -14005,8 +15199,7 @@
                 <w:sz w:val="22"/>
                 <w:szCs w:val="22"/>
               </w:rPr>
-              <w:br/>
-              <w:t xml:space="preserve"> END, </w:t>
+              <w:t xml:space="preserve">.USER_MAKE </w:t>
             </w:r>
             <w:r>
               <w:rPr>
@@ -14014,7 +15207,7 @@
                 <w:sz w:val="22"/>
                 <w:szCs w:val="22"/>
               </w:rPr>
-              <w:t>g</w:t>
+              <w:br/>
             </w:r>
             <w:r>
               <w:rPr>
@@ -14022,6 +15215,22 @@
                 <w:sz w:val="22"/>
                 <w:szCs w:val="22"/>
               </w:rPr>
+              <w:t xml:space="preserve"> END, </w:t>
+            </w:r>
+            <w:r>
+              <w:rPr>
+                <w:color w:val="000000"/>
+                <w:sz w:val="22"/>
+                <w:szCs w:val="22"/>
+              </w:rPr>
+              <w:t>g</w:t>
+            </w:r>
+            <w:r>
+              <w:rPr>
+                <w:color w:val="000000"/>
+                <w:sz w:val="22"/>
+                <w:szCs w:val="22"/>
+              </w:rPr>
               <w:t>.UWCHKRUSER)</w:t>
             </w:r>
           </w:p>
@@ -14031,6 +15240,7 @@
         <w:tc>
           <w:tcPr>
             <w:tcW w:w="838" w:type="dxa"/>
+            <w:tcMar/>
           </w:tcPr>
           <w:p>
             <w:pPr>
@@ -14051,6 +15261,7 @@
         <w:tc>
           <w:tcPr>
             <w:tcW w:w="1842" w:type="dxa"/>
+            <w:tcMar/>
           </w:tcPr>
           <w:p>
             <w:pPr>
@@ -14073,6 +15284,7 @@
         <w:tc>
           <w:tcPr>
             <w:tcW w:w="1985" w:type="dxa"/>
+            <w:tcMar/>
           </w:tcPr>
           <w:p>
             <w:pPr>
@@ -14090,6 +15302,7 @@
         <w:tc>
           <w:tcPr>
             <w:tcW w:w="4819" w:type="dxa"/>
+            <w:tcMar/>
             <w:vAlign w:val="center"/>
           </w:tcPr>
           <w:p>
@@ -14129,16 +15342,34 @@
             </w:pPr>
             <w:r>
               <w:rPr>
-                <w:color w:val="000000" w:themeColor="text1"/>
-              </w:rPr>
-              <w:t>NG_SB_RLOS_USER_MAKE_WORK_STEP ak&gt;</w:t>
+                <w:color w:val="000000" w:themeColor="text1" w:themeTint="FF" w:themeShade="FF"/>
+              </w:rPr>
+              <w:t>NG_SB_RLOS_USER_MAKE_WORK_STEP</w:t>
+            </w:r>
+            <w:r>
+              <w:rPr>
+                <w:color w:val="000000" w:themeColor="text1" w:themeTint="FF" w:themeShade="FF"/>
+              </w:rPr>
+              <w:t xml:space="preserve"> </w:t>
+            </w:r>
+            <w:r>
+              <w:rPr>
+                <w:color w:val="000000" w:themeColor="text1" w:themeTint="FF" w:themeShade="FF"/>
+              </w:rPr>
+              <w:t>ak</w:t>
+            </w:r>
+            <w:r>
+              <w:rPr>
+                <w:color w:val="000000" w:themeColor="text1" w:themeTint="FF" w:themeShade="FF"/>
+              </w:rPr>
+              <w:t>&gt;</w:t>
             </w:r>
             <w:r>
               <w:br/>
             </w:r>
             <w:r>
               <w:rPr>
-                <w:color w:val="000000" w:themeColor="text1"/>
+                <w:color w:val="000000" w:themeColor="text1" w:themeTint="FF" w:themeShade="FF"/>
                 <w:sz w:val="22"/>
                 <w:szCs w:val="22"/>
               </w:rPr>
@@ -14146,7 +15377,7 @@
             </w:r>
             <w:r>
               <w:rPr>
-                <w:color w:val="000000" w:themeColor="text1"/>
+                <w:color w:val="000000" w:themeColor="text1" w:themeTint="FF" w:themeShade="FF"/>
                 <w:sz w:val="22"/>
                 <w:szCs w:val="22"/>
               </w:rPr>
@@ -14154,62 +15385,118 @@
             </w:r>
             <w:r>
               <w:rPr>
-                <w:color w:val="000000" w:themeColor="text1"/>
+                <w:color w:val="000000" w:themeColor="text1" w:themeTint="FF" w:themeShade="FF"/>
                 <w:sz w:val="22"/>
                 <w:szCs w:val="22"/>
               </w:rPr>
-              <w:t xml:space="preserve">.WORK_STEP in ('CreditCommittee', 'CreditApproval') THEN </w:t>
-            </w:r>
-            <w:r>
-              <w:rPr>
-                <w:color w:val="000000" w:themeColor="text1"/>
+              <w:t>.WORK_STEP</w:t>
+            </w:r>
+            <w:r>
+              <w:rPr>
+                <w:color w:val="000000" w:themeColor="text1" w:themeTint="FF" w:themeShade="FF"/>
                 <w:sz w:val="22"/>
                 <w:szCs w:val="22"/>
               </w:rPr>
-              <w:t>ak</w:t>
-            </w:r>
-            <w:r>
-              <w:rPr>
-                <w:color w:val="000000" w:themeColor="text1"/>
+              <w:t xml:space="preserve"> in ('</w:t>
+            </w:r>
+            <w:r>
+              <w:rPr>
+                <w:color w:val="000000" w:themeColor="text1" w:themeTint="FF" w:themeShade="FF"/>
                 <w:sz w:val="22"/>
                 <w:szCs w:val="22"/>
               </w:rPr>
-              <w:t xml:space="preserve">.USER_MAKE END, </w:t>
-            </w:r>
-            <w:r>
-              <w:br/>
-            </w:r>
-            <w:r>
-              <w:rPr>
-                <w:color w:val="000000" w:themeColor="text1"/>
+              <w:t>CreditCommittee</w:t>
+            </w:r>
+            <w:r>
+              <w:rPr>
+                <w:color w:val="000000" w:themeColor="text1" w:themeTint="FF" w:themeShade="FF"/>
                 <w:sz w:val="22"/>
                 <w:szCs w:val="22"/>
               </w:rPr>
-              <w:t>g</w:t>
-            </w:r>
-            <w:r>
-              <w:rPr>
-                <w:color w:val="000000" w:themeColor="text1"/>
+              <w:t>', '</w:t>
+            </w:r>
+            <w:r>
+              <w:rPr>
+                <w:color w:val="000000" w:themeColor="text1" w:themeTint="FF" w:themeShade="FF"/>
                 <w:sz w:val="22"/>
                 <w:szCs w:val="22"/>
               </w:rPr>
-              <w:t xml:space="preserve">.CREDAPPRUSER, </w:t>
-            </w:r>
-            <w:r>
-              <w:rPr>
-                <w:color w:val="000000" w:themeColor="text1"/>
+              <w:t>CreditApproval</w:t>
+            </w:r>
+            <w:r>
+              <w:rPr>
+                <w:color w:val="000000" w:themeColor="text1" w:themeTint="FF" w:themeShade="FF"/>
                 <w:sz w:val="22"/>
                 <w:szCs w:val="22"/>
               </w:rPr>
-              <w:t>g</w:t>
-            </w:r>
-            <w:r>
-              <w:rPr>
-                <w:color w:val="000000" w:themeColor="text1"/>
+              <w:t xml:space="preserve">') THEN </w:t>
+            </w:r>
+            <w:r>
+              <w:rPr>
+                <w:color w:val="000000" w:themeColor="text1" w:themeTint="FF" w:themeShade="FF"/>
                 <w:sz w:val="22"/>
                 <w:szCs w:val="22"/>
               </w:rPr>
-              <w:t>.CCOMMITUSER)</w:t>
+              <w:t>ak</w:t>
+            </w:r>
+            <w:r>
+              <w:rPr>
+                <w:color w:val="000000" w:themeColor="text1" w:themeTint="FF" w:themeShade="FF"/>
+                <w:sz w:val="22"/>
+                <w:szCs w:val="22"/>
+              </w:rPr>
+              <w:t>.USER_MAKE</w:t>
+            </w:r>
+            <w:r>
+              <w:rPr>
+                <w:color w:val="000000" w:themeColor="text1" w:themeTint="FF" w:themeShade="FF"/>
+                <w:sz w:val="22"/>
+                <w:szCs w:val="22"/>
+              </w:rPr>
+              <w:t xml:space="preserve"> END, </w:t>
+            </w:r>
+            <w:r>
+              <w:br/>
+            </w:r>
+            <w:r>
+              <w:rPr>
+                <w:color w:val="000000" w:themeColor="text1" w:themeTint="FF" w:themeShade="FF"/>
+                <w:sz w:val="22"/>
+                <w:szCs w:val="22"/>
+              </w:rPr>
+              <w:t>g</w:t>
+            </w:r>
+            <w:r>
+              <w:rPr>
+                <w:color w:val="000000" w:themeColor="text1" w:themeTint="FF" w:themeShade="FF"/>
+                <w:sz w:val="22"/>
+                <w:szCs w:val="22"/>
+              </w:rPr>
+              <w:t xml:space="preserve">.CREDAPPRUSER, </w:t>
+            </w:r>
+            <w:r>
+              <w:rPr>
+                <w:color w:val="000000" w:themeColor="text1" w:themeTint="FF" w:themeShade="FF"/>
+                <w:sz w:val="22"/>
+                <w:szCs w:val="22"/>
+              </w:rPr>
+              <w:t>g</w:t>
+            </w:r>
+            <w:r>
+              <w:rPr>
+                <w:color w:val="000000" w:themeColor="text1" w:themeTint="FF" w:themeShade="FF"/>
+                <w:sz w:val="22"/>
+                <w:szCs w:val="22"/>
+              </w:rPr>
+              <w:t>.CCOMMITUSER</w:t>
+            </w:r>
+            <w:r>
+              <w:rPr>
+                <w:color w:val="000000" w:themeColor="text1" w:themeTint="FF" w:themeShade="FF"/>
+                <w:sz w:val="22"/>
+                <w:szCs w:val="22"/>
+              </w:rPr>
+              <w:t>)</w:t>
             </w:r>
           </w:p>
         </w:tc>
@@ -14218,6 +15505,7 @@
         <w:tc>
           <w:tcPr>
             <w:tcW w:w="838" w:type="dxa"/>
+            <w:tcMar/>
           </w:tcPr>
           <w:p>
             <w:pPr>
@@ -14238,6 +15526,7 @@
         <w:tc>
           <w:tcPr>
             <w:tcW w:w="1842" w:type="dxa"/>
+            <w:tcMar/>
           </w:tcPr>
           <w:p>
             <w:pPr>
@@ -14260,6 +15549,7 @@
         <w:tc>
           <w:tcPr>
             <w:tcW w:w="1985" w:type="dxa"/>
+            <w:tcMar/>
           </w:tcPr>
           <w:p>
             <w:pPr>
@@ -14277,6 +15567,7 @@
         <w:tc>
           <w:tcPr>
             <w:tcW w:w="4819" w:type="dxa"/>
+            <w:tcMar/>
           </w:tcPr>
           <w:p>
             <w:pPr>
@@ -14305,7 +15596,31 @@
               <w:rPr>
                 <w:rFonts w:eastAsia="Calibri"/>
               </w:rPr>
-              <w:t>CASE WHEN UPPER(z.COL_TYPE) = 'REALSTATE' THEN 'YES' ELSE 'NO' END</w:t>
+              <w:t xml:space="preserve">CASE WHEN </w:t>
+            </w:r>
+            <w:r>
+              <w:rPr>
+                <w:rFonts w:eastAsia="Calibri"/>
+              </w:rPr>
+              <w:t>UPPER(</w:t>
+            </w:r>
+            <w:r>
+              <w:rPr>
+                <w:rFonts w:eastAsia="Calibri"/>
+              </w:rPr>
+              <w:t>z</w:t>
+            </w:r>
+            <w:r>
+              <w:rPr>
+                <w:rFonts w:eastAsia="Calibri"/>
+              </w:rPr>
+              <w:t>.COL_TYPE</w:t>
+            </w:r>
+            <w:r>
+              <w:rPr>
+                <w:rFonts w:eastAsia="Calibri"/>
+              </w:rPr>
+              <w:t>) = 'REALSTATE' THEN 'YES' ELSE 'NO' END</w:t>
             </w:r>
           </w:p>
         </w:tc>
@@ -14314,6 +15629,7 @@
         <w:tc>
           <w:tcPr>
             <w:tcW w:w="838" w:type="dxa"/>
+            <w:tcMar/>
           </w:tcPr>
           <w:p>
             <w:pPr>
@@ -14334,6 +15650,7 @@
         <w:tc>
           <w:tcPr>
             <w:tcW w:w="1842" w:type="dxa"/>
+            <w:tcMar/>
           </w:tcPr>
           <w:p>
             <w:pPr>
@@ -14356,6 +15673,7 @@
         <w:tc>
           <w:tcPr>
             <w:tcW w:w="1985" w:type="dxa"/>
+            <w:tcMar/>
           </w:tcPr>
           <w:p>
             <w:pPr>
@@ -14373,6 +15691,7 @@
         <w:tc>
           <w:tcPr>
             <w:tcW w:w="4819" w:type="dxa"/>
+            <w:tcMar/>
           </w:tcPr>
           <w:p>
             <w:pPr>
@@ -14401,7 +15720,31 @@
               <w:rPr>
                 <w:rFonts w:eastAsia="Calibri"/>
               </w:rPr>
-              <w:t>CASE WHEN UPPER(z.COL_TYPE) = 'TRANSPORT' THEN 'YES' ELSE 'NO' END</w:t>
+              <w:t xml:space="preserve">CASE WHEN </w:t>
+            </w:r>
+            <w:r>
+              <w:rPr>
+                <w:rFonts w:eastAsia="Calibri"/>
+              </w:rPr>
+              <w:t>UPPER(</w:t>
+            </w:r>
+            <w:r>
+              <w:rPr>
+                <w:rFonts w:eastAsia="Calibri"/>
+              </w:rPr>
+              <w:t>z</w:t>
+            </w:r>
+            <w:r>
+              <w:rPr>
+                <w:rFonts w:eastAsia="Calibri"/>
+              </w:rPr>
+              <w:t>.COL_TYPE</w:t>
+            </w:r>
+            <w:r>
+              <w:rPr>
+                <w:rFonts w:eastAsia="Calibri"/>
+              </w:rPr>
+              <w:t>) = 'TRANSPORT' THEN 'YES' ELSE 'NO' END</w:t>
             </w:r>
           </w:p>
         </w:tc>
@@ -14410,6 +15753,7 @@
         <w:tc>
           <w:tcPr>
             <w:tcW w:w="838" w:type="dxa"/>
+            <w:tcMar/>
           </w:tcPr>
           <w:p>
             <w:pPr>
@@ -14430,6 +15774,7 @@
         <w:tc>
           <w:tcPr>
             <w:tcW w:w="1842" w:type="dxa"/>
+            <w:tcMar/>
           </w:tcPr>
           <w:p>
             <w:pPr>
@@ -14452,6 +15797,7 @@
         <w:tc>
           <w:tcPr>
             <w:tcW w:w="1985" w:type="dxa"/>
+            <w:tcMar/>
           </w:tcPr>
           <w:p>
             <w:pPr>
@@ -14469,6 +15815,7 @@
         <w:tc>
           <w:tcPr>
             <w:tcW w:w="4819" w:type="dxa"/>
+            <w:tcMar/>
           </w:tcPr>
           <w:p>
             <w:pPr>
@@ -14518,6 +15865,7 @@
         <w:tc>
           <w:tcPr>
             <w:tcW w:w="838" w:type="dxa"/>
+            <w:tcMar/>
           </w:tcPr>
           <w:p>
             <w:pPr>
@@ -14538,6 +15886,7 @@
         <w:tc>
           <w:tcPr>
             <w:tcW w:w="1842" w:type="dxa"/>
+            <w:tcMar/>
           </w:tcPr>
           <w:p>
             <w:pPr>
@@ -14560,6 +15909,7 @@
         <w:tc>
           <w:tcPr>
             <w:tcW w:w="1985" w:type="dxa"/>
+            <w:tcMar/>
           </w:tcPr>
           <w:p>
             <w:pPr>
@@ -14577,6 +15927,7 @@
         <w:tc>
           <w:tcPr>
             <w:tcW w:w="4819" w:type="dxa"/>
+            <w:tcMar/>
           </w:tcPr>
           <w:p>
             <w:pPr>
@@ -14596,6 +15947,7 @@
         <w:tc>
           <w:tcPr>
             <w:tcW w:w="838" w:type="dxa"/>
+            <w:tcMar/>
           </w:tcPr>
           <w:p>
             <w:pPr>
@@ -14616,6 +15968,7 @@
         <w:tc>
           <w:tcPr>
             <w:tcW w:w="1842" w:type="dxa"/>
+            <w:tcMar/>
           </w:tcPr>
           <w:p>
             <w:pPr>
@@ -14638,6 +15991,7 @@
         <w:tc>
           <w:tcPr>
             <w:tcW w:w="1985" w:type="dxa"/>
+            <w:tcMar/>
           </w:tcPr>
           <w:p>
             <w:pPr>
@@ -14655,6 +16009,7 @@
         <w:tc>
           <w:tcPr>
             <w:tcW w:w="4819" w:type="dxa"/>
+            <w:tcMar/>
           </w:tcPr>
           <w:p>
             <w:pPr>
@@ -14815,6 +16170,7 @@
         <w:tc>
           <w:tcPr>
             <w:tcW w:w="838" w:type="dxa"/>
+            <w:tcMar/>
           </w:tcPr>
           <w:p>
             <w:pPr>
@@ -14835,6 +16191,7 @@
         <w:tc>
           <w:tcPr>
             <w:tcW w:w="1842" w:type="dxa"/>
+            <w:tcMar/>
           </w:tcPr>
           <w:p>
             <w:pPr>
@@ -14857,6 +16214,7 @@
         <w:tc>
           <w:tcPr>
             <w:tcW w:w="1985" w:type="dxa"/>
+            <w:tcMar/>
           </w:tcPr>
           <w:p>
             <w:pPr>
@@ -14874,6 +16232,7 @@
         <w:tc>
           <w:tcPr>
             <w:tcW w:w="4819" w:type="dxa"/>
+            <w:tcMar/>
           </w:tcPr>
           <w:p>
             <w:pPr>
@@ -14907,7 +16266,7 @@
               <w:spacing w:line="360" w:lineRule="auto"/>
               <w:jc w:val="left"/>
               <w:rPr>
-                <w:color w:val="000000" w:themeColor="text1"/>
+                <w:color w:val="000000" w:themeColor="text1" w:themeTint="FF" w:themeShade="FF"/>
               </w:rPr>
             </w:pPr>
             <w:r>
@@ -14934,7 +16293,7 @@
               <w:spacing w:line="360" w:lineRule="auto"/>
               <w:jc w:val="left"/>
               <w:rPr>
-                <w:color w:val="000000" w:themeColor="text1"/>
+                <w:color w:val="000000" w:themeColor="text1" w:themeTint="FF" w:themeShade="FF"/>
               </w:rPr>
             </w:pPr>
             <w:r>
@@ -14961,7 +16320,7 @@
               <w:spacing w:line="360" w:lineRule="auto"/>
               <w:jc w:val="left"/>
               <w:rPr>
-                <w:color w:val="000000" w:themeColor="text1"/>
+                <w:color w:val="000000" w:themeColor="text1" w:themeTint="FF" w:themeShade="FF"/>
               </w:rPr>
             </w:pPr>
             <w:r>
@@ -15100,6 +16459,7 @@
         <w:tc>
           <w:tcPr>
             <w:tcW w:w="838" w:type="dxa"/>
+            <w:tcMar/>
           </w:tcPr>
           <w:p>
             <w:pPr>
@@ -15120,6 +16480,7 @@
         <w:tc>
           <w:tcPr>
             <w:tcW w:w="1842" w:type="dxa"/>
+            <w:tcMar/>
           </w:tcPr>
           <w:p>
             <w:pPr>
@@ -15142,6 +16503,7 @@
         <w:tc>
           <w:tcPr>
             <w:tcW w:w="1985" w:type="dxa"/>
+            <w:tcMar/>
           </w:tcPr>
           <w:p>
             <w:pPr>
@@ -15159,6 +16521,7 @@
         <w:tc>
           <w:tcPr>
             <w:tcW w:w="4819" w:type="dxa"/>
+            <w:tcMar/>
           </w:tcPr>
           <w:p>
             <w:pPr>
@@ -15178,6 +16541,7 @@
         <w:tc>
           <w:tcPr>
             <w:tcW w:w="838" w:type="dxa"/>
+            <w:tcMar/>
           </w:tcPr>
           <w:p>
             <w:pPr>
@@ -15198,6 +16562,7 @@
         <w:tc>
           <w:tcPr>
             <w:tcW w:w="1842" w:type="dxa"/>
+            <w:tcMar/>
           </w:tcPr>
           <w:p>
             <w:pPr>
@@ -15220,6 +16585,7 @@
         <w:tc>
           <w:tcPr>
             <w:tcW w:w="1985" w:type="dxa"/>
+            <w:tcMar/>
           </w:tcPr>
           <w:p>
             <w:pPr>
@@ -15237,6 +16603,7 @@
         <w:tc>
           <w:tcPr>
             <w:tcW w:w="4819" w:type="dxa"/>
+            <w:tcMar/>
           </w:tcPr>
           <w:p>
             <w:pPr>
@@ -15256,6 +16623,7 @@
         <w:tc>
           <w:tcPr>
             <w:tcW w:w="838" w:type="dxa"/>
+            <w:tcMar/>
           </w:tcPr>
           <w:p>
             <w:pPr>
@@ -15276,6 +16644,7 @@
         <w:tc>
           <w:tcPr>
             <w:tcW w:w="1842" w:type="dxa"/>
+            <w:tcMar/>
           </w:tcPr>
           <w:p>
             <w:pPr>
@@ -15298,6 +16667,7 @@
         <w:tc>
           <w:tcPr>
             <w:tcW w:w="1985" w:type="dxa"/>
+            <w:tcMar/>
           </w:tcPr>
           <w:p>
             <w:pPr>
@@ -15315,6 +16685,7 @@
         <w:tc>
           <w:tcPr>
             <w:tcW w:w="4819" w:type="dxa"/>
+            <w:tcMar/>
           </w:tcPr>
           <w:p>
             <w:pPr>
@@ -15334,6 +16705,7 @@
         <w:tc>
           <w:tcPr>
             <w:tcW w:w="838" w:type="dxa"/>
+            <w:tcMar/>
           </w:tcPr>
           <w:p>
             <w:pPr>
@@ -15354,6 +16726,7 @@
         <w:tc>
           <w:tcPr>
             <w:tcW w:w="1842" w:type="dxa"/>
+            <w:tcMar/>
           </w:tcPr>
           <w:p>
             <w:pPr>
@@ -15376,6 +16749,7 @@
         <w:tc>
           <w:tcPr>
             <w:tcW w:w="1985" w:type="dxa"/>
+            <w:tcMar/>
           </w:tcPr>
           <w:p>
             <w:pPr>
@@ -15393,6 +16767,7 @@
         <w:tc>
           <w:tcPr>
             <w:tcW w:w="4819" w:type="dxa"/>
+            <w:tcMar/>
           </w:tcPr>
           <w:p>
             <w:pPr>
@@ -15412,7 +16787,13 @@
               <w:rPr>
                 <w:rFonts w:eastAsia="Calibri"/>
               </w:rPr>
-              <w:t xml:space="preserve">+ Nếu PROOF_OF_INCOME = 'proofincome01' gán giá trị </w:t>
+              <w:t xml:space="preserve">+ Nếu PROOF_OF_INCOME = </w:t>
+            </w:r>
+            <w:r>
+              <w:rPr>
+                <w:rFonts w:eastAsia="Calibri"/>
+              </w:rPr>
+              <w:t xml:space="preserve">'proofincome01' gán giá trị </w:t>
             </w:r>
             <w:r>
               <w:rPr>
@@ -15494,6 +16875,7 @@
         <w:tc>
           <w:tcPr>
             <w:tcW w:w="838" w:type="dxa"/>
+            <w:tcMar/>
           </w:tcPr>
           <w:p>
             <w:pPr>
@@ -15514,6 +16896,7 @@
         <w:tc>
           <w:tcPr>
             <w:tcW w:w="1842" w:type="dxa"/>
+            <w:tcMar/>
           </w:tcPr>
           <w:p>
             <w:pPr>
@@ -15536,6 +16919,7 @@
         <w:tc>
           <w:tcPr>
             <w:tcW w:w="1985" w:type="dxa"/>
+            <w:tcMar/>
           </w:tcPr>
           <w:p>
             <w:pPr>
@@ -15553,6 +16937,7 @@
         <w:tc>
           <w:tcPr>
             <w:tcW w:w="4819" w:type="dxa"/>
+            <w:tcMar/>
           </w:tcPr>
           <w:p>
             <w:pPr>
@@ -15752,7 +17137,6 @@
               <w:rPr>
                 <w:rFonts w:eastAsia="Calibri"/>
               </w:rPr>
-              <w:lastRenderedPageBreak/>
               <w:t>CASE WHEN OTHERFLAG = 'Yes' THEN 'Nguồn thu khác / ' END,</w:t>
             </w:r>
           </w:p>
@@ -15789,6 +17173,7 @@
         <w:tc>
           <w:tcPr>
             <w:tcW w:w="838" w:type="dxa"/>
+            <w:tcMar/>
           </w:tcPr>
           <w:p>
             <w:pPr>
@@ -15809,6 +17194,7 @@
         <w:tc>
           <w:tcPr>
             <w:tcW w:w="1842" w:type="dxa"/>
+            <w:tcMar/>
           </w:tcPr>
           <w:p>
             <w:pPr>
@@ -15831,6 +17217,7 @@
         <w:tc>
           <w:tcPr>
             <w:tcW w:w="1985" w:type="dxa"/>
+            <w:tcMar/>
           </w:tcPr>
           <w:p>
             <w:pPr>
@@ -15848,6 +17235,7 @@
         <w:tc>
           <w:tcPr>
             <w:tcW w:w="4819" w:type="dxa"/>
+            <w:tcMar/>
           </w:tcPr>
           <w:p>
             <w:pPr>
@@ -15878,6 +17266,7 @@
         <w:tc>
           <w:tcPr>
             <w:tcW w:w="838" w:type="dxa"/>
+            <w:tcMar/>
           </w:tcPr>
           <w:p>
             <w:pPr>
@@ -15898,6 +17287,7 @@
         <w:tc>
           <w:tcPr>
             <w:tcW w:w="1842" w:type="dxa"/>
+            <w:tcMar/>
           </w:tcPr>
           <w:p>
             <w:pPr>
@@ -15920,6 +17310,7 @@
         <w:tc>
           <w:tcPr>
             <w:tcW w:w="1985" w:type="dxa"/>
+            <w:tcMar/>
           </w:tcPr>
           <w:p>
             <w:pPr>
@@ -15937,6 +17328,7 @@
         <w:tc>
           <w:tcPr>
             <w:tcW w:w="4819" w:type="dxa"/>
+            <w:tcMar/>
           </w:tcPr>
           <w:p>
             <w:pPr>
@@ -15959,6 +17351,7 @@
         <w:tc>
           <w:tcPr>
             <w:tcW w:w="838" w:type="dxa"/>
+            <w:tcMar/>
           </w:tcPr>
           <w:p>
             <w:pPr>
@@ -15979,6 +17372,7 @@
         <w:tc>
           <w:tcPr>
             <w:tcW w:w="1842" w:type="dxa"/>
+            <w:tcMar/>
           </w:tcPr>
           <w:p>
             <w:pPr>
@@ -16001,6 +17395,7 @@
         <w:tc>
           <w:tcPr>
             <w:tcW w:w="1985" w:type="dxa"/>
+            <w:tcMar/>
           </w:tcPr>
           <w:p>
             <w:pPr>
@@ -16018,6 +17413,7 @@
         <w:tc>
           <w:tcPr>
             <w:tcW w:w="4819" w:type="dxa"/>
+            <w:tcMar/>
           </w:tcPr>
           <w:p>
             <w:pPr>
@@ -16037,6 +17433,7 @@
         <w:tc>
           <w:tcPr>
             <w:tcW w:w="838" w:type="dxa"/>
+            <w:tcMar/>
           </w:tcPr>
           <w:p>
             <w:pPr>
@@ -16057,6 +17454,7 @@
         <w:tc>
           <w:tcPr>
             <w:tcW w:w="1842" w:type="dxa"/>
+            <w:tcMar/>
           </w:tcPr>
           <w:p>
             <w:pPr>
@@ -16079,6 +17477,7 @@
         <w:tc>
           <w:tcPr>
             <w:tcW w:w="1985" w:type="dxa"/>
+            <w:tcMar/>
           </w:tcPr>
           <w:p>
             <w:pPr>
@@ -16096,6 +17495,7 @@
         <w:tc>
           <w:tcPr>
             <w:tcW w:w="4819" w:type="dxa"/>
+            <w:tcMar/>
           </w:tcPr>
           <w:p>
             <w:pPr>
@@ -16121,6 +17521,7 @@
         <w:tc>
           <w:tcPr>
             <w:tcW w:w="838" w:type="dxa"/>
+            <w:tcMar/>
           </w:tcPr>
           <w:p>
             <w:pPr>
@@ -16141,6 +17542,7 @@
         <w:tc>
           <w:tcPr>
             <w:tcW w:w="1842" w:type="dxa"/>
+            <w:tcMar/>
           </w:tcPr>
           <w:p>
             <w:pPr>
@@ -16163,6 +17565,7 @@
         <w:tc>
           <w:tcPr>
             <w:tcW w:w="1985" w:type="dxa"/>
+            <w:tcMar/>
           </w:tcPr>
           <w:p>
             <w:pPr>
@@ -16180,6 +17583,7 @@
         <w:tc>
           <w:tcPr>
             <w:tcW w:w="4819" w:type="dxa"/>
+            <w:tcMar/>
           </w:tcPr>
           <w:p>
             <w:pPr>
@@ -16202,6 +17606,7 @@
         <w:tc>
           <w:tcPr>
             <w:tcW w:w="838" w:type="dxa"/>
+            <w:tcMar/>
           </w:tcPr>
           <w:p>
             <w:pPr>
@@ -16222,6 +17627,7 @@
         <w:tc>
           <w:tcPr>
             <w:tcW w:w="1842" w:type="dxa"/>
+            <w:tcMar/>
           </w:tcPr>
           <w:p>
             <w:pPr>
@@ -16244,6 +17650,7 @@
         <w:tc>
           <w:tcPr>
             <w:tcW w:w="1985" w:type="dxa"/>
+            <w:tcMar/>
           </w:tcPr>
           <w:p>
             <w:pPr>
@@ -16261,6 +17668,7 @@
         <w:tc>
           <w:tcPr>
             <w:tcW w:w="4819" w:type="dxa"/>
+            <w:tcMar/>
           </w:tcPr>
           <w:p>
             <w:pPr>
@@ -16280,6 +17688,7 @@
         <w:tc>
           <w:tcPr>
             <w:tcW w:w="838" w:type="dxa"/>
+            <w:tcMar/>
           </w:tcPr>
           <w:p>
             <w:pPr>
@@ -16300,6 +17709,7 @@
         <w:tc>
           <w:tcPr>
             <w:tcW w:w="1842" w:type="dxa"/>
+            <w:tcMar/>
           </w:tcPr>
           <w:p>
             <w:pPr>
@@ -16322,6 +17732,7 @@
         <w:tc>
           <w:tcPr>
             <w:tcW w:w="1985" w:type="dxa"/>
+            <w:tcMar/>
           </w:tcPr>
           <w:p>
             <w:pPr>
@@ -16339,6 +17750,7 @@
         <w:tc>
           <w:tcPr>
             <w:tcW w:w="4819" w:type="dxa"/>
+            <w:tcMar/>
           </w:tcPr>
           <w:p>
             <w:pPr>
@@ -16358,6 +17770,7 @@
         <w:tc>
           <w:tcPr>
             <w:tcW w:w="838" w:type="dxa"/>
+            <w:tcMar/>
           </w:tcPr>
           <w:p>
             <w:pPr>
@@ -16378,6 +17791,7 @@
         <w:tc>
           <w:tcPr>
             <w:tcW w:w="1842" w:type="dxa"/>
+            <w:tcMar/>
           </w:tcPr>
           <w:p>
             <w:pPr>
@@ -16400,6 +17814,7 @@
         <w:tc>
           <w:tcPr>
             <w:tcW w:w="1985" w:type="dxa"/>
+            <w:tcMar/>
           </w:tcPr>
           <w:p>
             <w:pPr>
@@ -16417,6 +17832,7 @@
         <w:tc>
           <w:tcPr>
             <w:tcW w:w="4819" w:type="dxa"/>
+            <w:tcMar/>
           </w:tcPr>
           <w:p>
             <w:pPr>
@@ -16436,6 +17852,7 @@
         <w:tc>
           <w:tcPr>
             <w:tcW w:w="838" w:type="dxa"/>
+            <w:tcMar/>
           </w:tcPr>
           <w:p>
             <w:pPr>
@@ -16456,6 +17873,7 @@
         <w:tc>
           <w:tcPr>
             <w:tcW w:w="1842" w:type="dxa"/>
+            <w:tcMar/>
           </w:tcPr>
           <w:p>
             <w:pPr>
@@ -16478,6 +17896,7 @@
         <w:tc>
           <w:tcPr>
             <w:tcW w:w="1985" w:type="dxa"/>
+            <w:tcMar/>
           </w:tcPr>
           <w:p>
             <w:pPr>
@@ -16495,6 +17914,7 @@
         <w:tc>
           <w:tcPr>
             <w:tcW w:w="4819" w:type="dxa"/>
+            <w:tcMar/>
           </w:tcPr>
           <w:p>
             <w:pPr>
@@ -16509,6 +17929,8 @@
             </w:r>
             <w:r>
               <w:br/>
+            </w:r>
+            <w:r>
               <w:t xml:space="preserve">Lấy giá trị MIN(ENTRYDATE), với điều kiện </w:t>
             </w:r>
             <w:r>
@@ -16536,6 +17958,7 @@
         <w:tc>
           <w:tcPr>
             <w:tcW w:w="838" w:type="dxa"/>
+            <w:tcMar/>
           </w:tcPr>
           <w:p>
             <w:pPr>
@@ -16556,6 +17979,7 @@
         <w:tc>
           <w:tcPr>
             <w:tcW w:w="1842" w:type="dxa"/>
+            <w:tcMar/>
           </w:tcPr>
           <w:p>
             <w:pPr>
@@ -16578,6 +18002,7 @@
         <w:tc>
           <w:tcPr>
             <w:tcW w:w="1985" w:type="dxa"/>
+            <w:tcMar/>
           </w:tcPr>
           <w:p>
             <w:pPr>
@@ -16595,6 +18020,7 @@
         <w:tc>
           <w:tcPr>
             <w:tcW w:w="4819" w:type="dxa"/>
+            <w:tcMar/>
           </w:tcPr>
           <w:p>
             <w:pPr>
@@ -16653,6 +18079,7 @@
         <w:tc>
           <w:tcPr>
             <w:tcW w:w="838" w:type="dxa"/>
+            <w:tcMar/>
           </w:tcPr>
           <w:p>
             <w:pPr>
@@ -16673,6 +18100,7 @@
         <w:tc>
           <w:tcPr>
             <w:tcW w:w="1842" w:type="dxa"/>
+            <w:tcMar/>
           </w:tcPr>
           <w:p>
             <w:pPr>
@@ -16695,6 +18123,7 @@
         <w:tc>
           <w:tcPr>
             <w:tcW w:w="1985" w:type="dxa"/>
+            <w:tcMar/>
           </w:tcPr>
           <w:p>
             <w:pPr>
@@ -16712,6 +18141,7 @@
         <w:tc>
           <w:tcPr>
             <w:tcW w:w="4819" w:type="dxa"/>
+            <w:tcMar/>
           </w:tcPr>
           <w:p>
             <w:pPr>
@@ -16746,6 +18176,7 @@
         <w:tc>
           <w:tcPr>
             <w:tcW w:w="838" w:type="dxa"/>
+            <w:tcMar/>
           </w:tcPr>
           <w:p>
             <w:pPr>
@@ -16766,6 +18197,7 @@
         <w:tc>
           <w:tcPr>
             <w:tcW w:w="1842" w:type="dxa"/>
+            <w:tcMar/>
           </w:tcPr>
           <w:p>
             <w:pPr>
@@ -16788,6 +18220,7 @@
         <w:tc>
           <w:tcPr>
             <w:tcW w:w="1985" w:type="dxa"/>
+            <w:tcMar/>
           </w:tcPr>
           <w:p>
             <w:pPr>
@@ -16805,6 +18238,7 @@
         <w:tc>
           <w:tcPr>
             <w:tcW w:w="4819" w:type="dxa"/>
+            <w:tcMar/>
           </w:tcPr>
           <w:p>
             <w:pPr>
@@ -16819,6 +18253,11 @@
                 <w:rFonts w:eastAsia="Calibri"/>
               </w:rPr>
               <w:br/>
+            </w:r>
+            <w:r>
+              <w:rPr>
+                <w:rFonts w:eastAsia="Calibri"/>
+              </w:rPr>
               <w:t>Lấy giá trị EXITDATE với điều kiện DECISION = 'Cancel' AND USERNAME IS NOT NULL</w:t>
             </w:r>
           </w:p>
@@ -16828,6 +18267,7 @@
         <w:tc>
           <w:tcPr>
             <w:tcW w:w="838" w:type="dxa"/>
+            <w:tcMar/>
           </w:tcPr>
           <w:p>
             <w:pPr>
@@ -16848,6 +18288,7 @@
         <w:tc>
           <w:tcPr>
             <w:tcW w:w="1842" w:type="dxa"/>
+            <w:tcMar/>
           </w:tcPr>
           <w:p>
             <w:pPr>
@@ -16870,6 +18311,7 @@
         <w:tc>
           <w:tcPr>
             <w:tcW w:w="1985" w:type="dxa"/>
+            <w:tcMar/>
           </w:tcPr>
           <w:p>
             <w:pPr>
@@ -16887,6 +18329,7 @@
         <w:tc>
           <w:tcPr>
             <w:tcW w:w="4819" w:type="dxa"/>
+            <w:tcMar/>
           </w:tcPr>
           <w:p>
             <w:pPr>
@@ -17234,20 +18677,47 @@
               <w:jc w:val="left"/>
             </w:pPr>
             <w:r>
+              <w:rPr/>
               <w:t xml:space="preserve">+ </w:t>
             </w:r>
             <w:r>
-              <w:t>Hồ sơ không tồn tại bước hủy thủ công trước hoặc cùng thời điểm vào bước CancelRevoke:</w:t>
-            </w:r>
-          </w:p>
-          <w:p>
-            <w:pPr>
-              <w:spacing w:line="360" w:lineRule="auto"/>
-              <w:jc w:val="left"/>
-            </w:pPr>
-            <w:r>
-              <w:rPr>
-                <w:rFonts w:eastAsia="Times New Roman"/>
+              <w:rPr/>
+              <w:t xml:space="preserve">Hồ sơ không </w:t>
+            </w:r>
+            <w:r>
+              <w:rPr/>
+              <w:t>tồn tại bước</w:t>
+            </w:r>
+            <w:r>
+              <w:rPr/>
+              <w:t xml:space="preserve"> hủy thủ công trước hoặc cùng thời điểm</w:t>
+            </w:r>
+            <w:r>
+              <w:rPr/>
+              <w:t xml:space="preserve"> vào bước </w:t>
+            </w:r>
+            <w:r>
+              <w:rPr/>
+              <w:t>CancelRevoke</w:t>
+            </w:r>
+            <w:r>
+              <w:rPr/>
+              <w:t>:</w:t>
+            </w:r>
+          </w:p>
+          <w:p>
+            <w:pPr>
+              <w:spacing w:before="0" w:beforeAutospacing="off" w:after="0" w:afterAutospacing="off" w:line="360" w:lineRule="auto"/>
+              <w:ind w:left="0" w:right="86"/>
+              <w:jc w:val="left"/>
+            </w:pPr>
+            <w:r>
+              <w:rPr>
+                <w:rFonts w:ascii="Times New Roman" w:hAnsi="Times New Roman" w:eastAsia="Times New Roman" w:cs="Times New Roman"/>
+                <w:noProof w:val="0"/>
+                <w:sz w:val="24"/>
+                <w:szCs w:val="24"/>
+                <w:lang w:val="en-US"/>
               </w:rPr>
               <w:t>Không tồn tại dòng thỏa mãn điều kiện</w:t>
             </w:r>
@@ -17258,30 +18728,109 @@
               <w:jc w:val="left"/>
             </w:pPr>
             <w:r>
-              <w:lastRenderedPageBreak/>
-              <w:t xml:space="preserve">DECISION = 'Cancel' and </w:t>
-            </w:r>
-            <w:r>
-              <w:t>(ENTRYDATE</w:t>
-            </w:r>
-            <w:r>
-              <w:rPr>
-                <w:i/>
-                <w:iCs/>
-              </w:rPr>
-              <w:t xml:space="preserve"> tại DECISION = 'Cancel' </w:t>
-            </w:r>
-            <w:r>
-              <w:t>&lt;= ENTRYDATE</w:t>
-            </w:r>
-            <w:r>
-              <w:rPr>
-                <w:i/>
-                <w:iCs/>
-              </w:rPr>
-              <w:t xml:space="preserve"> tại WORKSTEP = 'CancelRevoke'</w:t>
-            </w:r>
-            <w:r>
+              <w:rPr/>
+              <w:t>DECISION = 'Cancel'</w:t>
+            </w:r>
+            <w:r>
+              <w:rPr/>
+              <w:t xml:space="preserve"> and </w:t>
+            </w:r>
+            <w:r>
+              <w:rPr/>
+              <w:t>(</w:t>
+            </w:r>
+            <w:r>
+              <w:rPr/>
+              <w:t>ENTRYDATE</w:t>
+            </w:r>
+            <w:r>
+              <w:rPr>
+                <w:i w:val="1"/>
+                <w:iCs w:val="1"/>
+              </w:rPr>
+              <w:t xml:space="preserve"> </w:t>
+            </w:r>
+            <w:r>
+              <w:rPr>
+                <w:i w:val="1"/>
+                <w:iCs w:val="1"/>
+              </w:rPr>
+              <w:t>tại</w:t>
+            </w:r>
+            <w:r>
+              <w:rPr>
+                <w:i w:val="1"/>
+                <w:iCs w:val="1"/>
+              </w:rPr>
+              <w:t xml:space="preserve"> </w:t>
+            </w:r>
+            <w:r>
+              <w:rPr>
+                <w:i w:val="1"/>
+                <w:iCs w:val="1"/>
+              </w:rPr>
+              <w:t>DECISION = 'Cancel'</w:t>
+            </w:r>
+            <w:r>
+              <w:rPr>
+                <w:i w:val="1"/>
+                <w:iCs w:val="1"/>
+              </w:rPr>
+              <w:t xml:space="preserve"> </w:t>
+            </w:r>
+            <w:r>
+              <w:rPr/>
+              <w:t>&lt;</w:t>
+            </w:r>
+            <w:r>
+              <w:rPr/>
+              <w:t>=</w:t>
+            </w:r>
+            <w:r>
+              <w:rPr/>
+              <w:t xml:space="preserve"> </w:t>
+            </w:r>
+            <w:r>
+              <w:rPr/>
+              <w:t>ENTRYDATE</w:t>
+            </w:r>
+            <w:r>
+              <w:rPr>
+                <w:i w:val="1"/>
+                <w:iCs w:val="1"/>
+              </w:rPr>
+              <w:t xml:space="preserve"> </w:t>
+            </w:r>
+            <w:r>
+              <w:rPr>
+                <w:i w:val="1"/>
+                <w:iCs w:val="1"/>
+              </w:rPr>
+              <w:t>tại</w:t>
+            </w:r>
+            <w:r>
+              <w:rPr>
+                <w:i w:val="1"/>
+                <w:iCs w:val="1"/>
+              </w:rPr>
+              <w:t xml:space="preserve"> WORKSTEP = '</w:t>
+            </w:r>
+            <w:r>
+              <w:rPr>
+                <w:i w:val="1"/>
+                <w:iCs w:val="1"/>
+              </w:rPr>
+              <w:t>CancelRevoke</w:t>
+            </w:r>
+            <w:r>
+              <w:rPr>
+                <w:i w:val="1"/>
+                <w:iCs w:val="1"/>
+              </w:rPr>
+              <w:t>'</w:t>
+            </w:r>
+            <w:r>
+              <w:rPr/>
               <w:t>)</w:t>
             </w:r>
           </w:p>
@@ -17291,6 +18840,7 @@
         <w:tc>
           <w:tcPr>
             <w:tcW w:w="838" w:type="dxa"/>
+            <w:tcMar/>
           </w:tcPr>
           <w:p>
             <w:pPr>
@@ -17311,6 +18861,7 @@
         <w:tc>
           <w:tcPr>
             <w:tcW w:w="1842" w:type="dxa"/>
+            <w:tcMar/>
           </w:tcPr>
           <w:p>
             <w:pPr>
@@ -17333,6 +18884,7 @@
         <w:tc>
           <w:tcPr>
             <w:tcW w:w="1985" w:type="dxa"/>
+            <w:tcMar/>
           </w:tcPr>
           <w:p>
             <w:pPr>
@@ -17350,6 +18902,7 @@
         <w:tc>
           <w:tcPr>
             <w:tcW w:w="4819" w:type="dxa"/>
+            <w:tcMar/>
           </w:tcPr>
           <w:p>
             <w:pPr>
@@ -17417,6 +18970,7 @@
         <w:tc>
           <w:tcPr>
             <w:tcW w:w="838" w:type="dxa"/>
+            <w:tcMar/>
           </w:tcPr>
           <w:p>
             <w:pPr>
@@ -17437,6 +18991,7 @@
         <w:tc>
           <w:tcPr>
             <w:tcW w:w="1842" w:type="dxa"/>
+            <w:tcMar/>
           </w:tcPr>
           <w:p>
             <w:pPr>
@@ -17459,6 +19014,7 @@
         <w:tc>
           <w:tcPr>
             <w:tcW w:w="1985" w:type="dxa"/>
+            <w:tcMar/>
           </w:tcPr>
           <w:p>
             <w:pPr>
@@ -17476,6 +19032,7 @@
         <w:tc>
           <w:tcPr>
             <w:tcW w:w="4819" w:type="dxa"/>
+            <w:tcMar/>
           </w:tcPr>
           <w:p>
             <w:pPr>
@@ -17519,6 +19076,7 @@
         <w:tc>
           <w:tcPr>
             <w:tcW w:w="838" w:type="dxa"/>
+            <w:tcMar/>
           </w:tcPr>
           <w:p>
             <w:pPr>
@@ -17539,6 +19097,7 @@
         <w:tc>
           <w:tcPr>
             <w:tcW w:w="1842" w:type="dxa"/>
+            <w:tcMar/>
           </w:tcPr>
           <w:p>
             <w:pPr>
@@ -17561,6 +19120,7 @@
         <w:tc>
           <w:tcPr>
             <w:tcW w:w="1985" w:type="dxa"/>
+            <w:tcMar/>
           </w:tcPr>
           <w:p>
             <w:pPr>
@@ -17578,6 +19138,7 @@
         <w:tc>
           <w:tcPr>
             <w:tcW w:w="4819" w:type="dxa"/>
+            <w:tcMar/>
           </w:tcPr>
           <w:p>
             <w:pPr>
@@ -17645,6 +19206,7 @@
         <w:tc>
           <w:tcPr>
             <w:tcW w:w="838" w:type="dxa"/>
+            <w:tcMar/>
           </w:tcPr>
           <w:p>
             <w:pPr>
@@ -17665,6 +19227,7 @@
         <w:tc>
           <w:tcPr>
             <w:tcW w:w="1842" w:type="dxa"/>
+            <w:tcMar/>
           </w:tcPr>
           <w:p>
             <w:pPr>
@@ -17687,6 +19250,7 @@
         <w:tc>
           <w:tcPr>
             <w:tcW w:w="1985" w:type="dxa"/>
+            <w:tcMar/>
           </w:tcPr>
           <w:p>
             <w:pPr>
@@ -17704,6 +19268,7 @@
         <w:tc>
           <w:tcPr>
             <w:tcW w:w="4819" w:type="dxa"/>
+            <w:tcMar/>
           </w:tcPr>
           <w:p>
             <w:pPr>
@@ -17762,6 +19327,7 @@
         <w:tc>
           <w:tcPr>
             <w:tcW w:w="838" w:type="dxa"/>
+            <w:tcMar/>
           </w:tcPr>
           <w:p>
             <w:pPr>
@@ -17782,6 +19348,7 @@
         <w:tc>
           <w:tcPr>
             <w:tcW w:w="1842" w:type="dxa"/>
+            <w:tcMar/>
           </w:tcPr>
           <w:p>
             <w:pPr>
@@ -17804,6 +19371,7 @@
         <w:tc>
           <w:tcPr>
             <w:tcW w:w="1985" w:type="dxa"/>
+            <w:tcMar/>
           </w:tcPr>
           <w:p>
             <w:pPr>
@@ -17821,6 +19389,7 @@
         <w:tc>
           <w:tcPr>
             <w:tcW w:w="4819" w:type="dxa"/>
+            <w:tcMar/>
           </w:tcPr>
           <w:p>
             <w:pPr>
@@ -17879,6 +19448,7 @@
         <w:tc>
           <w:tcPr>
             <w:tcW w:w="838" w:type="dxa"/>
+            <w:tcMar/>
           </w:tcPr>
           <w:p>
             <w:pPr>
@@ -17899,6 +19469,7 @@
         <w:tc>
           <w:tcPr>
             <w:tcW w:w="1842" w:type="dxa"/>
+            <w:tcMar/>
           </w:tcPr>
           <w:p>
             <w:pPr>
@@ -17921,6 +19492,7 @@
         <w:tc>
           <w:tcPr>
             <w:tcW w:w="1985" w:type="dxa"/>
+            <w:tcMar/>
           </w:tcPr>
           <w:p>
             <w:pPr>
@@ -17938,6 +19510,7 @@
         <w:tc>
           <w:tcPr>
             <w:tcW w:w="4819" w:type="dxa"/>
+            <w:tcMar/>
           </w:tcPr>
           <w:p>
             <w:pPr>
@@ -17963,6 +19536,7 @@
         <w:tc>
           <w:tcPr>
             <w:tcW w:w="838" w:type="dxa"/>
+            <w:tcMar/>
           </w:tcPr>
           <w:p>
             <w:pPr>
@@ -17983,6 +19557,7 @@
         <w:tc>
           <w:tcPr>
             <w:tcW w:w="1842" w:type="dxa"/>
+            <w:tcMar/>
           </w:tcPr>
           <w:p>
             <w:pPr>
@@ -18005,6 +19580,7 @@
         <w:tc>
           <w:tcPr>
             <w:tcW w:w="1985" w:type="dxa"/>
+            <w:tcMar/>
           </w:tcPr>
           <w:p>
             <w:pPr>
@@ -18022,29 +19598,67 @@
         <w:tc>
           <w:tcPr>
             <w:tcW w:w="4819" w:type="dxa"/>
-          </w:tcPr>
-          <w:p>
-            <w:pPr>
-              <w:spacing w:line="360" w:lineRule="auto"/>
-              <w:jc w:val="left"/>
-              <w:rPr>
-                <w:rFonts w:eastAsia="Calibri"/>
-              </w:rPr>
-            </w:pPr>
-            <w:r>
+            <w:tcMar/>
+          </w:tcPr>
+          <w:p>
+            <w:pPr>
+              <w:spacing w:line="360" w:lineRule="auto"/>
+              <w:jc w:val="left"/>
+              <w:rPr>
+                <w:rFonts w:eastAsia="Calibri"/>
+              </w:rPr>
+            </w:pPr>
+            <w:r>
+              <w:rPr/>
               <w:t>NG_SB_RLOS_ENTRY_EXIT&gt; USERNAME</w:t>
             </w:r>
             <w:r>
-              <w:t xml:space="preserve">, với điều kiện </w:t>
-            </w:r>
-            <w:r>
-              <w:t>WORKSTEP = 'UnderwriterChe</w:t>
-            </w:r>
-            <w:r>
+              <w:rPr/>
+              <w:t xml:space="preserve">, </w:t>
+            </w:r>
+            <w:r>
+              <w:rPr/>
+              <w:t>với</w:t>
+            </w:r>
+            <w:r>
+              <w:rPr/>
+              <w:t xml:space="preserve"> </w:t>
+            </w:r>
+            <w:r>
+              <w:rPr/>
+              <w:t>điều</w:t>
+            </w:r>
+            <w:r>
+              <w:rPr/>
+              <w:t xml:space="preserve"> </w:t>
+            </w:r>
+            <w:r>
+              <w:rPr/>
+              <w:t>kiện</w:t>
+            </w:r>
+            <w:r>
+              <w:rPr/>
+              <w:t xml:space="preserve"> </w:t>
+            </w:r>
+            <w:r>
+              <w:rPr/>
+              <w:t>WORKSTEP = '</w:t>
+            </w:r>
+            <w:r>
+              <w:rPr/>
+              <w:t>UnderwriterChe</w:t>
+            </w:r>
+            <w:r>
+              <w:rPr/>
               <w:t>c</w:t>
             </w:r>
             <w:r>
-              <w:t>ker'</w:t>
+              <w:rPr/>
+              <w:t>ker</w:t>
+            </w:r>
+            <w:r>
+              <w:rPr/>
+              <w:t>'</w:t>
             </w:r>
           </w:p>
         </w:tc>
@@ -18053,6 +19667,7 @@
         <w:tc>
           <w:tcPr>
             <w:tcW w:w="838" w:type="dxa"/>
+            <w:tcMar/>
           </w:tcPr>
           <w:p>
             <w:pPr>
@@ -18073,6 +19688,7 @@
         <w:tc>
           <w:tcPr>
             <w:tcW w:w="1842" w:type="dxa"/>
+            <w:tcMar/>
           </w:tcPr>
           <w:p>
             <w:pPr>
@@ -18095,6 +19711,7 @@
         <w:tc>
           <w:tcPr>
             <w:tcW w:w="1985" w:type="dxa"/>
+            <w:tcMar/>
           </w:tcPr>
           <w:p>
             <w:pPr>
@@ -18112,6 +19729,7 @@
         <w:tc>
           <w:tcPr>
             <w:tcW w:w="4819" w:type="dxa"/>
+            <w:tcMar/>
           </w:tcPr>
           <w:p>
             <w:pPr>
@@ -18137,6 +19755,7 @@
         <w:tc>
           <w:tcPr>
             <w:tcW w:w="838" w:type="dxa"/>
+            <w:tcMar/>
           </w:tcPr>
           <w:p>
             <w:pPr>
@@ -18157,6 +19776,7 @@
         <w:tc>
           <w:tcPr>
             <w:tcW w:w="1842" w:type="dxa"/>
+            <w:tcMar/>
           </w:tcPr>
           <w:p>
             <w:pPr>
@@ -18179,6 +19799,7 @@
         <w:tc>
           <w:tcPr>
             <w:tcW w:w="1985" w:type="dxa"/>
+            <w:tcMar/>
           </w:tcPr>
           <w:p>
             <w:pPr>
@@ -18196,23 +19817,67 @@
         <w:tc>
           <w:tcPr>
             <w:tcW w:w="4819" w:type="dxa"/>
-          </w:tcPr>
-          <w:p>
-            <w:pPr>
-              <w:spacing w:line="360" w:lineRule="auto"/>
-              <w:jc w:val="left"/>
-              <w:rPr>
-                <w:rFonts w:eastAsia="Calibri"/>
-              </w:rPr>
-            </w:pPr>
-            <w:r>
+            <w:tcMar/>
+          </w:tcPr>
+          <w:p>
+            <w:pPr>
+              <w:spacing w:line="360" w:lineRule="auto"/>
+              <w:jc w:val="left"/>
+              <w:rPr>
+                <w:rFonts w:eastAsia="Calibri"/>
+              </w:rPr>
+            </w:pPr>
+            <w:r>
+              <w:rPr/>
               <w:t>NG_SB_RLOS_ENTRY_EXIT&gt; USERNAME</w:t>
             </w:r>
             <w:r>
-              <w:t xml:space="preserve">, với điều kiện </w:t>
-            </w:r>
-            <w:r>
-              <w:t>WORKSTEP in ('CreditCommittee', 'CreditApproval')</w:t>
+              <w:rPr/>
+              <w:t xml:space="preserve">, </w:t>
+            </w:r>
+            <w:r>
+              <w:rPr/>
+              <w:t>với</w:t>
+            </w:r>
+            <w:r>
+              <w:rPr/>
+              <w:t xml:space="preserve"> </w:t>
+            </w:r>
+            <w:r>
+              <w:rPr/>
+              <w:t>điều</w:t>
+            </w:r>
+            <w:r>
+              <w:rPr/>
+              <w:t xml:space="preserve"> </w:t>
+            </w:r>
+            <w:r>
+              <w:rPr/>
+              <w:t>kiện</w:t>
+            </w:r>
+            <w:r>
+              <w:rPr/>
+              <w:t xml:space="preserve"> </w:t>
+            </w:r>
+            <w:r>
+              <w:rPr/>
+              <w:t>WORKSTEP in ('</w:t>
+            </w:r>
+            <w:r>
+              <w:rPr/>
+              <w:t>CreditCommittee</w:t>
+            </w:r>
+            <w:r>
+              <w:rPr/>
+              <w:t>', '</w:t>
+            </w:r>
+            <w:r>
+              <w:rPr/>
+              <w:t>CreditApproval</w:t>
+            </w:r>
+            <w:r>
+              <w:rPr/>
+              <w:t>')</w:t>
             </w:r>
           </w:p>
         </w:tc>
@@ -18221,6 +19886,7 @@
         <w:tc>
           <w:tcPr>
             <w:tcW w:w="838" w:type="dxa"/>
+            <w:tcMar/>
           </w:tcPr>
           <w:p>
             <w:pPr>
@@ -18241,6 +19907,7 @@
         <w:tc>
           <w:tcPr>
             <w:tcW w:w="1842" w:type="dxa"/>
+            <w:tcMar/>
           </w:tcPr>
           <w:p>
             <w:pPr>
@@ -18262,6 +19929,7 @@
         <w:tc>
           <w:tcPr>
             <w:tcW w:w="1985" w:type="dxa"/>
+            <w:tcMar/>
           </w:tcPr>
           <w:p>
             <w:pPr>
@@ -18279,6 +19947,7 @@
         <w:tc>
           <w:tcPr>
             <w:tcW w:w="4819" w:type="dxa"/>
+            <w:tcMar/>
           </w:tcPr>
           <w:p>
             <w:pPr>
@@ -18316,6 +19985,7 @@
         <w:tc>
           <w:tcPr>
             <w:tcW w:w="838" w:type="dxa"/>
+            <w:tcMar/>
           </w:tcPr>
           <w:p>
             <w:pPr>
@@ -18336,6 +20006,7 @@
         <w:tc>
           <w:tcPr>
             <w:tcW w:w="1842" w:type="dxa"/>
+            <w:tcMar/>
           </w:tcPr>
           <w:p>
             <w:pPr>
@@ -18357,6 +20028,7 @@
         <w:tc>
           <w:tcPr>
             <w:tcW w:w="1985" w:type="dxa"/>
+            <w:tcMar/>
           </w:tcPr>
           <w:p>
             <w:pPr>
@@ -18374,6 +20046,7 @@
         <w:tc>
           <w:tcPr>
             <w:tcW w:w="4819" w:type="dxa"/>
+            <w:tcMar/>
           </w:tcPr>
           <w:p>
             <w:pPr>
@@ -18441,6 +20114,7 @@
         <w:tc>
           <w:tcPr>
             <w:tcW w:w="838" w:type="dxa"/>
+            <w:tcMar/>
           </w:tcPr>
           <w:p>
             <w:pPr>
@@ -18461,6 +20135,7 @@
         <w:tc>
           <w:tcPr>
             <w:tcW w:w="1842" w:type="dxa"/>
+            <w:tcMar/>
           </w:tcPr>
           <w:p>
             <w:pPr>
@@ -18482,6 +20157,7 @@
         <w:tc>
           <w:tcPr>
             <w:tcW w:w="1985" w:type="dxa"/>
+            <w:tcMar/>
           </w:tcPr>
           <w:p>
             <w:pPr>
@@ -18499,6 +20175,7 @@
         <w:tc>
           <w:tcPr>
             <w:tcW w:w="4819" w:type="dxa"/>
+            <w:tcMar/>
           </w:tcPr>
           <w:p>
             <w:pPr>
@@ -18640,8 +20317,8 @@
           <w:b/>
         </w:rPr>
       </w:pPr>
-      <w:bookmarkStart w:id="52" w:name="_Toc384987417"/>
-      <w:bookmarkStart w:id="53" w:name="_Toc236845382"/>
+      <w:bookmarkStart w:name="_Toc384987417" w:id="47"/>
+      <w:bookmarkStart w:name="_Toc236845382" w:id="48"/>
       <w:bookmarkEnd w:id="45"/>
       <w:r>
         <w:rPr>
@@ -18651,8 +20328,8 @@
         <w:t>Danh sách các mô tả đính kèm</w:t>
       </w:r>
       <w:bookmarkEnd w:id="46"/>
-      <w:bookmarkEnd w:id="52"/>
-      <w:bookmarkEnd w:id="53"/>
+      <w:bookmarkEnd w:id="47"/>
+      <w:bookmarkEnd w:id="48"/>
     </w:p>
     <w:p>
       <w:pPr>
@@ -18688,9 +20365,9 @@
           <w:b/>
         </w:rPr>
       </w:pPr>
-      <w:bookmarkStart w:id="54" w:name="_Toc236845383"/>
-      <w:bookmarkStart w:id="55" w:name="_Toc360108734"/>
-      <w:bookmarkStart w:id="56" w:name="_Toc384987418"/>
+      <w:bookmarkStart w:name="_Toc236845383" w:id="49"/>
+      <w:bookmarkStart w:name="_Toc360108734" w:id="50"/>
+      <w:bookmarkStart w:name="_Toc384987418" w:id="51"/>
       <w:r>
         <w:rPr>
           <w:rFonts w:eastAsia="Calibri"/>
@@ -18698,7 +20375,7 @@
         </w:rPr>
         <w:t>ĐÁNH GIÁ RỦI RO</w:t>
       </w:r>
-      <w:bookmarkEnd w:id="54"/>
+      <w:bookmarkEnd w:id="49"/>
     </w:p>
     <w:p>
       <w:pPr>
@@ -18719,7 +20396,7 @@
           <w:b/>
         </w:rPr>
       </w:pPr>
-      <w:bookmarkStart w:id="57" w:name="_Toc236845384"/>
+      <w:bookmarkStart w:name="_Toc236845384" w:id="52"/>
       <w:r>
         <w:rPr>
           <w:rFonts w:eastAsia="Calibri"/>
@@ -18727,9 +20404,9 @@
         </w:rPr>
         <w:t>YÊU CẦU PHI CHỨC NĂNG</w:t>
       </w:r>
-      <w:bookmarkEnd w:id="55"/>
-      <w:bookmarkEnd w:id="56"/>
-      <w:bookmarkEnd w:id="57"/>
+      <w:bookmarkEnd w:id="50"/>
+      <w:bookmarkEnd w:id="51"/>
+      <w:bookmarkEnd w:id="52"/>
     </w:p>
     <w:p>
       <w:pPr>
@@ -18762,8 +20439,8 @@
           <w:b/>
         </w:rPr>
       </w:pPr>
-      <w:bookmarkStart w:id="58" w:name="_Toc384987419"/>
-      <w:bookmarkStart w:id="59" w:name="_Toc236845385"/>
+      <w:bookmarkStart w:name="_Toc384987419" w:id="53"/>
+      <w:bookmarkStart w:name="_Toc236845385" w:id="54"/>
       <w:r>
         <w:rPr>
           <w:rFonts w:eastAsia="Calibri"/>
@@ -18776,13 +20453,13 @@
       <w:bookmarkEnd w:id="2"/>
       <w:bookmarkEnd w:id="3"/>
       <w:bookmarkEnd w:id="4"/>
-      <w:bookmarkEnd w:id="58"/>
-      <w:bookmarkEnd w:id="59"/>
+      <w:bookmarkEnd w:id="53"/>
+      <w:bookmarkEnd w:id="54"/>
     </w:p>
     <w:sectPr>
-      <w:headerReference w:type="default" r:id="rId13"/>
-      <w:footerReference w:type="default" r:id="rId14"/>
-      <w:pgSz w:w="11907" w:h="16839" w:code="9"/>
+      <w:headerReference w:type="default" r:id="rId9"/>
+      <w:footerReference w:type="default" r:id="rId10"/>
+      <w:pgSz w:w="11907" w:h="16839" w:orient="portrait" w:code="9"/>
       <w:pgMar w:top="1134" w:right="1134" w:bottom="1134" w:left="1418" w:header="567" w:footer="454" w:gutter="0"/>
       <w:cols w:space="720"/>
       <w:titlePg/>
@@ -18793,9 +20470,9 @@
 </file>
 
 <file path=word/comments.xml><?xml version="1.0" encoding="utf-8"?>
-<w:comments xmlns:wpc="http://schemas.microsoft.com/office/word/2010/wordprocessingCanvas" xmlns:cx="http://schemas.microsoft.com/office/drawing/2014/chartex" xmlns:cx1="http://schemas.microsoft.com/office/drawing/2015/9/8/chartex" xmlns:cx2="http://schemas.microsoft.com/office/drawing/2015/10/21/chartex" xmlns:cx3="http://schemas.microsoft.com/office/drawing/2016/5/9/chartex" xmlns:cx4="http://schemas.microsoft.com/office/drawing/2016/5/10/chartex" xmlns:cx5="http://schemas.microsoft.com/office/drawing/2016/5/11/chartex" xmlns:cx6="http://schemas.microsoft.com/office/drawing/2016/5/12/chartex" xmlns:cx7="http://schemas.microsoft.com/office/drawing/2016/5/13/chartex" xmlns:cx8="http://schemas.microsoft.com/office/drawing/2016/5/14/chartex" xmlns:mc="http://schemas.openxmlformats.org/markup-compatibility/2006" xmlns:m="http://schemas.openxmlformats.org/officeDocument/2006/math" xmlns:aink="http://schemas.microsoft.com/office/drawing/2016/ink" xmlns:am3d="http://schemas.microsoft.com/office/drawing/2017/model3d" xmlns:oel="http://schemas.microsoft.com/office/2019/extlst" xmlns:r="http://schemas.openxmlformats.org/officeDocument/2006/relationships" xmlns:wp14="http://schemas.microsoft.com/office/word/2010/wordprocessingDrawing" xmlns:wp="http://schemas.openxmlformats.org/drawingml/2006/wordprocessingDrawing" xmlns:wpg="http://schemas.microsoft.com/office/word/2010/wordprocessingGroup" xmlns:wpi="http://schemas.microsoft.com/office/word/2010/wordprocessingInk" xmlns:wps="http://schemas.microsoft.com/office/word/2010/wordprocessingShape" xmlns:o="urn:schemas-microsoft-com:office:office" xmlns:v="urn:schemas-microsoft-com:vml" xmlns:w10="urn:schemas-microsoft-com:office:word" xmlns:w="http://schemas.openxmlformats.org/wordprocessingml/2006/main" xmlns:w14="http://schemas.microsoft.com/office/word/2010/wordml" xmlns:w15="http://schemas.microsoft.com/office/word/2012/wordml" xmlns:w16cex="http://schemas.microsoft.com/office/word/2018/wordml/cex" xmlns:w16cid="http://schemas.microsoft.com/office/word/2016/wordml/cid" xmlns:w16="http://schemas.microsoft.com/office/word/2018/wordml" xmlns:w16sdtdh="http://schemas.microsoft.com/office/word/2020/wordml/sdtdatahash" xmlns:w16sdtfl="http://schemas.microsoft.com/office/word/2024/wordml/sdtformatlock" xmlns:w16se="http://schemas.microsoft.com/office/word/2015/wordml/symex" xmlns:w16du="http://schemas.microsoft.com/office/word/2023/wordml/word16du" xmlns:wne="http://schemas.microsoft.com/office/word/2006/wordml" mc:Ignorable="w14 w15 w16se w16cid w16 w16cex w16sdtdh w16sdtfl w16du wp14">
-  <w:comment w:id="47" w:author="Guest User" w:date="2026-09-25T15:06:00Z" w:initials="GU">
-    <w:p>
+<w:comments xmlns:w14="http://schemas.microsoft.com/office/word/2010/wordml" xmlns:w="http://schemas.openxmlformats.org/wordprocessingml/2006/main">
+  <w:comment xmlns:w="http://schemas.openxmlformats.org/wordprocessingml/2006/main" w:initials="GU" w:author="Guest User" w:date="2026-09-25T15:06:25" w:id="171809952">
+    <w:p xmlns:w14="http://schemas.microsoft.com/office/word/2010/wordml" xmlns:w="http://schemas.openxmlformats.org/wordprocessingml/2006/main">
       <w:pPr>
         <w:pStyle w:val="CommentText"/>
       </w:pPr>
@@ -18806,66 +20483,12 @@
         <w:annotationRef/>
       </w:r>
       <w:r>
-        <w:t>Có m</w:t>
-      </w:r>
-      <w:r>
-        <w:t>ỗ</w:t>
-      </w:r>
-      <w:r>
-        <w:t>i b</w:t>
-      </w:r>
-      <w:r>
-        <w:t>ả</w:t>
-      </w:r>
-      <w:r>
-        <w:t>ng REF chưa n</w:t>
-      </w:r>
-      <w:r>
-        <w:t>ố</w:t>
-      </w:r>
-      <w:r>
-        <w:t>i đư</w:t>
-      </w:r>
-      <w:r>
-        <w:t>ợ</w:t>
-      </w:r>
-      <w:r>
-        <w:t>c mã h</w:t>
-      </w:r>
-      <w:r>
-        <w:t>ồ</w:t>
-      </w:r>
-      <w:r>
-        <w:t xml:space="preserve"> sơ nào nên n</w:t>
-      </w:r>
-      <w:r>
-        <w:t>ế</w:t>
-      </w:r>
-      <w:r>
-        <w:t>u lên báo cáo s</w:t>
-      </w:r>
-      <w:r>
-        <w:t>ẽ</w:t>
-      </w:r>
-      <w:r>
-        <w:t xml:space="preserve"> không hi</w:t>
-      </w:r>
-      <w:r>
-        <w:t>ệ</w:t>
-      </w:r>
-      <w:r>
-        <w:t>n. Team FSS check l</w:t>
-      </w:r>
-      <w:r>
-        <w:t>ạ</w:t>
-      </w:r>
-      <w:r>
-        <w:t>i nhé</w:t>
+        <w:t>Có mỗi bảng REF chưa nối được mã hồ sơ nào nên nếu lên báo cáo sẽ không hiện. Team FSS check lại nhé</w:t>
       </w:r>
     </w:p>
   </w:comment>
-  <w:comment w:id="48" w:author="Yen Hoang" w:date="2026-10-07T16:07:00Z" w:initials="YH">
-    <w:p>
+  <w:comment xmlns:w="http://schemas.openxmlformats.org/wordprocessingml/2006/main" w:initials="GU" w:author="Guest User" w:date="2026-09-25T15:47:32" w:id="1660821546">
+    <w:p xmlns:w14="http://schemas.microsoft.com/office/word/2010/wordml" xmlns:w="http://schemas.openxmlformats.org/wordprocessingml/2006/main">
       <w:pPr>
         <w:pStyle w:val="CommentText"/>
       </w:pPr>
@@ -18876,174 +20499,12 @@
         <w:annotationRef/>
       </w:r>
       <w:r>
-        <w:t>FSS ph</w:t>
-      </w:r>
-      <w:r>
-        <w:t>ả</w:t>
-      </w:r>
-      <w:r>
-        <w:t>n h</w:t>
-      </w:r>
-      <w:r>
-        <w:t>ồ</w:t>
-      </w:r>
-      <w:r>
-        <w:t>i: B</w:t>
-      </w:r>
-      <w:r>
-        <w:t>ả</w:t>
-      </w:r>
-      <w:r>
-        <w:t>ng RLOS_REF_FLOW đã đư</w:t>
-      </w:r>
-      <w:r>
-        <w:t>ợ</w:t>
-      </w:r>
-      <w:r>
-        <w:t>c join v</w:t>
-      </w:r>
-      <w:r>
-        <w:t>ớ</w:t>
-      </w:r>
-      <w:r>
-        <w:t>i b</w:t>
-      </w:r>
-      <w:r>
-        <w:t>ả</w:t>
-      </w:r>
-      <w:r>
-        <w:t>ng thông tin h</w:t>
-      </w:r>
-      <w:r>
-        <w:t>ồ</w:t>
-      </w:r>
-      <w:r>
-        <w:t xml:space="preserve"> sơ </w:t>
-      </w:r>
-      <w:r>
-        <w:t>ở</w:t>
-      </w:r>
-      <w:r>
-        <w:t xml:space="preserve"> c</w:t>
-      </w:r>
-      <w:r>
-        <w:t>ụ</w:t>
-      </w:r>
-      <w:r>
-        <w:t>m join, th</w:t>
-      </w:r>
-      <w:r>
-        <w:t>ể</w:t>
-      </w:r>
-      <w:r>
-        <w:t xml:space="preserve"> hi</w:t>
-      </w:r>
-      <w:r>
-        <w:t>ệ</w:t>
-      </w:r>
-      <w:r>
-        <w:t xml:space="preserve">n </w:t>
-      </w:r>
-      <w:r>
-        <w:t>ở</w:t>
-      </w:r>
-      <w:r>
-        <w:t xml:space="preserve"> ph</w:t>
-      </w:r>
-      <w:r>
-        <w:t>ầ</w:t>
-      </w:r>
-      <w:r>
-        <w:t>n l</w:t>
-      </w:r>
-      <w:r>
-        <w:t>ấ</w:t>
-      </w:r>
-      <w:r>
-        <w:t>y d</w:t>
-      </w:r>
-      <w:r>
-        <w:t>ữ</w:t>
-      </w:r>
-      <w:r>
-        <w:t xml:space="preserve"> li</w:t>
-      </w:r>
-      <w:r>
-        <w:t>ệ</w:t>
-      </w:r>
-      <w:r>
-        <w:t>u ch</w:t>
-      </w:r>
-      <w:r>
-        <w:t>ỉ</w:t>
-      </w:r>
-      <w:r>
-        <w:t xml:space="preserve"> nh</w:t>
-      </w:r>
-      <w:r>
-        <w:t>ằ</w:t>
-      </w:r>
-      <w:r>
-        <w:t>m m</w:t>
-      </w:r>
-      <w:r>
-        <w:t>ụ</w:t>
-      </w:r>
-      <w:r>
-        <w:t>c đích cho th</w:t>
-      </w:r>
-      <w:r>
-        <w:t>ấ</w:t>
-      </w:r>
-      <w:r>
-        <w:t>y trư</w:t>
-      </w:r>
-      <w:r>
-        <w:t>ờ</w:t>
-      </w:r>
-      <w:r>
-        <w:t>ng đư</w:t>
-      </w:r>
-      <w:r>
-        <w:t>ợ</w:t>
-      </w:r>
-      <w:r>
-        <w:t>c l</w:t>
-      </w:r>
-      <w:r>
-        <w:t>ấ</w:t>
-      </w:r>
-      <w:r>
-        <w:t>y tr</w:t>
-      </w:r>
-      <w:r>
-        <w:t>ự</w:t>
-      </w:r>
-      <w:r>
-        <w:t>c ti</w:t>
-      </w:r>
-      <w:r>
-        <w:t>ế</w:t>
-      </w:r>
-      <w:r>
-        <w:t>p t</w:t>
-      </w:r>
-      <w:r>
-        <w:t>ừ</w:t>
-      </w:r>
-      <w:r>
-        <w:t xml:space="preserve"> b</w:t>
-      </w:r>
-      <w:r>
-        <w:t>ả</w:t>
-      </w:r>
-      <w:r>
-        <w:t>ng nào</w:t>
+        <w:t>Điều chỉnh các trường này (42-45 và 47), sử dụng bảng NG_SB_RLOS_EXTTABLE có những trường này luôn không cần sử dụng giá trị max của bản ENTRY_EXIT</w:t>
       </w:r>
     </w:p>
   </w:comment>
-  <w:comment w:id="49" w:author="Guest User" w:date="2026-10-08T11:57:00Z" w:initials="GU">
-    <w:p>
+  <w:comment xmlns:w="http://schemas.openxmlformats.org/wordprocessingml/2006/main" w:initials="YH" w:author="Yen Hoang" w:date="2026-09-25T16:31:27" w:id="254296821">
+    <w:p xmlns:w14="http://schemas.microsoft.com/office/word/2010/wordml" xmlns:w="http://schemas.openxmlformats.org/wordprocessingml/2006/main">
       <w:pPr>
         <w:pStyle w:val="CommentText"/>
       </w:pPr>
@@ -19054,24 +20515,12 @@
         <w:annotationRef/>
       </w:r>
       <w:r>
-        <w:t>Team BI đã check th</w:t>
-      </w:r>
-      <w:r>
-        <w:t>ấ</w:t>
-      </w:r>
-      <w:r>
-        <w:t>y oke r</w:t>
-      </w:r>
-      <w:r>
-        <w:t>ồ</w:t>
-      </w:r>
-      <w:r>
-        <w:t>i nhé</w:t>
+        <w:t>Đã trao đổi lại và thống nhất không thay đổi rule</w:t>
       </w:r>
     </w:p>
   </w:comment>
-  <w:comment w:id="50" w:author="Guest User" w:date="2026-09-25T15:47:00Z" w:initials="GU">
-    <w:p>
+  <w:comment xmlns:w="http://schemas.openxmlformats.org/wordprocessingml/2006/main" w:initials="YH" w:author="Yen Hoang" w:date="2026-10-07T16:07:59" w:id="1415941757">
+    <w:p xmlns:w14="http://schemas.microsoft.com/office/word/2010/wordml" xmlns:w="http://schemas.openxmlformats.org/wordprocessingml/2006/main">
       <w:pPr>
         <w:pStyle w:val="CommentText"/>
       </w:pPr>
@@ -19082,96 +20531,12 @@
         <w:annotationRef/>
       </w:r>
       <w:r>
-        <w:t>Đi</w:t>
-      </w:r>
-      <w:r>
-        <w:t>ề</w:t>
-      </w:r>
-      <w:r>
-        <w:t>u ch</w:t>
-      </w:r>
-      <w:r>
-        <w:t>ỉ</w:t>
-      </w:r>
-      <w:r>
-        <w:t>nh các trư</w:t>
-      </w:r>
-      <w:r>
-        <w:t>ờ</w:t>
-      </w:r>
-      <w:r>
-        <w:t>ng này (42-45 và 47), s</w:t>
-      </w:r>
-      <w:r>
-        <w:t>ử</w:t>
-      </w:r>
-      <w:r>
-        <w:t xml:space="preserve"> d</w:t>
-      </w:r>
-      <w:r>
-        <w:t>ụ</w:t>
-      </w:r>
-      <w:r>
-        <w:t>ng b</w:t>
-      </w:r>
-      <w:r>
-        <w:t>ả</w:t>
-      </w:r>
-      <w:r>
-        <w:t>ng NG_SB_RLOS_EXTTABLE có nh</w:t>
-      </w:r>
-      <w:r>
-        <w:t>ữ</w:t>
-      </w:r>
-      <w:r>
-        <w:t>ng trư</w:t>
-      </w:r>
-      <w:r>
-        <w:t>ờ</w:t>
-      </w:r>
-      <w:r>
-        <w:t>ng này luôn không c</w:t>
-      </w:r>
-      <w:r>
-        <w:t>ầ</w:t>
-      </w:r>
-      <w:r>
-        <w:t>n s</w:t>
-      </w:r>
-      <w:r>
-        <w:t>ử</w:t>
-      </w:r>
-      <w:r>
-        <w:t xml:space="preserve"> d</w:t>
-      </w:r>
-      <w:r>
-        <w:t>ụ</w:t>
-      </w:r>
-      <w:r>
-        <w:t>ng giá tr</w:t>
-      </w:r>
-      <w:r>
-        <w:t>ị</w:t>
-      </w:r>
-      <w:r>
-        <w:t xml:space="preserve"> max c</w:t>
-      </w:r>
-      <w:r>
-        <w:t>ủ</w:t>
-      </w:r>
-      <w:r>
-        <w:t>a b</w:t>
-      </w:r>
-      <w:r>
-        <w:t>ả</w:t>
-      </w:r>
-      <w:r>
-        <w:t>n ENTRY_EXIT</w:t>
+        <w:t>FSS phản hồi: Bảng RLOS_REF_FLOW đã được join với bảng thông tin hồ sơ ở cụm join, thể hiện ở phần lấy dữ liệu chỉ nhằm mục đích cho thấy trường được lấy trực tiếp từ bảng nào</w:t>
       </w:r>
     </w:p>
   </w:comment>
-  <w:comment w:id="51" w:author="Yen Hoang" w:date="2026-09-25T16:31:00Z" w:initials="YH">
-    <w:p>
+  <w:comment xmlns:w="http://schemas.openxmlformats.org/wordprocessingml/2006/main" w:initials="GU" w:author="Guest User" w:date="2026-10-08T11:57:15" w:id="1885153489">
+    <w:p xmlns:w14="http://schemas.microsoft.com/office/word/2010/wordml" xmlns:w="http://schemas.openxmlformats.org/wordprocessingml/2006/main">
       <w:pPr>
         <w:pStyle w:val="CommentText"/>
       </w:pPr>
@@ -19182,37 +20547,7 @@
         <w:annotationRef/>
       </w:r>
       <w:r>
-        <w:t>Đã trao đ</w:t>
-      </w:r>
-      <w:r>
-        <w:t>ổ</w:t>
-      </w:r>
-      <w:r>
-        <w:t>i l</w:t>
-      </w:r>
-      <w:r>
-        <w:t>ạ</w:t>
-      </w:r>
-      <w:r>
-        <w:t>i và th</w:t>
-      </w:r>
-      <w:r>
-        <w:t>ố</w:t>
-      </w:r>
-      <w:r>
-        <w:t>ng nh</w:t>
-      </w:r>
-      <w:r>
-        <w:t>ấ</w:t>
-      </w:r>
-      <w:r>
-        <w:t>t không thay đ</w:t>
-      </w:r>
-      <w:r>
-        <w:t>ổ</w:t>
-      </w:r>
-      <w:r>
-        <w:t>i rule</w:t>
+        <w:t>Team BI đã check thấy oke rồi nhé</w:t>
       </w:r>
     </w:p>
   </w:comment>
@@ -19220,37 +20555,37 @@
 </file>
 
 <file path=word/commentsExtended.xml><?xml version="1.0" encoding="utf-8"?>
-<w15:commentsEx xmlns:wpc="http://schemas.microsoft.com/office/word/2010/wordprocessingCanvas" xmlns:cx="http://schemas.microsoft.com/office/drawing/2014/chartex" xmlns:cx1="http://schemas.microsoft.com/office/drawing/2015/9/8/chartex" xmlns:cx2="http://schemas.microsoft.com/office/drawing/2015/10/21/chartex" xmlns:cx3="http://schemas.microsoft.com/office/drawing/2016/5/9/chartex" xmlns:cx4="http://schemas.microsoft.com/office/drawing/2016/5/10/chartex" xmlns:cx5="http://schemas.microsoft.com/office/drawing/2016/5/11/chartex" xmlns:cx6="http://schemas.microsoft.com/office/drawing/2016/5/12/chartex" xmlns:cx7="http://schemas.microsoft.com/office/drawing/2016/5/13/chartex" xmlns:cx8="http://schemas.microsoft.com/office/drawing/2016/5/14/chartex" xmlns:mc="http://schemas.openxmlformats.org/markup-compatibility/2006" xmlns:m="http://schemas.openxmlformats.org/officeDocument/2006/math" xmlns:aink="http://schemas.microsoft.com/office/drawing/2016/ink" xmlns:am3d="http://schemas.microsoft.com/office/drawing/2017/model3d" xmlns:oel="http://schemas.microsoft.com/office/2019/extlst" xmlns:r="http://schemas.openxmlformats.org/officeDocument/2006/relationships" xmlns:wp14="http://schemas.microsoft.com/office/word/2010/wordprocessingDrawing" xmlns:wp="http://schemas.openxmlformats.org/drawingml/2006/wordprocessingDrawing" xmlns:wpg="http://schemas.microsoft.com/office/word/2010/wordprocessingGroup" xmlns:wpi="http://schemas.microsoft.com/office/word/2010/wordprocessingInk" xmlns:wps="http://schemas.microsoft.com/office/word/2010/wordprocessingShape" xmlns:o="urn:schemas-microsoft-com:office:office" xmlns:v="urn:schemas-microsoft-com:vml" xmlns:w10="urn:schemas-microsoft-com:office:word" xmlns:w="http://schemas.openxmlformats.org/wordprocessingml/2006/main" xmlns:w14="http://schemas.microsoft.com/office/word/2010/wordml" xmlns:w15="http://schemas.microsoft.com/office/word/2012/wordml" xmlns:w16cex="http://schemas.microsoft.com/office/word/2018/wordml/cex" xmlns:w16cid="http://schemas.microsoft.com/office/word/2016/wordml/cid" xmlns:w16="http://schemas.microsoft.com/office/word/2018/wordml" xmlns:w16sdtdh="http://schemas.microsoft.com/office/word/2020/wordml/sdtdatahash" xmlns:w16sdtfl="http://schemas.microsoft.com/office/word/2024/wordml/sdtformatlock" xmlns:w16se="http://schemas.microsoft.com/office/word/2015/wordml/symex" xmlns:w16du="http://schemas.microsoft.com/office/word/2023/wordml/word16du" xmlns:wne="http://schemas.microsoft.com/office/word/2006/wordml" mc:Ignorable="w14 w15 w16se w16cid w16 w16cex w16sdtdh w16sdtfl w16du wp14">
-  <w15:commentEx w15:paraId="740C6EF9" w15:done="0"/>
-  <w15:commentEx w15:paraId="61B036C0" w15:paraIdParent="740C6EF9" w15:done="0"/>
-  <w15:commentEx w15:paraId="281BAA3C" w15:paraIdParent="740C6EF9" w15:done="0"/>
-  <w15:commentEx w15:paraId="3FD7D774" w15:done="0"/>
-  <w15:commentEx w15:paraId="3A4EE4B0" w15:paraIdParent="3FD7D774" w15:done="0"/>
+<w15:commentsEx xmlns:mc="http://schemas.openxmlformats.org/markup-compatibility/2006" xmlns:w15="http://schemas.microsoft.com/office/word/2012/wordml" mc:Ignorable="w15">
+  <w15:commentEx w15:done="0" w15:paraId="740C6EF9"/>
+  <w15:commentEx w15:done="0" w15:paraId="3FD7D774"/>
+  <w15:commentEx w15:done="0" w15:paraId="3A4EE4B0" w15:paraIdParent="3FD7D774"/>
+  <w15:commentEx w15:done="0" w15:paraId="61B036C0" w15:paraIdParent="740C6EF9"/>
+  <w15:commentEx w15:done="0" w15:paraId="281BAA3C" w15:paraIdParent="740C6EF9"/>
 </w15:commentsEx>
 </file>
 
 <file path=word/commentsExtensible.xml><?xml version="1.0" encoding="utf-8"?>
-<w16cex:commentsExtensible xmlns:wpc="http://schemas.microsoft.com/office/word/2010/wordprocessingCanvas" xmlns:cx="http://schemas.microsoft.com/office/drawing/2014/chartex" xmlns:cx1="http://schemas.microsoft.com/office/drawing/2015/9/8/chartex" xmlns:cx2="http://schemas.microsoft.com/office/drawing/2015/10/21/chartex" xmlns:cx3="http://schemas.microsoft.com/office/drawing/2016/5/9/chartex" xmlns:cx4="http://schemas.microsoft.com/office/drawing/2016/5/10/chartex" xmlns:cx5="http://schemas.microsoft.com/office/drawing/2016/5/11/chartex" xmlns:cx6="http://schemas.microsoft.com/office/drawing/2016/5/12/chartex" xmlns:cx7="http://schemas.microsoft.com/office/drawing/2016/5/13/chartex" xmlns:cx8="http://schemas.microsoft.com/office/drawing/2016/5/14/chartex" xmlns:cr="http://schemas.microsoft.com/office/comments/2020/reactions" xmlns:mc="http://schemas.openxmlformats.org/markup-compatibility/2006" xmlns:m="http://schemas.openxmlformats.org/officeDocument/2006/math" xmlns:aink="http://schemas.microsoft.com/office/drawing/2016/ink" xmlns:am3d="http://schemas.microsoft.com/office/drawing/2017/model3d" xmlns:oel="http://schemas.microsoft.com/office/2019/extlst" xmlns:r="http://schemas.openxmlformats.org/officeDocument/2006/relationships" xmlns:wp14="http://schemas.microsoft.com/office/word/2010/wordprocessingDrawing" xmlns:wp="http://schemas.openxmlformats.org/drawingml/2006/wordprocessingDrawing" xmlns:wpg="http://schemas.microsoft.com/office/word/2010/wordprocessingGroup" xmlns:wpi="http://schemas.microsoft.com/office/word/2010/wordprocessingInk" xmlns:wps="http://schemas.microsoft.com/office/word/2010/wordprocessingShape" xmlns:o="urn:schemas-microsoft-com:office:office" xmlns:v="urn:schemas-microsoft-com:vml" xmlns:w10="urn:schemas-microsoft-com:office:word" xmlns:w="http://schemas.openxmlformats.org/wordprocessingml/2006/main" xmlns:w14="http://schemas.microsoft.com/office/word/2010/wordml" xmlns:w15="http://schemas.microsoft.com/office/word/2012/wordml" xmlns:w16cex="http://schemas.microsoft.com/office/word/2018/wordml/cex" xmlns:w16cid="http://schemas.microsoft.com/office/word/2016/wordml/cid" xmlns:w16="http://schemas.microsoft.com/office/word/2018/wordml" xmlns:w16sdtdh="http://schemas.microsoft.com/office/word/2020/wordml/sdtdatahash" xmlns:w16sdtfl="http://schemas.microsoft.com/office/word/2024/wordml/sdtformatlock" xmlns:w16se="http://schemas.microsoft.com/office/word/2015/wordml/symex" xmlns:w16du="http://schemas.microsoft.com/office/word/2023/wordml/word16du" xmlns:wne="http://schemas.microsoft.com/office/word/2006/wordml" mc:Ignorable="w14 w15 w16se w16cid w16 w16cex w16sdtdh w16sdtfl cr w16du wp14">
-  <w16cex:commentExtensible w16cex:durableId="74BFDE42" w16cex:dateUtc="2026-09-25T08:06:00Z"/>
-  <w16cex:commentExtensible w16cex:durableId="277F7149" w16cex:dateUtc="2026-10-07T09:07:00Z"/>
-  <w16cex:commentExtensible w16cex:durableId="4A5884FC" w16cex:dateUtc="2026-10-08T04:57:00Z"/>
-  <w16cex:commentExtensible w16cex:durableId="19004F0C" w16cex:dateUtc="2026-09-25T08:47:00Z"/>
-  <w16cex:commentExtensible w16cex:durableId="224619A3" w16cex:dateUtc="2026-09-25T09:31:00Z"/>
+<w16cex:commentsExtensible xmlns:w16="http://schemas.microsoft.com/office/word/2018/wordml" xmlns:w16cex="http://schemas.microsoft.com/office/word/2018/wordml/cex" xmlns:mc="http://schemas.openxmlformats.org/markup-compatibility/2006" mc:Ignorable="w16 w16cex">
+  <w16cex:commentExtensible w16cex:durableId="74BFDE42" w16cex:dateUtc="2026-09-25T08:06:25.484Z"/>
+  <w16cex:commentExtensible w16cex:durableId="19004F0C" w16cex:dateUtc="2026-09-25T08:47:32.013Z"/>
+  <w16cex:commentExtensible w16cex:durableId="224619A3" w16cex:dateUtc="2026-09-25T09:31:27.586Z"/>
+  <w16cex:commentExtensible w16cex:durableId="277F7149" w16cex:dateUtc="2026-10-07T09:07:59.503Z"/>
+  <w16cex:commentExtensible w16cex:durableId="4A5884FC" w16cex:dateUtc="2026-10-08T04:57:15.854Z"/>
 </w16cex:commentsExtensible>
 </file>
 
 <file path=word/commentsIds.xml><?xml version="1.0" encoding="utf-8"?>
-<w16cid:commentsIds xmlns:wpc="http://schemas.microsoft.com/office/word/2010/wordprocessingCanvas" xmlns:cx="http://schemas.microsoft.com/office/drawing/2014/chartex" xmlns:cx1="http://schemas.microsoft.com/office/drawing/2015/9/8/chartex" xmlns:cx2="http://schemas.microsoft.com/office/drawing/2015/10/21/chartex" xmlns:cx3="http://schemas.microsoft.com/office/drawing/2016/5/9/chartex" xmlns:cx4="http://schemas.microsoft.com/office/drawing/2016/5/10/chartex" xmlns:cx5="http://schemas.microsoft.com/office/drawing/2016/5/11/chartex" xmlns:cx6="http://schemas.microsoft.com/office/drawing/2016/5/12/chartex" xmlns:cx7="http://schemas.microsoft.com/office/drawing/2016/5/13/chartex" xmlns:cx8="http://schemas.microsoft.com/office/drawing/2016/5/14/chartex" xmlns:mc="http://schemas.openxmlformats.org/markup-compatibility/2006" xmlns:m="http://schemas.openxmlformats.org/officeDocument/2006/math" xmlns:aink="http://schemas.microsoft.com/office/drawing/2016/ink" xmlns:am3d="http://schemas.microsoft.com/office/drawing/2017/model3d" xmlns:oel="http://schemas.microsoft.com/office/2019/extlst" xmlns:r="http://schemas.openxmlformats.org/officeDocument/2006/relationships" xmlns:wp14="http://schemas.microsoft.com/office/word/2010/wordprocessingDrawing" xmlns:wp="http://schemas.openxmlformats.org/drawingml/2006/wordprocessingDrawing" xmlns:wpg="http://schemas.microsoft.com/office/word/2010/wordprocessingGroup" xmlns:wpi="http://schemas.microsoft.com/office/word/2010/wordprocessingInk" xmlns:wps="http://schemas.microsoft.com/office/word/2010/wordprocessingShape" xmlns:o="urn:schemas-microsoft-com:office:office" xmlns:v="urn:schemas-microsoft-com:vml" xmlns:w10="urn:schemas-microsoft-com:office:word" xmlns:w="http://schemas.openxmlformats.org/wordprocessingml/2006/main" xmlns:w14="http://schemas.microsoft.com/office/word/2010/wordml" xmlns:w15="http://schemas.microsoft.com/office/word/2012/wordml" xmlns:w16cex="http://schemas.microsoft.com/office/word/2018/wordml/cex" xmlns:w16cid="http://schemas.microsoft.com/office/word/2016/wordml/cid" xmlns:w16="http://schemas.microsoft.com/office/word/2018/wordml" xmlns:w16sdtdh="http://schemas.microsoft.com/office/word/2020/wordml/sdtdatahash" xmlns:w16sdtfl="http://schemas.microsoft.com/office/word/2024/wordml/sdtformatlock" xmlns:w16se="http://schemas.microsoft.com/office/word/2015/wordml/symex" xmlns:w16du="http://schemas.microsoft.com/office/word/2023/wordml/word16du" xmlns:wne="http://schemas.microsoft.com/office/word/2006/wordml" mc:Ignorable="w14 w15 w16se w16cid w16 w16cex w16sdtdh w16sdtfl w16du wp14">
+<w16cid:commentsIds xmlns:mc="http://schemas.openxmlformats.org/markup-compatibility/2006" xmlns:w16cid="http://schemas.microsoft.com/office/word/2016/wordml/cid" mc:Ignorable="w16cid">
   <w16cid:commentId w16cid:paraId="740C6EF9" w16cid:durableId="74BFDE42"/>
+  <w16cid:commentId w16cid:paraId="3FD7D774" w16cid:durableId="19004F0C"/>
+  <w16cid:commentId w16cid:paraId="3A4EE4B0" w16cid:durableId="224619A3"/>
   <w16cid:commentId w16cid:paraId="61B036C0" w16cid:durableId="277F7149"/>
   <w16cid:commentId w16cid:paraId="281BAA3C" w16cid:durableId="4A5884FC"/>
-  <w16cid:commentId w16cid:paraId="3FD7D774" w16cid:durableId="19004F0C"/>
-  <w16cid:commentId w16cid:paraId="3A4EE4B0" w16cid:durableId="224619A3"/>
 </w16cid:commentsIds>
 </file>
 
 <file path=word/endnotes.xml><?xml version="1.0" encoding="utf-8"?>
-<w:endnotes xmlns:wpc="http://schemas.microsoft.com/office/word/2010/wordprocessingCanvas" xmlns:cx="http://schemas.microsoft.com/office/drawing/2014/chartex" xmlns:cx1="http://schemas.microsoft.com/office/drawing/2015/9/8/chartex" xmlns:cx2="http://schemas.microsoft.com/office/drawing/2015/10/21/chartex" xmlns:cx3="http://schemas.microsoft.com/office/drawing/2016/5/9/chartex" xmlns:cx4="http://schemas.microsoft.com/office/drawing/2016/5/10/chartex" xmlns:cx5="http://schemas.microsoft.com/office/drawing/2016/5/11/chartex" xmlns:cx6="http://schemas.microsoft.com/office/drawing/2016/5/12/chartex" xmlns:cx7="http://schemas.microsoft.com/office/drawing/2016/5/13/chartex" xmlns:cx8="http://schemas.microsoft.com/office/drawing/2016/5/14/chartex" xmlns:mc="http://schemas.openxmlformats.org/markup-compatibility/2006" xmlns:m="http://schemas.openxmlformats.org/officeDocument/2006/math" xmlns:aink="http://schemas.microsoft.com/office/drawing/2016/ink" xmlns:am3d="http://schemas.microsoft.com/office/drawing/2017/model3d" xmlns:oel="http://schemas.microsoft.com/office/2019/extlst" xmlns:r="http://schemas.openxmlformats.org/officeDocument/2006/relationships" xmlns:wp14="http://schemas.microsoft.com/office/word/2010/wordprocessingDrawing" xmlns:wp="http://schemas.openxmlformats.org/drawingml/2006/wordprocessingDrawing" xmlns:wpg="http://schemas.microsoft.com/office/word/2010/wordprocessingGroup" xmlns:wpi="http://schemas.microsoft.com/office/word/2010/wordprocessingInk" xmlns:wps="http://schemas.microsoft.com/office/word/2010/wordprocessingShape" xmlns:o="urn:schemas-microsoft-com:office:office" xmlns:v="urn:schemas-microsoft-com:vml" xmlns:w10="urn:schemas-microsoft-com:office:word" xmlns:w="http://schemas.openxmlformats.org/wordprocessingml/2006/main" xmlns:w14="http://schemas.microsoft.com/office/word/2010/wordml" xmlns:w15="http://schemas.microsoft.com/office/word/2012/wordml" xmlns:w16cex="http://schemas.microsoft.com/office/word/2018/wordml/cex" xmlns:w16cid="http://schemas.microsoft.com/office/word/2016/wordml/cid" xmlns:w16="http://schemas.microsoft.com/office/word/2018/wordml" xmlns:w16sdtdh="http://schemas.microsoft.com/office/word/2020/wordml/sdtdatahash" xmlns:w16sdtfl="http://schemas.microsoft.com/office/word/2024/wordml/sdtformatlock" xmlns:w16se="http://schemas.microsoft.com/office/word/2015/wordml/symex" xmlns:w16du="http://schemas.microsoft.com/office/word/2023/wordml/word16du" xmlns:wne="http://schemas.microsoft.com/office/word/2006/wordml" mc:Ignorable="w14 w15 w16se w16cid w16 w16cex w16sdtdh w16sdtfl w16du wp14">
+<w:endnotes xmlns:wpc="http://schemas.microsoft.com/office/word/2010/wordprocessingCanvas" xmlns:cx="http://schemas.microsoft.com/office/drawing/2014/chartex" xmlns:cx1="http://schemas.microsoft.com/office/drawing/2015/9/8/chartex" xmlns:cx2="http://schemas.microsoft.com/office/drawing/2015/10/21/chartex" xmlns:cx3="http://schemas.microsoft.com/office/drawing/2016/5/9/chartex" xmlns:cx4="http://schemas.microsoft.com/office/drawing/2016/5/10/chartex" xmlns:cx5="http://schemas.microsoft.com/office/drawing/2016/5/11/chartex" xmlns:cx6="http://schemas.microsoft.com/office/drawing/2016/5/12/chartex" xmlns:cx7="http://schemas.microsoft.com/office/drawing/2016/5/13/chartex" xmlns:cx8="http://schemas.microsoft.com/office/drawing/2016/5/14/chartex" xmlns:mc="http://schemas.openxmlformats.org/markup-compatibility/2006" xmlns:aink="http://schemas.microsoft.com/office/drawing/2016/ink" xmlns:am3d="http://schemas.microsoft.com/office/drawing/2017/model3d" xmlns:o="urn:schemas-microsoft-com:office:office" xmlns:oel="http://schemas.microsoft.com/office/2019/extlst" xmlns:r="http://schemas.openxmlformats.org/officeDocument/2006/relationships" xmlns:m="http://schemas.openxmlformats.org/officeDocument/2006/math" xmlns:v="urn:schemas-microsoft-com:vml" xmlns:wp14="http://schemas.microsoft.com/office/word/2010/wordprocessingDrawing" xmlns:wp="http://schemas.openxmlformats.org/drawingml/2006/wordprocessingDrawing" xmlns:w10="urn:schemas-microsoft-com:office:word" xmlns:w="http://schemas.openxmlformats.org/wordprocessingml/2006/main" xmlns:w14="http://schemas.microsoft.com/office/word/2010/wordml" xmlns:w15="http://schemas.microsoft.com/office/word/2012/wordml" xmlns:w16cex="http://schemas.microsoft.com/office/word/2018/wordml/cex" xmlns:w16cid="http://schemas.microsoft.com/office/word/2016/wordml/cid" xmlns:w16="http://schemas.microsoft.com/office/word/2018/wordml" xmlns:w16du="http://schemas.microsoft.com/office/word/2023/wordml/word16du" xmlns:w16sdtdh="http://schemas.microsoft.com/office/word/2020/wordml/sdtdatahash" xmlns:w16sdtfl="http://schemas.microsoft.com/office/word/2024/wordml/sdtformatlock" xmlns:w16se="http://schemas.microsoft.com/office/word/2015/wordml/symex" xmlns:wpg="http://schemas.microsoft.com/office/word/2010/wordprocessingGroup" xmlns:wpi="http://schemas.microsoft.com/office/word/2010/wordprocessingInk" xmlns:wne="http://schemas.microsoft.com/office/word/2006/wordml" xmlns:wps="http://schemas.microsoft.com/office/word/2010/wordprocessingShape" mc:Ignorable="w14 w15 w16se w16cid w16 w16cex w16sdtdh w16sdtfl w16du wp14">
   <w:endnote w:type="separator" w:id="-1">
     <w:p>
       <w:pPr>
@@ -19275,7 +20610,7 @@
 </file>
 
 <file path=word/footer1.xml><?xml version="1.0" encoding="utf-8"?>
-<w:ftr xmlns:wpc="http://schemas.microsoft.com/office/word/2010/wordprocessingCanvas" xmlns:cx="http://schemas.microsoft.com/office/drawing/2014/chartex" xmlns:cx1="http://schemas.microsoft.com/office/drawing/2015/9/8/chartex" xmlns:cx2="http://schemas.microsoft.com/office/drawing/2015/10/21/chartex" xmlns:cx3="http://schemas.microsoft.com/office/drawing/2016/5/9/chartex" xmlns:cx4="http://schemas.microsoft.com/office/drawing/2016/5/10/chartex" xmlns:cx5="http://schemas.microsoft.com/office/drawing/2016/5/11/chartex" xmlns:cx6="http://schemas.microsoft.com/office/drawing/2016/5/12/chartex" xmlns:cx7="http://schemas.microsoft.com/office/drawing/2016/5/13/chartex" xmlns:cx8="http://schemas.microsoft.com/office/drawing/2016/5/14/chartex" xmlns:mc="http://schemas.openxmlformats.org/markup-compatibility/2006" xmlns:m="http://schemas.openxmlformats.org/officeDocument/2006/math" xmlns:aink="http://schemas.microsoft.com/office/drawing/2016/ink" xmlns:am3d="http://schemas.microsoft.com/office/drawing/2017/model3d" xmlns:oel="http://schemas.microsoft.com/office/2019/extlst" xmlns:r="http://schemas.openxmlformats.org/officeDocument/2006/relationships" xmlns:wp14="http://schemas.microsoft.com/office/word/2010/wordprocessingDrawing" xmlns:wp="http://schemas.openxmlformats.org/drawingml/2006/wordprocessingDrawing" xmlns:wpg="http://schemas.microsoft.com/office/word/2010/wordprocessingGroup" xmlns:wpi="http://schemas.microsoft.com/office/word/2010/wordprocessingInk" xmlns:wps="http://schemas.microsoft.com/office/word/2010/wordprocessingShape" xmlns:o="urn:schemas-microsoft-com:office:office" xmlns:v="urn:schemas-microsoft-com:vml" xmlns:w10="urn:schemas-microsoft-com:office:word" xmlns:w="http://schemas.openxmlformats.org/wordprocessingml/2006/main" xmlns:w14="http://schemas.microsoft.com/office/word/2010/wordml" xmlns:w15="http://schemas.microsoft.com/office/word/2012/wordml" xmlns:w16cex="http://schemas.microsoft.com/office/word/2018/wordml/cex" xmlns:w16cid="http://schemas.microsoft.com/office/word/2016/wordml/cid" xmlns:w16="http://schemas.microsoft.com/office/word/2018/wordml" xmlns:w16sdtdh="http://schemas.microsoft.com/office/word/2020/wordml/sdtdatahash" xmlns:w16sdtfl="http://schemas.microsoft.com/office/word/2024/wordml/sdtformatlock" xmlns:w16se="http://schemas.microsoft.com/office/word/2015/wordml/symex" xmlns:w16du="http://schemas.microsoft.com/office/word/2023/wordml/word16du" xmlns:wne="http://schemas.microsoft.com/office/word/2006/wordml" mc:Ignorable="w14 w15 w16se w16cid w16 w16cex w16sdtdh w16sdtfl w16du wp14">
+<w:ftr xmlns:wpc="http://schemas.microsoft.com/office/word/2010/wordprocessingCanvas" xmlns:cx="http://schemas.microsoft.com/office/drawing/2014/chartex" xmlns:cx1="http://schemas.microsoft.com/office/drawing/2015/9/8/chartex" xmlns:cx2="http://schemas.microsoft.com/office/drawing/2015/10/21/chartex" xmlns:cx3="http://schemas.microsoft.com/office/drawing/2016/5/9/chartex" xmlns:cx4="http://schemas.microsoft.com/office/drawing/2016/5/10/chartex" xmlns:cx5="http://schemas.microsoft.com/office/drawing/2016/5/11/chartex" xmlns:cx6="http://schemas.microsoft.com/office/drawing/2016/5/12/chartex" xmlns:cx7="http://schemas.microsoft.com/office/drawing/2016/5/13/chartex" xmlns:cx8="http://schemas.microsoft.com/office/drawing/2016/5/14/chartex" xmlns:mc="http://schemas.openxmlformats.org/markup-compatibility/2006" xmlns:aink="http://schemas.microsoft.com/office/drawing/2016/ink" xmlns:am3d="http://schemas.microsoft.com/office/drawing/2017/model3d" xmlns:o="urn:schemas-microsoft-com:office:office" xmlns:oel="http://schemas.microsoft.com/office/2019/extlst" xmlns:r="http://schemas.openxmlformats.org/officeDocument/2006/relationships" xmlns:m="http://schemas.openxmlformats.org/officeDocument/2006/math" xmlns:v="urn:schemas-microsoft-com:vml" xmlns:wp14="http://schemas.microsoft.com/office/word/2010/wordprocessingDrawing" xmlns:wp="http://schemas.openxmlformats.org/drawingml/2006/wordprocessingDrawing" xmlns:w10="urn:schemas-microsoft-com:office:word" xmlns:w="http://schemas.openxmlformats.org/wordprocessingml/2006/main" xmlns:w14="http://schemas.microsoft.com/office/word/2010/wordml" xmlns:w15="http://schemas.microsoft.com/office/word/2012/wordml" xmlns:w16cex="http://schemas.microsoft.com/office/word/2018/wordml/cex" xmlns:w16cid="http://schemas.microsoft.com/office/word/2016/wordml/cid" xmlns:w16="http://schemas.microsoft.com/office/word/2018/wordml" xmlns:w16du="http://schemas.microsoft.com/office/word/2023/wordml/word16du" xmlns:w16sdtdh="http://schemas.microsoft.com/office/word/2020/wordml/sdtdatahash" xmlns:w16sdtfl="http://schemas.microsoft.com/office/word/2024/wordml/sdtformatlock" xmlns:w16se="http://schemas.microsoft.com/office/word/2015/wordml/symex" xmlns:wpg="http://schemas.microsoft.com/office/word/2010/wordprocessingGroup" xmlns:wpi="http://schemas.microsoft.com/office/word/2010/wordprocessingInk" xmlns:wne="http://schemas.microsoft.com/office/word/2006/wordml" xmlns:wps="http://schemas.microsoft.com/office/word/2010/wordprocessingShape" mc:Ignorable="w14 w15 w16se w16cid w16 w16cex w16sdtdh w16sdtfl w16du wp14">
   <w:sdt>
     <w:sdtPr>
       <w:rPr>
@@ -19329,12 +20664,12 @@
               <w:tblW w:w="9923" w:type="dxa"/>
               <w:jc w:val="center"/>
               <w:tblBorders>
-                <w:top w:val="none" w:sz="0" w:space="0" w:color="auto"/>
-                <w:left w:val="none" w:sz="0" w:space="0" w:color="auto"/>
-                <w:bottom w:val="none" w:sz="0" w:space="0" w:color="auto"/>
-                <w:right w:val="none" w:sz="0" w:space="0" w:color="auto"/>
-                <w:insideH w:val="none" w:sz="0" w:space="0" w:color="auto"/>
-                <w:insideV w:val="none" w:sz="0" w:space="0" w:color="auto"/>
+                <w:top w:val="none" w:color="auto" w:sz="0" w:space="0"/>
+                <w:left w:val="none" w:color="auto" w:sz="0" w:space="0"/>
+                <w:bottom w:val="none" w:color="auto" w:sz="0" w:space="0"/>
+                <w:right w:val="none" w:color="auto" w:sz="0" w:space="0"/>
+                <w:insideH w:val="none" w:color="auto" w:sz="0" w:space="0"/>
+                <w:insideV w:val="none" w:color="auto" w:sz="0" w:space="0"/>
               </w:tblBorders>
               <w:tblLook w:val="04A0" w:firstRow="1" w:lastRow="0" w:firstColumn="1" w:lastColumn="0" w:noHBand="0" w:noVBand="1"/>
             </w:tblPr>
@@ -19356,7 +20691,7 @@
                   <w:pPr>
                     <w:pStyle w:val="Footer"/>
                     <w:pBdr>
-                      <w:bottom w:val="single" w:sz="6" w:space="1" w:color="auto"/>
+                      <w:bottom w:val="single" w:color="auto" w:sz="6" w:space="1"/>
                     </w:pBdr>
                     <w:tabs>
                       <w:tab w:val="clear" w:pos="4680"/>
@@ -19579,16 +20914,26 @@
               </w:rPr>
               <w:t>/</w:t>
             </w:r>
-            <w:fldSimple w:instr="NUMPAGES   \* MERGEFORMAT">
-              <w:r>
-                <w:rPr>
-                  <w:noProof/>
-                  <w:sz w:val="22"/>
-                  <w:szCs w:val="22"/>
-                </w:rPr>
-                <w:t>12</w:t>
-              </w:r>
-            </w:fldSimple>
+            <w:r>
+              <w:fldChar w:fldCharType="begin"/>
+            </w:r>
+            <w:r>
+              <w:instrText>NUMPAGES   \* MERGEFORMAT</w:instrText>
+            </w:r>
+            <w:r>
+              <w:fldChar w:fldCharType="separate"/>
+            </w:r>
+            <w:r>
+              <w:rPr>
+                <w:noProof/>
+                <w:sz w:val="22"/>
+                <w:szCs w:val="22"/>
+              </w:rPr>
+              <w:t>12</w:t>
+            </w:r>
+            <w:r>
+              <w:fldChar w:fldCharType="end"/>
+            </w:r>
           </w:p>
         </w:sdtContent>
       </w:sdt>
@@ -19598,7 +20943,7 @@
 </file>
 
 <file path=word/footnotes.xml><?xml version="1.0" encoding="utf-8"?>
-<w:footnotes xmlns:wpc="http://schemas.microsoft.com/office/word/2010/wordprocessingCanvas" xmlns:cx="http://schemas.microsoft.com/office/drawing/2014/chartex" xmlns:cx1="http://schemas.microsoft.com/office/drawing/2015/9/8/chartex" xmlns:cx2="http://schemas.microsoft.com/office/drawing/2015/10/21/chartex" xmlns:cx3="http://schemas.microsoft.com/office/drawing/2016/5/9/chartex" xmlns:cx4="http://schemas.microsoft.com/office/drawing/2016/5/10/chartex" xmlns:cx5="http://schemas.microsoft.com/office/drawing/2016/5/11/chartex" xmlns:cx6="http://schemas.microsoft.com/office/drawing/2016/5/12/chartex" xmlns:cx7="http://schemas.microsoft.com/office/drawing/2016/5/13/chartex" xmlns:cx8="http://schemas.microsoft.com/office/drawing/2016/5/14/chartex" xmlns:mc="http://schemas.openxmlformats.org/markup-compatibility/2006" xmlns:m="http://schemas.openxmlformats.org/officeDocument/2006/math" xmlns:aink="http://schemas.microsoft.com/office/drawing/2016/ink" xmlns:am3d="http://schemas.microsoft.com/office/drawing/2017/model3d" xmlns:oel="http://schemas.microsoft.com/office/2019/extlst" xmlns:r="http://schemas.openxmlformats.org/officeDocument/2006/relationships" xmlns:wp14="http://schemas.microsoft.com/office/word/2010/wordprocessingDrawing" xmlns:wp="http://schemas.openxmlformats.org/drawingml/2006/wordprocessingDrawing" xmlns:wpg="http://schemas.microsoft.com/office/word/2010/wordprocessingGroup" xmlns:wpi="http://schemas.microsoft.com/office/word/2010/wordprocessingInk" xmlns:wps="http://schemas.microsoft.com/office/word/2010/wordprocessingShape" xmlns:o="urn:schemas-microsoft-com:office:office" xmlns:v="urn:schemas-microsoft-com:vml" xmlns:w10="urn:schemas-microsoft-com:office:word" xmlns:w="http://schemas.openxmlformats.org/wordprocessingml/2006/main" xmlns:w14="http://schemas.microsoft.com/office/word/2010/wordml" xmlns:w15="http://schemas.microsoft.com/office/word/2012/wordml" xmlns:w16cex="http://schemas.microsoft.com/office/word/2018/wordml/cex" xmlns:w16cid="http://schemas.microsoft.com/office/word/2016/wordml/cid" xmlns:w16="http://schemas.microsoft.com/office/word/2018/wordml" xmlns:w16sdtdh="http://schemas.microsoft.com/office/word/2020/wordml/sdtdatahash" xmlns:w16sdtfl="http://schemas.microsoft.com/office/word/2024/wordml/sdtformatlock" xmlns:w16se="http://schemas.microsoft.com/office/word/2015/wordml/symex" xmlns:w16du="http://schemas.microsoft.com/office/word/2023/wordml/word16du" xmlns:wne="http://schemas.microsoft.com/office/word/2006/wordml" mc:Ignorable="w14 w15 w16se w16cid w16 w16cex w16sdtdh w16sdtfl w16du wp14">
+<w:footnotes xmlns:wpc="http://schemas.microsoft.com/office/word/2010/wordprocessingCanvas" xmlns:cx="http://schemas.microsoft.com/office/drawing/2014/chartex" xmlns:cx1="http://schemas.microsoft.com/office/drawing/2015/9/8/chartex" xmlns:cx2="http://schemas.microsoft.com/office/drawing/2015/10/21/chartex" xmlns:cx3="http://schemas.microsoft.com/office/drawing/2016/5/9/chartex" xmlns:cx4="http://schemas.microsoft.com/office/drawing/2016/5/10/chartex" xmlns:cx5="http://schemas.microsoft.com/office/drawing/2016/5/11/chartex" xmlns:cx6="http://schemas.microsoft.com/office/drawing/2016/5/12/chartex" xmlns:cx7="http://schemas.microsoft.com/office/drawing/2016/5/13/chartex" xmlns:cx8="http://schemas.microsoft.com/office/drawing/2016/5/14/chartex" xmlns:mc="http://schemas.openxmlformats.org/markup-compatibility/2006" xmlns:aink="http://schemas.microsoft.com/office/drawing/2016/ink" xmlns:am3d="http://schemas.microsoft.com/office/drawing/2017/model3d" xmlns:o="urn:schemas-microsoft-com:office:office" xmlns:oel="http://schemas.microsoft.com/office/2019/extlst" xmlns:r="http://schemas.openxmlformats.org/officeDocument/2006/relationships" xmlns:m="http://schemas.openxmlformats.org/officeDocument/2006/math" xmlns:v="urn:schemas-microsoft-com:vml" xmlns:wp14="http://schemas.microsoft.com/office/word/2010/wordprocessingDrawing" xmlns:wp="http://schemas.openxmlformats.org/drawingml/2006/wordprocessingDrawing" xmlns:w10="urn:schemas-microsoft-com:office:word" xmlns:w="http://schemas.openxmlformats.org/wordprocessingml/2006/main" xmlns:w14="http://schemas.microsoft.com/office/word/2010/wordml" xmlns:w15="http://schemas.microsoft.com/office/word/2012/wordml" xmlns:w16cex="http://schemas.microsoft.com/office/word/2018/wordml/cex" xmlns:w16cid="http://schemas.microsoft.com/office/word/2016/wordml/cid" xmlns:w16="http://schemas.microsoft.com/office/word/2018/wordml" xmlns:w16du="http://schemas.microsoft.com/office/word/2023/wordml/word16du" xmlns:w16sdtdh="http://schemas.microsoft.com/office/word/2020/wordml/sdtdatahash" xmlns:w16sdtfl="http://schemas.microsoft.com/office/word/2024/wordml/sdtformatlock" xmlns:w16se="http://schemas.microsoft.com/office/word/2015/wordml/symex" xmlns:wpg="http://schemas.microsoft.com/office/word/2010/wordprocessingGroup" xmlns:wpi="http://schemas.microsoft.com/office/word/2010/wordprocessingInk" xmlns:wne="http://schemas.microsoft.com/office/word/2006/wordml" xmlns:wps="http://schemas.microsoft.com/office/word/2010/wordprocessingShape" mc:Ignorable="w14 w15 w16se w16cid w16 w16cex w16sdtdh w16sdtfl w16du wp14">
   <w:footnote w:type="separator" w:id="-1">
     <w:p>
       <w:pPr>
@@ -19623,19 +20968,19 @@
 </file>
 
 <file path=word/header1.xml><?xml version="1.0" encoding="utf-8"?>
-<w:hdr xmlns:wpc="http://schemas.microsoft.com/office/word/2010/wordprocessingCanvas" xmlns:cx="http://schemas.microsoft.com/office/drawing/2014/chartex" xmlns:cx1="http://schemas.microsoft.com/office/drawing/2015/9/8/chartex" xmlns:cx2="http://schemas.microsoft.com/office/drawing/2015/10/21/chartex" xmlns:cx3="http://schemas.microsoft.com/office/drawing/2016/5/9/chartex" xmlns:cx4="http://schemas.microsoft.com/office/drawing/2016/5/10/chartex" xmlns:cx5="http://schemas.microsoft.com/office/drawing/2016/5/11/chartex" xmlns:cx6="http://schemas.microsoft.com/office/drawing/2016/5/12/chartex" xmlns:cx7="http://schemas.microsoft.com/office/drawing/2016/5/13/chartex" xmlns:cx8="http://schemas.microsoft.com/office/drawing/2016/5/14/chartex" xmlns:mc="http://schemas.openxmlformats.org/markup-compatibility/2006" xmlns:m="http://schemas.openxmlformats.org/officeDocument/2006/math" xmlns:aink="http://schemas.microsoft.com/office/drawing/2016/ink" xmlns:am3d="http://schemas.microsoft.com/office/drawing/2017/model3d" xmlns:oel="http://schemas.microsoft.com/office/2019/extlst" xmlns:r="http://schemas.openxmlformats.org/officeDocument/2006/relationships" xmlns:wp14="http://schemas.microsoft.com/office/word/2010/wordprocessingDrawing" xmlns:wp="http://schemas.openxmlformats.org/drawingml/2006/wordprocessingDrawing" xmlns:wpg="http://schemas.microsoft.com/office/word/2010/wordprocessingGroup" xmlns:wpi="http://schemas.microsoft.com/office/word/2010/wordprocessingInk" xmlns:wps="http://schemas.microsoft.com/office/word/2010/wordprocessingShape" xmlns:o="urn:schemas-microsoft-com:office:office" xmlns:v="urn:schemas-microsoft-com:vml" xmlns:w10="urn:schemas-microsoft-com:office:word" xmlns:w="http://schemas.openxmlformats.org/wordprocessingml/2006/main" xmlns:w14="http://schemas.microsoft.com/office/word/2010/wordml" xmlns:w15="http://schemas.microsoft.com/office/word/2012/wordml" xmlns:w16cex="http://schemas.microsoft.com/office/word/2018/wordml/cex" xmlns:w16cid="http://schemas.microsoft.com/office/word/2016/wordml/cid" xmlns:w16="http://schemas.microsoft.com/office/word/2018/wordml" xmlns:w16sdtdh="http://schemas.microsoft.com/office/word/2020/wordml/sdtdatahash" xmlns:w16sdtfl="http://schemas.microsoft.com/office/word/2024/wordml/sdtformatlock" xmlns:w16se="http://schemas.microsoft.com/office/word/2015/wordml/symex" xmlns:w16du="http://schemas.microsoft.com/office/word/2023/wordml/word16du" xmlns:wne="http://schemas.microsoft.com/office/word/2006/wordml" mc:Ignorable="w14 w15 w16se w16cid w16 w16cex w16sdtdh w16sdtfl w16du wp14">
+<w:hdr xmlns:wpc="http://schemas.microsoft.com/office/word/2010/wordprocessingCanvas" xmlns:cx="http://schemas.microsoft.com/office/drawing/2014/chartex" xmlns:cx1="http://schemas.microsoft.com/office/drawing/2015/9/8/chartex" xmlns:cx2="http://schemas.microsoft.com/office/drawing/2015/10/21/chartex" xmlns:cx3="http://schemas.microsoft.com/office/drawing/2016/5/9/chartex" xmlns:cx4="http://schemas.microsoft.com/office/drawing/2016/5/10/chartex" xmlns:cx5="http://schemas.microsoft.com/office/drawing/2016/5/11/chartex" xmlns:cx6="http://schemas.microsoft.com/office/drawing/2016/5/12/chartex" xmlns:cx7="http://schemas.microsoft.com/office/drawing/2016/5/13/chartex" xmlns:cx8="http://schemas.microsoft.com/office/drawing/2016/5/14/chartex" xmlns:mc="http://schemas.openxmlformats.org/markup-compatibility/2006" xmlns:aink="http://schemas.microsoft.com/office/drawing/2016/ink" xmlns:am3d="http://schemas.microsoft.com/office/drawing/2017/model3d" xmlns:o="urn:schemas-microsoft-com:office:office" xmlns:oel="http://schemas.microsoft.com/office/2019/extlst" xmlns:r="http://schemas.openxmlformats.org/officeDocument/2006/relationships" xmlns:m="http://schemas.openxmlformats.org/officeDocument/2006/math" xmlns:v="urn:schemas-microsoft-com:vml" xmlns:wp14="http://schemas.microsoft.com/office/word/2010/wordprocessingDrawing" xmlns:wp="http://schemas.openxmlformats.org/drawingml/2006/wordprocessingDrawing" xmlns:w10="urn:schemas-microsoft-com:office:word" xmlns:w="http://schemas.openxmlformats.org/wordprocessingml/2006/main" xmlns:w14="http://schemas.microsoft.com/office/word/2010/wordml" xmlns:w15="http://schemas.microsoft.com/office/word/2012/wordml" xmlns:w16cex="http://schemas.microsoft.com/office/word/2018/wordml/cex" xmlns:w16cid="http://schemas.microsoft.com/office/word/2016/wordml/cid" xmlns:w16="http://schemas.microsoft.com/office/word/2018/wordml" xmlns:w16du="http://schemas.microsoft.com/office/word/2023/wordml/word16du" xmlns:w16sdtdh="http://schemas.microsoft.com/office/word/2020/wordml/sdtdatahash" xmlns:w16sdtfl="http://schemas.microsoft.com/office/word/2024/wordml/sdtformatlock" xmlns:w16se="http://schemas.microsoft.com/office/word/2015/wordml/symex" xmlns:wpg="http://schemas.microsoft.com/office/word/2010/wordprocessingGroup" xmlns:wpi="http://schemas.microsoft.com/office/word/2010/wordprocessingInk" xmlns:wne="http://schemas.microsoft.com/office/word/2006/wordml" xmlns:wps="http://schemas.microsoft.com/office/word/2010/wordprocessingShape" xmlns:a="http://schemas.openxmlformats.org/drawingml/2006/main" xmlns:pic="http://schemas.openxmlformats.org/drawingml/2006/picture" mc:Ignorable="w14 w15 w16se w16cid w16 w16cex w16sdtdh w16sdtfl w16du wp14">
   <w:tbl>
     <w:tblPr>
       <w:tblStyle w:val="TableGrid"/>
       <w:tblW w:w="9209" w:type="dxa"/>
       <w:jc w:val="center"/>
       <w:tblBorders>
-        <w:top w:val="none" w:sz="0" w:space="0" w:color="auto"/>
-        <w:left w:val="none" w:sz="0" w:space="0" w:color="auto"/>
-        <w:bottom w:val="none" w:sz="0" w:space="0" w:color="auto"/>
-        <w:right w:val="none" w:sz="0" w:space="0" w:color="auto"/>
-        <w:insideH w:val="none" w:sz="0" w:space="0" w:color="auto"/>
-        <w:insideV w:val="none" w:sz="0" w:space="0" w:color="auto"/>
+        <w:top w:val="none" w:color="auto" w:sz="0" w:space="0"/>
+        <w:left w:val="none" w:color="auto" w:sz="0" w:space="0"/>
+        <w:bottom w:val="none" w:color="auto" w:sz="0" w:space="0"/>
+        <w:right w:val="none" w:color="auto" w:sz="0" w:space="0"/>
+        <w:insideH w:val="none" w:color="auto" w:sz="0" w:space="0"/>
+        <w:insideV w:val="none" w:color="auto" w:sz="0" w:space="0"/>
       </w:tblBorders>
       <w:tblLayout w:type="fixed"/>
       <w:tblLook w:val="04A0" w:firstRow="1" w:lastRow="0" w:firstColumn="1" w:lastColumn="0" w:noHBand="0" w:noVBand="1"/>
@@ -19737,7 +21082,7 @@
           <w:gridSpan w:val="2"/>
           <w:vMerge w:val="restart"/>
           <w:tcBorders>
-            <w:right w:val="double" w:sz="4" w:space="0" w:color="auto"/>
+            <w:right w:val="double" w:color="auto" w:sz="4" w:space="0"/>
           </w:tcBorders>
           <w:vAlign w:val="bottom"/>
         </w:tcPr>
@@ -19787,10 +21132,10 @@
         <w:tcPr>
           <w:tcW w:w="1701" w:type="dxa"/>
           <w:tcBorders>
-            <w:top w:val="double" w:sz="4" w:space="0" w:color="auto"/>
-            <w:left w:val="double" w:sz="4" w:space="0" w:color="auto"/>
-            <w:bottom w:val="double" w:sz="4" w:space="0" w:color="auto"/>
-            <w:right w:val="double" w:sz="4" w:space="0" w:color="auto"/>
+            <w:top w:val="double" w:color="auto" w:sz="4" w:space="0"/>
+            <w:left w:val="double" w:color="auto" w:sz="4" w:space="0"/>
+            <w:bottom w:val="double" w:color="auto" w:sz="4" w:space="0"/>
+            <w:right w:val="double" w:color="auto" w:sz="4" w:space="0"/>
           </w:tcBorders>
           <w:vAlign w:val="center"/>
         </w:tcPr>
@@ -19864,7 +21209,7 @@
         <w:tcPr>
           <w:tcW w:w="1701" w:type="dxa"/>
           <w:tcBorders>
-            <w:top w:val="double" w:sz="4" w:space="0" w:color="auto"/>
+            <w:top w:val="double" w:color="auto" w:sz="4" w:space="0"/>
           </w:tcBorders>
           <w:vAlign w:val="center"/>
         </w:tcPr>
@@ -20100,7 +21445,7 @@
         <w:p>
           <w:pPr>
             <w:pBdr>
-              <w:bottom w:val="single" w:sz="6" w:space="1" w:color="auto"/>
+              <w:bottom w:val="single" w:color="auto" w:sz="6" w:space="1"/>
             </w:pBdr>
             <w:ind w:right="0"/>
             <w:contextualSpacing/>
@@ -20139,7 +21484,7 @@
 </file>
 
 <file path=word/numbering.xml><?xml version="1.0" encoding="utf-8"?>
-<w:numbering xmlns:wpc="http://schemas.microsoft.com/office/word/2010/wordprocessingCanvas" xmlns:cx="http://schemas.microsoft.com/office/drawing/2014/chartex" xmlns:cx1="http://schemas.microsoft.com/office/drawing/2015/9/8/chartex" xmlns:cx2="http://schemas.microsoft.com/office/drawing/2015/10/21/chartex" xmlns:cx3="http://schemas.microsoft.com/office/drawing/2016/5/9/chartex" xmlns:cx4="http://schemas.microsoft.com/office/drawing/2016/5/10/chartex" xmlns:cx5="http://schemas.microsoft.com/office/drawing/2016/5/11/chartex" xmlns:cx6="http://schemas.microsoft.com/office/drawing/2016/5/12/chartex" xmlns:cx7="http://schemas.microsoft.com/office/drawing/2016/5/13/chartex" xmlns:cx8="http://schemas.microsoft.com/office/drawing/2016/5/14/chartex" xmlns:mc="http://schemas.openxmlformats.org/markup-compatibility/2006" xmlns:m="http://schemas.openxmlformats.org/officeDocument/2006/math" xmlns:aink="http://schemas.microsoft.com/office/drawing/2016/ink" xmlns:am3d="http://schemas.microsoft.com/office/drawing/2017/model3d" xmlns:oel="http://schemas.microsoft.com/office/2019/extlst" xmlns:r="http://schemas.openxmlformats.org/officeDocument/2006/relationships" xmlns:wp14="http://schemas.microsoft.com/office/word/2010/wordprocessingDrawing" xmlns:wp="http://schemas.openxmlformats.org/drawingml/2006/wordprocessingDrawing" xmlns:wpg="http://schemas.microsoft.com/office/word/2010/wordprocessingGroup" xmlns:wpi="http://schemas.microsoft.com/office/word/2010/wordprocessingInk" xmlns:wps="http://schemas.microsoft.com/office/word/2010/wordprocessingShape" xmlns:o="urn:schemas-microsoft-com:office:office" xmlns:v="urn:schemas-microsoft-com:vml" xmlns:w10="urn:schemas-microsoft-com:office:word" xmlns:w="http://schemas.openxmlformats.org/wordprocessingml/2006/main" xmlns:w14="http://schemas.microsoft.com/office/word/2010/wordml" xmlns:w15="http://schemas.microsoft.com/office/word/2012/wordml" xmlns:w16cex="http://schemas.microsoft.com/office/word/2018/wordml/cex" xmlns:w16cid="http://schemas.microsoft.com/office/word/2016/wordml/cid" xmlns:w16="http://schemas.microsoft.com/office/word/2018/wordml" xmlns:w16sdtdh="http://schemas.microsoft.com/office/word/2020/wordml/sdtdatahash" xmlns:w16sdtfl="http://schemas.microsoft.com/office/word/2024/wordml/sdtformatlock" xmlns:w16se="http://schemas.microsoft.com/office/word/2015/wordml/symex" xmlns:w16du="http://schemas.microsoft.com/office/word/2023/wordml/word16du" xmlns:wne="http://schemas.microsoft.com/office/word/2006/wordml" mc:Ignorable="w14 w15 w16se w16cid w16 w16cex w16sdtdh w16sdtfl w16du wp14">
+<w:numbering xmlns:wpc="http://schemas.microsoft.com/office/word/2010/wordprocessingCanvas" xmlns:cx="http://schemas.microsoft.com/office/drawing/2014/chartex" xmlns:cx1="http://schemas.microsoft.com/office/drawing/2015/9/8/chartex" xmlns:cx2="http://schemas.microsoft.com/office/drawing/2015/10/21/chartex" xmlns:cx3="http://schemas.microsoft.com/office/drawing/2016/5/9/chartex" xmlns:cx4="http://schemas.microsoft.com/office/drawing/2016/5/10/chartex" xmlns:cx5="http://schemas.microsoft.com/office/drawing/2016/5/11/chartex" xmlns:cx6="http://schemas.microsoft.com/office/drawing/2016/5/12/chartex" xmlns:cx7="http://schemas.microsoft.com/office/drawing/2016/5/13/chartex" xmlns:cx8="http://schemas.microsoft.com/office/drawing/2016/5/14/chartex" xmlns:mc="http://schemas.openxmlformats.org/markup-compatibility/2006" xmlns:aink="http://schemas.microsoft.com/office/drawing/2016/ink" xmlns:am3d="http://schemas.microsoft.com/office/drawing/2017/model3d" xmlns:o="urn:schemas-microsoft-com:office:office" xmlns:oel="http://schemas.microsoft.com/office/2019/extlst" xmlns:r="http://schemas.openxmlformats.org/officeDocument/2006/relationships" xmlns:m="http://schemas.openxmlformats.org/officeDocument/2006/math" xmlns:v="urn:schemas-microsoft-com:vml" xmlns:wp14="http://schemas.microsoft.com/office/word/2010/wordprocessingDrawing" xmlns:wp="http://schemas.openxmlformats.org/drawingml/2006/wordprocessingDrawing" xmlns:w10="urn:schemas-microsoft-com:office:word" xmlns:w="http://schemas.openxmlformats.org/wordprocessingml/2006/main" xmlns:w14="http://schemas.microsoft.com/office/word/2010/wordml" xmlns:w15="http://schemas.microsoft.com/office/word/2012/wordml" xmlns:w16cex="http://schemas.microsoft.com/office/word/2018/wordml/cex" xmlns:w16cid="http://schemas.microsoft.com/office/word/2016/wordml/cid" xmlns:w16="http://schemas.microsoft.com/office/word/2018/wordml" xmlns:w16du="http://schemas.microsoft.com/office/word/2023/wordml/word16du" xmlns:w16sdtdh="http://schemas.microsoft.com/office/word/2020/wordml/sdtdatahash" xmlns:w16sdtfl="http://schemas.microsoft.com/office/word/2024/wordml/sdtformatlock" xmlns:w16se="http://schemas.microsoft.com/office/word/2015/wordml/symex" xmlns:wpg="http://schemas.microsoft.com/office/word/2010/wordprocessingGroup" xmlns:wpi="http://schemas.microsoft.com/office/word/2010/wordprocessingInk" xmlns:wne="http://schemas.microsoft.com/office/word/2006/wordml" xmlns:wps="http://schemas.microsoft.com/office/word/2010/wordprocessingShape" mc:Ignorable="w14 w15 w16se w16cid w16 w16cex w16sdtdh w16sdtfl w16du wp14">
   <w:abstractNum w:abstractNumId="0" w15:restartNumberingAfterBreak="0">
     <w:nsid w:val="05DF794C"/>
     <w:multiLevelType w:val="hybridMultilevel"/>
@@ -20153,7 +21498,7 @@
         <w:ind w:left="360" w:hanging="360"/>
       </w:pPr>
       <w:rPr>
-        <w:rFonts w:ascii="Arial" w:eastAsia="Times New Roman" w:hAnsi="Arial" w:cs="Arial" w:hint="default"/>
+        <w:rFonts w:hint="default" w:ascii="Arial" w:hAnsi="Arial" w:eastAsia="Times New Roman" w:cs="Arial"/>
       </w:rPr>
     </w:lvl>
     <w:lvl w:ilvl="1" w:tplc="04090003" w:tentative="1">
@@ -20165,7 +21510,7 @@
         <w:ind w:left="1080" w:hanging="360"/>
       </w:pPr>
       <w:rPr>
-        <w:rFonts w:ascii="Courier New" w:hAnsi="Courier New" w:cs="Courier New" w:hint="default"/>
+        <w:rFonts w:hint="default" w:ascii="Courier New" w:hAnsi="Courier New" w:cs="Courier New"/>
       </w:rPr>
     </w:lvl>
     <w:lvl w:ilvl="2" w:tplc="04090005" w:tentative="1">
@@ -20177,7 +21522,7 @@
         <w:ind w:left="1800" w:hanging="360"/>
       </w:pPr>
       <w:rPr>
-        <w:rFonts w:ascii="Wingdings" w:hAnsi="Wingdings" w:hint="default"/>
+        <w:rFonts w:hint="default" w:ascii="Wingdings" w:hAnsi="Wingdings"/>
       </w:rPr>
     </w:lvl>
     <w:lvl w:ilvl="3" w:tplc="04090001" w:tentative="1">
@@ -20189,7 +21534,7 @@
         <w:ind w:left="2520" w:hanging="360"/>
       </w:pPr>
       <w:rPr>
-        <w:rFonts w:ascii="Symbol" w:hAnsi="Symbol" w:hint="default"/>
+        <w:rFonts w:hint="default" w:ascii="Symbol" w:hAnsi="Symbol"/>
       </w:rPr>
     </w:lvl>
     <w:lvl w:ilvl="4" w:tplc="04090003" w:tentative="1">
@@ -20201,7 +21546,7 @@
         <w:ind w:left="3240" w:hanging="360"/>
       </w:pPr>
       <w:rPr>
-        <w:rFonts w:ascii="Courier New" w:hAnsi="Courier New" w:cs="Courier New" w:hint="default"/>
+        <w:rFonts w:hint="default" w:ascii="Courier New" w:hAnsi="Courier New" w:cs="Courier New"/>
       </w:rPr>
     </w:lvl>
     <w:lvl w:ilvl="5" w:tplc="04090005" w:tentative="1">
@@ -20213,7 +21558,7 @@
         <w:ind w:left="3960" w:hanging="360"/>
       </w:pPr>
       <w:rPr>
-        <w:rFonts w:ascii="Wingdings" w:hAnsi="Wingdings" w:hint="default"/>
+        <w:rFonts w:hint="default" w:ascii="Wingdings" w:hAnsi="Wingdings"/>
       </w:rPr>
     </w:lvl>
     <w:lvl w:ilvl="6" w:tplc="04090001" w:tentative="1">
@@ -20225,7 +21570,7 @@
         <w:ind w:left="4680" w:hanging="360"/>
       </w:pPr>
       <w:rPr>
-        <w:rFonts w:ascii="Symbol" w:hAnsi="Symbol" w:hint="default"/>
+        <w:rFonts w:hint="default" w:ascii="Symbol" w:hAnsi="Symbol"/>
       </w:rPr>
     </w:lvl>
     <w:lvl w:ilvl="7" w:tplc="04090003" w:tentative="1">
@@ -20237,7 +21582,7 @@
         <w:ind w:left="5400" w:hanging="360"/>
       </w:pPr>
       <w:rPr>
-        <w:rFonts w:ascii="Courier New" w:hAnsi="Courier New" w:cs="Courier New" w:hint="default"/>
+        <w:rFonts w:hint="default" w:ascii="Courier New" w:hAnsi="Courier New" w:cs="Courier New"/>
       </w:rPr>
     </w:lvl>
     <w:lvl w:ilvl="8" w:tplc="04090005" w:tentative="1">
@@ -20249,7 +21594,7 @@
         <w:ind w:left="6120" w:hanging="360"/>
       </w:pPr>
       <w:rPr>
-        <w:rFonts w:ascii="Wingdings" w:hAnsi="Wingdings" w:hint="default"/>
+        <w:rFonts w:hint="default" w:ascii="Wingdings" w:hAnsi="Wingdings"/>
       </w:rPr>
     </w:lvl>
   </w:abstractNum>
@@ -20708,7 +22053,7 @@
         <w:ind w:left="720" w:hanging="360"/>
       </w:pPr>
       <w:rPr>
-        <w:rFonts w:ascii="Wingdings" w:hAnsi="Wingdings" w:hint="default"/>
+        <w:rFonts w:hint="default" w:ascii="Wingdings" w:hAnsi="Wingdings"/>
       </w:rPr>
     </w:lvl>
     <w:lvl w:ilvl="1" w:tplc="04090003" w:tentative="1">
@@ -20720,7 +22065,7 @@
         <w:ind w:left="1440" w:hanging="360"/>
       </w:pPr>
       <w:rPr>
-        <w:rFonts w:ascii="Courier New" w:hAnsi="Courier New" w:cs="Courier New" w:hint="default"/>
+        <w:rFonts w:hint="default" w:ascii="Courier New" w:hAnsi="Courier New" w:cs="Courier New"/>
       </w:rPr>
     </w:lvl>
     <w:lvl w:ilvl="2" w:tplc="04090005" w:tentative="1">
@@ -20732,7 +22077,7 @@
         <w:ind w:left="2160" w:hanging="360"/>
       </w:pPr>
       <w:rPr>
-        <w:rFonts w:ascii="Wingdings" w:hAnsi="Wingdings" w:hint="default"/>
+        <w:rFonts w:hint="default" w:ascii="Wingdings" w:hAnsi="Wingdings"/>
       </w:rPr>
     </w:lvl>
     <w:lvl w:ilvl="3" w:tplc="04090001" w:tentative="1">
@@ -20744,7 +22089,7 @@
         <w:ind w:left="2880" w:hanging="360"/>
       </w:pPr>
       <w:rPr>
-        <w:rFonts w:ascii="Symbol" w:hAnsi="Symbol" w:hint="default"/>
+        <w:rFonts w:hint="default" w:ascii="Symbol" w:hAnsi="Symbol"/>
       </w:rPr>
     </w:lvl>
     <w:lvl w:ilvl="4" w:tplc="04090003" w:tentative="1">
@@ -20756,7 +22101,7 @@
         <w:ind w:left="3600" w:hanging="360"/>
       </w:pPr>
       <w:rPr>
-        <w:rFonts w:ascii="Courier New" w:hAnsi="Courier New" w:cs="Courier New" w:hint="default"/>
+        <w:rFonts w:hint="default" w:ascii="Courier New" w:hAnsi="Courier New" w:cs="Courier New"/>
       </w:rPr>
     </w:lvl>
     <w:lvl w:ilvl="5" w:tplc="04090005" w:tentative="1">
@@ -20768,7 +22113,7 @@
         <w:ind w:left="4320" w:hanging="360"/>
       </w:pPr>
       <w:rPr>
-        <w:rFonts w:ascii="Wingdings" w:hAnsi="Wingdings" w:hint="default"/>
+        <w:rFonts w:hint="default" w:ascii="Wingdings" w:hAnsi="Wingdings"/>
       </w:rPr>
     </w:lvl>
     <w:lvl w:ilvl="6" w:tplc="04090001" w:tentative="1">
@@ -20780,7 +22125,7 @@
         <w:ind w:left="5040" w:hanging="360"/>
       </w:pPr>
       <w:rPr>
-        <w:rFonts w:ascii="Symbol" w:hAnsi="Symbol" w:hint="default"/>
+        <w:rFonts w:hint="default" w:ascii="Symbol" w:hAnsi="Symbol"/>
       </w:rPr>
     </w:lvl>
     <w:lvl w:ilvl="7" w:tplc="04090003" w:tentative="1">
@@ -20792,7 +22137,7 @@
         <w:ind w:left="5760" w:hanging="360"/>
       </w:pPr>
       <w:rPr>
-        <w:rFonts w:ascii="Courier New" w:hAnsi="Courier New" w:cs="Courier New" w:hint="default"/>
+        <w:rFonts w:hint="default" w:ascii="Courier New" w:hAnsi="Courier New" w:cs="Courier New"/>
       </w:rPr>
     </w:lvl>
     <w:lvl w:ilvl="8" w:tplc="04090005" w:tentative="1">
@@ -20804,7 +22149,7 @@
         <w:ind w:left="6480" w:hanging="360"/>
       </w:pPr>
       <w:rPr>
-        <w:rFonts w:ascii="Wingdings" w:hAnsi="Wingdings" w:hint="default"/>
+        <w:rFonts w:hint="default" w:ascii="Wingdings" w:hAnsi="Wingdings"/>
       </w:rPr>
     </w:lvl>
   </w:abstractNum>
@@ -20910,7 +22255,7 @@
         <w:ind w:left="720" w:hanging="360"/>
       </w:pPr>
       <w:rPr>
-        <w:rFonts w:ascii="Century Gothic" w:eastAsia="Times New Roman" w:hAnsi="Century Gothic" w:cs="Tahoma" w:hint="default"/>
+        <w:rFonts w:hint="default" w:ascii="Century Gothic" w:hAnsi="Century Gothic" w:eastAsia="Times New Roman" w:cs="Tahoma"/>
       </w:rPr>
     </w:lvl>
     <w:lvl w:ilvl="1" w:tplc="04090003" w:tentative="1">
@@ -20922,7 +22267,7 @@
         <w:ind w:left="1440" w:hanging="360"/>
       </w:pPr>
       <w:rPr>
-        <w:rFonts w:ascii="Courier New" w:hAnsi="Courier New" w:cs="Courier New" w:hint="default"/>
+        <w:rFonts w:hint="default" w:ascii="Courier New" w:hAnsi="Courier New" w:cs="Courier New"/>
       </w:rPr>
     </w:lvl>
     <w:lvl w:ilvl="2" w:tplc="04090005" w:tentative="1">
@@ -20934,7 +22279,7 @@
         <w:ind w:left="2160" w:hanging="360"/>
       </w:pPr>
       <w:rPr>
-        <w:rFonts w:ascii="Wingdings" w:hAnsi="Wingdings" w:hint="default"/>
+        <w:rFonts w:hint="default" w:ascii="Wingdings" w:hAnsi="Wingdings"/>
       </w:rPr>
     </w:lvl>
     <w:lvl w:ilvl="3" w:tplc="04090001" w:tentative="1">
@@ -20946,7 +22291,7 @@
         <w:ind w:left="2880" w:hanging="360"/>
       </w:pPr>
       <w:rPr>
-        <w:rFonts w:ascii="Symbol" w:hAnsi="Symbol" w:hint="default"/>
+        <w:rFonts w:hint="default" w:ascii="Symbol" w:hAnsi="Symbol"/>
       </w:rPr>
     </w:lvl>
     <w:lvl w:ilvl="4" w:tplc="04090003" w:tentative="1">
@@ -20958,7 +22303,7 @@
         <w:ind w:left="3600" w:hanging="360"/>
       </w:pPr>
       <w:rPr>
-        <w:rFonts w:ascii="Courier New" w:hAnsi="Courier New" w:cs="Courier New" w:hint="default"/>
+        <w:rFonts w:hint="default" w:ascii="Courier New" w:hAnsi="Courier New" w:cs="Courier New"/>
       </w:rPr>
     </w:lvl>
     <w:lvl w:ilvl="5" w:tplc="04090005" w:tentative="1">
@@ -20970,7 +22315,7 @@
         <w:ind w:left="4320" w:hanging="360"/>
       </w:pPr>
       <w:rPr>
-        <w:rFonts w:ascii="Wingdings" w:hAnsi="Wingdings" w:hint="default"/>
+        <w:rFonts w:hint="default" w:ascii="Wingdings" w:hAnsi="Wingdings"/>
       </w:rPr>
     </w:lvl>
     <w:lvl w:ilvl="6" w:tplc="04090001" w:tentative="1">
@@ -20982,7 +22327,7 @@
         <w:ind w:left="5040" w:hanging="360"/>
       </w:pPr>
       <w:rPr>
-        <w:rFonts w:ascii="Symbol" w:hAnsi="Symbol" w:hint="default"/>
+        <w:rFonts w:hint="default" w:ascii="Symbol" w:hAnsi="Symbol"/>
       </w:rPr>
     </w:lvl>
     <w:lvl w:ilvl="7" w:tplc="04090003" w:tentative="1">
@@ -20994,7 +22339,7 @@
         <w:ind w:left="5760" w:hanging="360"/>
       </w:pPr>
       <w:rPr>
-        <w:rFonts w:ascii="Courier New" w:hAnsi="Courier New" w:cs="Courier New" w:hint="default"/>
+        <w:rFonts w:hint="default" w:ascii="Courier New" w:hAnsi="Courier New" w:cs="Courier New"/>
       </w:rPr>
     </w:lvl>
     <w:lvl w:ilvl="8" w:tplc="04090005" w:tentative="1">
@@ -21006,7 +22351,7 @@
         <w:ind w:left="6480" w:hanging="360"/>
       </w:pPr>
       <w:rPr>
-        <w:rFonts w:ascii="Wingdings" w:hAnsi="Wingdings" w:hint="default"/>
+        <w:rFonts w:hint="default" w:ascii="Wingdings" w:hAnsi="Wingdings"/>
       </w:rPr>
     </w:lvl>
   </w:abstractNum>
@@ -21023,7 +22368,7 @@
         <w:ind w:left="720" w:hanging="360"/>
       </w:pPr>
       <w:rPr>
-        <w:rFonts w:ascii="Wingdings" w:hAnsi="Wingdings" w:hint="default"/>
+        <w:rFonts w:hint="default" w:ascii="Wingdings" w:hAnsi="Wingdings"/>
       </w:rPr>
     </w:lvl>
     <w:lvl w:ilvl="1" w:tplc="04090003" w:tentative="1">
@@ -21035,7 +22380,7 @@
         <w:ind w:left="1440" w:hanging="360"/>
       </w:pPr>
       <w:rPr>
-        <w:rFonts w:ascii="Courier New" w:hAnsi="Courier New" w:cs="Courier New" w:hint="default"/>
+        <w:rFonts w:hint="default" w:ascii="Courier New" w:hAnsi="Courier New" w:cs="Courier New"/>
       </w:rPr>
     </w:lvl>
     <w:lvl w:ilvl="2" w:tplc="04090005" w:tentative="1">
@@ -21047,7 +22392,7 @@
         <w:ind w:left="2160" w:hanging="360"/>
       </w:pPr>
       <w:rPr>
-        <w:rFonts w:ascii="Wingdings" w:hAnsi="Wingdings" w:hint="default"/>
+        <w:rFonts w:hint="default" w:ascii="Wingdings" w:hAnsi="Wingdings"/>
       </w:rPr>
     </w:lvl>
     <w:lvl w:ilvl="3" w:tplc="04090001" w:tentative="1">
@@ -21059,7 +22404,7 @@
         <w:ind w:left="2880" w:hanging="360"/>
       </w:pPr>
       <w:rPr>
-        <w:rFonts w:ascii="Symbol" w:hAnsi="Symbol" w:hint="default"/>
+        <w:rFonts w:hint="default" w:ascii="Symbol" w:hAnsi="Symbol"/>
       </w:rPr>
     </w:lvl>
     <w:lvl w:ilvl="4" w:tplc="04090003" w:tentative="1">
@@ -21071,7 +22416,7 @@
         <w:ind w:left="3600" w:hanging="360"/>
       </w:pPr>
       <w:rPr>
-        <w:rFonts w:ascii="Courier New" w:hAnsi="Courier New" w:cs="Courier New" w:hint="default"/>
+        <w:rFonts w:hint="default" w:ascii="Courier New" w:hAnsi="Courier New" w:cs="Courier New"/>
       </w:rPr>
     </w:lvl>
     <w:lvl w:ilvl="5" w:tplc="04090005" w:tentative="1">
@@ -21083,7 +22428,7 @@
         <w:ind w:left="4320" w:hanging="360"/>
       </w:pPr>
       <w:rPr>
-        <w:rFonts w:ascii="Wingdings" w:hAnsi="Wingdings" w:hint="default"/>
+        <w:rFonts w:hint="default" w:ascii="Wingdings" w:hAnsi="Wingdings"/>
       </w:rPr>
     </w:lvl>
     <w:lvl w:ilvl="6" w:tplc="04090001" w:tentative="1">
@@ -21095,7 +22440,7 @@
         <w:ind w:left="5040" w:hanging="360"/>
       </w:pPr>
       <w:rPr>
-        <w:rFonts w:ascii="Symbol" w:hAnsi="Symbol" w:hint="default"/>
+        <w:rFonts w:hint="default" w:ascii="Symbol" w:hAnsi="Symbol"/>
       </w:rPr>
     </w:lvl>
     <w:lvl w:ilvl="7" w:tplc="04090003" w:tentative="1">
@@ -21107,7 +22452,7 @@
         <w:ind w:left="5760" w:hanging="360"/>
       </w:pPr>
       <w:rPr>
-        <w:rFonts w:ascii="Courier New" w:hAnsi="Courier New" w:cs="Courier New" w:hint="default"/>
+        <w:rFonts w:hint="default" w:ascii="Courier New" w:hAnsi="Courier New" w:cs="Courier New"/>
       </w:rPr>
     </w:lvl>
     <w:lvl w:ilvl="8" w:tplc="04090005" w:tentative="1">
@@ -21119,7 +22464,7 @@
         <w:ind w:left="6480" w:hanging="360"/>
       </w:pPr>
       <w:rPr>
-        <w:rFonts w:ascii="Wingdings" w:hAnsi="Wingdings" w:hint="default"/>
+        <w:rFonts w:hint="default" w:ascii="Wingdings" w:hAnsi="Wingdings"/>
       </w:rPr>
     </w:lvl>
   </w:abstractNum>
@@ -21225,7 +22570,7 @@
         <w:ind w:left="2461" w:hanging="360"/>
       </w:pPr>
       <w:rPr>
-        <w:rFonts w:ascii="Symbol" w:hAnsi="Symbol" w:hint="default"/>
+        <w:rFonts w:hint="default" w:ascii="Symbol" w:hAnsi="Symbol"/>
       </w:rPr>
     </w:lvl>
     <w:lvl w:ilvl="1" w:tplc="04090003" w:tentative="1">
@@ -21237,7 +22582,7 @@
         <w:ind w:left="3181" w:hanging="360"/>
       </w:pPr>
       <w:rPr>
-        <w:rFonts w:ascii="Courier New" w:hAnsi="Courier New" w:cs="Courier New" w:hint="default"/>
+        <w:rFonts w:hint="default" w:ascii="Courier New" w:hAnsi="Courier New" w:cs="Courier New"/>
       </w:rPr>
     </w:lvl>
     <w:lvl w:ilvl="2" w:tplc="04090005" w:tentative="1">
@@ -21249,7 +22594,7 @@
         <w:ind w:left="3901" w:hanging="360"/>
       </w:pPr>
       <w:rPr>
-        <w:rFonts w:ascii="Wingdings" w:hAnsi="Wingdings" w:hint="default"/>
+        <w:rFonts w:hint="default" w:ascii="Wingdings" w:hAnsi="Wingdings"/>
       </w:rPr>
     </w:lvl>
     <w:lvl w:ilvl="3" w:tplc="04090001" w:tentative="1">
@@ -21261,7 +22606,7 @@
         <w:ind w:left="4621" w:hanging="360"/>
       </w:pPr>
       <w:rPr>
-        <w:rFonts w:ascii="Symbol" w:hAnsi="Symbol" w:hint="default"/>
+        <w:rFonts w:hint="default" w:ascii="Symbol" w:hAnsi="Symbol"/>
       </w:rPr>
     </w:lvl>
     <w:lvl w:ilvl="4" w:tplc="04090003" w:tentative="1">
@@ -21273,7 +22618,7 @@
         <w:ind w:left="5341" w:hanging="360"/>
       </w:pPr>
       <w:rPr>
-        <w:rFonts w:ascii="Courier New" w:hAnsi="Courier New" w:cs="Courier New" w:hint="default"/>
+        <w:rFonts w:hint="default" w:ascii="Courier New" w:hAnsi="Courier New" w:cs="Courier New"/>
       </w:rPr>
     </w:lvl>
     <w:lvl w:ilvl="5" w:tplc="04090005" w:tentative="1">
@@ -21285,7 +22630,7 @@
         <w:ind w:left="6061" w:hanging="360"/>
       </w:pPr>
       <w:rPr>
-        <w:rFonts w:ascii="Wingdings" w:hAnsi="Wingdings" w:hint="default"/>
+        <w:rFonts w:hint="default" w:ascii="Wingdings" w:hAnsi="Wingdings"/>
       </w:rPr>
     </w:lvl>
     <w:lvl w:ilvl="6" w:tplc="04090001" w:tentative="1">
@@ -21297,7 +22642,7 @@
         <w:ind w:left="6781" w:hanging="360"/>
       </w:pPr>
       <w:rPr>
-        <w:rFonts w:ascii="Symbol" w:hAnsi="Symbol" w:hint="default"/>
+        <w:rFonts w:hint="default" w:ascii="Symbol" w:hAnsi="Symbol"/>
       </w:rPr>
     </w:lvl>
     <w:lvl w:ilvl="7" w:tplc="04090003" w:tentative="1">
@@ -21309,7 +22654,7 @@
         <w:ind w:left="7501" w:hanging="360"/>
       </w:pPr>
       <w:rPr>
-        <w:rFonts w:ascii="Courier New" w:hAnsi="Courier New" w:cs="Courier New" w:hint="default"/>
+        <w:rFonts w:hint="default" w:ascii="Courier New" w:hAnsi="Courier New" w:cs="Courier New"/>
       </w:rPr>
     </w:lvl>
     <w:lvl w:ilvl="8" w:tplc="04090005" w:tentative="1">
@@ -21321,7 +22666,7 @@
         <w:ind w:left="8221" w:hanging="360"/>
       </w:pPr>
       <w:rPr>
-        <w:rFonts w:ascii="Wingdings" w:hAnsi="Wingdings" w:hint="default"/>
+        <w:rFonts w:hint="default" w:ascii="Wingdings" w:hAnsi="Wingdings"/>
       </w:rPr>
     </w:lvl>
   </w:abstractNum>
@@ -21427,7 +22772,7 @@
         <w:ind w:left="1741" w:hanging="360"/>
       </w:pPr>
       <w:rPr>
-        <w:rFonts w:ascii="Wingdings" w:hAnsi="Wingdings" w:hint="default"/>
+        <w:rFonts w:hint="default" w:ascii="Wingdings" w:hAnsi="Wingdings"/>
       </w:rPr>
     </w:lvl>
     <w:lvl w:ilvl="1" w:tplc="04090003" w:tentative="1">
@@ -21439,7 +22784,7 @@
         <w:ind w:left="2461" w:hanging="360"/>
       </w:pPr>
       <w:rPr>
-        <w:rFonts w:ascii="Courier New" w:hAnsi="Courier New" w:cs="Courier New" w:hint="default"/>
+        <w:rFonts w:hint="default" w:ascii="Courier New" w:hAnsi="Courier New" w:cs="Courier New"/>
       </w:rPr>
     </w:lvl>
     <w:lvl w:ilvl="2" w:tplc="04090005" w:tentative="1">
@@ -21451,7 +22796,7 @@
         <w:ind w:left="3181" w:hanging="360"/>
       </w:pPr>
       <w:rPr>
-        <w:rFonts w:ascii="Wingdings" w:hAnsi="Wingdings" w:hint="default"/>
+        <w:rFonts w:hint="default" w:ascii="Wingdings" w:hAnsi="Wingdings"/>
       </w:rPr>
     </w:lvl>
     <w:lvl w:ilvl="3" w:tplc="04090001" w:tentative="1">
@@ -21463,7 +22808,7 @@
         <w:ind w:left="3901" w:hanging="360"/>
       </w:pPr>
       <w:rPr>
-        <w:rFonts w:ascii="Symbol" w:hAnsi="Symbol" w:hint="default"/>
+        <w:rFonts w:hint="default" w:ascii="Symbol" w:hAnsi="Symbol"/>
       </w:rPr>
     </w:lvl>
     <w:lvl w:ilvl="4" w:tplc="04090003" w:tentative="1">
@@ -21475,7 +22820,7 @@
         <w:ind w:left="4621" w:hanging="360"/>
       </w:pPr>
       <w:rPr>
-        <w:rFonts w:ascii="Courier New" w:hAnsi="Courier New" w:cs="Courier New" w:hint="default"/>
+        <w:rFonts w:hint="default" w:ascii="Courier New" w:hAnsi="Courier New" w:cs="Courier New"/>
       </w:rPr>
     </w:lvl>
     <w:lvl w:ilvl="5" w:tplc="04090005" w:tentative="1">
@@ -21487,7 +22832,7 @@
         <w:ind w:left="5341" w:hanging="360"/>
       </w:pPr>
       <w:rPr>
-        <w:rFonts w:ascii="Wingdings" w:hAnsi="Wingdings" w:hint="default"/>
+        <w:rFonts w:hint="default" w:ascii="Wingdings" w:hAnsi="Wingdings"/>
       </w:rPr>
     </w:lvl>
     <w:lvl w:ilvl="6" w:tplc="04090001" w:tentative="1">
@@ -21499,7 +22844,7 @@
         <w:ind w:left="6061" w:hanging="360"/>
       </w:pPr>
       <w:rPr>
-        <w:rFonts w:ascii="Symbol" w:hAnsi="Symbol" w:hint="default"/>
+        <w:rFonts w:hint="default" w:ascii="Symbol" w:hAnsi="Symbol"/>
       </w:rPr>
     </w:lvl>
     <w:lvl w:ilvl="7" w:tplc="04090003" w:tentative="1">
@@ -21511,7 +22856,7 @@
         <w:ind w:left="6781" w:hanging="360"/>
       </w:pPr>
       <w:rPr>
-        <w:rFonts w:ascii="Courier New" w:hAnsi="Courier New" w:cs="Courier New" w:hint="default"/>
+        <w:rFonts w:hint="default" w:ascii="Courier New" w:hAnsi="Courier New" w:cs="Courier New"/>
       </w:rPr>
     </w:lvl>
     <w:lvl w:ilvl="8" w:tplc="04090005" w:tentative="1">
@@ -21523,7 +22868,7 @@
         <w:ind w:left="7501" w:hanging="360"/>
       </w:pPr>
       <w:rPr>
-        <w:rFonts w:ascii="Wingdings" w:hAnsi="Wingdings" w:hint="default"/>
+        <w:rFonts w:hint="default" w:ascii="Wingdings" w:hAnsi="Wingdings"/>
       </w:rPr>
     </w:lvl>
   </w:abstractNum>
@@ -21665,7 +23010,7 @@
         <w:ind w:left="1440" w:hanging="360"/>
       </w:pPr>
       <w:rPr>
-        <w:rFonts w:ascii="Symbol" w:hAnsi="Symbol" w:hint="default"/>
+        <w:rFonts w:hint="default" w:ascii="Symbol" w:hAnsi="Symbol"/>
       </w:rPr>
     </w:lvl>
     <w:lvl w:ilvl="1" w:tplc="04090003" w:tentative="1">
@@ -21677,7 +23022,7 @@
         <w:ind w:left="2160" w:hanging="360"/>
       </w:pPr>
       <w:rPr>
-        <w:rFonts w:ascii="Courier New" w:hAnsi="Courier New" w:cs="Courier New" w:hint="default"/>
+        <w:rFonts w:hint="default" w:ascii="Courier New" w:hAnsi="Courier New" w:cs="Courier New"/>
       </w:rPr>
     </w:lvl>
     <w:lvl w:ilvl="2" w:tplc="04090005" w:tentative="1">
@@ -21689,7 +23034,7 @@
         <w:ind w:left="2880" w:hanging="360"/>
       </w:pPr>
       <w:rPr>
-        <w:rFonts w:ascii="Wingdings" w:hAnsi="Wingdings" w:hint="default"/>
+        <w:rFonts w:hint="default" w:ascii="Wingdings" w:hAnsi="Wingdings"/>
       </w:rPr>
     </w:lvl>
     <w:lvl w:ilvl="3" w:tplc="04090001" w:tentative="1">
@@ -21701,7 +23046,7 @@
         <w:ind w:left="3600" w:hanging="360"/>
       </w:pPr>
       <w:rPr>
-        <w:rFonts w:ascii="Symbol" w:hAnsi="Symbol" w:hint="default"/>
+        <w:rFonts w:hint="default" w:ascii="Symbol" w:hAnsi="Symbol"/>
       </w:rPr>
     </w:lvl>
     <w:lvl w:ilvl="4" w:tplc="04090003" w:tentative="1">
@@ -21713,7 +23058,7 @@
         <w:ind w:left="4320" w:hanging="360"/>
       </w:pPr>
       <w:rPr>
-        <w:rFonts w:ascii="Courier New" w:hAnsi="Courier New" w:cs="Courier New" w:hint="default"/>
+        <w:rFonts w:hint="default" w:ascii="Courier New" w:hAnsi="Courier New" w:cs="Courier New"/>
       </w:rPr>
     </w:lvl>
     <w:lvl w:ilvl="5" w:tplc="04090005" w:tentative="1">
@@ -21725,7 +23070,7 @@
         <w:ind w:left="5040" w:hanging="360"/>
       </w:pPr>
       <w:rPr>
-        <w:rFonts w:ascii="Wingdings" w:hAnsi="Wingdings" w:hint="default"/>
+        <w:rFonts w:hint="default" w:ascii="Wingdings" w:hAnsi="Wingdings"/>
       </w:rPr>
     </w:lvl>
     <w:lvl w:ilvl="6" w:tplc="04090001" w:tentative="1">
@@ -21737,7 +23082,7 @@
         <w:ind w:left="5760" w:hanging="360"/>
       </w:pPr>
       <w:rPr>
-        <w:rFonts w:ascii="Symbol" w:hAnsi="Symbol" w:hint="default"/>
+        <w:rFonts w:hint="default" w:ascii="Symbol" w:hAnsi="Symbol"/>
       </w:rPr>
     </w:lvl>
     <w:lvl w:ilvl="7" w:tplc="04090003" w:tentative="1">
@@ -21749,7 +23094,7 @@
         <w:ind w:left="6480" w:hanging="360"/>
       </w:pPr>
       <w:rPr>
-        <w:rFonts w:ascii="Courier New" w:hAnsi="Courier New" w:cs="Courier New" w:hint="default"/>
+        <w:rFonts w:hint="default" w:ascii="Courier New" w:hAnsi="Courier New" w:cs="Courier New"/>
       </w:rPr>
     </w:lvl>
     <w:lvl w:ilvl="8" w:tplc="04090005" w:tentative="1">
@@ -21761,7 +23106,7 @@
         <w:ind w:left="7200" w:hanging="360"/>
       </w:pPr>
       <w:rPr>
-        <w:rFonts w:ascii="Wingdings" w:hAnsi="Wingdings" w:hint="default"/>
+        <w:rFonts w:hint="default" w:ascii="Wingdings" w:hAnsi="Wingdings"/>
       </w:rPr>
     </w:lvl>
   </w:abstractNum>
@@ -21981,7 +23326,7 @@
         <w:ind w:left="720" w:hanging="360"/>
       </w:pPr>
       <w:rPr>
-        <w:rFonts w:ascii="Wingdings" w:eastAsia="Times New Roman" w:hAnsi="Wingdings" w:cs="Times New Roman" w:hint="default"/>
+        <w:rFonts w:hint="default" w:ascii="Wingdings" w:hAnsi="Wingdings" w:eastAsia="Times New Roman" w:cs="Times New Roman"/>
       </w:rPr>
     </w:lvl>
     <w:lvl w:ilvl="1" w:tplc="04090003" w:tentative="1">
@@ -21993,7 +23338,7 @@
         <w:ind w:left="1440" w:hanging="360"/>
       </w:pPr>
       <w:rPr>
-        <w:rFonts w:ascii="Courier New" w:hAnsi="Courier New" w:cs="Courier New" w:hint="default"/>
+        <w:rFonts w:hint="default" w:ascii="Courier New" w:hAnsi="Courier New" w:cs="Courier New"/>
       </w:rPr>
     </w:lvl>
     <w:lvl w:ilvl="2" w:tplc="04090005" w:tentative="1">
@@ -22005,7 +23350,7 @@
         <w:ind w:left="2160" w:hanging="360"/>
       </w:pPr>
       <w:rPr>
-        <w:rFonts w:ascii="Wingdings" w:hAnsi="Wingdings" w:hint="default"/>
+        <w:rFonts w:hint="default" w:ascii="Wingdings" w:hAnsi="Wingdings"/>
       </w:rPr>
     </w:lvl>
     <w:lvl w:ilvl="3" w:tplc="04090001" w:tentative="1">
@@ -22017,7 +23362,7 @@
         <w:ind w:left="2880" w:hanging="360"/>
       </w:pPr>
       <w:rPr>
-        <w:rFonts w:ascii="Symbol" w:hAnsi="Symbol" w:hint="default"/>
+        <w:rFonts w:hint="default" w:ascii="Symbol" w:hAnsi="Symbol"/>
       </w:rPr>
     </w:lvl>
     <w:lvl w:ilvl="4" w:tplc="04090003" w:tentative="1">
@@ -22029,7 +23374,7 @@
         <w:ind w:left="3600" w:hanging="360"/>
       </w:pPr>
       <w:rPr>
-        <w:rFonts w:ascii="Courier New" w:hAnsi="Courier New" w:cs="Courier New" w:hint="default"/>
+        <w:rFonts w:hint="default" w:ascii="Courier New" w:hAnsi="Courier New" w:cs="Courier New"/>
       </w:rPr>
     </w:lvl>
     <w:lvl w:ilvl="5" w:tplc="04090005" w:tentative="1">
@@ -22041,7 +23386,7 @@
         <w:ind w:left="4320" w:hanging="360"/>
       </w:pPr>
       <w:rPr>
-        <w:rFonts w:ascii="Wingdings" w:hAnsi="Wingdings" w:hint="default"/>
+        <w:rFonts w:hint="default" w:ascii="Wingdings" w:hAnsi="Wingdings"/>
       </w:rPr>
     </w:lvl>
     <w:lvl w:ilvl="6" w:tplc="04090001" w:tentative="1">
@@ -22053,7 +23398,7 @@
         <w:ind w:left="5040" w:hanging="360"/>
       </w:pPr>
       <w:rPr>
-        <w:rFonts w:ascii="Symbol" w:hAnsi="Symbol" w:hint="default"/>
+        <w:rFonts w:hint="default" w:ascii="Symbol" w:hAnsi="Symbol"/>
       </w:rPr>
     </w:lvl>
     <w:lvl w:ilvl="7" w:tplc="04090003" w:tentative="1">
@@ -22065,7 +23410,7 @@
         <w:ind w:left="5760" w:hanging="360"/>
       </w:pPr>
       <w:rPr>
-        <w:rFonts w:ascii="Courier New" w:hAnsi="Courier New" w:cs="Courier New" w:hint="default"/>
+        <w:rFonts w:hint="default" w:ascii="Courier New" w:hAnsi="Courier New" w:cs="Courier New"/>
       </w:rPr>
     </w:lvl>
     <w:lvl w:ilvl="8" w:tplc="04090005" w:tentative="1">
@@ -22077,7 +23422,7 @@
         <w:ind w:left="6480" w:hanging="360"/>
       </w:pPr>
       <w:rPr>
-        <w:rFonts w:ascii="Wingdings" w:hAnsi="Wingdings" w:hint="default"/>
+        <w:rFonts w:hint="default" w:ascii="Wingdings" w:hAnsi="Wingdings"/>
       </w:rPr>
     </w:lvl>
   </w:abstractNum>
@@ -22094,7 +23439,7 @@
         <w:ind w:left="450" w:hanging="360"/>
       </w:pPr>
       <w:rPr>
-        <w:rFonts w:ascii="Arial" w:eastAsia="Calibri" w:hAnsi="Arial" w:cs="Arial" w:hint="default"/>
+        <w:rFonts w:hint="default" w:ascii="Arial" w:hAnsi="Arial" w:eastAsia="Calibri" w:cs="Arial"/>
       </w:rPr>
     </w:lvl>
     <w:lvl w:ilvl="1" w:tplc="04090003" w:tentative="1">
@@ -22106,7 +23451,7 @@
         <w:ind w:left="1170" w:hanging="360"/>
       </w:pPr>
       <w:rPr>
-        <w:rFonts w:ascii="Courier New" w:hAnsi="Courier New" w:cs="Courier New" w:hint="default"/>
+        <w:rFonts w:hint="default" w:ascii="Courier New" w:hAnsi="Courier New" w:cs="Courier New"/>
       </w:rPr>
     </w:lvl>
     <w:lvl w:ilvl="2" w:tplc="04090005" w:tentative="1">
@@ -22118,7 +23463,7 @@
         <w:ind w:left="1890" w:hanging="360"/>
       </w:pPr>
       <w:rPr>
-        <w:rFonts w:ascii="Wingdings" w:hAnsi="Wingdings" w:hint="default"/>
+        <w:rFonts w:hint="default" w:ascii="Wingdings" w:hAnsi="Wingdings"/>
       </w:rPr>
     </w:lvl>
     <w:lvl w:ilvl="3" w:tplc="04090001" w:tentative="1">
@@ -22130,7 +23475,7 @@
         <w:ind w:left="2610" w:hanging="360"/>
       </w:pPr>
       <w:rPr>
-        <w:rFonts w:ascii="Symbol" w:hAnsi="Symbol" w:hint="default"/>
+        <w:rFonts w:hint="default" w:ascii="Symbol" w:hAnsi="Symbol"/>
       </w:rPr>
     </w:lvl>
     <w:lvl w:ilvl="4" w:tplc="04090003" w:tentative="1">
@@ -22142,7 +23487,7 @@
         <w:ind w:left="3330" w:hanging="360"/>
       </w:pPr>
       <w:rPr>
-        <w:rFonts w:ascii="Courier New" w:hAnsi="Courier New" w:cs="Courier New" w:hint="default"/>
+        <w:rFonts w:hint="default" w:ascii="Courier New" w:hAnsi="Courier New" w:cs="Courier New"/>
       </w:rPr>
     </w:lvl>
     <w:lvl w:ilvl="5" w:tplc="04090005" w:tentative="1">
@@ -22154,7 +23499,7 @@
         <w:ind w:left="4050" w:hanging="360"/>
       </w:pPr>
       <w:rPr>
-        <w:rFonts w:ascii="Wingdings" w:hAnsi="Wingdings" w:hint="default"/>
+        <w:rFonts w:hint="default" w:ascii="Wingdings" w:hAnsi="Wingdings"/>
       </w:rPr>
     </w:lvl>
     <w:lvl w:ilvl="6" w:tplc="04090001" w:tentative="1">
@@ -22166,7 +23511,7 @@
         <w:ind w:left="4770" w:hanging="360"/>
       </w:pPr>
       <w:rPr>
-        <w:rFonts w:ascii="Symbol" w:hAnsi="Symbol" w:hint="default"/>
+        <w:rFonts w:hint="default" w:ascii="Symbol" w:hAnsi="Symbol"/>
       </w:rPr>
     </w:lvl>
     <w:lvl w:ilvl="7" w:tplc="04090003" w:tentative="1">
@@ -22178,7 +23523,7 @@
         <w:ind w:left="5490" w:hanging="360"/>
       </w:pPr>
       <w:rPr>
-        <w:rFonts w:ascii="Courier New" w:hAnsi="Courier New" w:cs="Courier New" w:hint="default"/>
+        <w:rFonts w:hint="default" w:ascii="Courier New" w:hAnsi="Courier New" w:cs="Courier New"/>
       </w:rPr>
     </w:lvl>
     <w:lvl w:ilvl="8" w:tplc="04090005" w:tentative="1">
@@ -22190,7 +23535,7 @@
         <w:ind w:left="6210" w:hanging="360"/>
       </w:pPr>
       <w:rPr>
-        <w:rFonts w:ascii="Wingdings" w:hAnsi="Wingdings" w:hint="default"/>
+        <w:rFonts w:hint="default" w:ascii="Wingdings" w:hAnsi="Wingdings"/>
       </w:rPr>
     </w:lvl>
   </w:abstractNum>
@@ -22618,19 +23963,22 @@
 </file>
 
 <file path=word/people.xml><?xml version="1.0" encoding="utf-8"?>
-<w15:people xmlns:wpc="http://schemas.microsoft.com/office/word/2010/wordprocessingCanvas" xmlns:cx="http://schemas.microsoft.com/office/drawing/2014/chartex" xmlns:cx1="http://schemas.microsoft.com/office/drawing/2015/9/8/chartex" xmlns:cx2="http://schemas.microsoft.com/office/drawing/2015/10/21/chartex" xmlns:cx3="http://schemas.microsoft.com/office/drawing/2016/5/9/chartex" xmlns:cx4="http://schemas.microsoft.com/office/drawing/2016/5/10/chartex" xmlns:cx5="http://schemas.microsoft.com/office/drawing/2016/5/11/chartex" xmlns:cx6="http://schemas.microsoft.com/office/drawing/2016/5/12/chartex" xmlns:cx7="http://schemas.microsoft.com/office/drawing/2016/5/13/chartex" xmlns:cx8="http://schemas.microsoft.com/office/drawing/2016/5/14/chartex" xmlns:mc="http://schemas.openxmlformats.org/markup-compatibility/2006" xmlns:m="http://schemas.openxmlformats.org/officeDocument/2006/math" xmlns:aink="http://schemas.microsoft.com/office/drawing/2016/ink" xmlns:am3d="http://schemas.microsoft.com/office/drawing/2017/model3d" xmlns:oel="http://schemas.microsoft.com/office/2019/extlst" xmlns:r="http://schemas.openxmlformats.org/officeDocument/2006/relationships" xmlns:wp14="http://schemas.microsoft.com/office/word/2010/wordprocessingDrawing" xmlns:wp="http://schemas.openxmlformats.org/drawingml/2006/wordprocessingDrawing" xmlns:wpg="http://schemas.microsoft.com/office/word/2010/wordprocessingGroup" xmlns:wpi="http://schemas.microsoft.com/office/word/2010/wordprocessingInk" xmlns:wps="http://schemas.microsoft.com/office/word/2010/wordprocessingShape" xmlns:o="urn:schemas-microsoft-com:office:office" xmlns:v="urn:schemas-microsoft-com:vml" xmlns:w10="urn:schemas-microsoft-com:office:word" xmlns:w="http://schemas.openxmlformats.org/wordprocessingml/2006/main" xmlns:w14="http://schemas.microsoft.com/office/word/2010/wordml" xmlns:w15="http://schemas.microsoft.com/office/word/2012/wordml" xmlns:w16cex="http://schemas.microsoft.com/office/word/2018/wordml/cex" xmlns:w16cid="http://schemas.microsoft.com/office/word/2016/wordml/cid" xmlns:w16="http://schemas.microsoft.com/office/word/2018/wordml" xmlns:w16sdtdh="http://schemas.microsoft.com/office/word/2020/wordml/sdtdatahash" xmlns:w16sdtfl="http://schemas.microsoft.com/office/word/2024/wordml/sdtformatlock" xmlns:w16se="http://schemas.microsoft.com/office/word/2015/wordml/symex" xmlns:w16du="http://schemas.microsoft.com/office/word/2023/wordml/word16du" xmlns:wne="http://schemas.microsoft.com/office/word/2006/wordml" mc:Ignorable="w14 w15 w16se w16cid w16 w16cex w16sdtdh w16sdtfl w16du wp14">
+<w15:people xmlns:mc="http://schemas.openxmlformats.org/markup-compatibility/2006" xmlns:w15="http://schemas.microsoft.com/office/word/2012/wordml" mc:Ignorable="w15">
   <w15:person w15:author="Yen Hoang">
     <w15:presenceInfo w15:providerId="Windows Live" w15:userId="3723e32b4cb6fe7e"/>
+  </w15:person>
+  <w15:person w15:author="Guest User">
+    <w15:presenceInfo w15:providerId="Windows Live" w15:userId=""/>
   </w15:person>
 </w15:people>
 </file>
 
 <file path=word/styles.xml><?xml version="1.0" encoding="utf-8"?>
-<w:styles xmlns:mc="http://schemas.openxmlformats.org/markup-compatibility/2006" xmlns:r="http://schemas.openxmlformats.org/officeDocument/2006/relationships" xmlns:w="http://schemas.openxmlformats.org/wordprocessingml/2006/main" xmlns:w14="http://schemas.microsoft.com/office/word/2010/wordml" xmlns:w15="http://schemas.microsoft.com/office/word/2012/wordml" xmlns:w16cex="http://schemas.microsoft.com/office/word/2018/wordml/cex" xmlns:w16cid="http://schemas.microsoft.com/office/word/2016/wordml/cid" xmlns:w16="http://schemas.microsoft.com/office/word/2018/wordml" xmlns:w16sdtdh="http://schemas.microsoft.com/office/word/2020/wordml/sdtdatahash" xmlns:w16sdtfl="http://schemas.microsoft.com/office/word/2024/wordml/sdtformatlock" xmlns:w16se="http://schemas.microsoft.com/office/word/2015/wordml/symex" xmlns:w16du="http://schemas.microsoft.com/office/word/2023/wordml/word16du" mc:Ignorable="w14 w15 w16se w16cid w16 w16cex w16sdtdh w16sdtfl w16du">
+<w:styles xmlns:wp14="http://schemas.microsoft.com/office/word/2010/wordprocessingDrawing" xmlns:mc="http://schemas.openxmlformats.org/markup-compatibility/2006" xmlns:r="http://schemas.openxmlformats.org/officeDocument/2006/relationships" xmlns:w="http://schemas.openxmlformats.org/wordprocessingml/2006/main" xmlns:w14="http://schemas.microsoft.com/office/word/2010/wordml" xmlns:w15="http://schemas.microsoft.com/office/word/2012/wordml" xmlns:w16cex="http://schemas.microsoft.com/office/word/2018/wordml/cex" xmlns:w16cid="http://schemas.microsoft.com/office/word/2016/wordml/cid" xmlns:w16="http://schemas.microsoft.com/office/word/2018/wordml" xmlns:w16du="http://schemas.microsoft.com/office/word/2023/wordml/word16du" xmlns:w16sdtdh="http://schemas.microsoft.com/office/word/2020/wordml/sdtdatahash" xmlns:w16sdtfl="http://schemas.microsoft.com/office/word/2024/wordml/sdtformatlock" xmlns:w16se="http://schemas.microsoft.com/office/word/2015/wordml/symex" mc:Ignorable="w14 w15 w16se w16cid w16 w16cex w16sdtdh w16sdtfl w16du wp14">
   <w:docDefaults>
     <w:rPrDefault>
       <w:rPr>
-        <w:rFonts w:ascii="Times New Roman" w:eastAsiaTheme="minorHAnsi" w:hAnsi="Times New Roman" w:cs="Times New Roman"/>
+        <w:rFonts w:ascii="Times New Roman" w:hAnsi="Times New Roman" w:cs="Times New Roman" w:eastAsiaTheme="minorHAnsi"/>
         <w:sz w:val="24"/>
         <w:szCs w:val="24"/>
         <w:lang w:val="en-US" w:eastAsia="en-US" w:bidi="ar-SA"/>
@@ -22647,14 +23995,14 @@
   <w:latentStyles w:defLockedState="0" w:defUIPriority="99" w:defSemiHidden="0" w:defUnhideWhenUsed="0" w:defQFormat="0" w:count="376">
     <w:lsdException w:name="Normal" w:uiPriority="0" w:qFormat="1"/>
     <w:lsdException w:name="heading 1" w:uiPriority="0" w:qFormat="1"/>
-    <w:lsdException w:name="heading 2" w:semiHidden="1" w:uiPriority="9" w:unhideWhenUsed="1" w:qFormat="1"/>
-    <w:lsdException w:name="heading 3" w:semiHidden="1" w:uiPriority="9" w:unhideWhenUsed="1" w:qFormat="1"/>
-    <w:lsdException w:name="heading 4" w:semiHidden="1" w:uiPriority="9" w:unhideWhenUsed="1" w:qFormat="1"/>
-    <w:lsdException w:name="heading 5" w:semiHidden="1" w:uiPriority="9" w:unhideWhenUsed="1" w:qFormat="1"/>
-    <w:lsdException w:name="heading 6" w:semiHidden="1" w:uiPriority="9" w:unhideWhenUsed="1" w:qFormat="1"/>
-    <w:lsdException w:name="heading 7" w:semiHidden="1" w:uiPriority="9" w:unhideWhenUsed="1" w:qFormat="1"/>
-    <w:lsdException w:name="heading 8" w:semiHidden="1" w:uiPriority="9" w:unhideWhenUsed="1" w:qFormat="1"/>
-    <w:lsdException w:name="heading 9" w:semiHidden="1" w:uiPriority="9" w:unhideWhenUsed="1" w:qFormat="1"/>
+    <w:lsdException w:name="heading 2" w:uiPriority="9" w:semiHidden="1" w:unhideWhenUsed="1" w:qFormat="1"/>
+    <w:lsdException w:name="heading 3" w:uiPriority="9" w:semiHidden="1" w:unhideWhenUsed="1" w:qFormat="1"/>
+    <w:lsdException w:name="heading 4" w:uiPriority="9" w:semiHidden="1" w:unhideWhenUsed="1" w:qFormat="1"/>
+    <w:lsdException w:name="heading 5" w:uiPriority="9" w:semiHidden="1" w:unhideWhenUsed="1" w:qFormat="1"/>
+    <w:lsdException w:name="heading 6" w:uiPriority="9" w:semiHidden="1" w:unhideWhenUsed="1" w:qFormat="1"/>
+    <w:lsdException w:name="heading 7" w:uiPriority="9" w:semiHidden="1" w:unhideWhenUsed="1" w:qFormat="1"/>
+    <w:lsdException w:name="heading 8" w:uiPriority="9" w:semiHidden="1" w:unhideWhenUsed="1" w:qFormat="1"/>
+    <w:lsdException w:name="heading 9" w:uiPriority="9" w:semiHidden="1" w:unhideWhenUsed="1" w:qFormat="1"/>
     <w:lsdException w:name="index 1" w:semiHidden="1" w:unhideWhenUsed="1"/>
     <w:lsdException w:name="index 2" w:semiHidden="1" w:unhideWhenUsed="1"/>
     <w:lsdException w:name="index 3" w:semiHidden="1" w:unhideWhenUsed="1"/>
@@ -22664,22 +24012,22 @@
     <w:lsdException w:name="index 7" w:semiHidden="1" w:unhideWhenUsed="1"/>
     <w:lsdException w:name="index 8" w:semiHidden="1" w:unhideWhenUsed="1"/>
     <w:lsdException w:name="index 9" w:semiHidden="1" w:unhideWhenUsed="1"/>
-    <w:lsdException w:name="toc 1" w:semiHidden="1" w:uiPriority="39" w:unhideWhenUsed="1" w:qFormat="1"/>
-    <w:lsdException w:name="toc 2" w:semiHidden="1" w:uiPriority="39" w:unhideWhenUsed="1" w:qFormat="1"/>
-    <w:lsdException w:name="toc 3" w:semiHidden="1" w:uiPriority="39" w:unhideWhenUsed="1" w:qFormat="1"/>
-    <w:lsdException w:name="toc 4" w:semiHidden="1" w:uiPriority="39" w:unhideWhenUsed="1"/>
-    <w:lsdException w:name="toc 5" w:semiHidden="1" w:uiPriority="39" w:unhideWhenUsed="1"/>
-    <w:lsdException w:name="toc 6" w:semiHidden="1" w:uiPriority="39" w:unhideWhenUsed="1"/>
-    <w:lsdException w:name="toc 7" w:semiHidden="1" w:uiPriority="39" w:unhideWhenUsed="1"/>
-    <w:lsdException w:name="toc 8" w:semiHidden="1" w:uiPriority="39" w:unhideWhenUsed="1"/>
-    <w:lsdException w:name="toc 9" w:semiHidden="1" w:uiPriority="39" w:unhideWhenUsed="1"/>
+    <w:lsdException w:name="toc 1" w:uiPriority="39" w:semiHidden="1" w:unhideWhenUsed="1" w:qFormat="1"/>
+    <w:lsdException w:name="toc 2" w:uiPriority="39" w:semiHidden="1" w:unhideWhenUsed="1" w:qFormat="1"/>
+    <w:lsdException w:name="toc 3" w:uiPriority="39" w:semiHidden="1" w:unhideWhenUsed="1" w:qFormat="1"/>
+    <w:lsdException w:name="toc 4" w:uiPriority="39" w:semiHidden="1" w:unhideWhenUsed="1"/>
+    <w:lsdException w:name="toc 5" w:uiPriority="39" w:semiHidden="1" w:unhideWhenUsed="1"/>
+    <w:lsdException w:name="toc 6" w:uiPriority="39" w:semiHidden="1" w:unhideWhenUsed="1"/>
+    <w:lsdException w:name="toc 7" w:uiPriority="39" w:semiHidden="1" w:unhideWhenUsed="1"/>
+    <w:lsdException w:name="toc 8" w:uiPriority="39" w:semiHidden="1" w:unhideWhenUsed="1"/>
+    <w:lsdException w:name="toc 9" w:uiPriority="39" w:semiHidden="1" w:unhideWhenUsed="1"/>
     <w:lsdException w:name="Normal Indent" w:semiHidden="1" w:unhideWhenUsed="1"/>
     <w:lsdException w:name="footnote text" w:semiHidden="1" w:unhideWhenUsed="1"/>
     <w:lsdException w:name="annotation text" w:semiHidden="1" w:unhideWhenUsed="1"/>
     <w:lsdException w:name="header" w:semiHidden="1" w:unhideWhenUsed="1"/>
     <w:lsdException w:name="footer" w:semiHidden="1" w:unhideWhenUsed="1"/>
     <w:lsdException w:name="index heading" w:semiHidden="1" w:unhideWhenUsed="1"/>
-    <w:lsdException w:name="caption" w:semiHidden="1" w:uiPriority="35" w:unhideWhenUsed="1" w:qFormat="1"/>
+    <w:lsdException w:name="caption" w:uiPriority="35" w:semiHidden="1" w:unhideWhenUsed="1" w:qFormat="1"/>
     <w:lsdException w:name="table of figures" w:semiHidden="1" w:unhideWhenUsed="1"/>
     <w:lsdException w:name="envelope address" w:semiHidden="1" w:unhideWhenUsed="1"/>
     <w:lsdException w:name="envelope return" w:semiHidden="1" w:unhideWhenUsed="1"/>
@@ -22710,7 +24058,7 @@
     <w:lsdException w:name="Title" w:uiPriority="10" w:qFormat="1"/>
     <w:lsdException w:name="Closing" w:semiHidden="1" w:unhideWhenUsed="1"/>
     <w:lsdException w:name="Signature" w:semiHidden="1" w:unhideWhenUsed="1"/>
-    <w:lsdException w:name="Default Paragraph Font" w:semiHidden="1" w:uiPriority="1" w:unhideWhenUsed="1"/>
+    <w:lsdException w:name="Default Paragraph Font" w:uiPriority="1" w:semiHidden="1" w:unhideWhenUsed="1"/>
     <w:lsdException w:name="Body Text" w:semiHidden="1" w:unhideWhenUsed="1"/>
     <w:lsdException w:name="Body Text Indent" w:semiHidden="1" w:unhideWhenUsed="1"/>
     <w:lsdException w:name="List Continue" w:semiHidden="1" w:unhideWhenUsed="1"/>
@@ -22735,7 +24083,7 @@
     <w:lsdException w:name="Strong" w:uiPriority="22" w:qFormat="1"/>
     <w:lsdException w:name="Emphasis" w:uiPriority="20" w:qFormat="1"/>
     <w:lsdException w:name="Document Map" w:semiHidden="1" w:unhideWhenUsed="1"/>
-    <w:lsdException w:name="Plain Text" w:semiHidden="1" w:uiPriority="0" w:unhideWhenUsed="1"/>
+    <w:lsdException w:name="Plain Text" w:uiPriority="0" w:semiHidden="1" w:unhideWhenUsed="1"/>
     <w:lsdException w:name="E-mail Signature" w:semiHidden="1" w:unhideWhenUsed="1"/>
     <w:lsdException w:name="HTML Top of Form" w:semiHidden="1" w:unhideWhenUsed="1"/>
     <w:lsdException w:name="HTML Bottom of Form" w:semiHidden="1" w:unhideWhenUsed="1"/>
@@ -22910,8 +24258,8 @@
     <w:lsdException w:name="Subtle Reference" w:uiPriority="31" w:qFormat="1"/>
     <w:lsdException w:name="Intense Reference" w:uiPriority="32" w:qFormat="1"/>
     <w:lsdException w:name="Book Title" w:uiPriority="33" w:qFormat="1"/>
-    <w:lsdException w:name="Bibliography" w:semiHidden="1" w:uiPriority="37" w:unhideWhenUsed="1"/>
-    <w:lsdException w:name="TOC Heading" w:semiHidden="1" w:uiPriority="39" w:unhideWhenUsed="1" w:qFormat="1"/>
+    <w:lsdException w:name="Bibliography" w:uiPriority="37" w:semiHidden="1" w:unhideWhenUsed="1"/>
+    <w:lsdException w:name="TOC Heading" w:uiPriority="39" w:semiHidden="1" w:unhideWhenUsed="1" w:qFormat="1"/>
     <w:lsdException w:name="Plain Table 1" w:uiPriority="41"/>
     <w:lsdException w:name="Plain Table 2" w:uiPriority="42"/>
     <w:lsdException w:name="Plain Table 3" w:uiPriority="43"/>
@@ -23022,7 +24370,7 @@
     <w:lsdException w:name="Unresolved Mention" w:semiHidden="1" w:unhideWhenUsed="1"/>
     <w:lsdException w:name="Smart Link" w:semiHidden="1" w:unhideWhenUsed="1"/>
   </w:latentStyles>
-  <w:style w:type="paragraph" w:default="1" w:styleId="Normal">
+  <w:style w:type="paragraph" w:styleId="Normal" w:default="1">
     <w:name w:val="Normal"/>
     <w:qFormat/>
     <w:rsid w:val="007C2C43"/>
@@ -23049,7 +24397,7 @@
       <w:outlineLvl w:val="0"/>
     </w:pPr>
     <w:rPr>
-      <w:rFonts w:ascii="Arial" w:eastAsia="Times New Roman" w:hAnsi="Arial" w:cs="Arial"/>
+      <w:rFonts w:ascii="Arial" w:hAnsi="Arial" w:eastAsia="Times New Roman" w:cs="Arial"/>
       <w:b/>
       <w:bCs/>
     </w:rPr>
@@ -23071,7 +24419,7 @@
       <w:outlineLvl w:val="2"/>
     </w:pPr>
     <w:rPr>
-      <w:rFonts w:asciiTheme="majorHAnsi" w:eastAsiaTheme="majorEastAsia" w:hAnsiTheme="majorHAnsi" w:cstheme="majorBidi"/>
+      <w:rFonts w:asciiTheme="majorHAnsi" w:hAnsiTheme="majorHAnsi" w:eastAsiaTheme="majorEastAsia" w:cstheme="majorBidi"/>
       <w:b/>
       <w:bCs/>
       <w:color w:val="4F81BD" w:themeColor="accent1"/>
@@ -23094,7 +24442,7 @@
       <w:outlineLvl w:val="3"/>
     </w:pPr>
     <w:rPr>
-      <w:rFonts w:asciiTheme="majorHAnsi" w:eastAsiaTheme="majorEastAsia" w:hAnsiTheme="majorHAnsi" w:cstheme="majorBidi"/>
+      <w:rFonts w:asciiTheme="majorHAnsi" w:hAnsiTheme="majorHAnsi" w:eastAsiaTheme="majorEastAsia" w:cstheme="majorBidi"/>
       <w:b/>
       <w:bCs/>
       <w:i/>
@@ -23102,13 +24450,13 @@
       <w:color w:val="4F81BD" w:themeColor="accent1"/>
     </w:rPr>
   </w:style>
-  <w:style w:type="character" w:default="1" w:styleId="DefaultParagraphFont">
+  <w:style w:type="character" w:styleId="DefaultParagraphFont" w:default="1">
     <w:name w:val="Default Paragraph Font"/>
     <w:uiPriority w:val="1"/>
     <w:semiHidden/>
     <w:unhideWhenUsed/>
   </w:style>
-  <w:style w:type="table" w:default="1" w:styleId="TableNormal">
+  <w:style w:type="table" w:styleId="TableNormal" w:default="1">
     <w:name w:val="Normal Table"/>
     <w:uiPriority w:val="99"/>
     <w:semiHidden/>
@@ -23123,7 +24471,7 @@
       </w:tblCellMar>
     </w:tblPr>
   </w:style>
-  <w:style w:type="numbering" w:default="1" w:styleId="NoList">
+  <w:style w:type="numbering" w:styleId="NoList" w:default="1">
     <w:name w:val="No List"/>
     <w:uiPriority w:val="99"/>
     <w:semiHidden/>
@@ -23144,7 +24492,7 @@
       <w:spacing w:line="240" w:lineRule="auto"/>
     </w:pPr>
   </w:style>
-  <w:style w:type="character" w:customStyle="1" w:styleId="HeaderChar">
+  <w:style w:type="character" w:styleId="HeaderChar" w:customStyle="1">
     <w:name w:val="Header Char"/>
     <w:basedOn w:val="DefaultParagraphFont"/>
     <w:link w:val="Header"/>
@@ -23166,7 +24514,7 @@
       <w:spacing w:line="240" w:lineRule="auto"/>
     </w:pPr>
   </w:style>
-  <w:style w:type="character" w:customStyle="1" w:styleId="FooterChar">
+  <w:style w:type="character" w:styleId="FooterChar" w:customStyle="1">
     <w:name w:val="Footer Char"/>
     <w:basedOn w:val="DefaultParagraphFont"/>
     <w:link w:val="Footer"/>
@@ -23184,27 +24532,27 @@
     </w:pPr>
     <w:tblPr>
       <w:tblBorders>
-        <w:top w:val="single" w:sz="4" w:space="0" w:color="auto"/>
-        <w:left w:val="single" w:sz="4" w:space="0" w:color="auto"/>
-        <w:bottom w:val="single" w:sz="4" w:space="0" w:color="auto"/>
-        <w:right w:val="single" w:sz="4" w:space="0" w:color="auto"/>
-        <w:insideH w:val="single" w:sz="4" w:space="0" w:color="auto"/>
-        <w:insideV w:val="single" w:sz="4" w:space="0" w:color="auto"/>
+        <w:top w:val="single" w:color="auto" w:sz="4" w:space="0"/>
+        <w:left w:val="single" w:color="auto" w:sz="4" w:space="0"/>
+        <w:bottom w:val="single" w:color="auto" w:sz="4" w:space="0"/>
+        <w:right w:val="single" w:color="auto" w:sz="4" w:space="0"/>
+        <w:insideH w:val="single" w:color="auto" w:sz="4" w:space="0"/>
+        <w:insideV w:val="single" w:color="auto" w:sz="4" w:space="0"/>
       </w:tblBorders>
     </w:tblPr>
   </w:style>
-  <w:style w:type="character" w:customStyle="1" w:styleId="Heading1Char">
+  <w:style w:type="character" w:styleId="Heading1Char" w:customStyle="1">
     <w:name w:val="Heading 1 Char"/>
     <w:basedOn w:val="DefaultParagraphFont"/>
     <w:link w:val="Heading1"/>
     <w:rsid w:val="006A6309"/>
     <w:rPr>
-      <w:rFonts w:ascii="Arial" w:eastAsia="Times New Roman" w:hAnsi="Arial" w:cs="Arial"/>
+      <w:rFonts w:ascii="Arial" w:hAnsi="Arial" w:eastAsia="Times New Roman" w:cs="Arial"/>
       <w:b/>
       <w:bCs/>
     </w:rPr>
   </w:style>
-  <w:style w:type="character" w:customStyle="1" w:styleId="Heading3Char">
+  <w:style w:type="character" w:styleId="Heading3Char" w:customStyle="1">
     <w:name w:val="Heading 3 Char"/>
     <w:basedOn w:val="DefaultParagraphFont"/>
     <w:link w:val="Heading3"/>
@@ -23212,13 +24560,13 @@
     <w:semiHidden/>
     <w:rsid w:val="006A6309"/>
     <w:rPr>
-      <w:rFonts w:asciiTheme="majorHAnsi" w:eastAsiaTheme="majorEastAsia" w:hAnsiTheme="majorHAnsi" w:cstheme="majorBidi"/>
+      <w:rFonts w:asciiTheme="majorHAnsi" w:hAnsiTheme="majorHAnsi" w:eastAsiaTheme="majorEastAsia" w:cstheme="majorBidi"/>
       <w:b/>
       <w:bCs/>
       <w:color w:val="4F81BD" w:themeColor="accent1"/>
     </w:rPr>
   </w:style>
-  <w:style w:type="character" w:customStyle="1" w:styleId="Heading4Char">
+  <w:style w:type="character" w:styleId="Heading4Char" w:customStyle="1">
     <w:name w:val="Heading 4 Char"/>
     <w:basedOn w:val="DefaultParagraphFont"/>
     <w:link w:val="Heading4"/>
@@ -23226,7 +24574,7 @@
     <w:semiHidden/>
     <w:rsid w:val="006A6309"/>
     <w:rPr>
-      <w:rFonts w:asciiTheme="majorHAnsi" w:eastAsiaTheme="majorEastAsia" w:hAnsiTheme="majorHAnsi" w:cstheme="majorBidi"/>
+      <w:rFonts w:asciiTheme="majorHAnsi" w:hAnsiTheme="majorHAnsi" w:eastAsiaTheme="majorEastAsia" w:cstheme="majorBidi"/>
       <w:b/>
       <w:bCs/>
       <w:i/>
@@ -23259,24 +24607,24 @@
       <w:jc w:val="left"/>
     </w:pPr>
     <w:rPr>
-      <w:rFonts w:ascii="Courier New" w:eastAsia="Times New Roman" w:hAnsi="Courier New" w:cs="Courier New"/>
+      <w:rFonts w:ascii="Courier New" w:hAnsi="Courier New" w:eastAsia="Times New Roman" w:cs="Courier New"/>
       <w:sz w:val="20"/>
       <w:szCs w:val="20"/>
     </w:rPr>
   </w:style>
-  <w:style w:type="character" w:customStyle="1" w:styleId="PlainTextChar">
+  <w:style w:type="character" w:styleId="PlainTextChar" w:customStyle="1">
     <w:name w:val="Plain Text Char"/>
     <w:basedOn w:val="DefaultParagraphFont"/>
     <w:link w:val="PlainText"/>
     <w:semiHidden/>
     <w:rsid w:val="006A6309"/>
     <w:rPr>
-      <w:rFonts w:ascii="Courier New" w:eastAsia="Times New Roman" w:hAnsi="Courier New" w:cs="Courier New"/>
+      <w:rFonts w:ascii="Courier New" w:hAnsi="Courier New" w:eastAsia="Times New Roman" w:cs="Courier New"/>
       <w:sz w:val="20"/>
       <w:szCs w:val="20"/>
     </w:rPr>
   </w:style>
-  <w:style w:type="paragraph" w:customStyle="1" w:styleId="body">
+  <w:style w:type="paragraph" w:styleId="body" w:customStyle="1">
     <w:name w:val="body"/>
     <w:rsid w:val="006A6309"/>
     <w:pPr>
@@ -23286,13 +24634,13 @@
       <w:jc w:val="left"/>
     </w:pPr>
     <w:rPr>
-      <w:rFonts w:ascii="Times" w:eastAsia="Times New Roman" w:hAnsi="Times" w:cs="Times"/>
+      <w:rFonts w:ascii="Times" w:hAnsi="Times" w:eastAsia="Times New Roman" w:cs="Times"/>
       <w:sz w:val="22"/>
       <w:szCs w:val="22"/>
       <w:lang w:val="en-AU"/>
     </w:rPr>
   </w:style>
-  <w:style w:type="paragraph" w:customStyle="1" w:styleId="TableContents">
+  <w:style w:type="paragraph" w:styleId="TableContents" w:customStyle="1">
     <w:name w:val="Table Contents"/>
     <w:basedOn w:val="Normal"/>
     <w:rsid w:val="006A6309"/>
@@ -23325,7 +24673,7 @@
       <w:szCs w:val="16"/>
     </w:rPr>
   </w:style>
-  <w:style w:type="character" w:customStyle="1" w:styleId="BalloonTextChar">
+  <w:style w:type="character" w:styleId="BalloonTextChar" w:customStyle="1">
     <w:name w:val="Balloon Text Char"/>
     <w:basedOn w:val="DefaultParagraphFont"/>
     <w:link w:val="BalloonText"/>
@@ -23339,7 +24687,7 @@
     </w:rPr>
   </w:style>
   <w:style w:type="character" w:styleId="CommentReference">
-    <w:name w:val="annotation reference"/>
+    <w:name w:val="Comment Reference"/>
     <w:basedOn w:val="DefaultParagraphFont"/>
     <w:uiPriority w:val="99"/>
     <w:semiHidden/>
@@ -23351,7 +24699,7 @@
     </w:rPr>
   </w:style>
   <w:style w:type="paragraph" w:styleId="CommentText">
-    <w:name w:val="annotation text"/>
+    <w:name w:val="Comment Text"/>
     <w:basedOn w:val="Normal"/>
     <w:link w:val="CommentTextChar"/>
     <w:uiPriority w:val="99"/>
@@ -23366,7 +24714,7 @@
       <w:szCs w:val="20"/>
     </w:rPr>
   </w:style>
-  <w:style w:type="character" w:customStyle="1" w:styleId="CommentTextChar">
+  <w:style w:type="character" w:styleId="CommentTextChar" w:customStyle="1">
     <w:name w:val="Comment Text Char"/>
     <w:basedOn w:val="DefaultParagraphFont"/>
     <w:link w:val="CommentText"/>
@@ -23379,7 +24727,7 @@
     </w:rPr>
   </w:style>
   <w:style w:type="paragraph" w:styleId="CommentSubject">
-    <w:name w:val="annotation subject"/>
+    <w:name w:val="Comment Subject"/>
     <w:basedOn w:val="CommentText"/>
     <w:next w:val="CommentText"/>
     <w:link w:val="CommentSubjectChar"/>
@@ -23392,7 +24740,7 @@
       <w:bCs/>
     </w:rPr>
   </w:style>
-  <w:style w:type="character" w:customStyle="1" w:styleId="CommentSubjectChar">
+  <w:style w:type="character" w:styleId="CommentSubjectChar" w:customStyle="1">
     <w:name w:val="Comment Subject Char"/>
     <w:basedOn w:val="CommentTextChar"/>
     <w:link w:val="CommentSubject"/>
@@ -23427,7 +24775,7 @@
       <w:outlineLvl w:val="9"/>
     </w:pPr>
     <w:rPr>
-      <w:rFonts w:asciiTheme="majorHAnsi" w:eastAsiaTheme="majorEastAsia" w:hAnsiTheme="majorHAnsi" w:cstheme="majorBidi"/>
+      <w:rFonts w:asciiTheme="majorHAnsi" w:hAnsiTheme="majorHAnsi" w:eastAsiaTheme="majorEastAsia" w:cstheme="majorBidi"/>
       <w:color w:val="365F91" w:themeColor="accent1" w:themeShade="BF"/>
       <w:sz w:val="28"/>
       <w:szCs w:val="28"/>
@@ -23448,7 +24796,7 @@
       <w:jc w:val="left"/>
     </w:pPr>
     <w:rPr>
-      <w:rFonts w:asciiTheme="minorHAnsi" w:eastAsiaTheme="minorEastAsia" w:hAnsiTheme="minorHAnsi" w:cstheme="minorBidi"/>
+      <w:rFonts w:asciiTheme="minorHAnsi" w:hAnsiTheme="minorHAnsi" w:eastAsiaTheme="minorEastAsia" w:cstheme="minorBidi"/>
       <w:sz w:val="22"/>
       <w:szCs w:val="22"/>
     </w:rPr>
@@ -23468,7 +24816,7 @@
       <w:jc w:val="left"/>
     </w:pPr>
     <w:rPr>
-      <w:rFonts w:asciiTheme="minorHAnsi" w:eastAsiaTheme="minorEastAsia" w:hAnsiTheme="minorHAnsi" w:cstheme="minorBidi"/>
+      <w:rFonts w:asciiTheme="minorHAnsi" w:hAnsiTheme="minorHAnsi" w:eastAsiaTheme="minorEastAsia" w:cstheme="minorBidi"/>
       <w:sz w:val="22"/>
       <w:szCs w:val="22"/>
     </w:rPr>
@@ -23488,7 +24836,7 @@
       <w:jc w:val="left"/>
     </w:pPr>
     <w:rPr>
-      <w:rFonts w:asciiTheme="minorHAnsi" w:eastAsiaTheme="minorEastAsia" w:hAnsiTheme="minorHAnsi" w:cstheme="minorBidi"/>
+      <w:rFonts w:asciiTheme="minorHAnsi" w:hAnsiTheme="minorHAnsi" w:eastAsiaTheme="minorEastAsia" w:cstheme="minorBidi"/>
       <w:sz w:val="22"/>
       <w:szCs w:val="22"/>
     </w:rPr>
@@ -23504,7 +24852,7 @@
       <w:u w:val="single"/>
     </w:rPr>
   </w:style>
-  <w:style w:type="paragraph" w:customStyle="1" w:styleId="Tabletext">
+  <w:style w:type="paragraph" w:styleId="Tabletext" w:customStyle="1">
     <w:name w:val="Tabletext"/>
     <w:basedOn w:val="Normal"/>
     <w:rsid w:val="00A51C88"/>
@@ -23518,12 +24866,12 @@
       <w:ind w:right="0"/>
     </w:pPr>
     <w:rPr>
-      <w:rFonts w:ascii="Arial" w:eastAsia="Times New Roman" w:hAnsi="Arial"/>
+      <w:rFonts w:ascii="Arial" w:hAnsi="Arial" w:eastAsia="Times New Roman"/>
       <w:sz w:val="20"/>
       <w:szCs w:val="20"/>
     </w:rPr>
   </w:style>
-  <w:style w:type="paragraph" w:customStyle="1" w:styleId="StyleNormalsampleBefore6pt">
+  <w:style w:type="paragraph" w:styleId="StyleNormalsampleBefore6pt" w:customStyle="1">
     <w:name w:val="Style Normal sample + Before:  6 pt"/>
     <w:basedOn w:val="Normal"/>
     <w:rsid w:val="00A51C88"/>
@@ -23532,7 +24880,7 @@
       <w:ind w:left="432" w:right="0"/>
     </w:pPr>
     <w:rPr>
-      <w:rFonts w:ascii="Arial" w:eastAsia="MS Mincho" w:hAnsi="Arial"/>
+      <w:rFonts w:ascii="Arial" w:hAnsi="Arial" w:eastAsia="MS Mincho"/>
       <w:i/>
       <w:iCs/>
       <w:kern w:val="32"/>
@@ -23561,7 +24909,7 @@
       <w:szCs w:val="16"/>
     </w:rPr>
   </w:style>
-  <w:style w:type="character" w:customStyle="1" w:styleId="DocumentMapChar">
+  <w:style w:type="character" w:styleId="DocumentMapChar" w:customStyle="1">
     <w:name w:val="Document Map Char"/>
     <w:basedOn w:val="DefaultParagraphFont"/>
     <w:link w:val="DocumentMap"/>
@@ -23575,7 +24923,7 @@
       <w:szCs w:val="16"/>
     </w:rPr>
   </w:style>
-  <w:style w:type="table" w:customStyle="1" w:styleId="LightList-Accent11">
+  <w:style w:type="table" w:styleId="LightList-Accent11" w:customStyle="1">
     <w:name w:val="Light List - Accent 11"/>
     <w:basedOn w:val="TableNormal"/>
     <w:uiPriority w:val="61"/>
@@ -23586,7 +24934,7 @@
       <w:jc w:val="left"/>
     </w:pPr>
     <w:rPr>
-      <w:rFonts w:ascii="Arial" w:eastAsia="Calibri" w:hAnsi="Arial" w:cs="Arial"/>
+      <w:rFonts w:ascii="Arial" w:hAnsi="Arial" w:eastAsia="Calibri" w:cs="Arial"/>
       <w:sz w:val="20"/>
       <w:szCs w:val="22"/>
     </w:rPr>
@@ -23594,12 +24942,12 @@
       <w:tblStyleRowBandSize w:val="1"/>
       <w:tblStyleColBandSize w:val="1"/>
       <w:tblBorders>
-        <w:top w:val="single" w:sz="8" w:space="0" w:color="4F81BD"/>
-        <w:left w:val="single" w:sz="8" w:space="0" w:color="4F81BD"/>
-        <w:bottom w:val="single" w:sz="8" w:space="0" w:color="4F81BD"/>
-        <w:right w:val="single" w:sz="8" w:space="0" w:color="4F81BD"/>
-        <w:insideH w:val="single" w:sz="8" w:space="0" w:color="4F81BD"/>
-        <w:insideV w:val="single" w:sz="8" w:space="0" w:color="4F81BD"/>
+        <w:top w:val="single" w:color="4F81BD" w:sz="8" w:space="0"/>
+        <w:left w:val="single" w:color="4F81BD" w:sz="8" w:space="0"/>
+        <w:bottom w:val="single" w:color="4F81BD" w:sz="8" w:space="0"/>
+        <w:right w:val="single" w:color="4F81BD" w:sz="8" w:space="0"/>
+        <w:insideH w:val="single" w:color="4F81BD" w:sz="8" w:space="0"/>
+        <w:insideV w:val="single" w:color="4F81BD" w:sz="8" w:space="0"/>
       </w:tblBorders>
       <w:tblCellMar>
         <w:top w:w="29" w:type="dxa"/>
@@ -23637,10 +24985,10 @@
       <w:tblPr/>
       <w:tcPr>
         <w:tcBorders>
-          <w:top w:val="single" w:sz="8" w:space="0" w:color="4F81BD"/>
-          <w:left w:val="single" w:sz="8" w:space="0" w:color="4F81BD"/>
-          <w:bottom w:val="single" w:sz="8" w:space="0" w:color="4F81BD"/>
-          <w:right w:val="single" w:sz="8" w:space="0" w:color="4F81BD"/>
+          <w:top w:val="single" w:color="4F81BD" w:sz="8" w:space="0"/>
+          <w:left w:val="single" w:color="4F81BD" w:sz="8" w:space="0"/>
+          <w:bottom w:val="single" w:color="4F81BD" w:sz="8" w:space="0"/>
+          <w:right w:val="single" w:color="4F81BD" w:sz="8" w:space="0"/>
         </w:tcBorders>
       </w:tcPr>
     </w:tblStylePr>
@@ -23664,10 +25012,10 @@
       <w:tblPr/>
       <w:tcPr>
         <w:tcBorders>
-          <w:top w:val="single" w:sz="8" w:space="0" w:color="4F81BD"/>
-          <w:left w:val="single" w:sz="8" w:space="0" w:color="4F81BD"/>
-          <w:bottom w:val="single" w:sz="8" w:space="0" w:color="4F81BD"/>
-          <w:right w:val="single" w:sz="8" w:space="0" w:color="4F81BD"/>
+          <w:top w:val="single" w:color="4F81BD" w:sz="8" w:space="0"/>
+          <w:left w:val="single" w:color="4F81BD" w:sz="8" w:space="0"/>
+          <w:bottom w:val="single" w:color="4F81BD" w:sz="8" w:space="0"/>
+          <w:right w:val="single" w:color="4F81BD" w:sz="8" w:space="0"/>
         </w:tcBorders>
       </w:tcPr>
     </w:tblStylePr>
@@ -23684,10 +25032,10 @@
       <w:tblPr/>
       <w:tcPr>
         <w:tcBorders>
-          <w:top w:val="single" w:sz="8" w:space="0" w:color="4F81BD"/>
-          <w:left w:val="single" w:sz="8" w:space="0" w:color="4F81BD"/>
-          <w:bottom w:val="single" w:sz="8" w:space="0" w:color="4F81BD"/>
-          <w:right w:val="single" w:sz="8" w:space="0" w:color="4F81BD"/>
+          <w:top w:val="single" w:color="4F81BD" w:sz="8" w:space="0"/>
+          <w:left w:val="single" w:color="4F81BD" w:sz="8" w:space="0"/>
+          <w:bottom w:val="single" w:color="4F81BD" w:sz="8" w:space="0"/>
+          <w:right w:val="single" w:color="4F81BD" w:sz="8" w:space="0"/>
         </w:tcBorders>
       </w:tcPr>
     </w:tblStylePr>
@@ -23703,7 +25051,7 @@
       </w:rPr>
     </w:tblStylePr>
   </w:style>
-  <w:style w:type="paragraph" w:customStyle="1" w:styleId="Body0">
+  <w:style w:type="paragraph" w:styleId="Body0" w:customStyle="1">
     <w:name w:val="Body"/>
     <w:basedOn w:val="Normal"/>
     <w:link w:val="BodyChar"/>
@@ -23715,23 +25063,23 @@
       <w:ind w:left="90" w:right="27"/>
     </w:pPr>
     <w:rPr>
-      <w:rFonts w:ascii="Arial" w:eastAsia="Calibri" w:hAnsi="Arial" w:cs="Arial"/>
+      <w:rFonts w:ascii="Arial" w:hAnsi="Arial" w:eastAsia="Calibri" w:cs="Arial"/>
       <w:sz w:val="20"/>
       <w:szCs w:val="22"/>
     </w:rPr>
   </w:style>
-  <w:style w:type="character" w:customStyle="1" w:styleId="BodyChar">
+  <w:style w:type="character" w:styleId="BodyChar" w:customStyle="1">
     <w:name w:val="Body Char"/>
     <w:basedOn w:val="DefaultParagraphFont"/>
     <w:link w:val="Body0"/>
     <w:rsid w:val="001D105C"/>
     <w:rPr>
-      <w:rFonts w:ascii="Arial" w:eastAsia="Calibri" w:hAnsi="Arial" w:cs="Arial"/>
+      <w:rFonts w:ascii="Arial" w:hAnsi="Arial" w:eastAsia="Calibri" w:cs="Arial"/>
       <w:sz w:val="20"/>
       <w:szCs w:val="22"/>
     </w:rPr>
   </w:style>
-  <w:style w:type="character" w:customStyle="1" w:styleId="ListParagraphChar">
+  <w:style w:type="character" w:styleId="ListParagraphChar" w:customStyle="1">
     <w:name w:val="List Paragraph Char"/>
     <w:aliases w:val="a) Char,Thang2 Char,Level 2 Char,List Paragraph1 Char,Paragraph Char,Norm Char,abc Char,Đoạn của Danh sách Char,List Paragraph11 Char,Đoạn c𞹺Danh sách Char,List Paragraph111 Char,Đoạn c���?nh sách Char,Nga 3 Char,bullet Char"/>
     <w:basedOn w:val="DefaultParagraphFont"/>
@@ -23740,7 +25088,7 @@
     <w:qFormat/>
     <w:rsid w:val="00A607D1"/>
   </w:style>
-  <w:style w:type="paragraph" w:customStyle="1" w:styleId="Bang">
+  <w:style w:type="paragraph" w:styleId="Bang" w:customStyle="1">
     <w:name w:val="Bang"/>
     <w:basedOn w:val="Normal"/>
     <w:autoRedefine/>
@@ -23751,7 +25099,7 @@
       <w:jc w:val="left"/>
     </w:pPr>
     <w:rPr>
-      <w:rFonts w:ascii="Tahoma" w:eastAsia="MS Mincho" w:hAnsi="Tahoma" w:cs="Tahoma"/>
+      <w:rFonts w:ascii="Tahoma" w:hAnsi="Tahoma" w:eastAsia="MS Mincho" w:cs="Tahoma"/>
       <w:snapToGrid w:val="0"/>
       <w:sz w:val="18"/>
       <w:szCs w:val="20"/>
